--- a/submission/05_marriage_time_reallocation/package/manuscript_anonymised.docx
+++ b/submission/05_marriage_time_reallocation/package/manuscript_anonymised.docx
@@ -145,7 +145,7 @@
         <w:t xml:space="preserve"> </w:t>
       </w:r>
       <w:r>
-        <w:t xml:space="preserve">marriage, time use, unpaid work, gender, patrilocality, sleep, India</w:t>
+        <w:t xml:space="preserve">marriage, time use, unpaid work, gender, patrilocality, India</w:t>
       </w:r>
     </w:p>
     <w:bookmarkStart w:id="9" w:name="introduction"/>
@@ -10864,12 +10864,54 @@
     </w:p>
     <w:bookmarkEnd w:id="49"/>
     <w:bookmarkEnd w:id="50"/>
-    <w:bookmarkStart w:id="129" w:name="references"/>
+    <w:bookmarkStart w:id="51" w:name="data-and-code-availability"/>
     <w:p>
       <w:pPr>
         <w:pStyle w:val="Heading1"/>
       </w:pPr>
       <w:r>
+        <w:t xml:space="preserve">Data and code availability</w:t>
+      </w:r>
+    </w:p>
+    <w:p>
+      <w:pPr>
+        <w:pStyle w:val="FirstParagraph"/>
+      </w:pPr>
+      <w:r>
+        <w:t xml:space="preserve">The Time Use Survey 2024 unit-level data are distributed by the National</w:t>
+      </w:r>
+      <w:r>
+        <w:t xml:space="preserve"> </w:t>
+      </w:r>
+      <w:r>
+        <w:t xml:space="preserve">Statistics Office, Ministry of Statistics and Programme Implementation,</w:t>
+      </w:r>
+      <w:r>
+        <w:t xml:space="preserve"> </w:t>
+      </w:r>
+      <w:r>
+        <w:t xml:space="preserve">Government of India (microdata.gov.in, catalogue 236), to registered</w:t>
+      </w:r>
+      <w:r>
+        <w:t xml:space="preserve"> </w:t>
+      </w:r>
+      <w:r>
+        <w:t xml:space="preserve">users. Code available from the author on request; will be made public on</w:t>
+      </w:r>
+      <w:r>
+        <w:t xml:space="preserve"> </w:t>
+      </w:r>
+      <w:r>
+        <w:t xml:space="preserve">acceptance.</w:t>
+      </w:r>
+    </w:p>
+    <w:bookmarkEnd w:id="51"/>
+    <w:bookmarkStart w:id="130" w:name="references"/>
+    <w:p>
+      <w:pPr>
+        <w:pStyle w:val="Heading1"/>
+      </w:pPr>
+      <w:r>
         <w:t xml:space="preserve">References</w:t>
       </w:r>
     </w:p>
@@ -10877,8 +10919,8 @@
       <w:pPr>
         <w:pStyle w:val="FirstParagraph"/>
       </w:pPr>
-      <w:bookmarkStart w:id="51" w:name="refs"/>
-      <w:bookmarkEnd w:id="51"/>
+      <w:bookmarkStart w:id="52" w:name="refs"/>
+      <w:bookmarkEnd w:id="52"/>
     </w:p>
     <w:p>
       <w:pPr>
@@ -11003,7 +11045,7 @@
       <w:r>
         <w:t xml:space="preserve"> </w:t>
       </w:r>
-      <w:hyperlink r:id="rId52">
+      <w:hyperlink r:id="rId53">
         <w:r>
           <w:rPr>
             <w:rStyle w:val="Hyperlink"/>
@@ -11066,7 +11108,7 @@
       <w:r>
         <w:t xml:space="preserve"> </w:t>
       </w:r>
-      <w:hyperlink r:id="rId53">
+      <w:hyperlink r:id="rId54">
         <w:r>
           <w:rPr>
             <w:rStyle w:val="Hyperlink"/>
@@ -11131,7 +11173,7 @@
       <w:r>
         <w:t xml:space="preserve"> </w:t>
       </w:r>
-      <w:hyperlink r:id="rId54">
+      <w:hyperlink r:id="rId55">
         <w:r>
           <w:rPr>
             <w:rStyle w:val="Hyperlink"/>
@@ -11176,7 +11218,7 @@
       <w:r>
         <w:t xml:space="preserve"> </w:t>
       </w:r>
-      <w:hyperlink r:id="rId55">
+      <w:hyperlink r:id="rId56">
         <w:r>
           <w:rPr>
             <w:rStyle w:val="Hyperlink"/>
@@ -11250,7 +11292,7 @@
       <w:r>
         <w:t xml:space="preserve"> </w:t>
       </w:r>
-      <w:hyperlink r:id="rId56">
+      <w:hyperlink r:id="rId57">
         <w:r>
           <w:rPr>
             <w:rStyle w:val="Hyperlink"/>
@@ -11319,7 +11361,7 @@
       <w:r>
         <w:t xml:space="preserve"> </w:t>
       </w:r>
-      <w:hyperlink r:id="rId57">
+      <w:hyperlink r:id="rId58">
         <w:r>
           <w:rPr>
             <w:rStyle w:val="Hyperlink"/>
@@ -11442,7 +11484,7 @@
       <w:r>
         <w:t xml:space="preserve"> </w:t>
       </w:r>
-      <w:hyperlink r:id="rId58">
+      <w:hyperlink r:id="rId59">
         <w:r>
           <w:rPr>
             <w:rStyle w:val="Hyperlink"/>
@@ -11508,7 +11550,7 @@
       <w:r>
         <w:t xml:space="preserve"> </w:t>
       </w:r>
-      <w:hyperlink r:id="rId59">
+      <w:hyperlink r:id="rId60">
         <w:r>
           <w:rPr>
             <w:rStyle w:val="Hyperlink"/>
@@ -11559,7 +11601,7 @@
       <w:r>
         <w:t xml:space="preserve"> </w:t>
       </w:r>
-      <w:hyperlink r:id="rId60">
+      <w:hyperlink r:id="rId61">
         <w:r>
           <w:rPr>
             <w:rStyle w:val="Hyperlink"/>
@@ -11618,7 +11660,7 @@
       <w:r>
         <w:t xml:space="preserve"> </w:t>
       </w:r>
-      <w:hyperlink r:id="rId61">
+      <w:hyperlink r:id="rId62">
         <w:r>
           <w:rPr>
             <w:rStyle w:val="Hyperlink"/>
@@ -11669,7 +11711,7 @@
       <w:r>
         <w:t xml:space="preserve"> </w:t>
       </w:r>
-      <w:hyperlink r:id="rId62">
+      <w:hyperlink r:id="rId63">
         <w:r>
           <w:rPr>
             <w:rStyle w:val="Hyperlink"/>
@@ -11710,7 +11752,7 @@
       <w:r>
         <w:t xml:space="preserve"> </w:t>
       </w:r>
-      <w:hyperlink r:id="rId63">
+      <w:hyperlink r:id="rId64">
         <w:r>
           <w:rPr>
             <w:rStyle w:val="Hyperlink"/>
@@ -11775,7 +11817,7 @@
       <w:r>
         <w:t xml:space="preserve"> </w:t>
       </w:r>
-      <w:hyperlink r:id="rId64">
+      <w:hyperlink r:id="rId65">
         <w:r>
           <w:rPr>
             <w:rStyle w:val="Hyperlink"/>
@@ -11832,7 +11874,7 @@
       <w:r>
         <w:t xml:space="preserve"> </w:t>
       </w:r>
-      <w:hyperlink r:id="rId65">
+      <w:hyperlink r:id="rId66">
         <w:r>
           <w:rPr>
             <w:rStyle w:val="Hyperlink"/>
@@ -11883,7 +11925,7 @@
       <w:r>
         <w:t xml:space="preserve"> </w:t>
       </w:r>
-      <w:hyperlink r:id="rId66">
+      <w:hyperlink r:id="rId67">
         <w:r>
           <w:rPr>
             <w:rStyle w:val="Hyperlink"/>
@@ -11934,7 +11976,7 @@
       <w:r>
         <w:t xml:space="preserve"> </w:t>
       </w:r>
-      <w:hyperlink r:id="rId67">
+      <w:hyperlink r:id="rId68">
         <w:r>
           <w:rPr>
             <w:rStyle w:val="Hyperlink"/>
@@ -11991,7 +12033,7 @@
       <w:r>
         <w:t xml:space="preserve"> </w:t>
       </w:r>
-      <w:hyperlink r:id="rId68">
+      <w:hyperlink r:id="rId69">
         <w:r>
           <w:rPr>
             <w:rStyle w:val="Hyperlink"/>
@@ -12083,7 +12125,7 @@
       <w:r>
         <w:t xml:space="preserve"> </w:t>
       </w:r>
-      <w:hyperlink r:id="rId69">
+      <w:hyperlink r:id="rId70">
         <w:r>
           <w:rPr>
             <w:rStyle w:val="Hyperlink"/>
@@ -12134,7 +12176,7 @@
       <w:r>
         <w:t xml:space="preserve"> </w:t>
       </w:r>
-      <w:hyperlink r:id="rId70">
+      <w:hyperlink r:id="rId71">
         <w:r>
           <w:rPr>
             <w:rStyle w:val="Hyperlink"/>
@@ -12203,7 +12245,7 @@
       <w:r>
         <w:t xml:space="preserve"> </w:t>
       </w:r>
-      <w:hyperlink r:id="rId71">
+      <w:hyperlink r:id="rId72">
         <w:r>
           <w:rPr>
             <w:rStyle w:val="Hyperlink"/>
@@ -12268,7 +12310,7 @@
       <w:r>
         <w:t xml:space="preserve"> </w:t>
       </w:r>
-      <w:hyperlink r:id="rId72">
+      <w:hyperlink r:id="rId73">
         <w:r>
           <w:rPr>
             <w:rStyle w:val="Hyperlink"/>
@@ -12313,7 +12355,7 @@
       <w:r>
         <w:t xml:space="preserve"> </w:t>
       </w:r>
-      <w:hyperlink r:id="rId73">
+      <w:hyperlink r:id="rId74">
         <w:r>
           <w:rPr>
             <w:rStyle w:val="Hyperlink"/>
@@ -12378,7 +12420,7 @@
       <w:r>
         <w:t xml:space="preserve"> </w:t>
       </w:r>
-      <w:hyperlink r:id="rId74">
+      <w:hyperlink r:id="rId75">
         <w:r>
           <w:rPr>
             <w:rStyle w:val="Hyperlink"/>
@@ -12424,7 +12466,7 @@
       <w:r>
         <w:t xml:space="preserve"> </w:t>
       </w:r>
-      <w:hyperlink r:id="rId75">
+      <w:hyperlink r:id="rId76">
         <w:r>
           <w:rPr>
             <w:rStyle w:val="Hyperlink"/>
@@ -12475,7 +12517,7 @@
       <w:r>
         <w:t xml:space="preserve"> </w:t>
       </w:r>
-      <w:hyperlink r:id="rId76">
+      <w:hyperlink r:id="rId77">
         <w:r>
           <w:rPr>
             <w:rStyle w:val="Hyperlink"/>
@@ -12526,7 +12568,7 @@
       <w:r>
         <w:t xml:space="preserve"> </w:t>
       </w:r>
-      <w:hyperlink r:id="rId77">
+      <w:hyperlink r:id="rId78">
         <w:r>
           <w:rPr>
             <w:rStyle w:val="Hyperlink"/>
@@ -12580,7 +12622,7 @@
       <w:r>
         <w:t xml:space="preserve"> </w:t>
       </w:r>
-      <w:hyperlink r:id="rId78">
+      <w:hyperlink r:id="rId79">
         <w:r>
           <w:rPr>
             <w:rStyle w:val="Hyperlink"/>
@@ -12640,7 +12682,7 @@
       <w:r>
         <w:t xml:space="preserve"> </w:t>
       </w:r>
-      <w:hyperlink r:id="rId79">
+      <w:hyperlink r:id="rId80">
         <w:r>
           <w:rPr>
             <w:rStyle w:val="Hyperlink"/>
@@ -12697,7 +12739,7 @@
       <w:r>
         <w:t xml:space="preserve"> </w:t>
       </w:r>
-      <w:hyperlink r:id="rId80">
+      <w:hyperlink r:id="rId81">
         <w:r>
           <w:rPr>
             <w:rStyle w:val="Hyperlink"/>
@@ -12771,7 +12813,7 @@
       <w:r>
         <w:t xml:space="preserve"> </w:t>
       </w:r>
-      <w:hyperlink r:id="rId81">
+      <w:hyperlink r:id="rId82">
         <w:r>
           <w:rPr>
             <w:rStyle w:val="Hyperlink"/>
@@ -12845,7 +12887,7 @@
       <w:r>
         <w:t xml:space="preserve"> </w:t>
       </w:r>
-      <w:hyperlink r:id="rId82">
+      <w:hyperlink r:id="rId83">
         <w:r>
           <w:rPr>
             <w:rStyle w:val="Hyperlink"/>
@@ -12917,7 +12959,7 @@
       <w:r>
         <w:t xml:space="preserve"> </w:t>
       </w:r>
-      <w:hyperlink r:id="rId83">
+      <w:hyperlink r:id="rId84">
         <w:r>
           <w:rPr>
             <w:rStyle w:val="Hyperlink"/>
@@ -12991,7 +13033,7 @@
       <w:r>
         <w:t xml:space="preserve"> </w:t>
       </w:r>
-      <w:hyperlink r:id="rId84">
+      <w:hyperlink r:id="rId85">
         <w:r>
           <w:rPr>
             <w:rStyle w:val="Hyperlink"/>
@@ -13048,7 +13090,7 @@
       <w:r>
         <w:t xml:space="preserve"> </w:t>
       </w:r>
-      <w:hyperlink r:id="rId85">
+      <w:hyperlink r:id="rId86">
         <w:r>
           <w:rPr>
             <w:rStyle w:val="Hyperlink"/>
@@ -13144,7 +13186,7 @@
       <w:r>
         <w:t xml:space="preserve"> </w:t>
       </w:r>
-      <w:hyperlink r:id="rId86">
+      <w:hyperlink r:id="rId87">
         <w:r>
           <w:rPr>
             <w:rStyle w:val="Hyperlink"/>
@@ -13236,7 +13278,7 @@
       <w:r>
         <w:t xml:space="preserve"> </w:t>
       </w:r>
-      <w:hyperlink r:id="rId87">
+      <w:hyperlink r:id="rId88">
         <w:r>
           <w:rPr>
             <w:rStyle w:val="Hyperlink"/>
@@ -13287,7 +13329,7 @@
       <w:r>
         <w:t xml:space="preserve"> </w:t>
       </w:r>
-      <w:hyperlink r:id="rId88">
+      <w:hyperlink r:id="rId89">
         <w:r>
           <w:rPr>
             <w:rStyle w:val="Hyperlink"/>
@@ -13352,7 +13394,7 @@
       <w:r>
         <w:t xml:space="preserve"> </w:t>
       </w:r>
-      <w:hyperlink r:id="rId89">
+      <w:hyperlink r:id="rId90">
         <w:r>
           <w:rPr>
             <w:rStyle w:val="Hyperlink"/>
@@ -13403,7 +13445,7 @@
       <w:r>
         <w:t xml:space="preserve"> </w:t>
       </w:r>
-      <w:hyperlink r:id="rId90">
+      <w:hyperlink r:id="rId91">
         <w:r>
           <w:rPr>
             <w:rStyle w:val="Hyperlink"/>
@@ -13454,7 +13496,7 @@
       <w:r>
         <w:t xml:space="preserve"> </w:t>
       </w:r>
-      <w:hyperlink r:id="rId91">
+      <w:hyperlink r:id="rId92">
         <w:r>
           <w:rPr>
             <w:rStyle w:val="Hyperlink"/>
@@ -13519,7 +13561,7 @@
       <w:r>
         <w:t xml:space="preserve"> </w:t>
       </w:r>
-      <w:hyperlink r:id="rId92">
+      <w:hyperlink r:id="rId93">
         <w:r>
           <w:rPr>
             <w:rStyle w:val="Hyperlink"/>
@@ -13579,7 +13621,7 @@
       <w:r>
         <w:t xml:space="preserve"> </w:t>
       </w:r>
-      <w:hyperlink r:id="rId93">
+      <w:hyperlink r:id="rId94">
         <w:r>
           <w:rPr>
             <w:rStyle w:val="Hyperlink"/>
@@ -13630,7 +13672,7 @@
       <w:r>
         <w:t xml:space="preserve"> </w:t>
       </w:r>
-      <w:hyperlink r:id="rId94">
+      <w:hyperlink r:id="rId95">
         <w:r>
           <w:rPr>
             <w:rStyle w:val="Hyperlink"/>
@@ -13695,7 +13737,7 @@
       <w:r>
         <w:t xml:space="preserve"> </w:t>
       </w:r>
-      <w:hyperlink r:id="rId95">
+      <w:hyperlink r:id="rId96">
         <w:r>
           <w:rPr>
             <w:rStyle w:val="Hyperlink"/>
@@ -13760,7 +13802,7 @@
       <w:r>
         <w:t xml:space="preserve"> </w:t>
       </w:r>
-      <w:hyperlink r:id="rId96">
+      <w:hyperlink r:id="rId97">
         <w:r>
           <w:rPr>
             <w:rStyle w:val="Hyperlink"/>
@@ -13817,7 +13859,7 @@
       <w:r>
         <w:t xml:space="preserve"> </w:t>
       </w:r>
-      <w:hyperlink r:id="rId97">
+      <w:hyperlink r:id="rId98">
         <w:r>
           <w:rPr>
             <w:rStyle w:val="Hyperlink"/>
@@ -13897,7 +13939,7 @@
       <w:r>
         <w:t xml:space="preserve"> </w:t>
       </w:r>
-      <w:hyperlink r:id="rId98">
+      <w:hyperlink r:id="rId99">
         <w:r>
           <w:rPr>
             <w:rStyle w:val="Hyperlink"/>
@@ -13957,7 +13999,7 @@
       <w:r>
         <w:t xml:space="preserve"> </w:t>
       </w:r>
-      <w:hyperlink r:id="rId99">
+      <w:hyperlink r:id="rId100">
         <w:r>
           <w:rPr>
             <w:rStyle w:val="Hyperlink"/>
@@ -14060,7 +14102,7 @@
       <w:r>
         <w:t xml:space="preserve"> </w:t>
       </w:r>
-      <w:hyperlink r:id="rId100">
+      <w:hyperlink r:id="rId101">
         <w:r>
           <w:rPr>
             <w:rStyle w:val="Hyperlink"/>
@@ -14119,7 +14161,7 @@
       <w:r>
         <w:t xml:space="preserve"> </w:t>
       </w:r>
-      <w:hyperlink r:id="rId101">
+      <w:hyperlink r:id="rId102">
         <w:r>
           <w:rPr>
             <w:rStyle w:val="Hyperlink"/>
@@ -14193,7 +14235,7 @@
       <w:r>
         <w:t xml:space="preserve"> </w:t>
       </w:r>
-      <w:hyperlink r:id="rId102">
+      <w:hyperlink r:id="rId103">
         <w:r>
           <w:rPr>
             <w:rStyle w:val="Hyperlink"/>
@@ -14244,7 +14286,7 @@
       <w:r>
         <w:t xml:space="preserve"> </w:t>
       </w:r>
-      <w:hyperlink r:id="rId103">
+      <w:hyperlink r:id="rId104">
         <w:r>
           <w:rPr>
             <w:rStyle w:val="Hyperlink"/>
@@ -14381,7 +14423,7 @@
       <w:r>
         <w:t xml:space="preserve"> </w:t>
       </w:r>
-      <w:hyperlink r:id="rId104">
+      <w:hyperlink r:id="rId105">
         <w:r>
           <w:rPr>
             <w:rStyle w:val="Hyperlink"/>
@@ -14432,7 +14474,7 @@
       <w:r>
         <w:t xml:space="preserve"> </w:t>
       </w:r>
-      <w:hyperlink r:id="rId105">
+      <w:hyperlink r:id="rId106">
         <w:r>
           <w:rPr>
             <w:rStyle w:val="Hyperlink"/>
@@ -14489,7 +14531,7 @@
       <w:r>
         <w:t xml:space="preserve"> </w:t>
       </w:r>
-      <w:hyperlink r:id="rId106">
+      <w:hyperlink r:id="rId107">
         <w:r>
           <w:rPr>
             <w:rStyle w:val="Hyperlink"/>
@@ -14546,7 +14588,7 @@
       <w:r>
         <w:t xml:space="preserve"> </w:t>
       </w:r>
-      <w:hyperlink r:id="rId107">
+      <w:hyperlink r:id="rId108">
         <w:r>
           <w:rPr>
             <w:rStyle w:val="Hyperlink"/>
@@ -14597,7 +14639,7 @@
       <w:r>
         <w:t xml:space="preserve"> </w:t>
       </w:r>
-      <w:hyperlink r:id="rId108">
+      <w:hyperlink r:id="rId109">
         <w:r>
           <w:rPr>
             <w:rStyle w:val="Hyperlink"/>
@@ -14674,7 +14716,7 @@
       <w:r>
         <w:t xml:space="preserve"> </w:t>
       </w:r>
-      <w:hyperlink r:id="rId109">
+      <w:hyperlink r:id="rId110">
         <w:r>
           <w:rPr>
             <w:rStyle w:val="Hyperlink"/>
@@ -14725,7 +14767,7 @@
       <w:r>
         <w:t xml:space="preserve"> </w:t>
       </w:r>
-      <w:hyperlink r:id="rId110">
+      <w:hyperlink r:id="rId111">
         <w:r>
           <w:rPr>
             <w:rStyle w:val="Hyperlink"/>
@@ -14776,7 +14818,7 @@
       <w:r>
         <w:t xml:space="preserve"> </w:t>
       </w:r>
-      <w:hyperlink r:id="rId111">
+      <w:hyperlink r:id="rId112">
         <w:r>
           <w:rPr>
             <w:rStyle w:val="Hyperlink"/>
@@ -14836,7 +14878,7 @@
       <w:r>
         <w:t xml:space="preserve"> </w:t>
       </w:r>
-      <w:hyperlink r:id="rId112">
+      <w:hyperlink r:id="rId113">
         <w:r>
           <w:rPr>
             <w:rStyle w:val="Hyperlink"/>
@@ -14949,7 +14991,7 @@
       <w:r>
         <w:t xml:space="preserve"> </w:t>
       </w:r>
-      <w:hyperlink r:id="rId113">
+      <w:hyperlink r:id="rId114">
         <w:r>
           <w:rPr>
             <w:rStyle w:val="Hyperlink"/>
@@ -15000,7 +15042,7 @@
       <w:r>
         <w:t xml:space="preserve"> </w:t>
       </w:r>
-      <w:hyperlink r:id="rId114">
+      <w:hyperlink r:id="rId115">
         <w:r>
           <w:rPr>
             <w:rStyle w:val="Hyperlink"/>
@@ -15078,7 +15120,7 @@
       <w:r>
         <w:t xml:space="preserve"> </w:t>
       </w:r>
-      <w:hyperlink r:id="rId115">
+      <w:hyperlink r:id="rId116">
         <w:r>
           <w:rPr>
             <w:rStyle w:val="Hyperlink"/>
@@ -15250,7 +15292,7 @@
       <w:r>
         <w:t xml:space="preserve"> </w:t>
       </w:r>
-      <w:hyperlink r:id="rId116">
+      <w:hyperlink r:id="rId117">
         <w:r>
           <w:rPr>
             <w:rStyle w:val="Hyperlink"/>
@@ -15315,7 +15357,7 @@
       <w:r>
         <w:t xml:space="preserve"> </w:t>
       </w:r>
-      <w:hyperlink r:id="rId117">
+      <w:hyperlink r:id="rId118">
         <w:r>
           <w:rPr>
             <w:rStyle w:val="Hyperlink"/>
@@ -15426,7 +15468,7 @@
       <w:r>
         <w:t xml:space="preserve"> </w:t>
       </w:r>
-      <w:hyperlink r:id="rId118">
+      <w:hyperlink r:id="rId119">
         <w:r>
           <w:rPr>
             <w:rStyle w:val="Hyperlink"/>
@@ -15477,7 +15519,7 @@
       <w:r>
         <w:t xml:space="preserve"> </w:t>
       </w:r>
-      <w:hyperlink r:id="rId119">
+      <w:hyperlink r:id="rId120">
         <w:r>
           <w:rPr>
             <w:rStyle w:val="Hyperlink"/>
@@ -15528,7 +15570,7 @@
       <w:r>
         <w:t xml:space="preserve"> </w:t>
       </w:r>
-      <w:hyperlink r:id="rId120">
+      <w:hyperlink r:id="rId121">
         <w:r>
           <w:rPr>
             <w:rStyle w:val="Hyperlink"/>
@@ -15603,7 +15645,7 @@
       <w:r>
         <w:t xml:space="preserve"> </w:t>
       </w:r>
-      <w:hyperlink r:id="rId121">
+      <w:hyperlink r:id="rId122">
         <w:r>
           <w:rPr>
             <w:rStyle w:val="Hyperlink"/>
@@ -15660,7 +15702,7 @@
       <w:r>
         <w:t xml:space="preserve"> </w:t>
       </w:r>
-      <w:hyperlink r:id="rId122">
+      <w:hyperlink r:id="rId123">
         <w:r>
           <w:rPr>
             <w:rStyle w:val="Hyperlink"/>
@@ -15711,7 +15753,7 @@
       <w:r>
         <w:t xml:space="preserve"> </w:t>
       </w:r>
-      <w:hyperlink r:id="rId123">
+      <w:hyperlink r:id="rId124">
         <w:r>
           <w:rPr>
             <w:rStyle w:val="Hyperlink"/>
@@ -15776,7 +15818,7 @@
       <w:r>
         <w:t xml:space="preserve"> </w:t>
       </w:r>
-      <w:hyperlink r:id="rId124">
+      <w:hyperlink r:id="rId125">
         <w:r>
           <w:rPr>
             <w:rStyle w:val="Hyperlink"/>
@@ -15833,7 +15875,7 @@
       <w:r>
         <w:t xml:space="preserve"> </w:t>
       </w:r>
-      <w:hyperlink r:id="rId125">
+      <w:hyperlink r:id="rId126">
         <w:r>
           <w:rPr>
             <w:rStyle w:val="Hyperlink"/>
@@ -15952,7 +15994,7 @@
       <w:r>
         <w:t xml:space="preserve"> </w:t>
       </w:r>
-      <w:hyperlink r:id="rId126">
+      <w:hyperlink r:id="rId127">
         <w:r>
           <w:rPr>
             <w:rStyle w:val="Hyperlink"/>
@@ -15997,7 +16039,7 @@
       <w:r>
         <w:t xml:space="preserve"> </w:t>
       </w:r>
-      <w:hyperlink r:id="rId127">
+      <w:hyperlink r:id="rId128">
         <w:r>
           <w:rPr>
             <w:rStyle w:val="Hyperlink"/>
@@ -16056,7 +16098,7 @@
       <w:r>
         <w:t xml:space="preserve"> </w:t>
       </w:r>
-      <w:hyperlink r:id="rId128">
+      <w:hyperlink r:id="rId129">
         <w:r>
           <w:rPr>
             <w:rStyle w:val="Hyperlink"/>
@@ -16065,7 +16107,7 @@
         </w:r>
       </w:hyperlink>
     </w:p>
-    <w:bookmarkEnd w:id="129"/>
+    <w:bookmarkEnd w:id="130"/>
     <w:sectPr>
       <w:footnotePr>
         <w:numRestart w:val="eachSect"/>

--- a/submission/05_marriage_time_reallocation/package/manuscript_anonymised.docx
+++ b/submission/05_marriage_time_reallocation/package/manuscript_anonymised.docx
@@ -2238,43 +2238,55 @@
         <w:t xml:space="preserve"> </w:t>
       </w:r>
       <w:r>
-        <w:t xml:space="preserve">the person-day, so each diary partitions 1,440 minutes; 100.0% of</w:t>
-      </w:r>
-      <w:r>
-        <w:t xml:space="preserve"> </w:t>
-      </w:r>
-      <w:r>
-        <w:t xml:space="preserve">diaries do so exactly. Some diaries are reported by another household</w:t>
-      </w:r>
-      <w:r>
-        <w:t xml:space="preserve"> </w:t>
-      </w:r>
-      <w:r>
-        <w:t xml:space="preserve">member; I control for proxy reporting and drop proxy diaries in a</w:t>
-      </w:r>
-      <w:r>
-        <w:t xml:space="preserve"> </w:t>
-      </w:r>
-      <w:r>
-        <w:t xml:space="preserve">robustness check. All estimates use the survey multipliers, and standard</w:t>
-      </w:r>
-      <w:r>
-        <w:t xml:space="preserve"> </w:t>
-      </w:r>
-      <w:r>
-        <w:t xml:space="preserve">errors are clustered on the first-stage unit, the primary sampling unit</w:t>
-      </w:r>
-      <w:r>
-        <w:t xml:space="preserve"> </w:t>
-      </w:r>
-      <w:r>
-        <w:t xml:space="preserve">(;</w:t>
-      </w:r>
-      <w:r>
-        <w:t xml:space="preserve"> </w:t>
-      </w:r>
-      <w:r>
-        <w:t xml:space="preserve">).</w:t>
+        <w:t xml:space="preserve">the person-day, so all but 5 of the 450,457 diaries partition exactly</w:t>
+      </w:r>
+      <w:r>
+        <w:t xml:space="preserve"> </w:t>
+      </w:r>
+      <w:r>
+        <w:t xml:space="preserve">1,440 minutes. The roster lists 454,192 persons aged six and above;</w:t>
+      </w:r>
+      <w:r>
+        <w:t xml:space="preserve"> </w:t>
+      </w:r>
+      <w:r>
+        <w:t xml:space="preserve">3,735 of them have no diary records in the file, which leaves the</w:t>
+      </w:r>
+      <w:r>
+        <w:t xml:space="preserve"> </w:t>
+      </w:r>
+      <w:r>
+        <w:t xml:space="preserve">450,457 diaries, and the 49 diaries of third-gender respondents are</w:t>
+      </w:r>
+      <w:r>
+        <w:t xml:space="preserve"> </w:t>
+      </w:r>
+      <w:r>
+        <w:t xml:space="preserve">excluded from the comparisons of women and men. Some diaries are</w:t>
+      </w:r>
+      <w:r>
+        <w:t xml:space="preserve"> </w:t>
+      </w:r>
+      <w:r>
+        <w:t xml:space="preserve">reported by another household member; I control for proxy reporting and</w:t>
+      </w:r>
+      <w:r>
+        <w:t xml:space="preserve"> </w:t>
+      </w:r>
+      <w:r>
+        <w:t xml:space="preserve">drop proxy diaries in a robustness check. All estimates use the survey</w:t>
+      </w:r>
+      <w:r>
+        <w:t xml:space="preserve"> </w:t>
+      </w:r>
+      <w:r>
+        <w:t xml:space="preserve">multipliers, and standard errors are clustered on the first-stage unit,</w:t>
+      </w:r>
+      <w:r>
+        <w:t xml:space="preserve"> </w:t>
+      </w:r>
+      <w:r>
+        <w:t xml:space="preserve">the primary sampling unit (; ).</w:t>
       </w:r>
     </w:p>
     <w:bookmarkEnd w:id="16"/>
@@ -2912,13 +2924,13 @@
         <w:t xml:space="preserve"> </w:t>
       </w:r>
       <w:r>
-        <w:t xml:space="preserve">minutes for every diary and every regression uses the same sample,</w:t>
-      </w:r>
-      <w:r>
-        <w:t xml:space="preserve"> </w:t>
-      </w:r>
-      <w:r>
-        <w:t xml:space="preserve">weights and regressors,</w:t>
+        <w:t xml:space="preserve">minutes for all but 5 of the 450,457 diaries and every regression uses</w:t>
+      </w:r>
+      <w:r>
+        <w:t xml:space="preserve"> </w:t>
+      </w:r>
+      <w:r>
+        <w:t xml:space="preserve">the same sample, weights and regressors,</w:t>
       </w:r>
       <w:r>
         <w:t xml:space="preserve"> </w:t>
@@ -2977,19 +2989,25 @@
         <w:t xml:space="preserve"> </w:t>
       </w:r>
       <w:r>
-        <w:t xml:space="preserve">exactly. The</w:t>
-      </w:r>
-      <w:r>
-        <w:t xml:space="preserve"> </w:t>
-      </w:r>
-      <w:r>
-        <w:t xml:space="preserve">coefficients decompose the adjusted married–never-married difference</w:t>
-      </w:r>
-      <w:r>
-        <w:t xml:space="preserve"> </w:t>
-      </w:r>
-      <w:r>
-        <w:t xml:space="preserve">into its sources. A pooled model with a married</w:t>
+        <w:t xml:space="preserve">up</w:t>
+      </w:r>
+      <w:r>
+        <w:t xml:space="preserve"> </w:t>
+      </w:r>
+      <w:r>
+        <w:t xml:space="preserve">to rounding. The coefficients decompose the adjusted</w:t>
+      </w:r>
+      <w:r>
+        <w:t xml:space="preserve"> </w:t>
+      </w:r>
+      <w:r>
+        <w:t xml:space="preserve">married–never-married difference into its sources. A pooled model with</w:t>
+      </w:r>
+      <w:r>
+        <w:t xml:space="preserve"> </w:t>
+      </w:r>
+      <w:r>
+        <w:t xml:space="preserve">a married</w:t>
       </w:r>
       <w:r>
         <w:t xml:space="preserve"> </w:t>
@@ -3006,43 +3024,43 @@
         <w:t xml:space="preserve"> </w:t>
       </w:r>
       <w:r>
-        <w:t xml:space="preserve">woman</w:t>
-      </w:r>
-      <w:r>
-        <w:t xml:space="preserve"> </w:t>
-      </w:r>
-      <w:r>
-        <w:t xml:space="preserve">interaction and sex-specific age, state and day effects tests whether</w:t>
-      </w:r>
-      <w:r>
-        <w:t xml:space="preserve"> </w:t>
-      </w:r>
-      <w:r>
-        <w:t xml:space="preserve">the unpaid-work difference is gendered. Heterogeneity by residence</w:t>
-      </w:r>
-      <w:r>
-        <w:t xml:space="preserve"> </w:t>
-      </w:r>
-      <w:r>
-        <w:t xml:space="preserve">replaces the married indicator with indicators for the three residence</w:t>
-      </w:r>
-      <w:r>
-        <w:t xml:space="preserve"> </w:t>
-      </w:r>
-      <w:r>
-        <w:t xml:space="preserve">types, each compared with the same never-married group. A model</w:t>
-      </w:r>
-      <w:r>
-        <w:t xml:space="preserve"> </w:t>
-      </w:r>
-      <w:r>
-        <w:t xml:space="preserve">restricted to married women tests whether daughters-in-law differ from</w:t>
-      </w:r>
-      <w:r>
-        <w:t xml:space="preserve"> </w:t>
-      </w:r>
-      <w:r>
-        <w:t xml:space="preserve">wives in households without a parent generation.</w:t>
+        <w:t xml:space="preserve">woman interaction and sex-specific age, state and</w:t>
+      </w:r>
+      <w:r>
+        <w:t xml:space="preserve"> </w:t>
+      </w:r>
+      <w:r>
+        <w:t xml:space="preserve">day effects tests whether the unpaid-work difference is gendered.</w:t>
+      </w:r>
+      <w:r>
+        <w:t xml:space="preserve"> </w:t>
+      </w:r>
+      <w:r>
+        <w:t xml:space="preserve">Heterogeneity by residence replaces the married indicator with</w:t>
+      </w:r>
+      <w:r>
+        <w:t xml:space="preserve"> </w:t>
+      </w:r>
+      <w:r>
+        <w:t xml:space="preserve">indicators for the three residence types, each compared with the same</w:t>
+      </w:r>
+      <w:r>
+        <w:t xml:space="preserve"> </w:t>
+      </w:r>
+      <w:r>
+        <w:t xml:space="preserve">never-married group. A model restricted to married women tests whether</w:t>
+      </w:r>
+      <w:r>
+        <w:t xml:space="preserve"> </w:t>
+      </w:r>
+      <w:r>
+        <w:t xml:space="preserve">daughters-in-law differ from wives in households without a parent</w:t>
+      </w:r>
+      <w:r>
+        <w:t xml:space="preserve"> </w:t>
+      </w:r>
+      <w:r>
+        <w:t xml:space="preserve">generation.</w:t>
       </w:r>
     </w:p>
     <w:p>
@@ -10847,29 +10865,77 @@
         <w:t xml:space="preserve"> </w:t>
       </w:r>
       <w:r>
-        <w:t xml:space="preserve">budget. They are more likely to succeed if they also reduce the domestic</w:t>
-      </w:r>
-      <w:r>
-        <w:t xml:space="preserve"> </w:t>
-      </w:r>
-      <w:r>
-        <w:t xml:space="preserve">work that marriage adds, since that work otherwise comes out of women’s</w:t>
-      </w:r>
-      <w:r>
-        <w:t xml:space="preserve"> </w:t>
-      </w:r>
-      <w:r>
-        <w:t xml:space="preserve">paid work, learning, leisure or sleep.</w:t>
+        <w:t xml:space="preserve">budget. They are more likely to succeed if they also reduce the unpaid</w:t>
+      </w:r>
+      <w:r>
+        <w:t xml:space="preserve"> </w:t>
+      </w:r>
+      <w:r>
+        <w:t xml:space="preserve">domestic and care work that marriage adds, since that work otherwise</w:t>
+      </w:r>
+      <w:r>
+        <w:t xml:space="preserve"> </w:t>
+      </w:r>
+      <w:r>
+        <w:t xml:space="preserve">comes out of women’s paid work, learning, leisure or sleep.</w:t>
       </w:r>
     </w:p>
     <w:bookmarkEnd w:id="49"/>
     <w:bookmarkEnd w:id="50"/>
-    <w:bookmarkStart w:id="51" w:name="data-and-code-availability"/>
+    <w:bookmarkStart w:id="51" w:name="declaration-of-generative-ai-use"/>
     <w:p>
       <w:pPr>
         <w:pStyle w:val="Heading1"/>
       </w:pPr>
       <w:r>
+        <w:t xml:space="preserve">Declaration of generative AI</w:t>
+      </w:r>
+      <w:r>
+        <w:t xml:space="preserve"> </w:t>
+      </w:r>
+      <w:r>
+        <w:t xml:space="preserve">use</w:t>
+      </w:r>
+    </w:p>
+    <w:p>
+      <w:pPr>
+        <w:pStyle w:val="FirstParagraph"/>
+      </w:pPr>
+      <w:r>
+        <w:t xml:space="preserve">Generative AI tools (Claude, Anthropic; and other AI assistants) were</w:t>
+      </w:r>
+      <w:r>
+        <w:t xml:space="preserve"> </w:t>
+      </w:r>
+      <w:r>
+        <w:t xml:space="preserve">used to assist with writing and debugging analysis code, checking</w:t>
+      </w:r>
+      <w:r>
+        <w:t xml:space="preserve"> </w:t>
+      </w:r>
+      <w:r>
+        <w:t xml:space="preserve">references, and drafting and editing text. The author reviewed and</w:t>
+      </w:r>
+      <w:r>
+        <w:t xml:space="preserve"> </w:t>
+      </w:r>
+      <w:r>
+        <w:t xml:space="preserve">verified all analyses, results, and text, and takes full responsibility</w:t>
+      </w:r>
+      <w:r>
+        <w:t xml:space="preserve"> </w:t>
+      </w:r>
+      <w:r>
+        <w:t xml:space="preserve">for the content.</w:t>
+      </w:r>
+    </w:p>
+    <w:bookmarkEnd w:id="51"/>
+    <w:bookmarkStart w:id="52" w:name="data-and-code-availability"/>
+    <w:p>
+      <w:pPr>
+        <w:pStyle w:val="Heading1"/>
+      </w:pPr>
+      <w:r>
         <w:t xml:space="preserve">Data and code availability</w:t>
       </w:r>
     </w:p>
@@ -10905,8 +10971,8 @@
         <w:t xml:space="preserve">acceptance.</w:t>
       </w:r>
     </w:p>
-    <w:bookmarkEnd w:id="51"/>
-    <w:bookmarkStart w:id="130" w:name="references"/>
+    <w:bookmarkEnd w:id="52"/>
+    <w:bookmarkStart w:id="131" w:name="references"/>
     <w:p>
       <w:pPr>
         <w:pStyle w:val="Heading1"/>
@@ -10919,8 +10985,8 @@
       <w:pPr>
         <w:pStyle w:val="FirstParagraph"/>
       </w:pPr>
-      <w:bookmarkStart w:id="52" w:name="refs"/>
-      <w:bookmarkEnd w:id="52"/>
+      <w:bookmarkStart w:id="53" w:name="refs"/>
+      <w:bookmarkEnd w:id="53"/>
     </w:p>
     <w:p>
       <w:pPr>
@@ -11045,7 +11111,7 @@
       <w:r>
         <w:t xml:space="preserve"> </w:t>
       </w:r>
-      <w:hyperlink r:id="rId53">
+      <w:hyperlink r:id="rId54">
         <w:r>
           <w:rPr>
             <w:rStyle w:val="Hyperlink"/>
@@ -11108,7 +11174,7 @@
       <w:r>
         <w:t xml:space="preserve"> </w:t>
       </w:r>
-      <w:hyperlink r:id="rId54">
+      <w:hyperlink r:id="rId55">
         <w:r>
           <w:rPr>
             <w:rStyle w:val="Hyperlink"/>
@@ -11173,7 +11239,7 @@
       <w:r>
         <w:t xml:space="preserve"> </w:t>
       </w:r>
-      <w:hyperlink r:id="rId55">
+      <w:hyperlink r:id="rId56">
         <w:r>
           <w:rPr>
             <w:rStyle w:val="Hyperlink"/>
@@ -11218,7 +11284,7 @@
       <w:r>
         <w:t xml:space="preserve"> </w:t>
       </w:r>
-      <w:hyperlink r:id="rId56">
+      <w:hyperlink r:id="rId57">
         <w:r>
           <w:rPr>
             <w:rStyle w:val="Hyperlink"/>
@@ -11292,7 +11358,7 @@
       <w:r>
         <w:t xml:space="preserve"> </w:t>
       </w:r>
-      <w:hyperlink r:id="rId57">
+      <w:hyperlink r:id="rId58">
         <w:r>
           <w:rPr>
             <w:rStyle w:val="Hyperlink"/>
@@ -11361,7 +11427,7 @@
       <w:r>
         <w:t xml:space="preserve"> </w:t>
       </w:r>
-      <w:hyperlink r:id="rId58">
+      <w:hyperlink r:id="rId59">
         <w:r>
           <w:rPr>
             <w:rStyle w:val="Hyperlink"/>
@@ -11484,7 +11550,7 @@
       <w:r>
         <w:t xml:space="preserve"> </w:t>
       </w:r>
-      <w:hyperlink r:id="rId59">
+      <w:hyperlink r:id="rId60">
         <w:r>
           <w:rPr>
             <w:rStyle w:val="Hyperlink"/>
@@ -11550,7 +11616,7 @@
       <w:r>
         <w:t xml:space="preserve"> </w:t>
       </w:r>
-      <w:hyperlink r:id="rId60">
+      <w:hyperlink r:id="rId61">
         <w:r>
           <w:rPr>
             <w:rStyle w:val="Hyperlink"/>
@@ -11601,7 +11667,7 @@
       <w:r>
         <w:t xml:space="preserve"> </w:t>
       </w:r>
-      <w:hyperlink r:id="rId61">
+      <w:hyperlink r:id="rId62">
         <w:r>
           <w:rPr>
             <w:rStyle w:val="Hyperlink"/>
@@ -11660,7 +11726,7 @@
       <w:r>
         <w:t xml:space="preserve"> </w:t>
       </w:r>
-      <w:hyperlink r:id="rId62">
+      <w:hyperlink r:id="rId63">
         <w:r>
           <w:rPr>
             <w:rStyle w:val="Hyperlink"/>
@@ -11711,7 +11777,7 @@
       <w:r>
         <w:t xml:space="preserve"> </w:t>
       </w:r>
-      <w:hyperlink r:id="rId63">
+      <w:hyperlink r:id="rId64">
         <w:r>
           <w:rPr>
             <w:rStyle w:val="Hyperlink"/>
@@ -11752,7 +11818,7 @@
       <w:r>
         <w:t xml:space="preserve"> </w:t>
       </w:r>
-      <w:hyperlink r:id="rId64">
+      <w:hyperlink r:id="rId65">
         <w:r>
           <w:rPr>
             <w:rStyle w:val="Hyperlink"/>
@@ -11817,7 +11883,7 @@
       <w:r>
         <w:t xml:space="preserve"> </w:t>
       </w:r>
-      <w:hyperlink r:id="rId65">
+      <w:hyperlink r:id="rId66">
         <w:r>
           <w:rPr>
             <w:rStyle w:val="Hyperlink"/>
@@ -11874,7 +11940,7 @@
       <w:r>
         <w:t xml:space="preserve"> </w:t>
       </w:r>
-      <w:hyperlink r:id="rId66">
+      <w:hyperlink r:id="rId67">
         <w:r>
           <w:rPr>
             <w:rStyle w:val="Hyperlink"/>
@@ -11925,7 +11991,7 @@
       <w:r>
         <w:t xml:space="preserve"> </w:t>
       </w:r>
-      <w:hyperlink r:id="rId67">
+      <w:hyperlink r:id="rId68">
         <w:r>
           <w:rPr>
             <w:rStyle w:val="Hyperlink"/>
@@ -11976,7 +12042,7 @@
       <w:r>
         <w:t xml:space="preserve"> </w:t>
       </w:r>
-      <w:hyperlink r:id="rId68">
+      <w:hyperlink r:id="rId69">
         <w:r>
           <w:rPr>
             <w:rStyle w:val="Hyperlink"/>
@@ -12033,7 +12099,7 @@
       <w:r>
         <w:t xml:space="preserve"> </w:t>
       </w:r>
-      <w:hyperlink r:id="rId69">
+      <w:hyperlink r:id="rId70">
         <w:r>
           <w:rPr>
             <w:rStyle w:val="Hyperlink"/>
@@ -12125,7 +12191,7 @@
       <w:r>
         <w:t xml:space="preserve"> </w:t>
       </w:r>
-      <w:hyperlink r:id="rId70">
+      <w:hyperlink r:id="rId71">
         <w:r>
           <w:rPr>
             <w:rStyle w:val="Hyperlink"/>
@@ -12176,7 +12242,7 @@
       <w:r>
         <w:t xml:space="preserve"> </w:t>
       </w:r>
-      <w:hyperlink r:id="rId71">
+      <w:hyperlink r:id="rId72">
         <w:r>
           <w:rPr>
             <w:rStyle w:val="Hyperlink"/>
@@ -12245,7 +12311,7 @@
       <w:r>
         <w:t xml:space="preserve"> </w:t>
       </w:r>
-      <w:hyperlink r:id="rId72">
+      <w:hyperlink r:id="rId73">
         <w:r>
           <w:rPr>
             <w:rStyle w:val="Hyperlink"/>
@@ -12310,7 +12376,7 @@
       <w:r>
         <w:t xml:space="preserve"> </w:t>
       </w:r>
-      <w:hyperlink r:id="rId73">
+      <w:hyperlink r:id="rId74">
         <w:r>
           <w:rPr>
             <w:rStyle w:val="Hyperlink"/>
@@ -12355,7 +12421,7 @@
       <w:r>
         <w:t xml:space="preserve"> </w:t>
       </w:r>
-      <w:hyperlink r:id="rId74">
+      <w:hyperlink r:id="rId75">
         <w:r>
           <w:rPr>
             <w:rStyle w:val="Hyperlink"/>
@@ -12420,7 +12486,7 @@
       <w:r>
         <w:t xml:space="preserve"> </w:t>
       </w:r>
-      <w:hyperlink r:id="rId75">
+      <w:hyperlink r:id="rId76">
         <w:r>
           <w:rPr>
             <w:rStyle w:val="Hyperlink"/>
@@ -12466,7 +12532,7 @@
       <w:r>
         <w:t xml:space="preserve"> </w:t>
       </w:r>
-      <w:hyperlink r:id="rId76">
+      <w:hyperlink r:id="rId77">
         <w:r>
           <w:rPr>
             <w:rStyle w:val="Hyperlink"/>
@@ -12517,7 +12583,7 @@
       <w:r>
         <w:t xml:space="preserve"> </w:t>
       </w:r>
-      <w:hyperlink r:id="rId77">
+      <w:hyperlink r:id="rId78">
         <w:r>
           <w:rPr>
             <w:rStyle w:val="Hyperlink"/>
@@ -12568,7 +12634,7 @@
       <w:r>
         <w:t xml:space="preserve"> </w:t>
       </w:r>
-      <w:hyperlink r:id="rId78">
+      <w:hyperlink r:id="rId79">
         <w:r>
           <w:rPr>
             <w:rStyle w:val="Hyperlink"/>
@@ -12622,7 +12688,7 @@
       <w:r>
         <w:t xml:space="preserve"> </w:t>
       </w:r>
-      <w:hyperlink r:id="rId79">
+      <w:hyperlink r:id="rId80">
         <w:r>
           <w:rPr>
             <w:rStyle w:val="Hyperlink"/>
@@ -12682,7 +12748,7 @@
       <w:r>
         <w:t xml:space="preserve"> </w:t>
       </w:r>
-      <w:hyperlink r:id="rId80">
+      <w:hyperlink r:id="rId81">
         <w:r>
           <w:rPr>
             <w:rStyle w:val="Hyperlink"/>
@@ -12739,7 +12805,7 @@
       <w:r>
         <w:t xml:space="preserve"> </w:t>
       </w:r>
-      <w:hyperlink r:id="rId81">
+      <w:hyperlink r:id="rId82">
         <w:r>
           <w:rPr>
             <w:rStyle w:val="Hyperlink"/>
@@ -12813,7 +12879,7 @@
       <w:r>
         <w:t xml:space="preserve"> </w:t>
       </w:r>
-      <w:hyperlink r:id="rId82">
+      <w:hyperlink r:id="rId83">
         <w:r>
           <w:rPr>
             <w:rStyle w:val="Hyperlink"/>
@@ -12887,7 +12953,7 @@
       <w:r>
         <w:t xml:space="preserve"> </w:t>
       </w:r>
-      <w:hyperlink r:id="rId83">
+      <w:hyperlink r:id="rId84">
         <w:r>
           <w:rPr>
             <w:rStyle w:val="Hyperlink"/>
@@ -12959,7 +13025,7 @@
       <w:r>
         <w:t xml:space="preserve"> </w:t>
       </w:r>
-      <w:hyperlink r:id="rId84">
+      <w:hyperlink r:id="rId85">
         <w:r>
           <w:rPr>
             <w:rStyle w:val="Hyperlink"/>
@@ -13033,7 +13099,7 @@
       <w:r>
         <w:t xml:space="preserve"> </w:t>
       </w:r>
-      <w:hyperlink r:id="rId85">
+      <w:hyperlink r:id="rId86">
         <w:r>
           <w:rPr>
             <w:rStyle w:val="Hyperlink"/>
@@ -13090,7 +13156,7 @@
       <w:r>
         <w:t xml:space="preserve"> </w:t>
       </w:r>
-      <w:hyperlink r:id="rId86">
+      <w:hyperlink r:id="rId87">
         <w:r>
           <w:rPr>
             <w:rStyle w:val="Hyperlink"/>
@@ -13186,7 +13252,7 @@
       <w:r>
         <w:t xml:space="preserve"> </w:t>
       </w:r>
-      <w:hyperlink r:id="rId87">
+      <w:hyperlink r:id="rId88">
         <w:r>
           <w:rPr>
             <w:rStyle w:val="Hyperlink"/>
@@ -13278,7 +13344,7 @@
       <w:r>
         <w:t xml:space="preserve"> </w:t>
       </w:r>
-      <w:hyperlink r:id="rId88">
+      <w:hyperlink r:id="rId89">
         <w:r>
           <w:rPr>
             <w:rStyle w:val="Hyperlink"/>
@@ -13329,7 +13395,7 @@
       <w:r>
         <w:t xml:space="preserve"> </w:t>
       </w:r>
-      <w:hyperlink r:id="rId89">
+      <w:hyperlink r:id="rId90">
         <w:r>
           <w:rPr>
             <w:rStyle w:val="Hyperlink"/>
@@ -13394,7 +13460,7 @@
       <w:r>
         <w:t xml:space="preserve"> </w:t>
       </w:r>
-      <w:hyperlink r:id="rId90">
+      <w:hyperlink r:id="rId91">
         <w:r>
           <w:rPr>
             <w:rStyle w:val="Hyperlink"/>
@@ -13445,7 +13511,7 @@
       <w:r>
         <w:t xml:space="preserve"> </w:t>
       </w:r>
-      <w:hyperlink r:id="rId91">
+      <w:hyperlink r:id="rId92">
         <w:r>
           <w:rPr>
             <w:rStyle w:val="Hyperlink"/>
@@ -13496,7 +13562,7 @@
       <w:r>
         <w:t xml:space="preserve"> </w:t>
       </w:r>
-      <w:hyperlink r:id="rId92">
+      <w:hyperlink r:id="rId93">
         <w:r>
           <w:rPr>
             <w:rStyle w:val="Hyperlink"/>
@@ -13561,7 +13627,7 @@
       <w:r>
         <w:t xml:space="preserve"> </w:t>
       </w:r>
-      <w:hyperlink r:id="rId93">
+      <w:hyperlink r:id="rId94">
         <w:r>
           <w:rPr>
             <w:rStyle w:val="Hyperlink"/>
@@ -13621,7 +13687,7 @@
       <w:r>
         <w:t xml:space="preserve"> </w:t>
       </w:r>
-      <w:hyperlink r:id="rId94">
+      <w:hyperlink r:id="rId95">
         <w:r>
           <w:rPr>
             <w:rStyle w:val="Hyperlink"/>
@@ -13672,7 +13738,7 @@
       <w:r>
         <w:t xml:space="preserve"> </w:t>
       </w:r>
-      <w:hyperlink r:id="rId95">
+      <w:hyperlink r:id="rId96">
         <w:r>
           <w:rPr>
             <w:rStyle w:val="Hyperlink"/>
@@ -13737,7 +13803,7 @@
       <w:r>
         <w:t xml:space="preserve"> </w:t>
       </w:r>
-      <w:hyperlink r:id="rId96">
+      <w:hyperlink r:id="rId97">
         <w:r>
           <w:rPr>
             <w:rStyle w:val="Hyperlink"/>
@@ -13802,7 +13868,7 @@
       <w:r>
         <w:t xml:space="preserve"> </w:t>
       </w:r>
-      <w:hyperlink r:id="rId97">
+      <w:hyperlink r:id="rId98">
         <w:r>
           <w:rPr>
             <w:rStyle w:val="Hyperlink"/>
@@ -13859,7 +13925,7 @@
       <w:r>
         <w:t xml:space="preserve"> </w:t>
       </w:r>
-      <w:hyperlink r:id="rId98">
+      <w:hyperlink r:id="rId99">
         <w:r>
           <w:rPr>
             <w:rStyle w:val="Hyperlink"/>
@@ -13939,7 +14005,7 @@
       <w:r>
         <w:t xml:space="preserve"> </w:t>
       </w:r>
-      <w:hyperlink r:id="rId99">
+      <w:hyperlink r:id="rId100">
         <w:r>
           <w:rPr>
             <w:rStyle w:val="Hyperlink"/>
@@ -13999,7 +14065,7 @@
       <w:r>
         <w:t xml:space="preserve"> </w:t>
       </w:r>
-      <w:hyperlink r:id="rId100">
+      <w:hyperlink r:id="rId101">
         <w:r>
           <w:rPr>
             <w:rStyle w:val="Hyperlink"/>
@@ -14102,7 +14168,7 @@
       <w:r>
         <w:t xml:space="preserve"> </w:t>
       </w:r>
-      <w:hyperlink r:id="rId101">
+      <w:hyperlink r:id="rId102">
         <w:r>
           <w:rPr>
             <w:rStyle w:val="Hyperlink"/>
@@ -14161,7 +14227,7 @@
       <w:r>
         <w:t xml:space="preserve"> </w:t>
       </w:r>
-      <w:hyperlink r:id="rId102">
+      <w:hyperlink r:id="rId103">
         <w:r>
           <w:rPr>
             <w:rStyle w:val="Hyperlink"/>
@@ -14235,7 +14301,7 @@
       <w:r>
         <w:t xml:space="preserve"> </w:t>
       </w:r>
-      <w:hyperlink r:id="rId103">
+      <w:hyperlink r:id="rId104">
         <w:r>
           <w:rPr>
             <w:rStyle w:val="Hyperlink"/>
@@ -14286,7 +14352,7 @@
       <w:r>
         <w:t xml:space="preserve"> </w:t>
       </w:r>
-      <w:hyperlink r:id="rId104">
+      <w:hyperlink r:id="rId105">
         <w:r>
           <w:rPr>
             <w:rStyle w:val="Hyperlink"/>
@@ -14423,7 +14489,7 @@
       <w:r>
         <w:t xml:space="preserve"> </w:t>
       </w:r>
-      <w:hyperlink r:id="rId105">
+      <w:hyperlink r:id="rId106">
         <w:r>
           <w:rPr>
             <w:rStyle w:val="Hyperlink"/>
@@ -14474,7 +14540,7 @@
       <w:r>
         <w:t xml:space="preserve"> </w:t>
       </w:r>
-      <w:hyperlink r:id="rId106">
+      <w:hyperlink r:id="rId107">
         <w:r>
           <w:rPr>
             <w:rStyle w:val="Hyperlink"/>
@@ -14531,7 +14597,7 @@
       <w:r>
         <w:t xml:space="preserve"> </w:t>
       </w:r>
-      <w:hyperlink r:id="rId107">
+      <w:hyperlink r:id="rId108">
         <w:r>
           <w:rPr>
             <w:rStyle w:val="Hyperlink"/>
@@ -14588,7 +14654,7 @@
       <w:r>
         <w:t xml:space="preserve"> </w:t>
       </w:r>
-      <w:hyperlink r:id="rId108">
+      <w:hyperlink r:id="rId109">
         <w:r>
           <w:rPr>
             <w:rStyle w:val="Hyperlink"/>
@@ -14639,7 +14705,7 @@
       <w:r>
         <w:t xml:space="preserve"> </w:t>
       </w:r>
-      <w:hyperlink r:id="rId109">
+      <w:hyperlink r:id="rId110">
         <w:r>
           <w:rPr>
             <w:rStyle w:val="Hyperlink"/>
@@ -14716,7 +14782,7 @@
       <w:r>
         <w:t xml:space="preserve"> </w:t>
       </w:r>
-      <w:hyperlink r:id="rId110">
+      <w:hyperlink r:id="rId111">
         <w:r>
           <w:rPr>
             <w:rStyle w:val="Hyperlink"/>
@@ -14767,7 +14833,7 @@
       <w:r>
         <w:t xml:space="preserve"> </w:t>
       </w:r>
-      <w:hyperlink r:id="rId111">
+      <w:hyperlink r:id="rId112">
         <w:r>
           <w:rPr>
             <w:rStyle w:val="Hyperlink"/>
@@ -14818,7 +14884,7 @@
       <w:r>
         <w:t xml:space="preserve"> </w:t>
       </w:r>
-      <w:hyperlink r:id="rId112">
+      <w:hyperlink r:id="rId113">
         <w:r>
           <w:rPr>
             <w:rStyle w:val="Hyperlink"/>
@@ -14878,7 +14944,7 @@
       <w:r>
         <w:t xml:space="preserve"> </w:t>
       </w:r>
-      <w:hyperlink r:id="rId113">
+      <w:hyperlink r:id="rId114">
         <w:r>
           <w:rPr>
             <w:rStyle w:val="Hyperlink"/>
@@ -14991,7 +15057,7 @@
       <w:r>
         <w:t xml:space="preserve"> </w:t>
       </w:r>
-      <w:hyperlink r:id="rId114">
+      <w:hyperlink r:id="rId115">
         <w:r>
           <w:rPr>
             <w:rStyle w:val="Hyperlink"/>
@@ -15042,7 +15108,7 @@
       <w:r>
         <w:t xml:space="preserve"> </w:t>
       </w:r>
-      <w:hyperlink r:id="rId115">
+      <w:hyperlink r:id="rId116">
         <w:r>
           <w:rPr>
             <w:rStyle w:val="Hyperlink"/>
@@ -15120,7 +15186,7 @@
       <w:r>
         <w:t xml:space="preserve"> </w:t>
       </w:r>
-      <w:hyperlink r:id="rId116">
+      <w:hyperlink r:id="rId117">
         <w:r>
           <w:rPr>
             <w:rStyle w:val="Hyperlink"/>
@@ -15292,7 +15358,7 @@
       <w:r>
         <w:t xml:space="preserve"> </w:t>
       </w:r>
-      <w:hyperlink r:id="rId117">
+      <w:hyperlink r:id="rId118">
         <w:r>
           <w:rPr>
             <w:rStyle w:val="Hyperlink"/>
@@ -15357,7 +15423,7 @@
       <w:r>
         <w:t xml:space="preserve"> </w:t>
       </w:r>
-      <w:hyperlink r:id="rId118">
+      <w:hyperlink r:id="rId119">
         <w:r>
           <w:rPr>
             <w:rStyle w:val="Hyperlink"/>
@@ -15468,7 +15534,7 @@
       <w:r>
         <w:t xml:space="preserve"> </w:t>
       </w:r>
-      <w:hyperlink r:id="rId119">
+      <w:hyperlink r:id="rId120">
         <w:r>
           <w:rPr>
             <w:rStyle w:val="Hyperlink"/>
@@ -15519,7 +15585,7 @@
       <w:r>
         <w:t xml:space="preserve"> </w:t>
       </w:r>
-      <w:hyperlink r:id="rId120">
+      <w:hyperlink r:id="rId121">
         <w:r>
           <w:rPr>
             <w:rStyle w:val="Hyperlink"/>
@@ -15570,7 +15636,7 @@
       <w:r>
         <w:t xml:space="preserve"> </w:t>
       </w:r>
-      <w:hyperlink r:id="rId121">
+      <w:hyperlink r:id="rId122">
         <w:r>
           <w:rPr>
             <w:rStyle w:val="Hyperlink"/>
@@ -15645,7 +15711,7 @@
       <w:r>
         <w:t xml:space="preserve"> </w:t>
       </w:r>
-      <w:hyperlink r:id="rId122">
+      <w:hyperlink r:id="rId123">
         <w:r>
           <w:rPr>
             <w:rStyle w:val="Hyperlink"/>
@@ -15702,7 +15768,7 @@
       <w:r>
         <w:t xml:space="preserve"> </w:t>
       </w:r>
-      <w:hyperlink r:id="rId123">
+      <w:hyperlink r:id="rId124">
         <w:r>
           <w:rPr>
             <w:rStyle w:val="Hyperlink"/>
@@ -15753,7 +15819,7 @@
       <w:r>
         <w:t xml:space="preserve"> </w:t>
       </w:r>
-      <w:hyperlink r:id="rId124">
+      <w:hyperlink r:id="rId125">
         <w:r>
           <w:rPr>
             <w:rStyle w:val="Hyperlink"/>
@@ -15818,7 +15884,7 @@
       <w:r>
         <w:t xml:space="preserve"> </w:t>
       </w:r>
-      <w:hyperlink r:id="rId125">
+      <w:hyperlink r:id="rId126">
         <w:r>
           <w:rPr>
             <w:rStyle w:val="Hyperlink"/>
@@ -15875,7 +15941,7 @@
       <w:r>
         <w:t xml:space="preserve"> </w:t>
       </w:r>
-      <w:hyperlink r:id="rId126">
+      <w:hyperlink r:id="rId127">
         <w:r>
           <w:rPr>
             <w:rStyle w:val="Hyperlink"/>
@@ -15994,7 +16060,7 @@
       <w:r>
         <w:t xml:space="preserve"> </w:t>
       </w:r>
-      <w:hyperlink r:id="rId127">
+      <w:hyperlink r:id="rId128">
         <w:r>
           <w:rPr>
             <w:rStyle w:val="Hyperlink"/>
@@ -16039,7 +16105,7 @@
       <w:r>
         <w:t xml:space="preserve"> </w:t>
       </w:r>
-      <w:hyperlink r:id="rId128">
+      <w:hyperlink r:id="rId129">
         <w:r>
           <w:rPr>
             <w:rStyle w:val="Hyperlink"/>
@@ -16098,7 +16164,7 @@
       <w:r>
         <w:t xml:space="preserve"> </w:t>
       </w:r>
-      <w:hyperlink r:id="rId129">
+      <w:hyperlink r:id="rId130">
         <w:r>
           <w:rPr>
             <w:rStyle w:val="Hyperlink"/>
@@ -16107,7 +16173,7 @@
         </w:r>
       </w:hyperlink>
     </w:p>
-    <w:bookmarkEnd w:id="130"/>
+    <w:bookmarkEnd w:id="131"/>
     <w:sectPr>
       <w:footnotePr>
         <w:numRestart w:val="eachSect"/>

--- a/submission/05_marriage_time_reallocation/package/manuscript_anonymised.docx
+++ b/submission/05_marriage_time_reallocation/package/manuscript_anonymised.docx
@@ -7,13 +7,13 @@
         <w:pStyle w:val="Title"/>
       </w:pPr>
       <w:r>
-        <w:t xml:space="preserve">Where Do the Minutes Come From? Marriage and the Reallocation of</w:t>
-      </w:r>
-      <w:r>
-        <w:t xml:space="preserve"> </w:t>
-      </w:r>
-      <w:r>
-        <w:t xml:space="preserve">Women’s and Men’s Days in India</w:t>
+        <w:t xml:space="preserve">Married and Never-Married Days: Marriage, Gender and the Full</w:t>
+      </w:r>
+      <w:r>
+        <w:t xml:space="preserve"> </w:t>
+      </w:r>
+      <w:r>
+        <w:t xml:space="preserve">Time Budget in India</w:t>
       </w:r>
     </w:p>
     <w:p>
@@ -127,7 +127,7 @@
         <w:t xml:space="preserve"> </w:t>
       </w:r>
       <w:r>
-        <w:t xml:space="preserve">Marriage reorganises Indian women’s days far more than men’s, and a full time-budget accounting shows which activities absorb the change.</w:t>
+        <w:t xml:space="preserve">Married and never-married women’s days differ far more than men’s, and a full time-budget accounting shows which activities differ alongside unpaid work.</w:t>
       </w:r>
     </w:p>
     <w:p>
@@ -162,19 +162,31 @@
         <w:pStyle w:val="FirstParagraph"/>
       </w:pPr>
       <w:r>
-        <w:t xml:space="preserve">Marriage reorganises time. In diary studies from high-income countries,</w:t>
-      </w:r>
-      <w:r>
-        <w:t xml:space="preserve"> </w:t>
-      </w:r>
-      <w:r>
-        <w:t xml:space="preserve">married women do more housework than women in other living arrangements,</w:t>
-      </w:r>
-      <w:r>
-        <w:t xml:space="preserve"> </w:t>
-      </w:r>
-      <w:r>
-        <w:t xml:space="preserve">and the gender gap in housework is largest among the married</w:t>
+        <w:t xml:space="preserve">Marriage is closely tied to how time is used. In diary studies from</w:t>
+      </w:r>
+      <w:r>
+        <w:t xml:space="preserve"> </w:t>
+      </w:r>
+      <w:r>
+        <w:t xml:space="preserve">high-income countries, married women do more housework than women in</w:t>
+      </w:r>
+      <w:r>
+        <w:t xml:space="preserve"> </w:t>
+      </w:r>
+      <w:r>
+        <w:t xml:space="preserve">other living arrangements, and the gender gap in housework is largest</w:t>
+      </w:r>
+      <w:r>
+        <w:t xml:space="preserve"> </w:t>
+      </w:r>
+      <w:r>
+        <w:t xml:space="preserve">among the married (; ). Men’s</w:t>
+      </w:r>
+      <w:r>
+        <w:t xml:space="preserve"> </w:t>
+      </w:r>
+      <w:r>
+        <w:t xml:space="preserve">housework, in contrast, falls or stays flat when they enter a union</w:t>
       </w:r>
       <w:r>
         <w:t xml:space="preserve"> </w:t>
@@ -186,13 +198,37 @@
         <w:t xml:space="preserve"> </w:t>
       </w:r>
       <w:r>
-        <w:t xml:space="preserve">). Men’s</w:t>
-      </w:r>
-      <w:r>
-        <w:t xml:space="preserve"> </w:t>
-      </w:r>
-      <w:r>
-        <w:t xml:space="preserve">housework, in contrast, falls or stays flat when they enter a union</w:t>
+        <w:t xml:space="preserve">). Explanations range</w:t>
+      </w:r>
+      <w:r>
+        <w:t xml:space="preserve"> </w:t>
+      </w:r>
+      <w:r>
+        <w:t xml:space="preserve">from specialisation within the household</w:t>
+      </w:r>
+      <w:r>
+        <w:t xml:space="preserve"> </w:t>
+      </w:r>
+      <w:r>
+        <w:t xml:space="preserve">(,</w:t>
+      </w:r>
+      <w:r>
+        <w:t xml:space="preserve"> </w:t>
+      </w:r>
+      <w:r>
+        <w:t xml:space="preserve">) and bargaining over the</w:t>
+      </w:r>
+      <w:r>
+        <w:t xml:space="preserve"> </w:t>
+      </w:r>
+      <w:r>
+        <w:t xml:space="preserve">division of labour (; )</w:t>
+      </w:r>
+      <w:r>
+        <w:t xml:space="preserve"> </w:t>
+      </w:r>
+      <w:r>
+        <w:t xml:space="preserve">to the performance of gender in everyday interaction</w:t>
       </w:r>
       <w:r>
         <w:t xml:space="preserve"> </w:t>
@@ -204,37 +240,33 @@
         <w:t xml:space="preserve"> </w:t>
       </w:r>
       <w:r>
-        <w:t xml:space="preserve">). Explanations range</w:t>
-      </w:r>
-      <w:r>
-        <w:t xml:space="preserve"> </w:t>
-      </w:r>
-      <w:r>
-        <w:t xml:space="preserve">from specialisation within the household</w:t>
-      </w:r>
-      <w:r>
-        <w:t xml:space="preserve"> </w:t>
-      </w:r>
-      <w:r>
-        <w:t xml:space="preserve">(,</w:t>
-      </w:r>
-      <w:r>
-        <w:t xml:space="preserve"> </w:t>
-      </w:r>
-      <w:r>
-        <w:t xml:space="preserve">) and bargaining over the</w:t>
-      </w:r>
-      <w:r>
-        <w:t xml:space="preserve"> </w:t>
-      </w:r>
-      <w:r>
-        <w:t xml:space="preserve">division of labour (; )</w:t>
-      </w:r>
-      <w:r>
-        <w:t xml:space="preserve"> </w:t>
-      </w:r>
-      <w:r>
-        <w:t xml:space="preserve">to the performance of gender in everyday interaction</w:t>
+        <w:t xml:space="preserve">;</w:t>
+      </w:r>
+      <w:r>
+        <w:t xml:space="preserve"> </w:t>
+      </w:r>
+      <w:r>
+        <w:t xml:space="preserve">).</w:t>
+      </w:r>
+    </w:p>
+    <w:p>
+      <w:pPr>
+        <w:pStyle w:val="BodyText"/>
+      </w:pPr>
+      <w:r>
+        <w:t xml:space="preserve">India offers a sharp setting for these questions. In the Time Use Survey</w:t>
+      </w:r>
+      <w:r>
+        <w:t xml:space="preserve"> </w:t>
+      </w:r>
+      <w:r>
+        <w:t xml:space="preserve">2024, 99% of women and 95% of men aged 35 to 39 have ever been</w:t>
+      </w:r>
+      <w:r>
+        <w:t xml:space="preserve"> </w:t>
+      </w:r>
+      <w:r>
+        <w:t xml:space="preserve">married. Residence after marriage is usually with the husband’s family</w:t>
       </w:r>
       <w:r>
         <w:t xml:space="preserve"> </w:t>
@@ -246,13 +278,49 @@
         <w:t xml:space="preserve"> </w:t>
       </w:r>
       <w:r>
+        <w:t xml:space="preserve">): 29% of</w:t>
+      </w:r>
+      <w:r>
+        <w:t xml:space="preserve"> </w:t>
+      </w:r>
+      <w:r>
+        <w:t xml:space="preserve">married women aged 20 to 39 in the survey are daughters-in-law of the</w:t>
+      </w:r>
+      <w:r>
+        <w:t xml:space="preserve"> </w:t>
+      </w:r>
+      <w:r>
+        <w:t xml:space="preserve">household head. Married women’s employment is low and has not risen with</w:t>
+      </w:r>
+      <w:r>
+        <w:t xml:space="preserve"> </w:t>
+      </w:r>
+      <w:r>
+        <w:t xml:space="preserve">education (;</w:t>
+      </w:r>
+      <w:r>
+        <w:t xml:space="preserve"> </w:t>
+      </w:r>
+      <w:r>
         <w:t xml:space="preserve">;</w:t>
       </w:r>
       <w:r>
         <w:t xml:space="preserve"> </w:t>
       </w:r>
       <w:r>
-        <w:t xml:space="preserve">).</w:t>
+        <w:t xml:space="preserve">). For most</w:t>
+      </w:r>
+      <w:r>
+        <w:t xml:space="preserve"> </w:t>
+      </w:r>
+      <w:r>
+        <w:t xml:space="preserve">Indian women, marriage is the transition that sets the terms of adult</w:t>
+      </w:r>
+      <w:r>
+        <w:t xml:space="preserve"> </w:t>
+      </w:r>
+      <w:r>
+        <w:t xml:space="preserve">time use.</w:t>
       </w:r>
     </w:p>
     <w:p>
@@ -260,19 +328,13 @@
         <w:pStyle w:val="BodyText"/>
       </w:pPr>
       <w:r>
-        <w:t xml:space="preserve">India offers a sharp setting for these questions. In the Time Use Survey</w:t>
-      </w:r>
-      <w:r>
-        <w:t xml:space="preserve"> </w:t>
-      </w:r>
-      <w:r>
-        <w:t xml:space="preserve">2024, 99% of women and 95% of men aged 35 to 39 have ever been</w:t>
-      </w:r>
-      <w:r>
-        <w:t xml:space="preserve"> </w:t>
-      </w:r>
-      <w:r>
-        <w:t xml:space="preserve">married. Residence after marriage is usually with the husband’s family</w:t>
+        <w:t xml:space="preserve">Most studies of marriage and time use take one outcome at a time.</w:t>
+      </w:r>
+      <w:r>
+        <w:t xml:space="preserve"> </w:t>
+      </w:r>
+      <w:r>
+        <w:t xml:space="preserve">Separate literatures examine housework</w:t>
       </w:r>
       <w:r>
         <w:t xml:space="preserve"> </w:t>
@@ -284,74 +346,6 @@
         <w:t xml:space="preserve"> </w:t>
       </w:r>
       <w:r>
-        <w:t xml:space="preserve">): 29% of</w:t>
-      </w:r>
-      <w:r>
-        <w:t xml:space="preserve"> </w:t>
-      </w:r>
-      <w:r>
-        <w:t xml:space="preserve">married women aged 20 to 39 in the survey are daughters-in-law of the</w:t>
-      </w:r>
-      <w:r>
-        <w:t xml:space="preserve"> </w:t>
-      </w:r>
-      <w:r>
-        <w:t xml:space="preserve">household head. Married women’s employment is low and has not risen with</w:t>
-      </w:r>
-      <w:r>
-        <w:t xml:space="preserve"> </w:t>
-      </w:r>
-      <w:r>
-        <w:t xml:space="preserve">education (;</w:t>
-      </w:r>
-      <w:r>
-        <w:t xml:space="preserve"> </w:t>
-      </w:r>
-      <w:r>
-        <w:t xml:space="preserve">;</w:t>
-      </w:r>
-      <w:r>
-        <w:t xml:space="preserve"> </w:t>
-      </w:r>
-      <w:r>
-        <w:t xml:space="preserve">). For most</w:t>
-      </w:r>
-      <w:r>
-        <w:t xml:space="preserve"> </w:t>
-      </w:r>
-      <w:r>
-        <w:t xml:space="preserve">Indian women, marriage is the transition that sets the terms of adult</w:t>
-      </w:r>
-      <w:r>
-        <w:t xml:space="preserve"> </w:t>
-      </w:r>
-      <w:r>
-        <w:t xml:space="preserve">time use.</w:t>
-      </w:r>
-    </w:p>
-    <w:p>
-      <w:pPr>
-        <w:pStyle w:val="BodyText"/>
-      </w:pPr>
-      <w:r>
-        <w:t xml:space="preserve">Most studies of marriage and time use take one outcome at a time.</w:t>
-      </w:r>
-      <w:r>
-        <w:t xml:space="preserve"> </w:t>
-      </w:r>
-      <w:r>
-        <w:t xml:space="preserve">Separate literatures examine housework</w:t>
-      </w:r>
-      <w:r>
-        <w:t xml:space="preserve"> </w:t>
-      </w:r>
-      <w:r>
-        <w:t xml:space="preserve">(;</w:t>
-      </w:r>
-      <w:r>
-        <w:t xml:space="preserve"> </w:t>
-      </w:r>
-      <w:r>
         <w:t xml:space="preserve">),</w:t>
       </w:r>
       <w:r>
@@ -418,25 +412,49 @@
         <w:t xml:space="preserve"> </w:t>
       </w:r>
       <w:r>
-        <w:t xml:space="preserve">samples and specifications need not add up. This paper estimates them</w:t>
-      </w:r>
-      <w:r>
-        <w:t xml:space="preserve"> </w:t>
-      </w:r>
-      <w:r>
-        <w:t xml:space="preserve">together. I decompose the married–never-married difference into all</w:t>
-      </w:r>
-      <w:r>
-        <w:t xml:space="preserve"> </w:t>
-      </w:r>
-      <w:r>
-        <w:t xml:space="preserve">nine divisions of the International Classification of Activities for</w:t>
-      </w:r>
-      <w:r>
-        <w:t xml:space="preserve"> </w:t>
-      </w:r>
-      <w:r>
-        <w:t xml:space="preserve">Time-Use Statistics 2016 (ICATUS 2016,</w:t>
+        <w:t xml:space="preserve">samples and specifications need not add up. For India, Janiso et al.</w:t>
+      </w:r>
+      <w:r>
+        <w:t xml:space="preserve"> </w:t>
+      </w:r>
+      <w:r>
+        <w:t xml:space="preserve">() use the Time Use Survey 2019</w:t>
+      </w:r>
+      <w:r>
+        <w:t xml:space="preserve"> </w:t>
+      </w:r>
+      <w:r>
+        <w:t xml:space="preserve">and find that being married is associated with about 135 more minutes a</w:t>
+      </w:r>
+      <w:r>
+        <w:t xml:space="preserve"> </w:t>
+      </w:r>
+      <w:r>
+        <w:t xml:space="preserve">day of housework for women; this paper extends that comparison from one</w:t>
+      </w:r>
+      <w:r>
+        <w:t xml:space="preserve"> </w:t>
+      </w:r>
+      <w:r>
+        <w:t xml:space="preserve">activity to the whole day, using the 2024 round. This paper estimates</w:t>
+      </w:r>
+      <w:r>
+        <w:t xml:space="preserve"> </w:t>
+      </w:r>
+      <w:r>
+        <w:t xml:space="preserve">the components together. I decompose the married–never-married</w:t>
+      </w:r>
+      <w:r>
+        <w:t xml:space="preserve"> </w:t>
+      </w:r>
+      <w:r>
+        <w:t xml:space="preserve">difference into all nine divisions of the International Classification</w:t>
+      </w:r>
+      <w:r>
+        <w:t xml:space="preserve"> </w:t>
+      </w:r>
+      <w:r>
+        <w:t xml:space="preserve">of Activities for Time-Use Statistics 2016 (ICATUS 2016,</w:t>
       </w:r>
       <w:r>
         <w:t xml:space="preserve"> </w:t>
@@ -2372,7 +2390,13 @@
         <w:t xml:space="preserve"> </w:t>
       </w:r>
       <w:r>
-        <w:t xml:space="preserve">joint households. I keep linked wives aged 20 to 59 (106,858 couples).</w:t>
+        <w:t xml:space="preserve">joint households. I keep linked wives aged 20 to 59 (106,858 couples;</w:t>
+      </w:r>
+      <w:r>
+        <w:t xml:space="preserve"> </w:t>
+      </w:r>
+      <w:r>
+        <w:t xml:space="preserve">106,424 have complete covariates and enter the couple regressions).</w:t>
       </w:r>
       <w:r>
         <w:t xml:space="preserve"> </w:t>
@@ -5369,13 +5393,81 @@
         <w:t xml:space="preserve"> </w:t>
       </w:r>
       <w:r>
-        <w:t xml:space="preserve">marriage is associated with a much larger increase in women’s unpaid</w:t>
-      </w:r>
-      <w:r>
-        <w:t xml:space="preserve"> </w:t>
-      </w:r>
-      <w:r>
-        <w:t xml:space="preserve">work than in men’s.</w:t>
+        <w:t xml:space="preserve">marriage is associated with much more unpaid work for women than for</w:t>
+      </w:r>
+      <w:r>
+        <w:t xml:space="preserve"> </w:t>
+      </w:r>
+      <w:r>
+        <w:t xml:space="preserve">men.</w:t>
+      </w:r>
+    </w:p>
+    <w:p>
+      <w:pPr>
+        <w:pStyle w:val="BodyText"/>
+      </w:pPr>
+      <w:r>
+        <w:t xml:space="preserve">Part of this difference reflects motherhood rather than marriage as</w:t>
+      </w:r>
+      <w:r>
+        <w:t xml:space="preserve"> </w:t>
+      </w:r>
+      <w:r>
+        <w:t xml:space="preserve">such: married women are far more likely to live with young children, and</w:t>
+      </w:r>
+      <w:r>
+        <w:t xml:space="preserve"> </w:t>
+      </w:r>
+      <w:r>
+        <w:t xml:space="preserve">caregiving accounts for 115 of the 280 minutes. Among women in</w:t>
+      </w:r>
+      <w:r>
+        <w:t xml:space="preserve"> </w:t>
+      </w:r>
+      <w:r>
+        <w:t xml:space="preserve">households with no child under six (38,541 women, 70% of them married),</w:t>
+      </w:r>
+      <w:r>
+        <w:t xml:space="preserve"> </w:t>
+      </w:r>
+      <w:r>
+        <w:t xml:space="preserve">the married–never-married difference in unpaid work is 186.6 minutes</w:t>
+      </w:r>
+      <w:r>
+        <w:t xml:space="preserve"> </w:t>
+      </w:r>
+      <w:r>
+        <w:t xml:space="preserve">(SE 3.0): 175.5 minutes (SE 2.9) in domestic work and 11.1 minutes (SE</w:t>
+      </w:r>
+      <w:r>
+        <w:t xml:space="preserve"> </w:t>
+      </w:r>
+      <w:r>
+        <w:t xml:space="preserve">0.5) in caregiving. The domestic-work difference largely persists</w:t>
+      </w:r>
+      <w:r>
+        <w:t xml:space="preserve"> </w:t>
+      </w:r>
+      <w:r>
+        <w:t xml:space="preserve">without young children in the household, whereas most of the caregiving</w:t>
+      </w:r>
+      <w:r>
+        <w:t xml:space="preserve"> </w:t>
+      </w:r>
+      <w:r>
+        <w:t xml:space="preserve">difference does not. The estimates are therefore best read as the</w:t>
+      </w:r>
+      <w:r>
+        <w:t xml:space="preserve"> </w:t>
+      </w:r>
+      <w:r>
+        <w:t xml:space="preserve">difference that accompanies marriage, including the motherhood that</w:t>
+      </w:r>
+      <w:r>
+        <w:t xml:space="preserve"> </w:t>
+      </w:r>
+      <w:r>
+        <w:t xml:space="preserve">usually follows it, not as what marriage alone adds.</w:t>
       </w:r>
     </w:p>
     <w:p>
@@ -7722,6 +7814,115 @@
       </w:r>
       <w:r>
         <w:t xml:space="preserve">Baseline: the decomposition for ages 20–39. Ages 20–26: same model on women aged 20–26. Reweighted: never-married women reweighted to the covariate distribution of married women (DiNardo-Fortin-Lemieux odds weights from a logit on single-year age, state, education, urban, caste and religion; propensities capped at 0.99), with the baseline controls. Bias-adjusted: Oster (2019) coefficient with delta = 1 and R-max = 1.3 times the controlled R-squared, relative to a regression on the married indicator alone. Breakdown delta: the delta at which the bias-adjusted coefficient is zero. FSU-clustered SEs in parentheses. * p&lt;0.10, ** p&lt;0.05, *** p&lt;0.01.</w:t>
+      </w:r>
+    </w:p>
+    <w:p>
+      <w:pPr>
+        <w:pStyle w:val="BodyText"/>
+      </w:pPr>
+      <w:r>
+        <w:t xml:space="preserve">Reweighting leans on a small number of never-married women who resemble</w:t>
+      </w:r>
+      <w:r>
+        <w:t xml:space="preserve"> </w:t>
+      </w:r>
+      <w:r>
+        <w:t xml:space="preserve">the married: the effective sample of never-married women falls to 1,209</w:t>
+      </w:r>
+      <w:r>
+        <w:t xml:space="preserve"> </w:t>
+      </w:r>
+      <w:r>
+        <w:t xml:space="preserve">from 13,940. Trimming observations with propensities outside</w:t>
+      </w:r>
+      <w:r>
+        <w:t xml:space="preserve"> </w:t>
+      </w:r>
+      <w:r>
+        <w:t xml:space="preserve">[</w:t>
+      </w:r>
+      <w:r>
+        <w:t xml:space="preserve">0.05,</w:t>
+      </w:r>
+      <w:r>
+        <w:t xml:space="preserve"> </w:t>
+      </w:r>
+      <w:r>
+        <w:t xml:space="preserve">0.95</w:t>
+      </w:r>
+      <w:r>
+        <w:t xml:space="preserve">]</w:t>
+      </w:r>
+      <w:r>
+        <w:t xml:space="preserve"> </w:t>
+      </w:r>
+      <w:r>
+        <w:t xml:space="preserve">gives an unpaid-work difference of 270.5 minutes (SE 3.1)</w:t>
+      </w:r>
+      <w:r>
+        <w:t xml:space="preserve"> </w:t>
+      </w:r>
+      <w:r>
+        <w:t xml:space="preserve">(effective never-married sample 3,006), and outside</w:t>
+      </w:r>
+      <w:r>
+        <w:t xml:space="preserve"> </w:t>
+      </w:r>
+      <w:r>
+        <w:t xml:space="preserve">[</w:t>
+      </w:r>
+      <w:r>
+        <w:t xml:space="preserve">0.10, 0.90</w:t>
+      </w:r>
+      <w:r>
+        <w:t xml:space="preserve">]</w:t>
+      </w:r>
+      <w:r>
+        <w:t xml:space="preserve"> </w:t>
+      </w:r>
+      <w:r>
+        <w:t xml:space="preserve">268.6 minutes (SE 3.1) (3,842) (). The learning and employment coefficients move more across</w:t>
+      </w:r>
+      <w:r>
+        <w:t xml:space="preserve"> </w:t>
+      </w:r>
+      <w:r>
+        <w:t xml:space="preserve">these weightings (learning -70.5 and -88.7; employment -106.9 and</w:t>
+      </w:r>
+      <w:r>
+        <w:t xml:space="preserve"> </w:t>
+      </w:r>
+      <w:r>
+        <w:t xml:space="preserve">-98.1), so the reweighted estimates for those divisions are imprecise</w:t>
+      </w:r>
+      <w:r>
+        <w:t xml:space="preserve"> </w:t>
+      </w:r>
+      <w:r>
+        <w:t xml:space="preserve">guides. Figure</w:t>
+      </w:r>
+      <w:r>
+        <w:t xml:space="preserve"> </w:t>
+      </w:r>
+      <w:hyperlink w:anchor="S-fig:fig-overlap">
+        <w:r>
+          <w:rPr>
+            <w:rStyle w:val="Hyperlink"/>
+          </w:rPr>
+          <w:t xml:space="preserve">[S-fig:fig-overlap]</w:t>
+        </w:r>
+      </w:hyperlink>
+      <w:r>
+        <w:t xml:space="preserve"> </w:t>
+      </w:r>
+      <w:r>
+        <w:t xml:space="preserve">in the online supplement shows the</w:t>
+      </w:r>
+      <w:r>
+        <w:t xml:space="preserve"> </w:t>
+      </w:r>
+      <w:r>
+        <w:t xml:space="preserve">overlap of propensity scores.</w:t>
       </w:r>
     </w:p>
     <w:p>
@@ -9417,25 +9618,63 @@
         <w:t xml:space="preserve"> </w:t>
       </w:r>
       <w:r>
-        <w:t xml:space="preserve">Larger age gaps go with a more unequal division, consistent with age</w:t>
-      </w:r>
-      <w:r>
-        <w:t xml:space="preserve"> </w:t>
-      </w:r>
-      <w:r>
-        <w:t xml:space="preserve">seniority adding to gender hierarchy in marriage (H4). Because larger</w:t>
-      </w:r>
-      <w:r>
-        <w:t xml:space="preserve"> </w:t>
-      </w:r>
-      <w:r>
-        <w:t xml:space="preserve">age gaps are more common when women marry young, the age gap also stands</w:t>
-      </w:r>
-      <w:r>
-        <w:t xml:space="preserve"> </w:t>
-      </w:r>
-      <w:r>
-        <w:t xml:space="preserve">in for the wife’s age at marriage and its correlates</w:t>
+        <w:t xml:space="preserve">Unadjusted, the gap is 370 minutes where the husband is the same age or</w:t>
+      </w:r>
+      <w:r>
+        <w:t xml:space="preserve"> </w:t>
+      </w:r>
+      <w:r>
+        <w:t xml:space="preserve">younger and 346 where he is ten or more years older (Table</w:t>
+      </w:r>
+      <w:r>
+        <w:t xml:space="preserve"> </w:t>
+      </w:r>
+      <w:hyperlink w:anchor="tab:couple">
+        <w:r>
+          <w:rPr>
+            <w:rStyle w:val="Hyperlink"/>
+          </w:rPr>
+          <w:t xml:space="preserve">5</w:t>
+        </w:r>
+      </w:hyperlink>
+      <w:r>
+        <w:t xml:space="preserve">), so in raw terms the division is less unequal when the</w:t>
+      </w:r>
+      <w:r>
+        <w:t xml:space="preserve"> </w:t>
+      </w:r>
+      <w:r>
+        <w:t xml:space="preserve">husband is much older; large age gaps are concentrated among older</w:t>
+      </w:r>
+      <w:r>
+        <w:t xml:space="preserve"> </w:t>
+      </w:r>
+      <w:r>
+        <w:t xml:space="preserve">wives, whose unpaid work is lower. Net of the wife’s age, the minute gap</w:t>
+      </w:r>
+      <w:r>
+        <w:t xml:space="preserve"> </w:t>
+      </w:r>
+      <w:r>
+        <w:t xml:space="preserve">is larger but the wife’s share is smaller, so the evidence on the</w:t>
+      </w:r>
+      <w:r>
+        <w:t xml:space="preserve"> </w:t>
+      </w:r>
+      <w:r>
+        <w:t xml:space="preserve">seniority interpretation of H4 is mixed. Because larger age gaps are</w:t>
+      </w:r>
+      <w:r>
+        <w:t xml:space="preserve"> </w:t>
+      </w:r>
+      <w:r>
+        <w:t xml:space="preserve">more common when women marry young, the age gap also stands in for the</w:t>
+      </w:r>
+      <w:r>
+        <w:t xml:space="preserve"> </w:t>
+      </w:r>
+      <w:r>
+        <w:t xml:space="preserve">wife’s age at marriage and its correlates</w:t>
       </w:r>
       <w:r>
         <w:t xml:space="preserve"> </w:t>
@@ -10448,13 +10687,13 @@
         <w:pStyle w:val="FirstParagraph"/>
       </w:pPr>
       <w:r>
-        <w:t xml:space="preserve">Because the day is fixed, every additional minute of unpaid work has a</w:t>
-      </w:r>
-      <w:r>
-        <w:t xml:space="preserve"> </w:t>
-      </w:r>
-      <w:r>
-        <w:t xml:space="preserve">source. This paper replaces separate estimates of marriage</w:t>
+        <w:t xml:space="preserve">Because the day is fixed, more unpaid work must coincide with less of</w:t>
+      </w:r>
+      <w:r>
+        <w:t xml:space="preserve"> </w:t>
+      </w:r>
+      <w:r>
+        <w:t xml:space="preserve">something else. This paper replaces separate estimates of marriage</w:t>
       </w:r>
       <w:r>
         <w:t xml:space="preserve"> </w:t>
@@ -10466,55 +10705,55 @@
         <w:t xml:space="preserve"> </w:t>
       </w:r>
       <w:r>
-        <w:t xml:space="preserve">in housework, sleep, social life and exercise with one decomposition in</w:t>
-      </w:r>
-      <w:r>
-        <w:t xml:space="preserve"> </w:t>
-      </w:r>
-      <w:r>
-        <w:t xml:space="preserve">which the parts must add up. In India in 2024, married women aged 20 to</w:t>
-      </w:r>
-      <w:r>
-        <w:t xml:space="preserve"> </w:t>
-      </w:r>
-      <w:r>
-        <w:t xml:space="preserve">39 do substantially more unpaid domestic and care work than</w:t>
-      </w:r>
-      <w:r>
-        <w:t xml:space="preserve"> </w:t>
-      </w:r>
-      <w:r>
-        <w:t xml:space="preserve">never-married women, and the difference is far larger for women than for</w:t>
-      </w:r>
-      <w:r>
-        <w:t xml:space="preserve"> </w:t>
-      </w:r>
-      <w:r>
-        <w:t xml:space="preserve">men. Most of the time comes out of paid work and learning, which fits</w:t>
-      </w:r>
-      <w:r>
-        <w:t xml:space="preserve"> </w:t>
-      </w:r>
-      <w:r>
-        <w:t xml:space="preserve">the specialisation account, but specialisation in India happens against</w:t>
-      </w:r>
-      <w:r>
-        <w:t xml:space="preserve"> </w:t>
-      </w:r>
-      <w:r>
-        <w:t xml:space="preserve">a background of low and falling married women’s employment and strong</w:t>
-      </w:r>
-      <w:r>
-        <w:t xml:space="preserve"> </w:t>
-      </w:r>
-      <w:r>
-        <w:t xml:space="preserve">norms about women’s work outside the home, so it is not necessarily a</w:t>
-      </w:r>
-      <w:r>
-        <w:t xml:space="preserve"> </w:t>
-      </w:r>
-      <w:r>
-        <w:t xml:space="preserve">choice made within the couple.</w:t>
+        <w:t xml:space="preserve">in housework, sleep, social life and exercise with one</w:t>
+      </w:r>
+      <w:r>
+        <w:t xml:space="preserve"> </w:t>
+      </w:r>
+      <w:r>
+        <w:t xml:space="preserve">decomposition in which the parts must add up. In India in 2024, married</w:t>
+      </w:r>
+      <w:r>
+        <w:t xml:space="preserve"> </w:t>
+      </w:r>
+      <w:r>
+        <w:t xml:space="preserve">women aged 20 to 39 do substantially more unpaid domestic and care work</w:t>
+      </w:r>
+      <w:r>
+        <w:t xml:space="preserve"> </w:t>
+      </w:r>
+      <w:r>
+        <w:t xml:space="preserve">than never-married women, and the difference is far larger for women</w:t>
+      </w:r>
+      <w:r>
+        <w:t xml:space="preserve"> </w:t>
+      </w:r>
+      <w:r>
+        <w:t xml:space="preserve">than for men. The offsetting differences are mostly in paid work and</w:t>
+      </w:r>
+      <w:r>
+        <w:t xml:space="preserve"> </w:t>
+      </w:r>
+      <w:r>
+        <w:t xml:space="preserve">learning, which fits the specialisation account, but specialisation in</w:t>
+      </w:r>
+      <w:r>
+        <w:t xml:space="preserve"> </w:t>
+      </w:r>
+      <w:r>
+        <w:t xml:space="preserve">India happens against a background of low and falling married women’s</w:t>
+      </w:r>
+      <w:r>
+        <w:t xml:space="preserve"> </w:t>
+      </w:r>
+      <w:r>
+        <w:t xml:space="preserve">employment and strong norms about women’s work outside the home, so it</w:t>
+      </w:r>
+      <w:r>
+        <w:t xml:space="preserve"> </w:t>
+      </w:r>
+      <w:r>
+        <w:t xml:space="preserve">is not necessarily a choice made within the couple.</w:t>
       </w:r>
     </w:p>
     <w:p>
@@ -10823,61 +11062,67 @@
         <w:pStyle w:val="FirstParagraph"/>
       </w:pPr>
       <w:r>
-        <w:t xml:space="preserve">For most Indian women, marriage changes how the day is spent. It adds</w:t>
-      </w:r>
-      <w:r>
-        <w:t xml:space="preserve"> </w:t>
-      </w:r>
-      <w:r>
-        <w:t xml:space="preserve">unpaid domestic and care work on a scale that has no counterpart for</w:t>
-      </w:r>
-      <w:r>
-        <w:t xml:space="preserve"> </w:t>
-      </w:r>
-      <w:r>
-        <w:t xml:space="preserve">men. A time-budget decomposition shows where that work comes from, and</w:t>
-      </w:r>
-      <w:r>
-        <w:t xml:space="preserve"> </w:t>
-      </w:r>
-      <w:r>
-        <w:t xml:space="preserve">the household roster shows how the change depends on whether a young</w:t>
-      </w:r>
-      <w:r>
-        <w:t xml:space="preserve"> </w:t>
-      </w:r>
-      <w:r>
-        <w:t xml:space="preserve">wife joins her husband’s parents’ household and on her standing relative</w:t>
-      </w:r>
-      <w:r>
-        <w:t xml:space="preserve"> </w:t>
-      </w:r>
-      <w:r>
-        <w:t xml:space="preserve">to her husband. Policies that aim to raise married women’s employment,</w:t>
-      </w:r>
-      <w:r>
-        <w:t xml:space="preserve"> </w:t>
-      </w:r>
-      <w:r>
-        <w:t xml:space="preserve">such as childcare, safe transport or flexible work, operate within this</w:t>
-      </w:r>
-      <w:r>
-        <w:t xml:space="preserve"> </w:t>
-      </w:r>
-      <w:r>
-        <w:t xml:space="preserve">budget. They are more likely to succeed if they also reduce the unpaid</w:t>
-      </w:r>
-      <w:r>
-        <w:t xml:space="preserve"> </w:t>
-      </w:r>
-      <w:r>
-        <w:t xml:space="preserve">domestic and care work that marriage adds, since that work otherwise</w:t>
-      </w:r>
-      <w:r>
-        <w:t xml:space="preserve"> </w:t>
-      </w:r>
-      <w:r>
-        <w:t xml:space="preserve">comes out of women’s paid work, learning, leisure or sleep.</w:t>
+        <w:t xml:space="preserve">Married and never-married Indian women spend the day very differently.</w:t>
+      </w:r>
+      <w:r>
+        <w:t xml:space="preserve"> </w:t>
+      </w:r>
+      <w:r>
+        <w:t xml:space="preserve">Married women do far more unpaid domestic and care work, a difference</w:t>
+      </w:r>
+      <w:r>
+        <w:t xml:space="preserve"> </w:t>
+      </w:r>
+      <w:r>
+        <w:t xml:space="preserve">with no counterpart among men. A time-budget decomposition shows which</w:t>
+      </w:r>
+      <w:r>
+        <w:t xml:space="preserve"> </w:t>
+      </w:r>
+      <w:r>
+        <w:t xml:space="preserve">activities differ alongside that work, and the household roster shows</w:t>
+      </w:r>
+      <w:r>
+        <w:t xml:space="preserve"> </w:t>
+      </w:r>
+      <w:r>
+        <w:t xml:space="preserve">how the change depends on whether a young wife joins her husband’s</w:t>
+      </w:r>
+      <w:r>
+        <w:t xml:space="preserve"> </w:t>
+      </w:r>
+      <w:r>
+        <w:t xml:space="preserve">parents’ household and on her standing relative to her husband. Policies</w:t>
+      </w:r>
+      <w:r>
+        <w:t xml:space="preserve"> </w:t>
+      </w:r>
+      <w:r>
+        <w:t xml:space="preserve">that aim to raise married women’s employment, such as childcare, safe</w:t>
+      </w:r>
+      <w:r>
+        <w:t xml:space="preserve"> </w:t>
+      </w:r>
+      <w:r>
+        <w:t xml:space="preserve">transport or flexible work, operate within this budget. They are more</w:t>
+      </w:r>
+      <w:r>
+        <w:t xml:space="preserve"> </w:t>
+      </w:r>
+      <w:r>
+        <w:t xml:space="preserve">likely to succeed if they also reduce the unpaid domestic and care work</w:t>
+      </w:r>
+      <w:r>
+        <w:t xml:space="preserve"> </w:t>
+      </w:r>
+      <w:r>
+        <w:t xml:space="preserve">that accompanies marriage and motherhood, since that work competes with</w:t>
+      </w:r>
+      <w:r>
+        <w:t xml:space="preserve"> </w:t>
+      </w:r>
+      <w:r>
+        <w:t xml:space="preserve">women’s paid work, learning, leisure or sleep.</w:t>
       </w:r>
     </w:p>
     <w:bookmarkEnd w:id="49"/>
@@ -10902,31 +11147,25 @@
         <w:pStyle w:val="FirstParagraph"/>
       </w:pPr>
       <w:r>
-        <w:t xml:space="preserve">Generative AI tools (Claude, Anthropic; and other AI assistants) were</w:t>
-      </w:r>
-      <w:r>
-        <w:t xml:space="preserve"> </w:t>
-      </w:r>
-      <w:r>
-        <w:t xml:space="preserve">used to assist with writing and debugging analysis code, checking</w:t>
-      </w:r>
-      <w:r>
-        <w:t xml:space="preserve"> </w:t>
-      </w:r>
-      <w:r>
-        <w:t xml:space="preserve">references, and drafting and editing text. The author reviewed and</w:t>
-      </w:r>
-      <w:r>
-        <w:t xml:space="preserve"> </w:t>
-      </w:r>
-      <w:r>
-        <w:t xml:space="preserve">verified all analyses, results, and text, and takes full responsibility</w:t>
-      </w:r>
-      <w:r>
-        <w:t xml:space="preserve"> </w:t>
-      </w:r>
-      <w:r>
-        <w:t xml:space="preserve">for the content.</w:t>
+        <w:t xml:space="preserve">Generative AI tools (Claude, Anthropic) were used to assist with writing</w:t>
+      </w:r>
+      <w:r>
+        <w:t xml:space="preserve"> </w:t>
+      </w:r>
+      <w:r>
+        <w:t xml:space="preserve">and debugging analysis code, checking references, and drafting and</w:t>
+      </w:r>
+      <w:r>
+        <w:t xml:space="preserve"> </w:t>
+      </w:r>
+      <w:r>
+        <w:t xml:space="preserve">editing text. The author reviewed and verified all analyses, results,</w:t>
+      </w:r>
+      <w:r>
+        <w:t xml:space="preserve"> </w:t>
+      </w:r>
+      <w:r>
+        <w:t xml:space="preserve">and text, and takes full responsibility for the content.</w:t>
       </w:r>
     </w:p>
     <w:bookmarkEnd w:id="51"/>
@@ -10972,7 +11211,7 @@
       </w:r>
     </w:p>
     <w:bookmarkEnd w:id="52"/>
-    <w:bookmarkStart w:id="131" w:name="references"/>
+    <w:bookmarkStart w:id="132" w:name="references"/>
     <w:p>
       <w:pPr>
         <w:pStyle w:val="Heading1"/>
@@ -12529,6 +12768,46 @@
       <w:r>
         <w:t xml:space="preserve">. Free Press.</w:t>
       </w:r>
+    </w:p>
+    <w:p>
+      <w:pPr>
+        <w:pStyle w:val="BodyText"/>
+      </w:pPr>
+      <w:r>
+        <w:t xml:space="preserve">Crump, R. K., Hotz, V. J., Imbens, G. W., &amp; Mitnik, O. A. (2009).</w:t>
+      </w:r>
+      <w:r>
+        <w:t xml:space="preserve"> </w:t>
+      </w:r>
+      <w:r>
+        <w:t xml:space="preserve">Dealing with limited overlap in estimation of average treatment effects.</w:t>
+      </w:r>
+      <w:r>
+        <w:t xml:space="preserve"> </w:t>
+      </w:r>
+      <w:r>
+        <w:rPr>
+          <w:i/>
+          <w:iCs/>
+        </w:rPr>
+        <w:t xml:space="preserve">Biometrika</w:t>
+      </w:r>
+      <w:r>
+        <w:t xml:space="preserve">,</w:t>
+      </w:r>
+      <w:r>
+        <w:t xml:space="preserve"> </w:t>
+      </w:r>
+      <w:r>
+        <w:rPr>
+          <w:i/>
+          <w:iCs/>
+        </w:rPr>
+        <w:t xml:space="preserve">96</w:t>
+      </w:r>
+      <w:r>
+        <w:t xml:space="preserve">(1), 187–199.</w:t>
+      </w:r>
       <w:r>
         <w:t xml:space="preserve"> </w:t>
       </w:r>
@@ -12537,7 +12816,7 @@
           <w:rPr>
             <w:rStyle w:val="Hyperlink"/>
           </w:rPr>
-          <w:t xml:space="preserve">https://doi.org/10.2307/3710623</w:t>
+          <w:t xml:space="preserve">https://doi.org/10.1093/biomet/asn055</w:t>
         </w:r>
       </w:hyperlink>
     </w:p>
@@ -13882,6 +14161,66 @@
         <w:pStyle w:val="BodyText"/>
       </w:pPr>
       <w:r>
+        <w:t xml:space="preserve">Janiso, A., Shukla, P. K., &amp; Reddy, A. B. (2024). What explains the</w:t>
+      </w:r>
+      <w:r>
+        <w:t xml:space="preserve"> </w:t>
+      </w:r>
+      <w:r>
+        <w:t xml:space="preserve">gender gap in unpaid housework and care work in</w:t>
+      </w:r>
+      <w:r>
+        <w:t xml:space="preserve"> </w:t>
+      </w:r>
+      <w:r>
+        <w:t xml:space="preserve">India</w:t>
+      </w:r>
+      <w:r>
+        <w:t xml:space="preserve">?</w:t>
+      </w:r>
+      <w:r>
+        <w:t xml:space="preserve"> </w:t>
+      </w:r>
+      <w:r>
+        <w:rPr>
+          <w:i/>
+          <w:iCs/>
+        </w:rPr>
+        <w:t xml:space="preserve">Development Policy Review</w:t>
+      </w:r>
+      <w:r>
+        <w:t xml:space="preserve">,</w:t>
+      </w:r>
+      <w:r>
+        <w:t xml:space="preserve"> </w:t>
+      </w:r>
+      <w:r>
+        <w:rPr>
+          <w:i/>
+          <w:iCs/>
+        </w:rPr>
+        <w:t xml:space="preserve">42</w:t>
+      </w:r>
+      <w:r>
+        <w:t xml:space="preserve">(1), e12730.</w:t>
+      </w:r>
+      <w:r>
+        <w:t xml:space="preserve"> </w:t>
+      </w:r>
+      <w:hyperlink r:id="rId99">
+        <w:r>
+          <w:rPr>
+            <w:rStyle w:val="Hyperlink"/>
+          </w:rPr>
+          <w:t xml:space="preserve">https://doi.org/10.1111/dpr.12730</w:t>
+        </w:r>
+      </w:hyperlink>
+    </w:p>
+    <w:p>
+      <w:pPr>
+        <w:pStyle w:val="BodyText"/>
+      </w:pPr>
+      <w:r>
         <w:t xml:space="preserve">Jayachandran, S. (2021). Social norms as a barrier to women’s employment</w:t>
       </w:r>
       <w:r>
@@ -13925,7 +14264,7 @@
       <w:r>
         <w:t xml:space="preserve"> </w:t>
       </w:r>
-      <w:hyperlink r:id="rId99">
+      <w:hyperlink r:id="rId100">
         <w:r>
           <w:rPr>
             <w:rStyle w:val="Hyperlink"/>
@@ -14005,7 +14344,7 @@
       <w:r>
         <w:t xml:space="preserve"> </w:t>
       </w:r>
-      <w:hyperlink r:id="rId100">
+      <w:hyperlink r:id="rId101">
         <w:r>
           <w:rPr>
             <w:rStyle w:val="Hyperlink"/>
@@ -14065,7 +14404,7 @@
       <w:r>
         <w:t xml:space="preserve"> </w:t>
       </w:r>
-      <w:hyperlink r:id="rId101">
+      <w:hyperlink r:id="rId102">
         <w:r>
           <w:rPr>
             <w:rStyle w:val="Hyperlink"/>
@@ -14168,7 +14507,7 @@
       <w:r>
         <w:t xml:space="preserve"> </w:t>
       </w:r>
-      <w:hyperlink r:id="rId102">
+      <w:hyperlink r:id="rId103">
         <w:r>
           <w:rPr>
             <w:rStyle w:val="Hyperlink"/>
@@ -14227,7 +14566,7 @@
       <w:r>
         <w:t xml:space="preserve"> </w:t>
       </w:r>
-      <w:hyperlink r:id="rId103">
+      <w:hyperlink r:id="rId104">
         <w:r>
           <w:rPr>
             <w:rStyle w:val="Hyperlink"/>
@@ -14301,7 +14640,7 @@
       <w:r>
         <w:t xml:space="preserve"> </w:t>
       </w:r>
-      <w:hyperlink r:id="rId104">
+      <w:hyperlink r:id="rId105">
         <w:r>
           <w:rPr>
             <w:rStyle w:val="Hyperlink"/>
@@ -14352,7 +14691,7 @@
       <w:r>
         <w:t xml:space="preserve"> </w:t>
       </w:r>
-      <w:hyperlink r:id="rId105">
+      <w:hyperlink r:id="rId106">
         <w:r>
           <w:rPr>
             <w:rStyle w:val="Hyperlink"/>
@@ -14489,7 +14828,7 @@
       <w:r>
         <w:t xml:space="preserve"> </w:t>
       </w:r>
-      <w:hyperlink r:id="rId106">
+      <w:hyperlink r:id="rId107">
         <w:r>
           <w:rPr>
             <w:rStyle w:val="Hyperlink"/>
@@ -14540,7 +14879,7 @@
       <w:r>
         <w:t xml:space="preserve"> </w:t>
       </w:r>
-      <w:hyperlink r:id="rId107">
+      <w:hyperlink r:id="rId108">
         <w:r>
           <w:rPr>
             <w:rStyle w:val="Hyperlink"/>
@@ -14597,7 +14936,7 @@
       <w:r>
         <w:t xml:space="preserve"> </w:t>
       </w:r>
-      <w:hyperlink r:id="rId108">
+      <w:hyperlink r:id="rId109">
         <w:r>
           <w:rPr>
             <w:rStyle w:val="Hyperlink"/>
@@ -14654,7 +14993,7 @@
       <w:r>
         <w:t xml:space="preserve"> </w:t>
       </w:r>
-      <w:hyperlink r:id="rId109">
+      <w:hyperlink r:id="rId110">
         <w:r>
           <w:rPr>
             <w:rStyle w:val="Hyperlink"/>
@@ -14705,7 +15044,7 @@
       <w:r>
         <w:t xml:space="preserve"> </w:t>
       </w:r>
-      <w:hyperlink r:id="rId110">
+      <w:hyperlink r:id="rId111">
         <w:r>
           <w:rPr>
             <w:rStyle w:val="Hyperlink"/>
@@ -14782,7 +15121,7 @@
       <w:r>
         <w:t xml:space="preserve"> </w:t>
       </w:r>
-      <w:hyperlink r:id="rId111">
+      <w:hyperlink r:id="rId112">
         <w:r>
           <w:rPr>
             <w:rStyle w:val="Hyperlink"/>
@@ -14833,7 +15172,7 @@
       <w:r>
         <w:t xml:space="preserve"> </w:t>
       </w:r>
-      <w:hyperlink r:id="rId112">
+      <w:hyperlink r:id="rId113">
         <w:r>
           <w:rPr>
             <w:rStyle w:val="Hyperlink"/>
@@ -14884,7 +15223,7 @@
       <w:r>
         <w:t xml:space="preserve"> </w:t>
       </w:r>
-      <w:hyperlink r:id="rId113">
+      <w:hyperlink r:id="rId114">
         <w:r>
           <w:rPr>
             <w:rStyle w:val="Hyperlink"/>
@@ -14944,7 +15283,7 @@
       <w:r>
         <w:t xml:space="preserve"> </w:t>
       </w:r>
-      <w:hyperlink r:id="rId114">
+      <w:hyperlink r:id="rId115">
         <w:r>
           <w:rPr>
             <w:rStyle w:val="Hyperlink"/>
@@ -15057,7 +15396,7 @@
       <w:r>
         <w:t xml:space="preserve"> </w:t>
       </w:r>
-      <w:hyperlink r:id="rId115">
+      <w:hyperlink r:id="rId116">
         <w:r>
           <w:rPr>
             <w:rStyle w:val="Hyperlink"/>
@@ -15108,7 +15447,7 @@
       <w:r>
         <w:t xml:space="preserve"> </w:t>
       </w:r>
-      <w:hyperlink r:id="rId116">
+      <w:hyperlink r:id="rId117">
         <w:r>
           <w:rPr>
             <w:rStyle w:val="Hyperlink"/>
@@ -15186,7 +15525,7 @@
       <w:r>
         <w:t xml:space="preserve"> </w:t>
       </w:r>
-      <w:hyperlink r:id="rId117">
+      <w:hyperlink r:id="rId118">
         <w:r>
           <w:rPr>
             <w:rStyle w:val="Hyperlink"/>
@@ -15358,7 +15697,7 @@
       <w:r>
         <w:t xml:space="preserve"> </w:t>
       </w:r>
-      <w:hyperlink r:id="rId118">
+      <w:hyperlink r:id="rId119">
         <w:r>
           <w:rPr>
             <w:rStyle w:val="Hyperlink"/>
@@ -15423,7 +15762,7 @@
       <w:r>
         <w:t xml:space="preserve"> </w:t>
       </w:r>
-      <w:hyperlink r:id="rId119">
+      <w:hyperlink r:id="rId120">
         <w:r>
           <w:rPr>
             <w:rStyle w:val="Hyperlink"/>
@@ -15534,7 +15873,7 @@
       <w:r>
         <w:t xml:space="preserve"> </w:t>
       </w:r>
-      <w:hyperlink r:id="rId120">
+      <w:hyperlink r:id="rId121">
         <w:r>
           <w:rPr>
             <w:rStyle w:val="Hyperlink"/>
@@ -15585,7 +15924,7 @@
       <w:r>
         <w:t xml:space="preserve"> </w:t>
       </w:r>
-      <w:hyperlink r:id="rId121">
+      <w:hyperlink r:id="rId122">
         <w:r>
           <w:rPr>
             <w:rStyle w:val="Hyperlink"/>
@@ -15636,7 +15975,7 @@
       <w:r>
         <w:t xml:space="preserve"> </w:t>
       </w:r>
-      <w:hyperlink r:id="rId122">
+      <w:hyperlink r:id="rId123">
         <w:r>
           <w:rPr>
             <w:rStyle w:val="Hyperlink"/>
@@ -15711,7 +16050,7 @@
       <w:r>
         <w:t xml:space="preserve"> </w:t>
       </w:r>
-      <w:hyperlink r:id="rId123">
+      <w:hyperlink r:id="rId124">
         <w:r>
           <w:rPr>
             <w:rStyle w:val="Hyperlink"/>
@@ -15768,7 +16107,7 @@
       <w:r>
         <w:t xml:space="preserve"> </w:t>
       </w:r>
-      <w:hyperlink r:id="rId124">
+      <w:hyperlink r:id="rId125">
         <w:r>
           <w:rPr>
             <w:rStyle w:val="Hyperlink"/>
@@ -15819,7 +16158,7 @@
       <w:r>
         <w:t xml:space="preserve"> </w:t>
       </w:r>
-      <w:hyperlink r:id="rId125">
+      <w:hyperlink r:id="rId126">
         <w:r>
           <w:rPr>
             <w:rStyle w:val="Hyperlink"/>
@@ -15884,7 +16223,7 @@
       <w:r>
         <w:t xml:space="preserve"> </w:t>
       </w:r>
-      <w:hyperlink r:id="rId126">
+      <w:hyperlink r:id="rId127">
         <w:r>
           <w:rPr>
             <w:rStyle w:val="Hyperlink"/>
@@ -15941,7 +16280,7 @@
       <w:r>
         <w:t xml:space="preserve"> </w:t>
       </w:r>
-      <w:hyperlink r:id="rId127">
+      <w:hyperlink r:id="rId128">
         <w:r>
           <w:rPr>
             <w:rStyle w:val="Hyperlink"/>
@@ -16060,7 +16399,7 @@
       <w:r>
         <w:t xml:space="preserve"> </w:t>
       </w:r>
-      <w:hyperlink r:id="rId128">
+      <w:hyperlink r:id="rId129">
         <w:r>
           <w:rPr>
             <w:rStyle w:val="Hyperlink"/>
@@ -16105,7 +16444,7 @@
       <w:r>
         <w:t xml:space="preserve"> </w:t>
       </w:r>
-      <w:hyperlink r:id="rId129">
+      <w:hyperlink r:id="rId130">
         <w:r>
           <w:rPr>
             <w:rStyle w:val="Hyperlink"/>
@@ -16164,7 +16503,7 @@
       <w:r>
         <w:t xml:space="preserve"> </w:t>
       </w:r>
-      <w:hyperlink r:id="rId130">
+      <w:hyperlink r:id="rId131">
         <w:r>
           <w:rPr>
             <w:rStyle w:val="Hyperlink"/>
@@ -16173,7 +16512,7 @@
         </w:r>
       </w:hyperlink>
     </w:p>
-    <w:bookmarkEnd w:id="131"/>
+    <w:bookmarkEnd w:id="132"/>
     <w:sectPr>
       <w:footnotePr>
         <w:numRestart w:val="eachSect"/>

--- a/submission/05_marriage_time_reallocation/package/manuscript_anonymised.docx
+++ b/submission/05_marriage_time_reallocation/package/manuscript_anonymised.docx
@@ -55,7 +55,7 @@
         <w:t xml:space="preserve"> </w:t>
       </w:r>
       <w:r>
-        <w:t xml:space="preserve">This study asks where, within the fixed day, the additional unpaid work that marriage brings to Indian women comes from, and how this differs by co-residence with parents-in-law and spouses’ relative resources and ages.</w:t>
+        <w:t xml:space="preserve">This study asks which activities differ alongside the higher unpaid work of married Indian women, within the fixed day, and how this varies with co-residence with parents-in-law and spouses’ relative resources and ages.</w:t>
       </w:r>
     </w:p>
     <w:p>
@@ -73,7 +73,7 @@
         <w:t xml:space="preserve"> </w:t>
       </w:r>
       <w:r>
-        <w:t xml:space="preserve">Studies of marriage and time use usually examine one outcome at a time, yet a day has 1,440 minutes, so gains and losses across activities must sum to zero.</w:t>
+        <w:t xml:space="preserve">Studies of marriage and time use usually examine one outcome at a time, although differences across activities must sum to zero within 1,440 minutes.</w:t>
       </w:r>
     </w:p>
     <w:p>
@@ -91,7 +91,7 @@
         <w:t xml:space="preserve"> </w:t>
       </w:r>
       <w:r>
-        <w:t xml:space="preserve">Using all 450,457 diaries of India’s Time Use Survey 2024, the study compares 88,337 married and never-married women and 87,364 men aged 20 to 39 across nine exhaustive activity divisions, net of single-year age, education, caste, religion, state and diary day. Selection into marriage is addressed by restricting to ages 20 to 26, reweighting and bias adjustment. 106,858 linked couples provide within-household comparisons.</w:t>
+        <w:t xml:space="preserve">Using all 450,457 diaries of India’s Time Use Survey 2024, the study compares 88,337 married and never-married women and 87,364 men aged 20 to 39 across nine activity divisions, with controls. Selection is addressed by restricting ages, reweighting and bias adjustment; 106,858 linked couples give within-household comparisons.</w:t>
       </w:r>
     </w:p>
     <w:p>
@@ -424,67 +424,61 @@
         <w:t xml:space="preserve"> </w:t>
       </w:r>
       <w:r>
-        <w:t xml:space="preserve">and find that being married is associated with about 135 more minutes a</w:t>
-      </w:r>
-      <w:r>
-        <w:t xml:space="preserve"> </w:t>
-      </w:r>
-      <w:r>
-        <w:t xml:space="preserve">day of housework for women; this paper extends that comparison from one</w:t>
-      </w:r>
-      <w:r>
-        <w:t xml:space="preserve"> </w:t>
-      </w:r>
-      <w:r>
-        <w:t xml:space="preserve">activity to the whole day, using the 2024 round. This paper estimates</w:t>
-      </w:r>
-      <w:r>
-        <w:t xml:space="preserve"> </w:t>
-      </w:r>
-      <w:r>
-        <w:t xml:space="preserve">the components together. I decompose the married–never-married</w:t>
-      </w:r>
-      <w:r>
-        <w:t xml:space="preserve"> </w:t>
-      </w:r>
-      <w:r>
-        <w:t xml:space="preserve">difference into all nine divisions of the International Classification</w:t>
-      </w:r>
-      <w:r>
-        <w:t xml:space="preserve"> </w:t>
-      </w:r>
-      <w:r>
-        <w:t xml:space="preserve">of Activities for Time-Use Statistics 2016 (ICATUS 2016,</w:t>
-      </w:r>
-      <w:r>
-        <w:t xml:space="preserve"> </w:t>
-      </w:r>
-      <w:r>
-        <w:t xml:space="preserve">).</w:t>
-      </w:r>
-      <w:r>
-        <w:t xml:space="preserve"> </w:t>
-      </w:r>
-      <w:r>
-        <w:t xml:space="preserve">The divisions partition the day, so the components sum to zero by</w:t>
-      </w:r>
-      <w:r>
-        <w:t xml:space="preserve"> </w:t>
-      </w:r>
-      <w:r>
-        <w:t xml:space="preserve">construction, and sub-rows for sleep, socialising, exercise and</w:t>
-      </w:r>
-      <w:r>
-        <w:t xml:space="preserve"> </w:t>
-      </w:r>
-      <w:r>
-        <w:t xml:space="preserve">religious practice show where these commonly studied outcomes sit within</w:t>
-      </w:r>
-      <w:r>
-        <w:t xml:space="preserve"> </w:t>
-      </w:r>
-      <w:r>
-        <w:t xml:space="preserve">the budget.</w:t>
+        <w:t xml:space="preserve">to decompose the large gap between women and men in unpaid housework and</w:t>
+      </w:r>
+      <w:r>
+        <w:t xml:space="preserve"> </w:t>
+      </w:r>
+      <w:r>
+        <w:t xml:space="preserve">care work; this paper instead compares married with never-married women</w:t>
+      </w:r>
+      <w:r>
+        <w:t xml:space="preserve"> </w:t>
+      </w:r>
+      <w:r>
+        <w:t xml:space="preserve">and men, across the whole day, using the 2024 round. This paper</w:t>
+      </w:r>
+      <w:r>
+        <w:t xml:space="preserve"> </w:t>
+      </w:r>
+      <w:r>
+        <w:t xml:space="preserve">estimates the components together. I decompose the</w:t>
+      </w:r>
+      <w:r>
+        <w:t xml:space="preserve"> </w:t>
+      </w:r>
+      <w:r>
+        <w:t xml:space="preserve">married–never-married difference into all nine divisions of the</w:t>
+      </w:r>
+      <w:r>
+        <w:t xml:space="preserve"> </w:t>
+      </w:r>
+      <w:r>
+        <w:t xml:space="preserve">International Classification of Activities for Time-Use Statistics 2016</w:t>
+      </w:r>
+      <w:r>
+        <w:t xml:space="preserve"> </w:t>
+      </w:r>
+      <w:r>
+        <w:t xml:space="preserve">(ICATUS 2016, ). The divisions partition the day, so the components sum</w:t>
+      </w:r>
+      <w:r>
+        <w:t xml:space="preserve"> </w:t>
+      </w:r>
+      <w:r>
+        <w:t xml:space="preserve">to zero by construction, and sub-rows for sleep, socialising, exercise</w:t>
+      </w:r>
+      <w:r>
+        <w:t xml:space="preserve"> </w:t>
+      </w:r>
+      <w:r>
+        <w:t xml:space="preserve">and religious practice show where these commonly studied outcomes sit</w:t>
+      </w:r>
+      <w:r>
+        <w:t xml:space="preserve"> </w:t>
+      </w:r>
+      <w:r>
+        <w:t xml:space="preserve">within the budget.</w:t>
       </w:r>
     </w:p>
     <w:p>
@@ -2214,97 +2208,133 @@
         <w:pStyle w:val="FirstParagraph"/>
       </w:pPr>
       <w:r>
-        <w:t xml:space="preserve">The Time Use Survey 2024, conducted by India’s National Statistics</w:t>
-      </w:r>
-      <w:r>
-        <w:t xml:space="preserve"> </w:t>
-      </w:r>
-      <w:r>
-        <w:t xml:space="preserve">Office from January to December 2024, records the activities of every</w:t>
-      </w:r>
-      <w:r>
-        <w:t xml:space="preserve"> </w:t>
-      </w:r>
-      <w:r>
-        <w:t xml:space="preserve">household member aged six and above over the 24 hours from 4:00 a.m. on</w:t>
-      </w:r>
-      <w:r>
-        <w:t xml:space="preserve"> </w:t>
-      </w:r>
-      <w:r>
-        <w:t xml:space="preserve">the day before the interview (). Activities are coded to the three-digit level</w:t>
-      </w:r>
-      <w:r>
-        <w:t xml:space="preserve"> </w:t>
-      </w:r>
-      <w:r>
-        <w:t xml:space="preserve">of ICATUS 2016 (). Where activities overlap, the survey flags one as the</w:t>
-      </w:r>
-      <w:r>
-        <w:t xml:space="preserve"> </w:t>
-      </w:r>
-      <w:r>
-        <w:t xml:space="preserve">major activity. I use every activity record (10,211,478 records from</w:t>
-      </w:r>
-      <w:r>
-        <w:t xml:space="preserve"> </w:t>
-      </w:r>
-      <w:r>
-        <w:t xml:space="preserve">450,457 diaries in 139,487 households) and aggregate major activities to</w:t>
-      </w:r>
-      <w:r>
-        <w:t xml:space="preserve"> </w:t>
-      </w:r>
-      <w:r>
-        <w:t xml:space="preserve">the person-day, so all but 5 of the 450,457 diaries partition exactly</w:t>
-      </w:r>
-      <w:r>
-        <w:t xml:space="preserve"> </w:t>
-      </w:r>
-      <w:r>
-        <w:t xml:space="preserve">1,440 minutes. The roster lists 454,192 persons aged six and above;</w:t>
-      </w:r>
-      <w:r>
-        <w:t xml:space="preserve"> </w:t>
-      </w:r>
-      <w:r>
-        <w:t xml:space="preserve">3,735 of them have no diary records in the file, which leaves the</w:t>
-      </w:r>
-      <w:r>
-        <w:t xml:space="preserve"> </w:t>
-      </w:r>
-      <w:r>
-        <w:t xml:space="preserve">450,457 diaries, and the 49 diaries of third-gender respondents are</w:t>
-      </w:r>
-      <w:r>
-        <w:t xml:space="preserve"> </w:t>
-      </w:r>
-      <w:r>
-        <w:t xml:space="preserve">excluded from the comparisons of women and men. Some diaries are</w:t>
-      </w:r>
-      <w:r>
-        <w:t xml:space="preserve"> </w:t>
-      </w:r>
-      <w:r>
-        <w:t xml:space="preserve">reported by another household member; I control for proxy reporting and</w:t>
-      </w:r>
-      <w:r>
-        <w:t xml:space="preserve"> </w:t>
-      </w:r>
-      <w:r>
-        <w:t xml:space="preserve">drop proxy diaries in a robustness check. All estimates use the survey</w:t>
-      </w:r>
-      <w:r>
-        <w:t xml:space="preserve"> </w:t>
-      </w:r>
-      <w:r>
-        <w:t xml:space="preserve">multipliers, and standard errors are clustered on the first-stage unit,</w:t>
-      </w:r>
-      <w:r>
-        <w:t xml:space="preserve"> </w:t>
-      </w:r>
-      <w:r>
-        <w:t xml:space="preserve">the primary sampling unit (; ).</w:t>
+        <w:t xml:space="preserve">I use the 2024 round because it is the most recent and its diaries cover</w:t>
+      </w:r>
+      <w:r>
+        <w:t xml:space="preserve"> </w:t>
+      </w:r>
+      <w:r>
+        <w:t xml:space="preserve">every household member aged six and above; the 2019 round</w:t>
+      </w:r>
+      <w:r>
+        <w:t xml:space="preserve"> </w:t>
+      </w:r>
+      <w:r>
+        <w:t xml:space="preserve">() uses the</w:t>
+      </w:r>
+      <w:r>
+        <w:t xml:space="preserve"> </w:t>
+      </w:r>
+      <w:r>
+        <w:t xml:space="preserve">same design, and a 2019–2024 comparison of the headline</w:t>
+      </w:r>
+      <w:r>
+        <w:t xml:space="preserve"> </w:t>
+      </w:r>
+      <w:r>
+        <w:t xml:space="preserve">married–never-married difference is planned as an extension. The Time</w:t>
+      </w:r>
+      <w:r>
+        <w:t xml:space="preserve"> </w:t>
+      </w:r>
+      <w:r>
+        <w:t xml:space="preserve">Use Survey 2024, conducted by India’s National Statistics Office from</w:t>
+      </w:r>
+      <w:r>
+        <w:t xml:space="preserve"> </w:t>
+      </w:r>
+      <w:r>
+        <w:t xml:space="preserve">January to December 2024, records the activities of every household</w:t>
+      </w:r>
+      <w:r>
+        <w:t xml:space="preserve"> </w:t>
+      </w:r>
+      <w:r>
+        <w:t xml:space="preserve">member aged six and above over the 24 hours from 4:00 a.m. on the day</w:t>
+      </w:r>
+      <w:r>
+        <w:t xml:space="preserve"> </w:t>
+      </w:r>
+      <w:r>
+        <w:t xml:space="preserve">before the interview (). Activities are coded to the three-digit level of ICATUS</w:t>
+      </w:r>
+      <w:r>
+        <w:t xml:space="preserve"> </w:t>
+      </w:r>
+      <w:r>
+        <w:t xml:space="preserve">2016 (). Where activities overlap, the survey flags one as the major</w:t>
+      </w:r>
+      <w:r>
+        <w:t xml:space="preserve"> </w:t>
+      </w:r>
+      <w:r>
+        <w:t xml:space="preserve">activity. I use every activity record (10,211,478 records from 450,457</w:t>
+      </w:r>
+      <w:r>
+        <w:t xml:space="preserve"> </w:t>
+      </w:r>
+      <w:r>
+        <w:t xml:space="preserve">diaries in 139,487 households) and aggregate major activities to the</w:t>
+      </w:r>
+      <w:r>
+        <w:t xml:space="preserve"> </w:t>
+      </w:r>
+      <w:r>
+        <w:t xml:space="preserve">person-day, so all but 5 of the 450,457 diaries partition exactly 1,440</w:t>
+      </w:r>
+      <w:r>
+        <w:t xml:space="preserve"> </w:t>
+      </w:r>
+      <w:r>
+        <w:t xml:space="preserve">minutes. The roster lists 454,192 persons aged six and above; 3,735 of</w:t>
+      </w:r>
+      <w:r>
+        <w:t xml:space="preserve"> </w:t>
+      </w:r>
+      <w:r>
+        <w:t xml:space="preserve">them have no diary records in the file, which leaves the 450,457</w:t>
+      </w:r>
+      <w:r>
+        <w:t xml:space="preserve"> </w:t>
+      </w:r>
+      <w:r>
+        <w:t xml:space="preserve">diaries, and the 49 diaries of third-gender respondents are excluded</w:t>
+      </w:r>
+      <w:r>
+        <w:t xml:space="preserve"> </w:t>
+      </w:r>
+      <w:r>
+        <w:t xml:space="preserve">from the comparisons of women and men. Some diaries are reported by</w:t>
+      </w:r>
+      <w:r>
+        <w:t xml:space="preserve"> </w:t>
+      </w:r>
+      <w:r>
+        <w:t xml:space="preserve">another household member; I control for proxy reporting and drop proxy</w:t>
+      </w:r>
+      <w:r>
+        <w:t xml:space="preserve"> </w:t>
+      </w:r>
+      <w:r>
+        <w:t xml:space="preserve">diaries in a robustness check. All estimates use the survey multipliers,</w:t>
+      </w:r>
+      <w:r>
+        <w:t xml:space="preserve"> </w:t>
+      </w:r>
+      <w:r>
+        <w:t xml:space="preserve">and standard errors are clustered on the first-stage unit, the primary</w:t>
+      </w:r>
+      <w:r>
+        <w:t xml:space="preserve"> </w:t>
+      </w:r>
+      <w:r>
+        <w:t xml:space="preserve">sampling unit (;</w:t>
+      </w:r>
+      <w:r>
+        <w:t xml:space="preserve"> </w:t>
+      </w:r>
+      <w:r>
+        <w:t xml:space="preserve">).</w:t>
       </w:r>
     </w:p>
     <w:bookmarkEnd w:id="16"/>
@@ -8153,19 +8183,19 @@
         <w:t xml:space="preserve"> </w:t>
       </w:r>
       <w:r>
-        <w:t xml:space="preserve">Among women, the coefficient is 256.1 minutes (SE 4.0) at ages 20 to 22,</w:t>
-      </w:r>
-      <w:r>
-        <w:t xml:space="preserve"> </w:t>
-      </w:r>
-      <w:r>
-        <w:t xml:space="preserve">where 53% are never married, and 214.7 minutes (SE 10.8) at ages 35 to</w:t>
-      </w:r>
-      <w:r>
-        <w:t xml:space="preserve"> </w:t>
-      </w:r>
-      <w:r>
-        <w:t xml:space="preserve">39, where 2% are. The gap does not grow significantly as the</w:t>
+        <w:t xml:space="preserve">Among women, the coefficient is 256.10 minutes (SE 3.97) at ages 20 to</w:t>
+      </w:r>
+      <w:r>
+        <w:t xml:space="preserve"> </w:t>
+      </w:r>
+      <w:r>
+        <w:t xml:space="preserve">22, where 53% are never married, and 214.7 minutes (SE 10.8) at ages 35</w:t>
+      </w:r>
+      <w:r>
+        <w:t xml:space="preserve"> </w:t>
+      </w:r>
+      <w:r>
+        <w:t xml:space="preserve">to 39, where 2% are. The gap does not grow significantly as the</w:t>
       </w:r>
       <w:r>
         <w:t xml:space="preserve"> </w:t>
@@ -10626,49 +10656,61 @@
         <w:t xml:space="preserve"> </w:t>
       </w:r>
       <w:r>
-        <w:t xml:space="preserve">minutes. It is positive and statistically significant in every</w:t>
-      </w:r>
-      <w:r>
-        <w:t xml:space="preserve"> </w:t>
-      </w:r>
-      <w:r>
-        <w:t xml:space="preserve">specification. Excluding current students removes the group whose time</w:t>
-      </w:r>
-      <w:r>
-        <w:t xml:space="preserve"> </w:t>
-      </w:r>
-      <w:r>
-        <w:t xml:space="preserve">is most mechanically devoted to learning, but student status is itself</w:t>
-      </w:r>
-      <w:r>
-        <w:t xml:space="preserve"> </w:t>
-      </w:r>
-      <w:r>
-        <w:t xml:space="preserve">affected by marriage, so this row is a bound rather than a preferred</w:t>
-      </w:r>
-      <w:r>
-        <w:t xml:space="preserve"> </w:t>
-      </w:r>
-      <w:r>
-        <w:t xml:space="preserve">estimate. Adding household size, older members and consumption changes</w:t>
-      </w:r>
-      <w:r>
-        <w:t xml:space="preserve"> </w:t>
-      </w:r>
-      <w:r>
-        <w:t xml:space="preserve">the coefficient for women from 279.7 to 277.0 minutes, consistent with</w:t>
-      </w:r>
-      <w:r>
-        <w:t xml:space="preserve"> </w:t>
-      </w:r>
-      <w:r>
-        <w:t xml:space="preserve">part of the association running through the household a woman joins at</w:t>
-      </w:r>
-      <w:r>
-        <w:t xml:space="preserve"> </w:t>
-      </w:r>
-      <w:r>
-        <w:t xml:space="preserve">marriage.</w:t>
+        <w:t xml:space="preserve">minutes. The lowest, for ages 30 to 39 (256.14, SE 6.24), coincides at</w:t>
+      </w:r>
+      <w:r>
+        <w:t xml:space="preserve"> </w:t>
+      </w:r>
+      <w:r>
+        <w:t xml:space="preserve">one decimal with the age 20 to 22 band coefficient (256.10, SE 3.97);</w:t>
+      </w:r>
+      <w:r>
+        <w:t xml:space="preserve"> </w:t>
+      </w:r>
+      <w:r>
+        <w:t xml:space="preserve">the two are separate estimates on different samples. It is positive and</w:t>
+      </w:r>
+      <w:r>
+        <w:t xml:space="preserve"> </w:t>
+      </w:r>
+      <w:r>
+        <w:t xml:space="preserve">statistically significant in every specification. Excluding current</w:t>
+      </w:r>
+      <w:r>
+        <w:t xml:space="preserve"> </w:t>
+      </w:r>
+      <w:r>
+        <w:t xml:space="preserve">students removes the group whose time is most mechanically devoted to</w:t>
+      </w:r>
+      <w:r>
+        <w:t xml:space="preserve"> </w:t>
+      </w:r>
+      <w:r>
+        <w:t xml:space="preserve">learning, but student status is itself affected by marriage, so this row</w:t>
+      </w:r>
+      <w:r>
+        <w:t xml:space="preserve"> </w:t>
+      </w:r>
+      <w:r>
+        <w:t xml:space="preserve">is a bound rather than a preferred estimate. Adding household size,</w:t>
+      </w:r>
+      <w:r>
+        <w:t xml:space="preserve"> </w:t>
+      </w:r>
+      <w:r>
+        <w:t xml:space="preserve">older members and consumption changes the coefficient for women from</w:t>
+      </w:r>
+      <w:r>
+        <w:t xml:space="preserve"> </w:t>
+      </w:r>
+      <w:r>
+        <w:t xml:space="preserve">279.7 to 277.0 minutes, consistent with part of the association running</w:t>
+      </w:r>
+      <w:r>
+        <w:t xml:space="preserve"> </w:t>
+      </w:r>
+      <w:r>
+        <w:t xml:space="preserve">through the household a woman joins at marriage.</w:t>
       </w:r>
     </w:p>
     <w:bookmarkEnd w:id="46"/>
@@ -14161,13 +14203,13 @@
         <w:pStyle w:val="BodyText"/>
       </w:pPr>
       <w:r>
-        <w:t xml:space="preserve">Janiso, A., Shukla, P. K., &amp; Reddy, A. B. (2024). What explains the</w:t>
-      </w:r>
-      <w:r>
-        <w:t xml:space="preserve"> </w:t>
-      </w:r>
-      <w:r>
-        <w:t xml:space="preserve">gender gap in unpaid housework and care work in</w:t>
+        <w:t xml:space="preserve">Janiso, A., Shukla, P. K., &amp; Bheemeshwar Reddy A. (2024). What explains</w:t>
+      </w:r>
+      <w:r>
+        <w:t xml:space="preserve"> </w:t>
+      </w:r>
+      <w:r>
+        <w:t xml:space="preserve">the gender gap in unpaid housework and care work in</w:t>
       </w:r>
       <w:r>
         <w:t xml:space="preserve"> </w:t>
@@ -15291,6 +15333,33 @@
           <w:t xml:space="preserve">https://doi.org/10.1016/j.worlddev.2017.05.003</w:t>
         </w:r>
       </w:hyperlink>
+    </w:p>
+    <w:p>
+      <w:pPr>
+        <w:pStyle w:val="BodyText"/>
+      </w:pPr>
+      <w:r>
+        <w:t xml:space="preserve">National Statistical Office. (2020).</w:t>
+      </w:r>
+      <w:r>
+        <w:t xml:space="preserve"> </w:t>
+      </w:r>
+      <w:r>
+        <w:rPr>
+          <w:i/>
+          <w:iCs/>
+        </w:rPr>
+        <w:t xml:space="preserve">Time use in india 2019</w:t>
+      </w:r>
+      <w:r>
+        <w:t xml:space="preserve">.</w:t>
+      </w:r>
+      <w:r>
+        <w:t xml:space="preserve"> </w:t>
+      </w:r>
+      <w:r>
+        <w:t xml:space="preserve">Ministry of Statistics; Programme Implementation, Government of India.</w:t>
+      </w:r>
     </w:p>
     <w:p>
       <w:pPr>

--- a/submission/05_marriage_time_reallocation/package/manuscript_anonymised.docx
+++ b/submission/05_marriage_time_reallocation/package/manuscript_anonymised.docx
@@ -2226,109 +2226,139 @@
         <w:t xml:space="preserve"> </w:t>
       </w:r>
       <w:r>
-        <w:t xml:space="preserve">same design, and a 2019–2024 comparison of the headline</w:t>
-      </w:r>
-      <w:r>
-        <w:t xml:space="preserve"> </w:t>
-      </w:r>
-      <w:r>
-        <w:t xml:space="preserve">married–never-married difference is planned as an extension. The Time</w:t>
-      </w:r>
-      <w:r>
-        <w:t xml:space="preserve"> </w:t>
-      </w:r>
-      <w:r>
-        <w:t xml:space="preserve">Use Survey 2024, conducted by India’s National Statistics Office from</w:t>
-      </w:r>
-      <w:r>
-        <w:t xml:space="preserve"> </w:t>
-      </w:r>
-      <w:r>
-        <w:t xml:space="preserve">January to December 2024, records the activities of every household</w:t>
-      </w:r>
-      <w:r>
-        <w:t xml:space="preserve"> </w:t>
-      </w:r>
-      <w:r>
-        <w:t xml:space="preserve">member aged six and above over the 24 hours from 4:00 a.m. on the day</w:t>
-      </w:r>
-      <w:r>
-        <w:t xml:space="preserve"> </w:t>
-      </w:r>
-      <w:r>
-        <w:t xml:space="preserve">before the interview (). Activities are coded to the three-digit level of ICATUS</w:t>
-      </w:r>
-      <w:r>
-        <w:t xml:space="preserve"> </w:t>
-      </w:r>
-      <w:r>
-        <w:t xml:space="preserve">2016 (). Where activities overlap, the survey flags one as the major</w:t>
-      </w:r>
-      <w:r>
-        <w:t xml:space="preserve"> </w:t>
-      </w:r>
-      <w:r>
-        <w:t xml:space="preserve">activity. I use every activity record (10,211,478 records from 450,457</w:t>
-      </w:r>
-      <w:r>
-        <w:t xml:space="preserve"> </w:t>
-      </w:r>
-      <w:r>
-        <w:t xml:space="preserve">diaries in 139,487 households) and aggregate major activities to the</w:t>
-      </w:r>
-      <w:r>
-        <w:t xml:space="preserve"> </w:t>
-      </w:r>
-      <w:r>
-        <w:t xml:space="preserve">person-day, so all but 5 of the 450,457 diaries partition exactly 1,440</w:t>
-      </w:r>
-      <w:r>
-        <w:t xml:space="preserve"> </w:t>
-      </w:r>
-      <w:r>
-        <w:t xml:space="preserve">minutes. The roster lists 454,192 persons aged six and above; 3,735 of</w:t>
-      </w:r>
-      <w:r>
-        <w:t xml:space="preserve"> </w:t>
-      </w:r>
-      <w:r>
-        <w:t xml:space="preserve">them have no diary records in the file, which leaves the 450,457</w:t>
-      </w:r>
-      <w:r>
-        <w:t xml:space="preserve"> </w:t>
-      </w:r>
-      <w:r>
-        <w:t xml:space="preserve">diaries, and the 49 diaries of third-gender respondents are excluded</w:t>
-      </w:r>
-      <w:r>
-        <w:t xml:space="preserve"> </w:t>
-      </w:r>
-      <w:r>
-        <w:t xml:space="preserve">from the comparisons of women and men. Some diaries are reported by</w:t>
-      </w:r>
-      <w:r>
-        <w:t xml:space="preserve"> </w:t>
-      </w:r>
-      <w:r>
-        <w:t xml:space="preserve">another household member; I control for proxy reporting and drop proxy</w:t>
-      </w:r>
-      <w:r>
-        <w:t xml:space="preserve"> </w:t>
-      </w:r>
-      <w:r>
-        <w:t xml:space="preserve">diaries in a robustness check. All estimates use the survey multipliers,</w:t>
-      </w:r>
-      <w:r>
-        <w:t xml:space="preserve"> </w:t>
-      </w:r>
-      <w:r>
-        <w:t xml:space="preserve">and standard errors are clustered on the first-stage unit, the primary</w:t>
-      </w:r>
-      <w:r>
-        <w:t xml:space="preserve"> </w:t>
-      </w:r>
-      <w:r>
-        <w:t xml:space="preserve">sampling unit (;</w:t>
+        <w:t xml:space="preserve">same design, and with a harmonised specification (age, state, diary day</w:t>
+      </w:r>
+      <w:r>
+        <w:t xml:space="preserve"> </w:t>
+      </w:r>
+      <w:r>
+        <w:t xml:space="preserve">and residence) the married–never-married difference in women’s unpaid</w:t>
+      </w:r>
+      <w:r>
+        <w:t xml:space="preserve"> </w:t>
+      </w:r>
+      <w:r>
+        <w:t xml:space="preserve">work is 284.4 minutes (SE 2.6) in 2019 and 291.7 minutes (SE 2.5) in</w:t>
+      </w:r>
+      <w:r>
+        <w:t xml:space="preserve"> </w:t>
+      </w:r>
+      <w:r>
+        <w:t xml:space="preserve">2024, and for men 15.7 minutes (SE 1.0) and 25.7 minutes (SE 1.0), so</w:t>
+      </w:r>
+      <w:r>
+        <w:t xml:space="preserve"> </w:t>
+      </w:r>
+      <w:r>
+        <w:t xml:space="preserve">the pattern is not specific to one round. The Time Use Survey 2024,</w:t>
+      </w:r>
+      <w:r>
+        <w:t xml:space="preserve"> </w:t>
+      </w:r>
+      <w:r>
+        <w:t xml:space="preserve">conducted by India’s National Statistics Office from January to December</w:t>
+      </w:r>
+      <w:r>
+        <w:t xml:space="preserve"> </w:t>
+      </w:r>
+      <w:r>
+        <w:t xml:space="preserve">2024, records the activities of every household member aged six and</w:t>
+      </w:r>
+      <w:r>
+        <w:t xml:space="preserve"> </w:t>
+      </w:r>
+      <w:r>
+        <w:t xml:space="preserve">above over the 24 hours from 4:00 a.m. on the day before the interview</w:t>
+      </w:r>
+      <w:r>
+        <w:t xml:space="preserve"> </w:t>
+      </w:r>
+      <w:r>
+        <w:t xml:space="preserve">().</w:t>
+      </w:r>
+      <w:r>
+        <w:t xml:space="preserve"> </w:t>
+      </w:r>
+      <w:r>
+        <w:t xml:space="preserve">Activities are coded to the three-digit level of ICATUS 2016</w:t>
+      </w:r>
+      <w:r>
+        <w:t xml:space="preserve"> </w:t>
+      </w:r>
+      <w:r>
+        <w:t xml:space="preserve">().</w:t>
+      </w:r>
+      <w:r>
+        <w:t xml:space="preserve"> </w:t>
+      </w:r>
+      <w:r>
+        <w:t xml:space="preserve">Where activities overlap, the survey flags one as the major activity. I</w:t>
+      </w:r>
+      <w:r>
+        <w:t xml:space="preserve"> </w:t>
+      </w:r>
+      <w:r>
+        <w:t xml:space="preserve">use every activity record (10,211,478 records from 450,457 diaries in</w:t>
+      </w:r>
+      <w:r>
+        <w:t xml:space="preserve"> </w:t>
+      </w:r>
+      <w:r>
+        <w:t xml:space="preserve">139,487 households) and aggregate major activities to the person-day, so</w:t>
+      </w:r>
+      <w:r>
+        <w:t xml:space="preserve"> </w:t>
+      </w:r>
+      <w:r>
+        <w:t xml:space="preserve">all but 5 of the 450,457 diaries partition exactly 1,440 minutes. The</w:t>
+      </w:r>
+      <w:r>
+        <w:t xml:space="preserve"> </w:t>
+      </w:r>
+      <w:r>
+        <w:t xml:space="preserve">roster lists 454,192 persons aged six and above; 3,735 of them have no</w:t>
+      </w:r>
+      <w:r>
+        <w:t xml:space="preserve"> </w:t>
+      </w:r>
+      <w:r>
+        <w:t xml:space="preserve">diary records in the file, which leaves the 450,457 diaries, and the 49</w:t>
+      </w:r>
+      <w:r>
+        <w:t xml:space="preserve"> </w:t>
+      </w:r>
+      <w:r>
+        <w:t xml:space="preserve">diaries of third-gender respondents are excluded from the comparisons of</w:t>
+      </w:r>
+      <w:r>
+        <w:t xml:space="preserve"> </w:t>
+      </w:r>
+      <w:r>
+        <w:t xml:space="preserve">women and men. Some diaries are reported by another household member; I</w:t>
+      </w:r>
+      <w:r>
+        <w:t xml:space="preserve"> </w:t>
+      </w:r>
+      <w:r>
+        <w:t xml:space="preserve">control for proxy reporting and drop proxy diaries in a robustness</w:t>
+      </w:r>
+      <w:r>
+        <w:t xml:space="preserve"> </w:t>
+      </w:r>
+      <w:r>
+        <w:t xml:space="preserve">check. All estimates use the survey multipliers, and standard errors are</w:t>
+      </w:r>
+      <w:r>
+        <w:t xml:space="preserve"> </w:t>
+      </w:r>
+      <w:r>
+        <w:t xml:space="preserve">clustered on the first-stage unit, the primary sampling unit</w:t>
+      </w:r>
+      <w:r>
+        <w:t xml:space="preserve"> </w:t>
+      </w:r>
+      <w:r>
+        <w:t xml:space="preserve">(;</w:t>
       </w:r>
       <w:r>
         <w:t xml:space="preserve"> </w:t>

--- a/submission/05_marriage_time_reallocation/package/manuscript_anonymised.docx
+++ b/submission/05_marriage_time_reallocation/package/manuscript_anonymised.docx
@@ -26,14 +26,6 @@
     </w:p>
     <w:p>
       <w:pPr>
-        <w:pStyle w:val="Date"/>
-      </w:pPr>
-      <w:r>
-        <w:t xml:space="preserve">October 2026</w:t>
-      </w:r>
-    </w:p>
-    <w:p>
-      <w:pPr>
         <w:pStyle w:val="AbstractTitle"/>
       </w:pPr>
       <w:r>
@@ -55,7 +47,7 @@
         <w:t xml:space="preserve"> </w:t>
       </w:r>
       <w:r>
-        <w:t xml:space="preserve">This study asks which activities differ alongside the higher unpaid work of married Indian women, within the fixed day, and how this varies with co-residence with parents-in-law and spouses’ relative resources and ages.</w:t>
+        <w:t xml:space="preserve">This study asks which activities differ alongside married Indian women’s higher unpaid work, and how this varies within couples.</w:t>
       </w:r>
     </w:p>
     <w:p>
@@ -73,7 +65,7 @@
         <w:t xml:space="preserve"> </w:t>
       </w:r>
       <w:r>
-        <w:t xml:space="preserve">Studies of marriage and time use usually examine one outcome at a time, although differences across activities must sum to zero within 1,440 minutes.</w:t>
+        <w:t xml:space="preserve">Studies usually examine one outcome at a time, though a day’s activities must sum to 1,440 minutes.</w:t>
       </w:r>
     </w:p>
     <w:p>
@@ -91,7 +83,7 @@
         <w:t xml:space="preserve"> </w:t>
       </w:r>
       <w:r>
-        <w:t xml:space="preserve">Using all 450,457 diaries of India’s Time Use Survey 2024, the study compares 88,337 married and never-married women and 87,364 men aged 20 to 39 across nine activity divisions, with controls. Selection is addressed by restricting ages, reweighting and bias adjustment; 106,858 linked couples give within-household comparisons.</w:t>
+        <w:t xml:space="preserve">Using all 450,457 diaries of India’s Time Use Survey 2024, the study compares 88,337 married and never-married women and 87,364 men aged 20 to 39 across nine activity divisions. Selection is addressed by age restriction, reweighting and bias adjustment; 106,858 linked couples give within-household comparisons.</w:t>
       </w:r>
     </w:p>
     <w:p>
@@ -109,7 +101,7 @@
         <w:t xml:space="preserve"> </w:t>
       </w:r>
       <w:r>
-        <w:t xml:space="preserve">Married women reported 280 minutes more of unpaid domestic and care work per day than never-married women; for men the difference was 26 minutes more. The women’s difference was 233 minutes after reweighting and 264 after bias adjustment. Wives did 367 minutes more of unpaid work than their husbands, and their share of the couple’s unpaid work was 91%. Co-residence with parents-in-law did not change wives’ unpaid work detectably.</w:t>
+        <w:t xml:space="preserve">Married women reported 280 minutes more of unpaid domestic and care work than never-married women; for men the difference was 26 minutes more. Reweighted, it was 233; bias-adjusted, 264. Wives did 367 minutes more of unpaid work than their husbands, and their share of the couple’s unpaid work was 91%. Co-residence with parents-in-law made no detectable difference.</w:t>
       </w:r>
     </w:p>
     <w:p>
@@ -127,7 +119,7 @@
         <w:t xml:space="preserve"> </w:t>
       </w:r>
       <w:r>
-        <w:t xml:space="preserve">Married and never-married women’s days differ far more than men’s, and a full time-budget accounting shows which activities differ alongside unpaid work.</w:t>
+        <w:t xml:space="preserve">Marital status divides women’s days far more than men’s.</w:t>
       </w:r>
     </w:p>
     <w:p>
@@ -841,37 +833,43 @@
         <w:pStyle w:val="BodyText"/>
       </w:pPr>
       <w:r>
-        <w:t xml:space="preserve">Two families of theory organise this work. The first is economic. In</w:t>
-      </w:r>
-      <w:r>
-        <w:t xml:space="preserve"> </w:t>
-      </w:r>
-      <w:r>
-        <w:t xml:space="preserve">Becker’s model of the household, spouses specialise according to</w:t>
-      </w:r>
-      <w:r>
-        <w:t xml:space="preserve"> </w:t>
-      </w:r>
-      <w:r>
-        <w:t xml:space="preserve">comparative advantage, and small initial differences in market</w:t>
-      </w:r>
-      <w:r>
-        <w:t xml:space="preserve"> </w:t>
-      </w:r>
-      <w:r>
-        <w:t xml:space="preserve">productivity, reinforced by investment in sex-specific human capital,</w:t>
-      </w:r>
-      <w:r>
-        <w:t xml:space="preserve"> </w:t>
-      </w:r>
-      <w:r>
-        <w:t xml:space="preserve">lead to complete specialisation (, ). Home production</w:t>
-      </w:r>
-      <w:r>
-        <w:t xml:space="preserve"> </w:t>
-      </w:r>
-      <w:r>
-        <w:t xml:space="preserve">competes with both market work and leisure</w:t>
+        <w:t xml:space="preserve">Two families of theory organise this work. In economic models, spouses</w:t>
+      </w:r>
+      <w:r>
+        <w:t xml:space="preserve"> </w:t>
+      </w:r>
+      <w:r>
+        <w:t xml:space="preserve">specialise by comparative advantage</w:t>
+      </w:r>
+      <w:r>
+        <w:t xml:space="preserve"> </w:t>
+      </w:r>
+      <w:r>
+        <w:t xml:space="preserve">(,</w:t>
+      </w:r>
+      <w:r>
+        <w:t xml:space="preserve"> </w:t>
+      </w:r>
+      <w:r>
+        <w:t xml:space="preserve">), home production competes with</w:t>
+      </w:r>
+      <w:r>
+        <w:t xml:space="preserve"> </w:t>
+      </w:r>
+      <w:r>
+        <w:t xml:space="preserve">market work and leisure (;</w:t>
+      </w:r>
+      <w:r>
+        <w:t xml:space="preserve"> </w:t>
+      </w:r>
+      <w:r>
+        <w:t xml:space="preserve">), and in bargaining</w:t>
+      </w:r>
+      <w:r>
+        <w:t xml:space="preserve"> </w:t>
+      </w:r>
+      <w:r>
+        <w:t xml:space="preserve">models a spouse’s earnings and outside options buy relief from housework</w:t>
       </w:r>
       <w:r>
         <w:t xml:space="preserve"> </w:t>
@@ -883,115 +881,43 @@
         <w:t xml:space="preserve"> </w:t>
       </w:r>
       <w:r>
-        <w:t xml:space="preserve">). Bargaining models</w:t>
-      </w:r>
-      <w:r>
-        <w:t xml:space="preserve"> </w:t>
-      </w:r>
-      <w:r>
-        <w:t xml:space="preserve">replace the unitary household with spouses whose outcomes depend on</w:t>
-      </w:r>
-      <w:r>
-        <w:t xml:space="preserve"> </w:t>
-      </w:r>
-      <w:r>
-        <w:t xml:space="preserve">their threat points: divorce in Manser &amp; Brown</w:t>
-      </w:r>
-      <w:r>
-        <w:t xml:space="preserve"> </w:t>
-      </w:r>
-      <w:r>
-        <w:t xml:space="preserve">() and McElroy &amp; Horney</w:t>
-      </w:r>
-      <w:r>
-        <w:t xml:space="preserve"> </w:t>
-      </w:r>
-      <w:r>
-        <w:t xml:space="preserve">(), a non-cooperative marriage</w:t>
-      </w:r>
-      <w:r>
-        <w:t xml:space="preserve"> </w:t>
-      </w:r>
-      <w:r>
-        <w:t xml:space="preserve">governed by traditional roles in the</w:t>
-      </w:r>
-      <w:r>
-        <w:t xml:space="preserve"> </w:t>
-      </w:r>
-      <w:r>
-        <w:t xml:space="preserve">“separate spheres”</w:t>
-      </w:r>
-      <w:r>
-        <w:t xml:space="preserve"> </w:t>
-      </w:r>
-      <w:r>
-        <w:t xml:space="preserve">model of</w:t>
-      </w:r>
-      <w:r>
-        <w:t xml:space="preserve"> </w:t>
-      </w:r>
-      <w:r>
-        <w:t xml:space="preserve">Lundberg &amp; Pollak (), and a</w:t>
-      </w:r>
-      <w:r>
-        <w:t xml:space="preserve"> </w:t>
-      </w:r>
-      <w:r>
-        <w:t xml:space="preserve">general collective rule in Chiappori</w:t>
-      </w:r>
-      <w:r>
-        <w:t xml:space="preserve"> </w:t>
-      </w:r>
-      <w:r>
-        <w:t xml:space="preserve">(; see also</w:t>
-      </w:r>
-      <w:r>
-        <w:t xml:space="preserve"> </w:t>
-      </w:r>
-      <w:r>
-        <w:t xml:space="preserve">). In</w:t>
-      </w:r>
-      <w:r>
-        <w:t xml:space="preserve"> </w:t>
-      </w:r>
-      <w:r>
-        <w:t xml:space="preserve">bargaining models, a spouse’s earnings, education and outside options</w:t>
-      </w:r>
-      <w:r>
-        <w:t xml:space="preserve"> </w:t>
-      </w:r>
-      <w:r>
-        <w:t xml:space="preserve">buy relief from housework. Sociologists reach a similar prediction</w:t>
-      </w:r>
-      <w:r>
-        <w:t xml:space="preserve"> </w:t>
-      </w:r>
-      <w:r>
-        <w:t xml:space="preserve">through relative-resources theory</w:t>
-      </w:r>
-      <w:r>
-        <w:t xml:space="preserve"> </w:t>
-      </w:r>
-      <w:r>
-        <w:t xml:space="preserve">(). Feminist</w:t>
-      </w:r>
-      <w:r>
-        <w:t xml:space="preserve"> </w:t>
-      </w:r>
-      <w:r>
-        <w:t xml:space="preserve">economists have broadened the bargaining framework to include social</w:t>
-      </w:r>
-      <w:r>
-        <w:t xml:space="preserve"> </w:t>
-      </w:r>
-      <w:r>
-        <w:t xml:space="preserve">norms and the extra-household institutions that determine what women can</w:t>
-      </w:r>
-      <w:r>
-        <w:t xml:space="preserve"> </w:t>
-      </w:r>
-      <w:r>
-        <w:t xml:space="preserve">claim (;</w:t>
+        <w:t xml:space="preserve">;</w:t>
+      </w:r>
+      <w:r>
+        <w:t xml:space="preserve"> </w:t>
+      </w:r>
+      <w:r>
+        <w:t xml:space="preserve">;</w:t>
+      </w:r>
+      <w:r>
+        <w:t xml:space="preserve"> </w:t>
+      </w:r>
+      <w:r>
+        <w:t xml:space="preserve">);</w:t>
+      </w:r>
+      <w:r>
+        <w:t xml:space="preserve"> </w:t>
+      </w:r>
+      <w:r>
+        <w:t xml:space="preserve">relative-resources theory makes a similar prediction</w:t>
+      </w:r>
+      <w:r>
+        <w:t xml:space="preserve"> </w:t>
+      </w:r>
+      <w:r>
+        <w:t xml:space="preserve">(), and feminist</w:t>
+      </w:r>
+      <w:r>
+        <w:t xml:space="preserve"> </w:t>
+      </w:r>
+      <w:r>
+        <w:t xml:space="preserve">economists add norms and extra-household institutions</w:t>
+      </w:r>
+      <w:r>
+        <w:t xml:space="preserve"> </w:t>
+      </w:r>
+      <w:r>
+        <w:t xml:space="preserve">(;</w:t>
       </w:r>
       <w:r>
         <w:t xml:space="preserve"> </w:t>
@@ -1005,163 +931,19 @@
         <w:pStyle w:val="BodyText"/>
       </w:pPr>
       <w:r>
-        <w:t xml:space="preserve">The second family treats housework as a way of performing gender. In the</w:t>
-      </w:r>
-      <w:r>
-        <w:t xml:space="preserve"> </w:t>
-      </w:r>
-      <w:r>
-        <w:t xml:space="preserve">“doing gender”</w:t>
-      </w:r>
-      <w:r>
-        <w:t xml:space="preserve"> </w:t>
-      </w:r>
-      <w:r>
-        <w:t xml:space="preserve">perspective, men and women accomplish their gender in</w:t>
-      </w:r>
-      <w:r>
-        <w:t xml:space="preserve"> </w:t>
-      </w:r>
-      <w:r>
-        <w:t xml:space="preserve">everyday interaction, and the division of housework is a central arena</w:t>
-      </w:r>
-      <w:r>
-        <w:t xml:space="preserve"> </w:t>
-      </w:r>
-      <w:r>
-        <w:t xml:space="preserve">for doing so ().</w:t>
-      </w:r>
-      <w:r>
-        <w:t xml:space="preserve"> </w:t>
-      </w:r>
-      <w:r>
-        <w:t xml:space="preserve">Brines () found that economically</w:t>
-      </w:r>
-      <w:r>
-        <w:t xml:space="preserve"> </w:t>
-      </w:r>
-      <w:r>
-        <w:t xml:space="preserve">dependent husbands did less housework, not more, as resource theory</w:t>
-      </w:r>
-      <w:r>
-        <w:t xml:space="preserve"> </w:t>
-      </w:r>
-      <w:r>
-        <w:t xml:space="preserve">would predict. Later work called this pattern gender display or deviance</w:t>
-      </w:r>
-      <w:r>
-        <w:t xml:space="preserve"> </w:t>
-      </w:r>
-      <w:r>
-        <w:t xml:space="preserve">neutralisation (; ).</w:t>
-      </w:r>
-      <w:r>
-        <w:t xml:space="preserve"> </w:t>
-      </w:r>
-      <w:r>
-        <w:t xml:space="preserve">Bittman et al. () found that</w:t>
-      </w:r>
-      <w:r>
-        <w:t xml:space="preserve"> </w:t>
-      </w:r>
-      <w:r>
-        <w:t xml:space="preserve">wives’ housework falls as their share of earnings rises toward equality,</w:t>
-      </w:r>
-      <w:r>
-        <w:t xml:space="preserve"> </w:t>
-      </w:r>
-      <w:r>
-        <w:t xml:space="preserve">but that in some settings the relationship reverses once wives out-earn</w:t>
-      </w:r>
-      <w:r>
-        <w:t xml:space="preserve"> </w:t>
-      </w:r>
-      <w:r>
-        <w:t xml:space="preserve">their husbands. Akerlof &amp; Kranton</w:t>
-      </w:r>
-      <w:r>
-        <w:t xml:space="preserve"> </w:t>
-      </w:r>
-      <w:r>
-        <w:t xml:space="preserve">() formalised the idea in</w:t>
-      </w:r>
-      <w:r>
-        <w:t xml:space="preserve"> </w:t>
-      </w:r>
-      <w:r>
-        <w:t xml:space="preserve">economics: people lose utility when they act against the prescriptions</w:t>
-      </w:r>
-      <w:r>
-        <w:t xml:space="preserve"> </w:t>
-      </w:r>
-      <w:r>
-        <w:t xml:space="preserve">of their gender category. Bertrand et al.</w:t>
-      </w:r>
-      <w:r>
-        <w:t xml:space="preserve"> </w:t>
-      </w:r>
-      <w:r>
-        <w:t xml:space="preserve">() find that American wives who</w:t>
-      </w:r>
-      <w:r>
-        <w:t xml:space="preserve"> </w:t>
-      </w:r>
-      <w:r>
-        <w:t xml:space="preserve">out-earn their husbands do more home production than their earnings</w:t>
-      </w:r>
-      <w:r>
-        <w:t xml:space="preserve"> </w:t>
-      </w:r>
-      <w:r>
-        <w:t xml:space="preserve">would predict. The evidence is contested. Gupta</w:t>
-      </w:r>
-      <w:r>
-        <w:t xml:space="preserve"> </w:t>
-      </w:r>
-      <w:r>
-        <w:t xml:space="preserve">() argues that women’s absolute</w:t>
-      </w:r>
-      <w:r>
-        <w:t xml:space="preserve"> </w:t>
-      </w:r>
-      <w:r>
-        <w:t xml:space="preserve">earnings, not their earnings relative to their husbands’, predict their</w:t>
-      </w:r>
-      <w:r>
-        <w:t xml:space="preserve"> </w:t>
-      </w:r>
-      <w:r>
-        <w:t xml:space="preserve">housework. Killewald &amp; Gough ()</w:t>
-      </w:r>
-      <w:r>
-        <w:t xml:space="preserve"> </w:t>
-      </w:r>
-      <w:r>
-        <w:t xml:space="preserve">show that the relationship with wives’ earnings is strongly non-linear,</w:t>
-      </w:r>
-      <w:r>
-        <w:t xml:space="preserve"> </w:t>
-      </w:r>
-      <w:r>
-        <w:t xml:space="preserve">and Schneider () finds evidence</w:t>
-      </w:r>
-      <w:r>
-        <w:t xml:space="preserve"> </w:t>
-      </w:r>
-      <w:r>
-        <w:t xml:space="preserve">of gender performance for both husbands and wives. Structural accounts</w:t>
-      </w:r>
-      <w:r>
-        <w:t xml:space="preserve"> </w:t>
-      </w:r>
-      <w:r>
-        <w:t xml:space="preserve">locate gender at several levels at once, in individual identities, in</w:t>
-      </w:r>
-      <w:r>
-        <w:t xml:space="preserve"> </w:t>
-      </w:r>
-      <w:r>
-        <w:t xml:space="preserve">interaction and in institutions</w:t>
+        <w:t xml:space="preserve">The second family treats housework as a way of performing gender</w:t>
+      </w:r>
+      <w:r>
+        <w:t xml:space="preserve"> </w:t>
+      </w:r>
+      <w:r>
+        <w:t xml:space="preserve">(). Economically</w:t>
+      </w:r>
+      <w:r>
+        <w:t xml:space="preserve"> </w:t>
+      </w:r>
+      <w:r>
+        <w:t xml:space="preserve">dependent husbands have been found to do less housework, not more</w:t>
       </w:r>
       <w:r>
         <w:t xml:space="preserve"> </w:t>
@@ -1173,19 +955,73 @@
         <w:t xml:space="preserve"> </w:t>
       </w:r>
       <w:r>
-        <w:t xml:space="preserve">), which is one reason</w:t>
-      </w:r>
-      <w:r>
-        <w:t xml:space="preserve"> </w:t>
-      </w:r>
-      <w:r>
-        <w:t xml:space="preserve">couple-level resource effects may be weak where institutional</w:t>
-      </w:r>
-      <w:r>
-        <w:t xml:space="preserve"> </w:t>
-      </w:r>
-      <w:r>
-        <w:t xml:space="preserve">constraints are strong.</w:t>
+        <w:t xml:space="preserve">), wives’</w:t>
+      </w:r>
+      <w:r>
+        <w:t xml:space="preserve"> </w:t>
+      </w:r>
+      <w:r>
+        <w:t xml:space="preserve">housework can rise again once they out-earn their husbands</w:t>
+      </w:r>
+      <w:r>
+        <w:t xml:space="preserve"> </w:t>
+      </w:r>
+      <w:r>
+        <w:t xml:space="preserve">(;</w:t>
+      </w:r>
+      <w:r>
+        <w:t xml:space="preserve"> </w:t>
+      </w:r>
+      <w:r>
+        <w:t xml:space="preserve">), and Akerlof &amp;</w:t>
+      </w:r>
+      <w:r>
+        <w:t xml:space="preserve"> </w:t>
+      </w:r>
+      <w:r>
+        <w:t xml:space="preserve">Kranton () formalise the idea as</w:t>
+      </w:r>
+      <w:r>
+        <w:t xml:space="preserve"> </w:t>
+      </w:r>
+      <w:r>
+        <w:t xml:space="preserve">identity. The evidence is contested</w:t>
+      </w:r>
+      <w:r>
+        <w:t xml:space="preserve"> </w:t>
+      </w:r>
+      <w:r>
+        <w:t xml:space="preserve">(;</w:t>
+      </w:r>
+      <w:r>
+        <w:t xml:space="preserve"> </w:t>
+      </w:r>
+      <w:r>
+        <w:t xml:space="preserve">), and</w:t>
+      </w:r>
+      <w:r>
+        <w:t xml:space="preserve"> </w:t>
+      </w:r>
+      <w:r>
+        <w:t xml:space="preserve">structural accounts locate gender in institutions as well as in couples</w:t>
+      </w:r>
+      <w:r>
+        <w:t xml:space="preserve"> </w:t>
+      </w:r>
+      <w:r>
+        <w:t xml:space="preserve">(;</w:t>
+      </w:r>
+      <w:r>
+        <w:t xml:space="preserve"> </w:t>
+      </w:r>
+      <w:r>
+        <w:t xml:space="preserve">), one reason couple-level</w:t>
+      </w:r>
+      <w:r>
+        <w:t xml:space="preserve"> </w:t>
+      </w:r>
+      <w:r>
+        <w:t xml:space="preserve">resource effects may be weak where institutional constraints are strong.</w:t>
       </w:r>
     </w:p>
     <w:bookmarkEnd w:id="10"/>
@@ -1295,43 +1131,13 @@
         <w:pStyle w:val="BodyText"/>
       </w:pPr>
       <w:r>
-        <w:t xml:space="preserve">Free time differs in quality as well as quantity. Women’s leisure is</w:t>
-      </w:r>
-      <w:r>
-        <w:t xml:space="preserve"> </w:t>
-      </w:r>
-      <w:r>
-        <w:t xml:space="preserve">more often fragmented or combined with care</w:t>
-      </w:r>
-      <w:r>
-        <w:t xml:space="preserve"> </w:t>
-      </w:r>
-      <w:r>
-        <w:t xml:space="preserve">(;</w:t>
-      </w:r>
-      <w:r>
-        <w:t xml:space="preserve"> </w:t>
-      </w:r>
-      <w:r>
-        <w:t xml:space="preserve">). Marriage</w:t>
-      </w:r>
-      <w:r>
-        <w:t xml:space="preserve"> </w:t>
-      </w:r>
-      <w:r>
-        <w:t xml:space="preserve">may also reshape social life. Coser</w:t>
-      </w:r>
-      <w:r>
-        <w:t xml:space="preserve"> </w:t>
-      </w:r>
-      <w:r>
-        <w:t xml:space="preserve">() described institutions that claim</w:t>
-      </w:r>
-      <w:r>
-        <w:t xml:space="preserve"> </w:t>
-      </w:r>
-      <w:r>
-        <w:t xml:space="preserve">undivided commitment as</w:t>
+        <w:t xml:space="preserve">Free time also differs in quality: women’s leisure is more often</w:t>
+      </w:r>
+      <w:r>
+        <w:t xml:space="preserve"> </w:t>
+      </w:r>
+      <w:r>
+        <w:t xml:space="preserve">fragmented or combined with care (; ). Marriage may reshape social life too, as a</w:t>
       </w:r>
       <w:r>
         <w:t xml:space="preserve"> </w:t>
@@ -1340,13 +1146,10 @@
         <w:t xml:space="preserve">“greedy”</w:t>
       </w:r>
       <w:r>
-        <w:t xml:space="preserve">, and Sarkisian &amp; Gerstel</w:t>
-      </w:r>
-      <w:r>
-        <w:t xml:space="preserve"> </w:t>
-      </w:r>
-      <w:r>
-        <w:t xml:space="preserve">() find that married</w:t>
+        <w:t xml:space="preserve"> </w:t>
+      </w:r>
+      <w:r>
+        <w:t xml:space="preserve">institution (); married</w:t>
       </w:r>
       <w:r>
         <w:t xml:space="preserve"> </w:t>
@@ -1358,13 +1161,7 @@
         <w:t xml:space="preserve"> </w:t>
       </w:r>
       <w:r>
-        <w:t xml:space="preserve">never-married. In this view, social time, not paid work, is what</w:t>
-      </w:r>
-      <w:r>
-        <w:t xml:space="preserve"> </w:t>
-      </w:r>
-      <w:r>
-        <w:t xml:space="preserve">marriage takes away.</w:t>
+        <w:t xml:space="preserve">never-married ().</w:t>
       </w:r>
     </w:p>
     <w:bookmarkEnd w:id="11"/>
@@ -1486,31 +1283,7 @@
         <w:pStyle w:val="BodyText"/>
       </w:pPr>
       <w:r>
-        <w:t xml:space="preserve">Marriage is also associated with health behaviour. Spouses monitor and</w:t>
-      </w:r>
-      <w:r>
-        <w:t xml:space="preserve"> </w:t>
-      </w:r>
-      <w:r>
-        <w:t xml:space="preserve">regulate each other’s health behaviour</w:t>
-      </w:r>
-      <w:r>
-        <w:t xml:space="preserve"> </w:t>
-      </w:r>
-      <w:r>
-        <w:t xml:space="preserve">(,</w:t>
-      </w:r>
-      <w:r>
-        <w:t xml:space="preserve"> </w:t>
-      </w:r>
-      <w:r>
-        <w:t xml:space="preserve">), and the married have better</w:t>
-      </w:r>
-      <w:r>
-        <w:t xml:space="preserve"> </w:t>
-      </w:r>
-      <w:r>
-        <w:t xml:space="preserve">health and longer lives in many settings</w:t>
+        <w:t xml:space="preserve">Marriage is also associated with health behaviour and health</w:t>
       </w:r>
       <w:r>
         <w:t xml:space="preserve"> </w:t>
@@ -1522,61 +1295,31 @@
         <w:t xml:space="preserve"> </w:t>
       </w:r>
       <w:r>
-        <w:t xml:space="preserve">). How much of this is a</w:t>
-      </w:r>
-      <w:r>
-        <w:t xml:space="preserve"> </w:t>
-      </w:r>
-      <w:r>
-        <w:t xml:space="preserve">causal effect of marriage and how much is selection of the healthy into</w:t>
-      </w:r>
-      <w:r>
-        <w:t xml:space="preserve"> </w:t>
-      </w:r>
-      <w:r>
-        <w:t xml:space="preserve">marriage is a long-standing problem</w:t>
-      </w:r>
-      <w:r>
-        <w:t xml:space="preserve"> </w:t>
-      </w:r>
-      <w:r>
-        <w:t xml:space="preserve">(). Time-diary evidence</w:t>
-      </w:r>
-      <w:r>
-        <w:t xml:space="preserve"> </w:t>
-      </w:r>
-      <w:r>
-        <w:t xml:space="preserve">on exercise shows that marriage, parenthood and employment relate</w:t>
-      </w:r>
-      <w:r>
-        <w:t xml:space="preserve"> </w:t>
-      </w:r>
-      <w:r>
-        <w:t xml:space="preserve">differently to men’s and women’s exercise time</w:t>
-      </w:r>
-      <w:r>
-        <w:t xml:space="preserve"> </w:t>
-      </w:r>
-      <w:r>
-        <w:t xml:space="preserve">(). In a</w:t>
-      </w:r>
-      <w:r>
-        <w:t xml:space="preserve"> </w:t>
-      </w:r>
-      <w:r>
-        <w:t xml:space="preserve">time-budget framework, sleep, exercise and personal care are components</w:t>
-      </w:r>
-      <w:r>
-        <w:t xml:space="preserve"> </w:t>
-      </w:r>
-      <w:r>
-        <w:t xml:space="preserve">of division 9 (self-care) and division 8 (leisure and sport), so their</w:t>
-      </w:r>
-      <w:r>
-        <w:t xml:space="preserve"> </w:t>
-      </w:r>
-      <w:r>
-        <w:t xml:space="preserve">marriage gaps can be read against the gaps in work.</w:t>
+        <w:t xml:space="preserve">), partly through selection</w:t>
+      </w:r>
+      <w:r>
+        <w:t xml:space="preserve"> </w:t>
+      </w:r>
+      <w:r>
+        <w:t xml:space="preserve">of the healthy into marriage</w:t>
+      </w:r>
+      <w:r>
+        <w:t xml:space="preserve"> </w:t>
+      </w:r>
+      <w:r>
+        <w:t xml:space="preserve">(), and with exercise</w:t>
+      </w:r>
+      <w:r>
+        <w:t xml:space="preserve"> </w:t>
+      </w:r>
+      <w:r>
+        <w:t xml:space="preserve">time in gendered ways (). Sleep, exercise and personal care fall in divisions 8</w:t>
+      </w:r>
+      <w:r>
+        <w:t xml:space="preserve"> </w:t>
+      </w:r>
+      <w:r>
+        <w:t xml:space="preserve">and 9, so their marriage gaps can be read against the gaps in work.</w:t>
       </w:r>
     </w:p>
     <w:bookmarkEnd w:id="12"/>
@@ -1740,61 +1483,49 @@
         <w:t xml:space="preserve"> </w:t>
       </w:r>
       <w:r>
-        <w:t xml:space="preserve">arranged by families, though women’s role in choosing their husbands has</w:t>
-      </w:r>
-      <w:r>
-        <w:t xml:space="preserve"> </w:t>
-      </w:r>
-      <w:r>
-        <w:t xml:space="preserve">grown ().</w:t>
-      </w:r>
-      <w:r>
-        <w:t xml:space="preserve"> </w:t>
-      </w:r>
-      <w:r>
-        <w:t xml:space="preserve">Age at marriage reflects the gender scripts of the community</w:t>
-      </w:r>
-      <w:r>
-        <w:t xml:space="preserve"> </w:t>
-      </w:r>
-      <w:r>
-        <w:t xml:space="preserve">(). Labour-market</w:t>
-      </w:r>
-      <w:r>
-        <w:t xml:space="preserve"> </w:t>
-      </w:r>
-      <w:r>
-        <w:t xml:space="preserve">opportunity can delay marriage (), and in Bangladesh later marriage raises girls’ schooling</w:t>
-      </w:r>
-      <w:r>
-        <w:t xml:space="preserve"> </w:t>
-      </w:r>
-      <w:r>
-        <w:t xml:space="preserve">(). Because marriage</w:t>
-      </w:r>
-      <w:r>
-        <w:t xml:space="preserve"> </w:t>
-      </w:r>
-      <w:r>
-        <w:t xml:space="preserve">timing reflects education, family resources and work prospects, the</w:t>
-      </w:r>
-      <w:r>
-        <w:t xml:space="preserve"> </w:t>
-      </w:r>
-      <w:r>
-        <w:t xml:space="preserve">women who remain unmarried in their late twenties and thirties are a</w:t>
-      </w:r>
-      <w:r>
-        <w:t xml:space="preserve"> </w:t>
-      </w:r>
-      <w:r>
-        <w:t xml:space="preserve">selected group. This is the main threat to any comparison of married and</w:t>
-      </w:r>
-      <w:r>
-        <w:t xml:space="preserve"> </w:t>
-      </w:r>
-      <w:r>
-        <w:t xml:space="preserve">never-married women.</w:t>
+        <w:t xml:space="preserve">arranged, though women’s say has grown</w:t>
+      </w:r>
+      <w:r>
+        <w:t xml:space="preserve"> </w:t>
+      </w:r>
+      <w:r>
+        <w:t xml:space="preserve">(); age</w:t>
+      </w:r>
+      <w:r>
+        <w:t xml:space="preserve"> </w:t>
+      </w:r>
+      <w:r>
+        <w:t xml:space="preserve">at marriage reflects community gender scripts</w:t>
+      </w:r>
+      <w:r>
+        <w:t xml:space="preserve"> </w:t>
+      </w:r>
+      <w:r>
+        <w:t xml:space="preserve">(), labour-market</w:t>
+      </w:r>
+      <w:r>
+        <w:t xml:space="preserve"> </w:t>
+      </w:r>
+      <w:r>
+        <w:t xml:space="preserve">opportunity () and schooling</w:t>
+      </w:r>
+      <w:r>
+        <w:t xml:space="preserve"> </w:t>
+      </w:r>
+      <w:r>
+        <w:t xml:space="preserve">(). Women who remain</w:t>
+      </w:r>
+      <w:r>
+        <w:t xml:space="preserve"> </w:t>
+      </w:r>
+      <w:r>
+        <w:t xml:space="preserve">unmarried in their late twenties and thirties are therefore a selected</w:t>
+      </w:r>
+      <w:r>
+        <w:t xml:space="preserve"> </w:t>
+      </w:r>
+      <w:r>
+        <w:t xml:space="preserve">group, the main threat to any married–never-married comparison.</w:t>
       </w:r>
     </w:p>
     <w:p>
@@ -1802,25 +1533,19 @@
         <w:pStyle w:val="BodyText"/>
       </w:pPr>
       <w:r>
-        <w:t xml:space="preserve">The third is women’s employment. Women’s labour force participation in</w:t>
-      </w:r>
-      <w:r>
-        <w:t xml:space="preserve"> </w:t>
-      </w:r>
-      <w:r>
-        <w:t xml:space="preserve">India is low by international standards and fell for much of the 2000s</w:t>
-      </w:r>
-      <w:r>
-        <w:t xml:space="preserve"> </w:t>
-      </w:r>
-      <w:r>
-        <w:t xml:space="preserve">and 2010s, with a particularly marked decline among married women in</w:t>
-      </w:r>
-      <w:r>
-        <w:t xml:space="preserve"> </w:t>
-      </w:r>
-      <w:r>
-        <w:t xml:space="preserve">rural areas (;</w:t>
+        <w:t xml:space="preserve">The third is women’s employment, which is low and fell for much of the</w:t>
+      </w:r>
+      <w:r>
+        <w:t xml:space="preserve"> </w:t>
+      </w:r>
+      <w:r>
+        <w:t xml:space="preserve">2000s and 2010s, especially among married rural women</w:t>
+      </w:r>
+      <w:r>
+        <w:t xml:space="preserve"> </w:t>
+      </w:r>
+      <w:r>
+        <w:t xml:space="preserve">(;</w:t>
       </w:r>
       <w:r>
         <w:t xml:space="preserve"> </w:t>
@@ -1832,31 +1557,19 @@
         <w:t xml:space="preserve"> </w:t>
       </w:r>
       <w:r>
-        <w:t xml:space="preserve">). Proposed</w:t>
-      </w:r>
-      <w:r>
-        <w:t xml:space="preserve"> </w:t>
-      </w:r>
-      <w:r>
-        <w:t xml:space="preserve">explanations include rising household incomes, the structure of labour</w:t>
-      </w:r>
-      <w:r>
-        <w:t xml:space="preserve"> </w:t>
-      </w:r>
-      <w:r>
-        <w:t xml:space="preserve">demand, the status costs of women’s market work, and social norms about</w:t>
-      </w:r>
-      <w:r>
-        <w:t xml:space="preserve"> </w:t>
-      </w:r>
-      <w:r>
-        <w:t xml:space="preserve">women’s mobility and work outside the home</w:t>
-      </w:r>
-      <w:r>
-        <w:t xml:space="preserve"> </w:t>
-      </w:r>
-      <w:r>
-        <w:t xml:space="preserve">(;</w:t>
+        <w:t xml:space="preserve">), with</w:t>
+      </w:r>
+      <w:r>
+        <w:t xml:space="preserve"> </w:t>
+      </w:r>
+      <w:r>
+        <w:t xml:space="preserve">explanations ranging from rising incomes and labour demand to status and</w:t>
+      </w:r>
+      <w:r>
+        <w:t xml:space="preserve"> </w:t>
+      </w:r>
+      <w:r>
+        <w:t xml:space="preserve">mobility norms (; ;</w:t>
       </w:r>
       <w:r>
         <w:t xml:space="preserve"> </w:t>
@@ -1874,31 +1587,13 @@
         <w:t xml:space="preserve"> </w:t>
       </w:r>
       <w:r>
-        <w:t xml:space="preserve">). Time-use</w:t>
-      </w:r>
-      <w:r>
-        <w:t xml:space="preserve"> </w:t>
-      </w:r>
-      <w:r>
-        <w:t xml:space="preserve">data show that Indian women carry most of the unpaid work and much of</w:t>
-      </w:r>
-      <w:r>
-        <w:t xml:space="preserve"> </w:t>
-      </w:r>
-      <w:r>
-        <w:t xml:space="preserve">the unrecorded production for own use</w:t>
-      </w:r>
-      <w:r>
-        <w:t xml:space="preserve"> </w:t>
-      </w:r>
-      <w:r>
-        <w:t xml:space="preserve">(). Family</w:t>
-      </w:r>
-      <w:r>
-        <w:t xml:space="preserve"> </w:t>
-      </w:r>
-      <w:r>
-        <w:t xml:space="preserve">structure also shapes women’s employment</w:t>
+        <w:t xml:space="preserve">). Women</w:t>
+      </w:r>
+      <w:r>
+        <w:t xml:space="preserve"> </w:t>
+      </w:r>
+      <w:r>
+        <w:t xml:space="preserve">carry most unpaid and own-use work</w:t>
       </w:r>
       <w:r>
         <w:t xml:space="preserve"> </w:t>
@@ -1916,19 +1611,13 @@
         <w:t xml:space="preserve"> </w:t>
       </w:r>
       <w:r>
-        <w:t xml:space="preserve">budget will show it directly. If instead marriage adds domestic work on</w:t>
-      </w:r>
-      <w:r>
-        <w:t xml:space="preserve"> </w:t>
-      </w:r>
-      <w:r>
-        <w:t xml:space="preserve">top of existing activities, leisure, social time or sleep must absorb</w:t>
-      </w:r>
-      <w:r>
-        <w:t xml:space="preserve"> </w:t>
-      </w:r>
-      <w:r>
-        <w:t xml:space="preserve">it.</w:t>
+        <w:t xml:space="preserve">budget will show it; if it adds domestic work on top, leisure, social</w:t>
+      </w:r>
+      <w:r>
+        <w:t xml:space="preserve"> </w:t>
+      </w:r>
+      <w:r>
+        <w:t xml:space="preserve">time or sleep must absorb it.</w:t>
       </w:r>
     </w:p>
     <w:bookmarkEnd w:id="13"/>
@@ -3485,7 +3174,7 @@
     </w:p>
     <w:bookmarkEnd w:id="19"/>
     <w:bookmarkEnd w:id="20"/>
-    <w:bookmarkStart w:id="47" w:name="results"/>
+    <w:bookmarkStart w:id="32" w:name="results"/>
     <w:p>
       <w:pPr>
         <w:pStyle w:val="Heading1"/>
@@ -4599,7 +4288,7 @@
       </w:r>
     </w:p>
     <w:bookmarkEnd w:id="22"/>
-    <w:bookmarkStart w:id="28" w:name="Xf24436297bb4d14eb767d5f26b5c6bc363cd818"/>
+    <w:bookmarkStart w:id="24" w:name="Xf24436297bb4d14eb767d5f26b5c6bc363cd818"/>
     <w:p>
       <w:pPr>
         <w:pStyle w:val="Heading2"/>
@@ -5304,63 +4993,6 @@
         <w:t xml:space="preserve">Coefficients on currently married from separate regressions by sex, with single-year age, state and day-of-week fixed effects and controls for education, urban residence, caste, religion and proxy report. FSU-clustered standard errors in parentheses. The nine divisions partition the day, so their coefficients sum to zero. * p&lt;0.10, ** p&lt;0.05, *** p&lt;0.01.</w:t>
       </w:r>
     </w:p>
-    <w:bookmarkStart w:id="27" w:name="fig:fig-decomp"/>
-    <w:p>
-      <w:pPr>
-        <w:pStyle w:val="CaptionedFigure"/>
-      </w:pPr>
-      <w:r>
-        <w:drawing>
-          <wp:inline>
-            <wp:extent cx="4800600" cy="2710927"/>
-            <wp:effectExtent b="0" l="0" r="0" t="0"/>
-            <wp:docPr descr="" title="" id="25" name="Picture"/>
-            <a:graphic>
-              <a:graphicData uri="http://schemas.openxmlformats.org/drawingml/2006/picture">
-                <pic:pic>
-                  <pic:nvPicPr>
-                    <pic:cNvPr descr="/private/tmp/build_05/manuscript_files/figure-latex/fig-decomp-1.png" id="26" name="Picture"/>
-                    <pic:cNvPicPr>
-                      <a:picLocks noChangeArrowheads="1" noChangeAspect="1"/>
-                    </pic:cNvPicPr>
-                  </pic:nvPicPr>
-                  <pic:blipFill>
-                    <a:blip r:embed="rId24"/>
-                    <a:stretch>
-                      <a:fillRect/>
-                    </a:stretch>
-                  </pic:blipFill>
-                  <pic:spPr bwMode="auto">
-                    <a:xfrm>
-                      <a:off x="0" y="0"/>
-                      <a:ext cx="4800600" cy="2710927"/>
-                    </a:xfrm>
-                    <a:prstGeom prst="rect">
-                      <a:avLst/>
-                    </a:prstGeom>
-                    <a:noFill/>
-                    <a:ln w="9525">
-                      <a:noFill/>
-                      <a:headEnd/>
-                      <a:tailEnd/>
-                    </a:ln>
-                  </pic:spPr>
-                </pic:pic>
-              </a:graphicData>
-            </a:graphic>
-          </wp:inline>
-        </w:drawing>
-      </w:r>
-    </w:p>
-    <w:p>
-      <w:pPr>
-        <w:pStyle w:val="ImageCaption"/>
-      </w:pPr>
-      <w:r>
-        <w:t xml:space="preserve">Married minus never-married minutes per day by activity division, ages 20–39. Bars for each sex sum to zero; lines are 95% confidence intervals.</w:t>
-      </w:r>
-    </w:p>
-    <w:bookmarkEnd w:id="27"/>
     <w:p>
       <w:pPr>
         <w:pStyle w:val="BodyText"/>
@@ -5388,12 +5020,12 @@
       <w:r>
         <w:t xml:space="preserve"> </w:t>
       </w:r>
-      <w:hyperlink w:anchor="fig:fig-decomp">
+      <w:hyperlink w:anchor="S-fig:fig-decomp">
         <w:r>
           <w:rPr>
             <w:rStyle w:val="Hyperlink"/>
           </w:rPr>
-          <w:t xml:space="preserve">1</w:t>
+          <w:t xml:space="preserve">[S-fig:fig-decomp]</w:t>
         </w:r>
       </w:hyperlink>
       <w:r>
@@ -5630,8 +5262,8 @@
         <w:t xml:space="preserve">employment (incl. travel), at 69.4 minutes (SE 2.7).</w:t>
       </w:r>
     </w:p>
-    <w:bookmarkEnd w:id="28"/>
-    <w:bookmarkStart w:id="30" w:name="patrilocal-co-residence"/>
+    <w:bookmarkEnd w:id="24"/>
+    <w:bookmarkStart w:id="25" w:name="patrilocal-co-residence"/>
     <w:p>
       <w:pPr>
         <w:pStyle w:val="Heading2"/>
@@ -5640,1205 +5272,9 @@
         <w:t xml:space="preserve">Patrilocal co-residence</w:t>
       </w:r>
     </w:p>
-    <w:bookmarkStart w:id="29" w:name="tab:residence"/>
-    <w:p>
-      <w:pPr>
-        <w:pStyle w:val="TableCaption"/>
-      </w:pPr>
-      <w:r>
-        <w:t xml:space="preserve">Married minus never-married by residence type, minutes per day, ages 20–39</w:t>
-      </w:r>
-    </w:p>
-    <w:tbl>
-      <w:tblPr>
-        <w:tblStyle w:val="Table"/>
-        <w:tblW w:type="auto" w:w="0"/>
-        <w:tblLook w:firstRow="1" w:lastRow="0" w:firstColumn="0" w:lastColumn="0" w:noHBand="0" w:noVBand="0" w:val="0020"/>
-        <w:tblCaption w:val="Married minus never-married by residence type, minutes per day, ages 20–39"/>
-      </w:tblPr>
-      <w:tblGrid>
-        <w:gridCol w:w="1131"/>
-        <w:gridCol w:w="1131"/>
-        <w:gridCol w:w="1131"/>
-        <w:gridCol w:w="1131"/>
-        <w:gridCol w:w="1131"/>
-        <w:gridCol w:w="1131"/>
-        <w:gridCol w:w="1131"/>
-      </w:tblGrid>
-      <w:tr>
-        <w:trPr>
-          <w:tblHeader w:val="on"/>
-        </w:trPr>
-        <w:tc>
-          <w:tcPr/>
-          <w:p>
-            <w:pPr>
-              <w:pStyle w:val="Compact"/>
-            </w:pPr>
-          </w:p>
-        </w:tc>
-        <w:tc>
-          <w:tcPr>
-            <w:gridSpan w:val="3"/>
-          </w:tcPr>
-          <w:p>
-            <w:pPr>
-              <w:pStyle w:val="Compact"/>
-              <w:jc w:val="center"/>
-            </w:pPr>
-            <w:r>
-              <w:t xml:space="preserve">Women</w:t>
-            </w:r>
-          </w:p>
-        </w:tc>
-        <w:tc>
-          <w:tcPr>
-            <w:gridSpan w:val="3"/>
-          </w:tcPr>
-          <w:p>
-            <w:pPr>
-              <w:pStyle w:val="Compact"/>
-              <w:jc w:val="center"/>
-            </w:pPr>
-            <w:r>
-              <w:t xml:space="preserve">Men</w:t>
-            </w:r>
-          </w:p>
-        </w:tc>
-      </w:tr>
-      <w:tr>
-        <w:tc>
-          <w:tcPr/>
-          <w:p>
-            <w:pPr>
-              <w:pStyle w:val="Compact"/>
-              <w:jc w:val="left"/>
-            </w:pPr>
-            <w:r>
-              <w:t xml:space="preserve">(l</w:t>
-            </w:r>
-            <w:r>
-              <w:t xml:space="preserve">3pt</w:t>
-            </w:r>
-            <w:r>
-              <w:t xml:space="preserve">r</w:t>
-            </w:r>
-            <w:r>
-              <w:t xml:space="preserve">3pt</w:t>
-            </w:r>
-            <w:r>
-              <w:t xml:space="preserve">)</w:t>
-            </w:r>
-            <w:r>
-              <w:t xml:space="preserve">2-4</w:t>
-            </w:r>
-            <w:r>
-              <w:t xml:space="preserve"> </w:t>
-            </w:r>
-            <w:r>
-              <w:t xml:space="preserve">(l</w:t>
-            </w:r>
-            <w:r>
-              <w:t xml:space="preserve">3pt</w:t>
-            </w:r>
-            <w:r>
-              <w:t xml:space="preserve">r</w:t>
-            </w:r>
-            <w:r>
-              <w:t xml:space="preserve">3pt</w:t>
-            </w:r>
-            <w:r>
-              <w:t xml:space="preserve">)</w:t>
-            </w:r>
-            <w:r>
-              <w:t xml:space="preserve">5-7</w:t>
-            </w:r>
-            <w:r>
-              <w:t xml:space="preserve"> </w:t>
-            </w:r>
-            <w:r>
-              <w:t xml:space="preserve">Activity</w:t>
-            </w:r>
-          </w:p>
-        </w:tc>
-        <w:tc>
-          <w:tcPr/>
-          <w:p>
-            <w:pPr>
-              <w:pStyle w:val="Compact"/>
-              <w:jc w:val="right"/>
-            </w:pPr>
-            <w:r>
-              <w:t xml:space="preserve">No parent gen.</w:t>
-            </w:r>
-          </w:p>
-        </w:tc>
-        <w:tc>
-          <w:tcPr/>
-          <w:p>
-            <w:pPr>
-              <w:pStyle w:val="Compact"/>
-              <w:jc w:val="right"/>
-            </w:pPr>
-            <w:r>
-              <w:t xml:space="preserve">Parent gen.</w:t>
-            </w:r>
-          </w:p>
-        </w:tc>
-        <w:tc>
-          <w:tcPr/>
-          <w:p>
-            <w:pPr>
-              <w:pStyle w:val="Compact"/>
-              <w:jc w:val="right"/>
-            </w:pPr>
-            <w:r>
-              <w:t xml:space="preserve">Daughter-in-law</w:t>
-            </w:r>
-          </w:p>
-        </w:tc>
-        <w:tc>
-          <w:tcPr/>
-          <w:p>
-            <w:pPr>
-              <w:pStyle w:val="Compact"/>
-              <w:jc w:val="right"/>
-            </w:pPr>
-            <w:r>
-              <w:t xml:space="preserve">No parent gen.</w:t>
-            </w:r>
-          </w:p>
-        </w:tc>
-        <w:tc>
-          <w:tcPr/>
-          <w:p>
-            <w:pPr>
-              <w:pStyle w:val="Compact"/>
-              <w:jc w:val="right"/>
-            </w:pPr>
-            <w:r>
-              <w:t xml:space="preserve">Parent gen.</w:t>
-            </w:r>
-          </w:p>
-        </w:tc>
-        <w:tc>
-          <w:tcPr/>
-          <w:p>
-            <w:pPr>
-              <w:pStyle w:val="Compact"/>
-              <w:jc w:val="right"/>
-            </w:pPr>
-            <w:r>
-              <w:t xml:space="preserve">Married son</w:t>
-            </w:r>
-          </w:p>
-        </w:tc>
-      </w:tr>
-      <w:tr>
-        <w:tc>
-          <w:tcPr/>
-          <w:p>
-            <w:pPr>
-              <w:pStyle w:val="Compact"/>
-              <w:jc w:val="left"/>
-            </w:pPr>
-            <w:r>
-              <w:t xml:space="preserve">Employment</w:t>
-            </w:r>
-          </w:p>
-        </w:tc>
-        <w:tc>
-          <w:tcPr/>
-          <w:p>
-            <w:pPr>
-              <w:pStyle w:val="Compact"/>
-              <w:jc w:val="right"/>
-            </w:pPr>
-            <w:r>
-              <w:t xml:space="preserve">-82.4*** (3.5)</w:t>
-            </w:r>
-          </w:p>
-        </w:tc>
-        <w:tc>
-          <w:tcPr/>
-          <w:p>
-            <w:pPr>
-              <w:pStyle w:val="Compact"/>
-              <w:jc w:val="right"/>
-            </w:pPr>
-            <w:r>
-              <w:t xml:space="preserve">-74.3*** (4.1)</w:t>
-            </w:r>
-          </w:p>
-        </w:tc>
-        <w:tc>
-          <w:tcPr/>
-          <w:p>
-            <w:pPr>
-              <w:pStyle w:val="Compact"/>
-              <w:jc w:val="right"/>
-            </w:pPr>
-            <w:r>
-              <w:t xml:space="preserve">-91.6*** (3.3)</w:t>
-            </w:r>
-          </w:p>
-        </w:tc>
-        <w:tc>
-          <w:tcPr/>
-          <w:p>
-            <w:pPr>
-              <w:pStyle w:val="Compact"/>
-              <w:jc w:val="right"/>
-            </w:pPr>
-            <w:r>
-              <w:t xml:space="preserve">75.5*** (2.9)</w:t>
-            </w:r>
-          </w:p>
-        </w:tc>
-        <w:tc>
-          <w:tcPr/>
-          <w:p>
-            <w:pPr>
-              <w:pStyle w:val="Compact"/>
-              <w:jc w:val="right"/>
-            </w:pPr>
-            <w:r>
-              <w:t xml:space="preserve">66.6*** (4.5)</w:t>
-            </w:r>
-          </w:p>
-        </w:tc>
-        <w:tc>
-          <w:tcPr/>
-          <w:p>
-            <w:pPr>
-              <w:pStyle w:val="Compact"/>
-              <w:jc w:val="right"/>
-            </w:pPr>
-            <w:r>
-              <w:t xml:space="preserve">65.8*** (2.9)</w:t>
-            </w:r>
-          </w:p>
-        </w:tc>
-      </w:tr>
-      <w:tr>
-        <w:tc>
-          <w:tcPr/>
-          <w:p>
-            <w:pPr>
-              <w:pStyle w:val="Compact"/>
-              <w:jc w:val="left"/>
-            </w:pPr>
-            <w:r>
-              <w:t xml:space="preserve">Own-use goods</w:t>
-            </w:r>
-          </w:p>
-        </w:tc>
-        <w:tc>
-          <w:tcPr/>
-          <w:p>
-            <w:pPr>
-              <w:pStyle w:val="Compact"/>
-              <w:jc w:val="right"/>
-            </w:pPr>
-            <w:r>
-              <w:t xml:space="preserve">3.1*** (0.8)</w:t>
-            </w:r>
-          </w:p>
-        </w:tc>
-        <w:tc>
-          <w:tcPr/>
-          <w:p>
-            <w:pPr>
-              <w:pStyle w:val="Compact"/>
-              <w:jc w:val="right"/>
-            </w:pPr>
-            <w:r>
-              <w:t xml:space="preserve">2.0* (1.1)</w:t>
-            </w:r>
-          </w:p>
-        </w:tc>
-        <w:tc>
-          <w:tcPr/>
-          <w:p>
-            <w:pPr>
-              <w:pStyle w:val="Compact"/>
-              <w:jc w:val="right"/>
-            </w:pPr>
-            <w:r>
-              <w:t xml:space="preserve">-4.3*** (0.7)</w:t>
-            </w:r>
-          </w:p>
-        </w:tc>
-        <w:tc>
-          <w:tcPr/>
-          <w:p>
-            <w:pPr>
-              <w:pStyle w:val="Compact"/>
-              <w:jc w:val="right"/>
-            </w:pPr>
-            <w:r>
-              <w:t xml:space="preserve">4.0*** (0.8)</w:t>
-            </w:r>
-          </w:p>
-        </w:tc>
-        <w:tc>
-          <w:tcPr/>
-          <w:p>
-            <w:pPr>
-              <w:pStyle w:val="Compact"/>
-              <w:jc w:val="right"/>
-            </w:pPr>
-            <w:r>
-              <w:t xml:space="preserve">4.3*** (1.5)</w:t>
-            </w:r>
-          </w:p>
-        </w:tc>
-        <w:tc>
-          <w:tcPr/>
-          <w:p>
-            <w:pPr>
-              <w:pStyle w:val="Compact"/>
-              <w:jc w:val="right"/>
-            </w:pPr>
-            <w:r>
-              <w:t xml:space="preserve">0.5 (0.7)</w:t>
-            </w:r>
-          </w:p>
-        </w:tc>
-      </w:tr>
-      <w:tr>
-        <w:tc>
-          <w:tcPr/>
-          <w:p>
-            <w:pPr>
-              <w:pStyle w:val="Compact"/>
-              <w:jc w:val="left"/>
-            </w:pPr>
-            <w:r>
-              <w:t xml:space="preserve">Domestic services</w:t>
-            </w:r>
-          </w:p>
-        </w:tc>
-        <w:tc>
-          <w:tcPr/>
-          <w:p>
-            <w:pPr>
-              <w:pStyle w:val="Compact"/>
-              <w:jc w:val="right"/>
-            </w:pPr>
-            <w:r>
-              <w:t xml:space="preserve">166.1*** (2.5)</w:t>
-            </w:r>
-          </w:p>
-        </w:tc>
-        <w:tc>
-          <w:tcPr/>
-          <w:p>
-            <w:pPr>
-              <w:pStyle w:val="Compact"/>
-              <w:jc w:val="right"/>
-            </w:pPr>
-            <w:r>
-              <w:t xml:space="preserve">176.7*** (3.1)</w:t>
-            </w:r>
-          </w:p>
-        </w:tc>
-        <w:tc>
-          <w:tcPr/>
-          <w:p>
-            <w:pPr>
-              <w:pStyle w:val="Compact"/>
-              <w:jc w:val="right"/>
-            </w:pPr>
-            <w:r>
-              <w:t xml:space="preserve">170.2*** (2.4)</w:t>
-            </w:r>
-          </w:p>
-        </w:tc>
-        <w:tc>
-          <w:tcPr/>
-          <w:p>
-            <w:pPr>
-              <w:pStyle w:val="Compact"/>
-              <w:jc w:val="right"/>
-            </w:pPr>
-            <w:r>
-              <w:t xml:space="preserve">-5.5*** (0.9)</w:t>
-            </w:r>
-          </w:p>
-        </w:tc>
-        <w:tc>
-          <w:tcPr/>
-          <w:p>
-            <w:pPr>
-              <w:pStyle w:val="Compact"/>
-              <w:jc w:val="right"/>
-            </w:pPr>
-            <w:r>
-              <w:t xml:space="preserve">-8.6*** (1.3)</w:t>
-            </w:r>
-          </w:p>
-        </w:tc>
-        <w:tc>
-          <w:tcPr/>
-          <w:p>
-            <w:pPr>
-              <w:pStyle w:val="Compact"/>
-              <w:jc w:val="right"/>
-            </w:pPr>
-            <w:r>
-              <w:t xml:space="preserve">-8.2*** (0.8)</w:t>
-            </w:r>
-          </w:p>
-        </w:tc>
-      </w:tr>
-      <w:tr>
-        <w:tc>
-          <w:tcPr/>
-          <w:p>
-            <w:pPr>
-              <w:pStyle w:val="Compact"/>
-              <w:jc w:val="left"/>
-            </w:pPr>
-            <w:r>
-              <w:t xml:space="preserve">Caregiving</w:t>
-            </w:r>
-          </w:p>
-        </w:tc>
-        <w:tc>
-          <w:tcPr/>
-          <w:p>
-            <w:pPr>
-              <w:pStyle w:val="Compact"/>
-              <w:jc w:val="right"/>
-            </w:pPr>
-            <w:r>
-              <w:t xml:space="preserve">118.1*** (1.3)</w:t>
-            </w:r>
-          </w:p>
-        </w:tc>
-        <w:tc>
-          <w:tcPr/>
-          <w:p>
-            <w:pPr>
-              <w:pStyle w:val="Compact"/>
-              <w:jc w:val="right"/>
-            </w:pPr>
-            <w:r>
-              <w:t xml:space="preserve">108.8*** (1.7)</w:t>
-            </w:r>
-          </w:p>
-        </w:tc>
-        <w:tc>
-          <w:tcPr/>
-          <w:p>
-            <w:pPr>
-              <w:pStyle w:val="Compact"/>
-              <w:jc w:val="right"/>
-            </w:pPr>
-            <w:r>
-              <w:t xml:space="preserve">113.6*** (1.3)</w:t>
-            </w:r>
-          </w:p>
-        </w:tc>
-        <w:tc>
-          <w:tcPr/>
-          <w:p>
-            <w:pPr>
-              <w:pStyle w:val="Compact"/>
-              <w:jc w:val="right"/>
-            </w:pPr>
-            <w:r>
-              <w:t xml:space="preserve">37.6*** (0.6)</w:t>
-            </w:r>
-          </w:p>
-        </w:tc>
-        <w:tc>
-          <w:tcPr/>
-          <w:p>
-            <w:pPr>
-              <w:pStyle w:val="Compact"/>
-              <w:jc w:val="right"/>
-            </w:pPr>
-            <w:r>
-              <w:t xml:space="preserve">28.3*** (1.0)</w:t>
-            </w:r>
-          </w:p>
-        </w:tc>
-        <w:tc>
-          <w:tcPr/>
-          <w:p>
-            <w:pPr>
-              <w:pStyle w:val="Compact"/>
-              <w:jc w:val="right"/>
-            </w:pPr>
-            <w:r>
-              <w:t xml:space="preserve">25.9*** (0.6)</w:t>
-            </w:r>
-          </w:p>
-        </w:tc>
-      </w:tr>
-      <w:tr>
-        <w:tc>
-          <w:tcPr/>
-          <w:p>
-            <w:pPr>
-              <w:pStyle w:val="Compact"/>
-              <w:jc w:val="left"/>
-            </w:pPr>
-            <w:r>
-              <w:t xml:space="preserve">Volunteering</w:t>
-            </w:r>
-          </w:p>
-        </w:tc>
-        <w:tc>
-          <w:tcPr/>
-          <w:p>
-            <w:pPr>
-              <w:pStyle w:val="Compact"/>
-              <w:jc w:val="right"/>
-            </w:pPr>
-            <w:r>
-              <w:t xml:space="preserve">-0.1 (0.2)</w:t>
-            </w:r>
-          </w:p>
-        </w:tc>
-        <w:tc>
-          <w:tcPr/>
-          <w:p>
-            <w:pPr>
-              <w:pStyle w:val="Compact"/>
-              <w:jc w:val="right"/>
-            </w:pPr>
-            <w:r>
-              <w:t xml:space="preserve">-0.1 (0.4)</w:t>
-            </w:r>
-          </w:p>
-        </w:tc>
-        <w:tc>
-          <w:tcPr/>
-          <w:p>
-            <w:pPr>
-              <w:pStyle w:val="Compact"/>
-              <w:jc w:val="right"/>
-            </w:pPr>
-            <w:r>
-              <w:t xml:space="preserve">-0.4* (0.2)</w:t>
-            </w:r>
-          </w:p>
-        </w:tc>
-        <w:tc>
-          <w:tcPr/>
-          <w:p>
-            <w:pPr>
-              <w:pStyle w:val="Compact"/>
-              <w:jc w:val="right"/>
-            </w:pPr>
-            <w:r>
-              <w:t xml:space="preserve">-0.8*** (0.2)</w:t>
-            </w:r>
-          </w:p>
-        </w:tc>
-        <w:tc>
-          <w:tcPr/>
-          <w:p>
-            <w:pPr>
-              <w:pStyle w:val="Compact"/>
-              <w:jc w:val="right"/>
-            </w:pPr>
-            <w:r>
-              <w:t xml:space="preserve">-0.9*** (0.3)</w:t>
-            </w:r>
-          </w:p>
-        </w:tc>
-        <w:tc>
-          <w:tcPr/>
-          <w:p>
-            <w:pPr>
-              <w:pStyle w:val="Compact"/>
-              <w:jc w:val="right"/>
-            </w:pPr>
-            <w:r>
-              <w:t xml:space="preserve">-1.0*** (0.2)</w:t>
-            </w:r>
-          </w:p>
-        </w:tc>
-      </w:tr>
-      <w:tr>
-        <w:tc>
-          <w:tcPr/>
-          <w:p>
-            <w:pPr>
-              <w:pStyle w:val="Compact"/>
-              <w:jc w:val="left"/>
-            </w:pPr>
-            <w:r>
-              <w:t xml:space="preserve">Learning</w:t>
-            </w:r>
-          </w:p>
-        </w:tc>
-        <w:tc>
-          <w:tcPr/>
-          <w:p>
-            <w:pPr>
-              <w:pStyle w:val="Compact"/>
-              <w:jc w:val="right"/>
-            </w:pPr>
-            <w:r>
-              <w:t xml:space="preserve">-114.9*** (2.6)</w:t>
-            </w:r>
-          </w:p>
-        </w:tc>
-        <w:tc>
-          <w:tcPr/>
-          <w:p>
-            <w:pPr>
-              <w:pStyle w:val="Compact"/>
-              <w:jc w:val="right"/>
-            </w:pPr>
-            <w:r>
-              <w:t xml:space="preserve">-116.1*** (2.7)</w:t>
-            </w:r>
-          </w:p>
-        </w:tc>
-        <w:tc>
-          <w:tcPr/>
-          <w:p>
-            <w:pPr>
-              <w:pStyle w:val="Compact"/>
-              <w:jc w:val="right"/>
-            </w:pPr>
-            <w:r>
-              <w:t xml:space="preserve">-122.3*** (2.6)</w:t>
-            </w:r>
-          </w:p>
-        </w:tc>
-        <w:tc>
-          <w:tcPr/>
-          <w:p>
-            <w:pPr>
-              <w:pStyle w:val="Compact"/>
-              <w:jc w:val="right"/>
-            </w:pPr>
-            <w:r>
-              <w:t xml:space="preserve">-33.5*** (1.2)</w:t>
-            </w:r>
-          </w:p>
-        </w:tc>
-        <w:tc>
-          <w:tcPr/>
-          <w:p>
-            <w:pPr>
-              <w:pStyle w:val="Compact"/>
-              <w:jc w:val="right"/>
-            </w:pPr>
-            <w:r>
-              <w:t xml:space="preserve">-33.4*** (1.3)</w:t>
-            </w:r>
-          </w:p>
-        </w:tc>
-        <w:tc>
-          <w:tcPr/>
-          <w:p>
-            <w:pPr>
-              <w:pStyle w:val="Compact"/>
-              <w:jc w:val="right"/>
-            </w:pPr>
-            <w:r>
-              <w:t xml:space="preserve">-39.0*** (1.2)</w:t>
-            </w:r>
-          </w:p>
-        </w:tc>
-      </w:tr>
-      <w:tr>
-        <w:tc>
-          <w:tcPr/>
-          <w:p>
-            <w:pPr>
-              <w:pStyle w:val="Compact"/>
-              <w:jc w:val="left"/>
-            </w:pPr>
-            <w:r>
-              <w:t xml:space="preserve">Social, community, religion</w:t>
-            </w:r>
-          </w:p>
-        </w:tc>
-        <w:tc>
-          <w:tcPr/>
-          <w:p>
-            <w:pPr>
-              <w:pStyle w:val="Compact"/>
-              <w:jc w:val="right"/>
-            </w:pPr>
-            <w:r>
-              <w:t xml:space="preserve">-7.5*** (1.5)</w:t>
-            </w:r>
-          </w:p>
-        </w:tc>
-        <w:tc>
-          <w:tcPr/>
-          <w:p>
-            <w:pPr>
-              <w:pStyle w:val="Compact"/>
-              <w:jc w:val="right"/>
-            </w:pPr>
-            <w:r>
-              <w:t xml:space="preserve">-10.8*** (2.0)</w:t>
-            </w:r>
-          </w:p>
-        </w:tc>
-        <w:tc>
-          <w:tcPr/>
-          <w:p>
-            <w:pPr>
-              <w:pStyle w:val="Compact"/>
-              <w:jc w:val="right"/>
-            </w:pPr>
-            <w:r>
-              <w:t xml:space="preserve">-6.2*** (1.4)</w:t>
-            </w:r>
-          </w:p>
-        </w:tc>
-        <w:tc>
-          <w:tcPr/>
-          <w:p>
-            <w:pPr>
-              <w:pStyle w:val="Compact"/>
-              <w:jc w:val="right"/>
-            </w:pPr>
-            <w:r>
-              <w:t xml:space="preserve">-16.2*** (1.4)</w:t>
-            </w:r>
-          </w:p>
-        </w:tc>
-        <w:tc>
-          <w:tcPr/>
-          <w:p>
-            <w:pPr>
-              <w:pStyle w:val="Compact"/>
-              <w:jc w:val="right"/>
-            </w:pPr>
-            <w:r>
-              <w:t xml:space="preserve">-5.6** (2.3)</w:t>
-            </w:r>
-          </w:p>
-        </w:tc>
-        <w:tc>
-          <w:tcPr/>
-          <w:p>
-            <w:pPr>
-              <w:pStyle w:val="Compact"/>
-              <w:jc w:val="right"/>
-            </w:pPr>
-            <w:r>
-              <w:t xml:space="preserve">-6.2*** (1.4)</w:t>
-            </w:r>
-          </w:p>
-        </w:tc>
-      </w:tr>
-      <w:tr>
-        <w:tc>
-          <w:tcPr/>
-          <w:p>
-            <w:pPr>
-              <w:pStyle w:val="Compact"/>
-              <w:jc w:val="left"/>
-            </w:pPr>
-            <w:r>
-              <w:t xml:space="preserve">Leisure, media, sport</w:t>
-            </w:r>
-          </w:p>
-        </w:tc>
-        <w:tc>
-          <w:tcPr/>
-          <w:p>
-            <w:pPr>
-              <w:pStyle w:val="Compact"/>
-              <w:jc w:val="right"/>
-            </w:pPr>
-            <w:r>
-              <w:t xml:space="preserve">-48.8*** (1.9)</w:t>
-            </w:r>
-          </w:p>
-        </w:tc>
-        <w:tc>
-          <w:tcPr/>
-          <w:p>
-            <w:pPr>
-              <w:pStyle w:val="Compact"/>
-              <w:jc w:val="right"/>
-            </w:pPr>
-            <w:r>
-              <w:t xml:space="preserve">-49.6*** (2.2)</w:t>
-            </w:r>
-          </w:p>
-        </w:tc>
-        <w:tc>
-          <w:tcPr/>
-          <w:p>
-            <w:pPr>
-              <w:pStyle w:val="Compact"/>
-              <w:jc w:val="right"/>
-            </w:pPr>
-            <w:r>
-              <w:t xml:space="preserve">-35.8*** (1.7)</w:t>
-            </w:r>
-          </w:p>
-        </w:tc>
-        <w:tc>
-          <w:tcPr/>
-          <w:p>
-            <w:pPr>
-              <w:pStyle w:val="Compact"/>
-              <w:jc w:val="right"/>
-            </w:pPr>
-            <w:r>
-              <w:t xml:space="preserve">-49.0*** (1.5)</w:t>
-            </w:r>
-          </w:p>
-        </w:tc>
-        <w:tc>
-          <w:tcPr/>
-          <w:p>
-            <w:pPr>
-              <w:pStyle w:val="Compact"/>
-              <w:jc w:val="right"/>
-            </w:pPr>
-            <w:r>
-              <w:t xml:space="preserve">-41.4*** (2.2)</w:t>
-            </w:r>
-          </w:p>
-        </w:tc>
-        <w:tc>
-          <w:tcPr/>
-          <w:p>
-            <w:pPr>
-              <w:pStyle w:val="Compact"/>
-              <w:jc w:val="right"/>
-            </w:pPr>
-            <w:r>
-              <w:t xml:space="preserve">-34.7*** (1.4)</w:t>
-            </w:r>
-          </w:p>
-        </w:tc>
-      </w:tr>
-      <w:tr>
-        <w:tc>
-          <w:tcPr/>
-          <w:p>
-            <w:pPr>
-              <w:pStyle w:val="Compact"/>
-              <w:jc w:val="left"/>
-            </w:pPr>
-            <w:r>
-              <w:t xml:space="preserve">Self-care</w:t>
-            </w:r>
-          </w:p>
-        </w:tc>
-        <w:tc>
-          <w:tcPr/>
-          <w:p>
-            <w:pPr>
-              <w:pStyle w:val="Compact"/>
-              <w:jc w:val="right"/>
-            </w:pPr>
-            <w:r>
-              <w:t xml:space="preserve">-33.6*** (1.8)</w:t>
-            </w:r>
-          </w:p>
-        </w:tc>
-        <w:tc>
-          <w:tcPr/>
-          <w:p>
-            <w:pPr>
-              <w:pStyle w:val="Compact"/>
-              <w:jc w:val="right"/>
-            </w:pPr>
-            <w:r>
-              <w:t xml:space="preserve">-36.6*** (2.3)</w:t>
-            </w:r>
-          </w:p>
-        </w:tc>
-        <w:tc>
-          <w:tcPr/>
-          <w:p>
-            <w:pPr>
-              <w:pStyle w:val="Compact"/>
-              <w:jc w:val="right"/>
-            </w:pPr>
-            <w:r>
-              <w:t xml:space="preserve">-23.0*** (1.7)</w:t>
-            </w:r>
-          </w:p>
-        </w:tc>
-        <w:tc>
-          <w:tcPr/>
-          <w:p>
-            <w:pPr>
-              <w:pStyle w:val="Compact"/>
-              <w:jc w:val="right"/>
-            </w:pPr>
-            <w:r>
-              <w:t xml:space="preserve">-12.2*** (1.5)</w:t>
-            </w:r>
-          </w:p>
-        </w:tc>
-        <w:tc>
-          <w:tcPr/>
-          <w:p>
-            <w:pPr>
-              <w:pStyle w:val="Compact"/>
-              <w:jc w:val="right"/>
-            </w:pPr>
-            <w:r>
-              <w:t xml:space="preserve">-9.4*** (2.1)</w:t>
-            </w:r>
-          </w:p>
-        </w:tc>
-        <w:tc>
-          <w:tcPr/>
-          <w:p>
-            <w:pPr>
-              <w:pStyle w:val="Compact"/>
-              <w:jc w:val="right"/>
-            </w:pPr>
-            <w:r>
-              <w:t xml:space="preserve">-3.1** (1.3)</w:t>
-            </w:r>
-          </w:p>
-        </w:tc>
-      </w:tr>
-      <w:tr>
-        <w:tc>
-          <w:tcPr/>
-          <w:p>
-            <w:pPr>
-              <w:pStyle w:val="Compact"/>
-              <w:jc w:val="left"/>
-            </w:pPr>
-            <w:r>
-              <w:t xml:space="preserve">of which: sleep</w:t>
-            </w:r>
-          </w:p>
-        </w:tc>
-        <w:tc>
-          <w:tcPr/>
-          <w:p>
-            <w:pPr>
-              <w:pStyle w:val="Compact"/>
-              <w:jc w:val="right"/>
-            </w:pPr>
-            <w:r>
-              <w:t xml:space="preserve">-9.5*** (1.6)</w:t>
-            </w:r>
-          </w:p>
-        </w:tc>
-        <w:tc>
-          <w:tcPr/>
-          <w:p>
-            <w:pPr>
-              <w:pStyle w:val="Compact"/>
-              <w:jc w:val="right"/>
-            </w:pPr>
-            <w:r>
-              <w:t xml:space="preserve">-15.6*** (2.0)</w:t>
-            </w:r>
-          </w:p>
-        </w:tc>
-        <w:tc>
-          <w:tcPr/>
-          <w:p>
-            <w:pPr>
-              <w:pStyle w:val="Compact"/>
-              <w:jc w:val="right"/>
-            </w:pPr>
-            <w:r>
-              <w:t xml:space="preserve">-8.1*** (1.5)</w:t>
-            </w:r>
-          </w:p>
-        </w:tc>
-        <w:tc>
-          <w:tcPr/>
-          <w:p>
-            <w:pPr>
-              <w:pStyle w:val="Compact"/>
-              <w:jc w:val="right"/>
-            </w:pPr>
-            <w:r>
-              <w:t xml:space="preserve">-11.3*** (1.3)</w:t>
-            </w:r>
-          </w:p>
-        </w:tc>
-        <w:tc>
-          <w:tcPr/>
-          <w:p>
-            <w:pPr>
-              <w:pStyle w:val="Compact"/>
-              <w:jc w:val="right"/>
-            </w:pPr>
-            <w:r>
-              <w:t xml:space="preserve">-9.5*** (1.9)</w:t>
-            </w:r>
-          </w:p>
-        </w:tc>
-        <w:tc>
-          <w:tcPr/>
-          <w:p>
-            <w:pPr>
-              <w:pStyle w:val="Compact"/>
-              <w:jc w:val="right"/>
-            </w:pPr>
-            <w:r>
-              <w:t xml:space="preserve">-5.8*** (1.2)</w:t>
-            </w:r>
-          </w:p>
-        </w:tc>
-      </w:tr>
-      <w:tr>
-        <w:tc>
-          <w:tcPr/>
-          <w:p>
-            <w:pPr>
-              <w:pStyle w:val="Compact"/>
-              <w:jc w:val="left"/>
-            </w:pPr>
-            <w:r>
-              <w:t xml:space="preserve">Unpaid work</w:t>
-            </w:r>
-          </w:p>
-        </w:tc>
-        <w:tc>
-          <w:tcPr/>
-          <w:p>
-            <w:pPr>
-              <w:pStyle w:val="Compact"/>
-              <w:jc w:val="right"/>
-            </w:pPr>
-            <w:r>
-              <w:t xml:space="preserve">284.2*** (2.7)</w:t>
-            </w:r>
-          </w:p>
-        </w:tc>
-        <w:tc>
-          <w:tcPr/>
-          <w:p>
-            <w:pPr>
-              <w:pStyle w:val="Compact"/>
-              <w:jc w:val="right"/>
-            </w:pPr>
-            <w:r>
-              <w:t xml:space="preserve">285.5*** (3.4)</w:t>
-            </w:r>
-          </w:p>
-        </w:tc>
-        <w:tc>
-          <w:tcPr/>
-          <w:p>
-            <w:pPr>
-              <w:pStyle w:val="Compact"/>
-              <w:jc w:val="right"/>
-            </w:pPr>
-            <w:r>
-              <w:t xml:space="preserve">283.7*** (2.6)</w:t>
-            </w:r>
-          </w:p>
-        </w:tc>
-        <w:tc>
-          <w:tcPr/>
-          <w:p>
-            <w:pPr>
-              <w:pStyle w:val="Compact"/>
-              <w:jc w:val="right"/>
-            </w:pPr>
-            <w:r>
-              <w:t xml:space="preserve">32.1*** (1.1)</w:t>
-            </w:r>
-          </w:p>
-        </w:tc>
-        <w:tc>
-          <w:tcPr/>
-          <w:p>
-            <w:pPr>
-              <w:pStyle w:val="Compact"/>
-              <w:jc w:val="right"/>
-            </w:pPr>
-            <w:r>
-              <w:t xml:space="preserve">19.7*** (1.6)</w:t>
-            </w:r>
-          </w:p>
-        </w:tc>
-        <w:tc>
-          <w:tcPr/>
-          <w:p>
-            <w:pPr>
-              <w:pStyle w:val="Compact"/>
-              <w:jc w:val="right"/>
-            </w:pPr>
-            <w:r>
-              <w:t xml:space="preserve">17.7*** (1.0)</w:t>
-            </w:r>
-          </w:p>
-        </w:tc>
-      </w:tr>
-    </w:tbl>
-    <w:bookmarkEnd w:id="29"/>
-    <w:p>
-      <w:pPr>
-        <w:pStyle w:val="BodyText"/>
-      </w:pPr>
-      <w:r>
-        <w:rPr>
-          <w:i/>
-          <w:iCs/>
-        </w:rPr>
-        <w:t xml:space="preserve">Notes:</w:t>
-      </w:r>
-      <w:r>
-        <w:t xml:space="preserve"> </w:t>
-      </w:r>
-      <w:r>
-        <w:t xml:space="preserve">Each married residence type is compared with never-married persons of the same sex.</w:t>
-      </w:r>
-      <w:r>
-        <w:t xml:space="preserve"> </w:t>
-      </w:r>
-      <w:r>
-        <w:t xml:space="preserve">“No parent gen.”</w:t>
-      </w:r>
-      <w:r>
-        <w:t xml:space="preserve">: head or head’s spouse, no parent or parent-in-law of the head in the household.</w:t>
-      </w:r>
-      <w:r>
-        <w:t xml:space="preserve"> </w:t>
-      </w:r>
-      <w:r>
-        <w:t xml:space="preserve">“Parent gen.”</w:t>
-      </w:r>
-      <w:r>
-        <w:t xml:space="preserve">: head or head’s spouse with a parent or parent-in-law of the head present.</w:t>
-      </w:r>
-      <w:r>
-        <w:t xml:space="preserve"> </w:t>
-      </w:r>
-      <w:r>
-        <w:t xml:space="preserve">“Daughter-in-law”</w:t>
-      </w:r>
-      <w:r>
-        <w:t xml:space="preserve">: roster code 4 (women);</w:t>
-      </w:r>
-      <w:r>
-        <w:t xml:space="preserve"> </w:t>
-      </w:r>
-      <w:r>
-        <w:t xml:space="preserve">“Married son”</w:t>
-      </w:r>
-      <w:r>
-        <w:t xml:space="preserve">: roster code 3 (men). Controls and fixed effects as in the baseline decomposition. FSU-clustered SEs in parentheses. * p&lt;0.10, ** p&lt;0.05, *** p&lt;0.01.</w:t>
-      </w:r>
-    </w:p>
-    <w:p>
-      <w:pPr>
-        <w:pStyle w:val="BodyText"/>
+    <w:p>
+      <w:pPr>
+        <w:pStyle w:val="FirstParagraph"/>
       </w:pPr>
       <w:r>
         <w:t xml:space="preserve">Table</w:t>
@@ -6846,12 +5282,12 @@
       <w:r>
         <w:t xml:space="preserve"> </w:t>
       </w:r>
-      <w:hyperlink w:anchor="tab:residence">
+      <w:hyperlink w:anchor="S-tab:residence">
         <w:r>
           <w:rPr>
             <w:rStyle w:val="Hyperlink"/>
           </w:rPr>
-          <w:t xml:space="preserve">3</w:t>
+          <w:t xml:space="preserve">[S-tab:residence]</w:t>
         </w:r>
       </w:hyperlink>
       <w:r>
@@ -6971,8 +5407,8 @@
         <w:t xml:space="preserve">().</w:t>
       </w:r>
     </w:p>
-    <w:bookmarkEnd w:id="30"/>
-    <w:bookmarkStart w:id="36" w:name="selection-into-marriage"/>
+    <w:bookmarkEnd w:id="25"/>
+    <w:bookmarkStart w:id="27" w:name="selection-into-marriage"/>
     <w:p>
       <w:pPr>
         <w:pStyle w:val="Heading2"/>
@@ -6981,7 +5417,7 @@
         <w:t xml:space="preserve">Selection into marriage</w:t>
       </w:r>
     </w:p>
-    <w:bookmarkStart w:id="31" w:name="tab:selection"/>
+    <w:bookmarkStart w:id="26" w:name="tab:selection"/>
     <w:p>
       <w:pPr>
         <w:pStyle w:val="TableCaption"/>
@@ -7857,7 +6293,7 @@
         </w:tc>
       </w:tr>
     </w:tbl>
-    <w:bookmarkEnd w:id="31"/>
+    <w:bookmarkEnd w:id="26"/>
     <w:p>
       <w:pPr>
         <w:pStyle w:val="BodyText"/>
@@ -8000,7 +6436,7 @@
           <w:rPr>
             <w:rStyle w:val="Hyperlink"/>
           </w:rPr>
-          <w:t xml:space="preserve">4</w:t>
+          <w:t xml:space="preserve">3</w:t>
         </w:r>
       </w:hyperlink>
       <w:r>
@@ -8128,63 +6564,6 @@
         <w:t xml:space="preserve">difference.</w:t>
       </w:r>
     </w:p>
-    <w:bookmarkStart w:id="35" w:name="fig:fig-agegrad"/>
-    <w:p>
-      <w:pPr>
-        <w:pStyle w:val="CaptionedFigure"/>
-      </w:pPr>
-      <w:r>
-        <w:drawing>
-          <wp:inline>
-            <wp:extent cx="4800600" cy="2246290"/>
-            <wp:effectExtent b="0" l="0" r="0" t="0"/>
-            <wp:docPr descr="" title="" id="33" name="Picture"/>
-            <a:graphic>
-              <a:graphicData uri="http://schemas.openxmlformats.org/drawingml/2006/picture">
-                <pic:pic>
-                  <pic:nvPicPr>
-                    <pic:cNvPr descr="/private/tmp/build_05/manuscript_files/figure-latex/fig-agegrad-1.png" id="34" name="Picture"/>
-                    <pic:cNvPicPr>
-                      <a:picLocks noChangeArrowheads="1" noChangeAspect="1"/>
-                    </pic:cNvPicPr>
-                  </pic:nvPicPr>
-                  <pic:blipFill>
-                    <a:blip r:embed="rId32"/>
-                    <a:stretch>
-                      <a:fillRect/>
-                    </a:stretch>
-                  </pic:blipFill>
-                  <pic:spPr bwMode="auto">
-                    <a:xfrm>
-                      <a:off x="0" y="0"/>
-                      <a:ext cx="4800600" cy="2246290"/>
-                    </a:xfrm>
-                    <a:prstGeom prst="rect">
-                      <a:avLst/>
-                    </a:prstGeom>
-                    <a:noFill/>
-                    <a:ln w="9525">
-                      <a:noFill/>
-                      <a:headEnd/>
-                      <a:tailEnd/>
-                    </a:ln>
-                  </pic:spPr>
-                </pic:pic>
-              </a:graphicData>
-            </a:graphic>
-          </wp:inline>
-        </w:drawing>
-      </w:r>
-    </w:p>
-    <w:p>
-      <w:pPr>
-        <w:pStyle w:val="ImageCaption"/>
-      </w:pPr>
-      <w:r>
-        <w:t xml:space="preserve">Married minus never-married unpaid minutes per day by age band, with 95% confidence intervals. Labels give the weighted share never married in each band.</w:t>
-      </w:r>
-    </w:p>
-    <w:bookmarkEnd w:id="35"/>
     <w:p>
       <w:pPr>
         <w:pStyle w:val="BodyText"/>
@@ -8195,12 +6574,12 @@
       <w:r>
         <w:t xml:space="preserve"> </w:t>
       </w:r>
-      <w:hyperlink w:anchor="fig:fig-agegrad">
+      <w:hyperlink w:anchor="S-fig:fig-agegrad">
         <w:r>
           <w:rPr>
             <w:rStyle w:val="Hyperlink"/>
           </w:rPr>
-          <w:t xml:space="preserve">2</w:t>
+          <w:t xml:space="preserve">[S-fig:fig-agegrad]</w:t>
         </w:r>
       </w:hyperlink>
       <w:r>
@@ -8252,8 +6631,8 @@
         <w:t xml:space="preserve">accumulation of children, which the survey links to mothers only partly.</w:t>
       </w:r>
     </w:p>
-    <w:bookmarkEnd w:id="36"/>
-    <w:bookmarkStart w:id="42" w:name="within-married-couples"/>
+    <w:bookmarkEnd w:id="27"/>
+    <w:bookmarkStart w:id="29" w:name="within-married-couples"/>
     <w:p>
       <w:pPr>
         <w:pStyle w:val="Heading2"/>
@@ -8262,7 +6641,7 @@
         <w:t xml:space="preserve">Within married couples</w:t>
       </w:r>
     </w:p>
-    <w:bookmarkStart w:id="37" w:name="tab:couple"/>
+    <w:bookmarkStart w:id="28" w:name="tab:couple"/>
     <w:p>
       <w:pPr>
         <w:pStyle w:val="TableCaption"/>
@@ -9421,7 +7800,7 @@
         </w:tc>
       </w:tr>
     </w:tbl>
-    <w:bookmarkEnd w:id="37"/>
+    <w:bookmarkEnd w:id="28"/>
     <w:p>
       <w:pPr>
         <w:pStyle w:val="BodyText"/>
@@ -9440,63 +7819,6 @@
         <w:t xml:space="preserve">Spouses linked through the household roster (head and spouse of head; married child of head and child’s spouse where each is unique). Weighted by the wife’s multiplier. FSU-clustered SEs in parentheses (share SE in percentage points).</w:t>
       </w:r>
     </w:p>
-    <w:bookmarkStart w:id="41" w:name="fig:fig-agegap"/>
-    <w:p>
-      <w:pPr>
-        <w:pStyle w:val="CaptionedFigure"/>
-      </w:pPr>
-      <w:r>
-        <w:drawing>
-          <wp:inline>
-            <wp:extent cx="4800600" cy="2077254"/>
-            <wp:effectExtent b="0" l="0" r="0" t="0"/>
-            <wp:docPr descr="" title="" id="39" name="Picture"/>
-            <a:graphic>
-              <a:graphicData uri="http://schemas.openxmlformats.org/drawingml/2006/picture">
-                <pic:pic>
-                  <pic:nvPicPr>
-                    <pic:cNvPr descr="/private/tmp/build_05/manuscript_files/figure-latex/fig-agegap-1.png" id="40" name="Picture"/>
-                    <pic:cNvPicPr>
-                      <a:picLocks noChangeArrowheads="1" noChangeAspect="1"/>
-                    </pic:cNvPicPr>
-                  </pic:nvPicPr>
-                  <pic:blipFill>
-                    <a:blip r:embed="rId38"/>
-                    <a:stretch>
-                      <a:fillRect/>
-                    </a:stretch>
-                  </pic:blipFill>
-                  <pic:spPr bwMode="auto">
-                    <a:xfrm>
-                      <a:off x="0" y="0"/>
-                      <a:ext cx="4800600" cy="2077254"/>
-                    </a:xfrm>
-                    <a:prstGeom prst="rect">
-                      <a:avLst/>
-                    </a:prstGeom>
-                    <a:noFill/>
-                    <a:ln w="9525">
-                      <a:noFill/>
-                      <a:headEnd/>
-                      <a:tailEnd/>
-                    </a:ln>
-                  </pic:spPr>
-                </pic:pic>
-              </a:graphicData>
-            </a:graphic>
-          </wp:inline>
-        </w:drawing>
-      </w:r>
-    </w:p>
-    <w:p>
-      <w:pPr>
-        <w:pStyle w:val="ImageCaption"/>
-      </w:pPr>
-      <w:r>
-        <w:t xml:space="preserve">Wife minus husband unpaid minutes per day by spousal age gap, linked couples, with 95% confidence intervals.</w:t>
-      </w:r>
-    </w:p>
-    <w:bookmarkEnd w:id="41"/>
     <w:p>
       <w:pPr>
         <w:pStyle w:val="BodyText"/>
@@ -9512,7 +7834,7 @@
           <w:rPr>
             <w:rStyle w:val="Hyperlink"/>
           </w:rPr>
-          <w:t xml:space="preserve">5</w:t>
+          <w:t xml:space="preserve">4</w:t>
         </w:r>
       </w:hyperlink>
       <w:r>
@@ -9636,12 +7958,12 @@
       <w:r>
         <w:t xml:space="preserve"> </w:t>
       </w:r>
-      <w:hyperlink w:anchor="fig:fig-agegap">
+      <w:hyperlink w:anchor="S-fig:fig-agegap">
         <w:r>
           <w:rPr>
             <w:rStyle w:val="Hyperlink"/>
           </w:rPr>
-          <w:t xml:space="preserve">3</w:t>
+          <w:t xml:space="preserve">[S-fig:fig-agegap]</w:t>
         </w:r>
       </w:hyperlink>
       <w:r>
@@ -9694,7 +8016,7 @@
           <w:rPr>
             <w:rStyle w:val="Hyperlink"/>
           </w:rPr>
-          <w:t xml:space="preserve">5</w:t>
+          <w:t xml:space="preserve">4</w:t>
         </w:r>
       </w:hyperlink>
       <w:r>
@@ -9749,8 +8071,8 @@
         <w:t xml:space="preserve">).</w:t>
       </w:r>
     </w:p>
-    <w:bookmarkEnd w:id="42"/>
-    <w:bookmarkStart w:id="44" w:name="widowhood-at-older-ages"/>
+    <w:bookmarkEnd w:id="29"/>
+    <w:bookmarkStart w:id="30" w:name="widowhood-at-older-ages"/>
     <w:p>
       <w:pPr>
         <w:pStyle w:val="Heading2"/>
@@ -9759,357 +8081,9 @@
         <w:t xml:space="preserve">Widowhood at older ages</w:t>
       </w:r>
     </w:p>
-    <w:bookmarkStart w:id="43" w:name="tab:widow"/>
-    <w:p>
-      <w:pPr>
-        <w:pStyle w:val="TableCaption"/>
-      </w:pPr>
-      <w:r>
-        <w:t xml:space="preserve">Widowed minus married, minutes per day, ages 50–79</w:t>
-      </w:r>
-    </w:p>
-    <w:tbl>
-      <w:tblPr>
-        <w:tblStyle w:val="Table"/>
-        <w:tblW w:type="auto" w:w="0"/>
-        <w:tblLook w:firstRow="1" w:lastRow="0" w:firstColumn="0" w:lastColumn="0" w:noHBand="0" w:noVBand="0" w:val="0020"/>
-        <w:tblCaption w:val="Widowed minus married, minutes per day, ages 50–79"/>
-      </w:tblPr>
-      <w:tblGrid>
-        <w:gridCol w:w="2640"/>
-        <w:gridCol w:w="2640"/>
-        <w:gridCol w:w="2640"/>
-      </w:tblGrid>
-      <w:tr>
-        <w:trPr>
-          <w:tblHeader w:val="on"/>
-        </w:trPr>
-        <w:tc>
-          <w:tcPr/>
-          <w:p>
-            <w:pPr>
-              <w:pStyle w:val="Compact"/>
-              <w:jc w:val="left"/>
-            </w:pPr>
-            <w:r>
-              <w:t xml:space="preserve">Outcome</w:t>
-            </w:r>
-          </w:p>
-        </w:tc>
-        <w:tc>
-          <w:tcPr/>
-          <w:p>
-            <w:pPr>
-              <w:pStyle w:val="Compact"/>
-              <w:jc w:val="right"/>
-            </w:pPr>
-            <w:r>
-              <w:t xml:space="preserve">Women</w:t>
-            </w:r>
-          </w:p>
-        </w:tc>
-        <w:tc>
-          <w:tcPr/>
-          <w:p>
-            <w:pPr>
-              <w:pStyle w:val="Compact"/>
-              <w:jc w:val="right"/>
-            </w:pPr>
-            <w:r>
-              <w:t xml:space="preserve">Men</w:t>
-            </w:r>
-          </w:p>
-        </w:tc>
-      </w:tr>
-      <w:tr>
-        <w:tc>
-          <w:tcPr/>
-          <w:p>
-            <w:pPr>
-              <w:pStyle w:val="Compact"/>
-              <w:jc w:val="left"/>
-            </w:pPr>
-            <w:r>
-              <w:t xml:space="preserve">Unpaid domestic and care</w:t>
-            </w:r>
-          </w:p>
-        </w:tc>
-        <w:tc>
-          <w:tcPr/>
-          <w:p>
-            <w:pPr>
-              <w:pStyle w:val="Compact"/>
-              <w:jc w:val="right"/>
-            </w:pPr>
-            <w:r>
-              <w:t xml:space="preserve">-73.0*** (1.7)</w:t>
-            </w:r>
-          </w:p>
-        </w:tc>
-        <w:tc>
-          <w:tcPr/>
-          <w:p>
-            <w:pPr>
-              <w:pStyle w:val="Compact"/>
-              <w:jc w:val="right"/>
-            </w:pPr>
-            <w:r>
-              <w:t xml:space="preserve">43.9*** (1.7)</w:t>
-            </w:r>
-          </w:p>
-        </w:tc>
-      </w:tr>
-      <w:tr>
-        <w:tc>
-          <w:tcPr/>
-          <w:p>
-            <w:pPr>
-              <w:pStyle w:val="Compact"/>
-              <w:jc w:val="left"/>
-            </w:pPr>
-            <w:r>
-              <w:t xml:space="preserve">Employment (incl. travel)</w:t>
-            </w:r>
-          </w:p>
-        </w:tc>
-        <w:tc>
-          <w:tcPr/>
-          <w:p>
-            <w:pPr>
-              <w:pStyle w:val="Compact"/>
-              <w:jc w:val="right"/>
-            </w:pPr>
-            <w:r>
-              <w:t xml:space="preserve">19.7*** (2.0)</w:t>
-            </w:r>
-          </w:p>
-        </w:tc>
-        <w:tc>
-          <w:tcPr/>
-          <w:p>
-            <w:pPr>
-              <w:pStyle w:val="Compact"/>
-              <w:jc w:val="right"/>
-            </w:pPr>
-            <w:r>
-              <w:t xml:space="preserve">-63.4*** (3.7)</w:t>
-            </w:r>
-          </w:p>
-        </w:tc>
-      </w:tr>
-      <w:tr>
-        <w:tc>
-          <w:tcPr/>
-          <w:p>
-            <w:pPr>
-              <w:pStyle w:val="Compact"/>
-              <w:jc w:val="left"/>
-            </w:pPr>
-            <w:r>
-              <w:t xml:space="preserve">Free time (socialising and leisure)</w:t>
-            </w:r>
-          </w:p>
-        </w:tc>
-        <w:tc>
-          <w:tcPr/>
-          <w:p>
-            <w:pPr>
-              <w:pStyle w:val="Compact"/>
-              <w:jc w:val="right"/>
-            </w:pPr>
-            <w:r>
-              <w:t xml:space="preserve">29.7*** (1.9)</w:t>
-            </w:r>
-          </w:p>
-        </w:tc>
-        <w:tc>
-          <w:tcPr/>
-          <w:p>
-            <w:pPr>
-              <w:pStyle w:val="Compact"/>
-              <w:jc w:val="right"/>
-            </w:pPr>
-            <w:r>
-              <w:t xml:space="preserve">12.6*** (3.0)</w:t>
-            </w:r>
-          </w:p>
-        </w:tc>
-      </w:tr>
-      <w:tr>
-        <w:tc>
-          <w:tcPr/>
-          <w:p>
-            <w:pPr>
-              <w:pStyle w:val="Compact"/>
-              <w:jc w:val="left"/>
-            </w:pPr>
-            <w:r>
-              <w:t xml:space="preserve">Sleep</w:t>
-            </w:r>
-          </w:p>
-        </w:tc>
-        <w:tc>
-          <w:tcPr/>
-          <w:p>
-            <w:pPr>
-              <w:pStyle w:val="Compact"/>
-              <w:jc w:val="right"/>
-            </w:pPr>
-            <w:r>
-              <w:t xml:space="preserve">25.1*** (1.1)</w:t>
-            </w:r>
-          </w:p>
-        </w:tc>
-        <w:tc>
-          <w:tcPr/>
-          <w:p>
-            <w:pPr>
-              <w:pStyle w:val="Compact"/>
-              <w:jc w:val="right"/>
-            </w:pPr>
-            <w:r>
-              <w:t xml:space="preserve">20.1*** (1.7)</w:t>
-            </w:r>
-          </w:p>
-        </w:tc>
-      </w:tr>
-      <w:tr>
-        <w:tc>
-          <w:tcPr/>
-          <w:p>
-            <w:pPr>
-              <w:pStyle w:val="Compact"/>
-              <w:jc w:val="left"/>
-            </w:pPr>
-            <w:r>
-              <w:t xml:space="preserve">Socialising</w:t>
-            </w:r>
-          </w:p>
-        </w:tc>
-        <w:tc>
-          <w:tcPr/>
-          <w:p>
-            <w:pPr>
-              <w:pStyle w:val="Compact"/>
-              <w:jc w:val="right"/>
-            </w:pPr>
-            <w:r>
-              <w:t xml:space="preserve">11.8*** (1.1)</w:t>
-            </w:r>
-          </w:p>
-        </w:tc>
-        <w:tc>
-          <w:tcPr/>
-          <w:p>
-            <w:pPr>
-              <w:pStyle w:val="Compact"/>
-              <w:jc w:val="right"/>
-            </w:pPr>
-            <w:r>
-              <w:t xml:space="preserve">5.0*** (1.8)</w:t>
-            </w:r>
-          </w:p>
-        </w:tc>
-      </w:tr>
-      <w:tr>
-        <w:tc>
-          <w:tcPr/>
-          <w:p>
-            <w:pPr>
-              <w:pStyle w:val="Compact"/>
-              <w:jc w:val="left"/>
-            </w:pPr>
-            <w:r>
-              <w:t xml:space="preserve">Exercise and sport</w:t>
-            </w:r>
-          </w:p>
-        </w:tc>
-        <w:tc>
-          <w:tcPr/>
-          <w:p>
-            <w:pPr>
-              <w:pStyle w:val="Compact"/>
-              <w:jc w:val="right"/>
-            </w:pPr>
-            <w:r>
-              <w:t xml:space="preserve">1.3*** (0.2)</w:t>
-            </w:r>
-          </w:p>
-        </w:tc>
-        <w:tc>
-          <w:tcPr/>
-          <w:p>
-            <w:pPr>
-              <w:pStyle w:val="Compact"/>
-              <w:jc w:val="right"/>
-            </w:pPr>
-            <w:r>
-              <w:t xml:space="preserve">1.3** (0.6)</w:t>
-            </w:r>
-          </w:p>
-        </w:tc>
-      </w:tr>
-      <w:tr>
-        <w:tc>
-          <w:tcPr/>
-          <w:p>
-            <w:pPr>
-              <w:pStyle w:val="Compact"/>
-              <w:jc w:val="left"/>
-            </w:pPr>
-            <w:r>
-              <w:t xml:space="preserve">Religious practice</w:t>
-            </w:r>
-          </w:p>
-        </w:tc>
-        <w:tc>
-          <w:tcPr/>
-          <w:p>
-            <w:pPr>
-              <w:pStyle w:val="Compact"/>
-              <w:jc w:val="right"/>
-            </w:pPr>
-            <w:r>
-              <w:t xml:space="preserve">2.5*** (0.6)</w:t>
-            </w:r>
-          </w:p>
-        </w:tc>
-        <w:tc>
-          <w:tcPr/>
-          <w:p>
-            <w:pPr>
-              <w:pStyle w:val="Compact"/>
-              <w:jc w:val="right"/>
-            </w:pPr>
-            <w:r>
-              <w:t xml:space="preserve">1.2* (0.7)</w:t>
-            </w:r>
-          </w:p>
-        </w:tc>
-      </w:tr>
-    </w:tbl>
-    <w:bookmarkEnd w:id="43"/>
-    <w:p>
-      <w:pPr>
-        <w:pStyle w:val="BodyText"/>
-      </w:pPr>
-      <w:r>
-        <w:rPr>
-          <w:i/>
-          <w:iCs/>
-        </w:rPr>
-        <w:t xml:space="preserve">Notes:</w:t>
-      </w:r>
-      <w:r>
-        <w:t xml:space="preserve"> </w:t>
-      </w:r>
-      <w:r>
-        <w:t xml:space="preserve">Single-year age, state and day-of-week fixed effects; controls for education, urban residence, caste, religion and proxy report. FSU-clustered SEs in parentheses. * p&lt;0.10, ** p&lt;0.05, *** p&lt;0.01.</w:t>
-      </w:r>
-    </w:p>
-    <w:p>
-      <w:pPr>
-        <w:pStyle w:val="BodyText"/>
+    <w:p>
+      <w:pPr>
+        <w:pStyle w:val="FirstParagraph"/>
       </w:pPr>
       <w:r>
         <w:t xml:space="preserve">Table</w:t>
@@ -10117,12 +8091,12 @@
       <w:r>
         <w:t xml:space="preserve"> </w:t>
       </w:r>
-      <w:hyperlink w:anchor="tab:widow">
+      <w:hyperlink w:anchor="S-tab:widow">
         <w:r>
           <w:rPr>
             <w:rStyle w:val="Hyperlink"/>
           </w:rPr>
-          <w:t xml:space="preserve">6</w:t>
+          <w:t xml:space="preserve">[S-tab:widow]</w:t>
         </w:r>
       </w:hyperlink>
       <w:r>
@@ -10174,8 +8148,8 @@
         <w:t xml:space="preserve">what widowhood causes.</w:t>
       </w:r>
     </w:p>
-    <w:bookmarkEnd w:id="44"/>
-    <w:bookmarkStart w:id="46" w:name="robustness"/>
+    <w:bookmarkEnd w:id="30"/>
+    <w:bookmarkStart w:id="31" w:name="robustness"/>
     <w:p>
       <w:pPr>
         <w:pStyle w:val="Heading2"/>
@@ -10184,471 +8158,9 @@
         <w:t xml:space="preserve">Robustness</w:t>
       </w:r>
     </w:p>
-    <w:bookmarkStart w:id="45" w:name="tab:robust"/>
-    <w:p>
-      <w:pPr>
-        <w:pStyle w:val="TableCaption"/>
-      </w:pPr>
-      <w:r>
-        <w:t xml:space="preserve">Married minus never-married unpaid minutes per day: robustness</w:t>
-      </w:r>
-    </w:p>
-    <w:tbl>
-      <w:tblPr>
-        <w:tblStyle w:val="Table"/>
-        <w:tblW w:type="auto" w:w="0"/>
-        <w:tblLook w:firstRow="1" w:lastRow="0" w:firstColumn="0" w:lastColumn="0" w:noHBand="0" w:noVBand="0" w:val="0020"/>
-        <w:tblCaption w:val="Married minus never-married unpaid minutes per day: robustness"/>
-      </w:tblPr>
-      <w:tblGrid>
-        <w:gridCol w:w="2640"/>
-        <w:gridCol w:w="2640"/>
-        <w:gridCol w:w="2640"/>
-      </w:tblGrid>
-      <w:tr>
-        <w:trPr>
-          <w:tblHeader w:val="on"/>
-        </w:trPr>
-        <w:tc>
-          <w:tcPr/>
-          <w:p>
-            <w:pPr>
-              <w:pStyle w:val="Compact"/>
-              <w:jc w:val="left"/>
-            </w:pPr>
-            <w:r>
-              <w:t xml:space="preserve">Specification</w:t>
-            </w:r>
-          </w:p>
-        </w:tc>
-        <w:tc>
-          <w:tcPr/>
-          <w:p>
-            <w:pPr>
-              <w:pStyle w:val="Compact"/>
-              <w:jc w:val="right"/>
-            </w:pPr>
-            <w:r>
-              <w:t xml:space="preserve">Women</w:t>
-            </w:r>
-          </w:p>
-        </w:tc>
-        <w:tc>
-          <w:tcPr/>
-          <w:p>
-            <w:pPr>
-              <w:pStyle w:val="Compact"/>
-              <w:jc w:val="right"/>
-            </w:pPr>
-            <w:r>
-              <w:t xml:space="preserve">Men</w:t>
-            </w:r>
-          </w:p>
-        </w:tc>
-      </w:tr>
-      <w:tr>
-        <w:tc>
-          <w:tcPr/>
-          <w:p>
-            <w:pPr>
-              <w:pStyle w:val="Compact"/>
-              <w:jc w:val="left"/>
-            </w:pPr>
-            <w:r>
-              <w:t xml:space="preserve">Baseline (ages 20–39)</w:t>
-            </w:r>
-          </w:p>
-        </w:tc>
-        <w:tc>
-          <w:tcPr/>
-          <w:p>
-            <w:pPr>
-              <w:pStyle w:val="Compact"/>
-              <w:jc w:val="right"/>
-            </w:pPr>
-            <w:r>
-              <w:t xml:space="preserve">279.7*** (2.5)</w:t>
-            </w:r>
-          </w:p>
-        </w:tc>
-        <w:tc>
-          <w:tcPr/>
-          <w:p>
-            <w:pPr>
-              <w:pStyle w:val="Compact"/>
-              <w:jc w:val="right"/>
-            </w:pPr>
-            <w:r>
-              <w:t xml:space="preserve">26.2*** (0.9)</w:t>
-            </w:r>
-          </w:p>
-        </w:tc>
-      </w:tr>
-      <w:tr>
-        <w:tc>
-          <w:tcPr/>
-          <w:p>
-            <w:pPr>
-              <w:pStyle w:val="Compact"/>
-              <w:jc w:val="left"/>
-            </w:pPr>
-            <w:r>
-              <w:t xml:space="preserve">Extended controls (consumption, household size, members 60+)</w:t>
-            </w:r>
-          </w:p>
-        </w:tc>
-        <w:tc>
-          <w:tcPr/>
-          <w:p>
-            <w:pPr>
-              <w:pStyle w:val="Compact"/>
-              <w:jc w:val="right"/>
-            </w:pPr>
-            <w:r>
-              <w:t xml:space="preserve">277.0*** (2.4)</w:t>
-            </w:r>
-          </w:p>
-        </w:tc>
-        <w:tc>
-          <w:tcPr/>
-          <w:p>
-            <w:pPr>
-              <w:pStyle w:val="Compact"/>
-              <w:jc w:val="right"/>
-            </w:pPr>
-            <w:r>
-              <w:t xml:space="preserve">27.0*** (0.9)</w:t>
-            </w:r>
-          </w:p>
-        </w:tc>
-      </w:tr>
-      <w:tr>
-        <w:tc>
-          <w:tcPr/>
-          <w:p>
-            <w:pPr>
-              <w:pStyle w:val="Compact"/>
-              <w:jc w:val="left"/>
-            </w:pPr>
-            <w:r>
-              <w:t xml:space="preserve">Ages 20–26</w:t>
-            </w:r>
-          </w:p>
-        </w:tc>
-        <w:tc>
-          <w:tcPr/>
-          <w:p>
-            <w:pPr>
-              <w:pStyle w:val="Compact"/>
-              <w:jc w:val="right"/>
-            </w:pPr>
-            <w:r>
-              <w:t xml:space="preserve">267.0*** (2.8)</w:t>
-            </w:r>
-          </w:p>
-        </w:tc>
-        <w:tc>
-          <w:tcPr/>
-          <w:p>
-            <w:pPr>
-              <w:pStyle w:val="Compact"/>
-              <w:jc w:val="right"/>
-            </w:pPr>
-            <w:r>
-              <w:t xml:space="preserve">26.7*** (1.4)</w:t>
-            </w:r>
-          </w:p>
-        </w:tc>
-      </w:tr>
-      <w:tr>
-        <w:tc>
-          <w:tcPr/>
-          <w:p>
-            <w:pPr>
-              <w:pStyle w:val="Compact"/>
-              <w:jc w:val="left"/>
-            </w:pPr>
-            <w:r>
-              <w:t xml:space="preserve">Ages 20–29</w:t>
-            </w:r>
-          </w:p>
-        </w:tc>
-        <w:tc>
-          <w:tcPr/>
-          <w:p>
-            <w:pPr>
-              <w:pStyle w:val="Compact"/>
-              <w:jc w:val="right"/>
-            </w:pPr>
-            <w:r>
-              <w:t xml:space="preserve">273.0*** (2.6)</w:t>
-            </w:r>
-          </w:p>
-        </w:tc>
-        <w:tc>
-          <w:tcPr/>
-          <w:p>
-            <w:pPr>
-              <w:pStyle w:val="Compact"/>
-              <w:jc w:val="right"/>
-            </w:pPr>
-            <w:r>
-              <w:t xml:space="preserve">26.8*** (1.1)</w:t>
-            </w:r>
-          </w:p>
-        </w:tc>
-      </w:tr>
-      <w:tr>
-        <w:tc>
-          <w:tcPr/>
-          <w:p>
-            <w:pPr>
-              <w:pStyle w:val="Compact"/>
-              <w:jc w:val="left"/>
-            </w:pPr>
-            <w:r>
-              <w:t xml:space="preserve">Ages 30–39</w:t>
-            </w:r>
-          </w:p>
-        </w:tc>
-        <w:tc>
-          <w:tcPr/>
-          <w:p>
-            <w:pPr>
-              <w:pStyle w:val="Compact"/>
-              <w:jc w:val="right"/>
-            </w:pPr>
-            <w:r>
-              <w:t xml:space="preserve">256.1*** (6.2)</w:t>
-            </w:r>
-          </w:p>
-        </w:tc>
-        <w:tc>
-          <w:tcPr/>
-          <w:p>
-            <w:pPr>
-              <w:pStyle w:val="Compact"/>
-              <w:jc w:val="right"/>
-            </w:pPr>
-            <w:r>
-              <w:t xml:space="preserve">22.9*** (1.5)</w:t>
-            </w:r>
-          </w:p>
-        </w:tc>
-      </w:tr>
-      <w:tr>
-        <w:tc>
-          <w:tcPr/>
-          <w:p>
-            <w:pPr>
-              <w:pStyle w:val="Compact"/>
-              <w:jc w:val="left"/>
-            </w:pPr>
-            <w:r>
-              <w:t xml:space="preserve">Self-reported diaries only</w:t>
-            </w:r>
-          </w:p>
-        </w:tc>
-        <w:tc>
-          <w:tcPr/>
-          <w:p>
-            <w:pPr>
-              <w:pStyle w:val="Compact"/>
-              <w:jc w:val="right"/>
-            </w:pPr>
-            <w:r>
-              <w:t xml:space="preserve">278.0*** (3.2)</w:t>
-            </w:r>
-          </w:p>
-        </w:tc>
-        <w:tc>
-          <w:tcPr/>
-          <w:p>
-            <w:pPr>
-              <w:pStyle w:val="Compact"/>
-              <w:jc w:val="right"/>
-            </w:pPr>
-            <w:r>
-              <w:t xml:space="preserve">23.4*** (1.3)</w:t>
-            </w:r>
-          </w:p>
-        </w:tc>
-      </w:tr>
-      <w:tr>
-        <w:tc>
-          <w:tcPr/>
-          <w:p>
-            <w:pPr>
-              <w:pStyle w:val="Compact"/>
-              <w:jc w:val="left"/>
-            </w:pPr>
-            <w:r>
-              <w:t xml:space="preserve">Urban</w:t>
-            </w:r>
-          </w:p>
-        </w:tc>
-        <w:tc>
-          <w:tcPr/>
-          <w:p>
-            <w:pPr>
-              <w:pStyle w:val="Compact"/>
-              <w:jc w:val="right"/>
-            </w:pPr>
-            <w:r>
-              <w:t xml:space="preserve">297.2*** (3.9)</w:t>
-            </w:r>
-          </w:p>
-        </w:tc>
-        <w:tc>
-          <w:tcPr/>
-          <w:p>
-            <w:pPr>
-              <w:pStyle w:val="Compact"/>
-              <w:jc w:val="right"/>
-            </w:pPr>
-            <w:r>
-              <w:t xml:space="preserve">19.8*** (1.6)</w:t>
-            </w:r>
-          </w:p>
-        </w:tc>
-      </w:tr>
-      <w:tr>
-        <w:tc>
-          <w:tcPr/>
-          <w:p>
-            <w:pPr>
-              <w:pStyle w:val="Compact"/>
-              <w:jc w:val="left"/>
-            </w:pPr>
-            <w:r>
-              <w:t xml:space="preserve">Rural</w:t>
-            </w:r>
-          </w:p>
-        </w:tc>
-        <w:tc>
-          <w:tcPr/>
-          <w:p>
-            <w:pPr>
-              <w:pStyle w:val="Compact"/>
-              <w:jc w:val="right"/>
-            </w:pPr>
-            <w:r>
-              <w:t xml:space="preserve">260.4*** (3.0)</w:t>
-            </w:r>
-          </w:p>
-        </w:tc>
-        <w:tc>
-          <w:tcPr/>
-          <w:p>
-            <w:pPr>
-              <w:pStyle w:val="Compact"/>
-              <w:jc w:val="right"/>
-            </w:pPr>
-            <w:r>
-              <w:t xml:space="preserve">30.2*** (1.2)</w:t>
-            </w:r>
-          </w:p>
-        </w:tc>
-      </w:tr>
-      <w:tr>
-        <w:tc>
-          <w:tcPr/>
-          <w:p>
-            <w:pPr>
-              <w:pStyle w:val="Compact"/>
-              <w:jc w:val="left"/>
-            </w:pPr>
-            <w:r>
-              <w:t xml:space="preserve">Excluding current students</w:t>
-            </w:r>
-          </w:p>
-        </w:tc>
-        <w:tc>
-          <w:tcPr/>
-          <w:p>
-            <w:pPr>
-              <w:pStyle w:val="Compact"/>
-              <w:jc w:val="right"/>
-            </w:pPr>
-            <w:r>
-              <w:t xml:space="preserve">258.0*** (2.8)</w:t>
-            </w:r>
-          </w:p>
-        </w:tc>
-        <w:tc>
-          <w:tcPr/>
-          <w:p>
-            <w:pPr>
-              <w:pStyle w:val="Compact"/>
-              <w:jc w:val="right"/>
-            </w:pPr>
-            <w:r>
-              <w:t xml:space="preserve">26.0*** (1.0)</w:t>
-            </w:r>
-          </w:p>
-        </w:tc>
-      </w:tr>
-      <w:tr>
-        <w:tc>
-          <w:tcPr/>
-          <w:p>
-            <w:pPr>
-              <w:pStyle w:val="Compact"/>
-              <w:jc w:val="left"/>
-            </w:pPr>
-            <w:r>
-              <w:t xml:space="preserve">Normal diary days only</w:t>
-            </w:r>
-          </w:p>
-        </w:tc>
-        <w:tc>
-          <w:tcPr/>
-          <w:p>
-            <w:pPr>
-              <w:pStyle w:val="Compact"/>
-              <w:jc w:val="right"/>
-            </w:pPr>
-            <w:r>
-              <w:t xml:space="preserve">287.2*** (2.6)</w:t>
-            </w:r>
-          </w:p>
-        </w:tc>
-        <w:tc>
-          <w:tcPr/>
-          <w:p>
-            <w:pPr>
-              <w:pStyle w:val="Compact"/>
-              <w:jc w:val="right"/>
-            </w:pPr>
-            <w:r>
-              <w:t xml:space="preserve">24.1*** (0.9)</w:t>
-            </w:r>
-          </w:p>
-        </w:tc>
-      </w:tr>
-    </w:tbl>
-    <w:bookmarkEnd w:id="45"/>
-    <w:p>
-      <w:pPr>
-        <w:pStyle w:val="BodyText"/>
-      </w:pPr>
-      <w:r>
-        <w:rPr>
-          <w:i/>
-          <w:iCs/>
-        </w:rPr>
-        <w:t xml:space="preserve">Notes:</w:t>
-      </w:r>
-      <w:r>
-        <w:t xml:space="preserve"> </w:t>
-      </w:r>
-      <w:r>
-        <w:t xml:space="preserve">Each row re-estimates the baseline unpaid-work coefficient on the sample or with the controls named. Extended controls add consumption quintile, household size and the number of members aged 60 and above. Normal diary days exclude days the respondent reported as not normal. FSU-clustered SEs in parentheses. * p&lt;0.10, ** p&lt;0.05, *** p&lt;0.01.</w:t>
-      </w:r>
-    </w:p>
-    <w:p>
-      <w:pPr>
-        <w:pStyle w:val="BodyText"/>
+    <w:p>
+      <w:pPr>
+        <w:pStyle w:val="FirstParagraph"/>
       </w:pPr>
       <w:r>
         <w:t xml:space="preserve">Table</w:t>
@@ -10656,12 +8168,12 @@
       <w:r>
         <w:t xml:space="preserve"> </w:t>
       </w:r>
-      <w:hyperlink w:anchor="tab:robust">
+      <w:hyperlink w:anchor="S-tab:robust">
         <w:r>
           <w:rPr>
             <w:rStyle w:val="Hyperlink"/>
           </w:rPr>
-          <w:t xml:space="preserve">7</w:t>
+          <w:t xml:space="preserve">[S-tab:robust]</w:t>
         </w:r>
       </w:hyperlink>
       <w:r>
@@ -10743,9 +8255,9 @@
         <w:t xml:space="preserve">through the household a woman joins at marriage.</w:t>
       </w:r>
     </w:p>
-    <w:bookmarkEnd w:id="46"/>
-    <w:bookmarkEnd w:id="47"/>
-    <w:bookmarkStart w:id="50" w:name="discussion"/>
+    <w:bookmarkEnd w:id="31"/>
+    <w:bookmarkEnd w:id="32"/>
+    <w:bookmarkStart w:id="35" w:name="discussion"/>
     <w:p>
       <w:pPr>
         <w:pStyle w:val="Heading1"/>
@@ -10833,61 +8345,31 @@
         <w:pStyle w:val="BodyText"/>
       </w:pPr>
       <w:r>
-        <w:t xml:space="preserve">The findings speak to three debates. The first concerns how to measure</w:t>
-      </w:r>
-      <w:r>
-        <w:t xml:space="preserve"> </w:t>
-      </w:r>
-      <w:r>
-        <w:t xml:space="preserve">the costs of marriage for women’s time. Studies of single outcomes can</w:t>
-      </w:r>
-      <w:r>
-        <w:t xml:space="preserve"> </w:t>
-      </w:r>
-      <w:r>
-        <w:t xml:space="preserve">find a sleep or leisure penalty without showing that it is the largest</w:t>
-      </w:r>
-      <w:r>
-        <w:t xml:space="preserve"> </w:t>
-      </w:r>
-      <w:r>
-        <w:t xml:space="preserve">adjustment, or can miss that the main adjustment occurs in learning or</w:t>
-      </w:r>
-      <w:r>
-        <w:t xml:space="preserve"> </w:t>
-      </w:r>
-      <w:r>
-        <w:t xml:space="preserve">paid work. The decomposition makes the trade-offs explicit, and it also</w:t>
-      </w:r>
-      <w:r>
-        <w:t xml:space="preserve"> </w:t>
-      </w:r>
-      <w:r>
-        <w:t xml:space="preserve">shows where men’s days change. The second concerns patrilocality. The</w:t>
-      </w:r>
-      <w:r>
-        <w:t xml:space="preserve"> </w:t>
-      </w:r>
-      <w:r>
-        <w:t xml:space="preserve">household roster allows a direct comparison of daughters-in-law with</w:t>
-      </w:r>
-      <w:r>
-        <w:t xml:space="preserve"> </w:t>
-      </w:r>
-      <w:r>
-        <w:t xml:space="preserve">wives who head their own household (or whose husband does). The absence</w:t>
-      </w:r>
-      <w:r>
-        <w:t xml:space="preserve"> </w:t>
-      </w:r>
-      <w:r>
-        <w:t xml:space="preserve">of a detectable difference suggests that whatever restrictions joint</w:t>
-      </w:r>
-      <w:r>
-        <w:t xml:space="preserve"> </w:t>
-      </w:r>
-      <w:r>
-        <w:t xml:space="preserve">households impose on young wives’ autonomy</w:t>
+        <w:t xml:space="preserve">The findings speak to three debates. First, single-outcome studies can</w:t>
+      </w:r>
+      <w:r>
+        <w:t xml:space="preserve"> </w:t>
+      </w:r>
+      <w:r>
+        <w:t xml:space="preserve">find a sleep or leisure penalty without showing whether it is the</w:t>
+      </w:r>
+      <w:r>
+        <w:t xml:space="preserve"> </w:t>
+      </w:r>
+      <w:r>
+        <w:t xml:space="preserve">largest adjustment; the decomposition makes the trade-offs explicit for</w:t>
+      </w:r>
+      <w:r>
+        <w:t xml:space="preserve"> </w:t>
+      </w:r>
+      <w:r>
+        <w:t xml:space="preserve">women and men. Second, on patrilocality, daughters-in-law do not differ</w:t>
+      </w:r>
+      <w:r>
+        <w:t xml:space="preserve"> </w:t>
+      </w:r>
+      <w:r>
+        <w:t xml:space="preserve">detectably from other wives in unpaid minutes</w:t>
       </w:r>
       <w:r>
         <w:t xml:space="preserve"> </w:t>
@@ -10899,31 +8381,25 @@
         <w:t xml:space="preserve"> </w:t>
       </w:r>
       <w:r>
-        <w:t xml:space="preserve">) do not</w:t>
-      </w:r>
-      <w:r>
-        <w:t xml:space="preserve"> </w:t>
-      </w:r>
-      <w:r>
-        <w:t xml:space="preserve">show up as additional unpaid minutes on average. The third concerns</w:t>
-      </w:r>
-      <w:r>
-        <w:t xml:space="preserve"> </w:t>
-      </w:r>
-      <w:r>
-        <w:t xml:space="preserve">resources within couples. The smaller gap in couples where the wife is</w:t>
-      </w:r>
-      <w:r>
-        <w:t xml:space="preserve"> </w:t>
-      </w:r>
-      <w:r>
-        <w:t xml:space="preserve">employed fits bargaining and relative-resources theories, but the</w:t>
-      </w:r>
-      <w:r>
-        <w:t xml:space="preserve"> </w:t>
-      </w:r>
-      <w:r>
-        <w:t xml:space="preserve">within-couple gap remains large across all the groups in Table</w:t>
+        <w:t xml:space="preserve">). Third,</w:t>
+      </w:r>
+      <w:r>
+        <w:t xml:space="preserve"> </w:t>
+      </w:r>
+      <w:r>
+        <w:t xml:space="preserve">on resources within couples, the gap is smaller where the wife is</w:t>
+      </w:r>
+      <w:r>
+        <w:t xml:space="preserve"> </w:t>
+      </w:r>
+      <w:r>
+        <w:t xml:space="preserve">employed, as bargaining theories predict, but it remains large in every</w:t>
+      </w:r>
+      <w:r>
+        <w:t xml:space="preserve"> </w:t>
+      </w:r>
+      <w:r>
+        <w:t xml:space="preserve">group in Table</w:t>
       </w:r>
       <w:r>
         <w:t xml:space="preserve"> </w:t>
@@ -10933,26 +8409,32 @@
           <w:rPr>
             <w:rStyle w:val="Hyperlink"/>
           </w:rPr>
-          <w:t xml:space="preserve">5</w:t>
+          <w:t xml:space="preserve">4</w:t>
         </w:r>
       </w:hyperlink>
       <w:r>
-        <w:t xml:space="preserve">, which is consistent with arguments that gender works</w:t>
-      </w:r>
-      <w:r>
-        <w:t xml:space="preserve"> </w:t>
-      </w:r>
-      <w:r>
-        <w:t xml:space="preserve">at the institutional and interactional levels as well as through the</w:t>
-      </w:r>
-      <w:r>
-        <w:t xml:space="preserve"> </w:t>
-      </w:r>
-      <w:r>
-        <w:t xml:space="preserve">resources of individuals (; ).</w:t>
-      </w:r>
-    </w:p>
-    <w:bookmarkStart w:id="48" w:name="limitations"/>
+        <w:t xml:space="preserve">, consistent with gender operating</w:t>
+      </w:r>
+      <w:r>
+        <w:t xml:space="preserve"> </w:t>
+      </w:r>
+      <w:r>
+        <w:t xml:space="preserve">through institutions and interaction as well as individual resources</w:t>
+      </w:r>
+      <w:r>
+        <w:t xml:space="preserve"> </w:t>
+      </w:r>
+      <w:r>
+        <w:t xml:space="preserve">(;</w:t>
+      </w:r>
+      <w:r>
+        <w:t xml:space="preserve"> </w:t>
+      </w:r>
+      <w:r>
+        <w:t xml:space="preserve">).</w:t>
+      </w:r>
+    </w:p>
+    <w:bookmarkStart w:id="33" w:name="limitations"/>
     <w:p>
       <w:pPr>
         <w:pStyle w:val="Heading2"/>
@@ -11074,53 +8556,53 @@
         <w:t xml:space="preserve"> </w:t>
       </w:r>
       <w:r>
-        <w:t xml:space="preserve">the normal-day check address the most obvious source. Fifth, I do not</w:t>
-      </w:r>
-      <w:r>
-        <w:t xml:space="preserve"> </w:t>
-      </w:r>
-      <w:r>
-        <w:t xml:space="preserve">condition on children. Parenthood is a principal channel through which</w:t>
-      </w:r>
-      <w:r>
-        <w:t xml:space="preserve"> </w:t>
-      </w:r>
-      <w:r>
-        <w:t xml:space="preserve">marriage changes time use (; ),</w:t>
-      </w:r>
-      <w:r>
-        <w:t xml:space="preserve"> </w:t>
-      </w:r>
-      <w:r>
-        <w:t xml:space="preserve">and conditioning on it would answer a different question. Panel or</w:t>
-      </w:r>
-      <w:r>
-        <w:t xml:space="preserve"> </w:t>
-      </w:r>
-      <w:r>
-        <w:t xml:space="preserve">retrospective data on the timing of marriage and births would allow an</w:t>
-      </w:r>
-      <w:r>
-        <w:t xml:space="preserve"> </w:t>
-      </w:r>
-      <w:r>
-        <w:t xml:space="preserve">event-study design in the style of Kleven et al.</w:t>
-      </w:r>
-      <w:r>
-        <w:t xml:space="preserve"> </w:t>
-      </w:r>
-      <w:r>
-        <w:t xml:space="preserve">() that separates the two</w:t>
-      </w:r>
-      <w:r>
-        <w:t xml:space="preserve"> </w:t>
-      </w:r>
-      <w:r>
-        <w:t xml:space="preserve">transitions.</w:t>
-      </w:r>
-    </w:p>
-    <w:bookmarkEnd w:id="48"/>
-    <w:bookmarkStart w:id="49" w:name="conclusion"/>
+        <w:t xml:space="preserve">the normal-day check address the most obvious source. Fifth, parenthood</w:t>
+      </w:r>
+      <w:r>
+        <w:t xml:space="preserve"> </w:t>
+      </w:r>
+      <w:r>
+        <w:t xml:space="preserve">is a principal channel through which marriage changes time use</w:t>
+      </w:r>
+      <w:r>
+        <w:t xml:space="preserve"> </w:t>
+      </w:r>
+      <w:r>
+        <w:t xml:space="preserve">(;</w:t>
+      </w:r>
+      <w:r>
+        <w:t xml:space="preserve"> </w:t>
+      </w:r>
+      <w:r>
+        <w:t xml:space="preserve">). The check</w:t>
+      </w:r>
+      <w:r>
+        <w:t xml:space="preserve"> </w:t>
+      </w:r>
+      <w:r>
+        <w:t xml:space="preserve">on women without a child under six separates part of it, but older</w:t>
+      </w:r>
+      <w:r>
+        <w:t xml:space="preserve"> </w:t>
+      </w:r>
+      <w:r>
+        <w:t xml:space="preserve">children remain; panel data on the timing of marriage and births would</w:t>
+      </w:r>
+      <w:r>
+        <w:t xml:space="preserve"> </w:t>
+      </w:r>
+      <w:r>
+        <w:t xml:space="preserve">allow an event-study design in the style of Kleven et al.</w:t>
+      </w:r>
+      <w:r>
+        <w:t xml:space="preserve"> </w:t>
+      </w:r>
+      <w:r>
+        <w:t xml:space="preserve">().</w:t>
+      </w:r>
+    </w:p>
+    <w:bookmarkEnd w:id="33"/>
+    <w:bookmarkStart w:id="34" w:name="conclusion"/>
     <w:p>
       <w:pPr>
         <w:pStyle w:val="Heading2"/>
@@ -11197,9 +8679,9 @@
         <w:t xml:space="preserve">women’s paid work, learning, leisure or sleep.</w:t>
       </w:r>
     </w:p>
-    <w:bookmarkEnd w:id="49"/>
-    <w:bookmarkEnd w:id="50"/>
-    <w:bookmarkStart w:id="51" w:name="declaration-of-generative-ai-use"/>
+    <w:bookmarkEnd w:id="34"/>
+    <w:bookmarkEnd w:id="35"/>
+    <w:bookmarkStart w:id="36" w:name="declaration-of-generative-ai-use"/>
     <w:p>
       <w:pPr>
         <w:pStyle w:val="Heading1"/>
@@ -11240,8 +8722,8 @@
         <w:t xml:space="preserve">and text, and takes full responsibility for the content.</w:t>
       </w:r>
     </w:p>
-    <w:bookmarkEnd w:id="51"/>
-    <w:bookmarkStart w:id="52" w:name="data-and-code-availability"/>
+    <w:bookmarkEnd w:id="36"/>
+    <w:bookmarkStart w:id="37" w:name="data-and-code-availability"/>
     <w:p>
       <w:pPr>
         <w:pStyle w:val="Heading1"/>
@@ -11282,8 +8764,8 @@
         <w:t xml:space="preserve">acceptance.</w:t>
       </w:r>
     </w:p>
-    <w:bookmarkEnd w:id="52"/>
-    <w:bookmarkStart w:id="132" w:name="references"/>
+    <w:bookmarkEnd w:id="37"/>
+    <w:bookmarkStart w:id="112" w:name="references"/>
     <w:p>
       <w:pPr>
         <w:pStyle w:val="Heading1"/>
@@ -11296,8 +8778,8 @@
       <w:pPr>
         <w:pStyle w:val="FirstParagraph"/>
       </w:pPr>
-      <w:bookmarkStart w:id="53" w:name="refs"/>
-      <w:bookmarkEnd w:id="53"/>
+      <w:bookmarkStart w:id="38" w:name="refs"/>
+      <w:bookmarkEnd w:id="38"/>
     </w:p>
     <w:p>
       <w:pPr>
@@ -11422,7 +8904,7 @@
       <w:r>
         <w:t xml:space="preserve"> </w:t>
       </w:r>
-      <w:hyperlink r:id="rId54">
+      <w:hyperlink r:id="rId39">
         <w:r>
           <w:rPr>
             <w:rStyle w:val="Hyperlink"/>
@@ -11485,7 +8967,7 @@
       <w:r>
         <w:t xml:space="preserve"> </w:t>
       </w:r>
-      <w:hyperlink r:id="rId55">
+      <w:hyperlink r:id="rId40">
         <w:r>
           <w:rPr>
             <w:rStyle w:val="Hyperlink"/>
@@ -11550,7 +9032,7 @@
       <w:r>
         <w:t xml:space="preserve"> </w:t>
       </w:r>
-      <w:hyperlink r:id="rId56">
+      <w:hyperlink r:id="rId41">
         <w:r>
           <w:rPr>
             <w:rStyle w:val="Hyperlink"/>
@@ -11595,7 +9077,7 @@
       <w:r>
         <w:t xml:space="preserve"> </w:t>
       </w:r>
-      <w:hyperlink r:id="rId57">
+      <w:hyperlink r:id="rId42">
         <w:r>
           <w:rPr>
             <w:rStyle w:val="Hyperlink"/>
@@ -11669,7 +9151,7 @@
       <w:r>
         <w:t xml:space="preserve"> </w:t>
       </w:r>
-      <w:hyperlink r:id="rId58">
+      <w:hyperlink r:id="rId43">
         <w:r>
           <w:rPr>
             <w:rStyle w:val="Hyperlink"/>
@@ -11738,7 +9220,7 @@
       <w:r>
         <w:t xml:space="preserve"> </w:t>
       </w:r>
-      <w:hyperlink r:id="rId59">
+      <w:hyperlink r:id="rId44">
         <w:r>
           <w:rPr>
             <w:rStyle w:val="Hyperlink"/>
@@ -11861,7 +9343,7 @@
       <w:r>
         <w:t xml:space="preserve"> </w:t>
       </w:r>
-      <w:hyperlink r:id="rId60">
+      <w:hyperlink r:id="rId45">
         <w:r>
           <w:rPr>
             <w:rStyle w:val="Hyperlink"/>
@@ -11927,7 +9409,7 @@
       <w:r>
         <w:t xml:space="preserve"> </w:t>
       </w:r>
-      <w:hyperlink r:id="rId61">
+      <w:hyperlink r:id="rId46">
         <w:r>
           <w:rPr>
             <w:rStyle w:val="Hyperlink"/>
@@ -11978,7 +9460,7 @@
       <w:r>
         <w:t xml:space="preserve"> </w:t>
       </w:r>
-      <w:hyperlink r:id="rId62">
+      <w:hyperlink r:id="rId47">
         <w:r>
           <w:rPr>
             <w:rStyle w:val="Hyperlink"/>
@@ -12037,7 +9519,7 @@
       <w:r>
         <w:t xml:space="preserve"> </w:t>
       </w:r>
-      <w:hyperlink r:id="rId63">
+      <w:hyperlink r:id="rId48">
         <w:r>
           <w:rPr>
             <w:rStyle w:val="Hyperlink"/>
@@ -12088,7 +9570,7 @@
       <w:r>
         <w:t xml:space="preserve"> </w:t>
       </w:r>
-      <w:hyperlink r:id="rId64">
+      <w:hyperlink r:id="rId49">
         <w:r>
           <w:rPr>
             <w:rStyle w:val="Hyperlink"/>
@@ -12129,7 +9611,7 @@
       <w:r>
         <w:t xml:space="preserve"> </w:t>
       </w:r>
-      <w:hyperlink r:id="rId65">
+      <w:hyperlink r:id="rId50">
         <w:r>
           <w:rPr>
             <w:rStyle w:val="Hyperlink"/>
@@ -12194,7 +9676,7 @@
       <w:r>
         <w:t xml:space="preserve"> </w:t>
       </w:r>
-      <w:hyperlink r:id="rId66">
+      <w:hyperlink r:id="rId51">
         <w:r>
           <w:rPr>
             <w:rStyle w:val="Hyperlink"/>
@@ -12251,7 +9733,7 @@
       <w:r>
         <w:t xml:space="preserve"> </w:t>
       </w:r>
-      <w:hyperlink r:id="rId67">
+      <w:hyperlink r:id="rId52">
         <w:r>
           <w:rPr>
             <w:rStyle w:val="Hyperlink"/>
@@ -12302,7 +9784,7 @@
       <w:r>
         <w:t xml:space="preserve"> </w:t>
       </w:r>
-      <w:hyperlink r:id="rId68">
+      <w:hyperlink r:id="rId53">
         <w:r>
           <w:rPr>
             <w:rStyle w:val="Hyperlink"/>
@@ -12353,7 +9835,7 @@
       <w:r>
         <w:t xml:space="preserve"> </w:t>
       </w:r>
-      <w:hyperlink r:id="rId69">
+      <w:hyperlink r:id="rId54">
         <w:r>
           <w:rPr>
             <w:rStyle w:val="Hyperlink"/>
@@ -12410,7 +9892,7 @@
       <w:r>
         <w:t xml:space="preserve"> </w:t>
       </w:r>
-      <w:hyperlink r:id="rId70">
+      <w:hyperlink r:id="rId55">
         <w:r>
           <w:rPr>
             <w:rStyle w:val="Hyperlink"/>
@@ -12502,7 +9984,7 @@
       <w:r>
         <w:t xml:space="preserve"> </w:t>
       </w:r>
-      <w:hyperlink r:id="rId71">
+      <w:hyperlink r:id="rId56">
         <w:r>
           <w:rPr>
             <w:rStyle w:val="Hyperlink"/>
@@ -12553,7 +10035,7 @@
       <w:r>
         <w:t xml:space="preserve"> </w:t>
       </w:r>
-      <w:hyperlink r:id="rId72">
+      <w:hyperlink r:id="rId57">
         <w:r>
           <w:rPr>
             <w:rStyle w:val="Hyperlink"/>
@@ -12622,7 +10104,7 @@
       <w:r>
         <w:t xml:space="preserve"> </w:t>
       </w:r>
-      <w:hyperlink r:id="rId73">
+      <w:hyperlink r:id="rId58">
         <w:r>
           <w:rPr>
             <w:rStyle w:val="Hyperlink"/>
@@ -12687,7 +10169,7 @@
       <w:r>
         <w:t xml:space="preserve"> </w:t>
       </w:r>
-      <w:hyperlink r:id="rId74">
+      <w:hyperlink r:id="rId59">
         <w:r>
           <w:rPr>
             <w:rStyle w:val="Hyperlink"/>
@@ -12732,7 +10214,7 @@
       <w:r>
         <w:t xml:space="preserve"> </w:t>
       </w:r>
-      <w:hyperlink r:id="rId75">
+      <w:hyperlink r:id="rId60">
         <w:r>
           <w:rPr>
             <w:rStyle w:val="Hyperlink"/>
@@ -12797,7 +10279,7 @@
       <w:r>
         <w:t xml:space="preserve"> </w:t>
       </w:r>
-      <w:hyperlink r:id="rId76">
+      <w:hyperlink r:id="rId61">
         <w:r>
           <w:rPr>
             <w:rStyle w:val="Hyperlink"/>
@@ -12883,7 +10365,7 @@
       <w:r>
         <w:t xml:space="preserve"> </w:t>
       </w:r>
-      <w:hyperlink r:id="rId77">
+      <w:hyperlink r:id="rId62">
         <w:r>
           <w:rPr>
             <w:rStyle w:val="Hyperlink"/>
@@ -12934,7 +10416,7 @@
       <w:r>
         <w:t xml:space="preserve"> </w:t>
       </w:r>
-      <w:hyperlink r:id="rId78">
+      <w:hyperlink r:id="rId63">
         <w:r>
           <w:rPr>
             <w:rStyle w:val="Hyperlink"/>
@@ -12985,7 +10467,7 @@
       <w:r>
         <w:t xml:space="preserve"> </w:t>
       </w:r>
-      <w:hyperlink r:id="rId79">
+      <w:hyperlink r:id="rId64">
         <w:r>
           <w:rPr>
             <w:rStyle w:val="Hyperlink"/>
@@ -13039,7 +10521,7 @@
       <w:r>
         <w:t xml:space="preserve"> </w:t>
       </w:r>
-      <w:hyperlink r:id="rId80">
+      <w:hyperlink r:id="rId65">
         <w:r>
           <w:rPr>
             <w:rStyle w:val="Hyperlink"/>
@@ -13099,7 +10581,7 @@
       <w:r>
         <w:t xml:space="preserve"> </w:t>
       </w:r>
-      <w:hyperlink r:id="rId81">
+      <w:hyperlink r:id="rId66">
         <w:r>
           <w:rPr>
             <w:rStyle w:val="Hyperlink"/>
@@ -13156,7 +10638,7 @@
       <w:r>
         <w:t xml:space="preserve"> </w:t>
       </w:r>
-      <w:hyperlink r:id="rId82">
+      <w:hyperlink r:id="rId67">
         <w:r>
           <w:rPr>
             <w:rStyle w:val="Hyperlink"/>
@@ -13230,7 +10712,7 @@
       <w:r>
         <w:t xml:space="preserve"> </w:t>
       </w:r>
-      <w:hyperlink r:id="rId83">
+      <w:hyperlink r:id="rId68">
         <w:r>
           <w:rPr>
             <w:rStyle w:val="Hyperlink"/>
@@ -13304,7 +10786,7 @@
       <w:r>
         <w:t xml:space="preserve"> </w:t>
       </w:r>
-      <w:hyperlink r:id="rId84">
+      <w:hyperlink r:id="rId69">
         <w:r>
           <w:rPr>
             <w:rStyle w:val="Hyperlink"/>
@@ -13318,31 +10800,19 @@
         <w:pStyle w:val="BodyText"/>
       </w:pPr>
       <w:r>
-        <w:t xml:space="preserve">Evertsson, M., &amp; Nermo, M. (2004). Dependence within families and the</w:t>
-      </w:r>
-      <w:r>
-        <w:t xml:space="preserve"> </w:t>
-      </w:r>
-      <w:r>
-        <w:t xml:space="preserve">division of labor: Comparing</w:t>
-      </w:r>
-      <w:r>
-        <w:t xml:space="preserve"> </w:t>
-      </w:r>
-      <w:r>
-        <w:t xml:space="preserve">Sweden</w:t>
-      </w:r>
-      <w:r>
-        <w:t xml:space="preserve"> </w:t>
-      </w:r>
-      <w:r>
-        <w:t xml:space="preserve">and the</w:t>
-      </w:r>
-      <w:r>
-        <w:t xml:space="preserve"> </w:t>
-      </w:r>
-      <w:r>
-        <w:t xml:space="preserve">United States</w:t>
+        <w:t xml:space="preserve">Field, E., &amp; Ambrus, A. (2008). Early marriage, age of menarche, and</w:t>
+      </w:r>
+      <w:r>
+        <w:t xml:space="preserve"> </w:t>
+      </w:r>
+      <w:r>
+        <w:t xml:space="preserve">female schooling attainment in</w:t>
+      </w:r>
+      <w:r>
+        <w:t xml:space="preserve"> </w:t>
+      </w:r>
+      <w:r>
+        <w:t xml:space="preserve">Bangladesh</w:t>
       </w:r>
       <w:r>
         <w:t xml:space="preserve">.</w:t>
@@ -13355,7 +10825,21 @@
           <w:i/>
           <w:iCs/>
         </w:rPr>
-        <w:t xml:space="preserve">Journal of Marriage and Family</w:t>
+        <w:t xml:space="preserve">Journal of Political</w:t>
+      </w:r>
+      <w:r>
+        <w:rPr>
+          <w:i/>
+          <w:iCs/>
+        </w:rPr>
+        <w:t xml:space="preserve"> </w:t>
+      </w:r>
+      <w:r>
+        <w:rPr>
+          <w:i/>
+          <w:iCs/>
+        </w:rPr>
+        <w:t xml:space="preserve">Economy</w:t>
       </w:r>
       <w:r>
         <w:t xml:space="preserve">,</w:t>
@@ -13368,80 +10852,6 @@
           <w:i/>
           <w:iCs/>
         </w:rPr>
-        <w:t xml:space="preserve">66</w:t>
-      </w:r>
-      <w:r>
-        <w:t xml:space="preserve">(5), 1272–1286.</w:t>
-      </w:r>
-      <w:r>
-        <w:t xml:space="preserve"> </w:t>
-      </w:r>
-      <w:hyperlink r:id="rId85">
-        <w:r>
-          <w:rPr>
-            <w:rStyle w:val="Hyperlink"/>
-          </w:rPr>
-          <w:t xml:space="preserve">https://doi.org/10.1111/j.0022-2445.2004.00092.x</w:t>
-        </w:r>
-      </w:hyperlink>
-    </w:p>
-    <w:p>
-      <w:pPr>
-        <w:pStyle w:val="BodyText"/>
-      </w:pPr>
-      <w:r>
-        <w:t xml:space="preserve">Field, E., &amp; Ambrus, A. (2008). Early marriage, age of menarche, and</w:t>
-      </w:r>
-      <w:r>
-        <w:t xml:space="preserve"> </w:t>
-      </w:r>
-      <w:r>
-        <w:t xml:space="preserve">female schooling attainment in</w:t>
-      </w:r>
-      <w:r>
-        <w:t xml:space="preserve"> </w:t>
-      </w:r>
-      <w:r>
-        <w:t xml:space="preserve">Bangladesh</w:t>
-      </w:r>
-      <w:r>
-        <w:t xml:space="preserve">.</w:t>
-      </w:r>
-      <w:r>
-        <w:t xml:space="preserve"> </w:t>
-      </w:r>
-      <w:r>
-        <w:rPr>
-          <w:i/>
-          <w:iCs/>
-        </w:rPr>
-        <w:t xml:space="preserve">Journal of Political</w:t>
-      </w:r>
-      <w:r>
-        <w:rPr>
-          <w:i/>
-          <w:iCs/>
-        </w:rPr>
-        <w:t xml:space="preserve"> </w:t>
-      </w:r>
-      <w:r>
-        <w:rPr>
-          <w:i/>
-          <w:iCs/>
-        </w:rPr>
-        <w:t xml:space="preserve">Economy</w:t>
-      </w:r>
-      <w:r>
-        <w:t xml:space="preserve">,</w:t>
-      </w:r>
-      <w:r>
-        <w:t xml:space="preserve"> </w:t>
-      </w:r>
-      <w:r>
-        <w:rPr>
-          <w:i/>
-          <w:iCs/>
-        </w:rPr>
         <w:t xml:space="preserve">116</w:t>
       </w:r>
       <w:r>
@@ -13450,7 +10860,7 @@
       <w:r>
         <w:t xml:space="preserve"> </w:t>
       </w:r>
-      <w:hyperlink r:id="rId86">
+      <w:hyperlink r:id="rId70">
         <w:r>
           <w:rPr>
             <w:rStyle w:val="Hyperlink"/>
@@ -13507,7 +10917,7 @@
       <w:r>
         <w:t xml:space="preserve"> </w:t>
       </w:r>
-      <w:hyperlink r:id="rId87">
+      <w:hyperlink r:id="rId71">
         <w:r>
           <w:rPr>
             <w:rStyle w:val="Hyperlink"/>
@@ -13603,7 +11013,7 @@
       <w:r>
         <w:t xml:space="preserve"> </w:t>
       </w:r>
-      <w:hyperlink r:id="rId88">
+      <w:hyperlink r:id="rId72">
         <w:r>
           <w:rPr>
             <w:rStyle w:val="Hyperlink"/>
@@ -13695,7 +11105,7 @@
       <w:r>
         <w:t xml:space="preserve"> </w:t>
       </w:r>
-      <w:hyperlink r:id="rId89">
+      <w:hyperlink r:id="rId73">
         <w:r>
           <w:rPr>
             <w:rStyle w:val="Hyperlink"/>
@@ -13746,7 +11156,7 @@
       <w:r>
         <w:t xml:space="preserve"> </w:t>
       </w:r>
-      <w:hyperlink r:id="rId90">
+      <w:hyperlink r:id="rId74">
         <w:r>
           <w:rPr>
             <w:rStyle w:val="Hyperlink"/>
@@ -13811,7 +11221,7 @@
       <w:r>
         <w:t xml:space="preserve"> </w:t>
       </w:r>
-      <w:hyperlink r:id="rId91">
+      <w:hyperlink r:id="rId75">
         <w:r>
           <w:rPr>
             <w:rStyle w:val="Hyperlink"/>
@@ -13862,7 +11272,7 @@
       <w:r>
         <w:t xml:space="preserve"> </w:t>
       </w:r>
-      <w:hyperlink r:id="rId92">
+      <w:hyperlink r:id="rId76">
         <w:r>
           <w:rPr>
             <w:rStyle w:val="Hyperlink"/>
@@ -13913,7 +11323,7 @@
       <w:r>
         <w:t xml:space="preserve"> </w:t>
       </w:r>
-      <w:hyperlink r:id="rId93">
+      <w:hyperlink r:id="rId77">
         <w:r>
           <w:rPr>
             <w:rStyle w:val="Hyperlink"/>
@@ -13978,7 +11388,7 @@
       <w:r>
         <w:t xml:space="preserve"> </w:t>
       </w:r>
-      <w:hyperlink r:id="rId94">
+      <w:hyperlink r:id="rId78">
         <w:r>
           <w:rPr>
             <w:rStyle w:val="Hyperlink"/>
@@ -14038,7 +11448,7 @@
       <w:r>
         <w:t xml:space="preserve"> </w:t>
       </w:r>
-      <w:hyperlink r:id="rId95">
+      <w:hyperlink r:id="rId79">
         <w:r>
           <w:rPr>
             <w:rStyle w:val="Hyperlink"/>
@@ -14089,7 +11499,7 @@
       <w:r>
         <w:t xml:space="preserve"> </w:t>
       </w:r>
-      <w:hyperlink r:id="rId96">
+      <w:hyperlink r:id="rId80">
         <w:r>
           <w:rPr>
             <w:rStyle w:val="Hyperlink"/>
@@ -14154,7 +11564,7 @@
       <w:r>
         <w:t xml:space="preserve"> </w:t>
       </w:r>
-      <w:hyperlink r:id="rId97">
+      <w:hyperlink r:id="rId81">
         <w:r>
           <w:rPr>
             <w:rStyle w:val="Hyperlink"/>
@@ -14219,7 +11629,7 @@
       <w:r>
         <w:t xml:space="preserve"> </w:t>
       </w:r>
-      <w:hyperlink r:id="rId98">
+      <w:hyperlink r:id="rId82">
         <w:r>
           <w:rPr>
             <w:rStyle w:val="Hyperlink"/>
@@ -14279,7 +11689,7 @@
       <w:r>
         <w:t xml:space="preserve"> </w:t>
       </w:r>
-      <w:hyperlink r:id="rId99">
+      <w:hyperlink r:id="rId83">
         <w:r>
           <w:rPr>
             <w:rStyle w:val="Hyperlink"/>
@@ -14336,7 +11746,7 @@
       <w:r>
         <w:t xml:space="preserve"> </w:t>
       </w:r>
-      <w:hyperlink r:id="rId100">
+      <w:hyperlink r:id="rId84">
         <w:r>
           <w:rPr>
             <w:rStyle w:val="Hyperlink"/>
@@ -14416,7 +11826,7 @@
       <w:r>
         <w:t xml:space="preserve"> </w:t>
       </w:r>
-      <w:hyperlink r:id="rId101">
+      <w:hyperlink r:id="rId85">
         <w:r>
           <w:rPr>
             <w:rStyle w:val="Hyperlink"/>
@@ -14476,7 +11886,7 @@
       <w:r>
         <w:t xml:space="preserve"> </w:t>
       </w:r>
-      <w:hyperlink r:id="rId102">
+      <w:hyperlink r:id="rId86">
         <w:r>
           <w:rPr>
             <w:rStyle w:val="Hyperlink"/>
@@ -14579,7 +11989,7 @@
       <w:r>
         <w:t xml:space="preserve"> </w:t>
       </w:r>
-      <w:hyperlink r:id="rId103">
+      <w:hyperlink r:id="rId87">
         <w:r>
           <w:rPr>
             <w:rStyle w:val="Hyperlink"/>
@@ -14638,7 +12048,7 @@
       <w:r>
         <w:t xml:space="preserve"> </w:t>
       </w:r>
-      <w:hyperlink r:id="rId104">
+      <w:hyperlink r:id="rId88">
         <w:r>
           <w:rPr>
             <w:rStyle w:val="Hyperlink"/>
@@ -14712,7 +12122,7 @@
       <w:r>
         <w:t xml:space="preserve"> </w:t>
       </w:r>
-      <w:hyperlink r:id="rId105">
+      <w:hyperlink r:id="rId89">
         <w:r>
           <w:rPr>
             <w:rStyle w:val="Hyperlink"/>
@@ -14763,7 +12173,7 @@
       <w:r>
         <w:t xml:space="preserve"> </w:t>
       </w:r>
-      <w:hyperlink r:id="rId106">
+      <w:hyperlink r:id="rId90">
         <w:r>
           <w:rPr>
             <w:rStyle w:val="Hyperlink"/>
@@ -14900,7 +12310,7 @@
       <w:r>
         <w:t xml:space="preserve"> </w:t>
       </w:r>
-      <w:hyperlink r:id="rId107">
+      <w:hyperlink r:id="rId91">
         <w:r>
           <w:rPr>
             <w:rStyle w:val="Hyperlink"/>
@@ -14951,7 +12361,7 @@
       <w:r>
         <w:t xml:space="preserve"> </w:t>
       </w:r>
-      <w:hyperlink r:id="rId108">
+      <w:hyperlink r:id="rId92">
         <w:r>
           <w:rPr>
             <w:rStyle w:val="Hyperlink"/>
@@ -15008,7 +12418,7 @@
       <w:r>
         <w:t xml:space="preserve"> </w:t>
       </w:r>
-      <w:hyperlink r:id="rId109">
+      <w:hyperlink r:id="rId93">
         <w:r>
           <w:rPr>
             <w:rStyle w:val="Hyperlink"/>
@@ -15022,23 +12432,23 @@
         <w:pStyle w:val="BodyText"/>
       </w:pPr>
       <w:r>
-        <w:t xml:space="preserve">Lundberg, S., &amp; Pollak, R. A. (1996). Bargaining and distribution in</w:t>
-      </w:r>
-      <w:r>
-        <w:t xml:space="preserve"> </w:t>
-      </w:r>
-      <w:r>
-        <w:t xml:space="preserve">marriage.</w:t>
-      </w:r>
-      <w:r>
-        <w:t xml:space="preserve"> </w:t>
-      </w:r>
-      <w:r>
-        <w:rPr>
-          <w:i/>
-          <w:iCs/>
-        </w:rPr>
-        <w:t xml:space="preserve">Journal of Economic Perspectives</w:t>
+        <w:t xml:space="preserve">Manser, M., &amp; Brown, M. (1980). Marriage and household decision-making:</w:t>
+      </w:r>
+      <w:r>
+        <w:t xml:space="preserve"> </w:t>
+      </w:r>
+      <w:r>
+        <w:t xml:space="preserve">A bargaining analysis.</w:t>
+      </w:r>
+      <w:r>
+        <w:t xml:space="preserve"> </w:t>
+      </w:r>
+      <w:r>
+        <w:rPr>
+          <w:i/>
+          <w:iCs/>
+        </w:rPr>
+        <w:t xml:space="preserve">International Economic Review</w:t>
       </w:r>
       <w:r>
         <w:t xml:space="preserve">,</w:t>
@@ -15051,63 +12461,6 @@
           <w:i/>
           <w:iCs/>
         </w:rPr>
-        <w:t xml:space="preserve">10</w:t>
-      </w:r>
-      <w:r>
-        <w:t xml:space="preserve">(4),</w:t>
-      </w:r>
-      <w:r>
-        <w:t xml:space="preserve"> </w:t>
-      </w:r>
-      <w:r>
-        <w:t xml:space="preserve">139–158.</w:t>
-      </w:r>
-      <w:r>
-        <w:t xml:space="preserve"> </w:t>
-      </w:r>
-      <w:hyperlink r:id="rId110">
-        <w:r>
-          <w:rPr>
-            <w:rStyle w:val="Hyperlink"/>
-          </w:rPr>
-          <w:t xml:space="preserve">https://doi.org/10.1257/jep.10.4.139</w:t>
-        </w:r>
-      </w:hyperlink>
-    </w:p>
-    <w:p>
-      <w:pPr>
-        <w:pStyle w:val="BodyText"/>
-      </w:pPr>
-      <w:r>
-        <w:t xml:space="preserve">Manser, M., &amp; Brown, M. (1980). Marriage and household decision-making:</w:t>
-      </w:r>
-      <w:r>
-        <w:t xml:space="preserve"> </w:t>
-      </w:r>
-      <w:r>
-        <w:t xml:space="preserve">A bargaining analysis.</w:t>
-      </w:r>
-      <w:r>
-        <w:t xml:space="preserve"> </w:t>
-      </w:r>
-      <w:r>
-        <w:rPr>
-          <w:i/>
-          <w:iCs/>
-        </w:rPr>
-        <w:t xml:space="preserve">International Economic Review</w:t>
-      </w:r>
-      <w:r>
-        <w:t xml:space="preserve">,</w:t>
-      </w:r>
-      <w:r>
-        <w:t xml:space="preserve"> </w:t>
-      </w:r>
-      <w:r>
-        <w:rPr>
-          <w:i/>
-          <w:iCs/>
-        </w:rPr>
         <w:t xml:space="preserve">21</w:t>
       </w:r>
       <w:r>
@@ -15116,7 +12469,7 @@
       <w:r>
         <w:t xml:space="preserve"> </w:t>
       </w:r>
-      <w:hyperlink r:id="rId111">
+      <w:hyperlink r:id="rId94">
         <w:r>
           <w:rPr>
             <w:rStyle w:val="Hyperlink"/>
@@ -15193,7 +12546,7 @@
       <w:r>
         <w:t xml:space="preserve"> </w:t>
       </w:r>
-      <w:hyperlink r:id="rId112">
+      <w:hyperlink r:id="rId95">
         <w:r>
           <w:rPr>
             <w:rStyle w:val="Hyperlink"/>
@@ -15244,7 +12597,7 @@
       <w:r>
         <w:t xml:space="preserve"> </w:t>
       </w:r>
-      <w:hyperlink r:id="rId113">
+      <w:hyperlink r:id="rId96">
         <w:r>
           <w:rPr>
             <w:rStyle w:val="Hyperlink"/>
@@ -15295,7 +12648,7 @@
       <w:r>
         <w:t xml:space="preserve"> </w:t>
       </w:r>
-      <w:hyperlink r:id="rId114">
+      <w:hyperlink r:id="rId97">
         <w:r>
           <w:rPr>
             <w:rStyle w:val="Hyperlink"/>
@@ -15355,7 +12708,7 @@
       <w:r>
         <w:t xml:space="preserve"> </w:t>
       </w:r>
-      <w:hyperlink r:id="rId115">
+      <w:hyperlink r:id="rId98">
         <w:r>
           <w:rPr>
             <w:rStyle w:val="Hyperlink"/>
@@ -15495,7 +12848,7 @@
       <w:r>
         <w:t xml:space="preserve"> </w:t>
       </w:r>
-      <w:hyperlink r:id="rId116">
+      <w:hyperlink r:id="rId99">
         <w:r>
           <w:rPr>
             <w:rStyle w:val="Hyperlink"/>
@@ -15546,7 +12899,7 @@
       <w:r>
         <w:t xml:space="preserve"> </w:t>
       </w:r>
-      <w:hyperlink r:id="rId117">
+      <w:hyperlink r:id="rId100">
         <w:r>
           <w:rPr>
             <w:rStyle w:val="Hyperlink"/>
@@ -15624,7 +12977,7 @@
       <w:r>
         <w:t xml:space="preserve"> </w:t>
       </w:r>
-      <w:hyperlink r:id="rId118">
+      <w:hyperlink r:id="rId101">
         <w:r>
           <w:rPr>
             <w:rStyle w:val="Hyperlink"/>
@@ -15796,7 +13149,7 @@
       <w:r>
         <w:t xml:space="preserve"> </w:t>
       </w:r>
-      <w:hyperlink r:id="rId119">
+      <w:hyperlink r:id="rId102">
         <w:r>
           <w:rPr>
             <w:rStyle w:val="Hyperlink"/>
@@ -15810,37 +13163,23 @@
         <w:pStyle w:val="BodyText"/>
       </w:pPr>
       <w:r>
-        <w:t xml:space="preserve">Ross, C. E., Mirowsky, J., &amp; Goldsteen, K. (1990). The impact of the</w:t>
-      </w:r>
-      <w:r>
-        <w:t xml:space="preserve"> </w:t>
-      </w:r>
-      <w:r>
-        <w:t xml:space="preserve">family on health: The decade in review.</w:t>
-      </w:r>
-      <w:r>
-        <w:t xml:space="preserve"> </w:t>
-      </w:r>
-      <w:r>
-        <w:rPr>
-          <w:i/>
-          <w:iCs/>
-        </w:rPr>
-        <w:t xml:space="preserve">Journal of Marriage and</w:t>
-      </w:r>
-      <w:r>
-        <w:rPr>
-          <w:i/>
-          <w:iCs/>
-        </w:rPr>
-        <w:t xml:space="preserve"> </w:t>
-      </w:r>
-      <w:r>
-        <w:rPr>
-          <w:i/>
-          <w:iCs/>
-        </w:rPr>
-        <w:t xml:space="preserve">the Family</w:t>
+        <w:t xml:space="preserve">Sanchez, L., &amp; Thomson, E. (1997). Becoming mothers and fathers:</w:t>
+      </w:r>
+      <w:r>
+        <w:t xml:space="preserve"> </w:t>
+      </w:r>
+      <w:r>
+        <w:t xml:space="preserve">Parenthood, gender, and the division of labor.</w:t>
+      </w:r>
+      <w:r>
+        <w:t xml:space="preserve"> </w:t>
+      </w:r>
+      <w:r>
+        <w:rPr>
+          <w:i/>
+          <w:iCs/>
+        </w:rPr>
+        <w:t xml:space="preserve">Gender &amp; Society</w:t>
       </w:r>
       <w:r>
         <w:t xml:space="preserve">,</w:t>
@@ -15853,45 +13192,54 @@
           <w:i/>
           <w:iCs/>
         </w:rPr>
-        <w:t xml:space="preserve">52</w:t>
-      </w:r>
-      <w:r>
-        <w:t xml:space="preserve">(4), 1059–1078.</w:t>
-      </w:r>
-      <w:r>
-        <w:t xml:space="preserve"> </w:t>
-      </w:r>
-      <w:hyperlink r:id="rId120">
-        <w:r>
-          <w:rPr>
-            <w:rStyle w:val="Hyperlink"/>
-          </w:rPr>
-          <w:t xml:space="preserve">https://doi.org/10.2307/353319</w:t>
-        </w:r>
-      </w:hyperlink>
+        <w:t xml:space="preserve">11</w:t>
+      </w:r>
+      <w:r>
+        <w:t xml:space="preserve">(6), 747–772.</w:t>
+      </w:r>
     </w:p>
     <w:p>
       <w:pPr>
         <w:pStyle w:val="BodyText"/>
       </w:pPr>
       <w:r>
-        <w:t xml:space="preserve">Sanchez, L., &amp; Thomson, E. (1997). Becoming mothers and fathers:</w:t>
-      </w:r>
-      <w:r>
-        <w:t xml:space="preserve"> </w:t>
-      </w:r>
-      <w:r>
-        <w:t xml:space="preserve">Parenthood, gender, and the division of labor.</w:t>
-      </w:r>
-      <w:r>
-        <w:t xml:space="preserve"> </w:t>
-      </w:r>
-      <w:r>
-        <w:rPr>
-          <w:i/>
-          <w:iCs/>
-        </w:rPr>
-        <w:t xml:space="preserve">Gender &amp; Society</w:t>
+        <w:t xml:space="preserve">Sarkisian, N., &amp; Gerstel, N. (2016). Does singlehood isolate or</w:t>
+      </w:r>
+      <w:r>
+        <w:t xml:space="preserve"> </w:t>
+      </w:r>
+      <w:r>
+        <w:t xml:space="preserve">integrate? Examining the link between marital status and ties to kin,</w:t>
+      </w:r>
+      <w:r>
+        <w:t xml:space="preserve"> </w:t>
+      </w:r>
+      <w:r>
+        <w:t xml:space="preserve">friends, and neighbors.</w:t>
+      </w:r>
+      <w:r>
+        <w:t xml:space="preserve"> </w:t>
+      </w:r>
+      <w:r>
+        <w:rPr>
+          <w:i/>
+          <w:iCs/>
+        </w:rPr>
+        <w:t xml:space="preserve">Journal of Social and Personal</w:t>
+      </w:r>
+      <w:r>
+        <w:rPr>
+          <w:i/>
+          <w:iCs/>
+        </w:rPr>
+        <w:t xml:space="preserve"> </w:t>
+      </w:r>
+      <w:r>
+        <w:rPr>
+          <w:i/>
+          <w:iCs/>
+        </w:rPr>
+        <w:t xml:space="preserve">Relationships</w:t>
       </w:r>
       <w:r>
         <w:t xml:space="preserve">,</w:t>
@@ -15904,66 +13252,6 @@
           <w:i/>
           <w:iCs/>
         </w:rPr>
-        <w:t xml:space="preserve">11</w:t>
-      </w:r>
-      <w:r>
-        <w:t xml:space="preserve">(6), 747–772.</w:t>
-      </w:r>
-    </w:p>
-    <w:p>
-      <w:pPr>
-        <w:pStyle w:val="BodyText"/>
-      </w:pPr>
-      <w:r>
-        <w:t xml:space="preserve">Sarkisian, N., &amp; Gerstel, N. (2016). Does singlehood isolate or</w:t>
-      </w:r>
-      <w:r>
-        <w:t xml:space="preserve"> </w:t>
-      </w:r>
-      <w:r>
-        <w:t xml:space="preserve">integrate? Examining the link between marital status and ties to kin,</w:t>
-      </w:r>
-      <w:r>
-        <w:t xml:space="preserve"> </w:t>
-      </w:r>
-      <w:r>
-        <w:t xml:space="preserve">friends, and neighbors.</w:t>
-      </w:r>
-      <w:r>
-        <w:t xml:space="preserve"> </w:t>
-      </w:r>
-      <w:r>
-        <w:rPr>
-          <w:i/>
-          <w:iCs/>
-        </w:rPr>
-        <w:t xml:space="preserve">Journal of Social and Personal</w:t>
-      </w:r>
-      <w:r>
-        <w:rPr>
-          <w:i/>
-          <w:iCs/>
-        </w:rPr>
-        <w:t xml:space="preserve"> </w:t>
-      </w:r>
-      <w:r>
-        <w:rPr>
-          <w:i/>
-          <w:iCs/>
-        </w:rPr>
-        <w:t xml:space="preserve">Relationships</w:t>
-      </w:r>
-      <w:r>
-        <w:t xml:space="preserve">,</w:t>
-      </w:r>
-      <w:r>
-        <w:t xml:space="preserve"> </w:t>
-      </w:r>
-      <w:r>
-        <w:rPr>
-          <w:i/>
-          <w:iCs/>
-        </w:rPr>
         <w:t xml:space="preserve">33</w:t>
       </w:r>
       <w:r>
@@ -15972,7 +13260,7 @@
       <w:r>
         <w:t xml:space="preserve"> </w:t>
       </w:r>
-      <w:hyperlink r:id="rId121">
+      <w:hyperlink r:id="rId103">
         <w:r>
           <w:rPr>
             <w:rStyle w:val="Hyperlink"/>
@@ -16023,7 +13311,7 @@
       <w:r>
         <w:t xml:space="preserve"> </w:t>
       </w:r>
-      <w:hyperlink r:id="rId122">
+      <w:hyperlink r:id="rId104">
         <w:r>
           <w:rPr>
             <w:rStyle w:val="Hyperlink"/>
@@ -16037,23 +13325,47 @@
         <w:pStyle w:val="BodyText"/>
       </w:pPr>
       <w:r>
-        <w:t xml:space="preserve">Schneider, D. (2011). Market earnings and household work: New tests of</w:t>
-      </w:r>
-      <w:r>
-        <w:t xml:space="preserve"> </w:t>
-      </w:r>
-      <w:r>
-        <w:t xml:space="preserve">gender performance theory.</w:t>
-      </w:r>
-      <w:r>
-        <w:t xml:space="preserve"> </w:t>
-      </w:r>
-      <w:r>
-        <w:rPr>
-          <w:i/>
-          <w:iCs/>
-        </w:rPr>
-        <w:t xml:space="preserve">Journal of Marriage and Family</w:t>
+        <w:t xml:space="preserve">Sen, A. K. (1990). Gender and cooperative conflicts. In I. Tinker (Ed.),</w:t>
+      </w:r>
+      <w:r>
+        <w:t xml:space="preserve"> </w:t>
+      </w:r>
+      <w:r>
+        <w:rPr>
+          <w:i/>
+          <w:iCs/>
+        </w:rPr>
+        <w:t xml:space="preserve">Persistent inequalities: Women and world development</w:t>
+      </w:r>
+      <w:r>
+        <w:t xml:space="preserve"> </w:t>
+      </w:r>
+      <w:r>
+        <w:t xml:space="preserve">(pp.</w:t>
+      </w:r>
+      <w:r>
+        <w:t xml:space="preserve"> </w:t>
+      </w:r>
+      <w:r>
+        <w:t xml:space="preserve">123–149). Oxford University Press.</w:t>
+      </w:r>
+    </w:p>
+    <w:p>
+      <w:pPr>
+        <w:pStyle w:val="BodyText"/>
+      </w:pPr>
+      <w:r>
+        <w:t xml:space="preserve">Shelton, B. A., &amp; John, D. (1996). The division of household labor.</w:t>
+      </w:r>
+      <w:r>
+        <w:t xml:space="preserve"> </w:t>
+      </w:r>
+      <w:r>
+        <w:rPr>
+          <w:i/>
+          <w:iCs/>
+        </w:rPr>
+        <w:t xml:space="preserve">Annual Review of Sociology</w:t>
       </w:r>
       <w:r>
         <w:t xml:space="preserve">,</w:t>
@@ -16066,81 +13378,6 @@
           <w:i/>
           <w:iCs/>
         </w:rPr>
-        <w:t xml:space="preserve">73</w:t>
-      </w:r>
-      <w:r>
-        <w:t xml:space="preserve">(4), 845–860.</w:t>
-      </w:r>
-      <w:r>
-        <w:t xml:space="preserve"> </w:t>
-      </w:r>
-      <w:hyperlink r:id="rId123">
-        <w:r>
-          <w:rPr>
-            <w:rStyle w:val="Hyperlink"/>
-          </w:rPr>
-          <w:t xml:space="preserve">https://doi.org/10.1111/j.1741-3737.2011.00851.x</w:t>
-        </w:r>
-      </w:hyperlink>
-    </w:p>
-    <w:p>
-      <w:pPr>
-        <w:pStyle w:val="BodyText"/>
-      </w:pPr>
-      <w:r>
-        <w:t xml:space="preserve">Sen, A. K. (1990). Gender and cooperative conflicts. In I. Tinker (Ed.),</w:t>
-      </w:r>
-      <w:r>
-        <w:t xml:space="preserve"> </w:t>
-      </w:r>
-      <w:r>
-        <w:rPr>
-          <w:i/>
-          <w:iCs/>
-        </w:rPr>
-        <w:t xml:space="preserve">Persistent inequalities: Women and world development</w:t>
-      </w:r>
-      <w:r>
-        <w:t xml:space="preserve"> </w:t>
-      </w:r>
-      <w:r>
-        <w:t xml:space="preserve">(pp.</w:t>
-      </w:r>
-      <w:r>
-        <w:t xml:space="preserve"> </w:t>
-      </w:r>
-      <w:r>
-        <w:t xml:space="preserve">123–149). Oxford University Press.</w:t>
-      </w:r>
-    </w:p>
-    <w:p>
-      <w:pPr>
-        <w:pStyle w:val="BodyText"/>
-      </w:pPr>
-      <w:r>
-        <w:t xml:space="preserve">Shelton, B. A., &amp; John, D. (1996). The division of household labor.</w:t>
-      </w:r>
-      <w:r>
-        <w:t xml:space="preserve"> </w:t>
-      </w:r>
-      <w:r>
-        <w:rPr>
-          <w:i/>
-          <w:iCs/>
-        </w:rPr>
-        <w:t xml:space="preserve">Annual Review of Sociology</w:t>
-      </w:r>
-      <w:r>
-        <w:t xml:space="preserve">,</w:t>
-      </w:r>
-      <w:r>
-        <w:t xml:space="preserve"> </w:t>
-      </w:r>
-      <w:r>
-        <w:rPr>
-          <w:i/>
-          <w:iCs/>
-        </w:rPr>
         <w:t xml:space="preserve">22</w:t>
       </w:r>
       <w:r>
@@ -16149,7 +13386,7 @@
       <w:r>
         <w:t xml:space="preserve"> </w:t>
       </w:r>
-      <w:hyperlink r:id="rId124">
+      <w:hyperlink r:id="rId105">
         <w:r>
           <w:rPr>
             <w:rStyle w:val="Hyperlink"/>
@@ -16206,7 +13443,7 @@
       <w:r>
         <w:t xml:space="preserve"> </w:t>
       </w:r>
-      <w:hyperlink r:id="rId125">
+      <w:hyperlink r:id="rId106">
         <w:r>
           <w:rPr>
             <w:rStyle w:val="Hyperlink"/>
@@ -16257,7 +13494,7 @@
       <w:r>
         <w:t xml:space="preserve"> </w:t>
       </w:r>
-      <w:hyperlink r:id="rId126">
+      <w:hyperlink r:id="rId107">
         <w:r>
           <w:rPr>
             <w:rStyle w:val="Hyperlink"/>
@@ -16271,37 +13508,23 @@
         <w:pStyle w:val="BodyText"/>
       </w:pPr>
       <w:r>
-        <w:t xml:space="preserve">Umberson, D. (1987). Family status and health behaviors: Social control</w:t>
-      </w:r>
-      <w:r>
-        <w:t xml:space="preserve"> </w:t>
-      </w:r>
-      <w:r>
-        <w:t xml:space="preserve">as a dimension of social integration.</w:t>
-      </w:r>
-      <w:r>
-        <w:t xml:space="preserve"> </w:t>
-      </w:r>
-      <w:r>
-        <w:rPr>
-          <w:i/>
-          <w:iCs/>
-        </w:rPr>
-        <w:t xml:space="preserve">Journal of Health and Social</w:t>
-      </w:r>
-      <w:r>
-        <w:rPr>
-          <w:i/>
-          <w:iCs/>
-        </w:rPr>
-        <w:t xml:space="preserve"> </w:t>
-      </w:r>
-      <w:r>
-        <w:rPr>
-          <w:i/>
-          <w:iCs/>
-        </w:rPr>
-        <w:t xml:space="preserve">Behavior</w:t>
+        <w:t xml:space="preserve">Umberson, D. (1992). Gender, marital status and the social control of</w:t>
+      </w:r>
+      <w:r>
+        <w:t xml:space="preserve"> </w:t>
+      </w:r>
+      <w:r>
+        <w:t xml:space="preserve">health behavior.</w:t>
+      </w:r>
+      <w:r>
+        <w:t xml:space="preserve"> </w:t>
+      </w:r>
+      <w:r>
+        <w:rPr>
+          <w:i/>
+          <w:iCs/>
+        </w:rPr>
+        <w:t xml:space="preserve">Social Science &amp; Medicine</w:t>
       </w:r>
       <w:r>
         <w:t xml:space="preserve">,</w:t>
@@ -16314,57 +13537,6 @@
           <w:i/>
           <w:iCs/>
         </w:rPr>
-        <w:t xml:space="preserve">28</w:t>
-      </w:r>
-      <w:r>
-        <w:t xml:space="preserve">(3), 306–319.</w:t>
-      </w:r>
-      <w:r>
-        <w:t xml:space="preserve"> </w:t>
-      </w:r>
-      <w:hyperlink r:id="rId127">
-        <w:r>
-          <w:rPr>
-            <w:rStyle w:val="Hyperlink"/>
-          </w:rPr>
-          <w:t xml:space="preserve">https://doi.org/10.2307/2136848</w:t>
-        </w:r>
-      </w:hyperlink>
-    </w:p>
-    <w:p>
-      <w:pPr>
-        <w:pStyle w:val="BodyText"/>
-      </w:pPr>
-      <w:r>
-        <w:t xml:space="preserve">Umberson, D. (1992). Gender, marital status and the social control of</w:t>
-      </w:r>
-      <w:r>
-        <w:t xml:space="preserve"> </w:t>
-      </w:r>
-      <w:r>
-        <w:t xml:space="preserve">health behavior.</w:t>
-      </w:r>
-      <w:r>
-        <w:t xml:space="preserve"> </w:t>
-      </w:r>
-      <w:r>
-        <w:rPr>
-          <w:i/>
-          <w:iCs/>
-        </w:rPr>
-        <w:t xml:space="preserve">Social Science &amp; Medicine</w:t>
-      </w:r>
-      <w:r>
-        <w:t xml:space="preserve">,</w:t>
-      </w:r>
-      <w:r>
-        <w:t xml:space="preserve"> </w:t>
-      </w:r>
-      <w:r>
-        <w:rPr>
-          <w:i/>
-          <w:iCs/>
-        </w:rPr>
         <w:t xml:space="preserve">34</w:t>
       </w:r>
       <w:r>
@@ -16379,7 +13551,7 @@
       <w:r>
         <w:t xml:space="preserve"> </w:t>
       </w:r>
-      <w:hyperlink r:id="rId128">
+      <w:hyperlink r:id="rId108">
         <w:r>
           <w:rPr>
             <w:rStyle w:val="Hyperlink"/>
@@ -16498,7 +13670,7 @@
       <w:r>
         <w:t xml:space="preserve"> </w:t>
       </w:r>
-      <w:hyperlink r:id="rId129">
+      <w:hyperlink r:id="rId109">
         <w:r>
           <w:rPr>
             <w:rStyle w:val="Hyperlink"/>
@@ -16543,7 +13715,7 @@
       <w:r>
         <w:t xml:space="preserve"> </w:t>
       </w:r>
-      <w:hyperlink r:id="rId130">
+      <w:hyperlink r:id="rId110">
         <w:r>
           <w:rPr>
             <w:rStyle w:val="Hyperlink"/>
@@ -16602,7 +13774,7 @@
       <w:r>
         <w:t xml:space="preserve"> </w:t>
       </w:r>
-      <w:hyperlink r:id="rId131">
+      <w:hyperlink r:id="rId111">
         <w:r>
           <w:rPr>
             <w:rStyle w:val="Hyperlink"/>
@@ -16611,7 +13783,7 @@
         </w:r>
       </w:hyperlink>
     </w:p>
-    <w:bookmarkEnd w:id="132"/>
+    <w:bookmarkEnd w:id="112"/>
     <w:sectPr>
       <w:footnotePr>
         <w:numRestart w:val="eachSect"/>

--- a/submission/05_marriage_time_reallocation/package/manuscript_anonymised.docx
+++ b/submission/05_marriage_time_reallocation/package/manuscript_anonymised.docx
@@ -6467,13 +6467,7 @@
         <w:t xml:space="preserve"> </w:t>
       </w:r>
       <w:r>
-        <w:t xml:space="preserve">largest absolute standardised difference across the covariates in</w:t>
-      </w:r>
-      <w:r>
-        <w:t xml:space="preserve"> </w:t>
-      </w:r>
-      <w:r>
-        <w:t xml:space="preserve">Table</w:t>
+        <w:t xml:space="preserve">largest absolute standardised difference across the covariates in Table</w:t>
       </w:r>
       <w:r>
         <w:t xml:space="preserve"> </w:t>
@@ -6490,7 +6484,7 @@
         <w:t xml:space="preserve"> </w:t>
       </w:r>
       <w:r>
-        <w:t xml:space="preserve">is 0.13, and Appendix Table</w:t>
+        <w:t xml:space="preserve">in the online supplement is 0.13, and Table</w:t>
       </w:r>
       <w:r>
         <w:t xml:space="preserve"> </w:t>
@@ -6507,61 +6501,61 @@
         <w:t xml:space="preserve"> </w:t>
       </w:r>
       <w:r>
-        <w:t xml:space="preserve">reports the coefficient-stability calculation in full.</w:t>
-      </w:r>
-      <w:r>
-        <w:t xml:space="preserve"> </w:t>
-      </w:r>
-      <w:r>
-        <w:t xml:space="preserve">The reweighted, regression-adjusted coefficient is 233.0 minutes (SE</w:t>
-      </w:r>
-      <w:r>
-        <w:t xml:space="preserve"> </w:t>
-      </w:r>
-      <w:r>
-        <w:t xml:space="preserve">5.5) (without controls, 248.7 minutes (SE 5.8)). Reweighting</w:t>
-      </w:r>
-      <w:r>
-        <w:t xml:space="preserve"> </w:t>
-      </w:r>
-      <w:r>
-        <w:t xml:space="preserve">concentrates weight on the never-married women who most resemble the</w:t>
-      </w:r>
-      <w:r>
-        <w:t xml:space="preserve"> </w:t>
-      </w:r>
-      <w:r>
-        <w:t xml:space="preserve">married, so the effective sample of never-married women falls from</w:t>
-      </w:r>
-      <w:r>
-        <w:t xml:space="preserve"> </w:t>
-      </w:r>
-      <w:r>
-        <w:t xml:space="preserve">13,940 to about 1,209, and 2.0% of the weighted never-married have</w:t>
-      </w:r>
-      <w:r>
-        <w:t xml:space="preserve"> </w:t>
-      </w:r>
-      <w:r>
-        <w:t xml:space="preserve">propensities above the cap. The bias-adjusted coefficient on unpaid work</w:t>
-      </w:r>
-      <w:r>
-        <w:t xml:space="preserve"> </w:t>
-      </w:r>
-      <w:r>
-        <w:t xml:space="preserve">is 264.3 minutes. Selection on unobservables would have to be 18.1 times</w:t>
-      </w:r>
-      <w:r>
-        <w:t xml:space="preserve"> </w:t>
-      </w:r>
-      <w:r>
-        <w:t xml:space="preserve">as strong as selection on observables to explain away the unpaid-work</w:t>
-      </w:r>
-      <w:r>
-        <w:t xml:space="preserve"> </w:t>
-      </w:r>
-      <w:r>
-        <w:t xml:space="preserve">difference.</w:t>
+        <w:t xml:space="preserve">in the online supplement reports the</w:t>
+      </w:r>
+      <w:r>
+        <w:t xml:space="preserve"> </w:t>
+      </w:r>
+      <w:r>
+        <w:t xml:space="preserve">coefficient-stability calculation in full. The reweighted,</w:t>
+      </w:r>
+      <w:r>
+        <w:t xml:space="preserve"> </w:t>
+      </w:r>
+      <w:r>
+        <w:t xml:space="preserve">regression-adjusted coefficient is 233.0 minutes (SE 5.5) (without</w:t>
+      </w:r>
+      <w:r>
+        <w:t xml:space="preserve"> </w:t>
+      </w:r>
+      <w:r>
+        <w:t xml:space="preserve">controls, 248.7 minutes (SE 5.8)). Reweighting concentrates weight on</w:t>
+      </w:r>
+      <w:r>
+        <w:t xml:space="preserve"> </w:t>
+      </w:r>
+      <w:r>
+        <w:t xml:space="preserve">the never-married women who most resemble the married, so the effective</w:t>
+      </w:r>
+      <w:r>
+        <w:t xml:space="preserve"> </w:t>
+      </w:r>
+      <w:r>
+        <w:t xml:space="preserve">sample of never-married women falls from 13,940 to about 1,209, and</w:t>
+      </w:r>
+      <w:r>
+        <w:t xml:space="preserve"> </w:t>
+      </w:r>
+      <w:r>
+        <w:t xml:space="preserve">2.0% of the weighted never-married have propensities above the cap. The</w:t>
+      </w:r>
+      <w:r>
+        <w:t xml:space="preserve"> </w:t>
+      </w:r>
+      <w:r>
+        <w:t xml:space="preserve">bias-adjusted coefficient on unpaid work is 264.3 minutes. Selection on</w:t>
+      </w:r>
+      <w:r>
+        <w:t xml:space="preserve"> </w:t>
+      </w:r>
+      <w:r>
+        <w:t xml:space="preserve">unobservables would have to be 18.1 times as strong as selection on</w:t>
+      </w:r>
+      <w:r>
+        <w:t xml:space="preserve"> </w:t>
+      </w:r>
+      <w:r>
+        <w:t xml:space="preserve">observables to explain away the unpaid-work difference.</w:t>
       </w:r>
     </w:p>
     <w:p>

--- a/submission/05_marriage_time_reallocation/package/manuscript_anonymised.docx
+++ b/submission/05_marriage_time_reallocation/package/manuscript_anonymised.docx
@@ -47,7 +47,7 @@
         <w:t xml:space="preserve"> </w:t>
       </w:r>
       <w:r>
-        <w:t xml:space="preserve">This study asks which activities differ alongside married Indian women’s higher unpaid work, and how this varies within couples.</w:t>
+        <w:t xml:space="preserve">This study asks which activities differ alongside married Indian women’s higher unpaid work, and how the division varies within couples and with co-residence with parents-in-law.</w:t>
       </w:r>
     </w:p>
     <w:p>
@@ -65,7 +65,7 @@
         <w:t xml:space="preserve"> </w:t>
       </w:r>
       <w:r>
-        <w:t xml:space="preserve">Studies usually examine one outcome at a time, though a day’s activities must sum to 1,440 minutes.</w:t>
+        <w:t xml:space="preserve">Studies of marriage and time use usually examine one outcome at a time, such as housework or sleep. Because a day’s activities must sum to 1,440 minutes, differences in one activity must be matched elsewhere, and India’s patrilocal marriage system makes these trade-offs especially consequential for women.</w:t>
       </w:r>
     </w:p>
     <w:p>
@@ -119,7 +119,7 @@
         <w:t xml:space="preserve"> </w:t>
       </w:r>
       <w:r>
-        <w:t xml:space="preserve">Marital status divides women’s days far more than men’s.</w:t>
+        <w:t xml:space="preserve">Marital status divides women’s days far more than men’s; married women’s additional unpaid work coincides mainly with less paid work and learning, and much of it accompanies motherhood rather than marriage alone.</w:t>
       </w:r>
     </w:p>
     <w:p>

--- a/submission/05_marriage_time_reallocation/package/manuscript_anonymised.docx
+++ b/submission/05_marriage_time_reallocation/package/manuscript_anonymised.docx
@@ -13899,7 +13899,7 @@
   <w:docDefaults>
     <w:rPrDefault>
       <w:rPr>
-        <w:rFonts w:asciiTheme="minorHAnsi" w:cstheme="minorBidi" w:eastAsiaTheme="minorEastAsia" w:hAnsiTheme="minorHAnsi"/>
+        <w:rFonts w:ascii="Times New Roman" w:cs="Times New Roman" w:eastAsia="Times New Roman" w:hAnsi="Times New Roman"/>
         <w:sz w:val="24"/>
         <w:szCs w:val="24"/>
         <w:lang w:bidi="ar-SA" w:eastAsia="zh-CN" w:val="en-US"/>
@@ -13907,7 +13907,7 @@
     </w:rPrDefault>
     <w:pPrDefault>
       <w:pPr>
-        <w:spacing w:after="200"/>
+        <w:spacing w:after="200" w:line="480" w:lineRule="auto"/>
       </w:pPr>
     </w:pPrDefault>
   </w:docDefaults>
@@ -13922,7 +13922,7 @@
     <w:link w:val="BodyTextChar"/>
     <w:qFormat/>
     <w:pPr>
-      <w:spacing w:after="180" w:before="180"/>
+      <w:spacing w:after="180" w:before="180" w:line="480" w:lineRule="auto"/>
     </w:pPr>
   </w:style>
   <w:style w:customStyle="1" w:styleId="FirstParagraph" w:type="paragraph">
@@ -13936,7 +13936,7 @@
     <w:basedOn w:val="BodyText"/>
     <w:qFormat/>
     <w:pPr>
-      <w:spacing w:after="36" w:before="36"/>
+      <w:spacing w:after="36" w:before="36" w:line="480" w:lineRule="auto"/>
     </w:pPr>
   </w:style>
   <w:style w:styleId="Title" w:type="paragraph">
@@ -13948,14 +13948,14 @@
     <w:qFormat/>
     <w:rsid w:val="00A10FD9"/>
     <w:pPr>
-      <w:spacing w:after="80" w:line="240" w:lineRule="auto"/>
+      <w:spacing w:after="80" w:line="480" w:lineRule="auto"/>
       <w:contextualSpacing/>
       <w:jc w:val="center"/>
     </w:pPr>
     <w:rPr>
-      <w:rFonts w:asciiTheme="majorHAnsi" w:cstheme="majorBidi" w:eastAsiaTheme="majorEastAsia" w:hAnsiTheme="majorHAnsi"/>
-      <w:sz w:val="56"/>
-      <w:szCs w:val="56"/>
+      <w:rFonts w:ascii="Times New Roman" w:cs="Times New Roman" w:eastAsia="Times New Roman" w:hAnsi="Times New Roman"/>
+      <w:sz w:val="24"/>
+      <w:szCs w:val="24"/>
     </w:rPr>
   </w:style>
   <w:style w:customStyle="1" w:styleId="TitleChar" w:type="character">
@@ -13965,9 +13965,9 @@
     <w:uiPriority w:val="10"/>
     <w:rsid w:val="00A10FD9"/>
     <w:rPr>
-      <w:rFonts w:asciiTheme="majorHAnsi" w:cstheme="majorBidi" w:eastAsiaTheme="majorEastAsia" w:hAnsiTheme="majorHAnsi"/>
-      <w:sz w:val="56"/>
-      <w:szCs w:val="56"/>
+      <w:rFonts w:ascii="Times New Roman" w:cs="Times New Roman" w:eastAsia="Times New Roman" w:hAnsi="Times New Roman"/>
+      <w:sz w:val="24"/>
+      <w:szCs w:val="24"/>
     </w:rPr>
   </w:style>
   <w:style w:styleId="Subtitle" w:type="paragraph">
@@ -13984,10 +13984,10 @@
       </w:numPr>
     </w:pPr>
     <w:rPr>
-      <w:rFonts w:cstheme="majorBidi" w:eastAsiaTheme="majorEastAsia"/>
-      <w:spacing w:val="15"/>
-      <w:sz w:val="28"/>
-      <w:szCs w:val="28"/>
+      <w:rFonts w:ascii="Times New Roman" w:cs="Times New Roman" w:eastAsia="Times New Roman" w:hAnsi="Times New Roman"/>
+      <w:spacing w:line="480" w:lineRule="auto" w:val="15"/>
+      <w:sz w:val="24"/>
+      <w:szCs w:val="24"/>
     </w:rPr>
   </w:style>
   <w:style w:customStyle="1" w:styleId="SubtitleChar" w:type="character">
@@ -13997,11 +13997,11 @@
     <w:uiPriority w:val="11"/>
     <w:rsid w:val="00A10FD9"/>
     <w:rPr>
-      <w:rFonts w:cstheme="majorBidi" w:eastAsiaTheme="majorEastAsia"/>
-      <w:color w:themeColor="text1" w:themeTint="A6" w:val="595959"/>
-      <w:spacing w:val="15"/>
-      <w:sz w:val="28"/>
-      <w:szCs w:val="28"/>
+      <w:rFonts w:ascii="Times New Roman" w:cs="Times New Roman" w:eastAsia="Times New Roman" w:hAnsi="Times New Roman"/>
+      <w:color w:val="000000"/>
+      <w:spacing w:line="480" w:lineRule="auto" w:val="15"/>
+      <w:sz w:val="24"/>
+      <w:szCs w:val="24"/>
     </w:rPr>
   </w:style>
   <w:style w:customStyle="1" w:styleId="Author" w:type="paragraph">
@@ -14040,13 +14040,13 @@
     <w:pPr>
       <w:keepNext/>
       <w:keepLines/>
-      <w:spacing w:after="0" w:before="300"/>
+      <w:spacing w:after="0" w:before="300" w:line="480" w:lineRule="auto"/>
       <w:jc w:val="center"/>
     </w:pPr>
     <w:rPr>
       <w:b/>
-      <w:sz w:val="20"/>
-      <w:szCs w:val="20"/>
+      <w:sz w:val="24"/>
+      <w:szCs w:val="24"/>
     </w:rPr>
   </w:style>
   <w:style w:customStyle="1" w:styleId="Abstract" w:type="paragraph">
@@ -14057,11 +14057,11 @@
     <w:pPr>
       <w:keepNext/>
       <w:keepLines/>
-      <w:spacing w:after="300" w:before="100"/>
+      <w:spacing w:after="300" w:before="100" w:line="480" w:lineRule="auto"/>
     </w:pPr>
     <w:rPr>
-      <w:sz w:val="20"/>
-      <w:szCs w:val="20"/>
+      <w:sz w:val="24"/>
+      <w:szCs w:val="24"/>
     </w:rPr>
   </w:style>
   <w:style w:styleId="Bibliography" w:type="paragraph">
@@ -14083,14 +14083,14 @@
     <w:pPr>
       <w:keepNext/>
       <w:keepLines/>
-      <w:spacing w:after="80" w:before="360"/>
+      <w:spacing w:after="80" w:before="360" w:line="480" w:lineRule="auto"/>
       <w:outlineLvl w:val="0"/>
     </w:pPr>
     <w:rPr>
-      <w:rFonts w:asciiTheme="majorHAnsi" w:cstheme="majorBidi" w:eastAsiaTheme="majorEastAsia" w:hAnsiTheme="majorHAnsi"/>
-      <w:color w:themeColor="accent1" w:themeShade="BF" w:val="0F4761"/>
-      <w:sz w:val="40"/>
-      <w:szCs w:val="40"/>
+      <w:rFonts w:ascii="Times New Roman" w:cs="Times New Roman" w:eastAsia="Times New Roman" w:hAnsi="Times New Roman"/>
+      <w:color w:val="000000"/>
+      <w:sz w:val="24"/>
+      <w:szCs w:val="24"/>
     </w:rPr>
   </w:style>
   <w:style w:styleId="Heading2" w:type="paragraph">
@@ -14106,14 +14106,14 @@
     <w:pPr>
       <w:keepNext/>
       <w:keepLines/>
-      <w:spacing w:after="80" w:before="160"/>
+      <w:spacing w:after="80" w:before="160" w:line="480" w:lineRule="auto"/>
       <w:outlineLvl w:val="1"/>
     </w:pPr>
     <w:rPr>
-      <w:rFonts w:asciiTheme="majorHAnsi" w:cstheme="majorBidi" w:eastAsiaTheme="majorEastAsia" w:hAnsiTheme="majorHAnsi"/>
-      <w:color w:themeColor="accent1" w:themeShade="BF" w:val="0F4761"/>
-      <w:sz w:val="32"/>
-      <w:szCs w:val="32"/>
+      <w:rFonts w:ascii="Times New Roman" w:cs="Times New Roman" w:eastAsia="Times New Roman" w:hAnsi="Times New Roman"/>
+      <w:color w:val="000000"/>
+      <w:sz w:val="24"/>
+      <w:szCs w:val="24"/>
     </w:rPr>
   </w:style>
   <w:style w:styleId="Heading3" w:type="paragraph">
@@ -14129,14 +14129,14 @@
     <w:pPr>
       <w:keepNext/>
       <w:keepLines/>
-      <w:spacing w:after="80" w:before="160"/>
+      <w:spacing w:after="80" w:before="160" w:line="480" w:lineRule="auto"/>
       <w:outlineLvl w:val="2"/>
     </w:pPr>
     <w:rPr>
-      <w:rFonts w:cstheme="majorBidi" w:eastAsiaTheme="majorEastAsia"/>
-      <w:color w:themeColor="accent1" w:themeShade="BF" w:val="0F4761"/>
-      <w:sz w:val="28"/>
-      <w:szCs w:val="28"/>
+      <w:rFonts w:ascii="Times New Roman" w:cs="Times New Roman" w:eastAsia="Times New Roman" w:hAnsi="Times New Roman"/>
+      <w:color w:val="000000"/>
+      <w:sz w:val="24"/>
+      <w:szCs w:val="24"/>
     </w:rPr>
   </w:style>
   <w:style w:styleId="Heading4" w:type="paragraph">
@@ -14152,14 +14152,14 @@
     <w:pPr>
       <w:keepNext/>
       <w:keepLines/>
-      <w:spacing w:after="40" w:before="80"/>
+      <w:spacing w:after="40" w:before="80" w:line="480" w:lineRule="auto"/>
       <w:outlineLvl w:val="3"/>
     </w:pPr>
     <w:rPr>
-      <w:rFonts w:cstheme="majorBidi" w:eastAsiaTheme="majorEastAsia"/>
+      <w:rFonts w:ascii="Times New Roman" w:cs="Times New Roman" w:eastAsia="Times New Roman" w:hAnsi="Times New Roman"/>
       <w:i/>
       <w:iCs/>
-      <w:color w:themeColor="accent1" w:themeShade="BF" w:val="0F4761"/>
+      <w:color w:val="000000"/>
     </w:rPr>
   </w:style>
   <w:style w:styleId="Heading5" w:type="paragraph">
@@ -14175,12 +14175,12 @@
     <w:pPr>
       <w:keepNext/>
       <w:keepLines/>
-      <w:spacing w:after="40" w:before="80"/>
+      <w:spacing w:after="40" w:before="80" w:line="480" w:lineRule="auto"/>
       <w:outlineLvl w:val="4"/>
     </w:pPr>
     <w:rPr>
-      <w:rFonts w:cstheme="majorBidi" w:eastAsiaTheme="majorEastAsia"/>
-      <w:color w:themeColor="accent1" w:themeShade="BF" w:val="0F4761"/>
+      <w:rFonts w:ascii="Times New Roman" w:cs="Times New Roman" w:eastAsia="Times New Roman" w:hAnsi="Times New Roman"/>
+      <w:color w:val="000000"/>
     </w:rPr>
   </w:style>
   <w:style w:styleId="Heading6" w:type="paragraph">
@@ -14196,14 +14196,14 @@
     <w:pPr>
       <w:keepNext/>
       <w:keepLines/>
-      <w:spacing w:after="0" w:before="40"/>
+      <w:spacing w:after="0" w:before="40" w:line="480" w:lineRule="auto"/>
       <w:outlineLvl w:val="5"/>
     </w:pPr>
     <w:rPr>
-      <w:rFonts w:cstheme="majorBidi" w:eastAsiaTheme="majorEastAsia"/>
+      <w:rFonts w:ascii="Times New Roman" w:cs="Times New Roman" w:eastAsia="Times New Roman" w:hAnsi="Times New Roman"/>
       <w:i/>
       <w:iCs/>
-      <w:color w:themeColor="text1" w:themeTint="A6" w:val="595959"/>
+      <w:color w:val="000000"/>
     </w:rPr>
   </w:style>
   <w:style w:styleId="Heading7" w:type="paragraph">
@@ -14219,12 +14219,12 @@
     <w:pPr>
       <w:keepNext/>
       <w:keepLines/>
-      <w:spacing w:after="0" w:before="40"/>
+      <w:spacing w:after="0" w:before="40" w:line="480" w:lineRule="auto"/>
       <w:outlineLvl w:val="6"/>
     </w:pPr>
     <w:rPr>
-      <w:rFonts w:cstheme="majorBidi" w:eastAsiaTheme="majorEastAsia"/>
-      <w:color w:themeColor="text1" w:themeTint="A6" w:val="595959"/>
+      <w:rFonts w:ascii="Times New Roman" w:cs="Times New Roman" w:eastAsia="Times New Roman" w:hAnsi="Times New Roman"/>
+      <w:color w:val="000000"/>
     </w:rPr>
   </w:style>
   <w:style w:styleId="Heading8" w:type="paragraph">
@@ -14240,14 +14240,14 @@
     <w:pPr>
       <w:keepNext/>
       <w:keepLines/>
-      <w:spacing w:after="0"/>
+      <w:spacing w:after="0" w:line="480" w:lineRule="auto"/>
       <w:outlineLvl w:val="7"/>
     </w:pPr>
     <w:rPr>
-      <w:rFonts w:cstheme="majorBidi" w:eastAsiaTheme="majorEastAsia"/>
+      <w:rFonts w:ascii="Times New Roman" w:cs="Times New Roman" w:eastAsia="Times New Roman" w:hAnsi="Times New Roman"/>
       <w:i/>
       <w:iCs/>
-      <w:color w:themeColor="text1" w:themeTint="D8" w:val="272727"/>
+      <w:color w:val="000000"/>
     </w:rPr>
   </w:style>
   <w:style w:styleId="Heading9" w:type="paragraph">
@@ -14263,12 +14263,12 @@
     <w:pPr>
       <w:keepNext/>
       <w:keepLines/>
-      <w:spacing w:after="0"/>
+      <w:spacing w:after="0" w:line="480" w:lineRule="auto"/>
       <w:outlineLvl w:val="8"/>
     </w:pPr>
     <w:rPr>
-      <w:rFonts w:cstheme="majorBidi" w:eastAsiaTheme="majorEastAsia"/>
-      <w:color w:themeColor="text1" w:themeTint="D8" w:val="272727"/>
+      <w:rFonts w:ascii="Times New Roman" w:cs="Times New Roman" w:eastAsia="Times New Roman" w:hAnsi="Times New Roman"/>
+      <w:color w:val="000000"/>
     </w:rPr>
   </w:style>
   <w:style w:customStyle="1" w:styleId="Heading1Char" w:type="character">
@@ -14278,10 +14278,10 @@
     <w:uiPriority w:val="9"/>
     <w:rsid w:val="00A10FD9"/>
     <w:rPr>
-      <w:rFonts w:asciiTheme="majorHAnsi" w:cstheme="majorBidi" w:eastAsiaTheme="majorEastAsia" w:hAnsiTheme="majorHAnsi"/>
-      <w:color w:themeColor="accent1" w:themeShade="BF" w:val="0F4761"/>
-      <w:sz w:val="40"/>
-      <w:szCs w:val="40"/>
+      <w:rFonts w:ascii="Times New Roman" w:cs="Times New Roman" w:eastAsia="Times New Roman" w:hAnsi="Times New Roman"/>
+      <w:color w:val="000000"/>
+      <w:sz w:val="24"/>
+      <w:szCs w:val="24"/>
     </w:rPr>
   </w:style>
   <w:style w:customStyle="1" w:styleId="Heading2Char" w:type="character">
@@ -14292,10 +14292,10 @@
     <w:semiHidden/>
     <w:rsid w:val="00A10FD9"/>
     <w:rPr>
-      <w:rFonts w:asciiTheme="majorHAnsi" w:cstheme="majorBidi" w:eastAsiaTheme="majorEastAsia" w:hAnsiTheme="majorHAnsi"/>
-      <w:color w:themeColor="accent1" w:themeShade="BF" w:val="0F4761"/>
-      <w:sz w:val="32"/>
-      <w:szCs w:val="32"/>
+      <w:rFonts w:ascii="Times New Roman" w:cs="Times New Roman" w:eastAsia="Times New Roman" w:hAnsi="Times New Roman"/>
+      <w:color w:val="000000"/>
+      <w:sz w:val="24"/>
+      <w:szCs w:val="24"/>
     </w:rPr>
   </w:style>
   <w:style w:customStyle="1" w:styleId="Heading3Char" w:type="character">
@@ -14306,10 +14306,10 @@
     <w:semiHidden/>
     <w:rsid w:val="00A10FD9"/>
     <w:rPr>
-      <w:rFonts w:cstheme="majorBidi" w:eastAsiaTheme="majorEastAsia"/>
-      <w:color w:themeColor="accent1" w:themeShade="BF" w:val="0F4761"/>
-      <w:sz w:val="28"/>
-      <w:szCs w:val="28"/>
+      <w:rFonts w:ascii="Times New Roman" w:cs="Times New Roman" w:eastAsia="Times New Roman" w:hAnsi="Times New Roman"/>
+      <w:color w:val="000000"/>
+      <w:sz w:val="24"/>
+      <w:szCs w:val="24"/>
     </w:rPr>
   </w:style>
   <w:style w:customStyle="1" w:styleId="Heading4Char" w:type="character">
@@ -14320,10 +14320,10 @@
     <w:semiHidden/>
     <w:rsid w:val="00A10FD9"/>
     <w:rPr>
-      <w:rFonts w:cstheme="majorBidi" w:eastAsiaTheme="majorEastAsia"/>
+      <w:rFonts w:ascii="Times New Roman" w:cs="Times New Roman" w:eastAsia="Times New Roman" w:hAnsi="Times New Roman"/>
       <w:i/>
       <w:iCs/>
-      <w:color w:themeColor="accent1" w:themeShade="BF" w:val="0F4761"/>
+      <w:color w:val="000000"/>
     </w:rPr>
   </w:style>
   <w:style w:customStyle="1" w:styleId="Heading5Char" w:type="character">
@@ -14334,8 +14334,8 @@
     <w:semiHidden/>
     <w:rsid w:val="00A10FD9"/>
     <w:rPr>
-      <w:rFonts w:cstheme="majorBidi" w:eastAsiaTheme="majorEastAsia"/>
-      <w:color w:themeColor="accent1" w:themeShade="BF" w:val="0F4761"/>
+      <w:rFonts w:ascii="Times New Roman" w:cs="Times New Roman" w:eastAsia="Times New Roman" w:hAnsi="Times New Roman"/>
+      <w:color w:val="000000"/>
     </w:rPr>
   </w:style>
   <w:style w:customStyle="1" w:styleId="Heading6Char" w:type="character">
@@ -14346,10 +14346,10 @@
     <w:semiHidden/>
     <w:rsid w:val="00A10FD9"/>
     <w:rPr>
-      <w:rFonts w:cstheme="majorBidi" w:eastAsiaTheme="majorEastAsia"/>
+      <w:rFonts w:ascii="Times New Roman" w:cs="Times New Roman" w:eastAsia="Times New Roman" w:hAnsi="Times New Roman"/>
       <w:i/>
       <w:iCs/>
-      <w:color w:themeColor="text1" w:themeTint="A6" w:val="595959"/>
+      <w:color w:val="000000"/>
     </w:rPr>
   </w:style>
   <w:style w:customStyle="1" w:styleId="Heading7Char" w:type="character">
@@ -14360,8 +14360,8 @@
     <w:semiHidden/>
     <w:rsid w:val="00A10FD9"/>
     <w:rPr>
-      <w:rFonts w:cstheme="majorBidi" w:eastAsiaTheme="majorEastAsia"/>
-      <w:color w:themeColor="text1" w:themeTint="A6" w:val="595959"/>
+      <w:rFonts w:ascii="Times New Roman" w:cs="Times New Roman" w:eastAsia="Times New Roman" w:hAnsi="Times New Roman"/>
+      <w:color w:val="000000"/>
     </w:rPr>
   </w:style>
   <w:style w:customStyle="1" w:styleId="Heading8Char" w:type="character">
@@ -14372,10 +14372,10 @@
     <w:semiHidden/>
     <w:rsid w:val="00A10FD9"/>
     <w:rPr>
-      <w:rFonts w:cstheme="majorBidi" w:eastAsiaTheme="majorEastAsia"/>
+      <w:rFonts w:ascii="Times New Roman" w:cs="Times New Roman" w:eastAsia="Times New Roman" w:hAnsi="Times New Roman"/>
       <w:i/>
       <w:iCs/>
-      <w:color w:themeColor="text1" w:themeTint="D8" w:val="272727"/>
+      <w:color w:val="000000"/>
     </w:rPr>
   </w:style>
   <w:style w:customStyle="1" w:styleId="Heading9Char" w:type="character">
@@ -14386,8 +14386,8 @@
     <w:semiHidden/>
     <w:rsid w:val="00A10FD9"/>
     <w:rPr>
-      <w:rFonts w:cstheme="majorBidi" w:eastAsiaTheme="majorEastAsia"/>
-      <w:color w:themeColor="text1" w:themeTint="D8" w:val="272727"/>
+      <w:rFonts w:ascii="Times New Roman" w:cs="Times New Roman" w:eastAsia="Times New Roman" w:hAnsi="Times New Roman"/>
+      <w:color w:val="000000"/>
     </w:rPr>
   </w:style>
   <w:style w:styleId="BlockText" w:type="paragraph">
@@ -14398,7 +14398,7 @@
     <w:unhideWhenUsed/>
     <w:qFormat/>
     <w:pPr>
-      <w:spacing w:after="100" w:before="100"/>
+      <w:spacing w:after="100" w:before="100" w:line="480" w:lineRule="auto"/>
       <w:ind w:firstLine="0" w:left="480" w:right="480"/>
     </w:pPr>
   </w:style>
@@ -14418,7 +14418,7 @@
     <w:unhideWhenUsed/>
     <w:qFormat/>
     <w:pPr>
-      <w:spacing w:after="100" w:before="100"/>
+      <w:spacing w:after="100" w:before="100" w:line="480" w:lineRule="auto"/>
       <w:ind w:firstLine="0" w:left="480" w:right="480"/>
     </w:pPr>
   </w:style>
@@ -14458,7 +14458,7 @@
     <w:pPr>
       <w:keepNext/>
       <w:keepLines/>
-      <w:spacing w:after="0"/>
+      <w:spacing w:after="0" w:line="480" w:lineRule="auto"/>
     </w:pPr>
     <w:rPr>
       <w:b/>
@@ -14473,7 +14473,7 @@
     <w:basedOn w:val="Normal"/>
     <w:link w:val="BodyTextChar"/>
     <w:pPr>
-      <w:spacing w:after="120" w:before="0"/>
+      <w:spacing w:after="120" w:before="0" w:line="480" w:lineRule="auto"/>
     </w:pPr>
     <w:rPr>
       <w:i/>
@@ -14510,8 +14510,8 @@
     <w:name w:val="Verbatim Char"/>
     <w:basedOn w:val="BodyTextChar"/>
     <w:rPr>
-      <w:rFonts w:ascii="Consolas" w:hAnsi="Consolas"/>
-      <w:sz w:val="22"/>
+      <w:rFonts w:ascii="Times New Roman" w:cs="Times New Roman" w:eastAsia="Times New Roman" w:hAnsi="Times New Roman"/>
+      <w:sz w:val="24"/>
     </w:rPr>
   </w:style>
   <w:style w:customStyle="1" w:styleId="SectionNumber" w:type="character">
@@ -14529,7 +14529,7 @@
     <w:name w:val="Hyperlink"/>
     <w:basedOn w:val="BodyTextChar"/>
     <w:rPr>
-      <w:color w:themeColor="accent1" w:val="4F81BD"/>
+      <w:color w:val="000000"/>
     </w:rPr>
   </w:style>
   <w:style w:styleId="TOCHeading" w:type="paragraph">
@@ -14540,14 +14540,14 @@
     <w:unhideWhenUsed/>
     <w:qFormat/>
     <w:pPr>
-      <w:spacing w:before="240" w:line="259" w:lineRule="auto"/>
+      <w:spacing w:before="240" w:line="480" w:lineRule="auto"/>
       <w:outlineLvl w:val="9"/>
     </w:pPr>
     <w:rPr>
-      <w:rFonts w:asciiTheme="majorHAnsi" w:cstheme="majorBidi" w:eastAsiaTheme="majorEastAsia" w:hAnsiTheme="majorHAnsi"/>
+      <w:rFonts w:ascii="Times New Roman" w:cs="Times New Roman" w:eastAsia="Times New Roman" w:hAnsi="Times New Roman"/>
       <w:b w:val="0"/>
       <w:bCs w:val="0"/>
-      <w:color w:themeColor="accent1" w:themeShade="BF" w:val="365F91"/>
+      <w:color w:val="000000"/>
     </w:rPr>
   </w:style>
   <w:style w:type="paragraph" w:customStyle="1" w:styleId="SourceCode">
@@ -14830,9 +14830,9 @@
     </a:clrScheme>
     <a:fontScheme name="Office">
       <a:majorFont>
-        <a:latin typeface="Aptos Display" panose="02110004020202020204"/>
-        <a:ea typeface=""/>
-        <a:cs typeface=""/>
+        <a:latin typeface="Times New Roman" panose="02110004020202020204"/>
+        <a:ea typeface="Times New Roman"/>
+        <a:cs typeface="Times New Roman"/>
         <a:font script="Jpan" typeface="游ゴシック Light"/>
         <a:font script="Hang" typeface="맑은 고딕"/>
         <a:font script="Hans" typeface="等线 Light"/>
@@ -14882,9 +14882,9 @@
         <a:font script="Tfng" typeface="Ebrima"/>
       </a:majorFont>
       <a:minorFont>
-        <a:latin typeface="Aptos" panose="02110004020202020204"/>
-        <a:ea typeface=""/>
-        <a:cs typeface=""/>
+        <a:latin typeface="Times New Roman" panose="02110004020202020204"/>
+        <a:ea typeface="Times New Roman"/>
+        <a:cs typeface="Times New Roman"/>
         <a:font script="Jpan" typeface="游明朝"/>
         <a:font script="Hang" typeface="맑은 고딕"/>
         <a:font script="Hans" typeface="等线"/>

--- a/submission/05_marriage_time_reallocation/package/manuscript_anonymised.docx
+++ b/submission/05_marriage_time_reallocation/package/manuscript_anonymised.docx
@@ -12726,7 +12726,35 @@
           <w:i/>
           <w:iCs/>
         </w:rPr>
-        <w:t xml:space="preserve">Time use in india 2019</w:t>
+        <w:t xml:space="preserve">Time use in</w:t>
+      </w:r>
+      <w:r>
+        <w:rPr>
+          <w:i/>
+          <w:iCs/>
+        </w:rPr>
+        <w:t xml:space="preserve"> </w:t>
+      </w:r>
+      <w:r>
+        <w:rPr>
+          <w:i/>
+          <w:iCs/>
+        </w:rPr>
+        <w:t xml:space="preserve">India</w:t>
+      </w:r>
+      <w:r>
+        <w:rPr>
+          <w:i/>
+          <w:iCs/>
+        </w:rPr>
+        <w:t xml:space="preserve"> </w:t>
+      </w:r>
+      <w:r>
+        <w:rPr>
+          <w:i/>
+          <w:iCs/>
+        </w:rPr>
+        <w:t xml:space="preserve">2019</w:t>
       </w:r>
       <w:r>
         <w:t xml:space="preserve">.</w:t>
@@ -12735,7 +12763,10 @@
         <w:t xml:space="preserve"> </w:t>
       </w:r>
       <w:r>
-        <w:t xml:space="preserve">Ministry of Statistics; Programme Implementation, Government of India.</w:t>
+        <w:t xml:space="preserve">Ministry of Statistics and Programme Implementation</w:t>
+      </w:r>
+      <w:r>
+        <w:t xml:space="preserve">.</w:t>
       </w:r>
     </w:p>
     <w:p>
@@ -12791,13 +12822,22 @@
         <w:t xml:space="preserve">2024)</w:t>
       </w:r>
       <w:r>
-        <w:t xml:space="preserve">. Ministry of Statistics; Programme</w:t>
-      </w:r>
-      <w:r>
-        <w:t xml:space="preserve"> </w:t>
-      </w:r>
-      <w:r>
-        <w:t xml:space="preserve">Implementation, Government of India.</w:t>
+        <w:t xml:space="preserve">.</w:t>
+      </w:r>
+      <w:r>
+        <w:t xml:space="preserve"> </w:t>
+      </w:r>
+      <w:r>
+        <w:t xml:space="preserve">Ministry of Statistics and Programme</w:t>
+      </w:r>
+      <w:r>
+        <w:t xml:space="preserve"> </w:t>
+      </w:r>
+      <w:r>
+        <w:t xml:space="preserve">Implementation</w:t>
+      </w:r>
+      <w:r>
+        <w:t xml:space="preserve">.</w:t>
       </w:r>
     </w:p>
     <w:p>

--- a/submission/05_marriage_time_reallocation/package/manuscript_anonymised.docx
+++ b/submission/05_marriage_time_reallocation/package/manuscript_anonymised.docx
@@ -735,49 +735,19 @@
         <w:t xml:space="preserve"> </w:t>
       </w:r>
       <w:r>
-        <w:t xml:space="preserve">Trend studies document a narrowing of husbands’ and wives’ housework</w:t>
-      </w:r>
-      <w:r>
-        <w:t xml:space="preserve"> </w:t>
-      </w:r>
-      <w:r>
-        <w:t xml:space="preserve">since the 1960s, but no convergence to equality</w:t>
-      </w:r>
-      <w:r>
-        <w:t xml:space="preserve"> </w:t>
-      </w:r>
-      <w:r>
-        <w:t xml:space="preserve">(;</w:t>
-      </w:r>
-      <w:r>
-        <w:t xml:space="preserve"> </w:t>
-      </w:r>
-      <w:r>
-        <w:t xml:space="preserve">;</w:t>
-      </w:r>
-      <w:r>
-        <w:t xml:space="preserve"> </w:t>
-      </w:r>
-      <w:r>
-        <w:t xml:space="preserve">). Cross-national studies</w:t>
-      </w:r>
-      <w:r>
-        <w:t xml:space="preserve"> </w:t>
-      </w:r>
-      <w:r>
-        <w:t xml:space="preserve">show that the gap is larger where macro-level gender inequality is</w:t>
-      </w:r>
-      <w:r>
-        <w:t xml:space="preserve"> </w:t>
-      </w:r>
-      <w:r>
-        <w:t xml:space="preserve">greater and where policies support a male-breadwinner arrangement</w:t>
-      </w:r>
-      <w:r>
-        <w:t xml:space="preserve"> </w:t>
-      </w:r>
-      <w:r>
-        <w:t xml:space="preserve">(;</w:t>
+        <w:t xml:space="preserve">Cross-national studies show that the gap is larger where macro-level</w:t>
+      </w:r>
+      <w:r>
+        <w:t xml:space="preserve"> </w:t>
+      </w:r>
+      <w:r>
+        <w:t xml:space="preserve">gender inequality is greater and where policies support a</w:t>
+      </w:r>
+      <w:r>
+        <w:t xml:space="preserve"> </w:t>
+      </w:r>
+      <w:r>
+        <w:t xml:space="preserve">male-breadwinner arrangement (;</w:t>
       </w:r>
       <w:r>
         <w:t xml:space="preserve"> </w:t>
@@ -1069,61 +1039,43 @@
         <w:t xml:space="preserve"> </w:t>
       </w:r>
       <w:r>
-        <w:t xml:space="preserve">). Aguiar &amp;</w:t>
-      </w:r>
-      <w:r>
-        <w:t xml:space="preserve"> </w:t>
-      </w:r>
-      <w:r>
-        <w:t xml:space="preserve">Hurst () and Gimenez-Nadal &amp;</w:t>
-      </w:r>
-      <w:r>
-        <w:t xml:space="preserve"> </w:t>
-      </w:r>
-      <w:r>
-        <w:t xml:space="preserve">Sevilla () use complete time</w:t>
-      </w:r>
-      <w:r>
-        <w:t xml:space="preserve"> </w:t>
-      </w:r>
-      <w:r>
-        <w:t xml:space="preserve">budgets to trace substitution between market work, home production and</w:t>
-      </w:r>
-      <w:r>
-        <w:t xml:space="preserve"> </w:t>
-      </w:r>
-      <w:r>
-        <w:t xml:space="preserve">leisure. Burda et al. () show that in</w:t>
-      </w:r>
-      <w:r>
-        <w:t xml:space="preserve"> </w:t>
-      </w:r>
-      <w:r>
-        <w:t xml:space="preserve">rich countries men and women do roughly the same total amount of paid</w:t>
-      </w:r>
-      <w:r>
-        <w:t xml:space="preserve"> </w:t>
-      </w:r>
-      <w:r>
-        <w:t xml:space="preserve">and unpaid work, while in poorer countries women do more. Marriage could</w:t>
-      </w:r>
-      <w:r>
-        <w:t xml:space="preserve"> </w:t>
-      </w:r>
-      <w:r>
-        <w:t xml:space="preserve">therefore raise women’s total work, or it could shift work from the</w:t>
-      </w:r>
-      <w:r>
-        <w:t xml:space="preserve"> </w:t>
-      </w:r>
-      <w:r>
-        <w:t xml:space="preserve">market to the home with little change in total work. Only a full</w:t>
-      </w:r>
-      <w:r>
-        <w:t xml:space="preserve"> </w:t>
-      </w:r>
-      <w:r>
-        <w:t xml:space="preserve">accounting distinguishes the two.</w:t>
+        <w:t xml:space="preserve">). Burda et al.</w:t>
+      </w:r>
+      <w:r>
+        <w:t xml:space="preserve"> </w:t>
+      </w:r>
+      <w:r>
+        <w:t xml:space="preserve">() show that in rich countries men</w:t>
+      </w:r>
+      <w:r>
+        <w:t xml:space="preserve"> </w:t>
+      </w:r>
+      <w:r>
+        <w:t xml:space="preserve">and women do roughly the same total amount of paid and unpaid work,</w:t>
+      </w:r>
+      <w:r>
+        <w:t xml:space="preserve"> </w:t>
+      </w:r>
+      <w:r>
+        <w:t xml:space="preserve">while in poorer countries women do more. Marriage could therefore raise</w:t>
+      </w:r>
+      <w:r>
+        <w:t xml:space="preserve"> </w:t>
+      </w:r>
+      <w:r>
+        <w:t xml:space="preserve">women’s total work, or it could shift work from the market to the home</w:t>
+      </w:r>
+      <w:r>
+        <w:t xml:space="preserve"> </w:t>
+      </w:r>
+      <w:r>
+        <w:t xml:space="preserve">with little change in total work. Only a full accounting distinguishes</w:t>
+      </w:r>
+      <w:r>
+        <w:t xml:space="preserve"> </w:t>
+      </w:r>
+      <w:r>
+        <w:t xml:space="preserve">the two.</w:t>
       </w:r>
     </w:p>
     <w:p>
@@ -1131,13 +1083,7 @@
         <w:pStyle w:val="BodyText"/>
       </w:pPr>
       <w:r>
-        <w:t xml:space="preserve">Free time also differs in quality: women’s leisure is more often</w:t>
-      </w:r>
-      <w:r>
-        <w:t xml:space="preserve"> </w:t>
-      </w:r>
-      <w:r>
-        <w:t xml:space="preserve">fragmented or combined with care (; ). Marriage may reshape social life too, as a</w:t>
+        <w:t xml:space="preserve">Marriage may reshape social life too, as a</w:t>
       </w:r>
       <w:r>
         <w:t xml:space="preserve"> </w:t>
@@ -1149,19 +1095,25 @@
         <w:t xml:space="preserve"> </w:t>
       </w:r>
       <w:r>
-        <w:t xml:space="preserve">institution (); married</w:t>
-      </w:r>
-      <w:r>
-        <w:t xml:space="preserve"> </w:t>
-      </w:r>
-      <w:r>
-        <w:t xml:space="preserve">Americans have fewer ties to kin, friends and neighbours than the</w:t>
-      </w:r>
-      <w:r>
-        <w:t xml:space="preserve"> </w:t>
-      </w:r>
-      <w:r>
-        <w:t xml:space="preserve">never-married ().</w:t>
+        <w:t xml:space="preserve">institution</w:t>
+      </w:r>
+      <w:r>
+        <w:t xml:space="preserve"> </w:t>
+      </w:r>
+      <w:r>
+        <w:t xml:space="preserve">(); married Americans have</w:t>
+      </w:r>
+      <w:r>
+        <w:t xml:space="preserve"> </w:t>
+      </w:r>
+      <w:r>
+        <w:t xml:space="preserve">fewer ties to kin, friends and neighbours than the never-married</w:t>
+      </w:r>
+      <w:r>
+        <w:t xml:space="preserve"> </w:t>
+      </w:r>
+      <w:r>
+        <w:t xml:space="preserve">().</w:t>
       </w:r>
     </w:p>
     <w:bookmarkEnd w:id="11"/>
@@ -1245,19 +1197,7 @@
         <w:t xml:space="preserve"> </w:t>
       </w:r>
       <w:r>
-        <w:t xml:space="preserve">mothers rather than fathers carry (; ).</w:t>
-      </w:r>
-      <w:r>
-        <w:t xml:space="preserve"> </w:t>
-      </w:r>
-      <w:r>
-        <w:t xml:space="preserve">Self-reported sleep problems follow both gender and socio-economic</w:t>
-      </w:r>
-      <w:r>
-        <w:t xml:space="preserve"> </w:t>
-      </w:r>
-      <w:r>
-        <w:t xml:space="preserve">position (). If</w:t>
+        <w:t xml:space="preserve">mothers rather than fathers carry (; ). If</w:t>
       </w:r>
       <w:r>
         <w:t xml:space="preserve"> </w:t>
@@ -1439,37 +1379,31 @@
         <w:t xml:space="preserve"> </w:t>
       </w:r>
       <w:r>
-        <w:t xml:space="preserve">(). Regional</w:t>
-      </w:r>
-      <w:r>
-        <w:t xml:space="preserve"> </w:t>
-      </w:r>
-      <w:r>
-        <w:t xml:space="preserve">differences in women’s autonomy are large and are not explained by</w:t>
-      </w:r>
-      <w:r>
-        <w:t xml:space="preserve"> </w:t>
-      </w:r>
-      <w:r>
-        <w:t xml:space="preserve">religion alone (). Joint residence could reduce a young wife’s domestic load if</w:t>
-      </w:r>
-      <w:r>
-        <w:t xml:space="preserve"> </w:t>
-      </w:r>
-      <w:r>
-        <w:t xml:space="preserve">senior women share the cooking and cleaning, or increase it if the</w:t>
-      </w:r>
-      <w:r>
-        <w:t xml:space="preserve"> </w:t>
-      </w:r>
-      <w:r>
-        <w:t xml:space="preserve">junior wife does the heaviest work. Its effect is an empirical question</w:t>
-      </w:r>
-      <w:r>
-        <w:t xml:space="preserve"> </w:t>
-      </w:r>
-      <w:r>
-        <w:t xml:space="preserve">that the household roster can address.</w:t>
+        <w:t xml:space="preserve">(). Joint</w:t>
+      </w:r>
+      <w:r>
+        <w:t xml:space="preserve"> </w:t>
+      </w:r>
+      <w:r>
+        <w:t xml:space="preserve">residence could reduce a young wife’s domestic load if senior women</w:t>
+      </w:r>
+      <w:r>
+        <w:t xml:space="preserve"> </w:t>
+      </w:r>
+      <w:r>
+        <w:t xml:space="preserve">share the cooking and cleaning, or increase it if the junior wife does</w:t>
+      </w:r>
+      <w:r>
+        <w:t xml:space="preserve"> </w:t>
+      </w:r>
+      <w:r>
+        <w:t xml:space="preserve">the heaviest work. Its effect is an empirical question that the</w:t>
+      </w:r>
+      <w:r>
+        <w:t xml:space="preserve"> </w:t>
+      </w:r>
+      <w:r>
+        <w:t xml:space="preserve">household roster can address.</w:t>
       </w:r>
     </w:p>
     <w:p>
@@ -3204,16 +3138,17 @@
     <w:tbl>
       <w:tblPr>
         <w:tblStyle w:val="Table"/>
-        <w:tblW w:type="auto" w:w="0"/>
         <w:tblLook w:firstRow="1" w:lastRow="0" w:firstColumn="0" w:lastColumn="0" w:noHBand="0" w:noVBand="0" w:val="0020"/>
         <w:tblCaption w:val="Weighted means by sex and marital status, ages 20–39"/>
+        <w:tblW w:type="pct" w:w="5000"/>
+        <w:tblLayout w:type="autofit"/>
       </w:tblPr>
       <w:tblGrid>
-        <w:gridCol w:w="1584"/>
-        <w:gridCol w:w="1584"/>
-        <w:gridCol w:w="1584"/>
-        <w:gridCol w:w="1584"/>
-        <w:gridCol w:w="1584"/>
+        <w:gridCol/>
+        <w:gridCol/>
+        <w:gridCol/>
+        <w:gridCol/>
+        <w:gridCol/>
       </w:tblGrid>
       <w:tr>
         <w:trPr>
@@ -3224,14 +3159,16 @@
           <w:p>
             <w:pPr>
               <w:pStyle w:val="Compact"/>
-            </w:pPr>
-          </w:p>
-        </w:tc>
-        <w:tc>
-          <w:tcPr/>
-          <w:p>
-            <w:pPr>
-              <w:pStyle w:val="Compact"/>
+              <w:spacing w:line="240" w:lineRule="auto" w:after="0" w:before="0"/>
+            </w:pPr>
+          </w:p>
+        </w:tc>
+        <w:tc>
+          <w:tcPr/>
+          <w:p>
+            <w:pPr>
+              <w:pStyle w:val="Compact"/>
+              <w:spacing w:line="240" w:lineRule="auto" w:after="0" w:before="0"/>
               <w:jc w:val="right"/>
             </w:pPr>
             <w:r>
@@ -3244,6 +3181,7 @@
           <w:p>
             <w:pPr>
               <w:pStyle w:val="Compact"/>
+              <w:spacing w:line="240" w:lineRule="auto" w:after="0" w:before="0"/>
               <w:jc w:val="right"/>
             </w:pPr>
             <w:r>
@@ -3256,6 +3194,7 @@
           <w:p>
             <w:pPr>
               <w:pStyle w:val="Compact"/>
+              <w:spacing w:line="240" w:lineRule="auto" w:after="0" w:before="0"/>
               <w:jc w:val="right"/>
             </w:pPr>
             <w:r>
@@ -3268,6 +3207,7 @@
           <w:p>
             <w:pPr>
               <w:pStyle w:val="Compact"/>
+              <w:spacing w:line="240" w:lineRule="auto" w:after="0" w:before="0"/>
               <w:jc w:val="right"/>
             </w:pPr>
             <w:r>
@@ -3282,6 +3222,7 @@
           <w:p>
             <w:pPr>
               <w:pStyle w:val="Compact"/>
+              <w:spacing w:line="240" w:lineRule="auto" w:after="0" w:before="0"/>
               <w:jc w:val="left"/>
             </w:pPr>
             <w:r>
@@ -3294,6 +3235,7 @@
           <w:p>
             <w:pPr>
               <w:pStyle w:val="Compact"/>
+              <w:spacing w:line="240" w:lineRule="auto" w:after="0" w:before="0"/>
               <w:jc w:val="right"/>
             </w:pPr>
             <w:r>
@@ -3306,6 +3248,7 @@
           <w:p>
             <w:pPr>
               <w:pStyle w:val="Compact"/>
+              <w:spacing w:line="240" w:lineRule="auto" w:after="0" w:before="0"/>
               <w:jc w:val="right"/>
             </w:pPr>
             <w:r>
@@ -3318,6 +3261,7 @@
           <w:p>
             <w:pPr>
               <w:pStyle w:val="Compact"/>
+              <w:spacing w:line="240" w:lineRule="auto" w:after="0" w:before="0"/>
               <w:jc w:val="right"/>
             </w:pPr>
             <w:r>
@@ -3330,6 +3274,7 @@
           <w:p>
             <w:pPr>
               <w:pStyle w:val="Compact"/>
+              <w:spacing w:line="240" w:lineRule="auto" w:after="0" w:before="0"/>
               <w:jc w:val="right"/>
             </w:pPr>
             <w:r>
@@ -3344,6 +3289,7 @@
           <w:p>
             <w:pPr>
               <w:pStyle w:val="Compact"/>
+              <w:spacing w:line="240" w:lineRule="auto" w:after="0" w:before="0"/>
               <w:jc w:val="left"/>
             </w:pPr>
             <w:r>
@@ -3356,6 +3302,7 @@
           <w:p>
             <w:pPr>
               <w:pStyle w:val="Compact"/>
+              <w:spacing w:line="240" w:lineRule="auto" w:after="0" w:before="0"/>
               <w:jc w:val="right"/>
             </w:pPr>
             <w:r>
@@ -3368,6 +3315,7 @@
           <w:p>
             <w:pPr>
               <w:pStyle w:val="Compact"/>
+              <w:spacing w:line="240" w:lineRule="auto" w:after="0" w:before="0"/>
               <w:jc w:val="right"/>
             </w:pPr>
             <w:r>
@@ -3380,6 +3328,7 @@
           <w:p>
             <w:pPr>
               <w:pStyle w:val="Compact"/>
+              <w:spacing w:line="240" w:lineRule="auto" w:after="0" w:before="0"/>
               <w:jc w:val="right"/>
             </w:pPr>
             <w:r>
@@ -3392,6 +3341,7 @@
           <w:p>
             <w:pPr>
               <w:pStyle w:val="Compact"/>
+              <w:spacing w:line="240" w:lineRule="auto" w:after="0" w:before="0"/>
               <w:jc w:val="right"/>
             </w:pPr>
             <w:r>
@@ -3406,6 +3356,7 @@
           <w:p>
             <w:pPr>
               <w:pStyle w:val="Compact"/>
+              <w:spacing w:line="240" w:lineRule="auto" w:after="0" w:before="0"/>
               <w:jc w:val="left"/>
             </w:pPr>
             <w:r>
@@ -3418,6 +3369,7 @@
           <w:p>
             <w:pPr>
               <w:pStyle w:val="Compact"/>
+              <w:spacing w:line="240" w:lineRule="auto" w:after="0" w:before="0"/>
               <w:jc w:val="right"/>
             </w:pPr>
             <w:r>
@@ -3430,6 +3382,7 @@
           <w:p>
             <w:pPr>
               <w:pStyle w:val="Compact"/>
+              <w:spacing w:line="240" w:lineRule="auto" w:after="0" w:before="0"/>
               <w:jc w:val="right"/>
             </w:pPr>
             <w:r>
@@ -3442,6 +3395,7 @@
           <w:p>
             <w:pPr>
               <w:pStyle w:val="Compact"/>
+              <w:spacing w:line="240" w:lineRule="auto" w:after="0" w:before="0"/>
               <w:jc w:val="right"/>
             </w:pPr>
             <w:r>
@@ -3454,6 +3408,7 @@
           <w:p>
             <w:pPr>
               <w:pStyle w:val="Compact"/>
+              <w:spacing w:line="240" w:lineRule="auto" w:after="0" w:before="0"/>
               <w:jc w:val="right"/>
             </w:pPr>
             <w:r>
@@ -3468,6 +3423,7 @@
           <w:p>
             <w:pPr>
               <w:pStyle w:val="Compact"/>
+              <w:spacing w:line="240" w:lineRule="auto" w:after="0" w:before="0"/>
               <w:jc w:val="left"/>
             </w:pPr>
             <w:r>
@@ -3480,6 +3436,7 @@
           <w:p>
             <w:pPr>
               <w:pStyle w:val="Compact"/>
+              <w:spacing w:line="240" w:lineRule="auto" w:after="0" w:before="0"/>
               <w:jc w:val="right"/>
             </w:pPr>
             <w:r>
@@ -3492,6 +3449,7 @@
           <w:p>
             <w:pPr>
               <w:pStyle w:val="Compact"/>
+              <w:spacing w:line="240" w:lineRule="auto" w:after="0" w:before="0"/>
               <w:jc w:val="right"/>
             </w:pPr>
             <w:r>
@@ -3504,6 +3462,7 @@
           <w:p>
             <w:pPr>
               <w:pStyle w:val="Compact"/>
+              <w:spacing w:line="240" w:lineRule="auto" w:after="0" w:before="0"/>
               <w:jc w:val="right"/>
             </w:pPr>
             <w:r>
@@ -3516,6 +3475,7 @@
           <w:p>
             <w:pPr>
               <w:pStyle w:val="Compact"/>
+              <w:spacing w:line="240" w:lineRule="auto" w:after="0" w:before="0"/>
               <w:jc w:val="right"/>
             </w:pPr>
             <w:r>
@@ -3530,6 +3490,7 @@
           <w:p>
             <w:pPr>
               <w:pStyle w:val="Compact"/>
+              <w:spacing w:line="240" w:lineRule="auto" w:after="0" w:before="0"/>
               <w:jc w:val="left"/>
             </w:pPr>
             <w:r>
@@ -3542,6 +3503,7 @@
           <w:p>
             <w:pPr>
               <w:pStyle w:val="Compact"/>
+              <w:spacing w:line="240" w:lineRule="auto" w:after="0" w:before="0"/>
               <w:jc w:val="right"/>
             </w:pPr>
             <w:r>
@@ -3554,6 +3516,7 @@
           <w:p>
             <w:pPr>
               <w:pStyle w:val="Compact"/>
+              <w:spacing w:line="240" w:lineRule="auto" w:after="0" w:before="0"/>
               <w:jc w:val="right"/>
             </w:pPr>
             <w:r>
@@ -3566,6 +3529,7 @@
           <w:p>
             <w:pPr>
               <w:pStyle w:val="Compact"/>
+              <w:spacing w:line="240" w:lineRule="auto" w:after="0" w:before="0"/>
               <w:jc w:val="right"/>
             </w:pPr>
             <w:r>
@@ -3578,6 +3542,7 @@
           <w:p>
             <w:pPr>
               <w:pStyle w:val="Compact"/>
+              <w:spacing w:line="240" w:lineRule="auto" w:after="0" w:before="0"/>
               <w:jc w:val="right"/>
             </w:pPr>
             <w:r>
@@ -3592,6 +3557,7 @@
           <w:p>
             <w:pPr>
               <w:pStyle w:val="Compact"/>
+              <w:spacing w:line="240" w:lineRule="auto" w:after="0" w:before="0"/>
               <w:jc w:val="left"/>
             </w:pPr>
             <w:r>
@@ -3604,6 +3570,7 @@
           <w:p>
             <w:pPr>
               <w:pStyle w:val="Compact"/>
+              <w:spacing w:line="240" w:lineRule="auto" w:after="0" w:before="0"/>
               <w:jc w:val="right"/>
             </w:pPr>
             <w:r>
@@ -3616,6 +3583,7 @@
           <w:p>
             <w:pPr>
               <w:pStyle w:val="Compact"/>
+              <w:spacing w:line="240" w:lineRule="auto" w:after="0" w:before="0"/>
               <w:jc w:val="right"/>
             </w:pPr>
             <w:r>
@@ -3628,6 +3596,7 @@
           <w:p>
             <w:pPr>
               <w:pStyle w:val="Compact"/>
+              <w:spacing w:line="240" w:lineRule="auto" w:after="0" w:before="0"/>
               <w:jc w:val="right"/>
             </w:pPr>
             <w:r>
@@ -3640,6 +3609,7 @@
           <w:p>
             <w:pPr>
               <w:pStyle w:val="Compact"/>
+              <w:spacing w:line="240" w:lineRule="auto" w:after="0" w:before="0"/>
               <w:jc w:val="right"/>
             </w:pPr>
             <w:r>
@@ -3654,6 +3624,7 @@
           <w:p>
             <w:pPr>
               <w:pStyle w:val="Compact"/>
+              <w:spacing w:line="240" w:lineRule="auto" w:after="0" w:before="0"/>
               <w:jc w:val="left"/>
             </w:pPr>
             <w:r>
@@ -3666,6 +3637,7 @@
           <w:p>
             <w:pPr>
               <w:pStyle w:val="Compact"/>
+              <w:spacing w:line="240" w:lineRule="auto" w:after="0" w:before="0"/>
               <w:jc w:val="right"/>
             </w:pPr>
             <w:r>
@@ -3678,6 +3650,7 @@
           <w:p>
             <w:pPr>
               <w:pStyle w:val="Compact"/>
+              <w:spacing w:line="240" w:lineRule="auto" w:after="0" w:before="0"/>
               <w:jc w:val="right"/>
             </w:pPr>
             <w:r>
@@ -3690,6 +3663,7 @@
           <w:p>
             <w:pPr>
               <w:pStyle w:val="Compact"/>
+              <w:spacing w:line="240" w:lineRule="auto" w:after="0" w:before="0"/>
               <w:jc w:val="right"/>
             </w:pPr>
             <w:r>
@@ -3702,6 +3676,7 @@
           <w:p>
             <w:pPr>
               <w:pStyle w:val="Compact"/>
+              <w:spacing w:line="240" w:lineRule="auto" w:after="0" w:before="0"/>
               <w:jc w:val="right"/>
             </w:pPr>
             <w:r>
@@ -3716,6 +3691,7 @@
           <w:p>
             <w:pPr>
               <w:pStyle w:val="Compact"/>
+              <w:spacing w:line="240" w:lineRule="auto" w:after="0" w:before="0"/>
               <w:jc w:val="left"/>
             </w:pPr>
             <w:r>
@@ -3728,6 +3704,7 @@
           <w:p>
             <w:pPr>
               <w:pStyle w:val="Compact"/>
+              <w:spacing w:line="240" w:lineRule="auto" w:after="0" w:before="0"/>
               <w:jc w:val="right"/>
             </w:pPr>
             <w:r>
@@ -3740,6 +3717,7 @@
           <w:p>
             <w:pPr>
               <w:pStyle w:val="Compact"/>
+              <w:spacing w:line="240" w:lineRule="auto" w:after="0" w:before="0"/>
               <w:jc w:val="right"/>
             </w:pPr>
             <w:r>
@@ -3752,6 +3730,7 @@
           <w:p>
             <w:pPr>
               <w:pStyle w:val="Compact"/>
+              <w:spacing w:line="240" w:lineRule="auto" w:after="0" w:before="0"/>
               <w:jc w:val="right"/>
             </w:pPr>
             <w:r>
@@ -3764,6 +3743,7 @@
           <w:p>
             <w:pPr>
               <w:pStyle w:val="Compact"/>
+              <w:spacing w:line="240" w:lineRule="auto" w:after="0" w:before="0"/>
               <w:jc w:val="right"/>
             </w:pPr>
             <w:r>
@@ -3778,6 +3758,7 @@
           <w:p>
             <w:pPr>
               <w:pStyle w:val="Compact"/>
+              <w:spacing w:line="240" w:lineRule="auto" w:after="0" w:before="0"/>
               <w:jc w:val="left"/>
             </w:pPr>
             <w:r>
@@ -3790,6 +3771,7 @@
           <w:p>
             <w:pPr>
               <w:pStyle w:val="Compact"/>
+              <w:spacing w:line="240" w:lineRule="auto" w:after="0" w:before="0"/>
               <w:jc w:val="right"/>
             </w:pPr>
             <w:r>
@@ -3802,6 +3784,7 @@
           <w:p>
             <w:pPr>
               <w:pStyle w:val="Compact"/>
+              <w:spacing w:line="240" w:lineRule="auto" w:after="0" w:before="0"/>
               <w:jc w:val="right"/>
             </w:pPr>
             <w:r>
@@ -3814,6 +3797,7 @@
           <w:p>
             <w:pPr>
               <w:pStyle w:val="Compact"/>
+              <w:spacing w:line="240" w:lineRule="auto" w:after="0" w:before="0"/>
               <w:jc w:val="right"/>
             </w:pPr>
             <w:r>
@@ -3826,6 +3810,7 @@
           <w:p>
             <w:pPr>
               <w:pStyle w:val="Compact"/>
+              <w:spacing w:line="240" w:lineRule="auto" w:after="0" w:before="0"/>
               <w:jc w:val="right"/>
             </w:pPr>
             <w:r>
@@ -3840,6 +3825,7 @@
           <w:p>
             <w:pPr>
               <w:pStyle w:val="Compact"/>
+              <w:spacing w:line="240" w:lineRule="auto" w:after="0" w:before="0"/>
               <w:jc w:val="left"/>
             </w:pPr>
             <w:r>
@@ -3852,6 +3838,7 @@
           <w:p>
             <w:pPr>
               <w:pStyle w:val="Compact"/>
+              <w:spacing w:line="240" w:lineRule="auto" w:after="0" w:before="0"/>
               <w:jc w:val="right"/>
             </w:pPr>
             <w:r>
@@ -3864,6 +3851,7 @@
           <w:p>
             <w:pPr>
               <w:pStyle w:val="Compact"/>
+              <w:spacing w:line="240" w:lineRule="auto" w:after="0" w:before="0"/>
               <w:jc w:val="right"/>
             </w:pPr>
             <w:r>
@@ -3876,6 +3864,7 @@
           <w:p>
             <w:pPr>
               <w:pStyle w:val="Compact"/>
+              <w:spacing w:line="240" w:lineRule="auto" w:after="0" w:before="0"/>
               <w:jc w:val="right"/>
             </w:pPr>
             <w:r>
@@ -3888,6 +3877,7 @@
           <w:p>
             <w:pPr>
               <w:pStyle w:val="Compact"/>
+              <w:spacing w:line="240" w:lineRule="auto" w:after="0" w:before="0"/>
               <w:jc w:val="right"/>
             </w:pPr>
             <w:r>
@@ -3902,6 +3892,7 @@
           <w:p>
             <w:pPr>
               <w:pStyle w:val="Compact"/>
+              <w:spacing w:line="240" w:lineRule="auto" w:after="0" w:before="0"/>
               <w:jc w:val="left"/>
             </w:pPr>
             <w:r>
@@ -3914,6 +3905,7 @@
           <w:p>
             <w:pPr>
               <w:pStyle w:val="Compact"/>
+              <w:spacing w:line="240" w:lineRule="auto" w:after="0" w:before="0"/>
               <w:jc w:val="right"/>
             </w:pPr>
             <w:r>
@@ -3926,6 +3918,7 @@
           <w:p>
             <w:pPr>
               <w:pStyle w:val="Compact"/>
+              <w:spacing w:line="240" w:lineRule="auto" w:after="0" w:before="0"/>
               <w:jc w:val="right"/>
             </w:pPr>
             <w:r>
@@ -3938,6 +3931,7 @@
           <w:p>
             <w:pPr>
               <w:pStyle w:val="Compact"/>
+              <w:spacing w:line="240" w:lineRule="auto" w:after="0" w:before="0"/>
               <w:jc w:val="right"/>
             </w:pPr>
             <w:r>
@@ -3950,6 +3944,7 @@
           <w:p>
             <w:pPr>
               <w:pStyle w:val="Compact"/>
+              <w:spacing w:line="240" w:lineRule="auto" w:after="0" w:before="0"/>
               <w:jc w:val="right"/>
             </w:pPr>
             <w:r>
@@ -3964,6 +3959,7 @@
           <w:p>
             <w:pPr>
               <w:pStyle w:val="Compact"/>
+              <w:spacing w:line="240" w:lineRule="auto" w:after="0" w:before="0"/>
               <w:jc w:val="left"/>
             </w:pPr>
             <w:r>
@@ -3976,6 +3972,7 @@
           <w:p>
             <w:pPr>
               <w:pStyle w:val="Compact"/>
+              <w:spacing w:line="240" w:lineRule="auto" w:after="0" w:before="0"/>
               <w:jc w:val="right"/>
             </w:pPr>
             <w:r>
@@ -3988,6 +3985,7 @@
           <w:p>
             <w:pPr>
               <w:pStyle w:val="Compact"/>
+              <w:spacing w:line="240" w:lineRule="auto" w:after="0" w:before="0"/>
               <w:jc w:val="right"/>
             </w:pPr>
             <w:r>
@@ -4000,6 +3998,7 @@
           <w:p>
             <w:pPr>
               <w:pStyle w:val="Compact"/>
+              <w:spacing w:line="240" w:lineRule="auto" w:after="0" w:before="0"/>
               <w:jc w:val="right"/>
             </w:pPr>
             <w:r>
@@ -4012,6 +4011,7 @@
           <w:p>
             <w:pPr>
               <w:pStyle w:val="Compact"/>
+              <w:spacing w:line="240" w:lineRule="auto" w:after="0" w:before="0"/>
               <w:jc w:val="right"/>
             </w:pPr>
             <w:r>
@@ -4026,6 +4026,7 @@
           <w:p>
             <w:pPr>
               <w:pStyle w:val="Compact"/>
+              <w:spacing w:line="240" w:lineRule="auto" w:after="0" w:before="0"/>
               <w:jc w:val="left"/>
             </w:pPr>
             <w:r>
@@ -4038,6 +4039,7 @@
           <w:p>
             <w:pPr>
               <w:pStyle w:val="Compact"/>
+              <w:spacing w:line="240" w:lineRule="auto" w:after="0" w:before="0"/>
               <w:jc w:val="right"/>
             </w:pPr>
             <w:r>
@@ -4050,6 +4052,7 @@
           <w:p>
             <w:pPr>
               <w:pStyle w:val="Compact"/>
+              <w:spacing w:line="240" w:lineRule="auto" w:after="0" w:before="0"/>
               <w:jc w:val="right"/>
             </w:pPr>
             <w:r>
@@ -4062,6 +4065,7 @@
           <w:p>
             <w:pPr>
               <w:pStyle w:val="Compact"/>
+              <w:spacing w:line="240" w:lineRule="auto" w:after="0" w:before="0"/>
               <w:jc w:val="right"/>
             </w:pPr>
             <w:r>
@@ -4074,6 +4078,7 @@
           <w:p>
             <w:pPr>
               <w:pStyle w:val="Compact"/>
+              <w:spacing w:line="240" w:lineRule="auto" w:after="0" w:before="0"/>
               <w:jc w:val="right"/>
             </w:pPr>
             <w:r>
@@ -4088,6 +4093,7 @@
           <w:p>
             <w:pPr>
               <w:pStyle w:val="Compact"/>
+              <w:spacing w:line="240" w:lineRule="auto" w:after="0" w:before="0"/>
               <w:jc w:val="left"/>
             </w:pPr>
             <w:r>
@@ -4100,6 +4106,7 @@
           <w:p>
             <w:pPr>
               <w:pStyle w:val="Compact"/>
+              <w:spacing w:line="240" w:lineRule="auto" w:after="0" w:before="0"/>
               <w:jc w:val="right"/>
             </w:pPr>
             <w:r>
@@ -4112,6 +4119,7 @@
           <w:p>
             <w:pPr>
               <w:pStyle w:val="Compact"/>
+              <w:spacing w:line="240" w:lineRule="auto" w:after="0" w:before="0"/>
               <w:jc w:val="right"/>
             </w:pPr>
             <w:r>
@@ -4124,6 +4132,7 @@
           <w:p>
             <w:pPr>
               <w:pStyle w:val="Compact"/>
+              <w:spacing w:line="240" w:lineRule="auto" w:after="0" w:before="0"/>
               <w:jc w:val="right"/>
             </w:pPr>
             <w:r>
@@ -4136,6 +4145,7 @@
           <w:p>
             <w:pPr>
               <w:pStyle w:val="Compact"/>
+              <w:spacing w:line="240" w:lineRule="auto" w:after="0" w:before="0"/>
               <w:jc w:val="right"/>
             </w:pPr>
             <w:r>
@@ -4150,6 +4160,7 @@
           <w:p>
             <w:pPr>
               <w:pStyle w:val="Compact"/>
+              <w:spacing w:line="240" w:lineRule="auto" w:after="0" w:before="0"/>
               <w:jc w:val="left"/>
             </w:pPr>
             <w:r>
@@ -4162,6 +4173,7 @@
           <w:p>
             <w:pPr>
               <w:pStyle w:val="Compact"/>
+              <w:spacing w:line="240" w:lineRule="auto" w:after="0" w:before="0"/>
               <w:jc w:val="right"/>
             </w:pPr>
             <w:r>
@@ -4174,6 +4186,7 @@
           <w:p>
             <w:pPr>
               <w:pStyle w:val="Compact"/>
+              <w:spacing w:line="240" w:lineRule="auto" w:after="0" w:before="0"/>
               <w:jc w:val="right"/>
             </w:pPr>
             <w:r>
@@ -4186,6 +4199,7 @@
           <w:p>
             <w:pPr>
               <w:pStyle w:val="Compact"/>
+              <w:spacing w:line="240" w:lineRule="auto" w:after="0" w:before="0"/>
               <w:jc w:val="right"/>
             </w:pPr>
             <w:r>
@@ -4198,6 +4212,7 @@
           <w:p>
             <w:pPr>
               <w:pStyle w:val="Compact"/>
+              <w:spacing w:line="240" w:lineRule="auto" w:after="0" w:before="0"/>
               <w:jc w:val="right"/>
             </w:pPr>
             <w:r>
@@ -4315,14 +4330,15 @@
     <w:tbl>
       <w:tblPr>
         <w:tblStyle w:val="Table"/>
-        <w:tblW w:type="auto" w:w="0"/>
         <w:tblLook w:firstRow="1" w:lastRow="0" w:firstColumn="0" w:lastColumn="0" w:noHBand="0" w:noVBand="0" w:val="0020"/>
         <w:tblCaption w:val="Married minus never-married, minutes per day, ages 20–39"/>
+        <w:tblW w:type="pct" w:w="5000"/>
+        <w:tblLayout w:type="autofit"/>
       </w:tblPr>
       <w:tblGrid>
-        <w:gridCol w:w="2640"/>
-        <w:gridCol w:w="2640"/>
-        <w:gridCol w:w="2640"/>
+        <w:gridCol/>
+        <w:gridCol/>
+        <w:gridCol/>
       </w:tblGrid>
       <w:tr>
         <w:trPr>
@@ -4333,6 +4349,7 @@
           <w:p>
             <w:pPr>
               <w:pStyle w:val="Compact"/>
+              <w:spacing w:line="240" w:lineRule="auto" w:after="0" w:before="0"/>
               <w:jc w:val="left"/>
             </w:pPr>
             <w:r>
@@ -4345,6 +4362,7 @@
           <w:p>
             <w:pPr>
               <w:pStyle w:val="Compact"/>
+              <w:spacing w:line="240" w:lineRule="auto" w:after="0" w:before="0"/>
               <w:jc w:val="right"/>
             </w:pPr>
             <w:r>
@@ -4357,6 +4375,7 @@
           <w:p>
             <w:pPr>
               <w:pStyle w:val="Compact"/>
+              <w:spacing w:line="240" w:lineRule="auto" w:after="0" w:before="0"/>
               <w:jc w:val="right"/>
             </w:pPr>
             <w:r>
@@ -4371,6 +4390,7 @@
           <w:p>
             <w:pPr>
               <w:pStyle w:val="Compact"/>
+              <w:spacing w:line="240" w:lineRule="auto" w:after="0" w:before="0"/>
               <w:jc w:val="left"/>
             </w:pPr>
             <w:r>
@@ -4383,6 +4403,7 @@
           <w:p>
             <w:pPr>
               <w:pStyle w:val="Compact"/>
+              <w:spacing w:line="240" w:lineRule="auto" w:after="0" w:before="0"/>
               <w:jc w:val="right"/>
             </w:pPr>
             <w:r>
@@ -4395,6 +4416,7 @@
           <w:p>
             <w:pPr>
               <w:pStyle w:val="Compact"/>
+              <w:spacing w:line="240" w:lineRule="auto" w:after="0" w:before="0"/>
               <w:jc w:val="right"/>
             </w:pPr>
             <w:r>
@@ -4409,6 +4431,7 @@
           <w:p>
             <w:pPr>
               <w:pStyle w:val="Compact"/>
+              <w:spacing w:line="240" w:lineRule="auto" w:after="0" w:before="0"/>
               <w:jc w:val="left"/>
             </w:pPr>
             <w:r>
@@ -4421,6 +4444,7 @@
           <w:p>
             <w:pPr>
               <w:pStyle w:val="Compact"/>
+              <w:spacing w:line="240" w:lineRule="auto" w:after="0" w:before="0"/>
               <w:jc w:val="right"/>
             </w:pPr>
             <w:r>
@@ -4433,6 +4457,7 @@
           <w:p>
             <w:pPr>
               <w:pStyle w:val="Compact"/>
+              <w:spacing w:line="240" w:lineRule="auto" w:after="0" w:before="0"/>
               <w:jc w:val="right"/>
             </w:pPr>
             <w:r>
@@ -4447,6 +4472,7 @@
           <w:p>
             <w:pPr>
               <w:pStyle w:val="Compact"/>
+              <w:spacing w:line="240" w:lineRule="auto" w:after="0" w:before="0"/>
               <w:jc w:val="left"/>
             </w:pPr>
             <w:r>
@@ -4459,6 +4485,7 @@
           <w:p>
             <w:pPr>
               <w:pStyle w:val="Compact"/>
+              <w:spacing w:line="240" w:lineRule="auto" w:after="0" w:before="0"/>
               <w:jc w:val="right"/>
             </w:pPr>
             <w:r>
@@ -4471,6 +4498,7 @@
           <w:p>
             <w:pPr>
               <w:pStyle w:val="Compact"/>
+              <w:spacing w:line="240" w:lineRule="auto" w:after="0" w:before="0"/>
               <w:jc w:val="right"/>
             </w:pPr>
             <w:r>
@@ -4485,6 +4513,7 @@
           <w:p>
             <w:pPr>
               <w:pStyle w:val="Compact"/>
+              <w:spacing w:line="240" w:lineRule="auto" w:after="0" w:before="0"/>
               <w:jc w:val="left"/>
             </w:pPr>
             <w:r>
@@ -4497,6 +4526,7 @@
           <w:p>
             <w:pPr>
               <w:pStyle w:val="Compact"/>
+              <w:spacing w:line="240" w:lineRule="auto" w:after="0" w:before="0"/>
               <w:jc w:val="right"/>
             </w:pPr>
             <w:r>
@@ -4509,6 +4539,7 @@
           <w:p>
             <w:pPr>
               <w:pStyle w:val="Compact"/>
+              <w:spacing w:line="240" w:lineRule="auto" w:after="0" w:before="0"/>
               <w:jc w:val="right"/>
             </w:pPr>
             <w:r>
@@ -4523,6 +4554,7 @@
           <w:p>
             <w:pPr>
               <w:pStyle w:val="Compact"/>
+              <w:spacing w:line="240" w:lineRule="auto" w:after="0" w:before="0"/>
               <w:jc w:val="left"/>
             </w:pPr>
             <w:r>
@@ -4535,6 +4567,7 @@
           <w:p>
             <w:pPr>
               <w:pStyle w:val="Compact"/>
+              <w:spacing w:line="240" w:lineRule="auto" w:after="0" w:before="0"/>
               <w:jc w:val="right"/>
             </w:pPr>
             <w:r>
@@ -4547,6 +4580,7 @@
           <w:p>
             <w:pPr>
               <w:pStyle w:val="Compact"/>
+              <w:spacing w:line="240" w:lineRule="auto" w:after="0" w:before="0"/>
               <w:jc w:val="right"/>
             </w:pPr>
             <w:r>
@@ -4561,6 +4595,7 @@
           <w:p>
             <w:pPr>
               <w:pStyle w:val="Compact"/>
+              <w:spacing w:line="240" w:lineRule="auto" w:after="0" w:before="0"/>
               <w:jc w:val="left"/>
             </w:pPr>
             <w:r>
@@ -4573,6 +4608,7 @@
           <w:p>
             <w:pPr>
               <w:pStyle w:val="Compact"/>
+              <w:spacing w:line="240" w:lineRule="auto" w:after="0" w:before="0"/>
               <w:jc w:val="right"/>
             </w:pPr>
             <w:r>
@@ -4585,6 +4621,7 @@
           <w:p>
             <w:pPr>
               <w:pStyle w:val="Compact"/>
+              <w:spacing w:line="240" w:lineRule="auto" w:after="0" w:before="0"/>
               <w:jc w:val="right"/>
             </w:pPr>
             <w:r>
@@ -4599,6 +4636,7 @@
           <w:p>
             <w:pPr>
               <w:pStyle w:val="Compact"/>
+              <w:spacing w:line="240" w:lineRule="auto" w:after="0" w:before="0"/>
               <w:jc w:val="left"/>
             </w:pPr>
             <w:r>
@@ -4611,6 +4649,7 @@
           <w:p>
             <w:pPr>
               <w:pStyle w:val="Compact"/>
+              <w:spacing w:line="240" w:lineRule="auto" w:after="0" w:before="0"/>
               <w:jc w:val="right"/>
             </w:pPr>
             <w:r>
@@ -4623,6 +4662,7 @@
           <w:p>
             <w:pPr>
               <w:pStyle w:val="Compact"/>
+              <w:spacing w:line="240" w:lineRule="auto" w:after="0" w:before="0"/>
               <w:jc w:val="right"/>
             </w:pPr>
             <w:r>
@@ -4637,6 +4677,7 @@
           <w:p>
             <w:pPr>
               <w:pStyle w:val="Compact"/>
+              <w:spacing w:line="240" w:lineRule="auto" w:after="0" w:before="0"/>
               <w:jc w:val="left"/>
             </w:pPr>
             <w:r>
@@ -4649,6 +4690,7 @@
           <w:p>
             <w:pPr>
               <w:pStyle w:val="Compact"/>
+              <w:spacing w:line="240" w:lineRule="auto" w:after="0" w:before="0"/>
               <w:jc w:val="right"/>
             </w:pPr>
             <w:r>
@@ -4661,6 +4703,7 @@
           <w:p>
             <w:pPr>
               <w:pStyle w:val="Compact"/>
+              <w:spacing w:line="240" w:lineRule="auto" w:after="0" w:before="0"/>
               <w:jc w:val="right"/>
             </w:pPr>
             <w:r>
@@ -4675,6 +4718,7 @@
           <w:p>
             <w:pPr>
               <w:pStyle w:val="Compact"/>
+              <w:spacing w:line="240" w:lineRule="auto" w:after="0" w:before="0"/>
               <w:jc w:val="left"/>
             </w:pPr>
             <w:r>
@@ -4687,6 +4731,7 @@
           <w:p>
             <w:pPr>
               <w:pStyle w:val="Compact"/>
+              <w:spacing w:line="240" w:lineRule="auto" w:after="0" w:before="0"/>
               <w:jc w:val="right"/>
             </w:pPr>
             <w:r>
@@ -4699,6 +4744,7 @@
           <w:p>
             <w:pPr>
               <w:pStyle w:val="Compact"/>
+              <w:spacing w:line="240" w:lineRule="auto" w:after="0" w:before="0"/>
               <w:jc w:val="right"/>
             </w:pPr>
             <w:r>
@@ -4713,6 +4759,7 @@
           <w:p>
             <w:pPr>
               <w:pStyle w:val="Compact"/>
+              <w:spacing w:line="240" w:lineRule="auto" w:after="0" w:before="0"/>
               <w:jc w:val="left"/>
             </w:pPr>
             <w:r>
@@ -4725,6 +4772,7 @@
           <w:p>
             <w:pPr>
               <w:pStyle w:val="Compact"/>
+              <w:spacing w:line="240" w:lineRule="auto" w:after="0" w:before="0"/>
               <w:jc w:val="right"/>
             </w:pPr>
             <w:r>
@@ -4737,6 +4785,7 @@
           <w:p>
             <w:pPr>
               <w:pStyle w:val="Compact"/>
+              <w:spacing w:line="240" w:lineRule="auto" w:after="0" w:before="0"/>
               <w:jc w:val="right"/>
             </w:pPr>
             <w:r>
@@ -4751,6 +4800,7 @@
           <w:p>
             <w:pPr>
               <w:pStyle w:val="Compact"/>
+              <w:spacing w:line="240" w:lineRule="auto" w:after="0" w:before="0"/>
               <w:jc w:val="left"/>
             </w:pPr>
             <w:r>
@@ -4763,6 +4813,7 @@
           <w:p>
             <w:pPr>
               <w:pStyle w:val="Compact"/>
+              <w:spacing w:line="240" w:lineRule="auto" w:after="0" w:before="0"/>
               <w:jc w:val="right"/>
             </w:pPr>
             <w:r>
@@ -4775,6 +4826,7 @@
           <w:p>
             <w:pPr>
               <w:pStyle w:val="Compact"/>
+              <w:spacing w:line="240" w:lineRule="auto" w:after="0" w:before="0"/>
               <w:jc w:val="right"/>
             </w:pPr>
             <w:r>
@@ -4789,6 +4841,7 @@
           <w:p>
             <w:pPr>
               <w:pStyle w:val="Compact"/>
+              <w:spacing w:line="240" w:lineRule="auto" w:after="0" w:before="0"/>
               <w:jc w:val="left"/>
             </w:pPr>
             <w:r>
@@ -4801,6 +4854,7 @@
           <w:p>
             <w:pPr>
               <w:pStyle w:val="Compact"/>
+              <w:spacing w:line="240" w:lineRule="auto" w:after="0" w:before="0"/>
               <w:jc w:val="right"/>
             </w:pPr>
             <w:r>
@@ -4813,6 +4867,7 @@
           <w:p>
             <w:pPr>
               <w:pStyle w:val="Compact"/>
+              <w:spacing w:line="240" w:lineRule="auto" w:after="0" w:before="0"/>
               <w:jc w:val="right"/>
             </w:pPr>
             <w:r>
@@ -4827,6 +4882,7 @@
           <w:p>
             <w:pPr>
               <w:pStyle w:val="Compact"/>
+              <w:spacing w:line="240" w:lineRule="auto" w:after="0" w:before="0"/>
               <w:jc w:val="left"/>
             </w:pPr>
             <w:r>
@@ -4839,6 +4895,7 @@
           <w:p>
             <w:pPr>
               <w:pStyle w:val="Compact"/>
+              <w:spacing w:line="240" w:lineRule="auto" w:after="0" w:before="0"/>
               <w:jc w:val="right"/>
             </w:pPr>
             <w:r>
@@ -4851,6 +4908,7 @@
           <w:p>
             <w:pPr>
               <w:pStyle w:val="Compact"/>
+              <w:spacing w:line="240" w:lineRule="auto" w:after="0" w:before="0"/>
               <w:jc w:val="right"/>
             </w:pPr>
             <w:r>
@@ -4865,6 +4923,7 @@
           <w:p>
             <w:pPr>
               <w:pStyle w:val="Compact"/>
+              <w:spacing w:line="240" w:lineRule="auto" w:after="0" w:before="0"/>
               <w:jc w:val="left"/>
             </w:pPr>
             <w:r>
@@ -4877,6 +4936,7 @@
           <w:p>
             <w:pPr>
               <w:pStyle w:val="Compact"/>
+              <w:spacing w:line="240" w:lineRule="auto" w:after="0" w:before="0"/>
               <w:jc w:val="right"/>
             </w:pPr>
             <w:r>
@@ -4889,6 +4949,7 @@
           <w:p>
             <w:pPr>
               <w:pStyle w:val="Compact"/>
+              <w:spacing w:line="240" w:lineRule="auto" w:after="0" w:before="0"/>
               <w:jc w:val="right"/>
             </w:pPr>
             <w:r>
@@ -4903,6 +4964,7 @@
           <w:p>
             <w:pPr>
               <w:pStyle w:val="Compact"/>
+              <w:spacing w:line="240" w:lineRule="auto" w:after="0" w:before="0"/>
               <w:jc w:val="left"/>
             </w:pPr>
             <w:r>
@@ -4915,6 +4977,7 @@
           <w:p>
             <w:pPr>
               <w:pStyle w:val="Compact"/>
+              <w:spacing w:line="240" w:lineRule="auto" w:after="0" w:before="0"/>
               <w:jc w:val="right"/>
             </w:pPr>
             <w:r>
@@ -4927,6 +4990,7 @@
           <w:p>
             <w:pPr>
               <w:pStyle w:val="Compact"/>
+              <w:spacing w:line="240" w:lineRule="auto" w:after="0" w:before="0"/>
               <w:jc w:val="right"/>
             </w:pPr>
             <w:r>
@@ -4941,6 +5005,7 @@
           <w:p>
             <w:pPr>
               <w:pStyle w:val="Compact"/>
+              <w:spacing w:line="240" w:lineRule="auto" w:after="0" w:before="0"/>
               <w:jc w:val="left"/>
             </w:pPr>
             <w:r>
@@ -4953,6 +5018,7 @@
           <w:p>
             <w:pPr>
               <w:pStyle w:val="Compact"/>
+              <w:spacing w:line="240" w:lineRule="auto" w:after="0" w:before="0"/>
               <w:jc w:val="right"/>
             </w:pPr>
             <w:r>
@@ -4965,6 +5031,7 @@
           <w:p>
             <w:pPr>
               <w:pStyle w:val="Compact"/>
+              <w:spacing w:line="240" w:lineRule="auto" w:after="0" w:before="0"/>
               <w:jc w:val="right"/>
             </w:pPr>
             <w:r>
@@ -5015,24 +5082,7 @@
         <w:t xml:space="preserve"> </w:t>
       </w:r>
       <w:r>
-        <w:t xml:space="preserve">and Figure</w:t>
-      </w:r>
-      <w:r>
-        <w:t xml:space="preserve"> </w:t>
-      </w:r>
-      <w:hyperlink w:anchor="S-fig:fig-decomp">
-        <w:r>
-          <w:rPr>
-            <w:rStyle w:val="Hyperlink"/>
-          </w:rPr>
-          <w:t xml:space="preserve">[S-fig:fig-decomp]</w:t>
-        </w:r>
-      </w:hyperlink>
-      <w:r>
-        <w:t xml:space="preserve"> </w:t>
-      </w:r>
-      <w:r>
-        <w:t xml:space="preserve">report the</w:t>
+        <w:t xml:space="preserve">and Figure S1 report the</w:t>
       </w:r>
       <w:r>
         <w:t xml:space="preserve"> </w:t>
@@ -5277,24 +5327,7 @@
         <w:pStyle w:val="FirstParagraph"/>
       </w:pPr>
       <w:r>
-        <w:t xml:space="preserve">Table</w:t>
-      </w:r>
-      <w:r>
-        <w:t xml:space="preserve"> </w:t>
-      </w:r>
-      <w:hyperlink w:anchor="S-tab:residence">
-        <w:r>
-          <w:rPr>
-            <w:rStyle w:val="Hyperlink"/>
-          </w:rPr>
-          <w:t xml:space="preserve">[S-tab:residence]</w:t>
-        </w:r>
-      </w:hyperlink>
-      <w:r>
-        <w:t xml:space="preserve"> </w:t>
-      </w:r>
-      <w:r>
-        <w:t xml:space="preserve">splits married women and men by residence</w:t>
+        <w:t xml:space="preserve">Table S1 splits married women and men by residence</w:t>
       </w:r>
       <w:r>
         <w:t xml:space="preserve"> </w:t>
@@ -5429,17 +5462,18 @@
     <w:tbl>
       <w:tblPr>
         <w:tblStyle w:val="Table"/>
-        <w:tblW w:type="auto" w:w="0"/>
         <w:tblLook w:firstRow="1" w:lastRow="0" w:firstColumn="0" w:lastColumn="0" w:noHBand="0" w:noVBand="0" w:val="0020"/>
         <w:tblCaption w:val="Women: married minus never-married under alternative treatments of selection, minutes per day"/>
+        <w:tblW w:type="pct" w:w="5000"/>
+        <w:tblLayout w:type="autofit"/>
       </w:tblPr>
       <w:tblGrid>
-        <w:gridCol w:w="1320"/>
-        <w:gridCol w:w="1320"/>
-        <w:gridCol w:w="1320"/>
-        <w:gridCol w:w="1320"/>
-        <w:gridCol w:w="1320"/>
-        <w:gridCol w:w="1320"/>
+        <w:gridCol/>
+        <w:gridCol/>
+        <w:gridCol/>
+        <w:gridCol/>
+        <w:gridCol/>
+        <w:gridCol/>
       </w:tblGrid>
       <w:tr>
         <w:trPr>
@@ -5450,6 +5484,7 @@
           <w:p>
             <w:pPr>
               <w:pStyle w:val="Compact"/>
+              <w:spacing w:line="240" w:lineRule="auto" w:after="0" w:before="0"/>
               <w:jc w:val="left"/>
             </w:pPr>
             <w:r>
@@ -5462,6 +5497,7 @@
           <w:p>
             <w:pPr>
               <w:pStyle w:val="Compact"/>
+              <w:spacing w:line="240" w:lineRule="auto" w:after="0" w:before="0"/>
               <w:jc w:val="right"/>
             </w:pPr>
             <w:r>
@@ -5474,6 +5510,7 @@
           <w:p>
             <w:pPr>
               <w:pStyle w:val="Compact"/>
+              <w:spacing w:line="240" w:lineRule="auto" w:after="0" w:before="0"/>
               <w:jc w:val="right"/>
             </w:pPr>
             <w:r>
@@ -5486,6 +5523,7 @@
           <w:p>
             <w:pPr>
               <w:pStyle w:val="Compact"/>
+              <w:spacing w:line="240" w:lineRule="auto" w:after="0" w:before="0"/>
               <w:jc w:val="right"/>
             </w:pPr>
             <w:r>
@@ -5498,6 +5536,7 @@
           <w:p>
             <w:pPr>
               <w:pStyle w:val="Compact"/>
+              <w:spacing w:line="240" w:lineRule="auto" w:after="0" w:before="0"/>
               <w:jc w:val="right"/>
             </w:pPr>
             <w:r>
@@ -5510,6 +5549,7 @@
           <w:p>
             <w:pPr>
               <w:pStyle w:val="Compact"/>
+              <w:spacing w:line="240" w:lineRule="auto" w:after="0" w:before="0"/>
               <w:jc w:val="right"/>
             </w:pPr>
             <w:r>
@@ -5524,6 +5564,7 @@
           <w:p>
             <w:pPr>
               <w:pStyle w:val="Compact"/>
+              <w:spacing w:line="240" w:lineRule="auto" w:after="0" w:before="0"/>
               <w:jc w:val="left"/>
             </w:pPr>
             <w:r>
@@ -5536,6 +5577,7 @@
           <w:p>
             <w:pPr>
               <w:pStyle w:val="Compact"/>
+              <w:spacing w:line="240" w:lineRule="auto" w:after="0" w:before="0"/>
               <w:jc w:val="right"/>
             </w:pPr>
             <w:r>
@@ -5548,6 +5590,7 @@
           <w:p>
             <w:pPr>
               <w:pStyle w:val="Compact"/>
+              <w:spacing w:line="240" w:lineRule="auto" w:after="0" w:before="0"/>
               <w:jc w:val="right"/>
             </w:pPr>
             <w:r>
@@ -5560,6 +5603,7 @@
           <w:p>
             <w:pPr>
               <w:pStyle w:val="Compact"/>
+              <w:spacing w:line="240" w:lineRule="auto" w:after="0" w:before="0"/>
               <w:jc w:val="right"/>
             </w:pPr>
             <w:r>
@@ -5572,6 +5616,7 @@
           <w:p>
             <w:pPr>
               <w:pStyle w:val="Compact"/>
+              <w:spacing w:line="240" w:lineRule="auto" w:after="0" w:before="0"/>
               <w:jc w:val="right"/>
             </w:pPr>
             <w:r>
@@ -5584,6 +5629,7 @@
           <w:p>
             <w:pPr>
               <w:pStyle w:val="Compact"/>
+              <w:spacing w:line="240" w:lineRule="auto" w:after="0" w:before="0"/>
               <w:jc w:val="right"/>
             </w:pPr>
             <w:r>
@@ -5598,6 +5644,7 @@
           <w:p>
             <w:pPr>
               <w:pStyle w:val="Compact"/>
+              <w:spacing w:line="240" w:lineRule="auto" w:after="0" w:before="0"/>
               <w:jc w:val="left"/>
             </w:pPr>
             <w:r>
@@ -5610,6 +5657,7 @@
           <w:p>
             <w:pPr>
               <w:pStyle w:val="Compact"/>
+              <w:spacing w:line="240" w:lineRule="auto" w:after="0" w:before="0"/>
               <w:jc w:val="right"/>
             </w:pPr>
             <w:r>
@@ -5622,6 +5670,7 @@
           <w:p>
             <w:pPr>
               <w:pStyle w:val="Compact"/>
+              <w:spacing w:line="240" w:lineRule="auto" w:after="0" w:before="0"/>
               <w:jc w:val="right"/>
             </w:pPr>
             <w:r>
@@ -5634,6 +5683,7 @@
           <w:p>
             <w:pPr>
               <w:pStyle w:val="Compact"/>
+              <w:spacing w:line="240" w:lineRule="auto" w:after="0" w:before="0"/>
               <w:jc w:val="right"/>
             </w:pPr>
             <w:r>
@@ -5646,14 +5696,16 @@
           <w:p>
             <w:pPr>
               <w:pStyle w:val="Compact"/>
-            </w:pPr>
-          </w:p>
-        </w:tc>
-        <w:tc>
-          <w:tcPr/>
-          <w:p>
-            <w:pPr>
-              <w:pStyle w:val="Compact"/>
+              <w:spacing w:line="240" w:lineRule="auto" w:after="0" w:before="0"/>
+            </w:pPr>
+          </w:p>
+        </w:tc>
+        <w:tc>
+          <w:tcPr/>
+          <w:p>
+            <w:pPr>
+              <w:pStyle w:val="Compact"/>
+              <w:spacing w:line="240" w:lineRule="auto" w:after="0" w:before="0"/>
             </w:pPr>
           </w:p>
         </w:tc>
@@ -5664,6 +5716,7 @@
           <w:p>
             <w:pPr>
               <w:pStyle w:val="Compact"/>
+              <w:spacing w:line="240" w:lineRule="auto" w:after="0" w:before="0"/>
               <w:jc w:val="left"/>
             </w:pPr>
             <w:r>
@@ -5676,6 +5729,7 @@
           <w:p>
             <w:pPr>
               <w:pStyle w:val="Compact"/>
+              <w:spacing w:line="240" w:lineRule="auto" w:after="0" w:before="0"/>
               <w:jc w:val="right"/>
             </w:pPr>
             <w:r>
@@ -5688,6 +5742,7 @@
           <w:p>
             <w:pPr>
               <w:pStyle w:val="Compact"/>
+              <w:spacing w:line="240" w:lineRule="auto" w:after="0" w:before="0"/>
               <w:jc w:val="right"/>
             </w:pPr>
             <w:r>
@@ -5700,6 +5755,7 @@
           <w:p>
             <w:pPr>
               <w:pStyle w:val="Compact"/>
+              <w:spacing w:line="240" w:lineRule="auto" w:after="0" w:before="0"/>
               <w:jc w:val="right"/>
             </w:pPr>
             <w:r>
@@ -5712,14 +5768,16 @@
           <w:p>
             <w:pPr>
               <w:pStyle w:val="Compact"/>
-            </w:pPr>
-          </w:p>
-        </w:tc>
-        <w:tc>
-          <w:tcPr/>
-          <w:p>
-            <w:pPr>
-              <w:pStyle w:val="Compact"/>
+              <w:spacing w:line="240" w:lineRule="auto" w:after="0" w:before="0"/>
+            </w:pPr>
+          </w:p>
+        </w:tc>
+        <w:tc>
+          <w:tcPr/>
+          <w:p>
+            <w:pPr>
+              <w:pStyle w:val="Compact"/>
+              <w:spacing w:line="240" w:lineRule="auto" w:after="0" w:before="0"/>
             </w:pPr>
           </w:p>
         </w:tc>
@@ -5730,6 +5788,7 @@
           <w:p>
             <w:pPr>
               <w:pStyle w:val="Compact"/>
+              <w:spacing w:line="240" w:lineRule="auto" w:after="0" w:before="0"/>
               <w:jc w:val="left"/>
             </w:pPr>
             <w:r>
@@ -5742,6 +5801,7 @@
           <w:p>
             <w:pPr>
               <w:pStyle w:val="Compact"/>
+              <w:spacing w:line="240" w:lineRule="auto" w:after="0" w:before="0"/>
               <w:jc w:val="right"/>
             </w:pPr>
             <w:r>
@@ -5754,6 +5814,7 @@
           <w:p>
             <w:pPr>
               <w:pStyle w:val="Compact"/>
+              <w:spacing w:line="240" w:lineRule="auto" w:after="0" w:before="0"/>
               <w:jc w:val="right"/>
             </w:pPr>
             <w:r>
@@ -5766,6 +5827,7 @@
           <w:p>
             <w:pPr>
               <w:pStyle w:val="Compact"/>
+              <w:spacing w:line="240" w:lineRule="auto" w:after="0" w:before="0"/>
               <w:jc w:val="right"/>
             </w:pPr>
             <w:r>
@@ -5778,14 +5840,16 @@
           <w:p>
             <w:pPr>
               <w:pStyle w:val="Compact"/>
-            </w:pPr>
-          </w:p>
-        </w:tc>
-        <w:tc>
-          <w:tcPr/>
-          <w:p>
-            <w:pPr>
-              <w:pStyle w:val="Compact"/>
+              <w:spacing w:line="240" w:lineRule="auto" w:after="0" w:before="0"/>
+            </w:pPr>
+          </w:p>
+        </w:tc>
+        <w:tc>
+          <w:tcPr/>
+          <w:p>
+            <w:pPr>
+              <w:pStyle w:val="Compact"/>
+              <w:spacing w:line="240" w:lineRule="auto" w:after="0" w:before="0"/>
             </w:pPr>
           </w:p>
         </w:tc>
@@ -5796,6 +5860,7 @@
           <w:p>
             <w:pPr>
               <w:pStyle w:val="Compact"/>
+              <w:spacing w:line="240" w:lineRule="auto" w:after="0" w:before="0"/>
               <w:jc w:val="left"/>
             </w:pPr>
             <w:r>
@@ -5808,6 +5873,7 @@
           <w:p>
             <w:pPr>
               <w:pStyle w:val="Compact"/>
+              <w:spacing w:line="240" w:lineRule="auto" w:after="0" w:before="0"/>
               <w:jc w:val="right"/>
             </w:pPr>
             <w:r>
@@ -5820,6 +5886,7 @@
           <w:p>
             <w:pPr>
               <w:pStyle w:val="Compact"/>
+              <w:spacing w:line="240" w:lineRule="auto" w:after="0" w:before="0"/>
               <w:jc w:val="right"/>
             </w:pPr>
             <w:r>
@@ -5832,6 +5899,7 @@
           <w:p>
             <w:pPr>
               <w:pStyle w:val="Compact"/>
+              <w:spacing w:line="240" w:lineRule="auto" w:after="0" w:before="0"/>
               <w:jc w:val="right"/>
             </w:pPr>
             <w:r>
@@ -5844,14 +5912,16 @@
           <w:p>
             <w:pPr>
               <w:pStyle w:val="Compact"/>
-            </w:pPr>
-          </w:p>
-        </w:tc>
-        <w:tc>
-          <w:tcPr/>
-          <w:p>
-            <w:pPr>
-              <w:pStyle w:val="Compact"/>
+              <w:spacing w:line="240" w:lineRule="auto" w:after="0" w:before="0"/>
+            </w:pPr>
+          </w:p>
+        </w:tc>
+        <w:tc>
+          <w:tcPr/>
+          <w:p>
+            <w:pPr>
+              <w:pStyle w:val="Compact"/>
+              <w:spacing w:line="240" w:lineRule="auto" w:after="0" w:before="0"/>
             </w:pPr>
           </w:p>
         </w:tc>
@@ -5862,6 +5932,7 @@
           <w:p>
             <w:pPr>
               <w:pStyle w:val="Compact"/>
+              <w:spacing w:line="240" w:lineRule="auto" w:after="0" w:before="0"/>
               <w:jc w:val="left"/>
             </w:pPr>
             <w:r>
@@ -5874,6 +5945,7 @@
           <w:p>
             <w:pPr>
               <w:pStyle w:val="Compact"/>
+              <w:spacing w:line="240" w:lineRule="auto" w:after="0" w:before="0"/>
               <w:jc w:val="right"/>
             </w:pPr>
             <w:r>
@@ -5886,6 +5958,7 @@
           <w:p>
             <w:pPr>
               <w:pStyle w:val="Compact"/>
+              <w:spacing w:line="240" w:lineRule="auto" w:after="0" w:before="0"/>
               <w:jc w:val="right"/>
             </w:pPr>
             <w:r>
@@ -5898,6 +5971,7 @@
           <w:p>
             <w:pPr>
               <w:pStyle w:val="Compact"/>
+              <w:spacing w:line="240" w:lineRule="auto" w:after="0" w:before="0"/>
               <w:jc w:val="right"/>
             </w:pPr>
             <w:r>
@@ -5910,6 +5984,7 @@
           <w:p>
             <w:pPr>
               <w:pStyle w:val="Compact"/>
+              <w:spacing w:line="240" w:lineRule="auto" w:after="0" w:before="0"/>
               <w:jc w:val="right"/>
             </w:pPr>
             <w:r>
@@ -5922,6 +5997,7 @@
           <w:p>
             <w:pPr>
               <w:pStyle w:val="Compact"/>
+              <w:spacing w:line="240" w:lineRule="auto" w:after="0" w:before="0"/>
               <w:jc w:val="right"/>
             </w:pPr>
             <w:r>
@@ -5936,6 +6012,7 @@
           <w:p>
             <w:pPr>
               <w:pStyle w:val="Compact"/>
+              <w:spacing w:line="240" w:lineRule="auto" w:after="0" w:before="0"/>
               <w:jc w:val="left"/>
             </w:pPr>
             <w:r>
@@ -5948,6 +6025,7 @@
           <w:p>
             <w:pPr>
               <w:pStyle w:val="Compact"/>
+              <w:spacing w:line="240" w:lineRule="auto" w:after="0" w:before="0"/>
               <w:jc w:val="right"/>
             </w:pPr>
             <w:r>
@@ -5960,6 +6038,7 @@
           <w:p>
             <w:pPr>
               <w:pStyle w:val="Compact"/>
+              <w:spacing w:line="240" w:lineRule="auto" w:after="0" w:before="0"/>
               <w:jc w:val="right"/>
             </w:pPr>
             <w:r>
@@ -5972,6 +6051,7 @@
           <w:p>
             <w:pPr>
               <w:pStyle w:val="Compact"/>
+              <w:spacing w:line="240" w:lineRule="auto" w:after="0" w:before="0"/>
               <w:jc w:val="right"/>
             </w:pPr>
             <w:r>
@@ -5984,6 +6064,7 @@
           <w:p>
             <w:pPr>
               <w:pStyle w:val="Compact"/>
+              <w:spacing w:line="240" w:lineRule="auto" w:after="0" w:before="0"/>
               <w:jc w:val="right"/>
             </w:pPr>
             <w:r>
@@ -5996,6 +6077,7 @@
           <w:p>
             <w:pPr>
               <w:pStyle w:val="Compact"/>
+              <w:spacing w:line="240" w:lineRule="auto" w:after="0" w:before="0"/>
               <w:jc w:val="right"/>
             </w:pPr>
             <w:r>
@@ -6010,6 +6092,7 @@
           <w:p>
             <w:pPr>
               <w:pStyle w:val="Compact"/>
+              <w:spacing w:line="240" w:lineRule="auto" w:after="0" w:before="0"/>
               <w:jc w:val="left"/>
             </w:pPr>
             <w:r>
@@ -6022,6 +6105,7 @@
           <w:p>
             <w:pPr>
               <w:pStyle w:val="Compact"/>
+              <w:spacing w:line="240" w:lineRule="auto" w:after="0" w:before="0"/>
               <w:jc w:val="right"/>
             </w:pPr>
             <w:r>
@@ -6034,6 +6118,7 @@
           <w:p>
             <w:pPr>
               <w:pStyle w:val="Compact"/>
+              <w:spacing w:line="240" w:lineRule="auto" w:after="0" w:before="0"/>
               <w:jc w:val="right"/>
             </w:pPr>
             <w:r>
@@ -6046,6 +6131,7 @@
           <w:p>
             <w:pPr>
               <w:pStyle w:val="Compact"/>
+              <w:spacing w:line="240" w:lineRule="auto" w:after="0" w:before="0"/>
               <w:jc w:val="right"/>
             </w:pPr>
             <w:r>
@@ -6058,6 +6144,7 @@
           <w:p>
             <w:pPr>
               <w:pStyle w:val="Compact"/>
+              <w:spacing w:line="240" w:lineRule="auto" w:after="0" w:before="0"/>
               <w:jc w:val="right"/>
             </w:pPr>
             <w:r>
@@ -6070,6 +6157,7 @@
           <w:p>
             <w:pPr>
               <w:pStyle w:val="Compact"/>
+              <w:spacing w:line="240" w:lineRule="auto" w:after="0" w:before="0"/>
               <w:jc w:val="right"/>
             </w:pPr>
             <w:r>
@@ -6084,6 +6172,7 @@
           <w:p>
             <w:pPr>
               <w:pStyle w:val="Compact"/>
+              <w:spacing w:line="240" w:lineRule="auto" w:after="0" w:before="0"/>
               <w:jc w:val="left"/>
             </w:pPr>
             <w:r>
@@ -6096,6 +6185,7 @@
           <w:p>
             <w:pPr>
               <w:pStyle w:val="Compact"/>
+              <w:spacing w:line="240" w:lineRule="auto" w:after="0" w:before="0"/>
               <w:jc w:val="right"/>
             </w:pPr>
             <w:r>
@@ -6108,6 +6198,7 @@
           <w:p>
             <w:pPr>
               <w:pStyle w:val="Compact"/>
+              <w:spacing w:line="240" w:lineRule="auto" w:after="0" w:before="0"/>
               <w:jc w:val="right"/>
             </w:pPr>
             <w:r>
@@ -6120,6 +6211,7 @@
           <w:p>
             <w:pPr>
               <w:pStyle w:val="Compact"/>
+              <w:spacing w:line="240" w:lineRule="auto" w:after="0" w:before="0"/>
               <w:jc w:val="right"/>
             </w:pPr>
             <w:r>
@@ -6132,14 +6224,16 @@
           <w:p>
             <w:pPr>
               <w:pStyle w:val="Compact"/>
-            </w:pPr>
-          </w:p>
-        </w:tc>
-        <w:tc>
-          <w:tcPr/>
-          <w:p>
-            <w:pPr>
-              <w:pStyle w:val="Compact"/>
+              <w:spacing w:line="240" w:lineRule="auto" w:after="0" w:before="0"/>
+            </w:pPr>
+          </w:p>
+        </w:tc>
+        <w:tc>
+          <w:tcPr/>
+          <w:p>
+            <w:pPr>
+              <w:pStyle w:val="Compact"/>
+              <w:spacing w:line="240" w:lineRule="auto" w:after="0" w:before="0"/>
             </w:pPr>
           </w:p>
         </w:tc>
@@ -6150,6 +6244,7 @@
           <w:p>
             <w:pPr>
               <w:pStyle w:val="Compact"/>
+              <w:spacing w:line="240" w:lineRule="auto" w:after="0" w:before="0"/>
               <w:jc w:val="left"/>
             </w:pPr>
             <w:r>
@@ -6162,6 +6257,7 @@
           <w:p>
             <w:pPr>
               <w:pStyle w:val="Compact"/>
+              <w:spacing w:line="240" w:lineRule="auto" w:after="0" w:before="0"/>
               <w:jc w:val="right"/>
             </w:pPr>
             <w:r>
@@ -6174,6 +6270,7 @@
           <w:p>
             <w:pPr>
               <w:pStyle w:val="Compact"/>
+              <w:spacing w:line="240" w:lineRule="auto" w:after="0" w:before="0"/>
               <w:jc w:val="right"/>
             </w:pPr>
             <w:r>
@@ -6186,6 +6283,7 @@
           <w:p>
             <w:pPr>
               <w:pStyle w:val="Compact"/>
+              <w:spacing w:line="240" w:lineRule="auto" w:after="0" w:before="0"/>
               <w:jc w:val="right"/>
             </w:pPr>
             <w:r>
@@ -6198,6 +6296,7 @@
           <w:p>
             <w:pPr>
               <w:pStyle w:val="Compact"/>
+              <w:spacing w:line="240" w:lineRule="auto" w:after="0" w:before="0"/>
               <w:jc w:val="right"/>
             </w:pPr>
             <w:r>
@@ -6210,6 +6309,7 @@
           <w:p>
             <w:pPr>
               <w:pStyle w:val="Compact"/>
+              <w:spacing w:line="240" w:lineRule="auto" w:after="0" w:before="0"/>
               <w:jc w:val="right"/>
             </w:pPr>
             <w:r>
@@ -6224,6 +6324,7 @@
           <w:p>
             <w:pPr>
               <w:pStyle w:val="Compact"/>
+              <w:spacing w:line="240" w:lineRule="auto" w:after="0" w:before="0"/>
               <w:jc w:val="left"/>
             </w:pPr>
             <w:r>
@@ -6236,6 +6337,7 @@
           <w:p>
             <w:pPr>
               <w:pStyle w:val="Compact"/>
+              <w:spacing w:line="240" w:lineRule="auto" w:after="0" w:before="0"/>
               <w:jc w:val="right"/>
             </w:pPr>
             <w:r>
@@ -6248,6 +6350,7 @@
           <w:p>
             <w:pPr>
               <w:pStyle w:val="Compact"/>
+              <w:spacing w:line="240" w:lineRule="auto" w:after="0" w:before="0"/>
               <w:jc w:val="right"/>
             </w:pPr>
             <w:r>
@@ -6260,6 +6363,7 @@
           <w:p>
             <w:pPr>
               <w:pStyle w:val="Compact"/>
+              <w:spacing w:line="240" w:lineRule="auto" w:after="0" w:before="0"/>
               <w:jc w:val="right"/>
             </w:pPr>
             <w:r>
@@ -6272,6 +6376,7 @@
           <w:p>
             <w:pPr>
               <w:pStyle w:val="Compact"/>
+              <w:spacing w:line="240" w:lineRule="auto" w:after="0" w:before="0"/>
               <w:jc w:val="right"/>
             </w:pPr>
             <w:r>
@@ -6284,6 +6389,7 @@
           <w:p>
             <w:pPr>
               <w:pStyle w:val="Compact"/>
+              <w:spacing w:line="240" w:lineRule="auto" w:after="0" w:before="0"/>
               <w:jc w:val="right"/>
             </w:pPr>
             <w:r>
@@ -6395,24 +6501,7 @@
         <w:t xml:space="preserve"> </w:t>
       </w:r>
       <w:r>
-        <w:t xml:space="preserve">guides. Figure</w:t>
-      </w:r>
-      <w:r>
-        <w:t xml:space="preserve"> </w:t>
-      </w:r>
-      <w:hyperlink w:anchor="S-fig:fig-overlap">
-        <w:r>
-          <w:rPr>
-            <w:rStyle w:val="Hyperlink"/>
-          </w:rPr>
-          <w:t xml:space="preserve">[S-fig:fig-overlap]</w:t>
-        </w:r>
-      </w:hyperlink>
-      <w:r>
-        <w:t xml:space="preserve"> </w:t>
-      </w:r>
-      <w:r>
-        <w:t xml:space="preserve">in the online supplement shows the</w:t>
+        <w:t xml:space="preserve">guides. Figure S2 in the online supplement shows the</w:t>
       </w:r>
       <w:r>
         <w:t xml:space="preserve"> </w:t>
@@ -6472,36 +6561,14 @@
       <w:r>
         <w:t xml:space="preserve"> </w:t>
       </w:r>
-      <w:hyperlink w:anchor="S-tab:balance">
-        <w:r>
-          <w:rPr>
-            <w:rStyle w:val="Hyperlink"/>
-          </w:rPr>
-          <w:t xml:space="preserve">[S-tab:balance]</w:t>
-        </w:r>
-      </w:hyperlink>
-      <w:r>
-        <w:t xml:space="preserve"> </w:t>
-      </w:r>
-      <w:r>
-        <w:t xml:space="preserve">in the online supplement is 0.13, and Table</w:t>
-      </w:r>
-      <w:r>
-        <w:t xml:space="preserve"> </w:t>
-      </w:r>
-      <w:hyperlink w:anchor="S-tab:oster">
-        <w:r>
-          <w:rPr>
-            <w:rStyle w:val="Hyperlink"/>
-          </w:rPr>
-          <w:t xml:space="preserve">[S-tab:oster]</w:t>
-        </w:r>
-      </w:hyperlink>
-      <w:r>
-        <w:t xml:space="preserve"> </w:t>
-      </w:r>
-      <w:r>
-        <w:t xml:space="preserve">in the online supplement reports the</w:t>
+      <w:r>
+        <w:t xml:space="preserve">S2 in the online supplement is 0.13, and Table</w:t>
+      </w:r>
+      <w:r>
+        <w:t xml:space="preserve"> </w:t>
+      </w:r>
+      <w:r>
+        <w:t xml:space="preserve">S3 in the online supplement reports the</w:t>
       </w:r>
       <w:r>
         <w:t xml:space="preserve"> </w:t>
@@ -6563,24 +6630,7 @@
         <w:pStyle w:val="BodyText"/>
       </w:pPr>
       <w:r>
-        <w:t xml:space="preserve">Figure</w:t>
-      </w:r>
-      <w:r>
-        <w:t xml:space="preserve"> </w:t>
-      </w:r>
-      <w:hyperlink w:anchor="S-fig:fig-agegrad">
-        <w:r>
-          <w:rPr>
-            <w:rStyle w:val="Hyperlink"/>
-          </w:rPr>
-          <w:t xml:space="preserve">[S-fig:fig-agegrad]</w:t>
-        </w:r>
-      </w:hyperlink>
-      <w:r>
-        <w:t xml:space="preserve"> </w:t>
-      </w:r>
-      <w:r>
-        <w:t xml:space="preserve">shows the unpaid-work gap by age band.</w:t>
+        <w:t xml:space="preserve">Figure S3 shows the unpaid-work gap by age band.</w:t>
       </w:r>
       <w:r>
         <w:t xml:space="preserve"> </w:t>
@@ -6647,16 +6697,17 @@
     <w:tbl>
       <w:tblPr>
         <w:tblStyle w:val="Table"/>
-        <w:tblW w:type="auto" w:w="0"/>
         <w:tblLook w:firstRow="1" w:lastRow="0" w:firstColumn="0" w:lastColumn="0" w:noHBand="0" w:noVBand="0" w:val="0020"/>
         <w:tblCaption w:val="Within-couple gaps, linked couples with wives aged 20–59"/>
+        <w:tblW w:type="pct" w:w="5000"/>
+        <w:tblLayout w:type="autofit"/>
       </w:tblPr>
       <w:tblGrid>
-        <w:gridCol w:w="1584"/>
-        <w:gridCol w:w="1584"/>
-        <w:gridCol w:w="1584"/>
-        <w:gridCol w:w="1584"/>
-        <w:gridCol w:w="1584"/>
+        <w:gridCol/>
+        <w:gridCol/>
+        <w:gridCol/>
+        <w:gridCol/>
+        <w:gridCol/>
       </w:tblGrid>
       <w:tr>
         <w:trPr>
@@ -6667,14 +6718,16 @@
           <w:p>
             <w:pPr>
               <w:pStyle w:val="Compact"/>
-            </w:pPr>
-          </w:p>
-        </w:tc>
-        <w:tc>
-          <w:tcPr/>
-          <w:p>
-            <w:pPr>
-              <w:pStyle w:val="Compact"/>
+              <w:spacing w:line="240" w:lineRule="auto" w:after="0" w:before="0"/>
+            </w:pPr>
+          </w:p>
+        </w:tc>
+        <w:tc>
+          <w:tcPr/>
+          <w:p>
+            <w:pPr>
+              <w:pStyle w:val="Compact"/>
+              <w:spacing w:line="240" w:lineRule="auto" w:after="0" w:before="0"/>
               <w:jc w:val="right"/>
             </w:pPr>
             <w:r>
@@ -6698,6 +6751,7 @@
           <w:p>
             <w:pPr>
               <w:pStyle w:val="Compact"/>
+              <w:spacing w:line="240" w:lineRule="auto" w:after="0" w:before="0"/>
               <w:jc w:val="right"/>
             </w:pPr>
             <w:r>
@@ -6710,6 +6764,7 @@
           <w:p>
             <w:pPr>
               <w:pStyle w:val="Compact"/>
+              <w:spacing w:line="240" w:lineRule="auto" w:after="0" w:before="0"/>
               <w:jc w:val="right"/>
             </w:pPr>
             <w:r>
@@ -6733,6 +6788,7 @@
           <w:p>
             <w:pPr>
               <w:pStyle w:val="Compact"/>
+              <w:spacing w:line="240" w:lineRule="auto" w:after="0" w:before="0"/>
               <w:jc w:val="right"/>
             </w:pPr>
             <w:r>
@@ -6747,6 +6803,7 @@
           <w:p>
             <w:pPr>
               <w:pStyle w:val="Compact"/>
+              <w:spacing w:line="240" w:lineRule="auto" w:after="0" w:before="0"/>
               <w:jc w:val="left"/>
             </w:pPr>
             <w:r>
@@ -6759,6 +6816,7 @@
           <w:p>
             <w:pPr>
               <w:pStyle w:val="Compact"/>
+              <w:spacing w:line="240" w:lineRule="auto" w:after="0" w:before="0"/>
               <w:jc w:val="right"/>
             </w:pPr>
             <w:r>
@@ -6771,6 +6829,7 @@
           <w:p>
             <w:pPr>
               <w:pStyle w:val="Compact"/>
+              <w:spacing w:line="240" w:lineRule="auto" w:after="0" w:before="0"/>
               <w:jc w:val="right"/>
             </w:pPr>
             <w:r>
@@ -6783,6 +6842,7 @@
           <w:p>
             <w:pPr>
               <w:pStyle w:val="Compact"/>
+              <w:spacing w:line="240" w:lineRule="auto" w:after="0" w:before="0"/>
               <w:jc w:val="right"/>
             </w:pPr>
             <w:r>
@@ -6795,6 +6855,7 @@
           <w:p>
             <w:pPr>
               <w:pStyle w:val="Compact"/>
+              <w:spacing w:line="240" w:lineRule="auto" w:after="0" w:before="0"/>
               <w:jc w:val="right"/>
             </w:pPr>
             <w:r>
@@ -6809,6 +6870,7 @@
           <w:p>
             <w:pPr>
               <w:pStyle w:val="Compact"/>
+              <w:spacing w:line="240" w:lineRule="auto" w:after="0" w:before="0"/>
               <w:jc w:val="left"/>
             </w:pPr>
             <w:r>
@@ -6821,30 +6883,34 @@
           <w:p>
             <w:pPr>
               <w:pStyle w:val="Compact"/>
-            </w:pPr>
-          </w:p>
-        </w:tc>
-        <w:tc>
-          <w:tcPr/>
-          <w:p>
-            <w:pPr>
-              <w:pStyle w:val="Compact"/>
-            </w:pPr>
-          </w:p>
-        </w:tc>
-        <w:tc>
-          <w:tcPr/>
-          <w:p>
-            <w:pPr>
-              <w:pStyle w:val="Compact"/>
-            </w:pPr>
-          </w:p>
-        </w:tc>
-        <w:tc>
-          <w:tcPr/>
-          <w:p>
-            <w:pPr>
-              <w:pStyle w:val="Compact"/>
+              <w:spacing w:line="240" w:lineRule="auto" w:after="0" w:before="0"/>
+            </w:pPr>
+          </w:p>
+        </w:tc>
+        <w:tc>
+          <w:tcPr/>
+          <w:p>
+            <w:pPr>
+              <w:pStyle w:val="Compact"/>
+              <w:spacing w:line="240" w:lineRule="auto" w:after="0" w:before="0"/>
+            </w:pPr>
+          </w:p>
+        </w:tc>
+        <w:tc>
+          <w:tcPr/>
+          <w:p>
+            <w:pPr>
+              <w:pStyle w:val="Compact"/>
+              <w:spacing w:line="240" w:lineRule="auto" w:after="0" w:before="0"/>
+            </w:pPr>
+          </w:p>
+        </w:tc>
+        <w:tc>
+          <w:tcPr/>
+          <w:p>
+            <w:pPr>
+              <w:pStyle w:val="Compact"/>
+              <w:spacing w:line="240" w:lineRule="auto" w:after="0" w:before="0"/>
             </w:pPr>
           </w:p>
         </w:tc>
@@ -6855,6 +6921,7 @@
           <w:p>
             <w:pPr>
               <w:pStyle w:val="Compact"/>
+              <w:spacing w:line="240" w:lineRule="auto" w:after="0" w:before="0"/>
               <w:jc w:val="left"/>
             </w:pPr>
             <w:r>
@@ -6867,6 +6934,7 @@
           <w:p>
             <w:pPr>
               <w:pStyle w:val="Compact"/>
+              <w:spacing w:line="240" w:lineRule="auto" w:after="0" w:before="0"/>
               <w:jc w:val="right"/>
             </w:pPr>
             <w:r>
@@ -6879,6 +6947,7 @@
           <w:p>
             <w:pPr>
               <w:pStyle w:val="Compact"/>
+              <w:spacing w:line="240" w:lineRule="auto" w:after="0" w:before="0"/>
               <w:jc w:val="right"/>
             </w:pPr>
             <w:r>
@@ -6891,6 +6960,7 @@
           <w:p>
             <w:pPr>
               <w:pStyle w:val="Compact"/>
+              <w:spacing w:line="240" w:lineRule="auto" w:after="0" w:before="0"/>
               <w:jc w:val="right"/>
             </w:pPr>
             <w:r>
@@ -6903,6 +6973,7 @@
           <w:p>
             <w:pPr>
               <w:pStyle w:val="Compact"/>
+              <w:spacing w:line="240" w:lineRule="auto" w:after="0" w:before="0"/>
               <w:jc w:val="right"/>
             </w:pPr>
             <w:r>
@@ -6917,6 +6988,7 @@
           <w:p>
             <w:pPr>
               <w:pStyle w:val="Compact"/>
+              <w:spacing w:line="240" w:lineRule="auto" w:after="0" w:before="0"/>
               <w:jc w:val="left"/>
             </w:pPr>
             <w:r>
@@ -6929,6 +7001,7 @@
           <w:p>
             <w:pPr>
               <w:pStyle w:val="Compact"/>
+              <w:spacing w:line="240" w:lineRule="auto" w:after="0" w:before="0"/>
               <w:jc w:val="right"/>
             </w:pPr>
             <w:r>
@@ -6941,6 +7014,7 @@
           <w:p>
             <w:pPr>
               <w:pStyle w:val="Compact"/>
+              <w:spacing w:line="240" w:lineRule="auto" w:after="0" w:before="0"/>
               <w:jc w:val="right"/>
             </w:pPr>
             <w:r>
@@ -6953,6 +7027,7 @@
           <w:p>
             <w:pPr>
               <w:pStyle w:val="Compact"/>
+              <w:spacing w:line="240" w:lineRule="auto" w:after="0" w:before="0"/>
               <w:jc w:val="right"/>
             </w:pPr>
             <w:r>
@@ -6965,6 +7040,7 @@
           <w:p>
             <w:pPr>
               <w:pStyle w:val="Compact"/>
+              <w:spacing w:line="240" w:lineRule="auto" w:after="0" w:before="0"/>
               <w:jc w:val="right"/>
             </w:pPr>
             <w:r>
@@ -6979,6 +7055,7 @@
           <w:p>
             <w:pPr>
               <w:pStyle w:val="Compact"/>
+              <w:spacing w:line="240" w:lineRule="auto" w:after="0" w:before="0"/>
               <w:jc w:val="left"/>
             </w:pPr>
             <w:r>
@@ -6991,30 +7068,34 @@
           <w:p>
             <w:pPr>
               <w:pStyle w:val="Compact"/>
-            </w:pPr>
-          </w:p>
-        </w:tc>
-        <w:tc>
-          <w:tcPr/>
-          <w:p>
-            <w:pPr>
-              <w:pStyle w:val="Compact"/>
-            </w:pPr>
-          </w:p>
-        </w:tc>
-        <w:tc>
-          <w:tcPr/>
-          <w:p>
-            <w:pPr>
-              <w:pStyle w:val="Compact"/>
-            </w:pPr>
-          </w:p>
-        </w:tc>
-        <w:tc>
-          <w:tcPr/>
-          <w:p>
-            <w:pPr>
-              <w:pStyle w:val="Compact"/>
+              <w:spacing w:line="240" w:lineRule="auto" w:after="0" w:before="0"/>
+            </w:pPr>
+          </w:p>
+        </w:tc>
+        <w:tc>
+          <w:tcPr/>
+          <w:p>
+            <w:pPr>
+              <w:pStyle w:val="Compact"/>
+              <w:spacing w:line="240" w:lineRule="auto" w:after="0" w:before="0"/>
+            </w:pPr>
+          </w:p>
+        </w:tc>
+        <w:tc>
+          <w:tcPr/>
+          <w:p>
+            <w:pPr>
+              <w:pStyle w:val="Compact"/>
+              <w:spacing w:line="240" w:lineRule="auto" w:after="0" w:before="0"/>
+            </w:pPr>
+          </w:p>
+        </w:tc>
+        <w:tc>
+          <w:tcPr/>
+          <w:p>
+            <w:pPr>
+              <w:pStyle w:val="Compact"/>
+              <w:spacing w:line="240" w:lineRule="auto" w:after="0" w:before="0"/>
             </w:pPr>
           </w:p>
         </w:tc>
@@ -7025,6 +7106,7 @@
           <w:p>
             <w:pPr>
               <w:pStyle w:val="Compact"/>
+              <w:spacing w:line="240" w:lineRule="auto" w:after="0" w:before="0"/>
               <w:jc w:val="left"/>
             </w:pPr>
             <w:r>
@@ -7037,6 +7119,7 @@
           <w:p>
             <w:pPr>
               <w:pStyle w:val="Compact"/>
+              <w:spacing w:line="240" w:lineRule="auto" w:after="0" w:before="0"/>
               <w:jc w:val="right"/>
             </w:pPr>
             <w:r>
@@ -7049,6 +7132,7 @@
           <w:p>
             <w:pPr>
               <w:pStyle w:val="Compact"/>
+              <w:spacing w:line="240" w:lineRule="auto" w:after="0" w:before="0"/>
               <w:jc w:val="right"/>
             </w:pPr>
             <w:r>
@@ -7061,6 +7145,7 @@
           <w:p>
             <w:pPr>
               <w:pStyle w:val="Compact"/>
+              <w:spacing w:line="240" w:lineRule="auto" w:after="0" w:before="0"/>
               <w:jc w:val="right"/>
             </w:pPr>
             <w:r>
@@ -7073,6 +7158,7 @@
           <w:p>
             <w:pPr>
               <w:pStyle w:val="Compact"/>
+              <w:spacing w:line="240" w:lineRule="auto" w:after="0" w:before="0"/>
               <w:jc w:val="right"/>
             </w:pPr>
             <w:r>
@@ -7087,6 +7173,7 @@
           <w:p>
             <w:pPr>
               <w:pStyle w:val="Compact"/>
+              <w:spacing w:line="240" w:lineRule="auto" w:after="0" w:before="0"/>
               <w:jc w:val="left"/>
             </w:pPr>
             <w:r>
@@ -7099,6 +7186,7 @@
           <w:p>
             <w:pPr>
               <w:pStyle w:val="Compact"/>
+              <w:spacing w:line="240" w:lineRule="auto" w:after="0" w:before="0"/>
               <w:jc w:val="right"/>
             </w:pPr>
             <w:r>
@@ -7111,6 +7199,7 @@
           <w:p>
             <w:pPr>
               <w:pStyle w:val="Compact"/>
+              <w:spacing w:line="240" w:lineRule="auto" w:after="0" w:before="0"/>
               <w:jc w:val="right"/>
             </w:pPr>
             <w:r>
@@ -7123,6 +7212,7 @@
           <w:p>
             <w:pPr>
               <w:pStyle w:val="Compact"/>
+              <w:spacing w:line="240" w:lineRule="auto" w:after="0" w:before="0"/>
               <w:jc w:val="right"/>
             </w:pPr>
             <w:r>
@@ -7135,6 +7225,7 @@
           <w:p>
             <w:pPr>
               <w:pStyle w:val="Compact"/>
+              <w:spacing w:line="240" w:lineRule="auto" w:after="0" w:before="0"/>
               <w:jc w:val="right"/>
             </w:pPr>
             <w:r>
@@ -7149,6 +7240,7 @@
           <w:p>
             <w:pPr>
               <w:pStyle w:val="Compact"/>
+              <w:spacing w:line="240" w:lineRule="auto" w:after="0" w:before="0"/>
               <w:jc w:val="left"/>
             </w:pPr>
             <w:r>
@@ -7161,6 +7253,7 @@
           <w:p>
             <w:pPr>
               <w:pStyle w:val="Compact"/>
+              <w:spacing w:line="240" w:lineRule="auto" w:after="0" w:before="0"/>
               <w:jc w:val="right"/>
             </w:pPr>
             <w:r>
@@ -7173,6 +7266,7 @@
           <w:p>
             <w:pPr>
               <w:pStyle w:val="Compact"/>
+              <w:spacing w:line="240" w:lineRule="auto" w:after="0" w:before="0"/>
               <w:jc w:val="right"/>
             </w:pPr>
             <w:r>
@@ -7185,6 +7279,7 @@
           <w:p>
             <w:pPr>
               <w:pStyle w:val="Compact"/>
+              <w:spacing w:line="240" w:lineRule="auto" w:after="0" w:before="0"/>
               <w:jc w:val="right"/>
             </w:pPr>
             <w:r>
@@ -7197,6 +7292,7 @@
           <w:p>
             <w:pPr>
               <w:pStyle w:val="Compact"/>
+              <w:spacing w:line="240" w:lineRule="auto" w:after="0" w:before="0"/>
               <w:jc w:val="right"/>
             </w:pPr>
             <w:r>
@@ -7211,6 +7307,7 @@
           <w:p>
             <w:pPr>
               <w:pStyle w:val="Compact"/>
+              <w:spacing w:line="240" w:lineRule="auto" w:after="0" w:before="0"/>
               <w:jc w:val="left"/>
             </w:pPr>
             <w:r>
@@ -7223,30 +7320,34 @@
           <w:p>
             <w:pPr>
               <w:pStyle w:val="Compact"/>
-            </w:pPr>
-          </w:p>
-        </w:tc>
-        <w:tc>
-          <w:tcPr/>
-          <w:p>
-            <w:pPr>
-              <w:pStyle w:val="Compact"/>
-            </w:pPr>
-          </w:p>
-        </w:tc>
-        <w:tc>
-          <w:tcPr/>
-          <w:p>
-            <w:pPr>
-              <w:pStyle w:val="Compact"/>
-            </w:pPr>
-          </w:p>
-        </w:tc>
-        <w:tc>
-          <w:tcPr/>
-          <w:p>
-            <w:pPr>
-              <w:pStyle w:val="Compact"/>
+              <w:spacing w:line="240" w:lineRule="auto" w:after="0" w:before="0"/>
+            </w:pPr>
+          </w:p>
+        </w:tc>
+        <w:tc>
+          <w:tcPr/>
+          <w:p>
+            <w:pPr>
+              <w:pStyle w:val="Compact"/>
+              <w:spacing w:line="240" w:lineRule="auto" w:after="0" w:before="0"/>
+            </w:pPr>
+          </w:p>
+        </w:tc>
+        <w:tc>
+          <w:tcPr/>
+          <w:p>
+            <w:pPr>
+              <w:pStyle w:val="Compact"/>
+              <w:spacing w:line="240" w:lineRule="auto" w:after="0" w:before="0"/>
+            </w:pPr>
+          </w:p>
+        </w:tc>
+        <w:tc>
+          <w:tcPr/>
+          <w:p>
+            <w:pPr>
+              <w:pStyle w:val="Compact"/>
+              <w:spacing w:line="240" w:lineRule="auto" w:after="0" w:before="0"/>
             </w:pPr>
           </w:p>
         </w:tc>
@@ -7257,6 +7358,7 @@
           <w:p>
             <w:pPr>
               <w:pStyle w:val="Compact"/>
+              <w:spacing w:line="240" w:lineRule="auto" w:after="0" w:before="0"/>
               <w:jc w:val="left"/>
             </w:pPr>
             <w:r>
@@ -7269,6 +7371,7 @@
           <w:p>
             <w:pPr>
               <w:pStyle w:val="Compact"/>
+              <w:spacing w:line="240" w:lineRule="auto" w:after="0" w:before="0"/>
               <w:jc w:val="right"/>
             </w:pPr>
             <w:r>
@@ -7281,6 +7384,7 @@
           <w:p>
             <w:pPr>
               <w:pStyle w:val="Compact"/>
+              <w:spacing w:line="240" w:lineRule="auto" w:after="0" w:before="0"/>
               <w:jc w:val="right"/>
             </w:pPr>
             <w:r>
@@ -7293,6 +7397,7 @@
           <w:p>
             <w:pPr>
               <w:pStyle w:val="Compact"/>
+              <w:spacing w:line="240" w:lineRule="auto" w:after="0" w:before="0"/>
               <w:jc w:val="right"/>
             </w:pPr>
             <w:r>
@@ -7305,6 +7410,7 @@
           <w:p>
             <w:pPr>
               <w:pStyle w:val="Compact"/>
+              <w:spacing w:line="240" w:lineRule="auto" w:after="0" w:before="0"/>
               <w:jc w:val="right"/>
             </w:pPr>
             <w:r>
@@ -7319,6 +7425,7 @@
           <w:p>
             <w:pPr>
               <w:pStyle w:val="Compact"/>
+              <w:spacing w:line="240" w:lineRule="auto" w:after="0" w:before="0"/>
               <w:jc w:val="left"/>
             </w:pPr>
             <w:r>
@@ -7331,6 +7438,7 @@
           <w:p>
             <w:pPr>
               <w:pStyle w:val="Compact"/>
+              <w:spacing w:line="240" w:lineRule="auto" w:after="0" w:before="0"/>
               <w:jc w:val="right"/>
             </w:pPr>
             <w:r>
@@ -7343,6 +7451,7 @@
           <w:p>
             <w:pPr>
               <w:pStyle w:val="Compact"/>
+              <w:spacing w:line="240" w:lineRule="auto" w:after="0" w:before="0"/>
               <w:jc w:val="right"/>
             </w:pPr>
             <w:r>
@@ -7355,6 +7464,7 @@
           <w:p>
             <w:pPr>
               <w:pStyle w:val="Compact"/>
+              <w:spacing w:line="240" w:lineRule="auto" w:after="0" w:before="0"/>
               <w:jc w:val="right"/>
             </w:pPr>
             <w:r>
@@ -7367,6 +7477,7 @@
           <w:p>
             <w:pPr>
               <w:pStyle w:val="Compact"/>
+              <w:spacing w:line="240" w:lineRule="auto" w:after="0" w:before="0"/>
               <w:jc w:val="right"/>
             </w:pPr>
             <w:r>
@@ -7381,6 +7492,7 @@
           <w:p>
             <w:pPr>
               <w:pStyle w:val="Compact"/>
+              <w:spacing w:line="240" w:lineRule="auto" w:after="0" w:before="0"/>
               <w:jc w:val="left"/>
             </w:pPr>
             <w:r>
@@ -7393,6 +7505,7 @@
           <w:p>
             <w:pPr>
               <w:pStyle w:val="Compact"/>
+              <w:spacing w:line="240" w:lineRule="auto" w:after="0" w:before="0"/>
               <w:jc w:val="right"/>
             </w:pPr>
             <w:r>
@@ -7405,6 +7518,7 @@
           <w:p>
             <w:pPr>
               <w:pStyle w:val="Compact"/>
+              <w:spacing w:line="240" w:lineRule="auto" w:after="0" w:before="0"/>
               <w:jc w:val="right"/>
             </w:pPr>
             <w:r>
@@ -7417,6 +7531,7 @@
           <w:p>
             <w:pPr>
               <w:pStyle w:val="Compact"/>
+              <w:spacing w:line="240" w:lineRule="auto" w:after="0" w:before="0"/>
               <w:jc w:val="right"/>
             </w:pPr>
             <w:r>
@@ -7429,6 +7544,7 @@
           <w:p>
             <w:pPr>
               <w:pStyle w:val="Compact"/>
+              <w:spacing w:line="240" w:lineRule="auto" w:after="0" w:before="0"/>
               <w:jc w:val="right"/>
             </w:pPr>
             <w:r>
@@ -7443,6 +7559,7 @@
           <w:p>
             <w:pPr>
               <w:pStyle w:val="Compact"/>
+              <w:spacing w:line="240" w:lineRule="auto" w:after="0" w:before="0"/>
               <w:jc w:val="left"/>
             </w:pPr>
             <w:r>
@@ -7455,30 +7572,34 @@
           <w:p>
             <w:pPr>
               <w:pStyle w:val="Compact"/>
-            </w:pPr>
-          </w:p>
-        </w:tc>
-        <w:tc>
-          <w:tcPr/>
-          <w:p>
-            <w:pPr>
-              <w:pStyle w:val="Compact"/>
-            </w:pPr>
-          </w:p>
-        </w:tc>
-        <w:tc>
-          <w:tcPr/>
-          <w:p>
-            <w:pPr>
-              <w:pStyle w:val="Compact"/>
-            </w:pPr>
-          </w:p>
-        </w:tc>
-        <w:tc>
-          <w:tcPr/>
-          <w:p>
-            <w:pPr>
-              <w:pStyle w:val="Compact"/>
+              <w:spacing w:line="240" w:lineRule="auto" w:after="0" w:before="0"/>
+            </w:pPr>
+          </w:p>
+        </w:tc>
+        <w:tc>
+          <w:tcPr/>
+          <w:p>
+            <w:pPr>
+              <w:pStyle w:val="Compact"/>
+              <w:spacing w:line="240" w:lineRule="auto" w:after="0" w:before="0"/>
+            </w:pPr>
+          </w:p>
+        </w:tc>
+        <w:tc>
+          <w:tcPr/>
+          <w:p>
+            <w:pPr>
+              <w:pStyle w:val="Compact"/>
+              <w:spacing w:line="240" w:lineRule="auto" w:after="0" w:before="0"/>
+            </w:pPr>
+          </w:p>
+        </w:tc>
+        <w:tc>
+          <w:tcPr/>
+          <w:p>
+            <w:pPr>
+              <w:pStyle w:val="Compact"/>
+              <w:spacing w:line="240" w:lineRule="auto" w:after="0" w:before="0"/>
             </w:pPr>
           </w:p>
         </w:tc>
@@ -7489,6 +7610,7 @@
           <w:p>
             <w:pPr>
               <w:pStyle w:val="Compact"/>
+              <w:spacing w:line="240" w:lineRule="auto" w:after="0" w:before="0"/>
               <w:jc w:val="left"/>
             </w:pPr>
             <w:r>
@@ -7501,6 +7623,7 @@
           <w:p>
             <w:pPr>
               <w:pStyle w:val="Compact"/>
+              <w:spacing w:line="240" w:lineRule="auto" w:after="0" w:before="0"/>
               <w:jc w:val="right"/>
             </w:pPr>
             <w:r>
@@ -7513,6 +7636,7 @@
           <w:p>
             <w:pPr>
               <w:pStyle w:val="Compact"/>
+              <w:spacing w:line="240" w:lineRule="auto" w:after="0" w:before="0"/>
               <w:jc w:val="right"/>
             </w:pPr>
             <w:r>
@@ -7525,6 +7649,7 @@
           <w:p>
             <w:pPr>
               <w:pStyle w:val="Compact"/>
+              <w:spacing w:line="240" w:lineRule="auto" w:after="0" w:before="0"/>
               <w:jc w:val="right"/>
             </w:pPr>
             <w:r>
@@ -7537,6 +7662,7 @@
           <w:p>
             <w:pPr>
               <w:pStyle w:val="Compact"/>
+              <w:spacing w:line="240" w:lineRule="auto" w:after="0" w:before="0"/>
               <w:jc w:val="right"/>
             </w:pPr>
             <w:r>
@@ -7551,6 +7677,7 @@
           <w:p>
             <w:pPr>
               <w:pStyle w:val="Compact"/>
+              <w:spacing w:line="240" w:lineRule="auto" w:after="0" w:before="0"/>
               <w:jc w:val="left"/>
             </w:pPr>
             <w:r>
@@ -7563,6 +7690,7 @@
           <w:p>
             <w:pPr>
               <w:pStyle w:val="Compact"/>
+              <w:spacing w:line="240" w:lineRule="auto" w:after="0" w:before="0"/>
               <w:jc w:val="right"/>
             </w:pPr>
             <w:r>
@@ -7575,6 +7703,7 @@
           <w:p>
             <w:pPr>
               <w:pStyle w:val="Compact"/>
+              <w:spacing w:line="240" w:lineRule="auto" w:after="0" w:before="0"/>
               <w:jc w:val="right"/>
             </w:pPr>
             <w:r>
@@ -7587,6 +7716,7 @@
           <w:p>
             <w:pPr>
               <w:pStyle w:val="Compact"/>
+              <w:spacing w:line="240" w:lineRule="auto" w:after="0" w:before="0"/>
               <w:jc w:val="right"/>
             </w:pPr>
             <w:r>
@@ -7599,6 +7729,7 @@
           <w:p>
             <w:pPr>
               <w:pStyle w:val="Compact"/>
+              <w:spacing w:line="240" w:lineRule="auto" w:after="0" w:before="0"/>
               <w:jc w:val="right"/>
             </w:pPr>
             <w:r>
@@ -7613,6 +7744,7 @@
           <w:p>
             <w:pPr>
               <w:pStyle w:val="Compact"/>
+              <w:spacing w:line="240" w:lineRule="auto" w:after="0" w:before="0"/>
               <w:jc w:val="left"/>
             </w:pPr>
             <w:r>
@@ -7625,6 +7757,7 @@
           <w:p>
             <w:pPr>
               <w:pStyle w:val="Compact"/>
+              <w:spacing w:line="240" w:lineRule="auto" w:after="0" w:before="0"/>
               <w:jc w:val="right"/>
             </w:pPr>
             <w:r>
@@ -7637,6 +7770,7 @@
           <w:p>
             <w:pPr>
               <w:pStyle w:val="Compact"/>
+              <w:spacing w:line="240" w:lineRule="auto" w:after="0" w:before="0"/>
               <w:jc w:val="right"/>
             </w:pPr>
             <w:r>
@@ -7649,6 +7783,7 @@
           <w:p>
             <w:pPr>
               <w:pStyle w:val="Compact"/>
+              <w:spacing w:line="240" w:lineRule="auto" w:after="0" w:before="0"/>
               <w:jc w:val="right"/>
             </w:pPr>
             <w:r>
@@ -7661,6 +7796,7 @@
           <w:p>
             <w:pPr>
               <w:pStyle w:val="Compact"/>
+              <w:spacing w:line="240" w:lineRule="auto" w:after="0" w:before="0"/>
               <w:jc w:val="right"/>
             </w:pPr>
             <w:r>
@@ -7675,6 +7811,7 @@
           <w:p>
             <w:pPr>
               <w:pStyle w:val="Compact"/>
+              <w:spacing w:line="240" w:lineRule="auto" w:after="0" w:before="0"/>
               <w:jc w:val="left"/>
             </w:pPr>
             <w:r>
@@ -7687,6 +7824,7 @@
           <w:p>
             <w:pPr>
               <w:pStyle w:val="Compact"/>
+              <w:spacing w:line="240" w:lineRule="auto" w:after="0" w:before="0"/>
               <w:jc w:val="right"/>
             </w:pPr>
             <w:r>
@@ -7699,6 +7837,7 @@
           <w:p>
             <w:pPr>
               <w:pStyle w:val="Compact"/>
+              <w:spacing w:line="240" w:lineRule="auto" w:after="0" w:before="0"/>
               <w:jc w:val="right"/>
             </w:pPr>
             <w:r>
@@ -7711,6 +7850,7 @@
           <w:p>
             <w:pPr>
               <w:pStyle w:val="Compact"/>
+              <w:spacing w:line="240" w:lineRule="auto" w:after="0" w:before="0"/>
               <w:jc w:val="right"/>
             </w:pPr>
             <w:r>
@@ -7723,6 +7863,7 @@
           <w:p>
             <w:pPr>
               <w:pStyle w:val="Compact"/>
+              <w:spacing w:line="240" w:lineRule="auto" w:after="0" w:before="0"/>
               <w:jc w:val="right"/>
             </w:pPr>
             <w:r>
@@ -7737,6 +7878,7 @@
           <w:p>
             <w:pPr>
               <w:pStyle w:val="Compact"/>
+              <w:spacing w:line="240" w:lineRule="auto" w:after="0" w:before="0"/>
               <w:jc w:val="left"/>
             </w:pPr>
             <w:r>
@@ -7749,6 +7891,7 @@
           <w:p>
             <w:pPr>
               <w:pStyle w:val="Compact"/>
+              <w:spacing w:line="240" w:lineRule="auto" w:after="0" w:before="0"/>
               <w:jc w:val="right"/>
             </w:pPr>
             <w:r>
@@ -7761,6 +7904,7 @@
           <w:p>
             <w:pPr>
               <w:pStyle w:val="Compact"/>
+              <w:spacing w:line="240" w:lineRule="auto" w:after="0" w:before="0"/>
               <w:jc w:val="right"/>
             </w:pPr>
             <w:r>
@@ -7773,6 +7917,7 @@
           <w:p>
             <w:pPr>
               <w:pStyle w:val="Compact"/>
+              <w:spacing w:line="240" w:lineRule="auto" w:after="0" w:before="0"/>
               <w:jc w:val="right"/>
             </w:pPr>
             <w:r>
@@ -7785,6 +7930,7 @@
           <w:p>
             <w:pPr>
               <w:pStyle w:val="Compact"/>
+              <w:spacing w:line="240" w:lineRule="auto" w:after="0" w:before="0"/>
               <w:jc w:val="right"/>
             </w:pPr>
             <w:r>
@@ -7947,24 +8093,7 @@
         <w:t xml:space="preserve"> </w:t>
       </w:r>
       <w:r>
-        <w:t xml:space="preserve">than his wife. Figure</w:t>
-      </w:r>
-      <w:r>
-        <w:t xml:space="preserve"> </w:t>
-      </w:r>
-      <w:hyperlink w:anchor="S-fig:fig-agegap">
-        <w:r>
-          <w:rPr>
-            <w:rStyle w:val="Hyperlink"/>
-          </w:rPr>
-          <w:t xml:space="preserve">[S-fig:fig-agegap]</w:t>
-        </w:r>
-      </w:hyperlink>
-      <w:r>
-        <w:t xml:space="preserve"> </w:t>
-      </w:r>
-      <w:r>
-        <w:t xml:space="preserve">plots the unpaid-work gap by</w:t>
+        <w:t xml:space="preserve">than his wife. Figure S4 plots the unpaid-work gap by</w:t>
       </w:r>
       <w:r>
         <w:t xml:space="preserve"> </w:t>
@@ -8080,24 +8209,7 @@
         <w:pStyle w:val="FirstParagraph"/>
       </w:pPr>
       <w:r>
-        <w:t xml:space="preserve">Table</w:t>
-      </w:r>
-      <w:r>
-        <w:t xml:space="preserve"> </w:t>
-      </w:r>
-      <w:hyperlink w:anchor="S-tab:widow">
-        <w:r>
-          <w:rPr>
-            <w:rStyle w:val="Hyperlink"/>
-          </w:rPr>
-          <w:t xml:space="preserve">[S-tab:widow]</w:t>
-        </w:r>
-      </w:hyperlink>
-      <w:r>
-        <w:t xml:space="preserve"> </w:t>
-      </w:r>
-      <w:r>
-        <w:t xml:space="preserve">applies the same accounting to the end of</w:t>
+        <w:t xml:space="preserve">Table S4 applies the same accounting to the end of</w:t>
       </w:r>
       <w:r>
         <w:t xml:space="preserve"> </w:t>
@@ -8157,24 +8269,7 @@
         <w:pStyle w:val="FirstParagraph"/>
       </w:pPr>
       <w:r>
-        <w:t xml:space="preserve">Table</w:t>
-      </w:r>
-      <w:r>
-        <w:t xml:space="preserve"> </w:t>
-      </w:r>
-      <w:hyperlink w:anchor="S-tab:robust">
-        <w:r>
-          <w:rPr>
-            <w:rStyle w:val="Hyperlink"/>
-          </w:rPr>
-          <w:t xml:space="preserve">[S-tab:robust]</w:t>
-        </w:r>
-      </w:hyperlink>
-      <w:r>
-        <w:t xml:space="preserve"> </w:t>
-      </w:r>
-      <w:r>
-        <w:t xml:space="preserve">re-estimates the unpaid-work coefficient for</w:t>
+        <w:t xml:space="preserve">Table S5 re-estimates the unpaid-work coefficient for</w:t>
       </w:r>
       <w:r>
         <w:t xml:space="preserve"> </w:t>
@@ -8759,7 +8854,7 @@
       </w:r>
     </w:p>
     <w:bookmarkEnd w:id="37"/>
-    <w:bookmarkStart w:id="112" w:name="references"/>
+    <w:bookmarkStart w:id="104" w:name="references"/>
     <w:p>
       <w:pPr>
         <w:pStyle w:val="Heading1"/>
@@ -8975,37 +9070,17 @@
         <w:pStyle w:val="BodyText"/>
       </w:pPr>
       <w:r>
-        <w:t xml:space="preserve">Aguiar, M., &amp; Hurst, E. (2007). Measuring trends in leisure: The</w:t>
-      </w:r>
-      <w:r>
-        <w:t xml:space="preserve"> </w:t>
-      </w:r>
-      <w:r>
-        <w:t xml:space="preserve">allocation of time over five decades.</w:t>
-      </w:r>
-      <w:r>
-        <w:t xml:space="preserve"> </w:t>
-      </w:r>
-      <w:r>
-        <w:rPr>
-          <w:i/>
-          <w:iCs/>
-        </w:rPr>
-        <w:t xml:space="preserve">Quarterly Journal of</w:t>
-      </w:r>
-      <w:r>
-        <w:rPr>
-          <w:i/>
-          <w:iCs/>
-        </w:rPr>
-        <w:t xml:space="preserve"> </w:t>
-      </w:r>
-      <w:r>
-        <w:rPr>
-          <w:i/>
-          <w:iCs/>
-        </w:rPr>
-        <w:t xml:space="preserve">Economics</w:t>
+        <w:t xml:space="preserve">Akerlof, G. A., &amp; Kranton, R. E. (2000). Economics and identity.</w:t>
+      </w:r>
+      <w:r>
+        <w:t xml:space="preserve"> </w:t>
+      </w:r>
+      <w:r>
+        <w:rPr>
+          <w:i/>
+          <w:iCs/>
+        </w:rPr>
+        <w:t xml:space="preserve">Quarterly Journal of Economics</w:t>
       </w:r>
       <w:r>
         <w:t xml:space="preserve">,</w:t>
@@ -9018,60 +9093,15 @@
           <w:i/>
           <w:iCs/>
         </w:rPr>
-        <w:t xml:space="preserve">122</w:t>
-      </w:r>
-      <w:r>
-        <w:t xml:space="preserve">(3), 969–1006.</w:t>
+        <w:t xml:space="preserve">115</w:t>
+      </w:r>
+      <w:r>
+        <w:t xml:space="preserve">(3), 715–753.</w:t>
       </w:r>
       <w:r>
         <w:t xml:space="preserve"> </w:t>
       </w:r>
       <w:hyperlink r:id="rId41">
-        <w:r>
-          <w:rPr>
-            <w:rStyle w:val="Hyperlink"/>
-          </w:rPr>
-          <w:t xml:space="preserve">https://doi.org/10.1162/qjec.122.3.969</w:t>
-        </w:r>
-      </w:hyperlink>
-    </w:p>
-    <w:p>
-      <w:pPr>
-        <w:pStyle w:val="BodyText"/>
-      </w:pPr>
-      <w:r>
-        <w:t xml:space="preserve">Akerlof, G. A., &amp; Kranton, R. E. (2000). Economics and identity.</w:t>
-      </w:r>
-      <w:r>
-        <w:t xml:space="preserve"> </w:t>
-      </w:r>
-      <w:r>
-        <w:rPr>
-          <w:i/>
-          <w:iCs/>
-        </w:rPr>
-        <w:t xml:space="preserve">Quarterly Journal of Economics</w:t>
-      </w:r>
-      <w:r>
-        <w:t xml:space="preserve">,</w:t>
-      </w:r>
-      <w:r>
-        <w:t xml:space="preserve"> </w:t>
-      </w:r>
-      <w:r>
-        <w:rPr>
-          <w:i/>
-          <w:iCs/>
-        </w:rPr>
-        <w:t xml:space="preserve">115</w:t>
-      </w:r>
-      <w:r>
-        <w:t xml:space="preserve">(3), 715–753.</w:t>
-      </w:r>
-      <w:r>
-        <w:t xml:space="preserve"> </w:t>
-      </w:r>
-      <w:hyperlink r:id="rId42">
         <w:r>
           <w:rPr>
             <w:rStyle w:val="Hyperlink"/>
@@ -9145,7 +9175,7 @@
       <w:r>
         <w:t xml:space="preserve"> </w:t>
       </w:r>
-      <w:hyperlink r:id="rId43">
+      <w:hyperlink r:id="rId42">
         <w:r>
           <w:rPr>
             <w:rStyle w:val="Hyperlink"/>
@@ -9214,7 +9244,7 @@
       <w:r>
         <w:t xml:space="preserve"> </w:t>
       </w:r>
-      <w:hyperlink r:id="rId44">
+      <w:hyperlink r:id="rId43">
         <w:r>
           <w:rPr>
             <w:rStyle w:val="Hyperlink"/>
@@ -9277,46 +9307,38 @@
         <w:pStyle w:val="BodyText"/>
       </w:pPr>
       <w:r>
-        <w:t xml:space="preserve">Arber, S., Bote, M., &amp; Meadows, R. (2009). Gender and socio-economic</w:t>
-      </w:r>
-      <w:r>
-        <w:t xml:space="preserve"> </w:t>
-      </w:r>
-      <w:r>
-        <w:t xml:space="preserve">patterning of self-reported sleep problems in</w:t>
-      </w:r>
-      <w:r>
-        <w:t xml:space="preserve"> </w:t>
-      </w:r>
-      <w:r>
-        <w:t xml:space="preserve">Britain</w:t>
-      </w:r>
-      <w:r>
-        <w:t xml:space="preserve">.</w:t>
-      </w:r>
-      <w:r>
-        <w:t xml:space="preserve"> </w:t>
-      </w:r>
-      <w:r>
-        <w:rPr>
-          <w:i/>
-          <w:iCs/>
-        </w:rPr>
-        <w:t xml:space="preserve">Social</w:t>
-      </w:r>
-      <w:r>
-        <w:rPr>
-          <w:i/>
-          <w:iCs/>
-        </w:rPr>
-        <w:t xml:space="preserve"> </w:t>
-      </w:r>
-      <w:r>
-        <w:rPr>
-          <w:i/>
-          <w:iCs/>
-        </w:rPr>
-        <w:t xml:space="preserve">Science &amp; Medicine</w:t>
+        <w:t xml:space="preserve">Basner, M., Fomberstein, K. M., Razavi, F. M., Banks, S., William, J.</w:t>
+      </w:r>
+      <w:r>
+        <w:t xml:space="preserve"> </w:t>
+      </w:r>
+      <w:r>
+        <w:t xml:space="preserve">H., Rosa, R. R., &amp; Dinges, D. F. (2007).</w:t>
+      </w:r>
+      <w:r>
+        <w:t xml:space="preserve"> </w:t>
+      </w:r>
+      <w:r>
+        <w:t xml:space="preserve">American Time Use Survey</w:t>
+      </w:r>
+      <w:r>
+        <w:t xml:space="preserve">:</w:t>
+      </w:r>
+      <w:r>
+        <w:t xml:space="preserve"> </w:t>
+      </w:r>
+      <w:r>
+        <w:t xml:space="preserve">Sleep time and its relationship to waking activities.</w:t>
+      </w:r>
+      <w:r>
+        <w:t xml:space="preserve"> </w:t>
+      </w:r>
+      <w:r>
+        <w:rPr>
+          <w:i/>
+          <w:iCs/>
+        </w:rPr>
+        <w:t xml:space="preserve">Sleep</w:t>
       </w:r>
       <w:r>
         <w:t xml:space="preserve">,</w:t>
@@ -9329,72 +9351,6 @@
           <w:i/>
           <w:iCs/>
         </w:rPr>
-        <w:t xml:space="preserve">68</w:t>
-      </w:r>
-      <w:r>
-        <w:t xml:space="preserve">(2), 281–289.</w:t>
-      </w:r>
-      <w:r>
-        <w:t xml:space="preserve"> </w:t>
-      </w:r>
-      <w:hyperlink r:id="rId45">
-        <w:r>
-          <w:rPr>
-            <w:rStyle w:val="Hyperlink"/>
-          </w:rPr>
-          <w:t xml:space="preserve">https://doi.org/10.1016/j.socscimed.2008.10.016</w:t>
-        </w:r>
-      </w:hyperlink>
-    </w:p>
-    <w:p>
-      <w:pPr>
-        <w:pStyle w:val="BodyText"/>
-      </w:pPr>
-      <w:r>
-        <w:t xml:space="preserve">Basner, M., Fomberstein, K. M., Razavi, F. M., Banks, S., William, J.</w:t>
-      </w:r>
-      <w:r>
-        <w:t xml:space="preserve"> </w:t>
-      </w:r>
-      <w:r>
-        <w:t xml:space="preserve">H., Rosa, R. R., &amp; Dinges, D. F. (2007).</w:t>
-      </w:r>
-      <w:r>
-        <w:t xml:space="preserve"> </w:t>
-      </w:r>
-      <w:r>
-        <w:t xml:space="preserve">American Time Use Survey</w:t>
-      </w:r>
-      <w:r>
-        <w:t xml:space="preserve">:</w:t>
-      </w:r>
-      <w:r>
-        <w:t xml:space="preserve"> </w:t>
-      </w:r>
-      <w:r>
-        <w:t xml:space="preserve">Sleep time and its relationship to waking activities.</w:t>
-      </w:r>
-      <w:r>
-        <w:t xml:space="preserve"> </w:t>
-      </w:r>
-      <w:r>
-        <w:rPr>
-          <w:i/>
-          <w:iCs/>
-        </w:rPr>
-        <w:t xml:space="preserve">Sleep</w:t>
-      </w:r>
-      <w:r>
-        <w:t xml:space="preserve">,</w:t>
-      </w:r>
-      <w:r>
-        <w:t xml:space="preserve"> </w:t>
-      </w:r>
-      <w:r>
-        <w:rPr>
-          <w:i/>
-          <w:iCs/>
-        </w:rPr>
         <w:t xml:space="preserve">30</w:t>
       </w:r>
       <w:r>
@@ -9403,7 +9359,7 @@
       <w:r>
         <w:t xml:space="preserve"> </w:t>
       </w:r>
-      <w:hyperlink r:id="rId46">
+      <w:hyperlink r:id="rId44">
         <w:r>
           <w:rPr>
             <w:rStyle w:val="Hyperlink"/>
@@ -9454,7 +9410,7 @@
       <w:r>
         <w:t xml:space="preserve"> </w:t>
       </w:r>
-      <w:hyperlink r:id="rId47">
+      <w:hyperlink r:id="rId45">
         <w:r>
           <w:rPr>
             <w:rStyle w:val="Hyperlink"/>
@@ -9513,7 +9469,7 @@
       <w:r>
         <w:t xml:space="preserve"> </w:t>
       </w:r>
-      <w:hyperlink r:id="rId48">
+      <w:hyperlink r:id="rId46">
         <w:r>
           <w:rPr>
             <w:rStyle w:val="Hyperlink"/>
@@ -9564,7 +9520,7 @@
       <w:r>
         <w:t xml:space="preserve"> </w:t>
       </w:r>
-      <w:hyperlink r:id="rId49">
+      <w:hyperlink r:id="rId47">
         <w:r>
           <w:rPr>
             <w:rStyle w:val="Hyperlink"/>
@@ -9605,7 +9561,7 @@
       <w:r>
         <w:t xml:space="preserve"> </w:t>
       </w:r>
-      <w:hyperlink r:id="rId50">
+      <w:hyperlink r:id="rId48">
         <w:r>
           <w:rPr>
             <w:rStyle w:val="Hyperlink"/>
@@ -9670,7 +9626,7 @@
       <w:r>
         <w:t xml:space="preserve"> </w:t>
       </w:r>
-      <w:hyperlink r:id="rId51">
+      <w:hyperlink r:id="rId49">
         <w:r>
           <w:rPr>
             <w:rStyle w:val="Hyperlink"/>
@@ -9684,29 +9640,23 @@
         <w:pStyle w:val="BodyText"/>
       </w:pPr>
       <w:r>
-        <w:t xml:space="preserve">Bianchi, S. M., Milkie, M. A., Sayer, L. C., &amp; Robinson, J. P. (2000).</w:t>
-      </w:r>
-      <w:r>
-        <w:t xml:space="preserve"> </w:t>
-      </w:r>
-      <w:r>
-        <w:t xml:space="preserve">Is anyone doing the housework? Trends in the gender division of</w:t>
-      </w:r>
-      <w:r>
-        <w:t xml:space="preserve"> </w:t>
-      </w:r>
-      <w:r>
-        <w:t xml:space="preserve">household labor.</w:t>
-      </w:r>
-      <w:r>
-        <w:t xml:space="preserve"> </w:t>
-      </w:r>
-      <w:r>
-        <w:rPr>
-          <w:i/>
-          <w:iCs/>
-        </w:rPr>
-        <w:t xml:space="preserve">Social Forces</w:t>
+        <w:t xml:space="preserve">Biddle, J. E., &amp; Hamermesh, D. S. (1990). Sleep and the allocation of</w:t>
+      </w:r>
+      <w:r>
+        <w:t xml:space="preserve"> </w:t>
+      </w:r>
+      <w:r>
+        <w:t xml:space="preserve">time.</w:t>
+      </w:r>
+      <w:r>
+        <w:t xml:space="preserve"> </w:t>
+      </w:r>
+      <w:r>
+        <w:rPr>
+          <w:i/>
+          <w:iCs/>
+        </w:rPr>
+        <w:t xml:space="preserve">Journal of Political Economy</w:t>
       </w:r>
       <w:r>
         <w:t xml:space="preserve">,</w:t>
@@ -9719,57 +9669,6 @@
           <w:i/>
           <w:iCs/>
         </w:rPr>
-        <w:t xml:space="preserve">79</w:t>
-      </w:r>
-      <w:r>
-        <w:t xml:space="preserve">(1), 191–228.</w:t>
-      </w:r>
-      <w:r>
-        <w:t xml:space="preserve"> </w:t>
-      </w:r>
-      <w:hyperlink r:id="rId52">
-        <w:r>
-          <w:rPr>
-            <w:rStyle w:val="Hyperlink"/>
-          </w:rPr>
-          <w:t xml:space="preserve">https://doi.org/10.2307/2675569</w:t>
-        </w:r>
-      </w:hyperlink>
-    </w:p>
-    <w:p>
-      <w:pPr>
-        <w:pStyle w:val="BodyText"/>
-      </w:pPr>
-      <w:r>
-        <w:t xml:space="preserve">Biddle, J. E., &amp; Hamermesh, D. S. (1990). Sleep and the allocation of</w:t>
-      </w:r>
-      <w:r>
-        <w:t xml:space="preserve"> </w:t>
-      </w:r>
-      <w:r>
-        <w:t xml:space="preserve">time.</w:t>
-      </w:r>
-      <w:r>
-        <w:t xml:space="preserve"> </w:t>
-      </w:r>
-      <w:r>
-        <w:rPr>
-          <w:i/>
-          <w:iCs/>
-        </w:rPr>
-        <w:t xml:space="preserve">Journal of Political Economy</w:t>
-      </w:r>
-      <w:r>
-        <w:t xml:space="preserve">,</w:t>
-      </w:r>
-      <w:r>
-        <w:t xml:space="preserve"> </w:t>
-      </w:r>
-      <w:r>
-        <w:rPr>
-          <w:i/>
-          <w:iCs/>
-        </w:rPr>
         <w:t xml:space="preserve">98</w:t>
       </w:r>
       <w:r>
@@ -9778,7 +9677,7 @@
       <w:r>
         <w:t xml:space="preserve"> </w:t>
       </w:r>
-      <w:hyperlink r:id="rId53">
+      <w:hyperlink r:id="rId50">
         <w:r>
           <w:rPr>
             <w:rStyle w:val="Hyperlink"/>
@@ -9829,7 +9728,7 @@
       <w:r>
         <w:t xml:space="preserve"> </w:t>
       </w:r>
-      <w:hyperlink r:id="rId54">
+      <w:hyperlink r:id="rId51">
         <w:r>
           <w:rPr>
             <w:rStyle w:val="Hyperlink"/>
@@ -9843,23 +9742,58 @@
         <w:pStyle w:val="BodyText"/>
       </w:pPr>
       <w:r>
-        <w:t xml:space="preserve">Bittman, M., &amp; Wajcman, J. (2000). The rush hour: The character of</w:t>
-      </w:r>
-      <w:r>
-        <w:t xml:space="preserve"> </w:t>
-      </w:r>
-      <w:r>
-        <w:t xml:space="preserve">leisure time and gender equity.</w:t>
-      </w:r>
-      <w:r>
-        <w:t xml:space="preserve"> </w:t>
-      </w:r>
-      <w:r>
-        <w:rPr>
-          <w:i/>
-          <w:iCs/>
-        </w:rPr>
-        <w:t xml:space="preserve">Social Forces</w:t>
+        <w:t xml:space="preserve">Blood, R. O., &amp; Wolfe, D. M. (1960).</w:t>
+      </w:r>
+      <w:r>
+        <w:t xml:space="preserve"> </w:t>
+      </w:r>
+      <w:r>
+        <w:rPr>
+          <w:i/>
+          <w:iCs/>
+        </w:rPr>
+        <w:t xml:space="preserve">Husbands and wives: The</w:t>
+      </w:r>
+      <w:r>
+        <w:rPr>
+          <w:i/>
+          <w:iCs/>
+        </w:rPr>
+        <w:t xml:space="preserve"> </w:t>
+      </w:r>
+      <w:r>
+        <w:rPr>
+          <w:i/>
+          <w:iCs/>
+        </w:rPr>
+        <w:t xml:space="preserve">dynamics of married living</w:t>
+      </w:r>
+      <w:r>
+        <w:t xml:space="preserve">. Free Press.</w:t>
+      </w:r>
+    </w:p>
+    <w:p>
+      <w:pPr>
+        <w:pStyle w:val="BodyText"/>
+      </w:pPr>
+      <w:r>
+        <w:t xml:space="preserve">Brines, J. (1994). Economic dependency, gender, and the division of</w:t>
+      </w:r>
+      <w:r>
+        <w:t xml:space="preserve"> </w:t>
+      </w:r>
+      <w:r>
+        <w:t xml:space="preserve">labor at home.</w:t>
+      </w:r>
+      <w:r>
+        <w:t xml:space="preserve"> </w:t>
+      </w:r>
+      <w:r>
+        <w:rPr>
+          <w:i/>
+          <w:iCs/>
+        </w:rPr>
+        <w:t xml:space="preserve">American Journal of Sociology</w:t>
       </w:r>
       <w:r>
         <w:t xml:space="preserve">,</w:t>
@@ -9872,98 +9806,6 @@
           <w:i/>
           <w:iCs/>
         </w:rPr>
-        <w:t xml:space="preserve">79</w:t>
-      </w:r>
-      <w:r>
-        <w:t xml:space="preserve">(1),</w:t>
-      </w:r>
-      <w:r>
-        <w:t xml:space="preserve"> </w:t>
-      </w:r>
-      <w:r>
-        <w:t xml:space="preserve">165–189.</w:t>
-      </w:r>
-      <w:r>
-        <w:t xml:space="preserve"> </w:t>
-      </w:r>
-      <w:hyperlink r:id="rId55">
-        <w:r>
-          <w:rPr>
-            <w:rStyle w:val="Hyperlink"/>
-          </w:rPr>
-          <w:t xml:space="preserve">https://doi.org/10.2307/2675568</w:t>
-        </w:r>
-      </w:hyperlink>
-    </w:p>
-    <w:p>
-      <w:pPr>
-        <w:pStyle w:val="BodyText"/>
-      </w:pPr>
-      <w:r>
-        <w:t xml:space="preserve">Blood, R. O., &amp; Wolfe, D. M. (1960).</w:t>
-      </w:r>
-      <w:r>
-        <w:t xml:space="preserve"> </w:t>
-      </w:r>
-      <w:r>
-        <w:rPr>
-          <w:i/>
-          <w:iCs/>
-        </w:rPr>
-        <w:t xml:space="preserve">Husbands and wives: The</w:t>
-      </w:r>
-      <w:r>
-        <w:rPr>
-          <w:i/>
-          <w:iCs/>
-        </w:rPr>
-        <w:t xml:space="preserve"> </w:t>
-      </w:r>
-      <w:r>
-        <w:rPr>
-          <w:i/>
-          <w:iCs/>
-        </w:rPr>
-        <w:t xml:space="preserve">dynamics of married living</w:t>
-      </w:r>
-      <w:r>
-        <w:t xml:space="preserve">. Free Press.</w:t>
-      </w:r>
-    </w:p>
-    <w:p>
-      <w:pPr>
-        <w:pStyle w:val="BodyText"/>
-      </w:pPr>
-      <w:r>
-        <w:t xml:space="preserve">Brines, J. (1994). Economic dependency, gender, and the division of</w:t>
-      </w:r>
-      <w:r>
-        <w:t xml:space="preserve"> </w:t>
-      </w:r>
-      <w:r>
-        <w:t xml:space="preserve">labor at home.</w:t>
-      </w:r>
-      <w:r>
-        <w:t xml:space="preserve"> </w:t>
-      </w:r>
-      <w:r>
-        <w:rPr>
-          <w:i/>
-          <w:iCs/>
-        </w:rPr>
-        <w:t xml:space="preserve">American Journal of Sociology</w:t>
-      </w:r>
-      <w:r>
-        <w:t xml:space="preserve">,</w:t>
-      </w:r>
-      <w:r>
-        <w:t xml:space="preserve"> </w:t>
-      </w:r>
-      <w:r>
-        <w:rPr>
-          <w:i/>
-          <w:iCs/>
-        </w:rPr>
         <w:t xml:space="preserve">100</w:t>
       </w:r>
       <w:r>
@@ -9978,7 +9820,7 @@
       <w:r>
         <w:t xml:space="preserve"> </w:t>
       </w:r>
-      <w:hyperlink r:id="rId56">
+      <w:hyperlink r:id="rId52">
         <w:r>
           <w:rPr>
             <w:rStyle w:val="Hyperlink"/>
@@ -10029,7 +9871,7 @@
       <w:r>
         <w:t xml:space="preserve"> </w:t>
       </w:r>
-      <w:hyperlink r:id="rId57">
+      <w:hyperlink r:id="rId53">
         <w:r>
           <w:rPr>
             <w:rStyle w:val="Hyperlink"/>
@@ -10098,7 +9940,7 @@
       <w:r>
         <w:t xml:space="preserve"> </w:t>
       </w:r>
-      <w:hyperlink r:id="rId58">
+      <w:hyperlink r:id="rId54">
         <w:r>
           <w:rPr>
             <w:rStyle w:val="Hyperlink"/>
@@ -10163,7 +10005,7 @@
       <w:r>
         <w:t xml:space="preserve"> </w:t>
       </w:r>
-      <w:hyperlink r:id="rId59">
+      <w:hyperlink r:id="rId55">
         <w:r>
           <w:rPr>
             <w:rStyle w:val="Hyperlink"/>
@@ -10208,7 +10050,7 @@
       <w:r>
         <w:t xml:space="preserve"> </w:t>
       </w:r>
-      <w:hyperlink r:id="rId60">
+      <w:hyperlink r:id="rId56">
         <w:r>
           <w:rPr>
             <w:rStyle w:val="Hyperlink"/>
@@ -10273,7 +10115,7 @@
       <w:r>
         <w:t xml:space="preserve"> </w:t>
       </w:r>
-      <w:hyperlink r:id="rId61">
+      <w:hyperlink r:id="rId57">
         <w:r>
           <w:rPr>
             <w:rStyle w:val="Hyperlink"/>
@@ -10359,7 +10201,7 @@
       <w:r>
         <w:t xml:space="preserve"> </w:t>
       </w:r>
-      <w:hyperlink r:id="rId62">
+      <w:hyperlink r:id="rId58">
         <w:r>
           <w:rPr>
             <w:rStyle w:val="Hyperlink"/>
@@ -10410,7 +10252,7 @@
       <w:r>
         <w:t xml:space="preserve"> </w:t>
       </w:r>
-      <w:hyperlink r:id="rId63">
+      <w:hyperlink r:id="rId59">
         <w:r>
           <w:rPr>
             <w:rStyle w:val="Hyperlink"/>
@@ -10461,7 +10303,7 @@
       <w:r>
         <w:t xml:space="preserve"> </w:t>
       </w:r>
-      <w:hyperlink r:id="rId64">
+      <w:hyperlink r:id="rId60">
         <w:r>
           <w:rPr>
             <w:rStyle w:val="Hyperlink"/>
@@ -10515,7 +10357,7 @@
       <w:r>
         <w:t xml:space="preserve"> </w:t>
       </w:r>
-      <w:hyperlink r:id="rId65">
+      <w:hyperlink r:id="rId61">
         <w:r>
           <w:rPr>
             <w:rStyle w:val="Hyperlink"/>
@@ -10575,7 +10417,7 @@
       <w:r>
         <w:t xml:space="preserve"> </w:t>
       </w:r>
-      <w:hyperlink r:id="rId66">
+      <w:hyperlink r:id="rId62">
         <w:r>
           <w:rPr>
             <w:rStyle w:val="Hyperlink"/>
@@ -10632,7 +10474,7 @@
       <w:r>
         <w:t xml:space="preserve"> </w:t>
       </w:r>
-      <w:hyperlink r:id="rId67">
+      <w:hyperlink r:id="rId63">
         <w:r>
           <w:rPr>
             <w:rStyle w:val="Hyperlink"/>
@@ -10706,7 +10548,7 @@
       <w:r>
         <w:t xml:space="preserve"> </w:t>
       </w:r>
-      <w:hyperlink r:id="rId68">
+      <w:hyperlink r:id="rId64">
         <w:r>
           <w:rPr>
             <w:rStyle w:val="Hyperlink"/>
@@ -10780,7 +10622,7 @@
       <w:r>
         <w:t xml:space="preserve"> </w:t>
       </w:r>
-      <w:hyperlink r:id="rId69">
+      <w:hyperlink r:id="rId65">
         <w:r>
           <w:rPr>
             <w:rStyle w:val="Hyperlink"/>
@@ -10854,7 +10696,7 @@
       <w:r>
         <w:t xml:space="preserve"> </w:t>
       </w:r>
-      <w:hyperlink r:id="rId70">
+      <w:hyperlink r:id="rId66">
         <w:r>
           <w:rPr>
             <w:rStyle w:val="Hyperlink"/>
@@ -10911,7 +10753,7 @@
       <w:r>
         <w:t xml:space="preserve"> </w:t>
       </w:r>
-      <w:hyperlink r:id="rId71">
+      <w:hyperlink r:id="rId67">
         <w:r>
           <w:rPr>
             <w:rStyle w:val="Hyperlink"/>
@@ -11007,7 +10849,7 @@
       <w:r>
         <w:t xml:space="preserve"> </w:t>
       </w:r>
-      <w:hyperlink r:id="rId72">
+      <w:hyperlink r:id="rId68">
         <w:r>
           <w:rPr>
             <w:rStyle w:val="Hyperlink"/>
@@ -11056,23 +10898,23 @@
         <w:pStyle w:val="BodyText"/>
       </w:pPr>
       <w:r>
-        <w:t xml:space="preserve">Gimenez-Nadal, J. I., &amp; Sevilla, A. (2012). Trends in time allocation:</w:t>
-      </w:r>
-      <w:r>
-        <w:t xml:space="preserve"> </w:t>
-      </w:r>
-      <w:r>
-        <w:t xml:space="preserve">A cross-country analysis.</w:t>
-      </w:r>
-      <w:r>
-        <w:t xml:space="preserve"> </w:t>
-      </w:r>
-      <w:r>
-        <w:rPr>
-          <w:i/>
-          <w:iCs/>
-        </w:rPr>
-        <w:t xml:space="preserve">European Economic Review</w:t>
+        <w:t xml:space="preserve">Goldman, N. (1993). Marriage selection and mortality patterns:</w:t>
+      </w:r>
+      <w:r>
+        <w:t xml:space="preserve"> </w:t>
+      </w:r>
+      <w:r>
+        <w:t xml:space="preserve">Inferences and fallacies.</w:t>
+      </w:r>
+      <w:r>
+        <w:t xml:space="preserve"> </w:t>
+      </w:r>
+      <w:r>
+        <w:rPr>
+          <w:i/>
+          <w:iCs/>
+        </w:rPr>
+        <w:t xml:space="preserve">Demography</w:t>
       </w:r>
       <w:r>
         <w:t xml:space="preserve">,</w:t>
@@ -11085,63 +10927,6 @@
           <w:i/>
           <w:iCs/>
         </w:rPr>
-        <w:t xml:space="preserve">56</w:t>
-      </w:r>
-      <w:r>
-        <w:t xml:space="preserve">(6),</w:t>
-      </w:r>
-      <w:r>
-        <w:t xml:space="preserve"> </w:t>
-      </w:r>
-      <w:r>
-        <w:t xml:space="preserve">1338–1359.</w:t>
-      </w:r>
-      <w:r>
-        <w:t xml:space="preserve"> </w:t>
-      </w:r>
-      <w:hyperlink r:id="rId73">
-        <w:r>
-          <w:rPr>
-            <w:rStyle w:val="Hyperlink"/>
-          </w:rPr>
-          <w:t xml:space="preserve">https://doi.org/10.1016/j.euroecorev.2012.02.011</w:t>
-        </w:r>
-      </w:hyperlink>
-    </w:p>
-    <w:p>
-      <w:pPr>
-        <w:pStyle w:val="BodyText"/>
-      </w:pPr>
-      <w:r>
-        <w:t xml:space="preserve">Goldman, N. (1993). Marriage selection and mortality patterns:</w:t>
-      </w:r>
-      <w:r>
-        <w:t xml:space="preserve"> </w:t>
-      </w:r>
-      <w:r>
-        <w:t xml:space="preserve">Inferences and fallacies.</w:t>
-      </w:r>
-      <w:r>
-        <w:t xml:space="preserve"> </w:t>
-      </w:r>
-      <w:r>
-        <w:rPr>
-          <w:i/>
-          <w:iCs/>
-        </w:rPr>
-        <w:t xml:space="preserve">Demography</w:t>
-      </w:r>
-      <w:r>
-        <w:t xml:space="preserve">,</w:t>
-      </w:r>
-      <w:r>
-        <w:t xml:space="preserve"> </w:t>
-      </w:r>
-      <w:r>
-        <w:rPr>
-          <w:i/>
-          <w:iCs/>
-        </w:rPr>
         <w:t xml:space="preserve">30</w:t>
       </w:r>
       <w:r>
@@ -11150,7 +10935,7 @@
       <w:r>
         <w:t xml:space="preserve"> </w:t>
       </w:r>
-      <w:hyperlink r:id="rId74">
+      <w:hyperlink r:id="rId69">
         <w:r>
           <w:rPr>
             <w:rStyle w:val="Hyperlink"/>
@@ -11215,7 +11000,7 @@
       <w:r>
         <w:t xml:space="preserve"> </w:t>
       </w:r>
-      <w:hyperlink r:id="rId75">
+      <w:hyperlink r:id="rId70">
         <w:r>
           <w:rPr>
             <w:rStyle w:val="Hyperlink"/>
@@ -11266,7 +11051,7 @@
       <w:r>
         <w:t xml:space="preserve"> </w:t>
       </w:r>
-      <w:hyperlink r:id="rId76">
+      <w:hyperlink r:id="rId71">
         <w:r>
           <w:rPr>
             <w:rStyle w:val="Hyperlink"/>
@@ -11317,7 +11102,7 @@
       <w:r>
         <w:t xml:space="preserve"> </w:t>
       </w:r>
-      <w:hyperlink r:id="rId77">
+      <w:hyperlink r:id="rId72">
         <w:r>
           <w:rPr>
             <w:rStyle w:val="Hyperlink"/>
@@ -11382,7 +11167,7 @@
       <w:r>
         <w:t xml:space="preserve"> </w:t>
       </w:r>
-      <w:hyperlink r:id="rId78">
+      <w:hyperlink r:id="rId73">
         <w:r>
           <w:rPr>
             <w:rStyle w:val="Hyperlink"/>
@@ -11442,7 +11227,7 @@
       <w:r>
         <w:t xml:space="preserve"> </w:t>
       </w:r>
-      <w:hyperlink r:id="rId79">
+      <w:hyperlink r:id="rId74">
         <w:r>
           <w:rPr>
             <w:rStyle w:val="Hyperlink"/>
@@ -11493,7 +11278,7 @@
       <w:r>
         <w:t xml:space="preserve"> </w:t>
       </w:r>
-      <w:hyperlink r:id="rId80">
+      <w:hyperlink r:id="rId75">
         <w:r>
           <w:rPr>
             <w:rStyle w:val="Hyperlink"/>
@@ -11558,7 +11343,7 @@
       <w:r>
         <w:t xml:space="preserve"> </w:t>
       </w:r>
-      <w:hyperlink r:id="rId81">
+      <w:hyperlink r:id="rId76">
         <w:r>
           <w:rPr>
             <w:rStyle w:val="Hyperlink"/>
@@ -11623,7 +11408,7 @@
       <w:r>
         <w:t xml:space="preserve"> </w:t>
       </w:r>
-      <w:hyperlink r:id="rId82">
+      <w:hyperlink r:id="rId77">
         <w:r>
           <w:rPr>
             <w:rStyle w:val="Hyperlink"/>
@@ -11683,7 +11468,7 @@
       <w:r>
         <w:t xml:space="preserve"> </w:t>
       </w:r>
-      <w:hyperlink r:id="rId83">
+      <w:hyperlink r:id="rId78">
         <w:r>
           <w:rPr>
             <w:rStyle w:val="Hyperlink"/>
@@ -11740,7 +11525,7 @@
       <w:r>
         <w:t xml:space="preserve"> </w:t>
       </w:r>
-      <w:hyperlink r:id="rId84">
+      <w:hyperlink r:id="rId79">
         <w:r>
           <w:rPr>
             <w:rStyle w:val="Hyperlink"/>
@@ -11754,7 +11539,13 @@
         <w:pStyle w:val="BodyText"/>
       </w:pPr>
       <w:r>
-        <w:t xml:space="preserve">Jejeebhoy, S. J., &amp; Sathar, Z. A. (2001). Women’s autonomy in</w:t>
+        <w:t xml:space="preserve">Jensen, R. (2012). Do labor market opportunities affect young women’s</w:t>
+      </w:r>
+      <w:r>
+        <w:t xml:space="preserve"> </w:t>
+      </w:r>
+      <w:r>
+        <w:t xml:space="preserve">work and family decisions? Experimental evidence from</w:t>
       </w:r>
       <w:r>
         <w:t xml:space="preserve"> </w:t>
@@ -11763,43 +11554,17 @@
         <w:t xml:space="preserve">India</w:t>
       </w:r>
       <w:r>
-        <w:t xml:space="preserve"> </w:t>
-      </w:r>
-      <w:r>
-        <w:t xml:space="preserve">and</w:t>
-      </w:r>
-      <w:r>
-        <w:t xml:space="preserve"> </w:t>
-      </w:r>
-      <w:r>
-        <w:t xml:space="preserve">Pakistan</w:t>
-      </w:r>
-      <w:r>
-        <w:t xml:space="preserve">: The influence of religion and region.</w:t>
-      </w:r>
-      <w:r>
-        <w:t xml:space="preserve"> </w:t>
-      </w:r>
-      <w:r>
-        <w:rPr>
-          <w:i/>
-          <w:iCs/>
-        </w:rPr>
-        <w:t xml:space="preserve">Population</w:t>
-      </w:r>
-      <w:r>
-        <w:rPr>
-          <w:i/>
-          <w:iCs/>
-        </w:rPr>
-        <w:t xml:space="preserve"> </w:t>
-      </w:r>
-      <w:r>
-        <w:rPr>
-          <w:i/>
-          <w:iCs/>
-        </w:rPr>
-        <w:t xml:space="preserve">and Development Review</w:t>
+        <w:t xml:space="preserve">.</w:t>
+      </w:r>
+      <w:r>
+        <w:t xml:space="preserve"> </w:t>
+      </w:r>
+      <w:r>
+        <w:rPr>
+          <w:i/>
+          <w:iCs/>
+        </w:rPr>
+        <w:t xml:space="preserve">Quarterly Journal of Economics</w:t>
       </w:r>
       <w:r>
         <w:t xml:space="preserve">,</w:t>
@@ -11812,66 +11577,6 @@
           <w:i/>
           <w:iCs/>
         </w:rPr>
-        <w:t xml:space="preserve">27</w:t>
-      </w:r>
-      <w:r>
-        <w:t xml:space="preserve">(4), 687–712.</w:t>
-      </w:r>
-      <w:r>
-        <w:t xml:space="preserve"> </w:t>
-      </w:r>
-      <w:hyperlink r:id="rId85">
-        <w:r>
-          <w:rPr>
-            <w:rStyle w:val="Hyperlink"/>
-          </w:rPr>
-          <w:t xml:space="preserve">https://doi.org/10.1111/j.1728-4457.2001.00687.x</w:t>
-        </w:r>
-      </w:hyperlink>
-    </w:p>
-    <w:p>
-      <w:pPr>
-        <w:pStyle w:val="BodyText"/>
-      </w:pPr>
-      <w:r>
-        <w:t xml:space="preserve">Jensen, R. (2012). Do labor market opportunities affect young women’s</w:t>
-      </w:r>
-      <w:r>
-        <w:t xml:space="preserve"> </w:t>
-      </w:r>
-      <w:r>
-        <w:t xml:space="preserve">work and family decisions? Experimental evidence from</w:t>
-      </w:r>
-      <w:r>
-        <w:t xml:space="preserve"> </w:t>
-      </w:r>
-      <w:r>
-        <w:t xml:space="preserve">India</w:t>
-      </w:r>
-      <w:r>
-        <w:t xml:space="preserve">.</w:t>
-      </w:r>
-      <w:r>
-        <w:t xml:space="preserve"> </w:t>
-      </w:r>
-      <w:r>
-        <w:rPr>
-          <w:i/>
-          <w:iCs/>
-        </w:rPr>
-        <w:t xml:space="preserve">Quarterly Journal of Economics</w:t>
-      </w:r>
-      <w:r>
-        <w:t xml:space="preserve">,</w:t>
-      </w:r>
-      <w:r>
-        <w:t xml:space="preserve"> </w:t>
-      </w:r>
-      <w:r>
-        <w:rPr>
-          <w:i/>
-          <w:iCs/>
-        </w:rPr>
         <w:t xml:space="preserve">127</w:t>
       </w:r>
       <w:r>
@@ -11880,7 +11585,7 @@
       <w:r>
         <w:t xml:space="preserve"> </w:t>
       </w:r>
-      <w:hyperlink r:id="rId86">
+      <w:hyperlink r:id="rId80">
         <w:r>
           <w:rPr>
             <w:rStyle w:val="Hyperlink"/>
@@ -11934,29 +11639,31 @@
         <w:pStyle w:val="BodyText"/>
       </w:pPr>
       <w:r>
-        <w:t xml:space="preserve">Kan, M. Y., Sullivan, O., &amp; Gershuny, J. (2011). Gender convergence in</w:t>
-      </w:r>
-      <w:r>
-        <w:t xml:space="preserve"> </w:t>
-      </w:r>
-      <w:r>
-        <w:t xml:space="preserve">domestic work: Discerning the effects of interactional and institutional</w:t>
-      </w:r>
-      <w:r>
-        <w:t xml:space="preserve"> </w:t>
-      </w:r>
-      <w:r>
-        <w:t xml:space="preserve">barriers from large-scale data.</w:t>
-      </w:r>
-      <w:r>
-        <w:t xml:space="preserve"> </w:t>
-      </w:r>
-      <w:r>
-        <w:rPr>
-          <w:i/>
-          <w:iCs/>
-        </w:rPr>
-        <w:t xml:space="preserve">Sociology</w:t>
+        <w:t xml:space="preserve">Kandiyoti, D. (1988). Bargaining with patriarchy.</w:t>
+      </w:r>
+      <w:r>
+        <w:t xml:space="preserve"> </w:t>
+      </w:r>
+      <w:r>
+        <w:rPr>
+          <w:i/>
+          <w:iCs/>
+        </w:rPr>
+        <w:t xml:space="preserve">Gender &amp;</w:t>
+      </w:r>
+      <w:r>
+        <w:rPr>
+          <w:i/>
+          <w:iCs/>
+        </w:rPr>
+        <w:t xml:space="preserve"> </w:t>
+      </w:r>
+      <w:r>
+        <w:rPr>
+          <w:i/>
+          <w:iCs/>
+        </w:rPr>
+        <w:t xml:space="preserve">Society</w:t>
       </w:r>
       <w:r>
         <w:t xml:space="preserve">,</w:t>
@@ -11969,71 +11676,6 @@
           <w:i/>
           <w:iCs/>
         </w:rPr>
-        <w:t xml:space="preserve">45</w:t>
-      </w:r>
-      <w:r>
-        <w:t xml:space="preserve">(2),</w:t>
-      </w:r>
-      <w:r>
-        <w:t xml:space="preserve"> </w:t>
-      </w:r>
-      <w:r>
-        <w:t xml:space="preserve">234–251.</w:t>
-      </w:r>
-      <w:r>
-        <w:t xml:space="preserve"> </w:t>
-      </w:r>
-      <w:hyperlink r:id="rId87">
-        <w:r>
-          <w:rPr>
-            <w:rStyle w:val="Hyperlink"/>
-          </w:rPr>
-          <w:t xml:space="preserve">https://doi.org/10.1177/0038038510394014</w:t>
-        </w:r>
-      </w:hyperlink>
-    </w:p>
-    <w:p>
-      <w:pPr>
-        <w:pStyle w:val="BodyText"/>
-      </w:pPr>
-      <w:r>
-        <w:t xml:space="preserve">Kandiyoti, D. (1988). Bargaining with patriarchy.</w:t>
-      </w:r>
-      <w:r>
-        <w:t xml:space="preserve"> </w:t>
-      </w:r>
-      <w:r>
-        <w:rPr>
-          <w:i/>
-          <w:iCs/>
-        </w:rPr>
-        <w:t xml:space="preserve">Gender &amp;</w:t>
-      </w:r>
-      <w:r>
-        <w:rPr>
-          <w:i/>
-          <w:iCs/>
-        </w:rPr>
-        <w:t xml:space="preserve"> </w:t>
-      </w:r>
-      <w:r>
-        <w:rPr>
-          <w:i/>
-          <w:iCs/>
-        </w:rPr>
-        <w:t xml:space="preserve">Society</w:t>
-      </w:r>
-      <w:r>
-        <w:t xml:space="preserve">,</w:t>
-      </w:r>
-      <w:r>
-        <w:t xml:space="preserve"> </w:t>
-      </w:r>
-      <w:r>
-        <w:rPr>
-          <w:i/>
-          <w:iCs/>
-        </w:rPr>
         <w:t xml:space="preserve">2</w:t>
       </w:r>
       <w:r>
@@ -12042,7 +11684,7 @@
       <w:r>
         <w:t xml:space="preserve"> </w:t>
       </w:r>
-      <w:hyperlink r:id="rId88">
+      <w:hyperlink r:id="rId81">
         <w:r>
           <w:rPr>
             <w:rStyle w:val="Hyperlink"/>
@@ -12116,7 +11758,7 @@
       <w:r>
         <w:t xml:space="preserve"> </w:t>
       </w:r>
-      <w:hyperlink r:id="rId89">
+      <w:hyperlink r:id="rId82">
         <w:r>
           <w:rPr>
             <w:rStyle w:val="Hyperlink"/>
@@ -12167,7 +11809,7 @@
       <w:r>
         <w:t xml:space="preserve"> </w:t>
       </w:r>
-      <w:hyperlink r:id="rId90">
+      <w:hyperlink r:id="rId83">
         <w:r>
           <w:rPr>
             <w:rStyle w:val="Hyperlink"/>
@@ -12304,7 +11946,7 @@
       <w:r>
         <w:t xml:space="preserve"> </w:t>
       </w:r>
-      <w:hyperlink r:id="rId91">
+      <w:hyperlink r:id="rId84">
         <w:r>
           <w:rPr>
             <w:rStyle w:val="Hyperlink"/>
@@ -12355,7 +11997,7 @@
       <w:r>
         <w:t xml:space="preserve"> </w:t>
       </w:r>
-      <w:hyperlink r:id="rId92">
+      <w:hyperlink r:id="rId85">
         <w:r>
           <w:rPr>
             <w:rStyle w:val="Hyperlink"/>
@@ -12412,7 +12054,7 @@
       <w:r>
         <w:t xml:space="preserve"> </w:t>
       </w:r>
-      <w:hyperlink r:id="rId93">
+      <w:hyperlink r:id="rId86">
         <w:r>
           <w:rPr>
             <w:rStyle w:val="Hyperlink"/>
@@ -12463,7 +12105,7 @@
       <w:r>
         <w:t xml:space="preserve"> </w:t>
       </w:r>
-      <w:hyperlink r:id="rId94">
+      <w:hyperlink r:id="rId87">
         <w:r>
           <w:rPr>
             <w:rStyle w:val="Hyperlink"/>
@@ -12540,7 +12182,7 @@
       <w:r>
         <w:t xml:space="preserve"> </w:t>
       </w:r>
-      <w:hyperlink r:id="rId95">
+      <w:hyperlink r:id="rId88">
         <w:r>
           <w:rPr>
             <w:rStyle w:val="Hyperlink"/>
@@ -12591,7 +12233,7 @@
       <w:r>
         <w:t xml:space="preserve"> </w:t>
       </w:r>
-      <w:hyperlink r:id="rId96">
+      <w:hyperlink r:id="rId89">
         <w:r>
           <w:rPr>
             <w:rStyle w:val="Hyperlink"/>
@@ -12642,7 +12284,7 @@
       <w:r>
         <w:t xml:space="preserve"> </w:t>
       </w:r>
-      <w:hyperlink r:id="rId97">
+      <w:hyperlink r:id="rId90">
         <w:r>
           <w:rPr>
             <w:rStyle w:val="Hyperlink"/>
@@ -12702,7 +12344,7 @@
       <w:r>
         <w:t xml:space="preserve"> </w:t>
       </w:r>
-      <w:hyperlink r:id="rId98">
+      <w:hyperlink r:id="rId91">
         <w:r>
           <w:rPr>
             <w:rStyle w:val="Hyperlink"/>
@@ -12882,7 +12524,7 @@
       <w:r>
         <w:t xml:space="preserve"> </w:t>
       </w:r>
-      <w:hyperlink r:id="rId99">
+      <w:hyperlink r:id="rId92">
         <w:r>
           <w:rPr>
             <w:rStyle w:val="Hyperlink"/>
@@ -12933,7 +12575,7 @@
       <w:r>
         <w:t xml:space="preserve"> </w:t>
       </w:r>
-      <w:hyperlink r:id="rId100">
+      <w:hyperlink r:id="rId93">
         <w:r>
           <w:rPr>
             <w:rStyle w:val="Hyperlink"/>
@@ -13011,7 +12653,7 @@
       <w:r>
         <w:t xml:space="preserve"> </w:t>
       </w:r>
-      <w:hyperlink r:id="rId101">
+      <w:hyperlink r:id="rId94">
         <w:r>
           <w:rPr>
             <w:rStyle w:val="Hyperlink"/>
@@ -13183,7 +12825,7 @@
       <w:r>
         <w:t xml:space="preserve"> </w:t>
       </w:r>
-      <w:hyperlink r:id="rId102">
+      <w:hyperlink r:id="rId95">
         <w:r>
           <w:rPr>
             <w:rStyle w:val="Hyperlink"/>
@@ -13294,7 +12936,7 @@
       <w:r>
         <w:t xml:space="preserve"> </w:t>
       </w:r>
-      <w:hyperlink r:id="rId103">
+      <w:hyperlink r:id="rId96">
         <w:r>
           <w:rPr>
             <w:rStyle w:val="Hyperlink"/>
@@ -13308,23 +12950,47 @@
         <w:pStyle w:val="BodyText"/>
       </w:pPr>
       <w:r>
-        <w:t xml:space="preserve">Sayer, L. C. (2005). Gender, time and inequality: Trends in women’s and</w:t>
-      </w:r>
-      <w:r>
-        <w:t xml:space="preserve"> </w:t>
-      </w:r>
-      <w:r>
-        <w:t xml:space="preserve">men’s paid work, unpaid work and free time.</w:t>
-      </w:r>
-      <w:r>
-        <w:t xml:space="preserve"> </w:t>
-      </w:r>
-      <w:r>
-        <w:rPr>
-          <w:i/>
-          <w:iCs/>
-        </w:rPr>
-        <w:t xml:space="preserve">Social Forces</w:t>
+        <w:t xml:space="preserve">Sen, A. K. (1990). Gender and cooperative conflicts. In I. Tinker (Ed.),</w:t>
+      </w:r>
+      <w:r>
+        <w:t xml:space="preserve"> </w:t>
+      </w:r>
+      <w:r>
+        <w:rPr>
+          <w:i/>
+          <w:iCs/>
+        </w:rPr>
+        <w:t xml:space="preserve">Persistent inequalities: Women and world development</w:t>
+      </w:r>
+      <w:r>
+        <w:t xml:space="preserve"> </w:t>
+      </w:r>
+      <w:r>
+        <w:t xml:space="preserve">(pp.</w:t>
+      </w:r>
+      <w:r>
+        <w:t xml:space="preserve"> </w:t>
+      </w:r>
+      <w:r>
+        <w:t xml:space="preserve">123–149). Oxford University Press.</w:t>
+      </w:r>
+    </w:p>
+    <w:p>
+      <w:pPr>
+        <w:pStyle w:val="BodyText"/>
+      </w:pPr>
+      <w:r>
+        <w:t xml:space="preserve">Shelton, B. A., &amp; John, D. (1996). The division of household labor.</w:t>
+      </w:r>
+      <w:r>
+        <w:t xml:space="preserve"> </w:t>
+      </w:r>
+      <w:r>
+        <w:rPr>
+          <w:i/>
+          <w:iCs/>
+        </w:rPr>
+        <w:t xml:space="preserve">Annual Review of Sociology</w:t>
       </w:r>
       <w:r>
         <w:t xml:space="preserve">,</w:t>
@@ -13337,81 +13003,6 @@
           <w:i/>
           <w:iCs/>
         </w:rPr>
-        <w:t xml:space="preserve">84</w:t>
-      </w:r>
-      <w:r>
-        <w:t xml:space="preserve">(1), 285–303.</w:t>
-      </w:r>
-      <w:r>
-        <w:t xml:space="preserve"> </w:t>
-      </w:r>
-      <w:hyperlink r:id="rId104">
-        <w:r>
-          <w:rPr>
-            <w:rStyle w:val="Hyperlink"/>
-          </w:rPr>
-          <w:t xml:space="preserve">https://doi.org/10.1353/sof.2005.0126</w:t>
-        </w:r>
-      </w:hyperlink>
-    </w:p>
-    <w:p>
-      <w:pPr>
-        <w:pStyle w:val="BodyText"/>
-      </w:pPr>
-      <w:r>
-        <w:t xml:space="preserve">Sen, A. K. (1990). Gender and cooperative conflicts. In I. Tinker (Ed.),</w:t>
-      </w:r>
-      <w:r>
-        <w:t xml:space="preserve"> </w:t>
-      </w:r>
-      <w:r>
-        <w:rPr>
-          <w:i/>
-          <w:iCs/>
-        </w:rPr>
-        <w:t xml:space="preserve">Persistent inequalities: Women and world development</w:t>
-      </w:r>
-      <w:r>
-        <w:t xml:space="preserve"> </w:t>
-      </w:r>
-      <w:r>
-        <w:t xml:space="preserve">(pp.</w:t>
-      </w:r>
-      <w:r>
-        <w:t xml:space="preserve"> </w:t>
-      </w:r>
-      <w:r>
-        <w:t xml:space="preserve">123–149). Oxford University Press.</w:t>
-      </w:r>
-    </w:p>
-    <w:p>
-      <w:pPr>
-        <w:pStyle w:val="BodyText"/>
-      </w:pPr>
-      <w:r>
-        <w:t xml:space="preserve">Shelton, B. A., &amp; John, D. (1996). The division of household labor.</w:t>
-      </w:r>
-      <w:r>
-        <w:t xml:space="preserve"> </w:t>
-      </w:r>
-      <w:r>
-        <w:rPr>
-          <w:i/>
-          <w:iCs/>
-        </w:rPr>
-        <w:t xml:space="preserve">Annual Review of Sociology</w:t>
-      </w:r>
-      <w:r>
-        <w:t xml:space="preserve">,</w:t>
-      </w:r>
-      <w:r>
-        <w:t xml:space="preserve"> </w:t>
-      </w:r>
-      <w:r>
-        <w:rPr>
-          <w:i/>
-          <w:iCs/>
-        </w:rPr>
         <w:t xml:space="preserve">22</w:t>
       </w:r>
       <w:r>
@@ -13420,7 +13011,7 @@
       <w:r>
         <w:t xml:space="preserve"> </w:t>
       </w:r>
-      <w:hyperlink r:id="rId105">
+      <w:hyperlink r:id="rId97">
         <w:r>
           <w:rPr>
             <w:rStyle w:val="Hyperlink"/>
@@ -13477,7 +13068,7 @@
       <w:r>
         <w:t xml:space="preserve"> </w:t>
       </w:r>
-      <w:hyperlink r:id="rId106">
+      <w:hyperlink r:id="rId98">
         <w:r>
           <w:rPr>
             <w:rStyle w:val="Hyperlink"/>
@@ -13528,7 +13119,7 @@
       <w:r>
         <w:t xml:space="preserve"> </w:t>
       </w:r>
-      <w:hyperlink r:id="rId107">
+      <w:hyperlink r:id="rId99">
         <w:r>
           <w:rPr>
             <w:rStyle w:val="Hyperlink"/>
@@ -13585,7 +13176,7 @@
       <w:r>
         <w:t xml:space="preserve"> </w:t>
       </w:r>
-      <w:hyperlink r:id="rId108">
+      <w:hyperlink r:id="rId100">
         <w:r>
           <w:rPr>
             <w:rStyle w:val="Hyperlink"/>
@@ -13704,7 +13295,7 @@
       <w:r>
         <w:t xml:space="preserve"> </w:t>
       </w:r>
-      <w:hyperlink r:id="rId109">
+      <w:hyperlink r:id="rId101">
         <w:r>
           <w:rPr>
             <w:rStyle w:val="Hyperlink"/>
@@ -13749,7 +13340,7 @@
       <w:r>
         <w:t xml:space="preserve"> </w:t>
       </w:r>
-      <w:hyperlink r:id="rId110">
+      <w:hyperlink r:id="rId102">
         <w:r>
           <w:rPr>
             <w:rStyle w:val="Hyperlink"/>
@@ -13808,7 +13399,7 @@
       <w:r>
         <w:t xml:space="preserve"> </w:t>
       </w:r>
-      <w:hyperlink r:id="rId111">
+      <w:hyperlink r:id="rId103">
         <w:r>
           <w:rPr>
             <w:rStyle w:val="Hyperlink"/>
@@ -13817,11 +13408,13 @@
         </w:r>
       </w:hyperlink>
     </w:p>
-    <w:bookmarkEnd w:id="112"/>
+    <w:bookmarkEnd w:id="104"/>
     <w:sectPr>
+      <w:footerReference w:type="default" r:id="rId9"/>
       <w:footnotePr>
         <w:numRestart w:val="eachSect"/>
       </w:footnotePr>
+      <w:pgMar w:left="1440" w:right="1440" w:top="1440" w:bottom="1440" w:footer="720"/>
     </w:sectPr>
   </w:body>
 </w:document>
@@ -13829,6 +13422,27 @@
 
 <file path=word/comments.xml><?xml version="1.0" encoding="utf-8"?>
 <w:comments xmlns:w="http://schemas.openxmlformats.org/wordprocessingml/2006/main" xmlns:m="http://schemas.openxmlformats.org/officeDocument/2006/math" xmlns:r="http://schemas.openxmlformats.org/officeDocument/2006/relationships" xmlns:o="urn:schemas-microsoft-com:office:office" xmlns:v="urn:schemas-microsoft-com:vml" xmlns:w10="urn:schemas-microsoft-com:office:word" xmlns:a="http://schemas.openxmlformats.org/drawingml/2006/main" xmlns:pic="http://schemas.openxmlformats.org/drawingml/2006/picture" xmlns:wp="http://schemas.openxmlformats.org/drawingml/2006/wordprocessingDrawing"/>
+</file>
+
+<file path=word/footer1.xml><?xml version="1.0" encoding="utf-8"?>
+<w:ftr xmlns:m="http://schemas.openxmlformats.org/officeDocument/2006/math" xmlns:mc="http://schemas.openxmlformats.org/markup-compatibility/2006" xmlns:mo="http://schemas.microsoft.com/office/mac/office/2008/main" xmlns:mv="urn:schemas-microsoft-com:mac:vml" xmlns:o="urn:schemas-microsoft-com:office:office" xmlns:r="http://schemas.openxmlformats.org/officeDocument/2006/relationships" xmlns:v="urn:schemas-microsoft-com:vml" xmlns:w10="urn:schemas-microsoft-com:office:word" xmlns:w14="http://schemas.microsoft.com/office/word/2010/wordml" xmlns:w="http://schemas.openxmlformats.org/wordprocessingml/2006/main" xmlns:wne="http://schemas.microsoft.com/office/word/2006/wordml" xmlns:wp14="http://schemas.microsoft.com/office/word/2010/wordprocessingDrawing" xmlns:wp="http://schemas.openxmlformats.org/drawingml/2006/wordprocessingDrawing" xmlns:wpc="http://schemas.microsoft.com/office/word/2010/wordprocessingCanvas" xmlns:wpg="http://schemas.microsoft.com/office/word/2010/wordprocessingGroup" xmlns:wpi="http://schemas.microsoft.com/office/word/2010/wordprocessingInk" xmlns:wps="http://schemas.microsoft.com/office/word/2010/wordprocessingShape" mc:Ignorable="w14 wp14">
+  <w:p>
+    <w:pPr>
+      <w:pStyle w:val="Footer"/>
+      <w:spacing w:line="240" w:lineRule="auto"/>
+      <w:jc w:val="center"/>
+    </w:pPr>
+    <w:r>
+      <w:rPr>
+        <w:rFonts w:ascii="Times New Roman" w:hAnsi="Times New Roman"/>
+        <w:sz w:val="24"/>
+      </w:rPr>
+      <w:fldChar w:fldCharType="begin"/>
+      <w:instrText xml:space="preserve">PAGE</w:instrText>
+      <w:fldChar w:fldCharType="end"/>
+    </w:r>
+  </w:p>
+</w:ftr>
 </file>
 
 <file path=word/footnotes.xml><?xml version="1.0" encoding="utf-8"?>
@@ -13988,6 +13602,8 @@
     <w:qFormat/>
     <w:rsid w:val="00A10FD9"/>
     <w:pPr>
+      <w:keepNext w:val="0"/>
+      <w:keepLines w:val="0"/>
       <w:spacing w:after="80" w:line="480" w:lineRule="auto"/>
       <w:contextualSpacing/>
       <w:jc w:val="center"/>
@@ -14050,8 +13666,8 @@
     <w:next w:val="BodyText"/>
     <w:qFormat/>
     <w:pPr>
-      <w:keepNext/>
-      <w:keepLines/>
+      <w:keepNext w:val="0"/>
+      <w:keepLines w:val="0"/>
     </w:pPr>
     <w:rPr>
       <w:sz w:val="24"/>
@@ -14064,8 +13680,8 @@
     <w:next w:val="BodyText"/>
     <w:qFormat/>
     <w:pPr>
-      <w:keepNext/>
-      <w:keepLines/>
+      <w:keepNext w:val="0"/>
+      <w:keepLines w:val="0"/>
     </w:pPr>
     <w:rPr>
       <w:sz w:val="24"/>
@@ -14078,8 +13694,8 @@
     <w:next w:val="Abstract"/>
     <w:qFormat/>
     <w:pPr>
-      <w:keepNext/>
-      <w:keepLines/>
+      <w:keepNext w:val="0"/>
+      <w:keepLines w:val="0"/>
       <w:spacing w:after="0" w:before="300" w:line="480" w:lineRule="auto"/>
       <w:jc w:val="center"/>
     </w:pPr>
@@ -14095,8 +13711,8 @@
     <w:next w:val="BodyText"/>
     <w:qFormat/>
     <w:pPr>
-      <w:keepNext/>
-      <w:keepLines/>
+      <w:keepNext w:val="0"/>
+      <w:keepLines w:val="0"/>
       <w:spacing w:after="300" w:before="100" w:line="480" w:lineRule="auto"/>
     </w:pPr>
     <w:rPr>

--- a/submission/05_marriage_time_reallocation/package/manuscript_anonymised.docx
+++ b/submission/05_marriage_time_reallocation/package/manuscript_anonymised.docx
@@ -21,7 +21,7 @@
         <w:pStyle w:val="Author"/>
       </w:pPr>
       <w:r>
-        <w:t xml:space="preserve">Manuscript anonymised for review</w:t>
+        <w:t xml:space="preserve">Manuscript anonymized for review</w:t>
       </w:r>
     </w:p>
     <w:p>
@@ -172,7 +172,13 @@
         <w:t xml:space="preserve"> </w:t>
       </w:r>
       <w:r>
-        <w:t xml:space="preserve">among the married (; ). Men’s</w:t>
+        <w:t xml:space="preserve">among the married (Shelton &amp; John,</w:t>
+      </w:r>
+      <w:r>
+        <w:t xml:space="preserve"> </w:t>
+      </w:r>
+      <w:r>
+        <w:t xml:space="preserve">1996; South &amp; Spitze, 1994). Men’s</w:t>
       </w:r>
       <w:r>
         <w:t xml:space="preserve"> </w:t>
@@ -184,37 +190,43 @@
         <w:t xml:space="preserve"> </w:t>
       </w:r>
       <w:r>
-        <w:t xml:space="preserve">(;</w:t>
-      </w:r>
-      <w:r>
-        <w:t xml:space="preserve"> </w:t>
-      </w:r>
-      <w:r>
-        <w:t xml:space="preserve">). Explanations range</w:t>
-      </w:r>
-      <w:r>
-        <w:t xml:space="preserve"> </w:t>
-      </w:r>
-      <w:r>
-        <w:t xml:space="preserve">from specialisation within the household</w:t>
-      </w:r>
-      <w:r>
-        <w:t xml:space="preserve"> </w:t>
-      </w:r>
-      <w:r>
-        <w:t xml:space="preserve">(,</w:t>
-      </w:r>
-      <w:r>
-        <w:t xml:space="preserve"> </w:t>
-      </w:r>
-      <w:r>
-        <w:t xml:space="preserve">) and bargaining over the</w:t>
-      </w:r>
-      <w:r>
-        <w:t xml:space="preserve"> </w:t>
-      </w:r>
-      <w:r>
-        <w:t xml:space="preserve">division of labour (; )</w:t>
+        <w:t xml:space="preserve">(Baxter et al., 2008;</w:t>
+      </w:r>
+      <w:r>
+        <w:t xml:space="preserve"> </w:t>
+      </w:r>
+      <w:r>
+        <w:t xml:space="preserve">Gupta, 1999). Explanations range</w:t>
+      </w:r>
+      <w:r>
+        <w:t xml:space="preserve"> </w:t>
+      </w:r>
+      <w:r>
+        <w:t xml:space="preserve">from specialization within the household</w:t>
+      </w:r>
+      <w:r>
+        <w:t xml:space="preserve"> </w:t>
+      </w:r>
+      <w:r>
+        <w:t xml:space="preserve">(Becker, 1985,</w:t>
+      </w:r>
+      <w:r>
+        <w:t xml:space="preserve"> </w:t>
+      </w:r>
+      <w:r>
+        <w:t xml:space="preserve">1991) and bargaining over the</w:t>
+      </w:r>
+      <w:r>
+        <w:t xml:space="preserve"> </w:t>
+      </w:r>
+      <w:r>
+        <w:t xml:space="preserve">division of labor (Lundberg &amp;</w:t>
+      </w:r>
+      <w:r>
+        <w:t xml:space="preserve"> </w:t>
+      </w:r>
+      <w:r>
+        <w:t xml:space="preserve">Pollak, 1993; Manser &amp; Brown, 1980)</w:t>
       </w:r>
       <w:r>
         <w:t xml:space="preserve"> </w:t>
@@ -226,19 +238,19 @@
         <w:t xml:space="preserve"> </w:t>
       </w:r>
       <w:r>
-        <w:t xml:space="preserve">(;</w:t>
-      </w:r>
-      <w:r>
-        <w:t xml:space="preserve"> </w:t>
-      </w:r>
-      <w:r>
-        <w:t xml:space="preserve">;</w:t>
-      </w:r>
-      <w:r>
-        <w:t xml:space="preserve"> </w:t>
-      </w:r>
-      <w:r>
-        <w:t xml:space="preserve">).</w:t>
+        <w:t xml:space="preserve">(Akerlof &amp; Kranton, 2000;</w:t>
+      </w:r>
+      <w:r>
+        <w:t xml:space="preserve"> </w:t>
+      </w:r>
+      <w:r>
+        <w:t xml:space="preserve">Brines, 1994;</w:t>
+      </w:r>
+      <w:r>
+        <w:t xml:space="preserve"> </w:t>
+      </w:r>
+      <w:r>
+        <w:t xml:space="preserve">West &amp; Zimmerman, 1987).</w:t>
       </w:r>
     </w:p>
     <w:p>
@@ -264,13 +276,13 @@
         <w:t xml:space="preserve"> </w:t>
       </w:r>
       <w:r>
-        <w:t xml:space="preserve">(;</w:t>
-      </w:r>
-      <w:r>
-        <w:t xml:space="preserve"> </w:t>
-      </w:r>
-      <w:r>
-        <w:t xml:space="preserve">): 29% of</w:t>
+        <w:t xml:space="preserve">(Dyson &amp; Moore, 1983;</w:t>
+      </w:r>
+      <w:r>
+        <w:t xml:space="preserve"> </w:t>
+      </w:r>
+      <w:r>
+        <w:t xml:space="preserve">Khalil &amp; Mookerjee, 2019): 29% of</w:t>
       </w:r>
       <w:r>
         <w:t xml:space="preserve"> </w:t>
@@ -288,19 +300,19 @@
         <w:t xml:space="preserve"> </w:t>
       </w:r>
       <w:r>
-        <w:t xml:space="preserve">education (;</w:t>
-      </w:r>
-      <w:r>
-        <w:t xml:space="preserve"> </w:t>
-      </w:r>
-      <w:r>
-        <w:t xml:space="preserve">;</w:t>
-      </w:r>
-      <w:r>
-        <w:t xml:space="preserve"> </w:t>
-      </w:r>
-      <w:r>
-        <w:t xml:space="preserve">). For most</w:t>
+        <w:t xml:space="preserve">education (Afridi et al., 2018;</w:t>
+      </w:r>
+      <w:r>
+        <w:t xml:space="preserve"> </w:t>
+      </w:r>
+      <w:r>
+        <w:t xml:space="preserve">Chatterjee et al., 2018;</w:t>
+      </w:r>
+      <w:r>
+        <w:t xml:space="preserve"> </w:t>
+      </w:r>
+      <w:r>
+        <w:t xml:space="preserve">Klasen &amp; Pieters, 2015). For most</w:t>
       </w:r>
       <w:r>
         <w:t xml:space="preserve"> </w:t>
@@ -332,43 +344,49 @@
         <w:t xml:space="preserve"> </w:t>
       </w:r>
       <w:r>
-        <w:t xml:space="preserve">(;</w:t>
-      </w:r>
-      <w:r>
-        <w:t xml:space="preserve"> </w:t>
-      </w:r>
-      <w:r>
-        <w:t xml:space="preserve">),</w:t>
-      </w:r>
-      <w:r>
-        <w:t xml:space="preserve"> </w:t>
-      </w:r>
-      <w:r>
-        <w:t xml:space="preserve">sleep (;</w:t>
-      </w:r>
-      <w:r>
-        <w:t xml:space="preserve"> </w:t>
-      </w:r>
-      <w:r>
-        <w:t xml:space="preserve">), free time</w:t>
-      </w:r>
-      <w:r>
-        <w:t xml:space="preserve"> </w:t>
-      </w:r>
-      <w:r>
-        <w:t xml:space="preserve">(), exercise</w:t>
-      </w:r>
-      <w:r>
-        <w:t xml:space="preserve"> </w:t>
-      </w:r>
-      <w:r>
-        <w:t xml:space="preserve">() and</w:t>
-      </w:r>
-      <w:r>
-        <w:t xml:space="preserve"> </w:t>
-      </w:r>
-      <w:r>
-        <w:t xml:space="preserve">social ties (). A day is a fixed budget, however. Any increase in</w:t>
+        <w:t xml:space="preserve">(Coltrane, 2000;</w:t>
+      </w:r>
+      <w:r>
+        <w:t xml:space="preserve"> </w:t>
+      </w:r>
+      <w:r>
+        <w:t xml:space="preserve">Lachance-Grzela &amp; Bouchard, 2010),</w:t>
+      </w:r>
+      <w:r>
+        <w:t xml:space="preserve"> </w:t>
+      </w:r>
+      <w:r>
+        <w:t xml:space="preserve">sleep (Burgard &amp; Ailshire, 2013;</w:t>
+      </w:r>
+      <w:r>
+        <w:t xml:space="preserve"> </w:t>
+      </w:r>
+      <w:r>
+        <w:t xml:space="preserve">Maume et al., 2010), free time</w:t>
+      </w:r>
+      <w:r>
+        <w:t xml:space="preserve"> </w:t>
+      </w:r>
+      <w:r>
+        <w:t xml:space="preserve">(Mattingly &amp; Bianchi, 2003), exercise</w:t>
+      </w:r>
+      <w:r>
+        <w:t xml:space="preserve"> </w:t>
+      </w:r>
+      <w:r>
+        <w:t xml:space="preserve">(Nomaguchi &amp; Bianchi, 2004) and</w:t>
+      </w:r>
+      <w:r>
+        <w:t xml:space="preserve"> </w:t>
+      </w:r>
+      <w:r>
+        <w:t xml:space="preserve">social ties (Sarkisian &amp;</w:t>
+      </w:r>
+      <w:r>
+        <w:t xml:space="preserve"> </w:t>
+      </w:r>
+      <w:r>
+        <w:t xml:space="preserve">Gerstel, 2016). A day is a fixed budget, however. Any increase in</w:t>
       </w:r>
       <w:r>
         <w:t xml:space="preserve"> </w:t>
@@ -410,7 +428,7 @@
         <w:t xml:space="preserve"> </w:t>
       </w:r>
       <w:r>
-        <w:t xml:space="preserve">() use the Time Use Survey 2019</w:t>
+        <w:t xml:space="preserve">(2024) use the Time Use Survey 2019</w:t>
       </w:r>
       <w:r>
         <w:t xml:space="preserve"> </w:t>
@@ -452,13 +470,19 @@
         <w:t xml:space="preserve"> </w:t>
       </w:r>
       <w:r>
-        <w:t xml:space="preserve">(ICATUS 2016, ). The divisions partition the day, so the components sum</w:t>
-      </w:r>
-      <w:r>
-        <w:t xml:space="preserve"> </w:t>
-      </w:r>
-      <w:r>
-        <w:t xml:space="preserve">to zero by construction, and sub-rows for sleep, socialising, exercise</w:t>
+        <w:t xml:space="preserve">(ICATUS 2016, United Nations Statistics</w:t>
+      </w:r>
+      <w:r>
+        <w:t xml:space="preserve"> </w:t>
+      </w:r>
+      <w:r>
+        <w:t xml:space="preserve">Division, 2016). The divisions partition the day, so the components sum</w:t>
+      </w:r>
+      <w:r>
+        <w:t xml:space="preserve"> </w:t>
+      </w:r>
+      <w:r>
+        <w:t xml:space="preserve">to zero by construction, and sub-rows for sleep, socializing, exercise</w:t>
       </w:r>
       <w:r>
         <w:t xml:space="preserve"> </w:t>
@@ -502,7 +526,7 @@
         <w:t xml:space="preserve"> </w:t>
       </w:r>
       <w:r>
-        <w:t xml:space="preserve">(). I report the</w:t>
+        <w:t xml:space="preserve">(Goldman, 1993). I report the</w:t>
       </w:r>
       <w:r>
         <w:t xml:space="preserve"> </w:t>
@@ -520,7 +544,7 @@
         <w:t xml:space="preserve"> </w:t>
       </w:r>
       <w:r>
-        <w:t xml:space="preserve">of the married ();</w:t>
+        <w:t xml:space="preserve">of the married (DiNardo et al., 1996);</w:t>
       </w:r>
       <w:r>
         <w:t xml:space="preserve"> </w:t>
@@ -532,7 +556,7 @@
         <w:t xml:space="preserve"> </w:t>
       </w:r>
       <w:r>
-        <w:t xml:space="preserve">Oster (); and trace how the</w:t>
+        <w:t xml:space="preserve">Oster (2019); and trace how the</w:t>
       </w:r>
       <w:r>
         <w:t xml:space="preserve"> </w:t>
@@ -574,7 +598,7 @@
         <w:t xml:space="preserve"> </w:t>
       </w:r>
       <w:r>
-        <w:t xml:space="preserve">(). Third, it</w:t>
+        <w:t xml:space="preserve">(Kandiyoti, 1988). Third, it</w:t>
       </w:r>
       <w:r>
         <w:t xml:space="preserve"> </w:t>
@@ -673,7 +697,7 @@
         <w:t xml:space="preserve">Background</w:t>
       </w:r>
     </w:p>
-    <w:bookmarkStart w:id="10" w:name="X0dac2ea29f4428eb6a040cbd1dfcf94d3973794"/>
+    <w:bookmarkStart w:id="10" w:name="X1d6b3771fd25023756a600574cba792d743594c"/>
     <w:p>
       <w:pPr>
         <w:pStyle w:val="Heading2"/>
@@ -685,7 +709,7 @@
         <w:t xml:space="preserve"> </w:t>
       </w:r>
       <w:r>
-        <w:t xml:space="preserve">labour</w:t>
+        <w:t xml:space="preserve">labor</w:t>
       </w:r>
     </w:p>
     <w:p>
@@ -705,7 +729,7 @@
         <w:t xml:space="preserve"> </w:t>
       </w:r>
       <w:r>
-        <w:t xml:space="preserve">() show that women in</w:t>
+        <w:t xml:space="preserve">(1994) show that women in</w:t>
       </w:r>
       <w:r>
         <w:t xml:space="preserve"> </w:t>
@@ -723,79 +747,25 @@
         <w:t xml:space="preserve"> </w:t>
       </w:r>
       <w:r>
-        <w:t xml:space="preserve">when they marry or cohabit (), and that women’s housework responds more than men’s to union and</w:t>
-      </w:r>
-      <w:r>
-        <w:t xml:space="preserve"> </w:t>
-      </w:r>
-      <w:r>
-        <w:t xml:space="preserve">parenthood transitions (; ).</w:t>
-      </w:r>
-      <w:r>
-        <w:t xml:space="preserve"> </w:t>
-      </w:r>
-      <w:r>
-        <w:t xml:space="preserve">Cross-national studies show that the gap is larger where macro-level</w:t>
-      </w:r>
-      <w:r>
-        <w:t xml:space="preserve"> </w:t>
-      </w:r>
-      <w:r>
-        <w:t xml:space="preserve">gender inequality is greater and where policies support a</w:t>
-      </w:r>
-      <w:r>
-        <w:t xml:space="preserve"> </w:t>
-      </w:r>
-      <w:r>
-        <w:t xml:space="preserve">male-breadwinner arrangement (;</w:t>
-      </w:r>
-      <w:r>
-        <w:t xml:space="preserve"> </w:t>
-      </w:r>
-      <w:r>
-        <w:t xml:space="preserve">,</w:t>
-      </w:r>
-      <w:r>
-        <w:t xml:space="preserve"> </w:t>
-      </w:r>
-      <w:r>
-        <w:t xml:space="preserve">). Reviews of this literature agree</w:t>
-      </w:r>
-      <w:r>
-        <w:t xml:space="preserve"> </w:t>
-      </w:r>
-      <w:r>
-        <w:t xml:space="preserve">on the main correlates (relative resources, time availability and gender</w:t>
-      </w:r>
-      <w:r>
-        <w:t xml:space="preserve"> </w:t>
-      </w:r>
-      <w:r>
-        <w:t xml:space="preserve">ideology) but not on their relative weight</w:t>
-      </w:r>
-      <w:r>
-        <w:t xml:space="preserve"> </w:t>
-      </w:r>
-      <w:r>
-        <w:t xml:space="preserve">(;</w:t>
-      </w:r>
-      <w:r>
-        <w:t xml:space="preserve"> </w:t>
-      </w:r>
-      <w:r>
-        <w:t xml:space="preserve">;</w:t>
-      </w:r>
-      <w:r>
-        <w:t xml:space="preserve"> </w:t>
-      </w:r>
-      <w:r>
-        <w:t xml:space="preserve">;</w:t>
-      </w:r>
-      <w:r>
-        <w:t xml:space="preserve"> </w:t>
-      </w:r>
-      <w:r>
-        <w:t xml:space="preserve">).</w:t>
+        <w:t xml:space="preserve">when they marry or cohabit (Gupta,</w:t>
+      </w:r>
+      <w:r>
+        <w:t xml:space="preserve"> </w:t>
+      </w:r>
+      <w:r>
+        <w:t xml:space="preserve">1999), and that women’s housework responds more than men’s to union and</w:t>
+      </w:r>
+      <w:r>
+        <w:t xml:space="preserve"> </w:t>
+      </w:r>
+      <w:r>
+        <w:t xml:space="preserve">parenthood transitions (Baxter et al.,</w:t>
+      </w:r>
+      <w:r>
+        <w:t xml:space="preserve"> </w:t>
+      </w:r>
+      <w:r>
+        <w:t xml:space="preserve">2008; Sanchez &amp; Thomson, 1997).</w:t>
       </w:r>
     </w:p>
     <w:p>
@@ -803,37 +773,37 @@
         <w:pStyle w:val="BodyText"/>
       </w:pPr>
       <w:r>
-        <w:t xml:space="preserve">Two families of theory organise this work. In economic models, spouses</w:t>
-      </w:r>
-      <w:r>
-        <w:t xml:space="preserve"> </w:t>
-      </w:r>
-      <w:r>
-        <w:t xml:space="preserve">specialise by comparative advantage</w:t>
-      </w:r>
-      <w:r>
-        <w:t xml:space="preserve"> </w:t>
-      </w:r>
-      <w:r>
-        <w:t xml:space="preserve">(,</w:t>
-      </w:r>
-      <w:r>
-        <w:t xml:space="preserve"> </w:t>
-      </w:r>
-      <w:r>
-        <w:t xml:space="preserve">), home production competes with</w:t>
-      </w:r>
-      <w:r>
-        <w:t xml:space="preserve"> </w:t>
-      </w:r>
-      <w:r>
-        <w:t xml:space="preserve">market work and leisure (;</w:t>
-      </w:r>
-      <w:r>
-        <w:t xml:space="preserve"> </w:t>
-      </w:r>
-      <w:r>
-        <w:t xml:space="preserve">), and in bargaining</w:t>
+        <w:t xml:space="preserve">Two families of theory organize this work. In economic models, spouses</w:t>
+      </w:r>
+      <w:r>
+        <w:t xml:space="preserve"> </w:t>
+      </w:r>
+      <w:r>
+        <w:t xml:space="preserve">specialize by comparative advantage</w:t>
+      </w:r>
+      <w:r>
+        <w:t xml:space="preserve"> </w:t>
+      </w:r>
+      <w:r>
+        <w:t xml:space="preserve">(Becker, 1985,</w:t>
+      </w:r>
+      <w:r>
+        <w:t xml:space="preserve"> </w:t>
+      </w:r>
+      <w:r>
+        <w:t xml:space="preserve">1991), home production competes with</w:t>
+      </w:r>
+      <w:r>
+        <w:t xml:space="preserve"> </w:t>
+      </w:r>
+      <w:r>
+        <w:t xml:space="preserve">market work and leisure (Becker, 1965;</w:t>
+      </w:r>
+      <w:r>
+        <w:t xml:space="preserve"> </w:t>
+      </w:r>
+      <w:r>
+        <w:t xml:space="preserve">Gronau, 1977), and in bargaining</w:t>
       </w:r>
       <w:r>
         <w:t xml:space="preserve"> </w:t>
@@ -845,25 +815,25 @@
         <w:t xml:space="preserve"> </w:t>
       </w:r>
       <w:r>
-        <w:t xml:space="preserve">(;</w:t>
-      </w:r>
-      <w:r>
-        <w:t xml:space="preserve"> </w:t>
-      </w:r>
-      <w:r>
-        <w:t xml:space="preserve">;</w:t>
-      </w:r>
-      <w:r>
-        <w:t xml:space="preserve"> </w:t>
-      </w:r>
-      <w:r>
-        <w:t xml:space="preserve">;</w:t>
-      </w:r>
-      <w:r>
-        <w:t xml:space="preserve"> </w:t>
-      </w:r>
-      <w:r>
-        <w:t xml:space="preserve">);</w:t>
+        <w:t xml:space="preserve">(Chiappori, 1992;</w:t>
+      </w:r>
+      <w:r>
+        <w:t xml:space="preserve"> </w:t>
+      </w:r>
+      <w:r>
+        <w:t xml:space="preserve">Lundberg &amp; Pollak, 1993;</w:t>
+      </w:r>
+      <w:r>
+        <w:t xml:space="preserve"> </w:t>
+      </w:r>
+      <w:r>
+        <w:t xml:space="preserve">Manser &amp; Brown, 1980;</w:t>
+      </w:r>
+      <w:r>
+        <w:t xml:space="preserve"> </w:t>
+      </w:r>
+      <w:r>
+        <w:t xml:space="preserve">McElroy &amp; Horney, 1981);</w:t>
       </w:r>
       <w:r>
         <w:t xml:space="preserve"> </w:t>
@@ -875,7 +845,7 @@
         <w:t xml:space="preserve"> </w:t>
       </w:r>
       <w:r>
-        <w:t xml:space="preserve">(), and feminist</w:t>
+        <w:t xml:space="preserve">(Blood &amp; Wolfe, 1960), and feminist</w:t>
       </w:r>
       <w:r>
         <w:t xml:space="preserve"> </w:t>
@@ -887,13 +857,13 @@
         <w:t xml:space="preserve"> </w:t>
       </w:r>
       <w:r>
-        <w:t xml:space="preserve">(;</w:t>
-      </w:r>
-      <w:r>
-        <w:t xml:space="preserve"> </w:t>
-      </w:r>
-      <w:r>
-        <w:t xml:space="preserve">).</w:t>
+        <w:t xml:space="preserve">(Agarwal, 1997;</w:t>
+      </w:r>
+      <w:r>
+        <w:t xml:space="preserve"> </w:t>
+      </w:r>
+      <w:r>
+        <w:t xml:space="preserve">Sen, 1990).</w:t>
       </w:r>
     </w:p>
     <w:p>
@@ -907,7 +877,7 @@
         <w:t xml:space="preserve"> </w:t>
       </w:r>
       <w:r>
-        <w:t xml:space="preserve">(). Economically</w:t>
+        <w:t xml:space="preserve">(West &amp; Zimmerman, 1987). Economically</w:t>
       </w:r>
       <w:r>
         <w:t xml:space="preserve"> </w:t>
@@ -919,13 +889,13 @@
         <w:t xml:space="preserve"> </w:t>
       </w:r>
       <w:r>
-        <w:t xml:space="preserve">(;</w:t>
-      </w:r>
-      <w:r>
-        <w:t xml:space="preserve"> </w:t>
-      </w:r>
-      <w:r>
-        <w:t xml:space="preserve">), wives’</w:t>
+        <w:t xml:space="preserve">(Brines, 1994;</w:t>
+      </w:r>
+      <w:r>
+        <w:t xml:space="preserve"> </w:t>
+      </w:r>
+      <w:r>
+        <w:t xml:space="preserve">Greenstein, 2000), wives’</w:t>
       </w:r>
       <w:r>
         <w:t xml:space="preserve"> </w:t>
@@ -937,19 +907,19 @@
         <w:t xml:space="preserve"> </w:t>
       </w:r>
       <w:r>
-        <w:t xml:space="preserve">(;</w:t>
-      </w:r>
-      <w:r>
-        <w:t xml:space="preserve"> </w:t>
-      </w:r>
-      <w:r>
-        <w:t xml:space="preserve">), and Akerlof &amp;</w:t>
-      </w:r>
-      <w:r>
-        <w:t xml:space="preserve"> </w:t>
-      </w:r>
-      <w:r>
-        <w:t xml:space="preserve">Kranton () formalise the idea as</w:t>
+        <w:t xml:space="preserve">(Bertrand et al., 2015;</w:t>
+      </w:r>
+      <w:r>
+        <w:t xml:space="preserve"> </w:t>
+      </w:r>
+      <w:r>
+        <w:t xml:space="preserve">Bittman et al., 2003), and Akerlof &amp;</w:t>
+      </w:r>
+      <w:r>
+        <w:t xml:space="preserve"> </w:t>
+      </w:r>
+      <w:r>
+        <w:t xml:space="preserve">Kranton (2000) formalize the idea as</w:t>
       </w:r>
       <w:r>
         <w:t xml:space="preserve"> </w:t>
@@ -961,13 +931,13 @@
         <w:t xml:space="preserve"> </w:t>
       </w:r>
       <w:r>
-        <w:t xml:space="preserve">(;</w:t>
-      </w:r>
-      <w:r>
-        <w:t xml:space="preserve"> </w:t>
-      </w:r>
-      <w:r>
-        <w:t xml:space="preserve">), and</w:t>
+        <w:t xml:space="preserve">(Gupta, 2007;</w:t>
+      </w:r>
+      <w:r>
+        <w:t xml:space="preserve"> </w:t>
+      </w:r>
+      <w:r>
+        <w:t xml:space="preserve">Killewald &amp; Gough, 2010), and</w:t>
       </w:r>
       <w:r>
         <w:t xml:space="preserve"> </w:t>
@@ -979,13 +949,13 @@
         <w:t xml:space="preserve"> </w:t>
       </w:r>
       <w:r>
-        <w:t xml:space="preserve">(;</w:t>
-      </w:r>
-      <w:r>
-        <w:t xml:space="preserve"> </w:t>
-      </w:r>
-      <w:r>
-        <w:t xml:space="preserve">), one reason couple-level</w:t>
+        <w:t xml:space="preserve">(Ridgeway &amp; Correll, 2004;</w:t>
+      </w:r>
+      <w:r>
+        <w:t xml:space="preserve"> </w:t>
+      </w:r>
+      <w:r>
+        <w:t xml:space="preserve">Risman, 2004), one reason couple-level</w:t>
       </w:r>
       <w:r>
         <w:t xml:space="preserve"> </w:t>
@@ -1027,25 +997,25 @@
         <w:t xml:space="preserve"> </w:t>
       </w:r>
       <w:r>
-        <w:t xml:space="preserve">(;</w:t>
-      </w:r>
-      <w:r>
-        <w:t xml:space="preserve"> </w:t>
-      </w:r>
-      <w:r>
-        <w:t xml:space="preserve">;</w:t>
-      </w:r>
-      <w:r>
-        <w:t xml:space="preserve"> </w:t>
-      </w:r>
-      <w:r>
-        <w:t xml:space="preserve">). Burda et al.</w:t>
-      </w:r>
-      <w:r>
-        <w:t xml:space="preserve"> </w:t>
-      </w:r>
-      <w:r>
-        <w:t xml:space="preserve">() show that in rich countries men</w:t>
+        <w:t xml:space="preserve">(Gershuny, 2000;</w:t>
+      </w:r>
+      <w:r>
+        <w:t xml:space="preserve"> </w:t>
+      </w:r>
+      <w:r>
+        <w:t xml:space="preserve">Juster &amp; Stafford, 1991;</w:t>
+      </w:r>
+      <w:r>
+        <w:t xml:space="preserve"> </w:t>
+      </w:r>
+      <w:r>
+        <w:t xml:space="preserve">Robinson &amp; Godbey, 1997). Burda et al.</w:t>
+      </w:r>
+      <w:r>
+        <w:t xml:space="preserve"> </w:t>
+      </w:r>
+      <w:r>
+        <w:t xml:space="preserve">(2013) show that in rich countries men</w:t>
       </w:r>
       <w:r>
         <w:t xml:space="preserve"> </w:t>
@@ -1101,29 +1071,29 @@
         <w:t xml:space="preserve"> </w:t>
       </w:r>
       <w:r>
-        <w:t xml:space="preserve">(); married Americans have</w:t>
-      </w:r>
-      <w:r>
-        <w:t xml:space="preserve"> </w:t>
-      </w:r>
-      <w:r>
-        <w:t xml:space="preserve">fewer ties to kin, friends and neighbours than the never-married</w:t>
-      </w:r>
-      <w:r>
-        <w:t xml:space="preserve"> </w:t>
-      </w:r>
-      <w:r>
-        <w:t xml:space="preserve">().</w:t>
+        <w:t xml:space="preserve">(Coser, 1974); married Americans have</w:t>
+      </w:r>
+      <w:r>
+        <w:t xml:space="preserve"> </w:t>
+      </w:r>
+      <w:r>
+        <w:t xml:space="preserve">fewer ties to kin, friends and neighbors than the never-married</w:t>
+      </w:r>
+      <w:r>
+        <w:t xml:space="preserve"> </w:t>
+      </w:r>
+      <w:r>
+        <w:t xml:space="preserve">(Sarkisian &amp; Gerstel, 2016).</w:t>
       </w:r>
     </w:p>
     <w:bookmarkEnd w:id="11"/>
-    <w:bookmarkStart w:id="12" w:name="sleep-health-behaviour-and-marriage"/>
+    <w:bookmarkStart w:id="12" w:name="sleep-health-behavior-and-marriage"/>
     <w:p>
       <w:pPr>
         <w:pStyle w:val="Heading2"/>
       </w:pPr>
       <w:r>
-        <w:t xml:space="preserve">Sleep, health behaviour and</w:t>
+        <w:t xml:space="preserve">Sleep, health behavior and</w:t>
       </w:r>
       <w:r>
         <w:t xml:space="preserve"> </w:t>
@@ -1143,7 +1113,7 @@
         <w:t xml:space="preserve"> </w:t>
       </w:r>
       <w:r>
-        <w:t xml:space="preserve">Hamermesh () show that sleep</w:t>
+        <w:t xml:space="preserve">Hamermesh (1990) show that sleep</w:t>
       </w:r>
       <w:r>
         <w:t xml:space="preserve"> </w:t>
@@ -1161,61 +1131,25 @@
         <w:t xml:space="preserve"> </w:t>
       </w:r>
       <w:r>
-        <w:t xml:space="preserve">(). Gender matters</w:t>
-      </w:r>
-      <w:r>
-        <w:t xml:space="preserve"> </w:t>
-      </w:r>
-      <w:r>
-        <w:t xml:space="preserve">for sleep as well. Women’s sleep is more often interrupted by caregiving</w:t>
-      </w:r>
-      <w:r>
-        <w:t xml:space="preserve"> </w:t>
-      </w:r>
-      <w:r>
-        <w:t xml:space="preserve">(), and</w:t>
-      </w:r>
-      <w:r>
-        <w:t xml:space="preserve"> </w:t>
-      </w:r>
-      <w:r>
-        <w:t xml:space="preserve">qualitative studies describe a</w:t>
-      </w:r>
-      <w:r>
-        <w:t xml:space="preserve"> </w:t>
-      </w:r>
-      <w:r>
-        <w:t xml:space="preserve">“fourth shift”</w:t>
-      </w:r>
-      <w:r>
-        <w:t xml:space="preserve"> </w:t>
-      </w:r>
-      <w:r>
-        <w:t xml:space="preserve">of night-time care that</w:t>
-      </w:r>
-      <w:r>
-        <w:t xml:space="preserve"> </w:t>
-      </w:r>
-      <w:r>
-        <w:t xml:space="preserve">mothers rather than fathers carry (; ). If</w:t>
-      </w:r>
-      <w:r>
-        <w:t xml:space="preserve"> </w:t>
-      </w:r>
-      <w:r>
-        <w:t xml:space="preserve">marriage adds morning and evening domestic tasks (cooking before others</w:t>
-      </w:r>
-      <w:r>
-        <w:t xml:space="preserve"> </w:t>
-      </w:r>
-      <w:r>
-        <w:t xml:space="preserve">wake, cleaning up after others eat), sleep is a plausible margin of</w:t>
-      </w:r>
-      <w:r>
-        <w:t xml:space="preserve"> </w:t>
-      </w:r>
-      <w:r>
-        <w:t xml:space="preserve">adjustment.</w:t>
+        <w:t xml:space="preserve">(Basner et al., 2007). Gender matters</w:t>
+      </w:r>
+      <w:r>
+        <w:t xml:space="preserve"> </w:t>
+      </w:r>
+      <w:r>
+        <w:t xml:space="preserve">for sleep as well. If marriage adds morning and evening domestic tasks</w:t>
+      </w:r>
+      <w:r>
+        <w:t xml:space="preserve"> </w:t>
+      </w:r>
+      <w:r>
+        <w:t xml:space="preserve">(cooking before others wake, cleaning up after others eat), sleep is a</w:t>
+      </w:r>
+      <w:r>
+        <w:t xml:space="preserve"> </w:t>
+      </w:r>
+      <w:r>
+        <w:t xml:space="preserve">plausible margin of adjustment.</w:t>
       </w:r>
     </w:p>
     <w:p>
@@ -1223,43 +1157,13 @@
         <w:pStyle w:val="BodyText"/>
       </w:pPr>
       <w:r>
-        <w:t xml:space="preserve">Marriage is also associated with health behaviour and health</w:t>
-      </w:r>
-      <w:r>
-        <w:t xml:space="preserve"> </w:t>
-      </w:r>
-      <w:r>
-        <w:t xml:space="preserve">(;</w:t>
-      </w:r>
-      <w:r>
-        <w:t xml:space="preserve"> </w:t>
-      </w:r>
-      <w:r>
-        <w:t xml:space="preserve">), partly through selection</w:t>
-      </w:r>
-      <w:r>
-        <w:t xml:space="preserve"> </w:t>
-      </w:r>
-      <w:r>
-        <w:t xml:space="preserve">of the healthy into marriage</w:t>
-      </w:r>
-      <w:r>
-        <w:t xml:space="preserve"> </w:t>
-      </w:r>
-      <w:r>
-        <w:t xml:space="preserve">(), and with exercise</w:t>
-      </w:r>
-      <w:r>
-        <w:t xml:space="preserve"> </w:t>
-      </w:r>
-      <w:r>
-        <w:t xml:space="preserve">time in gendered ways (). Sleep, exercise and personal care fall in divisions 8</w:t>
-      </w:r>
-      <w:r>
-        <w:t xml:space="preserve"> </w:t>
-      </w:r>
-      <w:r>
-        <w:t xml:space="preserve">and 9, so their marriage gaps can be read against the gaps in work.</w:t>
+        <w:t xml:space="preserve">Sleep, exercise and personal care fall in divisions 8 and 9, so their</w:t>
+      </w:r>
+      <w:r>
+        <w:t xml:space="preserve"> </w:t>
+      </w:r>
+      <w:r>
+        <w:t xml:space="preserve">marriage gaps can be read against the gaps in work.</w:t>
       </w:r>
     </w:p>
     <w:bookmarkEnd w:id="12"/>
@@ -1295,13 +1199,13 @@
         <w:t xml:space="preserve"> </w:t>
       </w:r>
       <w:r>
-        <w:t xml:space="preserve">(;</w:t>
-      </w:r>
-      <w:r>
-        <w:t xml:space="preserve"> </w:t>
-      </w:r>
-      <w:r>
-        <w:t xml:space="preserve">). In a joint</w:t>
+        <w:t xml:space="preserve">(Dyson &amp; Moore, 1983;</w:t>
+      </w:r>
+      <w:r>
+        <w:t xml:space="preserve"> </w:t>
+      </w:r>
+      <w:r>
+        <w:t xml:space="preserve">Rahman &amp; Rao, 2004). In a joint</w:t>
       </w:r>
       <w:r>
         <w:t xml:space="preserve"> </w:t>
@@ -1313,7 +1217,7 @@
         <w:t xml:space="preserve"> </w:t>
       </w:r>
       <w:r>
-        <w:t xml:space="preserve">() describes a</w:t>
+        <w:t xml:space="preserve">(1988) describes a</w:t>
       </w:r>
       <w:r>
         <w:t xml:space="preserve"> </w:t>
@@ -1355,13 +1259,13 @@
         <w:t xml:space="preserve"> </w:t>
       </w:r>
       <w:r>
-        <w:t xml:space="preserve">(;</w:t>
-      </w:r>
-      <w:r>
-        <w:t xml:space="preserve"> </w:t>
-      </w:r>
-      <w:r>
-        <w:t xml:space="preserve">), and</w:t>
+        <w:t xml:space="preserve">(Debnath, 2015;</w:t>
+      </w:r>
+      <w:r>
+        <w:t xml:space="preserve"> </w:t>
+      </w:r>
+      <w:r>
+        <w:t xml:space="preserve">Khalil &amp; Mookerjee, 2019), and</w:t>
       </w:r>
       <w:r>
         <w:t xml:space="preserve"> </w:t>
@@ -1379,7 +1283,7 @@
         <w:t xml:space="preserve"> </w:t>
       </w:r>
       <w:r>
-        <w:t xml:space="preserve">(). Joint</w:t>
+        <w:t xml:space="preserve">(Anukriti et al., 2020). Joint</w:t>
       </w:r>
       <w:r>
         <w:t xml:space="preserve"> </w:t>
@@ -1423,7 +1327,7 @@
         <w:t xml:space="preserve"> </w:t>
       </w:r>
       <w:r>
-        <w:t xml:space="preserve">(); age</w:t>
+        <w:t xml:space="preserve">(Allendorf &amp; Pandian, 2016); age</w:t>
       </w:r>
       <w:r>
         <w:t xml:space="preserve"> </w:t>
@@ -1435,19 +1339,19 @@
         <w:t xml:space="preserve"> </w:t>
       </w:r>
       <w:r>
-        <w:t xml:space="preserve">(), labour-market</w:t>
-      </w:r>
-      <w:r>
-        <w:t xml:space="preserve"> </w:t>
-      </w:r>
-      <w:r>
-        <w:t xml:space="preserve">opportunity () and schooling</w:t>
-      </w:r>
-      <w:r>
-        <w:t xml:space="preserve"> </w:t>
-      </w:r>
-      <w:r>
-        <w:t xml:space="preserve">(). Women who remain</w:t>
+        <w:t xml:space="preserve">(Desai &amp; Andrist, 2010), labor-market</w:t>
+      </w:r>
+      <w:r>
+        <w:t xml:space="preserve"> </w:t>
+      </w:r>
+      <w:r>
+        <w:t xml:space="preserve">opportunity (Jensen, 2012) and schooling</w:t>
+      </w:r>
+      <w:r>
+        <w:t xml:space="preserve"> </w:t>
+      </w:r>
+      <w:r>
+        <w:t xml:space="preserve">(Field &amp; Ambrus, 2008). Women who remain</w:t>
       </w:r>
       <w:r>
         <w:t xml:space="preserve"> </w:t>
@@ -1479,49 +1383,55 @@
         <w:t xml:space="preserve"> </w:t>
       </w:r>
       <w:r>
-        <w:t xml:space="preserve">(;</w:t>
-      </w:r>
-      <w:r>
-        <w:t xml:space="preserve"> </w:t>
-      </w:r>
-      <w:r>
-        <w:t xml:space="preserve">;</w:t>
-      </w:r>
-      <w:r>
-        <w:t xml:space="preserve"> </w:t>
-      </w:r>
-      <w:r>
-        <w:t xml:space="preserve">), with</w:t>
-      </w:r>
-      <w:r>
-        <w:t xml:space="preserve"> </w:t>
-      </w:r>
-      <w:r>
-        <w:t xml:space="preserve">explanations ranging from rising incomes and labour demand to status and</w:t>
-      </w:r>
-      <w:r>
-        <w:t xml:space="preserve"> </w:t>
-      </w:r>
-      <w:r>
-        <w:t xml:space="preserve">mobility norms (; ;</w:t>
-      </w:r>
-      <w:r>
-        <w:t xml:space="preserve"> </w:t>
-      </w:r>
-      <w:r>
-        <w:t xml:space="preserve">;</w:t>
-      </w:r>
-      <w:r>
-        <w:t xml:space="preserve"> </w:t>
-      </w:r>
-      <w:r>
-        <w:t xml:space="preserve">;</w:t>
-      </w:r>
-      <w:r>
-        <w:t xml:space="preserve"> </w:t>
-      </w:r>
-      <w:r>
-        <w:t xml:space="preserve">). Women</w:t>
+        <w:t xml:space="preserve">(Afridi et al., 2018;</w:t>
+      </w:r>
+      <w:r>
+        <w:t xml:space="preserve"> </w:t>
+      </w:r>
+      <w:r>
+        <w:t xml:space="preserve">Fletcher et al., 2017;</w:t>
+      </w:r>
+      <w:r>
+        <w:t xml:space="preserve"> </w:t>
+      </w:r>
+      <w:r>
+        <w:t xml:space="preserve">Mehrotra &amp; Parida, 2017), with</w:t>
+      </w:r>
+      <w:r>
+        <w:t xml:space="preserve"> </w:t>
+      </w:r>
+      <w:r>
+        <w:t xml:space="preserve">explanations ranging from rising incomes and labor demand to status and</w:t>
+      </w:r>
+      <w:r>
+        <w:t xml:space="preserve"> </w:t>
+      </w:r>
+      <w:r>
+        <w:t xml:space="preserve">mobility norms (Dhanaraj &amp; Mahambare,</w:t>
+      </w:r>
+      <w:r>
+        <w:t xml:space="preserve"> </w:t>
+      </w:r>
+      <w:r>
+        <w:t xml:space="preserve">2019; Eswaran et al., 2013;</w:t>
+      </w:r>
+      <w:r>
+        <w:t xml:space="preserve"> </w:t>
+      </w:r>
+      <w:r>
+        <w:t xml:space="preserve">Field et al., 2021;</w:t>
+      </w:r>
+      <w:r>
+        <w:t xml:space="preserve"> </w:t>
+      </w:r>
+      <w:r>
+        <w:t xml:space="preserve">Jayachandran, 2021;</w:t>
+      </w:r>
+      <w:r>
+        <w:t xml:space="preserve"> </w:t>
+      </w:r>
+      <w:r>
+        <w:t xml:space="preserve">Klasen &amp; Pieters, 2015). Women</w:t>
       </w:r>
       <w:r>
         <w:t xml:space="preserve"> </w:t>
@@ -1533,7 +1443,7 @@
         <w:t xml:space="preserve"> </w:t>
       </w:r>
       <w:r>
-        <w:t xml:space="preserve">(). If</w:t>
+        <w:t xml:space="preserve">(Hirway &amp; Jose, 2011). If</w:t>
       </w:r>
       <w:r>
         <w:t xml:space="preserve"> </w:t>
@@ -1612,7 +1522,7 @@
         <w:t xml:space="preserve"> </w:t>
       </w:r>
       <w:r>
-        <w:t xml:space="preserve">Specialisation, bargaining with gendered threat points, doing gender and</w:t>
+        <w:t xml:space="preserve">Specialization, bargaining with gendered threat points, doing gender and</w:t>
       </w:r>
       <w:r>
         <w:t xml:space="preserve"> </w:t>
@@ -1636,7 +1546,7 @@
         <w:t xml:space="preserve"> </w:t>
       </w:r>
       <w:r>
-        <w:t xml:space="preserve">Specialisation</w:t>
+        <w:t xml:space="preserve">Specialization</w:t>
       </w:r>
       <w:r>
         <w:t xml:space="preserve"> </w:t>
@@ -1672,7 +1582,13 @@
         <w:t xml:space="preserve"> </w:t>
       </w:r>
       <w:r>
-        <w:t xml:space="preserve">has a biological floor (; ), I</w:t>
+        <w:t xml:space="preserve">has a biological floor (Basner et al.,</w:t>
+      </w:r>
+      <w:r>
+        <w:t xml:space="preserve"> </w:t>
+      </w:r>
+      <w:r>
+        <w:t xml:space="preserve">2007; Biddle &amp; Hamermesh, 1990), I</w:t>
       </w:r>
       <w:r>
         <w:t xml:space="preserve"> </w:t>
@@ -1720,7 +1636,13 @@
         <w:t xml:space="preserve"> </w:t>
       </w:r>
       <w:r>
-        <w:t xml:space="preserve">restricts her movement (; ),</w:t>
+        <w:t xml:space="preserve">restricts her movement (Anukriti et</w:t>
+      </w:r>
+      <w:r>
+        <w:t xml:space="preserve"> </w:t>
+      </w:r>
+      <w:r>
+        <w:t xml:space="preserve">al., 2020; Kandiyoti, 1988),</w:t>
       </w:r>
       <w:r>
         <w:t xml:space="preserve"> </w:t>
@@ -1780,7 +1702,7 @@
         <w:t xml:space="preserve"> </w:t>
       </w:r>
       <w:r>
-        <w:t xml:space="preserve">marry young ().</w:t>
+        <w:t xml:space="preserve">marry young (Desai &amp; Andrist, 2010).</w:t>
       </w:r>
       <w:r>
         <w:t xml:space="preserve"> </w:t>
@@ -1798,13 +1720,13 @@
         <w:t xml:space="preserve"> </w:t>
       </w:r>
       <w:r>
-        <w:t xml:space="preserve">(;</w:t>
-      </w:r>
-      <w:r>
-        <w:t xml:space="preserve"> </w:t>
-      </w:r>
-      <w:r>
-        <w:t xml:space="preserve">).</w:t>
+        <w:t xml:space="preserve">(Brines, 1994;</w:t>
+      </w:r>
+      <w:r>
+        <w:t xml:space="preserve"> </w:t>
+      </w:r>
+      <w:r>
+        <w:t xml:space="preserve">Greenstein, 2000).</w:t>
       </w:r>
     </w:p>
     <w:bookmarkEnd w:id="15"/>
@@ -1843,13 +1765,13 @@
         <w:t xml:space="preserve"> </w:t>
       </w:r>
       <w:r>
-        <w:t xml:space="preserve">() uses the</w:t>
-      </w:r>
-      <w:r>
-        <w:t xml:space="preserve"> </w:t>
-      </w:r>
-      <w:r>
-        <w:t xml:space="preserve">same design, and with a harmonised specification (age, state, diary day</w:t>
+        <w:t xml:space="preserve">(National Statistical Office, 2020) uses the</w:t>
+      </w:r>
+      <w:r>
+        <w:t xml:space="preserve"> </w:t>
+      </w:r>
+      <w:r>
+        <w:t xml:space="preserve">same design, and with a harmonized specification (age, state, diary day</w:t>
       </w:r>
       <w:r>
         <w:t xml:space="preserve"> </w:t>
@@ -1897,7 +1819,7 @@
         <w:t xml:space="preserve"> </w:t>
       </w:r>
       <w:r>
-        <w:t xml:space="preserve">().</w:t>
+        <w:t xml:space="preserve">(National Statistics Office, 2025).</w:t>
       </w:r>
       <w:r>
         <w:t xml:space="preserve"> </w:t>
@@ -1909,7 +1831,7 @@
         <w:t xml:space="preserve"> </w:t>
       </w:r>
       <w:r>
-        <w:t xml:space="preserve">().</w:t>
+        <w:t xml:space="preserve">(United Nations Statistics Division, 2016).</w:t>
       </w:r>
       <w:r>
         <w:t xml:space="preserve"> </w:t>
@@ -1981,13 +1903,13 @@
         <w:t xml:space="preserve"> </w:t>
       </w:r>
       <w:r>
-        <w:t xml:space="preserve">(;</w:t>
-      </w:r>
-      <w:r>
-        <w:t xml:space="preserve"> </w:t>
-      </w:r>
-      <w:r>
-        <w:t xml:space="preserve">).</w:t>
+        <w:t xml:space="preserve">(Abadie et al., 2023;</w:t>
+      </w:r>
+      <w:r>
+        <w:t xml:space="preserve"> </w:t>
+      </w:r>
+      <w:r>
+        <w:t xml:space="preserve">Solon et al., 2015).</w:t>
       </w:r>
     </w:p>
     <w:bookmarkEnd w:id="16"/>
@@ -2133,7 +2055,7 @@
         <w:t xml:space="preserve"> </w:t>
       </w:r>
       <w:r>
-        <w:t xml:space="preserve">caregiving for household members, volunteering, learning, socialising</w:t>
+        <w:t xml:space="preserve">caregiving for household members, volunteering, learning, socializing</w:t>
       </w:r>
       <w:r>
         <w:t xml:space="preserve"> </w:t>
@@ -2163,7 +2085,7 @@
         <w:t xml:space="preserve"> </w:t>
       </w:r>
       <w:r>
-        <w:t xml:space="preserve">indicator 5.4.1. Sub-rows report sleep, socialising (talking and getting</w:t>
+        <w:t xml:space="preserve">indicator 5.4.1. Sub-rows report sleep, socializing (talking and getting</w:t>
       </w:r>
       <w:r>
         <w:t xml:space="preserve"> </w:t>
@@ -2853,7 +2775,7 @@
         <w:t xml:space="preserve"> </w:t>
       </w:r>
       <w:r>
-        <w:t xml:space="preserve">(). The weights are</w:t>
+        <w:t xml:space="preserve">(DiNardo et al., 1996). The weights are</w:t>
       </w:r>
       <w:r>
         <w:t xml:space="preserve"> </w:t>
@@ -2871,13 +2793,13 @@
         <w:t xml:space="preserve"> </w:t>
       </w:r>
       <w:r>
-        <w:t xml:space="preserve">(;</w:t>
-      </w:r>
-      <w:r>
-        <w:t xml:space="preserve"> </w:t>
-      </w:r>
-      <w:r>
-        <w:t xml:space="preserve">), with</w:t>
+        <w:t xml:space="preserve">(Imbens, 2004;</w:t>
+      </w:r>
+      <w:r>
+        <w:t xml:space="preserve"> </w:t>
+      </w:r>
+      <w:r>
+        <w:t xml:space="preserve">Rosenbaum &amp; Rubin, 1983), with</w:t>
       </w:r>
       <w:r>
         <w:t xml:space="preserve"> </w:t>
@@ -3005,13 +2927,13 @@
         <w:t xml:space="preserve"> </w:t>
       </w:r>
       <w:r>
-        <w:t xml:space="preserve">(;</w:t>
-      </w:r>
-      <w:r>
-        <w:t xml:space="preserve"> </w:t>
-      </w:r>
-      <w:r>
-        <w:t xml:space="preserve">). (4) I estimate the</w:t>
+        <w:t xml:space="preserve">(Altonji et al., 2005;</w:t>
+      </w:r>
+      <w:r>
+        <w:t xml:space="preserve"> </w:t>
+      </w:r>
+      <w:r>
+        <w:t xml:space="preserve">Oster, 2019). (4) I estimate the</w:t>
       </w:r>
       <w:r>
         <w:t xml:space="preserve"> </w:t>
@@ -3091,7 +3013,7 @@
         <w:t xml:space="preserve"> </w:t>
       </w:r>
       <w:r>
-        <w:t xml:space="preserve">division of labour within marriage, not the effect of marriage, and the</w:t>
+        <w:t xml:space="preserve">division of labor within marriage, not the effect of marriage, and the</w:t>
       </w:r>
       <w:r>
         <w:t xml:space="preserve"> </w:t>
@@ -3561,7 +3483,7 @@
               <w:jc w:val="left"/>
             </w:pPr>
             <w:r>
-              <w:t xml:space="preserve">Socialising, community, religion, min</w:t>
+              <w:t xml:space="preserve">Socializing, community, religion, min</w:t>
             </w:r>
           </w:p>
         </w:tc>
@@ -4640,7 +4562,7 @@
               <w:jc w:val="left"/>
             </w:pPr>
             <w:r>
-              <w:t xml:space="preserve">Socialising, community, religion</w:t>
+              <w:t xml:space="preserve">Socializing, community, religion</w:t>
             </w:r>
           </w:p>
         </w:tc>
@@ -4845,7 +4767,7 @@
               <w:jc w:val="left"/>
             </w:pPr>
             <w:r>
-              <w:t xml:space="preserve">of which: socialising</w:t>
+              <w:t xml:space="preserve">of which: socializing</w:t>
             </w:r>
           </w:p>
         </w:tc>
@@ -5241,7 +5163,7 @@
         <w:t xml:space="preserve"> </w:t>
       </w:r>
       <w:r>
-        <w:t xml:space="preserve">reductions, socialising and leisure for 17%, and self-care for 10%.</w:t>
+        <w:t xml:space="preserve">reductions, socializing and leisure for 17%, and self-care for 10%.</w:t>
       </w:r>
       <w:r>
         <w:t xml:space="preserve"> </w:t>
@@ -5253,7 +5175,7 @@
         <w:t xml:space="preserve"> </w:t>
       </w:r>
       <w:r>
-        <w:t xml:space="preserve">the specialisation account (H2a) than to a squeeze on free time.</w:t>
+        <w:t xml:space="preserve">the specialization account (H2a) than to a squeeze on free time.</w:t>
       </w:r>
     </w:p>
     <w:p>
@@ -5285,7 +5207,7 @@
         <w:t xml:space="preserve"> </w:t>
       </w:r>
       <w:r>
-        <w:t xml:space="preserve">(SE 1.4). The coefficients for socialising, exercise and sport, and</w:t>
+        <w:t xml:space="preserve">(SE 1.4). The coefficients for socializing, exercise and sport, and</w:t>
       </w:r>
       <w:r>
         <w:t xml:space="preserve"> </w:t>
@@ -5369,7 +5291,7 @@
         <w:t xml:space="preserve"> </w:t>
       </w:r>
       <w:r>
-        <w:t xml:space="preserve">less employment, 0.8 minutes (SE 1.1) more socialising, community and</w:t>
+        <w:t xml:space="preserve">less employment, 0.8 minutes (SE 1.1) more socializing, community and</w:t>
       </w:r>
       <w:r>
         <w:t xml:space="preserve"> </w:t>
@@ -5437,7 +5359,7 @@
         <w:t xml:space="preserve"> </w:t>
       </w:r>
       <w:r>
-        <w:t xml:space="preserve">().</w:t>
+        <w:t xml:space="preserve">(Debnath, 2015).</w:t>
       </w:r>
     </w:p>
     <w:bookmarkEnd w:id="25"/>
@@ -6016,7 +5938,7 @@
               <w:jc w:val="left"/>
             </w:pPr>
             <w:r>
-              <w:t xml:space="preserve">Socialising, community, religion</w:t>
+              <w:t xml:space="preserve">Socializing, community, religion</w:t>
             </w:r>
           </w:p>
         </w:tc>
@@ -6483,7 +6405,13 @@
         <w:t xml:space="preserve"> </w:t>
       </w:r>
       <w:r>
-        <w:t xml:space="preserve">268.6 minutes (SE 3.1) (3,842) (). The learning and employment coefficients move more across</w:t>
+        <w:t xml:space="preserve">268.6 minutes (SE 3.1) (3,842) (Crump et</w:t>
+      </w:r>
+      <w:r>
+        <w:t xml:space="preserve"> </w:t>
+      </w:r>
+      <w:r>
+        <w:t xml:space="preserve">al., 2009). The learning and employment coefficients move more across</w:t>
       </w:r>
       <w:r>
         <w:t xml:space="preserve"> </w:t>
@@ -6556,7 +6484,7 @@
         <w:t xml:space="preserve"> </w:t>
       </w:r>
       <w:r>
-        <w:t xml:space="preserve">largest absolute standardised difference across the covariates in Table</w:t>
+        <w:t xml:space="preserve">largest absolute standardized difference across the covariates in Table</w:t>
       </w:r>
       <w:r>
         <w:t xml:space="preserve"> </w:t>
@@ -8185,13 +8113,13 @@
         <w:t xml:space="preserve"> </w:t>
       </w:r>
       <w:r>
-        <w:t xml:space="preserve">(;</w:t>
-      </w:r>
-      <w:r>
-        <w:t xml:space="preserve"> </w:t>
-      </w:r>
-      <w:r>
-        <w:t xml:space="preserve">).</w:t>
+        <w:t xml:space="preserve">(Desai &amp; Andrist, 2010;</w:t>
+      </w:r>
+      <w:r>
+        <w:t xml:space="preserve"> </w:t>
+      </w:r>
+      <w:r>
+        <w:t xml:space="preserve">Field &amp; Ambrus, 2008).</w:t>
       </w:r>
     </w:p>
     <w:bookmarkEnd w:id="29"/>
@@ -8408,7 +8336,7 @@
         <w:t xml:space="preserve"> </w:t>
       </w:r>
       <w:r>
-        <w:t xml:space="preserve">learning, which fits the specialisation account, but specialisation in</w:t>
+        <w:t xml:space="preserve">learning, which fits the specialization account, but specialization in</w:t>
       </w:r>
       <w:r>
         <w:t xml:space="preserve"> </w:t>
@@ -8464,13 +8392,13 @@
         <w:t xml:space="preserve"> </w:t>
       </w:r>
       <w:r>
-        <w:t xml:space="preserve">(;</w:t>
-      </w:r>
-      <w:r>
-        <w:t xml:space="preserve"> </w:t>
-      </w:r>
-      <w:r>
-        <w:t xml:space="preserve">). Third,</w:t>
+        <w:t xml:space="preserve">(Anukriti et al., 2020;</w:t>
+      </w:r>
+      <w:r>
+        <w:t xml:space="preserve"> </w:t>
+      </w:r>
+      <w:r>
+        <w:t xml:space="preserve">Khalil &amp; Mookerjee, 2019). Third,</w:t>
       </w:r>
       <w:r>
         <w:t xml:space="preserve"> </w:t>
@@ -8514,13 +8442,13 @@
         <w:t xml:space="preserve"> </w:t>
       </w:r>
       <w:r>
-        <w:t xml:space="preserve">(;</w:t>
-      </w:r>
-      <w:r>
-        <w:t xml:space="preserve"> </w:t>
-      </w:r>
-      <w:r>
-        <w:t xml:space="preserve">).</w:t>
+        <w:t xml:space="preserve">(Ridgeway &amp; Correll, 2004;</w:t>
+      </w:r>
+      <w:r>
+        <w:t xml:space="preserve"> </w:t>
+      </w:r>
+      <w:r>
+        <w:t xml:space="preserve">Risman, 2004).</w:t>
       </w:r>
     </w:p>
     <w:bookmarkStart w:id="33" w:name="limitations"/>
@@ -8657,13 +8585,13 @@
         <w:t xml:space="preserve"> </w:t>
       </w:r>
       <w:r>
-        <w:t xml:space="preserve">(;</w:t>
-      </w:r>
-      <w:r>
-        <w:t xml:space="preserve"> </w:t>
-      </w:r>
-      <w:r>
-        <w:t xml:space="preserve">). The check</w:t>
+        <w:t xml:space="preserve">(Baxter et al., 2008;</w:t>
+      </w:r>
+      <w:r>
+        <w:t xml:space="preserve"> </w:t>
+      </w:r>
+      <w:r>
+        <w:t xml:space="preserve">Sanchez &amp; Thomson, 1997). The check</w:t>
       </w:r>
       <w:r>
         <w:t xml:space="preserve"> </w:t>
@@ -8687,7 +8615,7 @@
         <w:t xml:space="preserve"> </w:t>
       </w:r>
       <w:r>
-        <w:t xml:space="preserve">().</w:t>
+        <w:t xml:space="preserve">(2019).</w:t>
       </w:r>
     </w:p>
     <w:bookmarkEnd w:id="33"/>
@@ -8838,7 +8766,7 @@
         <w:t xml:space="preserve"> </w:t>
       </w:r>
       <w:r>
-        <w:t xml:space="preserve">Government of India (microdata.gov.in, catalogue 236), to registered</w:t>
+        <w:t xml:space="preserve">Government of India (microdata.gov.in, catalog 236), to registered</w:t>
       </w:r>
       <w:r>
         <w:t xml:space="preserve"> </w:t>
@@ -8854,7 +8782,7 @@
       </w:r>
     </w:p>
     <w:bookmarkEnd w:id="37"/>
-    <w:bookmarkStart w:id="104" w:name="references"/>
+    <w:bookmarkStart w:id="97" w:name="references"/>
     <w:p>
       <w:pPr>
         <w:pStyle w:val="Heading1"/>
@@ -10215,23 +10143,23 @@
         <w:pStyle w:val="BodyText"/>
       </w:pPr>
       <w:r>
-        <w:t xml:space="preserve">Davis, S. N., &amp; Greenstein, T. N. (2009). Gender ideology: Components,</w:t>
-      </w:r>
-      <w:r>
-        <w:t xml:space="preserve"> </w:t>
-      </w:r>
-      <w:r>
-        <w:t xml:space="preserve">predictors, and consequences.</w:t>
-      </w:r>
-      <w:r>
-        <w:t xml:space="preserve"> </w:t>
-      </w:r>
-      <w:r>
-        <w:rPr>
-          <w:i/>
-          <w:iCs/>
-        </w:rPr>
-        <w:t xml:space="preserve">Annual Review of Sociology</w:t>
+        <w:t xml:space="preserve">Debnath, S. (2015). The impact of household structure on female autonomy</w:t>
+      </w:r>
+      <w:r>
+        <w:t xml:space="preserve"> </w:t>
+      </w:r>
+      <w:r>
+        <w:t xml:space="preserve">in developing countries.</w:t>
+      </w:r>
+      <w:r>
+        <w:t xml:space="preserve"> </w:t>
+      </w:r>
+      <w:r>
+        <w:rPr>
+          <w:i/>
+          <w:iCs/>
+        </w:rPr>
+        <w:t xml:space="preserve">Journal of Development Studies</w:t>
       </w:r>
       <w:r>
         <w:t xml:space="preserve">,</w:t>
@@ -10244,66 +10172,15 @@
           <w:i/>
           <w:iCs/>
         </w:rPr>
-        <w:t xml:space="preserve">35</w:t>
-      </w:r>
-      <w:r>
-        <w:t xml:space="preserve">, 87–105.</w:t>
+        <w:t xml:space="preserve">51</w:t>
+      </w:r>
+      <w:r>
+        <w:t xml:space="preserve">(5), 485–502.</w:t>
       </w:r>
       <w:r>
         <w:t xml:space="preserve"> </w:t>
       </w:r>
       <w:hyperlink r:id="rId59">
-        <w:r>
-          <w:rPr>
-            <w:rStyle w:val="Hyperlink"/>
-          </w:rPr>
-          <w:t xml:space="preserve">https://doi.org/10.1146/annurev-soc-070308-115920</w:t>
-        </w:r>
-      </w:hyperlink>
-    </w:p>
-    <w:p>
-      <w:pPr>
-        <w:pStyle w:val="BodyText"/>
-      </w:pPr>
-      <w:r>
-        <w:t xml:space="preserve">Debnath, S. (2015). The impact of household structure on female autonomy</w:t>
-      </w:r>
-      <w:r>
-        <w:t xml:space="preserve"> </w:t>
-      </w:r>
-      <w:r>
-        <w:t xml:space="preserve">in developing countries.</w:t>
-      </w:r>
-      <w:r>
-        <w:t xml:space="preserve"> </w:t>
-      </w:r>
-      <w:r>
-        <w:rPr>
-          <w:i/>
-          <w:iCs/>
-        </w:rPr>
-        <w:t xml:space="preserve">Journal of Development Studies</w:t>
-      </w:r>
-      <w:r>
-        <w:t xml:space="preserve">,</w:t>
-      </w:r>
-      <w:r>
-        <w:t xml:space="preserve"> </w:t>
-      </w:r>
-      <w:r>
-        <w:rPr>
-          <w:i/>
-          <w:iCs/>
-        </w:rPr>
-        <w:t xml:space="preserve">51</w:t>
-      </w:r>
-      <w:r>
-        <w:t xml:space="preserve">(5), 485–502.</w:t>
-      </w:r>
-      <w:r>
-        <w:t xml:space="preserve"> </w:t>
-      </w:r>
-      <w:hyperlink r:id="rId60">
         <w:r>
           <w:rPr>
             <w:rStyle w:val="Hyperlink"/>
@@ -10357,7 +10234,7 @@
       <w:r>
         <w:t xml:space="preserve"> </w:t>
       </w:r>
-      <w:hyperlink r:id="rId61">
+      <w:hyperlink r:id="rId60">
         <w:r>
           <w:rPr>
             <w:rStyle w:val="Hyperlink"/>
@@ -10417,7 +10294,7 @@
       <w:r>
         <w:t xml:space="preserve"> </w:t>
       </w:r>
-      <w:hyperlink r:id="rId62">
+      <w:hyperlink r:id="rId61">
         <w:r>
           <w:rPr>
             <w:rStyle w:val="Hyperlink"/>
@@ -10474,7 +10351,7 @@
       <w:r>
         <w:t xml:space="preserve"> </w:t>
       </w:r>
-      <w:hyperlink r:id="rId63">
+      <w:hyperlink r:id="rId62">
         <w:r>
           <w:rPr>
             <w:rStyle w:val="Hyperlink"/>
@@ -10548,7 +10425,7 @@
       <w:r>
         <w:t xml:space="preserve"> </w:t>
       </w:r>
-      <w:hyperlink r:id="rId64">
+      <w:hyperlink r:id="rId63">
         <w:r>
           <w:rPr>
             <w:rStyle w:val="Hyperlink"/>
@@ -10622,7 +10499,7 @@
       <w:r>
         <w:t xml:space="preserve"> </w:t>
       </w:r>
-      <w:hyperlink r:id="rId65">
+      <w:hyperlink r:id="rId64">
         <w:r>
           <w:rPr>
             <w:rStyle w:val="Hyperlink"/>
@@ -10696,7 +10573,7 @@
       <w:r>
         <w:t xml:space="preserve"> </w:t>
       </w:r>
-      <w:hyperlink r:id="rId66">
+      <w:hyperlink r:id="rId65">
         <w:r>
           <w:rPr>
             <w:rStyle w:val="Hyperlink"/>
@@ -10753,7 +10630,7 @@
       <w:r>
         <w:t xml:space="preserve"> </w:t>
       </w:r>
-      <w:hyperlink r:id="rId67">
+      <w:hyperlink r:id="rId66">
         <w:r>
           <w:rPr>
             <w:rStyle w:val="Hyperlink"/>
@@ -10812,23 +10689,58 @@
         <w:pStyle w:val="BodyText"/>
       </w:pPr>
       <w:r>
-        <w:t xml:space="preserve">Fuwa, M. (2004). Macro-level gender inequality and the division of</w:t>
-      </w:r>
-      <w:r>
-        <w:t xml:space="preserve"> </w:t>
-      </w:r>
-      <w:r>
-        <w:t xml:space="preserve">household labor in 22 countries.</w:t>
-      </w:r>
-      <w:r>
-        <w:t xml:space="preserve"> </w:t>
-      </w:r>
-      <w:r>
-        <w:rPr>
-          <w:i/>
-          <w:iCs/>
-        </w:rPr>
-        <w:t xml:space="preserve">American Sociological Review</w:t>
+        <w:t xml:space="preserve">Gershuny, J. (2000).</w:t>
+      </w:r>
+      <w:r>
+        <w:t xml:space="preserve"> </w:t>
+      </w:r>
+      <w:r>
+        <w:rPr>
+          <w:i/>
+          <w:iCs/>
+        </w:rPr>
+        <w:t xml:space="preserve">Changing times: Work and leisure in</w:t>
+      </w:r>
+      <w:r>
+        <w:rPr>
+          <w:i/>
+          <w:iCs/>
+        </w:rPr>
+        <w:t xml:space="preserve"> </w:t>
+      </w:r>
+      <w:r>
+        <w:rPr>
+          <w:i/>
+          <w:iCs/>
+        </w:rPr>
+        <w:t xml:space="preserve">postindustrial society</w:t>
+      </w:r>
+      <w:r>
+        <w:t xml:space="preserve">. Oxford University Press.</w:t>
+      </w:r>
+    </w:p>
+    <w:p>
+      <w:pPr>
+        <w:pStyle w:val="BodyText"/>
+      </w:pPr>
+      <w:r>
+        <w:t xml:space="preserve">Goldman, N. (1993). Marriage selection and mortality patterns:</w:t>
+      </w:r>
+      <w:r>
+        <w:t xml:space="preserve"> </w:t>
+      </w:r>
+      <w:r>
+        <w:t xml:space="preserve">Inferences and fallacies.</w:t>
+      </w:r>
+      <w:r>
+        <w:t xml:space="preserve"> </w:t>
+      </w:r>
+      <w:r>
+        <w:rPr>
+          <w:i/>
+          <w:iCs/>
+        </w:rPr>
+        <w:t xml:space="preserve">Demography</w:t>
       </w:r>
       <w:r>
         <w:t xml:space="preserve">,</w:t>
@@ -10841,92 +10753,6 @@
           <w:i/>
           <w:iCs/>
         </w:rPr>
-        <w:t xml:space="preserve">69</w:t>
-      </w:r>
-      <w:r>
-        <w:t xml:space="preserve">(6), 751–767.</w:t>
-      </w:r>
-      <w:r>
-        <w:t xml:space="preserve"> </w:t>
-      </w:r>
-      <w:hyperlink r:id="rId68">
-        <w:r>
-          <w:rPr>
-            <w:rStyle w:val="Hyperlink"/>
-          </w:rPr>
-          <w:t xml:space="preserve">https://doi.org/10.1177/000312240406900601</w:t>
-        </w:r>
-      </w:hyperlink>
-    </w:p>
-    <w:p>
-      <w:pPr>
-        <w:pStyle w:val="BodyText"/>
-      </w:pPr>
-      <w:r>
-        <w:t xml:space="preserve">Gershuny, J. (2000).</w:t>
-      </w:r>
-      <w:r>
-        <w:t xml:space="preserve"> </w:t>
-      </w:r>
-      <w:r>
-        <w:rPr>
-          <w:i/>
-          <w:iCs/>
-        </w:rPr>
-        <w:t xml:space="preserve">Changing times: Work and leisure in</w:t>
-      </w:r>
-      <w:r>
-        <w:rPr>
-          <w:i/>
-          <w:iCs/>
-        </w:rPr>
-        <w:t xml:space="preserve"> </w:t>
-      </w:r>
-      <w:r>
-        <w:rPr>
-          <w:i/>
-          <w:iCs/>
-        </w:rPr>
-        <w:t xml:space="preserve">postindustrial society</w:t>
-      </w:r>
-      <w:r>
-        <w:t xml:space="preserve">. Oxford University Press.</w:t>
-      </w:r>
-    </w:p>
-    <w:p>
-      <w:pPr>
-        <w:pStyle w:val="BodyText"/>
-      </w:pPr>
-      <w:r>
-        <w:t xml:space="preserve">Goldman, N. (1993). Marriage selection and mortality patterns:</w:t>
-      </w:r>
-      <w:r>
-        <w:t xml:space="preserve"> </w:t>
-      </w:r>
-      <w:r>
-        <w:t xml:space="preserve">Inferences and fallacies.</w:t>
-      </w:r>
-      <w:r>
-        <w:t xml:space="preserve"> </w:t>
-      </w:r>
-      <w:r>
-        <w:rPr>
-          <w:i/>
-          <w:iCs/>
-        </w:rPr>
-        <w:t xml:space="preserve">Demography</w:t>
-      </w:r>
-      <w:r>
-        <w:t xml:space="preserve">,</w:t>
-      </w:r>
-      <w:r>
-        <w:t xml:space="preserve"> </w:t>
-      </w:r>
-      <w:r>
-        <w:rPr>
-          <w:i/>
-          <w:iCs/>
-        </w:rPr>
         <w:t xml:space="preserve">30</w:t>
       </w:r>
       <w:r>
@@ -10935,7 +10761,7 @@
       <w:r>
         <w:t xml:space="preserve"> </w:t>
       </w:r>
-      <w:hyperlink r:id="rId69">
+      <w:hyperlink r:id="rId67">
         <w:r>
           <w:rPr>
             <w:rStyle w:val="Hyperlink"/>
@@ -11000,7 +10826,7 @@
       <w:r>
         <w:t xml:space="preserve"> </w:t>
       </w:r>
-      <w:hyperlink r:id="rId70">
+      <w:hyperlink r:id="rId68">
         <w:r>
           <w:rPr>
             <w:rStyle w:val="Hyperlink"/>
@@ -11051,7 +10877,7 @@
       <w:r>
         <w:t xml:space="preserve"> </w:t>
       </w:r>
-      <w:hyperlink r:id="rId71">
+      <w:hyperlink r:id="rId69">
         <w:r>
           <w:rPr>
             <w:rStyle w:val="Hyperlink"/>
@@ -11102,7 +10928,7 @@
       <w:r>
         <w:t xml:space="preserve"> </w:t>
       </w:r>
-      <w:hyperlink r:id="rId72">
+      <w:hyperlink r:id="rId70">
         <w:r>
           <w:rPr>
             <w:rStyle w:val="Hyperlink"/>
@@ -11167,7 +10993,7 @@
       <w:r>
         <w:t xml:space="preserve"> </w:t>
       </w:r>
-      <w:hyperlink r:id="rId73">
+      <w:hyperlink r:id="rId71">
         <w:r>
           <w:rPr>
             <w:rStyle w:val="Hyperlink"/>
@@ -11227,7 +11053,7 @@
       <w:r>
         <w:t xml:space="preserve"> </w:t>
       </w:r>
-      <w:hyperlink r:id="rId74">
+      <w:hyperlink r:id="rId72">
         <w:r>
           <w:rPr>
             <w:rStyle w:val="Hyperlink"/>
@@ -11241,23 +11067,37 @@
         <w:pStyle w:val="BodyText"/>
       </w:pPr>
       <w:r>
-        <w:t xml:space="preserve">Hook, J. L. (2006). Care in context: Men’s unpaid work in 20 countries,</w:t>
-      </w:r>
-      <w:r>
-        <w:t xml:space="preserve"> </w:t>
-      </w:r>
-      <w:r>
-        <w:t xml:space="preserve">1965–2003.</w:t>
-      </w:r>
-      <w:r>
-        <w:t xml:space="preserve"> </w:t>
-      </w:r>
-      <w:r>
-        <w:rPr>
-          <w:i/>
-          <w:iCs/>
-        </w:rPr>
-        <w:t xml:space="preserve">American Sociological Review</w:t>
+        <w:t xml:space="preserve">Imbens, G. W. (2004). Nonparametric estimation of average treatment</w:t>
+      </w:r>
+      <w:r>
+        <w:t xml:space="preserve"> </w:t>
+      </w:r>
+      <w:r>
+        <w:t xml:space="preserve">effects under exogeneity: A review.</w:t>
+      </w:r>
+      <w:r>
+        <w:t xml:space="preserve"> </w:t>
+      </w:r>
+      <w:r>
+        <w:rPr>
+          <w:i/>
+          <w:iCs/>
+        </w:rPr>
+        <w:t xml:space="preserve">Review of Economics and</w:t>
+      </w:r>
+      <w:r>
+        <w:rPr>
+          <w:i/>
+          <w:iCs/>
+        </w:rPr>
+        <w:t xml:space="preserve"> </w:t>
+      </w:r>
+      <w:r>
+        <w:rPr>
+          <w:i/>
+          <w:iCs/>
+        </w:rPr>
+        <w:t xml:space="preserve">Statistics</w:t>
       </w:r>
       <w:r>
         <w:t xml:space="preserve">,</w:t>
@@ -11270,136 +11110,6 @@
           <w:i/>
           <w:iCs/>
         </w:rPr>
-        <w:t xml:space="preserve">71</w:t>
-      </w:r>
-      <w:r>
-        <w:t xml:space="preserve">(4), 639–660.</w:t>
-      </w:r>
-      <w:r>
-        <w:t xml:space="preserve"> </w:t>
-      </w:r>
-      <w:hyperlink r:id="rId75">
-        <w:r>
-          <w:rPr>
-            <w:rStyle w:val="Hyperlink"/>
-          </w:rPr>
-          <w:t xml:space="preserve">https://doi.org/10.1177/000312240607100406</w:t>
-        </w:r>
-      </w:hyperlink>
-    </w:p>
-    <w:p>
-      <w:pPr>
-        <w:pStyle w:val="BodyText"/>
-      </w:pPr>
-      <w:r>
-        <w:t xml:space="preserve">Hook, J. L. (2010). Gender inequality in the welfare state: Sex</w:t>
-      </w:r>
-      <w:r>
-        <w:t xml:space="preserve"> </w:t>
-      </w:r>
-      <w:r>
-        <w:t xml:space="preserve">segregation in housework, 1965–2003.</w:t>
-      </w:r>
-      <w:r>
-        <w:t xml:space="preserve"> </w:t>
-      </w:r>
-      <w:r>
-        <w:rPr>
-          <w:i/>
-          <w:iCs/>
-        </w:rPr>
-        <w:t xml:space="preserve">American Journal of</w:t>
-      </w:r>
-      <w:r>
-        <w:rPr>
-          <w:i/>
-          <w:iCs/>
-        </w:rPr>
-        <w:t xml:space="preserve"> </w:t>
-      </w:r>
-      <w:r>
-        <w:rPr>
-          <w:i/>
-          <w:iCs/>
-        </w:rPr>
-        <w:t xml:space="preserve">Sociology</w:t>
-      </w:r>
-      <w:r>
-        <w:t xml:space="preserve">,</w:t>
-      </w:r>
-      <w:r>
-        <w:t xml:space="preserve"> </w:t>
-      </w:r>
-      <w:r>
-        <w:rPr>
-          <w:i/>
-          <w:iCs/>
-        </w:rPr>
-        <w:t xml:space="preserve">115</w:t>
-      </w:r>
-      <w:r>
-        <w:t xml:space="preserve">(5), 1480–1523.</w:t>
-      </w:r>
-      <w:r>
-        <w:t xml:space="preserve"> </w:t>
-      </w:r>
-      <w:hyperlink r:id="rId76">
-        <w:r>
-          <w:rPr>
-            <w:rStyle w:val="Hyperlink"/>
-          </w:rPr>
-          <w:t xml:space="preserve">https://doi.org/10.1086/651384</w:t>
-        </w:r>
-      </w:hyperlink>
-    </w:p>
-    <w:p>
-      <w:pPr>
-        <w:pStyle w:val="BodyText"/>
-      </w:pPr>
-      <w:r>
-        <w:t xml:space="preserve">Imbens, G. W. (2004). Nonparametric estimation of average treatment</w:t>
-      </w:r>
-      <w:r>
-        <w:t xml:space="preserve"> </w:t>
-      </w:r>
-      <w:r>
-        <w:t xml:space="preserve">effects under exogeneity: A review.</w:t>
-      </w:r>
-      <w:r>
-        <w:t xml:space="preserve"> </w:t>
-      </w:r>
-      <w:r>
-        <w:rPr>
-          <w:i/>
-          <w:iCs/>
-        </w:rPr>
-        <w:t xml:space="preserve">Review of Economics and</w:t>
-      </w:r>
-      <w:r>
-        <w:rPr>
-          <w:i/>
-          <w:iCs/>
-        </w:rPr>
-        <w:t xml:space="preserve"> </w:t>
-      </w:r>
-      <w:r>
-        <w:rPr>
-          <w:i/>
-          <w:iCs/>
-        </w:rPr>
-        <w:t xml:space="preserve">Statistics</w:t>
-      </w:r>
-      <w:r>
-        <w:t xml:space="preserve">,</w:t>
-      </w:r>
-      <w:r>
-        <w:t xml:space="preserve"> </w:t>
-      </w:r>
-      <w:r>
-        <w:rPr>
-          <w:i/>
-          <w:iCs/>
-        </w:rPr>
         <w:t xml:space="preserve">86</w:t>
       </w:r>
       <w:r>
@@ -11408,7 +11118,7 @@
       <w:r>
         <w:t xml:space="preserve"> </w:t>
       </w:r>
-      <w:hyperlink r:id="rId77">
+      <w:hyperlink r:id="rId73">
         <w:r>
           <w:rPr>
             <w:rStyle w:val="Hyperlink"/>
@@ -11468,7 +11178,7 @@
       <w:r>
         <w:t xml:space="preserve"> </w:t>
       </w:r>
-      <w:hyperlink r:id="rId78">
+      <w:hyperlink r:id="rId74">
         <w:r>
           <w:rPr>
             <w:rStyle w:val="Hyperlink"/>
@@ -11525,7 +11235,7 @@
       <w:r>
         <w:t xml:space="preserve"> </w:t>
       </w:r>
-      <w:hyperlink r:id="rId79">
+      <w:hyperlink r:id="rId75">
         <w:r>
           <w:rPr>
             <w:rStyle w:val="Hyperlink"/>
@@ -11585,7 +11295,7 @@
       <w:r>
         <w:t xml:space="preserve"> </w:t>
       </w:r>
-      <w:hyperlink r:id="rId80">
+      <w:hyperlink r:id="rId76">
         <w:r>
           <w:rPr>
             <w:rStyle w:val="Hyperlink"/>
@@ -11684,7 +11394,7 @@
       <w:r>
         <w:t xml:space="preserve"> </w:t>
       </w:r>
-      <w:hyperlink r:id="rId81">
+      <w:hyperlink r:id="rId77">
         <w:r>
           <w:rPr>
             <w:rStyle w:val="Hyperlink"/>
@@ -11758,7 +11468,7 @@
       <w:r>
         <w:t xml:space="preserve"> </w:t>
       </w:r>
-      <w:hyperlink r:id="rId82">
+      <w:hyperlink r:id="rId78">
         <w:r>
           <w:rPr>
             <w:rStyle w:val="Hyperlink"/>
@@ -11809,7 +11519,7 @@
       <w:r>
         <w:t xml:space="preserve"> </w:t>
       </w:r>
-      <w:hyperlink r:id="rId83">
+      <w:hyperlink r:id="rId79">
         <w:r>
           <w:rPr>
             <w:rStyle w:val="Hyperlink"/>
@@ -11946,7 +11656,7 @@
       <w:r>
         <w:t xml:space="preserve"> </w:t>
       </w:r>
-      <w:hyperlink r:id="rId84">
+      <w:hyperlink r:id="rId80">
         <w:r>
           <w:rPr>
             <w:rStyle w:val="Hyperlink"/>
@@ -11997,7 +11707,7 @@
       <w:r>
         <w:t xml:space="preserve"> </w:t>
       </w:r>
-      <w:hyperlink r:id="rId85">
+      <w:hyperlink r:id="rId81">
         <w:r>
           <w:rPr>
             <w:rStyle w:val="Hyperlink"/>
@@ -12054,7 +11764,7 @@
       <w:r>
         <w:t xml:space="preserve"> </w:t>
       </w:r>
-      <w:hyperlink r:id="rId86">
+      <w:hyperlink r:id="rId82">
         <w:r>
           <w:rPr>
             <w:rStyle w:val="Hyperlink"/>
@@ -12105,7 +11815,7 @@
       <w:r>
         <w:t xml:space="preserve"> </w:t>
       </w:r>
-      <w:hyperlink r:id="rId87">
+      <w:hyperlink r:id="rId83">
         <w:r>
           <w:rPr>
             <w:rStyle w:val="Hyperlink"/>
@@ -12182,7 +11892,7 @@
       <w:r>
         <w:t xml:space="preserve"> </w:t>
       </w:r>
-      <w:hyperlink r:id="rId88">
+      <w:hyperlink r:id="rId84">
         <w:r>
           <w:rPr>
             <w:rStyle w:val="Hyperlink"/>
@@ -12233,7 +11943,7 @@
       <w:r>
         <w:t xml:space="preserve"> </w:t>
       </w:r>
-      <w:hyperlink r:id="rId89">
+      <w:hyperlink r:id="rId85">
         <w:r>
           <w:rPr>
             <w:rStyle w:val="Hyperlink"/>
@@ -12284,7 +11994,7 @@
       <w:r>
         <w:t xml:space="preserve"> </w:t>
       </w:r>
-      <w:hyperlink r:id="rId90">
+      <w:hyperlink r:id="rId86">
         <w:r>
           <w:rPr>
             <w:rStyle w:val="Hyperlink"/>
@@ -12344,7 +12054,7 @@
       <w:r>
         <w:t xml:space="preserve"> </w:t>
       </w:r>
-      <w:hyperlink r:id="rId91">
+      <w:hyperlink r:id="rId87">
         <w:r>
           <w:rPr>
             <w:rStyle w:val="Hyperlink"/>
@@ -12524,7 +12234,7 @@
       <w:r>
         <w:t xml:space="preserve"> </w:t>
       </w:r>
-      <w:hyperlink r:id="rId92">
+      <w:hyperlink r:id="rId88">
         <w:r>
           <w:rPr>
             <w:rStyle w:val="Hyperlink"/>
@@ -12575,7 +12285,7 @@
       <w:r>
         <w:t xml:space="preserve"> </w:t>
       </w:r>
-      <w:hyperlink r:id="rId93">
+      <w:hyperlink r:id="rId89">
         <w:r>
           <w:rPr>
             <w:rStyle w:val="Hyperlink"/>
@@ -12653,7 +12363,7 @@
       <w:r>
         <w:t xml:space="preserve"> </w:t>
       </w:r>
-      <w:hyperlink r:id="rId94">
+      <w:hyperlink r:id="rId90">
         <w:r>
           <w:rPr>
             <w:rStyle w:val="Hyperlink"/>
@@ -12825,7 +12535,7 @@
       <w:r>
         <w:t xml:space="preserve"> </w:t>
       </w:r>
-      <w:hyperlink r:id="rId95">
+      <w:hyperlink r:id="rId91">
         <w:r>
           <w:rPr>
             <w:rStyle w:val="Hyperlink"/>
@@ -12936,7 +12646,7 @@
       <w:r>
         <w:t xml:space="preserve"> </w:t>
       </w:r>
-      <w:hyperlink r:id="rId96">
+      <w:hyperlink r:id="rId92">
         <w:r>
           <w:rPr>
             <w:rStyle w:val="Hyperlink"/>
@@ -13011,7 +12721,7 @@
       <w:r>
         <w:t xml:space="preserve"> </w:t>
       </w:r>
-      <w:hyperlink r:id="rId97">
+      <w:hyperlink r:id="rId93">
         <w:r>
           <w:rPr>
             <w:rStyle w:val="Hyperlink"/>
@@ -13068,7 +12778,7 @@
       <w:r>
         <w:t xml:space="preserve"> </w:t>
       </w:r>
-      <w:hyperlink r:id="rId98">
+      <w:hyperlink r:id="rId94">
         <w:r>
           <w:rPr>
             <w:rStyle w:val="Hyperlink"/>
@@ -13119,7 +12829,7 @@
       <w:r>
         <w:t xml:space="preserve"> </w:t>
       </w:r>
-      <w:hyperlink r:id="rId99">
+      <w:hyperlink r:id="rId95">
         <w:r>
           <w:rPr>
             <w:rStyle w:val="Hyperlink"/>
@@ -13133,23 +12843,87 @@
         <w:pStyle w:val="BodyText"/>
       </w:pPr>
       <w:r>
-        <w:t xml:space="preserve">Umberson, D. (1992). Gender, marital status and the social control of</w:t>
-      </w:r>
-      <w:r>
-        <w:t xml:space="preserve"> </w:t>
-      </w:r>
-      <w:r>
-        <w:t xml:space="preserve">health behavior.</w:t>
-      </w:r>
-      <w:r>
-        <w:t xml:space="preserve"> </w:t>
-      </w:r>
-      <w:r>
-        <w:rPr>
-          <w:i/>
-          <w:iCs/>
-        </w:rPr>
-        <w:t xml:space="preserve">Social Science &amp; Medicine</w:t>
+        <w:t xml:space="preserve">United Nations Statistics Division. (2016).</w:t>
+      </w:r>
+      <w:r>
+        <w:t xml:space="preserve"> </w:t>
+      </w:r>
+      <w:r>
+        <w:rPr>
+          <w:i/>
+          <w:iCs/>
+        </w:rPr>
+        <w:t xml:space="preserve">International</w:t>
+      </w:r>
+      <w:r>
+        <w:rPr>
+          <w:i/>
+          <w:iCs/>
+        </w:rPr>
+        <w:t xml:space="preserve"> </w:t>
+      </w:r>
+      <w:r>
+        <w:rPr>
+          <w:i/>
+          <w:iCs/>
+        </w:rPr>
+        <w:t xml:space="preserve">classification of activities for time-use statistics 2016 (</w:t>
+      </w:r>
+      <w:r>
+        <w:rPr>
+          <w:i/>
+          <w:iCs/>
+        </w:rPr>
+        <w:t xml:space="preserve">ICATUS</w:t>
+      </w:r>
+      <w:r>
+        <w:rPr>
+          <w:i/>
+          <w:iCs/>
+        </w:rPr>
+        <w:t xml:space="preserve"> </w:t>
+      </w:r>
+      <w:r>
+        <w:rPr>
+          <w:i/>
+          <w:iCs/>
+        </w:rPr>
+        <w:t xml:space="preserve">2016)</w:t>
+      </w:r>
+      <w:r>
+        <w:t xml:space="preserve">. United Nations.</w:t>
+      </w:r>
+    </w:p>
+    <w:p>
+      <w:pPr>
+        <w:pStyle w:val="BodyText"/>
+      </w:pPr>
+      <w:r>
+        <w:t xml:space="preserve">West, C., &amp; Zimmerman, D. H. (1987). Doing gender.</w:t>
+      </w:r>
+      <w:r>
+        <w:t xml:space="preserve"> </w:t>
+      </w:r>
+      <w:r>
+        <w:rPr>
+          <w:i/>
+          <w:iCs/>
+        </w:rPr>
+        <w:t xml:space="preserve">Gender &amp;</w:t>
+      </w:r>
+      <w:r>
+        <w:rPr>
+          <w:i/>
+          <w:iCs/>
+        </w:rPr>
+        <w:t xml:space="preserve"> </w:t>
+      </w:r>
+      <w:r>
+        <w:rPr>
+          <w:i/>
+          <w:iCs/>
+        </w:rPr>
+        <w:t xml:space="preserve">Society</w:t>
       </w:r>
       <w:r>
         <w:t xml:space="preserve">,</w:t>
@@ -13162,235 +12936,6 @@
           <w:i/>
           <w:iCs/>
         </w:rPr>
-        <w:t xml:space="preserve">34</w:t>
-      </w:r>
-      <w:r>
-        <w:t xml:space="preserve">(8),</w:t>
-      </w:r>
-      <w:r>
-        <w:t xml:space="preserve"> </w:t>
-      </w:r>
-      <w:r>
-        <w:t xml:space="preserve">907–917.</w:t>
-      </w:r>
-      <w:r>
-        <w:t xml:space="preserve"> </w:t>
-      </w:r>
-      <w:hyperlink r:id="rId100">
-        <w:r>
-          <w:rPr>
-            <w:rStyle w:val="Hyperlink"/>
-          </w:rPr>
-          <w:t xml:space="preserve">https://doi.org/10.1016/0277-9536(92)90259-s</w:t>
-        </w:r>
-      </w:hyperlink>
-    </w:p>
-    <w:p>
-      <w:pPr>
-        <w:pStyle w:val="BodyText"/>
-      </w:pPr>
-      <w:r>
-        <w:t xml:space="preserve">United Nations Statistics Division. (2016).</w:t>
-      </w:r>
-      <w:r>
-        <w:t xml:space="preserve"> </w:t>
-      </w:r>
-      <w:r>
-        <w:rPr>
-          <w:i/>
-          <w:iCs/>
-        </w:rPr>
-        <w:t xml:space="preserve">International</w:t>
-      </w:r>
-      <w:r>
-        <w:rPr>
-          <w:i/>
-          <w:iCs/>
-        </w:rPr>
-        <w:t xml:space="preserve"> </w:t>
-      </w:r>
-      <w:r>
-        <w:rPr>
-          <w:i/>
-          <w:iCs/>
-        </w:rPr>
-        <w:t xml:space="preserve">classification of activities for time-use statistics 2016 (</w:t>
-      </w:r>
-      <w:r>
-        <w:rPr>
-          <w:i/>
-          <w:iCs/>
-        </w:rPr>
-        <w:t xml:space="preserve">ICATUS</w:t>
-      </w:r>
-      <w:r>
-        <w:rPr>
-          <w:i/>
-          <w:iCs/>
-        </w:rPr>
-        <w:t xml:space="preserve"> </w:t>
-      </w:r>
-      <w:r>
-        <w:rPr>
-          <w:i/>
-          <w:iCs/>
-        </w:rPr>
-        <w:t xml:space="preserve">2016)</w:t>
-      </w:r>
-      <w:r>
-        <w:t xml:space="preserve">. United Nations.</w:t>
-      </w:r>
-    </w:p>
-    <w:p>
-      <w:pPr>
-        <w:pStyle w:val="BodyText"/>
-      </w:pPr>
-      <w:r>
-        <w:t xml:space="preserve">Venn, S., Arber, S., Meadows, R., &amp; Hislop, J. (2008). The fourth</w:t>
-      </w:r>
-      <w:r>
-        <w:t xml:space="preserve"> </w:t>
-      </w:r>
-      <w:r>
-        <w:t xml:space="preserve">shift: Exploring the gendered nature of sleep disruption among couples</w:t>
-      </w:r>
-      <w:r>
-        <w:t xml:space="preserve"> </w:t>
-      </w:r>
-      <w:r>
-        <w:t xml:space="preserve">with children.</w:t>
-      </w:r>
-      <w:r>
-        <w:t xml:space="preserve"> </w:t>
-      </w:r>
-      <w:r>
-        <w:rPr>
-          <w:i/>
-          <w:iCs/>
-        </w:rPr>
-        <w:t xml:space="preserve">British Journal of Sociology</w:t>
-      </w:r>
-      <w:r>
-        <w:t xml:space="preserve">,</w:t>
-      </w:r>
-      <w:r>
-        <w:t xml:space="preserve"> </w:t>
-      </w:r>
-      <w:r>
-        <w:rPr>
-          <w:i/>
-          <w:iCs/>
-        </w:rPr>
-        <w:t xml:space="preserve">59</w:t>
-      </w:r>
-      <w:r>
-        <w:t xml:space="preserve">(1),</w:t>
-      </w:r>
-      <w:r>
-        <w:t xml:space="preserve"> </w:t>
-      </w:r>
-      <w:r>
-        <w:t xml:space="preserve">79–97.</w:t>
-      </w:r>
-      <w:r>
-        <w:t xml:space="preserve"> </w:t>
-      </w:r>
-      <w:hyperlink r:id="rId101">
-        <w:r>
-          <w:rPr>
-            <w:rStyle w:val="Hyperlink"/>
-          </w:rPr>
-          <w:t xml:space="preserve">https://doi.org/10.1111/j.1468-4446.2007.00183.x</w:t>
-        </w:r>
-      </w:hyperlink>
-    </w:p>
-    <w:p>
-      <w:pPr>
-        <w:pStyle w:val="BodyText"/>
-      </w:pPr>
-      <w:r>
-        <w:t xml:space="preserve">Waite, L. J. (1995). Does marriage matter?</w:t>
-      </w:r>
-      <w:r>
-        <w:t xml:space="preserve"> </w:t>
-      </w:r>
-      <w:r>
-        <w:rPr>
-          <w:i/>
-          <w:iCs/>
-        </w:rPr>
-        <w:t xml:space="preserve">Demography</w:t>
-      </w:r>
-      <w:r>
-        <w:t xml:space="preserve">,</w:t>
-      </w:r>
-      <w:r>
-        <w:t xml:space="preserve"> </w:t>
-      </w:r>
-      <w:r>
-        <w:rPr>
-          <w:i/>
-          <w:iCs/>
-        </w:rPr>
-        <w:t xml:space="preserve">32</w:t>
-      </w:r>
-      <w:r>
-        <w:t xml:space="preserve">(4), 483–507.</w:t>
-      </w:r>
-      <w:r>
-        <w:t xml:space="preserve"> </w:t>
-      </w:r>
-      <w:hyperlink r:id="rId102">
-        <w:r>
-          <w:rPr>
-            <w:rStyle w:val="Hyperlink"/>
-          </w:rPr>
-          <w:t xml:space="preserve">https://doi.org/10.2307/2061670</w:t>
-        </w:r>
-      </w:hyperlink>
-    </w:p>
-    <w:p>
-      <w:pPr>
-        <w:pStyle w:val="BodyText"/>
-      </w:pPr>
-      <w:r>
-        <w:t xml:space="preserve">West, C., &amp; Zimmerman, D. H. (1987). Doing gender.</w:t>
-      </w:r>
-      <w:r>
-        <w:t xml:space="preserve"> </w:t>
-      </w:r>
-      <w:r>
-        <w:rPr>
-          <w:i/>
-          <w:iCs/>
-        </w:rPr>
-        <w:t xml:space="preserve">Gender &amp;</w:t>
-      </w:r>
-      <w:r>
-        <w:rPr>
-          <w:i/>
-          <w:iCs/>
-        </w:rPr>
-        <w:t xml:space="preserve"> </w:t>
-      </w:r>
-      <w:r>
-        <w:rPr>
-          <w:i/>
-          <w:iCs/>
-        </w:rPr>
-        <w:t xml:space="preserve">Society</w:t>
-      </w:r>
-      <w:r>
-        <w:t xml:space="preserve">,</w:t>
-      </w:r>
-      <w:r>
-        <w:t xml:space="preserve"> </w:t>
-      </w:r>
-      <w:r>
-        <w:rPr>
-          <w:i/>
-          <w:iCs/>
-        </w:rPr>
         <w:t xml:space="preserve">1</w:t>
       </w:r>
       <w:r>
@@ -13399,7 +12944,7 @@
       <w:r>
         <w:t xml:space="preserve"> </w:t>
       </w:r>
-      <w:hyperlink r:id="rId103">
+      <w:hyperlink r:id="rId96">
         <w:r>
           <w:rPr>
             <w:rStyle w:val="Hyperlink"/>
@@ -13408,7 +12953,7 @@
         </w:r>
       </w:hyperlink>
     </w:p>
-    <w:bookmarkEnd w:id="104"/>
+    <w:bookmarkEnd w:id="97"/>
     <w:sectPr>
       <w:footerReference w:type="default" r:id="rId9"/>
       <w:footnotePr>

--- a/submission/05_marriage_time_reallocation/package/manuscript_anonymised.docx
+++ b/submission/05_marriage_time_reallocation/package/manuscript_anonymised.docx
@@ -12099,14 +12099,7 @@
           <w:i/>
           <w:iCs/>
         </w:rPr>
-        <w:t xml:space="preserve"> </w:t>
-      </w:r>
-      <w:r>
-        <w:rPr>
-          <w:i/>
-          <w:iCs/>
-        </w:rPr>
-        <w:t xml:space="preserve">2019</w:t>
+        <w:t xml:space="preserve">-2019</w:t>
       </w:r>
       <w:r>
         <w:t xml:space="preserve">.</w:t>
@@ -12136,42 +12129,28 @@
           <w:i/>
           <w:iCs/>
         </w:rPr>
-        <w:t xml:space="preserve">Time use survey</w:t>
-      </w:r>
-      <w:r>
-        <w:rPr>
-          <w:i/>
-          <w:iCs/>
-        </w:rPr>
-        <w:t xml:space="preserve"> </w:t>
-      </w:r>
-      <w:r>
-        <w:rPr>
-          <w:i/>
-          <w:iCs/>
-        </w:rPr>
-        <w:t xml:space="preserve">(</w:t>
-      </w:r>
-      <w:r>
-        <w:rPr>
-          <w:i/>
-          <w:iCs/>
-        </w:rPr>
-        <w:t xml:space="preserve">January–December</w:t>
-      </w:r>
-      <w:r>
-        <w:rPr>
-          <w:i/>
-          <w:iCs/>
-        </w:rPr>
-        <w:t xml:space="preserve"> </w:t>
-      </w:r>
-      <w:r>
-        <w:rPr>
-          <w:i/>
-          <w:iCs/>
-        </w:rPr>
-        <w:t xml:space="preserve">2024)</w:t>
+        <w:t xml:space="preserve">Time use in</w:t>
+      </w:r>
+      <w:r>
+        <w:rPr>
+          <w:i/>
+          <w:iCs/>
+        </w:rPr>
+        <w:t xml:space="preserve"> </w:t>
+      </w:r>
+      <w:r>
+        <w:rPr>
+          <w:i/>
+          <w:iCs/>
+        </w:rPr>
+        <w:t xml:space="preserve">India</w:t>
+      </w:r>
+      <w:r>
+        <w:rPr>
+          <w:i/>
+          <w:iCs/>
+        </w:rPr>
+        <w:t xml:space="preserve">, 2024</w:t>
       </w:r>
       <w:r>
         <w:t xml:space="preserve">.</w:t>
@@ -12180,13 +12159,7 @@
         <w:t xml:space="preserve"> </w:t>
       </w:r>
       <w:r>
-        <w:t xml:space="preserve">Ministry of Statistics and Programme</w:t>
-      </w:r>
-      <w:r>
-        <w:t xml:space="preserve"> </w:t>
-      </w:r>
-      <w:r>
-        <w:t xml:space="preserve">Implementation</w:t>
+        <w:t xml:space="preserve">Ministry of Statistics and Programme Implementation</w:t>
       </w:r>
       <w:r>
         <w:t xml:space="preserve">.</w:t>

--- a/submission/05_marriage_time_reallocation/package/manuscript_anonymised.docx
+++ b/submission/05_marriage_time_reallocation/package/manuscript_anonymised.docx
@@ -1027,25 +1027,25 @@
         <w:t xml:space="preserve"> </w:t>
       </w:r>
       <w:r>
-        <w:t xml:space="preserve">while in poorer countries women do more. Marriage could therefore raise</w:t>
-      </w:r>
-      <w:r>
-        <w:t xml:space="preserve"> </w:t>
-      </w:r>
-      <w:r>
-        <w:t xml:space="preserve">women’s total work, or it could shift work from the market to the home</w:t>
-      </w:r>
-      <w:r>
-        <w:t xml:space="preserve"> </w:t>
-      </w:r>
-      <w:r>
-        <w:t xml:space="preserve">with little change in total work. Only a full accounting distinguishes</w:t>
-      </w:r>
-      <w:r>
-        <w:t xml:space="preserve"> </w:t>
-      </w:r>
-      <w:r>
-        <w:t xml:space="preserve">the two.</w:t>
+        <w:t xml:space="preserve">whereas in poorer countries women do more. Marriage could therefore</w:t>
+      </w:r>
+      <w:r>
+        <w:t xml:space="preserve"> </w:t>
+      </w:r>
+      <w:r>
+        <w:t xml:space="preserve">raise women’s total work, or it could shift work from the market to the</w:t>
+      </w:r>
+      <w:r>
+        <w:t xml:space="preserve"> </w:t>
+      </w:r>
+      <w:r>
+        <w:t xml:space="preserve">home with little change in total work. Only a full accounting</w:t>
+      </w:r>
+      <w:r>
+        <w:t xml:space="preserve"> </w:t>
+      </w:r>
+      <w:r>
+        <w:t xml:space="preserve">distinguishes the two.</w:t>
       </w:r>
     </w:p>
     <w:p>
@@ -2209,31 +2209,31 @@
         <w:t xml:space="preserve"> </w:t>
       </w:r>
       <w:r>
-        <w:t xml:space="preserve">members or consumption. These are partly consequences of marriage, since</w:t>
-      </w:r>
-      <w:r>
-        <w:t xml:space="preserve"> </w:t>
-      </w:r>
-      <w:r>
-        <w:t xml:space="preserve">at marriage a woman usually moves into a different and often larger</w:t>
-      </w:r>
-      <w:r>
-        <w:t xml:space="preserve"> </w:t>
-      </w:r>
-      <w:r>
-        <w:t xml:space="preserve">household, and controlling for them would remove part of the association</w:t>
-      </w:r>
-      <w:r>
-        <w:t xml:space="preserve"> </w:t>
-      </w:r>
-      <w:r>
-        <w:t xml:space="preserve">I want to measure. They enter an extended specification as a robustness</w:t>
-      </w:r>
-      <w:r>
-        <w:t xml:space="preserve"> </w:t>
-      </w:r>
-      <w:r>
-        <w:t xml:space="preserve">check.</w:t>
+        <w:t xml:space="preserve">members or consumption. These are partly consequences of marriage,</w:t>
+      </w:r>
+      <w:r>
+        <w:t xml:space="preserve"> </w:t>
+      </w:r>
+      <w:r>
+        <w:t xml:space="preserve">because at marriage a woman usually moves into a different and often</w:t>
+      </w:r>
+      <w:r>
+        <w:t xml:space="preserve"> </w:t>
+      </w:r>
+      <w:r>
+        <w:t xml:space="preserve">larger household, and controlling for them would remove part of the</w:t>
+      </w:r>
+      <w:r>
+        <w:t xml:space="preserve"> </w:t>
+      </w:r>
+      <w:r>
+        <w:t xml:space="preserve">association I want to measure. They enter an extended specification as a</w:t>
+      </w:r>
+      <w:r>
+        <w:t xml:space="preserve"> </w:t>
+      </w:r>
+      <w:r>
+        <w:t xml:space="preserve">robustness check.</w:t>
       </w:r>
     </w:p>
     <w:bookmarkEnd w:id="18"/>
@@ -8155,7 +8155,7 @@
         <w:t xml:space="preserve"> </w:t>
       </w:r>
       <w:r>
-        <w:t xml:space="preserve">more than married men. This comparison is also selective, since</w:t>
+        <w:t xml:space="preserve">more than married men. This comparison is also selective, because</w:t>
       </w:r>
       <w:r>
         <w:t xml:space="preserve"> </w:t>
@@ -8687,13 +8687,13 @@
         <w:t xml:space="preserve"> </w:t>
       </w:r>
       <w:r>
-        <w:t xml:space="preserve">that accompanies marriage and motherhood, since that work competes with</w:t>
-      </w:r>
-      <w:r>
-        <w:t xml:space="preserve"> </w:t>
-      </w:r>
-      <w:r>
-        <w:t xml:space="preserve">women’s paid work, learning, leisure or sleep.</w:t>
+        <w:t xml:space="preserve">that accompanies marriage and motherhood, because that work competes</w:t>
+      </w:r>
+      <w:r>
+        <w:t xml:space="preserve"> </w:t>
+      </w:r>
+      <w:r>
+        <w:t xml:space="preserve">with women’s paid work, learning, leisure or sleep.</w:t>
       </w:r>
     </w:p>
     <w:bookmarkEnd w:id="34"/>

--- a/submission/05_marriage_time_reallocation/package/manuscript_anonymised.docx
+++ b/submission/05_marriage_time_reallocation/package/manuscript_anonymised.docx
@@ -13,7 +13,7 @@
         <w:t xml:space="preserve"> </w:t>
       </w:r>
       <w:r>
-        <w:t xml:space="preserve">Time Budget in India</w:t>
+        <w:t xml:space="preserve">Time Budget in India, 2024</w:t>
       </w:r>
     </w:p>
     <w:p>
@@ -41,13 +41,13 @@
           <w:b/>
           <w:bCs/>
         </w:rPr>
-        <w:t xml:space="preserve">Objective:</w:t>
-      </w:r>
-      <w:r>
-        <w:t xml:space="preserve"> </w:t>
-      </w:r>
-      <w:r>
-        <w:t xml:space="preserve">This study asks which activities differ alongside married Indian women’s higher unpaid work, and how the division varies within couples and with co-residence with parents-in-law.</w:t>
+        <w:t xml:space="preserve">BACKGROUND</w:t>
+      </w:r>
+      <w:r>
+        <w:t xml:space="preserve"> </w:t>
+      </w:r>
+      <w:r>
+        <w:t xml:space="preserve">Marriage reshapes the day for Indian women, most of whom move into the husband’s household. Studies usually examine one outcome at a time, such as housework or sleep, yet a day’s activities sum to 1,440 minutes, so more unpaid work must come at the expense of other activities.</w:t>
       </w:r>
     </w:p>
     <w:p>
@@ -59,13 +59,13 @@
           <w:b/>
           <w:bCs/>
         </w:rPr>
-        <w:t xml:space="preserve">Background:</w:t>
-      </w:r>
-      <w:r>
-        <w:t xml:space="preserve"> </w:t>
-      </w:r>
-      <w:r>
-        <w:t xml:space="preserve">Studies of marriage and time use usually examine one outcome at a time, such as housework or sleep. Because a day’s activities must sum to 1,440 minutes, differences in one activity must be matched elsewhere, and India’s patrilocal marriage system makes these trade-offs especially consequential for women.</w:t>
+        <w:t xml:space="preserve">OBJECTIVE</w:t>
+      </w:r>
+      <w:r>
+        <w:t xml:space="preserve"> </w:t>
+      </w:r>
+      <w:r>
+        <w:t xml:space="preserve">The study asks which activities differ alongside married women’s higher unpaid work, and how the division varies within couples and with co-residence with parents-in-law.</w:t>
       </w:r>
     </w:p>
     <w:p>
@@ -77,13 +77,13 @@
           <w:b/>
           <w:bCs/>
         </w:rPr>
-        <w:t xml:space="preserve">Method:</w:t>
-      </w:r>
-      <w:r>
-        <w:t xml:space="preserve"> </w:t>
-      </w:r>
-      <w:r>
-        <w:t xml:space="preserve">Using all 450,457 diaries of India’s Time Use Survey 2024, the study compares 88,337 married and never-married women and 87,364 men aged 20 to 39 across nine activity divisions. Selection is addressed by age restriction, reweighting and bias adjustment; 106,858 linked couples give within-household comparisons.</w:t>
+        <w:t xml:space="preserve">METHODS</w:t>
+      </w:r>
+      <w:r>
+        <w:t xml:space="preserve"> </w:t>
+      </w:r>
+      <w:r>
+        <w:t xml:space="preserve">Using all 450,457 diaries of the Time Use Survey 2024 of India’s National Statistics Office, the study compares 88,337 married and never-married women and 87,364 men aged 20 to 39 across nine activity divisions. Selection is addressed by age restriction, reweighting and bias adjustment; 106,858 linked couples give within-household comparisons.</w:t>
       </w:r>
     </w:p>
     <w:p>
@@ -95,13 +95,13 @@
           <w:b/>
           <w:bCs/>
         </w:rPr>
-        <w:t xml:space="preserve">Results:</w:t>
-      </w:r>
-      <w:r>
-        <w:t xml:space="preserve"> </w:t>
-      </w:r>
-      <w:r>
-        <w:t xml:space="preserve">Married women reported 280 minutes more of unpaid domestic and care work than never-married women; for men the difference was 26 minutes more. Reweighted, it was 233; bias-adjusted, 264. Wives did 367 minutes more of unpaid work than their husbands, and their share of the couple’s unpaid work was 91%. Co-residence with parents-in-law made no detectable difference.</w:t>
+        <w:t xml:space="preserve">RESULTS</w:t>
+      </w:r>
+      <w:r>
+        <w:t xml:space="preserve"> </w:t>
+      </w:r>
+      <w:r>
+        <w:t xml:space="preserve">Married women reported 280 minutes more (95% CI [275, 285]) of unpaid domestic and care work than never-married women; for men the difference was 26 minutes more. Reweighted, it was 233; bias-adjusted, 264. Wives did 367 minutes more of unpaid work than their husbands, and their share of the couple’s unpaid work was 91%. Co-residence with parents-in-law made no detectable difference.</w:t>
       </w:r>
     </w:p>
     <w:p>
@@ -113,7 +113,7 @@
           <w:b/>
           <w:bCs/>
         </w:rPr>
-        <w:t xml:space="preserve">Conclusion:</w:t>
+        <w:t xml:space="preserve">CONCLUSIONS</w:t>
       </w:r>
       <w:r>
         <w:t xml:space="preserve"> </w:t>
@@ -131,6 +131,36 @@
           <w:b/>
           <w:bCs/>
         </w:rPr>
+        <w:t xml:space="preserve">CONTRIBUTION</w:t>
+      </w:r>
+      <w:r>
+        <w:t xml:space="preserve"> </w:t>
+      </w:r>
+      <w:r>
+        <w:t xml:space="preserve">The study replaces separate estimates of marriage</w:t>
+      </w:r>
+      <w:r>
+        <w:t xml:space="preserve"> </w:t>
+      </w:r>
+      <w:r>
+        <w:t xml:space="preserve">“penalties”</w:t>
+      </w:r>
+      <w:r>
+        <w:t xml:space="preserve"> </w:t>
+      </w:r>
+      <w:r>
+        <w:t xml:space="preserve">with one time-budget decomposition whose components must sum to zero. It combines selection checks, residence-type comparisons and linked-spouse diaries in a single analysis of the 2024 Time Use Survey of India.</w:t>
+      </w:r>
+    </w:p>
+    <w:p>
+      <w:pPr>
+        <w:pStyle w:val="Abstract"/>
+      </w:pPr>
+      <w:r>
+        <w:rPr>
+          <w:b/>
+          <w:bCs/>
+        </w:rPr>
         <w:t xml:space="preserve">Keywords:</w:t>
       </w:r>
       <w:r>
@@ -190,7 +220,7 @@
         <w:t xml:space="preserve"> </w:t>
       </w:r>
       <w:r>
-        <w:t xml:space="preserve">(Baxter et al., 2008;</w:t>
+        <w:t xml:space="preserve">(Baxter, Hewitt, &amp; Haynes, 2008;</w:t>
       </w:r>
       <w:r>
         <w:t xml:space="preserve"> </w:t>
@@ -300,31 +330,31 @@
         <w:t xml:space="preserve"> </w:t>
       </w:r>
       <w:r>
-        <w:t xml:space="preserve">education (Afridi et al., 2018;</w:t>
-      </w:r>
-      <w:r>
-        <w:t xml:space="preserve"> </w:t>
-      </w:r>
-      <w:r>
-        <w:t xml:space="preserve">Chatterjee et al., 2018;</w:t>
-      </w:r>
-      <w:r>
-        <w:t xml:space="preserve"> </w:t>
-      </w:r>
-      <w:r>
-        <w:t xml:space="preserve">Klasen &amp; Pieters, 2015). For most</w:t>
-      </w:r>
-      <w:r>
-        <w:t xml:space="preserve"> </w:t>
-      </w:r>
-      <w:r>
-        <w:t xml:space="preserve">Indian women, marriage is the transition that sets the terms of adult</w:t>
-      </w:r>
-      <w:r>
-        <w:t xml:space="preserve"> </w:t>
-      </w:r>
-      <w:r>
-        <w:t xml:space="preserve">time use.</w:t>
+        <w:t xml:space="preserve">education (Afridi, Dinkelman, &amp;</w:t>
+      </w:r>
+      <w:r>
+        <w:t xml:space="preserve"> </w:t>
+      </w:r>
+      <w:r>
+        <w:t xml:space="preserve">Mahajan, 2018; Chatterjee, Desai,</w:t>
+      </w:r>
+      <w:r>
+        <w:t xml:space="preserve"> </w:t>
+      </w:r>
+      <w:r>
+        <w:t xml:space="preserve">&amp; Vanneman, 2018; Klasen &amp;</w:t>
+      </w:r>
+      <w:r>
+        <w:t xml:space="preserve"> </w:t>
+      </w:r>
+      <w:r>
+        <w:t xml:space="preserve">Pieters, 2015). For most Indian women, marriage is the transition that</w:t>
+      </w:r>
+      <w:r>
+        <w:t xml:space="preserve"> </w:t>
+      </w:r>
+      <w:r>
+        <w:t xml:space="preserve">sets the terms of adult time use.</w:t>
       </w:r>
     </w:p>
     <w:p>
@@ -362,31 +392,31 @@
         <w:t xml:space="preserve"> </w:t>
       </w:r>
       <w:r>
-        <w:t xml:space="preserve">Maume et al., 2010), free time</w:t>
-      </w:r>
-      <w:r>
-        <w:t xml:space="preserve"> </w:t>
-      </w:r>
-      <w:r>
-        <w:t xml:space="preserve">(Mattingly &amp; Bianchi, 2003), exercise</w:t>
-      </w:r>
-      <w:r>
-        <w:t xml:space="preserve"> </w:t>
-      </w:r>
-      <w:r>
-        <w:t xml:space="preserve">(Nomaguchi &amp; Bianchi, 2004) and</w:t>
-      </w:r>
-      <w:r>
-        <w:t xml:space="preserve"> </w:t>
-      </w:r>
-      <w:r>
-        <w:t xml:space="preserve">social ties (Sarkisian &amp;</w:t>
-      </w:r>
-      <w:r>
-        <w:t xml:space="preserve"> </w:t>
-      </w:r>
-      <w:r>
-        <w:t xml:space="preserve">Gerstel, 2016). A day is a fixed budget, however. Any increase in</w:t>
+        <w:t xml:space="preserve">Maume, Sebastian, &amp; Bardo, 2010), free</w:t>
+      </w:r>
+      <w:r>
+        <w:t xml:space="preserve"> </w:t>
+      </w:r>
+      <w:r>
+        <w:t xml:space="preserve">time (Mattingly &amp; Bianchi, 2003),</w:t>
+      </w:r>
+      <w:r>
+        <w:t xml:space="preserve"> </w:t>
+      </w:r>
+      <w:r>
+        <w:t xml:space="preserve">exercise (Nomaguchi &amp; Bianchi,</w:t>
+      </w:r>
+      <w:r>
+        <w:t xml:space="preserve"> </w:t>
+      </w:r>
+      <w:r>
+        <w:t xml:space="preserve">2004) and social ties (Sarkisian</w:t>
+      </w:r>
+      <w:r>
+        <w:t xml:space="preserve"> </w:t>
+      </w:r>
+      <w:r>
+        <w:t xml:space="preserve">&amp; Gerstel, 2016). A day is a fixed budget, however. Any increase in</w:t>
       </w:r>
       <w:r>
         <w:t xml:space="preserve"> </w:t>
@@ -422,31 +452,67 @@
         <w:t xml:space="preserve"> </w:t>
       </w:r>
       <w:r>
-        <w:t xml:space="preserve">samples and specifications need not add up. For India, Janiso et al.</w:t>
-      </w:r>
-      <w:r>
-        <w:t xml:space="preserve"> </w:t>
-      </w:r>
-      <w:r>
-        <w:t xml:space="preserve">(2024) use the Time Use Survey 2019</w:t>
-      </w:r>
-      <w:r>
-        <w:t xml:space="preserve"> </w:t>
-      </w:r>
-      <w:r>
-        <w:t xml:space="preserve">to decompose the large gap between women and men in unpaid housework and</w:t>
-      </w:r>
-      <w:r>
-        <w:t xml:space="preserve"> </w:t>
-      </w:r>
-      <w:r>
-        <w:t xml:space="preserve">care work; this paper instead compares married with never-married women</w:t>
-      </w:r>
-      <w:r>
-        <w:t xml:space="preserve"> </w:t>
-      </w:r>
-      <w:r>
-        <w:t xml:space="preserve">and men, across the whole day, using the 2024 round. This paper</w:t>
+        <w:t xml:space="preserve">samples and specifications need not add up. For India, Janiso, Shukla,</w:t>
+      </w:r>
+      <w:r>
+        <w:t xml:space="preserve"> </w:t>
+      </w:r>
+      <w:r>
+        <w:t xml:space="preserve">&amp; Bheemeshwar Reddy A (2024) use the</w:t>
+      </w:r>
+      <w:r>
+        <w:t xml:space="preserve"> </w:t>
+      </w:r>
+      <w:r>
+        <w:t xml:space="preserve">Time Use Survey 2019 to decompose the large gap between women and men in</w:t>
+      </w:r>
+      <w:r>
+        <w:t xml:space="preserve"> </w:t>
+      </w:r>
+      <w:r>
+        <w:t xml:space="preserve">unpaid housework and care work; this paper instead compares married with</w:t>
+      </w:r>
+      <w:r>
+        <w:t xml:space="preserve"> </w:t>
+      </w:r>
+      <w:r>
+        <w:t xml:space="preserve">never-married women and men, across the whole day, using the 2024 round.</w:t>
+      </w:r>
+      <w:r>
+        <w:t xml:space="preserve"> </w:t>
+      </w:r>
+      <w:r>
+        <w:t xml:space="preserve">Other recent work with the Time Use Surveys studies how relative</w:t>
+      </w:r>
+      <w:r>
+        <w:t xml:space="preserve"> </w:t>
+      </w:r>
+      <w:r>
+        <w:t xml:space="preserve">education (Bhattacharya &amp; Van</w:t>
+      </w:r>
+      <w:r>
+        <w:t xml:space="preserve"> </w:t>
+      </w:r>
+      <w:r>
+        <w:t xml:space="preserve">Soest, 2025) and relative earnings (Jose &amp;</w:t>
+      </w:r>
+      <w:r>
+        <w:t xml:space="preserve"> </w:t>
+      </w:r>
+      <w:r>
+        <w:t xml:space="preserve">Dutta, 2026) are related to couples’ time, and how multigenerational</w:t>
+      </w:r>
+      <w:r>
+        <w:t xml:space="preserve"> </w:t>
+      </w:r>
+      <w:r>
+        <w:t xml:space="preserve">living is related to women’s unpaid domestic work</w:t>
+      </w:r>
+      <w:r>
+        <w:t xml:space="preserve"> </w:t>
+      </w:r>
+      <w:r>
+        <w:t xml:space="preserve">(Ali et al., 2024). This paper</w:t>
       </w:r>
       <w:r>
         <w:t xml:space="preserve"> </w:t>
@@ -544,55 +610,55 @@
         <w:t xml:space="preserve"> </w:t>
       </w:r>
       <w:r>
-        <w:t xml:space="preserve">of the married (DiNardo et al., 1996);</w:t>
-      </w:r>
-      <w:r>
-        <w:t xml:space="preserve"> </w:t>
-      </w:r>
-      <w:r>
-        <w:t xml:space="preserve">compute bias-adjusted coefficients and breakdown values in the spirit of</w:t>
-      </w:r>
-      <w:r>
-        <w:t xml:space="preserve"> </w:t>
-      </w:r>
-      <w:r>
-        <w:t xml:space="preserve">Oster (2019); and trace how the</w:t>
-      </w:r>
-      <w:r>
-        <w:t xml:space="preserve"> </w:t>
-      </w:r>
-      <w:r>
-        <w:t xml:space="preserve">gap changes with age as the never-married become more selected. Second,</w:t>
-      </w:r>
-      <w:r>
-        <w:t xml:space="preserve"> </w:t>
-      </w:r>
-      <w:r>
-        <w:t xml:space="preserve">it uses household structure to examine patrilocality directly. Comparing</w:t>
-      </w:r>
-      <w:r>
-        <w:t xml:space="preserve"> </w:t>
-      </w:r>
-      <w:r>
-        <w:t xml:space="preserve">daughters-in-law of the head with wives who head their own household (or</w:t>
-      </w:r>
-      <w:r>
-        <w:t xml:space="preserve"> </w:t>
-      </w:r>
-      <w:r>
-        <w:t xml:space="preserve">whose husband does) separates two accounts of the joint family: one in</w:t>
-      </w:r>
-      <w:r>
-        <w:t xml:space="preserve"> </w:t>
-      </w:r>
-      <w:r>
-        <w:t xml:space="preserve">which the mother-in-law shares domestic work, and one in which the</w:t>
-      </w:r>
-      <w:r>
-        <w:t xml:space="preserve"> </w:t>
-      </w:r>
-      <w:r>
-        <w:t xml:space="preserve">junior wife carries the heaviest load</w:t>
+        <w:t xml:space="preserve">of the married (DiNardo, Fortin, &amp;</w:t>
+      </w:r>
+      <w:r>
+        <w:t xml:space="preserve"> </w:t>
+      </w:r>
+      <w:r>
+        <w:t xml:space="preserve">Lemieux, 1996); compute bias-adjusted coefficients and breakdown values</w:t>
+      </w:r>
+      <w:r>
+        <w:t xml:space="preserve"> </w:t>
+      </w:r>
+      <w:r>
+        <w:t xml:space="preserve">in the spirit of Oster (2019); and</w:t>
+      </w:r>
+      <w:r>
+        <w:t xml:space="preserve"> </w:t>
+      </w:r>
+      <w:r>
+        <w:t xml:space="preserve">trace how the gap changes with age as the never-married become more</w:t>
+      </w:r>
+      <w:r>
+        <w:t xml:space="preserve"> </w:t>
+      </w:r>
+      <w:r>
+        <w:t xml:space="preserve">selected. Second, it uses household structure to examine patrilocality</w:t>
+      </w:r>
+      <w:r>
+        <w:t xml:space="preserve"> </w:t>
+      </w:r>
+      <w:r>
+        <w:t xml:space="preserve">directly. Comparing daughters-in-law of the head with wives who head</w:t>
+      </w:r>
+      <w:r>
+        <w:t xml:space="preserve"> </w:t>
+      </w:r>
+      <w:r>
+        <w:t xml:space="preserve">their own household (or whose husband does) separates two accounts of</w:t>
+      </w:r>
+      <w:r>
+        <w:t xml:space="preserve"> </w:t>
+      </w:r>
+      <w:r>
+        <w:t xml:space="preserve">the joint family: one in which the mother-in-law shares domestic work,</w:t>
+      </w:r>
+      <w:r>
+        <w:t xml:space="preserve"> </w:t>
+      </w:r>
+      <w:r>
+        <w:t xml:space="preserve">and one in which the junior wife carries the heaviest load</w:t>
       </w:r>
       <w:r>
         <w:t xml:space="preserve"> </w:t>
@@ -630,61 +696,157 @@
         <w:pStyle w:val="BodyText"/>
       </w:pPr>
       <w:r>
-        <w:t xml:space="preserve">Married women aged 20 to 39 report 279.7 minutes (SE 2.5) more unpaid</w:t>
-      </w:r>
-      <w:r>
-        <w:t xml:space="preserve"> </w:t>
-      </w:r>
-      <w:r>
-        <w:t xml:space="preserve">domestic and care work per day than never-married women of the same age,</w:t>
-      </w:r>
-      <w:r>
-        <w:t xml:space="preserve"> </w:t>
-      </w:r>
-      <w:r>
-        <w:t xml:space="preserve">education, caste, religion and state. The corresponding difference for</w:t>
-      </w:r>
-      <w:r>
-        <w:t xml:space="preserve"> </w:t>
-      </w:r>
-      <w:r>
-        <w:t xml:space="preserve">men is 26.2 minutes (SE 0.9) more, and the gendered difference in a</w:t>
-      </w:r>
-      <w:r>
-        <w:t xml:space="preserve"> </w:t>
-      </w:r>
-      <w:r>
-        <w:t xml:space="preserve">pooled model is 261.9 minutes (SE 2.6). For women, the largest</w:t>
-      </w:r>
-      <w:r>
-        <w:t xml:space="preserve"> </w:t>
-      </w:r>
-      <w:r>
-        <w:t xml:space="preserve">offsetting reductions are in learning (119 minutes) and employment</w:t>
-      </w:r>
-      <w:r>
-        <w:t xml:space="preserve"> </w:t>
-      </w:r>
-      <w:r>
-        <w:t xml:space="preserve">(incl. travel) (85 minutes). Married women slept 9 minutes less than</w:t>
-      </w:r>
-      <w:r>
-        <w:t xml:space="preserve"> </w:t>
-      </w:r>
-      <w:r>
-        <w:t xml:space="preserve">never-married women. Among linked spouses, wives’ unpaid work exceeds</w:t>
-      </w:r>
-      <w:r>
-        <w:t xml:space="preserve"> </w:t>
-      </w:r>
-      <w:r>
-        <w:t xml:space="preserve">husbands’ by 366.9 minutes (SE 1.1) a day, and husbands’ paid work</w:t>
-      </w:r>
-      <w:r>
-        <w:t xml:space="preserve"> </w:t>
-      </w:r>
-      <w:r>
-        <w:t xml:space="preserve">exceeds wives’ by 336.4 minutes (SE 1.5).</w:t>
+        <w:t xml:space="preserve">Married women aged 20 to 39 report 279.7 minutes (95% CI</w:t>
+      </w:r>
+      <w:r>
+        <w:t xml:space="preserve"> </w:t>
+      </w:r>
+      <w:r>
+        <w:t xml:space="preserve">[</w:t>
+      </w:r>
+      <w:r>
+        <w:t xml:space="preserve">274.8,</w:t>
+      </w:r>
+      <w:r>
+        <w:t xml:space="preserve"> </w:t>
+      </w:r>
+      <w:r>
+        <w:t xml:space="preserve">284.6</w:t>
+      </w:r>
+      <w:r>
+        <w:t xml:space="preserve">]</w:t>
+      </w:r>
+      <w:r>
+        <w:t xml:space="preserve">) more unpaid domestic and care work per day than never-married</w:t>
+      </w:r>
+      <w:r>
+        <w:t xml:space="preserve"> </w:t>
+      </w:r>
+      <w:r>
+        <w:t xml:space="preserve">women of the same age, education, caste, religion and state. The</w:t>
+      </w:r>
+      <w:r>
+        <w:t xml:space="preserve"> </w:t>
+      </w:r>
+      <w:r>
+        <w:t xml:space="preserve">corresponding difference for men is 26.2 minutes (95% CI</w:t>
+      </w:r>
+      <w:r>
+        <w:t xml:space="preserve"> </w:t>
+      </w:r>
+      <w:r>
+        <w:t xml:space="preserve">[</w:t>
+      </w:r>
+      <w:r>
+        <w:t xml:space="preserve">24.4,</w:t>
+      </w:r>
+      <w:r>
+        <w:t xml:space="preserve"> </w:t>
+      </w:r>
+      <w:r>
+        <w:t xml:space="preserve">28.1</w:t>
+      </w:r>
+      <w:r>
+        <w:t xml:space="preserve">]</w:t>
+      </w:r>
+      <w:r>
+        <w:t xml:space="preserve">) more, and the gendered difference in a pooled model is 261.9</w:t>
+      </w:r>
+      <w:r>
+        <w:t xml:space="preserve"> </w:t>
+      </w:r>
+      <w:r>
+        <w:t xml:space="preserve">minutes (95% CI</w:t>
+      </w:r>
+      <w:r>
+        <w:t xml:space="preserve"> </w:t>
+      </w:r>
+      <w:r>
+        <w:t xml:space="preserve">[</w:t>
+      </w:r>
+      <w:r>
+        <w:t xml:space="preserve">256.8, 267.0</w:t>
+      </w:r>
+      <w:r>
+        <w:t xml:space="preserve">]</w:t>
+      </w:r>
+      <w:r>
+        <w:t xml:space="preserve">). For women, the largest offsetting</w:t>
+      </w:r>
+      <w:r>
+        <w:t xml:space="preserve"> </w:t>
+      </w:r>
+      <w:r>
+        <w:t xml:space="preserve">reductions are in learning (119 minutes) and employment (incl. travel)</w:t>
+      </w:r>
+      <w:r>
+        <w:t xml:space="preserve"> </w:t>
+      </w:r>
+      <w:r>
+        <w:t xml:space="preserve">(85 minutes). Married women slept 9 minutes less (95% CI</w:t>
+      </w:r>
+      <w:r>
+        <w:t xml:space="preserve"> </w:t>
+      </w:r>
+      <w:r>
+        <w:t xml:space="preserve">[</w:t>
+      </w:r>
+      <w:r>
+        <w:t xml:space="preserve">6, 11</w:t>
+      </w:r>
+      <w:r>
+        <w:t xml:space="preserve">]</w:t>
+      </w:r>
+      <w:r>
+        <w:t xml:space="preserve">)</w:t>
+      </w:r>
+      <w:r>
+        <w:t xml:space="preserve"> </w:t>
+      </w:r>
+      <w:r>
+        <w:t xml:space="preserve">than never-married women. Among linked spouses, wives’ unpaid work</w:t>
+      </w:r>
+      <w:r>
+        <w:t xml:space="preserve"> </w:t>
+      </w:r>
+      <w:r>
+        <w:t xml:space="preserve">exceeds husbands’ by 366.9 minutes (95% CI</w:t>
+      </w:r>
+      <w:r>
+        <w:t xml:space="preserve"> </w:t>
+      </w:r>
+      <w:r>
+        <w:t xml:space="preserve">[</w:t>
+      </w:r>
+      <w:r>
+        <w:t xml:space="preserve">364.8, 368.9</w:t>
+      </w:r>
+      <w:r>
+        <w:t xml:space="preserve">]</w:t>
+      </w:r>
+      <w:r>
+        <w:t xml:space="preserve">) a day,</w:t>
+      </w:r>
+      <w:r>
+        <w:t xml:space="preserve"> </w:t>
+      </w:r>
+      <w:r>
+        <w:t xml:space="preserve">and husbands’ paid work exceeds wives’ by 336.4 minutes (95% CI</w:t>
+      </w:r>
+      <w:r>
+        <w:t xml:space="preserve"> </w:t>
+      </w:r>
+      <w:r>
+        <w:t xml:space="preserve">[</w:t>
+      </w:r>
+      <w:r>
+        <w:t xml:space="preserve">333.5, 339.3</w:t>
+      </w:r>
+      <w:r>
+        <w:t xml:space="preserve">]</w:t>
+      </w:r>
+      <w:r>
+        <w:t xml:space="preserve">).</w:t>
       </w:r>
     </w:p>
     <w:bookmarkEnd w:id="9"/>
@@ -759,13 +921,19 @@
         <w:t xml:space="preserve"> </w:t>
       </w:r>
       <w:r>
-        <w:t xml:space="preserve">parenthood transitions (Baxter et al.,</w:t>
-      </w:r>
-      <w:r>
-        <w:t xml:space="preserve"> </w:t>
-      </w:r>
-      <w:r>
-        <w:t xml:space="preserve">2008; Sanchez &amp; Thomson, 1997).</w:t>
+        <w:t xml:space="preserve">parenthood transitions (Baxter, Hewitt, &amp;</w:t>
+      </w:r>
+      <w:r>
+        <w:t xml:space="preserve"> </w:t>
+      </w:r>
+      <w:r>
+        <w:t xml:space="preserve">Haynes, 2008; Sanchez &amp; Thomson,</w:t>
+      </w:r>
+      <w:r>
+        <w:t xml:space="preserve"> </w:t>
+      </w:r>
+      <w:r>
+        <w:t xml:space="preserve">1997).</w:t>
       </w:r>
     </w:p>
     <w:p>
@@ -907,13 +1075,31 @@
         <w:t xml:space="preserve"> </w:t>
       </w:r>
       <w:r>
-        <w:t xml:space="preserve">(Bertrand et al., 2015;</w:t>
-      </w:r>
-      <w:r>
-        <w:t xml:space="preserve"> </w:t>
-      </w:r>
-      <w:r>
-        <w:t xml:space="preserve">Bittman et al., 2003), and Akerlof &amp;</w:t>
+        <w:t xml:space="preserve">(Bertrand, Kamenica, &amp; Pan, 2015;</w:t>
+      </w:r>
+      <w:r>
+        <w:t xml:space="preserve"> </w:t>
+      </w:r>
+      <w:r>
+        <w:t xml:space="preserve">Bittman et al., 2003), a pattern also</w:t>
+      </w:r>
+      <w:r>
+        <w:t xml:space="preserve"> </w:t>
+      </w:r>
+      <w:r>
+        <w:t xml:space="preserve">reported for dual-earner couples in the 2024 Time Use Survey, with</w:t>
+      </w:r>
+      <w:r>
+        <w:t xml:space="preserve"> </w:t>
+      </w:r>
+      <w:r>
+        <w:t xml:space="preserve">earnings imputed from the Periodic Labour Force Survey</w:t>
+      </w:r>
+      <w:r>
+        <w:t xml:space="preserve"> </w:t>
+      </w:r>
+      <w:r>
+        <w:t xml:space="preserve">(Jose &amp; Dutta, 2026), and Akerlof &amp;</w:t>
       </w:r>
       <w:r>
         <w:t xml:space="preserve"> </w:t>
@@ -962,6 +1148,30 @@
       </w:r>
       <w:r>
         <w:t xml:space="preserve">resource effects may be weak where institutional constraints are strong.</w:t>
+      </w:r>
+      <w:r>
+        <w:t xml:space="preserve"> </w:t>
+      </w:r>
+      <w:r>
+        <w:t xml:space="preserve">In India, wives with more education than their husbands spend more time</w:t>
+      </w:r>
+      <w:r>
+        <w:t xml:space="preserve"> </w:t>
+      </w:r>
+      <w:r>
+        <w:t xml:space="preserve">in paid work and less in household production and childcare</w:t>
+      </w:r>
+      <w:r>
+        <w:t xml:space="preserve"> </w:t>
+      </w:r>
+      <w:r>
+        <w:t xml:space="preserve">(Bhattacharya &amp; Van Soest,</w:t>
+      </w:r>
+      <w:r>
+        <w:t xml:space="preserve"> </w:t>
+      </w:r>
+      <w:r>
+        <w:t xml:space="preserve">2025).</w:t>
       </w:r>
     </w:p>
     <w:bookmarkEnd w:id="10"/>
@@ -1009,43 +1219,43 @@
         <w:t xml:space="preserve"> </w:t>
       </w:r>
       <w:r>
-        <w:t xml:space="preserve">Robinson &amp; Godbey, 1997). Burda et al.</w:t>
-      </w:r>
-      <w:r>
-        <w:t xml:space="preserve"> </w:t>
-      </w:r>
-      <w:r>
-        <w:t xml:space="preserve">(2013) show that in rich countries men</w:t>
-      </w:r>
-      <w:r>
-        <w:t xml:space="preserve"> </w:t>
-      </w:r>
-      <w:r>
-        <w:t xml:space="preserve">and women do roughly the same total amount of paid and unpaid work,</w:t>
-      </w:r>
-      <w:r>
-        <w:t xml:space="preserve"> </w:t>
-      </w:r>
-      <w:r>
-        <w:t xml:space="preserve">whereas in poorer countries women do more. Marriage could therefore</w:t>
-      </w:r>
-      <w:r>
-        <w:t xml:space="preserve"> </w:t>
-      </w:r>
-      <w:r>
-        <w:t xml:space="preserve">raise women’s total work, or it could shift work from the market to the</w:t>
-      </w:r>
-      <w:r>
-        <w:t xml:space="preserve"> </w:t>
-      </w:r>
-      <w:r>
-        <w:t xml:space="preserve">home with little change in total work. Only a full accounting</w:t>
-      </w:r>
-      <w:r>
-        <w:t xml:space="preserve"> </w:t>
-      </w:r>
-      <w:r>
-        <w:t xml:space="preserve">distinguishes the two.</w:t>
+        <w:t xml:space="preserve">Robinson &amp; Godbey, 1997). Burda,</w:t>
+      </w:r>
+      <w:r>
+        <w:t xml:space="preserve"> </w:t>
+      </w:r>
+      <w:r>
+        <w:t xml:space="preserve">Hamermesh, &amp; Weil (2013) show that in</w:t>
+      </w:r>
+      <w:r>
+        <w:t xml:space="preserve"> </w:t>
+      </w:r>
+      <w:r>
+        <w:t xml:space="preserve">rich countries men and women do roughly the same total amount of paid</w:t>
+      </w:r>
+      <w:r>
+        <w:t xml:space="preserve"> </w:t>
+      </w:r>
+      <w:r>
+        <w:t xml:space="preserve">and unpaid work, whereas in poorer countries women do more. Marriage</w:t>
+      </w:r>
+      <w:r>
+        <w:t xml:space="preserve"> </w:t>
+      </w:r>
+      <w:r>
+        <w:t xml:space="preserve">could therefore raise women’s total work, or it could shift work from</w:t>
+      </w:r>
+      <w:r>
+        <w:t xml:space="preserve"> </w:t>
+      </w:r>
+      <w:r>
+        <w:t xml:space="preserve">the market to the home with little change in total work. Only a full</w:t>
+      </w:r>
+      <w:r>
+        <w:t xml:space="preserve"> </w:t>
+      </w:r>
+      <w:r>
+        <w:t xml:space="preserve">accounting distinguishes the two.</w:t>
       </w:r>
     </w:p>
     <w:p>
@@ -1307,7 +1517,31 @@
         <w:t xml:space="preserve"> </w:t>
       </w:r>
       <w:r>
-        <w:t xml:space="preserve">household roster can address.</w:t>
+        <w:t xml:space="preserve">household roster can address. Evidence from the 2019 Time Use Survey is</w:t>
+      </w:r>
+      <w:r>
+        <w:t xml:space="preserve"> </w:t>
+      </w:r>
+      <w:r>
+        <w:t xml:space="preserve">consistent with the substitution account: on average, women in nuclear</w:t>
+      </w:r>
+      <w:r>
+        <w:t xml:space="preserve"> </w:t>
+      </w:r>
+      <w:r>
+        <w:t xml:space="preserve">households report more unpaid domestic work than women in</w:t>
+      </w:r>
+      <w:r>
+        <w:t xml:space="preserve"> </w:t>
+      </w:r>
+      <w:r>
+        <w:t xml:space="preserve">multigenerational households (Ali et</w:t>
+      </w:r>
+      <w:r>
+        <w:t xml:space="preserve"> </w:t>
+      </w:r>
+      <w:r>
+        <w:t xml:space="preserve">al., 2024).</w:t>
       </w:r>
     </w:p>
     <w:p>
@@ -1383,13 +1617,13 @@
         <w:t xml:space="preserve"> </w:t>
       </w:r>
       <w:r>
-        <w:t xml:space="preserve">(Afridi et al., 2018;</w:t>
-      </w:r>
-      <w:r>
-        <w:t xml:space="preserve"> </w:t>
-      </w:r>
-      <w:r>
-        <w:t xml:space="preserve">Fletcher et al., 2017;</w:t>
+        <w:t xml:space="preserve">(Afridi, Dinkelman, &amp; Mahajan, 2018;</w:t>
+      </w:r>
+      <w:r>
+        <w:t xml:space="preserve"> </w:t>
+      </w:r>
+      <w:r>
+        <w:t xml:space="preserve">Fletcher, Pande, &amp; Moore, 2017;</w:t>
       </w:r>
       <w:r>
         <w:t xml:space="preserve"> </w:t>
@@ -1413,13 +1647,13 @@
         <w:t xml:space="preserve"> </w:t>
       </w:r>
       <w:r>
-        <w:t xml:space="preserve">2019; Eswaran et al., 2013;</w:t>
-      </w:r>
-      <w:r>
-        <w:t xml:space="preserve"> </w:t>
-      </w:r>
-      <w:r>
-        <w:t xml:space="preserve">Field et al., 2021;</w:t>
+        <w:t xml:space="preserve">2019; Eswaran, Ramaswami, &amp; Wadhwa,</w:t>
+      </w:r>
+      <w:r>
+        <w:t xml:space="preserve"> </w:t>
+      </w:r>
+      <w:r>
+        <w:t xml:space="preserve">2013; Field et al., 2021;</w:t>
       </w:r>
       <w:r>
         <w:t xml:space="preserve"> </w:t>
@@ -1783,19 +2017,85 @@
         <w:t xml:space="preserve"> </w:t>
       </w:r>
       <w:r>
-        <w:t xml:space="preserve">work is 284.4 minutes (SE 2.6) in 2019 and 291.7 minutes (SE 2.5) in</w:t>
-      </w:r>
-      <w:r>
-        <w:t xml:space="preserve"> </w:t>
-      </w:r>
-      <w:r>
-        <w:t xml:space="preserve">2024, and for men 15.7 minutes (SE 1.0) and 25.7 minutes (SE 1.0), so</w:t>
-      </w:r>
-      <w:r>
-        <w:t xml:space="preserve"> </w:t>
-      </w:r>
-      <w:r>
-        <w:t xml:space="preserve">the pattern is not specific to one round. The Time Use Survey 2024,</w:t>
+        <w:t xml:space="preserve">work is 284.4 minutes (95% CI</w:t>
+      </w:r>
+      <w:r>
+        <w:t xml:space="preserve"> </w:t>
+      </w:r>
+      <w:r>
+        <w:t xml:space="preserve">[</w:t>
+      </w:r>
+      <w:r>
+        <w:t xml:space="preserve">279.3, 289.4</w:t>
+      </w:r>
+      <w:r>
+        <w:t xml:space="preserve">]</w:t>
+      </w:r>
+      <w:r>
+        <w:t xml:space="preserve">) in 2019 and 291.7</w:t>
+      </w:r>
+      <w:r>
+        <w:t xml:space="preserve"> </w:t>
+      </w:r>
+      <w:r>
+        <w:t xml:space="preserve">minutes (95% CI</w:t>
+      </w:r>
+      <w:r>
+        <w:t xml:space="preserve"> </w:t>
+      </w:r>
+      <w:r>
+        <w:t xml:space="preserve">[</w:t>
+      </w:r>
+      <w:r>
+        <w:t xml:space="preserve">286.8, 296.7</w:t>
+      </w:r>
+      <w:r>
+        <w:t xml:space="preserve">]</w:t>
+      </w:r>
+      <w:r>
+        <w:t xml:space="preserve">) in 2024, and for men 15.7 minutes</w:t>
+      </w:r>
+      <w:r>
+        <w:t xml:space="preserve"> </w:t>
+      </w:r>
+      <w:r>
+        <w:t xml:space="preserve">(95% CI</w:t>
+      </w:r>
+      <w:r>
+        <w:t xml:space="preserve"> </w:t>
+      </w:r>
+      <w:r>
+        <w:t xml:space="preserve">[</w:t>
+      </w:r>
+      <w:r>
+        <w:t xml:space="preserve">13.6, 17.7</w:t>
+      </w:r>
+      <w:r>
+        <w:t xml:space="preserve">]</w:t>
+      </w:r>
+      <w:r>
+        <w:t xml:space="preserve">) and 25.7 minutes (95% CI</w:t>
+      </w:r>
+      <w:r>
+        <w:t xml:space="preserve"> </w:t>
+      </w:r>
+      <w:r>
+        <w:t xml:space="preserve">[</w:t>
+      </w:r>
+      <w:r>
+        <w:t xml:space="preserve">23.9, 27.6</w:t>
+      </w:r>
+      <w:r>
+        <w:t xml:space="preserve">]</w:t>
+      </w:r>
+      <w:r>
+        <w:t xml:space="preserve">),</w:t>
+      </w:r>
+      <w:r>
+        <w:t xml:space="preserve"> </w:t>
+      </w:r>
+      <w:r>
+        <w:t xml:space="preserve">so the pattern is not specific to one round. The Time Use Survey 2024,</w:t>
       </w:r>
       <w:r>
         <w:t xml:space="preserve"> </w:t>
@@ -1909,7 +2209,7 @@
         <w:t xml:space="preserve"> </w:t>
       </w:r>
       <w:r>
-        <w:t xml:space="preserve">Solon et al., 2015).</w:t>
+        <w:t xml:space="preserve">Solon, Haider, &amp; Wooldridge, 2015).</w:t>
       </w:r>
     </w:p>
     <w:bookmarkEnd w:id="16"/>
@@ -2775,19 +3075,19 @@
         <w:t xml:space="preserve"> </w:t>
       </w:r>
       <w:r>
-        <w:t xml:space="preserve">(DiNardo et al., 1996). The weights are</w:t>
-      </w:r>
-      <w:r>
-        <w:t xml:space="preserve"> </w:t>
-      </w:r>
-      <w:r>
-        <w:t xml:space="preserve">the odds of being married from a logit on single-year age, state,</w:t>
-      </w:r>
-      <w:r>
-        <w:t xml:space="preserve"> </w:t>
-      </w:r>
-      <w:r>
-        <w:t xml:space="preserve">education, urban residence, caste and religion</w:t>
+        <w:t xml:space="preserve">(DiNardo, Fortin, &amp; Lemieux, 1996).</w:t>
+      </w:r>
+      <w:r>
+        <w:t xml:space="preserve"> </w:t>
+      </w:r>
+      <w:r>
+        <w:t xml:space="preserve">The weights are the odds of being married from a logit on single-year</w:t>
+      </w:r>
+      <w:r>
+        <w:t xml:space="preserve"> </w:t>
+      </w:r>
+      <w:r>
+        <w:t xml:space="preserve">age, state, education, urban residence, caste and religion</w:t>
       </w:r>
       <w:r>
         <w:t xml:space="preserve"> </w:t>
@@ -2927,7 +3227,7 @@
         <w:t xml:space="preserve"> </w:t>
       </w:r>
       <w:r>
-        <w:t xml:space="preserve">(Altonji et al., 2005;</w:t>
+        <w:t xml:space="preserve">(Altonji, Elder, &amp; Taber, 2005;</w:t>
       </w:r>
       <w:r>
         <w:t xml:space="preserve"> </w:t>
@@ -4329,20 +4629,20 @@
               <w:jc w:val="right"/>
             </w:pPr>
             <w:r>
-              <w:t xml:space="preserve">-84.7*** (3.3)</w:t>
-            </w:r>
-          </w:p>
-        </w:tc>
-        <w:tc>
-          <w:tcPr/>
-          <w:p>
-            <w:pPr>
-              <w:pStyle w:val="Compact"/>
-              <w:spacing w:line="240" w:lineRule="auto" w:after="0" w:before="0"/>
-              <w:jc w:val="right"/>
-            </w:pPr>
-            <w:r>
-              <w:t xml:space="preserve">69.4*** (2.7)</w:t>
+              <w:t xml:space="preserve">-84.7 [-91.1, -78.3]</w:t>
+            </w:r>
+          </w:p>
+        </w:tc>
+        <w:tc>
+          <w:tcPr/>
+          <w:p>
+            <w:pPr>
+              <w:pStyle w:val="Compact"/>
+              <w:spacing w:line="240" w:lineRule="auto" w:after="0" w:before="0"/>
+              <w:jc w:val="right"/>
+            </w:pPr>
+            <w:r>
+              <w:t xml:space="preserve">69.4 [64.1, 74.6]</w:t>
             </w:r>
           </w:p>
         </w:tc>
@@ -4370,20 +4670,20 @@
               <w:jc w:val="right"/>
             </w:pPr>
             <w:r>
-              <w:t xml:space="preserve">-1.0 (0.7)</w:t>
-            </w:r>
-          </w:p>
-        </w:tc>
-        <w:tc>
-          <w:tcPr/>
-          <w:p>
-            <w:pPr>
-              <w:pStyle w:val="Compact"/>
-              <w:spacing w:line="240" w:lineRule="auto" w:after="0" w:before="0"/>
-              <w:jc w:val="right"/>
-            </w:pPr>
-            <w:r>
-              <w:t xml:space="preserve">2.4*** (0.6)</w:t>
+              <w:t xml:space="preserve">-1.0 [-2.4, 0.3]</w:t>
+            </w:r>
+          </w:p>
+        </w:tc>
+        <w:tc>
+          <w:tcPr/>
+          <w:p>
+            <w:pPr>
+              <w:pStyle w:val="Compact"/>
+              <w:spacing w:line="240" w:lineRule="auto" w:after="0" w:before="0"/>
+              <w:jc w:val="right"/>
+            </w:pPr>
+            <w:r>
+              <w:t xml:space="preserve">2.4 [1.1, 3.6]</w:t>
             </w:r>
           </w:p>
         </w:tc>
@@ -4411,20 +4711,20 @@
               <w:jc w:val="right"/>
             </w:pPr>
             <w:r>
-              <w:t xml:space="preserve">164.8*** (2.3)</w:t>
-            </w:r>
-          </w:p>
-        </w:tc>
-        <w:tc>
-          <w:tcPr/>
-          <w:p>
-            <w:pPr>
-              <w:pStyle w:val="Compact"/>
-              <w:spacing w:line="240" w:lineRule="auto" w:after="0" w:before="0"/>
-              <w:jc w:val="right"/>
-            </w:pPr>
-            <w:r>
-              <w:t xml:space="preserve">-5.5*** (0.8)</w:t>
+              <w:t xml:space="preserve">164.8 [160.3, 169.4]</w:t>
+            </w:r>
+          </w:p>
+        </w:tc>
+        <w:tc>
+          <w:tcPr/>
+          <w:p>
+            <w:pPr>
+              <w:pStyle w:val="Compact"/>
+              <w:spacing w:line="240" w:lineRule="auto" w:after="0" w:before="0"/>
+              <w:jc w:val="right"/>
+            </w:pPr>
+            <w:r>
+              <w:t xml:space="preserve">-5.5 [-7.1, -3.9]</w:t>
             </w:r>
           </w:p>
         </w:tc>
@@ -4452,20 +4752,20 @@
               <w:jc w:val="right"/>
             </w:pPr>
             <w:r>
-              <w:t xml:space="preserve">114.9*** (1.1)</w:t>
-            </w:r>
-          </w:p>
-        </w:tc>
-        <w:tc>
-          <w:tcPr/>
-          <w:p>
-            <w:pPr>
-              <w:pStyle w:val="Compact"/>
-              <w:spacing w:line="240" w:lineRule="auto" w:after="0" w:before="0"/>
-              <w:jc w:val="right"/>
-            </w:pPr>
-            <w:r>
-              <w:t xml:space="preserve">31.7*** (0.5)</w:t>
+              <w:t xml:space="preserve">114.9 [112.7, 117.1]</w:t>
+            </w:r>
+          </w:p>
+        </w:tc>
+        <w:tc>
+          <w:tcPr/>
+          <w:p>
+            <w:pPr>
+              <w:pStyle w:val="Compact"/>
+              <w:spacing w:line="240" w:lineRule="auto" w:after="0" w:before="0"/>
+              <w:jc w:val="right"/>
+            </w:pPr>
+            <w:r>
+              <w:t xml:space="preserve">31.7 [30.8, 32.7]</w:t>
             </w:r>
           </w:p>
         </w:tc>
@@ -4493,20 +4793,20 @@
               <w:jc w:val="right"/>
             </w:pPr>
             <w:r>
-              <w:t xml:space="preserve">-0.2 (0.2)</w:t>
-            </w:r>
-          </w:p>
-        </w:tc>
-        <w:tc>
-          <w:tcPr/>
-          <w:p>
-            <w:pPr>
-              <w:pStyle w:val="Compact"/>
-              <w:spacing w:line="240" w:lineRule="auto" w:after="0" w:before="0"/>
-              <w:jc w:val="right"/>
-            </w:pPr>
-            <w:r>
-              <w:t xml:space="preserve">-0.8*** (0.2)</w:t>
+              <w:t xml:space="preserve">-0.2 [-0.6, 0.2]</w:t>
+            </w:r>
+          </w:p>
+        </w:tc>
+        <w:tc>
+          <w:tcPr/>
+          <w:p>
+            <w:pPr>
+              <w:pStyle w:val="Compact"/>
+              <w:spacing w:line="240" w:lineRule="auto" w:after="0" w:before="0"/>
+              <w:jc w:val="right"/>
+            </w:pPr>
+            <w:r>
+              <w:t xml:space="preserve">-0.8 [-1.2, -0.5]</w:t>
             </w:r>
           </w:p>
         </w:tc>
@@ -4534,20 +4834,20 @@
               <w:jc w:val="right"/>
             </w:pPr>
             <w:r>
-              <w:t xml:space="preserve">-118.7*** (2.6)</w:t>
-            </w:r>
-          </w:p>
-        </w:tc>
-        <w:tc>
-          <w:tcPr/>
-          <w:p>
-            <w:pPr>
-              <w:pStyle w:val="Compact"/>
-              <w:spacing w:line="240" w:lineRule="auto" w:after="0" w:before="0"/>
-              <w:jc w:val="right"/>
-            </w:pPr>
-            <w:r>
-              <w:t xml:space="preserve">-36.1*** (1.2)</w:t>
+              <w:t xml:space="preserve">-118.7 [-123.9, -113.6]</w:t>
+            </w:r>
+          </w:p>
+        </w:tc>
+        <w:tc>
+          <w:tcPr/>
+          <w:p>
+            <w:pPr>
+              <w:pStyle w:val="Compact"/>
+              <w:spacing w:line="240" w:lineRule="auto" w:after="0" w:before="0"/>
+              <w:jc w:val="right"/>
+            </w:pPr>
+            <w:r>
+              <w:t xml:space="preserve">-36.1 [-38.4, -33.8]</w:t>
             </w:r>
           </w:p>
         </w:tc>
@@ -4575,20 +4875,20 @@
               <w:jc w:val="right"/>
             </w:pPr>
             <w:r>
-              <w:t xml:space="preserve">-6.6*** (1.4)</w:t>
-            </w:r>
-          </w:p>
-        </w:tc>
-        <w:tc>
-          <w:tcPr/>
-          <w:p>
-            <w:pPr>
-              <w:pStyle w:val="Compact"/>
-              <w:spacing w:line="240" w:lineRule="auto" w:after="0" w:before="0"/>
-              <w:jc w:val="right"/>
-            </w:pPr>
-            <w:r>
-              <w:t xml:space="preserve">-11.0*** (1.2)</w:t>
+              <w:t xml:space="preserve">-6.6 [-9.3, -3.9]</w:t>
+            </w:r>
+          </w:p>
+        </w:tc>
+        <w:tc>
+          <w:tcPr/>
+          <w:p>
+            <w:pPr>
+              <w:pStyle w:val="Compact"/>
+              <w:spacing w:line="240" w:lineRule="auto" w:after="0" w:before="0"/>
+              <w:jc w:val="right"/>
+            </w:pPr>
+            <w:r>
+              <w:t xml:space="preserve">-11.0 [-13.4, -8.5]</w:t>
             </w:r>
           </w:p>
         </w:tc>
@@ -4616,20 +4916,20 @@
               <w:jc w:val="right"/>
             </w:pPr>
             <w:r>
-              <w:t xml:space="preserve">-41.3*** (1.7)</w:t>
-            </w:r>
-          </w:p>
-        </w:tc>
-        <w:tc>
-          <w:tcPr/>
-          <w:p>
-            <w:pPr>
-              <w:pStyle w:val="Compact"/>
-              <w:spacing w:line="240" w:lineRule="auto" w:after="0" w:before="0"/>
-              <w:jc w:val="right"/>
-            </w:pPr>
-            <w:r>
-              <w:t xml:space="preserve">-42.2*** (1.3)</w:t>
+              <w:t xml:space="preserve">-41.3 [-44.6, -37.9]</w:t>
+            </w:r>
+          </w:p>
+        </w:tc>
+        <w:tc>
+          <w:tcPr/>
+          <w:p>
+            <w:pPr>
+              <w:pStyle w:val="Compact"/>
+              <w:spacing w:line="240" w:lineRule="auto" w:after="0" w:before="0"/>
+              <w:jc w:val="right"/>
+            </w:pPr>
+            <w:r>
+              <w:t xml:space="preserve">-42.2 [-44.8, -39.6]</w:t>
             </w:r>
           </w:p>
         </w:tc>
@@ -4657,20 +4957,20 @@
               <w:jc w:val="right"/>
             </w:pPr>
             <w:r>
-              <w:t xml:space="preserve">-27.1*** (1.6)</w:t>
-            </w:r>
-          </w:p>
-        </w:tc>
-        <w:tc>
-          <w:tcPr/>
-          <w:p>
-            <w:pPr>
-              <w:pStyle w:val="Compact"/>
-              <w:spacing w:line="240" w:lineRule="auto" w:after="0" w:before="0"/>
-              <w:jc w:val="right"/>
-            </w:pPr>
-            <w:r>
-              <w:t xml:space="preserve">-7.9*** (1.3)</w:t>
+              <w:t xml:space="preserve">-27.1 [-30.3, -23.9]</w:t>
+            </w:r>
+          </w:p>
+        </w:tc>
+        <w:tc>
+          <w:tcPr/>
+          <w:p>
+            <w:pPr>
+              <w:pStyle w:val="Compact"/>
+              <w:spacing w:line="240" w:lineRule="auto" w:after="0" w:before="0"/>
+              <w:jc w:val="right"/>
+            </w:pPr>
+            <w:r>
+              <w:t xml:space="preserve">-7.9 [-10.4, -5.4]</w:t>
             </w:r>
           </w:p>
         </w:tc>
@@ -4739,20 +5039,20 @@
               <w:jc w:val="right"/>
             </w:pPr>
             <w:r>
-              <w:t xml:space="preserve">-8.6*** (1.4)</w:t>
-            </w:r>
-          </w:p>
-        </w:tc>
-        <w:tc>
-          <w:tcPr/>
-          <w:p>
-            <w:pPr>
-              <w:pStyle w:val="Compact"/>
-              <w:spacing w:line="240" w:lineRule="auto" w:after="0" w:before="0"/>
-              <w:jc w:val="right"/>
-            </w:pPr>
-            <w:r>
-              <w:t xml:space="preserve">-8.7*** (1.1)</w:t>
+              <w:t xml:space="preserve">-8.6 [-11.3, -5.8]</w:t>
+            </w:r>
+          </w:p>
+        </w:tc>
+        <w:tc>
+          <w:tcPr/>
+          <w:p>
+            <w:pPr>
+              <w:pStyle w:val="Compact"/>
+              <w:spacing w:line="240" w:lineRule="auto" w:after="0" w:before="0"/>
+              <w:jc w:val="right"/>
+            </w:pPr>
+            <w:r>
+              <w:t xml:space="preserve">-8.7 [-10.8, -6.5]</w:t>
             </w:r>
           </w:p>
         </w:tc>
@@ -4780,20 +5080,20 @@
               <w:jc w:val="right"/>
             </w:pPr>
             <w:r>
-              <w:t xml:space="preserve">-8.8*** (1.1)</w:t>
-            </w:r>
-          </w:p>
-        </w:tc>
-        <w:tc>
-          <w:tcPr/>
-          <w:p>
-            <w:pPr>
-              <w:pStyle w:val="Compact"/>
-              <w:spacing w:line="240" w:lineRule="auto" w:after="0" w:before="0"/>
-              <w:jc w:val="right"/>
-            </w:pPr>
-            <w:r>
-              <w:t xml:space="preserve">-11.8*** (1.0)</w:t>
+              <w:t xml:space="preserve">-8.8 [-11.0, -6.6]</w:t>
+            </w:r>
+          </w:p>
+        </w:tc>
+        <w:tc>
+          <w:tcPr/>
+          <w:p>
+            <w:pPr>
+              <w:pStyle w:val="Compact"/>
+              <w:spacing w:line="240" w:lineRule="auto" w:after="0" w:before="0"/>
+              <w:jc w:val="right"/>
+            </w:pPr>
+            <w:r>
+              <w:t xml:space="preserve">-11.8 [-13.7, -9.8]</w:t>
             </w:r>
           </w:p>
         </w:tc>
@@ -4821,20 +5121,20 @@
               <w:jc w:val="right"/>
             </w:pPr>
             <w:r>
-              <w:t xml:space="preserve">-2.2*** (0.2)</w:t>
-            </w:r>
-          </w:p>
-        </w:tc>
-        <w:tc>
-          <w:tcPr/>
-          <w:p>
-            <w:pPr>
-              <w:pStyle w:val="Compact"/>
-              <w:spacing w:line="240" w:lineRule="auto" w:after="0" w:before="0"/>
-              <w:jc w:val="right"/>
-            </w:pPr>
-            <w:r>
-              <w:t xml:space="preserve">-3.5*** (0.3)</w:t>
+              <w:t xml:space="preserve">-2.2 [-2.6, -1.8]</w:t>
+            </w:r>
+          </w:p>
+        </w:tc>
+        <w:tc>
+          <w:tcPr/>
+          <w:p>
+            <w:pPr>
+              <w:pStyle w:val="Compact"/>
+              <w:spacing w:line="240" w:lineRule="auto" w:after="0" w:before="0"/>
+              <w:jc w:val="right"/>
+            </w:pPr>
+            <w:r>
+              <w:t xml:space="preserve">-3.5 [-4.1, -2.8]</w:t>
             </w:r>
           </w:p>
         </w:tc>
@@ -4862,20 +5162,20 @@
               <w:jc w:val="right"/>
             </w:pPr>
             <w:r>
-              <w:t xml:space="preserve">2.7*** (0.5)</w:t>
-            </w:r>
-          </w:p>
-        </w:tc>
-        <w:tc>
-          <w:tcPr/>
-          <w:p>
-            <w:pPr>
-              <w:pStyle w:val="Compact"/>
-              <w:spacing w:line="240" w:lineRule="auto" w:after="0" w:before="0"/>
-              <w:jc w:val="right"/>
-            </w:pPr>
-            <w:r>
-              <w:t xml:space="preserve">0.5 (0.4)</w:t>
+              <w:t xml:space="preserve">2.7 [1.7, 3.7]</w:t>
+            </w:r>
+          </w:p>
+        </w:tc>
+        <w:tc>
+          <w:tcPr/>
+          <w:p>
+            <w:pPr>
+              <w:pStyle w:val="Compact"/>
+              <w:spacing w:line="240" w:lineRule="auto" w:after="0" w:before="0"/>
+              <w:jc w:val="right"/>
+            </w:pPr>
+            <w:r>
+              <w:t xml:space="preserve">0.5 [-0.2, 1.2]</w:t>
             </w:r>
           </w:p>
         </w:tc>
@@ -4903,20 +5203,20 @@
               <w:jc w:val="right"/>
             </w:pPr>
             <w:r>
-              <w:t xml:space="preserve">-35.1*** (1.4)</w:t>
-            </w:r>
-          </w:p>
-        </w:tc>
-        <w:tc>
-          <w:tcPr/>
-          <w:p>
-            <w:pPr>
-              <w:pStyle w:val="Compact"/>
-              <w:spacing w:line="240" w:lineRule="auto" w:after="0" w:before="0"/>
-              <w:jc w:val="right"/>
-            </w:pPr>
-            <w:r>
-              <w:t xml:space="preserve">-25.8*** (1.0)</w:t>
+              <w:t xml:space="preserve">-35.1 [-37.9, -32.3]</w:t>
+            </w:r>
+          </w:p>
+        </w:tc>
+        <w:tc>
+          <w:tcPr/>
+          <w:p>
+            <w:pPr>
+              <w:pStyle w:val="Compact"/>
+              <w:spacing w:line="240" w:lineRule="auto" w:after="0" w:before="0"/>
+              <w:jc w:val="right"/>
+            </w:pPr>
+            <w:r>
+              <w:t xml:space="preserve">-25.8 [-27.7, -23.9]</w:t>
             </w:r>
           </w:p>
         </w:tc>
@@ -4944,20 +5244,20 @@
               <w:jc w:val="right"/>
             </w:pPr>
             <w:r>
-              <w:t xml:space="preserve">279.7*** (2.5)</w:t>
-            </w:r>
-          </w:p>
-        </w:tc>
-        <w:tc>
-          <w:tcPr/>
-          <w:p>
-            <w:pPr>
-              <w:pStyle w:val="Compact"/>
-              <w:spacing w:line="240" w:lineRule="auto" w:after="0" w:before="0"/>
-              <w:jc w:val="right"/>
-            </w:pPr>
-            <w:r>
-              <w:t xml:space="preserve">26.2*** (0.9)</w:t>
+              <w:t xml:space="preserve">279.7 [274.8, 284.6]</w:t>
+            </w:r>
+          </w:p>
+        </w:tc>
+        <w:tc>
+          <w:tcPr/>
+          <w:p>
+            <w:pPr>
+              <w:pStyle w:val="Compact"/>
+              <w:spacing w:line="240" w:lineRule="auto" w:after="0" w:before="0"/>
+              <w:jc w:val="right"/>
+            </w:pPr>
+            <w:r>
+              <w:t xml:space="preserve">26.2 [24.4, 28.1]</w:t>
             </w:r>
           </w:p>
         </w:tc>
@@ -4979,7 +5279,7 @@
         <w:t xml:space="preserve"> </w:t>
       </w:r>
       <w:r>
-        <w:t xml:space="preserve">Coefficients on currently married from separate regressions by sex, with single-year age, state and day-of-week fixed effects and controls for education, urban residence, caste, religion and proxy report. FSU-clustered standard errors in parentheses. The nine divisions partition the day, so their coefficients sum to zero. * p&lt;0.10, ** p&lt;0.05, *** p&lt;0.01.</w:t>
+        <w:t xml:space="preserve">Coefficients on currently married from separate regressions by sex, with single-year age, state and day-of-week fixed effects and controls for education, urban residence, caste, religion and proxy report. 95% confidence intervals in brackets, from FSU-clustered standard errors. The nine divisions partition the day, so their coefficients sum to zero.</w:t>
       </w:r>
     </w:p>
     <w:p>
@@ -5010,25 +5310,79 @@
         <w:t xml:space="preserve"> </w:t>
       </w:r>
       <w:r>
-        <w:t xml:space="preserve">decomposition. Marriage is associated with 164.8 minutes (SE 2.3) more</w:t>
-      </w:r>
-      <w:r>
-        <w:t xml:space="preserve"> </w:t>
-      </w:r>
-      <w:r>
-        <w:t xml:space="preserve">unpaid domestic work and 114.9 minutes (SE 1.1) more caregiving for</w:t>
-      </w:r>
-      <w:r>
-        <w:t xml:space="preserve"> </w:t>
-      </w:r>
-      <w:r>
-        <w:t xml:space="preserve">women. For men the corresponding coefficients are -5.5 minutes (SE 0.8)</w:t>
-      </w:r>
-      <w:r>
-        <w:t xml:space="preserve"> </w:t>
-      </w:r>
-      <w:r>
-        <w:t xml:space="preserve">and 31.7 minutes (SE 0.5). In the pooled model, the married</w:t>
+        <w:t xml:space="preserve">decomposition. Marriage is associated with 164.8 minutes (95% CI</w:t>
+      </w:r>
+      <w:r>
+        <w:t xml:space="preserve"> </w:t>
+      </w:r>
+      <w:r>
+        <w:t xml:space="preserve">[</w:t>
+      </w:r>
+      <w:r>
+        <w:t xml:space="preserve">160.3, 169.4</w:t>
+      </w:r>
+      <w:r>
+        <w:t xml:space="preserve">]</w:t>
+      </w:r>
+      <w:r>
+        <w:t xml:space="preserve">) more unpaid domestic work and 114.9 minutes (95% CI</w:t>
+      </w:r>
+      <w:r>
+        <w:t xml:space="preserve"> </w:t>
+      </w:r>
+      <w:r>
+        <w:t xml:space="preserve">[</w:t>
+      </w:r>
+      <w:r>
+        <w:t xml:space="preserve">112.7, 117.1</w:t>
+      </w:r>
+      <w:r>
+        <w:t xml:space="preserve">]</w:t>
+      </w:r>
+      <w:r>
+        <w:t xml:space="preserve">) more caregiving for women. For men the corresponding</w:t>
+      </w:r>
+      <w:r>
+        <w:t xml:space="preserve"> </w:t>
+      </w:r>
+      <w:r>
+        <w:t xml:space="preserve">coefficients are -5.5 minutes (95% CI</w:t>
+      </w:r>
+      <w:r>
+        <w:t xml:space="preserve"> </w:t>
+      </w:r>
+      <w:r>
+        <w:t xml:space="preserve">[</w:t>
+      </w:r>
+      <w:r>
+        <w:t xml:space="preserve">-7.1, -3.9</w:t>
+      </w:r>
+      <w:r>
+        <w:t xml:space="preserve">]</w:t>
+      </w:r>
+      <w:r>
+        <w:t xml:space="preserve">) and 31.7</w:t>
+      </w:r>
+      <w:r>
+        <w:t xml:space="preserve"> </w:t>
+      </w:r>
+      <w:r>
+        <w:t xml:space="preserve">minutes (95% CI</w:t>
+      </w:r>
+      <w:r>
+        <w:t xml:space="preserve"> </w:t>
+      </w:r>
+      <w:r>
+        <w:t xml:space="preserve">[</w:t>
+      </w:r>
+      <w:r>
+        <w:t xml:space="preserve">30.8, 32.7</w:t>
+      </w:r>
+      <w:r>
+        <w:t xml:space="preserve">]</w:t>
+      </w:r>
+      <w:r>
+        <w:t xml:space="preserve">). In the pooled model, the married</w:t>
       </w:r>
       <w:r>
         <w:t xml:space="preserve"> </w:t>
@@ -5045,25 +5399,28 @@
         <w:t xml:space="preserve"> </w:t>
       </w:r>
       <w:r>
-        <w:t xml:space="preserve">woman coefficient on unpaid work is 261.9 minutes (SE 2.6)</w:t>
-      </w:r>
-      <w:r>
-        <w:t xml:space="preserve"> </w:t>
-      </w:r>
-      <w:r>
-        <w:t xml:space="preserve">(statistically significant at the 1% level). The pattern supports H1:</w:t>
-      </w:r>
-      <w:r>
-        <w:t xml:space="preserve"> </w:t>
-      </w:r>
-      <w:r>
-        <w:t xml:space="preserve">marriage is associated with much more unpaid work for women than for</w:t>
-      </w:r>
-      <w:r>
-        <w:t xml:space="preserve"> </w:t>
-      </w:r>
-      <w:r>
-        <w:t xml:space="preserve">men.</w:t>
+        <w:t xml:space="preserve">woman coefficient on unpaid work is 261.9 minutes (95% CI</w:t>
+      </w:r>
+      <w:r>
+        <w:t xml:space="preserve"> </w:t>
+      </w:r>
+      <w:r>
+        <w:t xml:space="preserve">[</w:t>
+      </w:r>
+      <w:r>
+        <w:t xml:space="preserve">256.8, 267.0</w:t>
+      </w:r>
+      <w:r>
+        <w:t xml:space="preserve">]</w:t>
+      </w:r>
+      <w:r>
+        <w:t xml:space="preserve">). The pattern supports H1: marriage is associated</w:t>
+      </w:r>
+      <w:r>
+        <w:t xml:space="preserve"> </w:t>
+      </w:r>
+      <w:r>
+        <w:t xml:space="preserve">with much more unpaid work for women than for men.</w:t>
       </w:r>
     </w:p>
     <w:p>
@@ -5101,37 +5458,88 @@
         <w:t xml:space="preserve"> </w:t>
       </w:r>
       <w:r>
-        <w:t xml:space="preserve">(SE 3.0): 175.5 minutes (SE 2.9) in domestic work and 11.1 minutes (SE</w:t>
-      </w:r>
-      <w:r>
-        <w:t xml:space="preserve"> </w:t>
-      </w:r>
-      <w:r>
-        <w:t xml:space="preserve">0.5) in caregiving. The domestic-work difference largely persists</w:t>
-      </w:r>
-      <w:r>
-        <w:t xml:space="preserve"> </w:t>
-      </w:r>
-      <w:r>
-        <w:t xml:space="preserve">without young children in the household, whereas most of the caregiving</w:t>
-      </w:r>
-      <w:r>
-        <w:t xml:space="preserve"> </w:t>
-      </w:r>
-      <w:r>
-        <w:t xml:space="preserve">difference does not. The estimates are therefore best read as the</w:t>
-      </w:r>
-      <w:r>
-        <w:t xml:space="preserve"> </w:t>
-      </w:r>
-      <w:r>
-        <w:t xml:space="preserve">difference that accompanies marriage, including the motherhood that</w:t>
-      </w:r>
-      <w:r>
-        <w:t xml:space="preserve"> </w:t>
-      </w:r>
-      <w:r>
-        <w:t xml:space="preserve">usually follows it, not as what marriage alone adds.</w:t>
+        <w:t xml:space="preserve">(95% CI</w:t>
+      </w:r>
+      <w:r>
+        <w:t xml:space="preserve"> </w:t>
+      </w:r>
+      <w:r>
+        <w:t xml:space="preserve">[</w:t>
+      </w:r>
+      <w:r>
+        <w:t xml:space="preserve">180.8, 192.4</w:t>
+      </w:r>
+      <w:r>
+        <w:t xml:space="preserve">]</w:t>
+      </w:r>
+      <w:r>
+        <w:t xml:space="preserve">): 175.5 minutes (95% CI</w:t>
+      </w:r>
+      <w:r>
+        <w:t xml:space="preserve"> </w:t>
+      </w:r>
+      <w:r>
+        <w:t xml:space="preserve">[</w:t>
+      </w:r>
+      <w:r>
+        <w:t xml:space="preserve">169.8, 181.2</w:t>
+      </w:r>
+      <w:r>
+        <w:t xml:space="preserve">]</w:t>
+      </w:r>
+      <w:r>
+        <w:t xml:space="preserve">)</w:t>
+      </w:r>
+      <w:r>
+        <w:t xml:space="preserve"> </w:t>
+      </w:r>
+      <w:r>
+        <w:t xml:space="preserve">in domestic work and 11.1 minutes (95% CI</w:t>
+      </w:r>
+      <w:r>
+        <w:t xml:space="preserve"> </w:t>
+      </w:r>
+      <w:r>
+        <w:t xml:space="preserve">[</w:t>
+      </w:r>
+      <w:r>
+        <w:t xml:space="preserve">10.1, 12.1</w:t>
+      </w:r>
+      <w:r>
+        <w:t xml:space="preserve">]</w:t>
+      </w:r>
+      <w:r>
+        <w:t xml:space="preserve">) in</w:t>
+      </w:r>
+      <w:r>
+        <w:t xml:space="preserve"> </w:t>
+      </w:r>
+      <w:r>
+        <w:t xml:space="preserve">caregiving. The domestic-work difference largely persists without young</w:t>
+      </w:r>
+      <w:r>
+        <w:t xml:space="preserve"> </w:t>
+      </w:r>
+      <w:r>
+        <w:t xml:space="preserve">children in the household, whereas most of the caregiving difference</w:t>
+      </w:r>
+      <w:r>
+        <w:t xml:space="preserve"> </w:t>
+      </w:r>
+      <w:r>
+        <w:t xml:space="preserve">does not. The estimates are therefore best read as the difference that</w:t>
+      </w:r>
+      <w:r>
+        <w:t xml:space="preserve"> </w:t>
+      </w:r>
+      <w:r>
+        <w:t xml:space="preserve">accompanies marriage, including the motherhood that usually follows it,</w:t>
+      </w:r>
+      <w:r>
+        <w:t xml:space="preserve"> </w:t>
+      </w:r>
+      <w:r>
+        <w:t xml:space="preserve">not as what marriage alone adds.</w:t>
       </w:r>
     </w:p>
     <w:p>
@@ -5201,37 +5609,118 @@
         <w:t xml:space="preserve"> </w:t>
       </w:r>
       <w:r>
-        <w:t xml:space="preserve">the budget. Married women slept 9 minutes less than never-married women</w:t>
-      </w:r>
-      <w:r>
-        <w:t xml:space="preserve"> </w:t>
-      </w:r>
-      <w:r>
-        <w:t xml:space="preserve">(SE 1.4). The coefficients for socializing, exercise and sport, and</w:t>
-      </w:r>
-      <w:r>
-        <w:t xml:space="preserve"> </w:t>
-      </w:r>
-      <w:r>
-        <w:t xml:space="preserve">religious practice are -8.8 minutes (SE 1.1), -2.2 minutes (SE 0.2) and</w:t>
-      </w:r>
-      <w:r>
-        <w:t xml:space="preserve"> </w:t>
-      </w:r>
-      <w:r>
-        <w:t xml:space="preserve">2.7 minutes (SE 0.5). Sleep moves less than free time, as H2</w:t>
-      </w:r>
-      <w:r>
-        <w:t xml:space="preserve"> </w:t>
-      </w:r>
-      <w:r>
-        <w:t xml:space="preserve">anticipated. For men, the largest coefficient in absolute value is on</w:t>
-      </w:r>
-      <w:r>
-        <w:t xml:space="preserve"> </w:t>
-      </w:r>
-      <w:r>
-        <w:t xml:space="preserve">employment (incl. travel), at 69.4 minutes (SE 2.7).</w:t>
+        <w:t xml:space="preserve">the budget. Married women slept 9 minutes less (95% CI</w:t>
+      </w:r>
+      <w:r>
+        <w:t xml:space="preserve"> </w:t>
+      </w:r>
+      <w:r>
+        <w:t xml:space="preserve">[</w:t>
+      </w:r>
+      <w:r>
+        <w:t xml:space="preserve">6, 11</w:t>
+      </w:r>
+      <w:r>
+        <w:t xml:space="preserve">]</w:t>
+      </w:r>
+      <w:r>
+        <w:t xml:space="preserve">)</w:t>
+      </w:r>
+      <w:r>
+        <w:t xml:space="preserve"> </w:t>
+      </w:r>
+      <w:r>
+        <w:t xml:space="preserve">than never-married women. The coefficients for socializing, exercise and</w:t>
+      </w:r>
+      <w:r>
+        <w:t xml:space="preserve"> </w:t>
+      </w:r>
+      <w:r>
+        <w:t xml:space="preserve">sport, and religious practice are -8.8 minutes (95% CI</w:t>
+      </w:r>
+      <w:r>
+        <w:t xml:space="preserve"> </w:t>
+      </w:r>
+      <w:r>
+        <w:t xml:space="preserve">[</w:t>
+      </w:r>
+      <w:r>
+        <w:t xml:space="preserve">-11.0,</w:t>
+      </w:r>
+      <w:r>
+        <w:t xml:space="preserve"> </w:t>
+      </w:r>
+      <w:r>
+        <w:t xml:space="preserve">-6.6</w:t>
+      </w:r>
+      <w:r>
+        <w:t xml:space="preserve">]</w:t>
+      </w:r>
+      <w:r>
+        <w:t xml:space="preserve">), -2.2 minutes (95% CI</w:t>
+      </w:r>
+      <w:r>
+        <w:t xml:space="preserve"> </w:t>
+      </w:r>
+      <w:r>
+        <w:t xml:space="preserve">[</w:t>
+      </w:r>
+      <w:r>
+        <w:t xml:space="preserve">-2.6, -1.8</w:t>
+      </w:r>
+      <w:r>
+        <w:t xml:space="preserve">]</w:t>
+      </w:r>
+      <w:r>
+        <w:t xml:space="preserve">) and 2.7 minutes (95%</w:t>
+      </w:r>
+      <w:r>
+        <w:t xml:space="preserve"> </w:t>
+      </w:r>
+      <w:r>
+        <w:t xml:space="preserve">CI</w:t>
+      </w:r>
+      <w:r>
+        <w:t xml:space="preserve"> </w:t>
+      </w:r>
+      <w:r>
+        <w:t xml:space="preserve">[</w:t>
+      </w:r>
+      <w:r>
+        <w:t xml:space="preserve">1.7, 3.7</w:t>
+      </w:r>
+      <w:r>
+        <w:t xml:space="preserve">]</w:t>
+      </w:r>
+      <w:r>
+        <w:t xml:space="preserve">). Sleep moves less than free time, as H2 anticipated.</w:t>
+      </w:r>
+      <w:r>
+        <w:t xml:space="preserve"> </w:t>
+      </w:r>
+      <w:r>
+        <w:t xml:space="preserve">For men, the largest coefficient in absolute value is on employment</w:t>
+      </w:r>
+      <w:r>
+        <w:t xml:space="preserve"> </w:t>
+      </w:r>
+      <w:r>
+        <w:t xml:space="preserve">(incl. travel), at 69.4 minutes (95% CI</w:t>
+      </w:r>
+      <w:r>
+        <w:t xml:space="preserve"> </w:t>
+      </w:r>
+      <w:r>
+        <w:t xml:space="preserve">[</w:t>
+      </w:r>
+      <w:r>
+        <w:t xml:space="preserve">64.1, 74.6</w:t>
+      </w:r>
+      <w:r>
+        <w:t xml:space="preserve">]</w:t>
+      </w:r>
+      <w:r>
+        <w:t xml:space="preserve">).</w:t>
       </w:r>
     </w:p>
     <w:bookmarkEnd w:id="24"/>
@@ -5279,43 +5768,103 @@
         <w:t xml:space="preserve"> </w:t>
       </w:r>
       <w:r>
-        <w:t xml:space="preserve">married women, daughters-in-law do 2.1 minutes (SE 1.8) less unpaid work</w:t>
-      </w:r>
-      <w:r>
-        <w:t xml:space="preserve"> </w:t>
-      </w:r>
-      <w:r>
-        <w:t xml:space="preserve">(not statistically distinguishable from zero), 12.6 minutes (SE 1.7)</w:t>
-      </w:r>
-      <w:r>
-        <w:t xml:space="preserve"> </w:t>
-      </w:r>
-      <w:r>
-        <w:t xml:space="preserve">less employment, 0.8 minutes (SE 1.1) more socializing, community and</w:t>
-      </w:r>
-      <w:r>
-        <w:t xml:space="preserve"> </w:t>
-      </w:r>
-      <w:r>
-        <w:t xml:space="preserve">religious activity, and sleep 1.1 minutes (SE 1.1) more. Unpaid work</w:t>
-      </w:r>
-      <w:r>
-        <w:t xml:space="preserve"> </w:t>
-      </w:r>
-      <w:r>
-        <w:t xml:space="preserve">does not differ detectably by residence type, so the data support</w:t>
-      </w:r>
-      <w:r>
-        <w:t xml:space="preserve"> </w:t>
-      </w:r>
-      <w:r>
-        <w:t xml:space="preserve">neither the substitution account (H3a) nor the hierarchy account (H3b)</w:t>
-      </w:r>
-      <w:r>
-        <w:t xml:space="preserve"> </w:t>
-      </w:r>
-      <w:r>
-        <w:t xml:space="preserve">as a description of average unpaid time.</w:t>
+        <w:t xml:space="preserve">married women, daughters-in-law do 2.1 minutes (95% CI</w:t>
+      </w:r>
+      <w:r>
+        <w:t xml:space="preserve"> </w:t>
+      </w:r>
+      <w:r>
+        <w:t xml:space="preserve">[</w:t>
+      </w:r>
+      <w:r>
+        <w:t xml:space="preserve">-1.4, 5.6</w:t>
+      </w:r>
+      <w:r>
+        <w:t xml:space="preserve">]</w:t>
+      </w:r>
+      <w:r>
+        <w:t xml:space="preserve">)</w:t>
+      </w:r>
+      <w:r>
+        <w:t xml:space="preserve"> </w:t>
+      </w:r>
+      <w:r>
+        <w:t xml:space="preserve">less unpaid work, 12.6 minutes (95% CI</w:t>
+      </w:r>
+      <w:r>
+        <w:t xml:space="preserve"> </w:t>
+      </w:r>
+      <w:r>
+        <w:t xml:space="preserve">[</w:t>
+      </w:r>
+      <w:r>
+        <w:t xml:space="preserve">9.4, 15.9</w:t>
+      </w:r>
+      <w:r>
+        <w:t xml:space="preserve">]</w:t>
+      </w:r>
+      <w:r>
+        <w:t xml:space="preserve">) less</w:t>
+      </w:r>
+      <w:r>
+        <w:t xml:space="preserve"> </w:t>
+      </w:r>
+      <w:r>
+        <w:t xml:space="preserve">employment, 0.8 minutes (95% CI</w:t>
+      </w:r>
+      <w:r>
+        <w:t xml:space="preserve"> </w:t>
+      </w:r>
+      <w:r>
+        <w:t xml:space="preserve">[</w:t>
+      </w:r>
+      <w:r>
+        <w:t xml:space="preserve">-1.3, 2.9</w:t>
+      </w:r>
+      <w:r>
+        <w:t xml:space="preserve">]</w:t>
+      </w:r>
+      <w:r>
+        <w:t xml:space="preserve">) more socializing,</w:t>
+      </w:r>
+      <w:r>
+        <w:t xml:space="preserve"> </w:t>
+      </w:r>
+      <w:r>
+        <w:t xml:space="preserve">community and religious activity, and sleep 1.1 minutes (95% CI</w:t>
+      </w:r>
+      <w:r>
+        <w:t xml:space="preserve"> </w:t>
+      </w:r>
+      <w:r>
+        <w:t xml:space="preserve">[</w:t>
+      </w:r>
+      <w:r>
+        <w:t xml:space="preserve">-1.0, 3.3</w:t>
+      </w:r>
+      <w:r>
+        <w:t xml:space="preserve">]</w:t>
+      </w:r>
+      <w:r>
+        <w:t xml:space="preserve">) more. Unpaid work does not differ detectably by</w:t>
+      </w:r>
+      <w:r>
+        <w:t xml:space="preserve"> </w:t>
+      </w:r>
+      <w:r>
+        <w:t xml:space="preserve">residence type, so the data support neither the substitution account</w:t>
+      </w:r>
+      <w:r>
+        <w:t xml:space="preserve"> </w:t>
+      </w:r>
+      <w:r>
+        <w:t xml:space="preserve">(H3a) nor the hierarchy account (H3b) as a description of average unpaid</w:t>
+      </w:r>
+      <w:r>
+        <w:t xml:space="preserve"> </w:t>
+      </w:r>
+      <w:r>
+        <w:t xml:space="preserve">time.</w:t>
       </w:r>
     </w:p>
     <w:p>
@@ -5503,33 +6052,33 @@
               <w:jc w:val="right"/>
             </w:pPr>
             <w:r>
-              <w:t xml:space="preserve">-84.7*** (3.3)</w:t>
-            </w:r>
-          </w:p>
-        </w:tc>
-        <w:tc>
-          <w:tcPr/>
-          <w:p>
-            <w:pPr>
-              <w:pStyle w:val="Compact"/>
-              <w:spacing w:line="240" w:lineRule="auto" w:after="0" w:before="0"/>
-              <w:jc w:val="right"/>
-            </w:pPr>
-            <w:r>
-              <w:t xml:space="preserve">-68.3*** (3.2)</w:t>
-            </w:r>
-          </w:p>
-        </w:tc>
-        <w:tc>
-          <w:tcPr/>
-          <w:p>
-            <w:pPr>
-              <w:pStyle w:val="Compact"/>
-              <w:spacing w:line="240" w:lineRule="auto" w:after="0" w:before="0"/>
-              <w:jc w:val="right"/>
-            </w:pPr>
-            <w:r>
-              <w:t xml:space="preserve">-72.0*** (6.1)</w:t>
+              <w:t xml:space="preserve">-84.7 [-91.1, -78.3]</w:t>
+            </w:r>
+          </w:p>
+        </w:tc>
+        <w:tc>
+          <w:tcPr/>
+          <w:p>
+            <w:pPr>
+              <w:pStyle w:val="Compact"/>
+              <w:spacing w:line="240" w:lineRule="auto" w:after="0" w:before="0"/>
+              <w:jc w:val="right"/>
+            </w:pPr>
+            <w:r>
+              <w:t xml:space="preserve">-68.3 [-74.7, -61.9]</w:t>
+            </w:r>
+          </w:p>
+        </w:tc>
+        <w:tc>
+          <w:tcPr/>
+          <w:p>
+            <w:pPr>
+              <w:pStyle w:val="Compact"/>
+              <w:spacing w:line="240" w:lineRule="auto" w:after="0" w:before="0"/>
+              <w:jc w:val="right"/>
+            </w:pPr>
+            <w:r>
+              <w:t xml:space="preserve">-72.0 [-83.8, -60.1]</w:t>
             </w:r>
           </w:p>
         </w:tc>
@@ -5583,33 +6132,33 @@
               <w:jc w:val="right"/>
             </w:pPr>
             <w:r>
-              <w:t xml:space="preserve">-1.0 (0.7)</w:t>
-            </w:r>
-          </w:p>
-        </w:tc>
-        <w:tc>
-          <w:tcPr/>
-          <w:p>
-            <w:pPr>
-              <w:pStyle w:val="Compact"/>
-              <w:spacing w:line="240" w:lineRule="auto" w:after="0" w:before="0"/>
-              <w:jc w:val="right"/>
-            </w:pPr>
-            <w:r>
-              <w:t xml:space="preserve">0.3 (0.8)</w:t>
-            </w:r>
-          </w:p>
-        </w:tc>
-        <w:tc>
-          <w:tcPr/>
-          <w:p>
-            <w:pPr>
-              <w:pStyle w:val="Compact"/>
-              <w:spacing w:line="240" w:lineRule="auto" w:after="0" w:before="0"/>
-              <w:jc w:val="right"/>
-            </w:pPr>
-            <w:r>
-              <w:t xml:space="preserve">3.4* (1.8)</w:t>
+              <w:t xml:space="preserve">-1.0 [-2.4, 0.3]</w:t>
+            </w:r>
+          </w:p>
+        </w:tc>
+        <w:tc>
+          <w:tcPr/>
+          <w:p>
+            <w:pPr>
+              <w:pStyle w:val="Compact"/>
+              <w:spacing w:line="240" w:lineRule="auto" w:after="0" w:before="0"/>
+              <w:jc w:val="right"/>
+            </w:pPr>
+            <w:r>
+              <w:t xml:space="preserve">0.3 [-1.4, 1.9]</w:t>
+            </w:r>
+          </w:p>
+        </w:tc>
+        <w:tc>
+          <w:tcPr/>
+          <w:p>
+            <w:pPr>
+              <w:pStyle w:val="Compact"/>
+              <w:spacing w:line="240" w:lineRule="auto" w:after="0" w:before="0"/>
+              <w:jc w:val="right"/>
+            </w:pPr>
+            <w:r>
+              <w:t xml:space="preserve">3.4 [-0.2, 6.9]</w:t>
             </w:r>
           </w:p>
         </w:tc>
@@ -5655,33 +6204,33 @@
               <w:jc w:val="right"/>
             </w:pPr>
             <w:r>
-              <w:t xml:space="preserve">164.8*** (2.3)</w:t>
-            </w:r>
-          </w:p>
-        </w:tc>
-        <w:tc>
-          <w:tcPr/>
-          <w:p>
-            <w:pPr>
-              <w:pStyle w:val="Compact"/>
-              <w:spacing w:line="240" w:lineRule="auto" w:after="0" w:before="0"/>
-              <w:jc w:val="right"/>
-            </w:pPr>
-            <w:r>
-              <w:t xml:space="preserve">161.6*** (2.6)</w:t>
-            </w:r>
-          </w:p>
-        </w:tc>
-        <w:tc>
-          <w:tcPr/>
-          <w:p>
-            <w:pPr>
-              <w:pStyle w:val="Compact"/>
-              <w:spacing w:line="240" w:lineRule="auto" w:after="0" w:before="0"/>
-              <w:jc w:val="right"/>
-            </w:pPr>
-            <w:r>
-              <w:t xml:space="preserve">141.6*** (5.3)</w:t>
+              <w:t xml:space="preserve">164.8 [160.3, 169.4]</w:t>
+            </w:r>
+          </w:p>
+        </w:tc>
+        <w:tc>
+          <w:tcPr/>
+          <w:p>
+            <w:pPr>
+              <w:pStyle w:val="Compact"/>
+              <w:spacing w:line="240" w:lineRule="auto" w:after="0" w:before="0"/>
+              <w:jc w:val="right"/>
+            </w:pPr>
+            <w:r>
+              <w:t xml:space="preserve">161.6 [156.4, 166.7]</w:t>
+            </w:r>
+          </w:p>
+        </w:tc>
+        <w:tc>
+          <w:tcPr/>
+          <w:p>
+            <w:pPr>
+              <w:pStyle w:val="Compact"/>
+              <w:spacing w:line="240" w:lineRule="auto" w:after="0" w:before="0"/>
+              <w:jc w:val="right"/>
+            </w:pPr>
+            <w:r>
+              <w:t xml:space="preserve">141.6 [131.3, 151.9]</w:t>
             </w:r>
           </w:p>
         </w:tc>
@@ -5727,33 +6276,33 @@
               <w:jc w:val="right"/>
             </w:pPr>
             <w:r>
-              <w:t xml:space="preserve">114.9*** (1.1)</w:t>
-            </w:r>
-          </w:p>
-        </w:tc>
-        <w:tc>
-          <w:tcPr/>
-          <w:p>
-            <w:pPr>
-              <w:pStyle w:val="Compact"/>
-              <w:spacing w:line="240" w:lineRule="auto" w:after="0" w:before="0"/>
-              <w:jc w:val="right"/>
-            </w:pPr>
-            <w:r>
-              <w:t xml:space="preserve">105.4*** (1.4)</w:t>
-            </w:r>
-          </w:p>
-        </w:tc>
-        <w:tc>
-          <w:tcPr/>
-          <w:p>
-            <w:pPr>
-              <w:pStyle w:val="Compact"/>
-              <w:spacing w:line="240" w:lineRule="auto" w:after="0" w:before="0"/>
-              <w:jc w:val="right"/>
-            </w:pPr>
-            <w:r>
-              <w:t xml:space="preserve">91.4*** (1.7)</w:t>
+              <w:t xml:space="preserve">114.9 [112.7, 117.1]</w:t>
+            </w:r>
+          </w:p>
+        </w:tc>
+        <w:tc>
+          <w:tcPr/>
+          <w:p>
+            <w:pPr>
+              <w:pStyle w:val="Compact"/>
+              <w:spacing w:line="240" w:lineRule="auto" w:after="0" w:before="0"/>
+              <w:jc w:val="right"/>
+            </w:pPr>
+            <w:r>
+              <w:t xml:space="preserve">105.4 [102.8, 108.1]</w:t>
+            </w:r>
+          </w:p>
+        </w:tc>
+        <w:tc>
+          <w:tcPr/>
+          <w:p>
+            <w:pPr>
+              <w:pStyle w:val="Compact"/>
+              <w:spacing w:line="240" w:lineRule="auto" w:after="0" w:before="0"/>
+              <w:jc w:val="right"/>
+            </w:pPr>
+            <w:r>
+              <w:t xml:space="preserve">91.4 [88.0, 94.7]</w:t>
             </w:r>
           </w:p>
         </w:tc>
@@ -5799,33 +6348,33 @@
               <w:jc w:val="right"/>
             </w:pPr>
             <w:r>
-              <w:t xml:space="preserve">-0.2 (0.2)</w:t>
-            </w:r>
-          </w:p>
-        </w:tc>
-        <w:tc>
-          <w:tcPr/>
-          <w:p>
-            <w:pPr>
-              <w:pStyle w:val="Compact"/>
-              <w:spacing w:line="240" w:lineRule="auto" w:after="0" w:before="0"/>
-              <w:jc w:val="right"/>
-            </w:pPr>
-            <w:r>
-              <w:t xml:space="preserve">-0.0 (0.3)</w:t>
-            </w:r>
-          </w:p>
-        </w:tc>
-        <w:tc>
-          <w:tcPr/>
-          <w:p>
-            <w:pPr>
-              <w:pStyle w:val="Compact"/>
-              <w:spacing w:line="240" w:lineRule="auto" w:after="0" w:before="0"/>
-              <w:jc w:val="right"/>
-            </w:pPr>
-            <w:r>
-              <w:t xml:space="preserve">-0.1 (0.3)</w:t>
+              <w:t xml:space="preserve">-0.2 [-0.6, 0.2]</w:t>
+            </w:r>
+          </w:p>
+        </w:tc>
+        <w:tc>
+          <w:tcPr/>
+          <w:p>
+            <w:pPr>
+              <w:pStyle w:val="Compact"/>
+              <w:spacing w:line="240" w:lineRule="auto" w:after="0" w:before="0"/>
+              <w:jc w:val="right"/>
+            </w:pPr>
+            <w:r>
+              <w:t xml:space="preserve">-0.0 [-0.5, 0.5]</w:t>
+            </w:r>
+          </w:p>
+        </w:tc>
+        <w:tc>
+          <w:tcPr/>
+          <w:p>
+            <w:pPr>
+              <w:pStyle w:val="Compact"/>
+              <w:spacing w:line="240" w:lineRule="auto" w:after="0" w:before="0"/>
+              <w:jc w:val="right"/>
+            </w:pPr>
+            <w:r>
+              <w:t xml:space="preserve">-0.1 [-0.6, 0.5]</w:t>
             </w:r>
           </w:p>
         </w:tc>
@@ -5871,33 +6420,33 @@
               <w:jc w:val="right"/>
             </w:pPr>
             <w:r>
-              <w:t xml:space="preserve">-118.7*** (2.6)</w:t>
-            </w:r>
-          </w:p>
-        </w:tc>
-        <w:tc>
-          <w:tcPr/>
-          <w:p>
-            <w:pPr>
-              <w:pStyle w:val="Compact"/>
-              <w:spacing w:line="240" w:lineRule="auto" w:after="0" w:before="0"/>
-              <w:jc w:val="right"/>
-            </w:pPr>
-            <w:r>
-              <w:t xml:space="preserve">-131.2*** (3.0)</w:t>
-            </w:r>
-          </w:p>
-        </w:tc>
-        <w:tc>
-          <w:tcPr/>
-          <w:p>
-            <w:pPr>
-              <w:pStyle w:val="Compact"/>
-              <w:spacing w:line="240" w:lineRule="auto" w:after="0" w:before="0"/>
-              <w:jc w:val="right"/>
-            </w:pPr>
-            <w:r>
-              <w:t xml:space="preserve">-30.7*** (1.5)</w:t>
+              <w:t xml:space="preserve">-118.7 [-123.9, -113.6]</w:t>
+            </w:r>
+          </w:p>
+        </w:tc>
+        <w:tc>
+          <w:tcPr/>
+          <w:p>
+            <w:pPr>
+              <w:pStyle w:val="Compact"/>
+              <w:spacing w:line="240" w:lineRule="auto" w:after="0" w:before="0"/>
+              <w:jc w:val="right"/>
+            </w:pPr>
+            <w:r>
+              <w:t xml:space="preserve">-131.2 [-137.2, -125.2]</w:t>
+            </w:r>
+          </w:p>
+        </w:tc>
+        <w:tc>
+          <w:tcPr/>
+          <w:p>
+            <w:pPr>
+              <w:pStyle w:val="Compact"/>
+              <w:spacing w:line="240" w:lineRule="auto" w:after="0" w:before="0"/>
+              <w:jc w:val="right"/>
+            </w:pPr>
+            <w:r>
+              <w:t xml:space="preserve">-30.7 [-33.7, -27.7]</w:t>
             </w:r>
           </w:p>
         </w:tc>
@@ -5951,33 +6500,33 @@
               <w:jc w:val="right"/>
             </w:pPr>
             <w:r>
-              <w:t xml:space="preserve">-6.6*** (1.4)</w:t>
-            </w:r>
-          </w:p>
-        </w:tc>
-        <w:tc>
-          <w:tcPr/>
-          <w:p>
-            <w:pPr>
-              <w:pStyle w:val="Compact"/>
-              <w:spacing w:line="240" w:lineRule="auto" w:after="0" w:before="0"/>
-              <w:jc w:val="right"/>
-            </w:pPr>
-            <w:r>
-              <w:t xml:space="preserve">-4.4*** (1.7)</w:t>
-            </w:r>
-          </w:p>
-        </w:tc>
-        <w:tc>
-          <w:tcPr/>
-          <w:p>
-            <w:pPr>
-              <w:pStyle w:val="Compact"/>
-              <w:spacing w:line="240" w:lineRule="auto" w:after="0" w:before="0"/>
-              <w:jc w:val="right"/>
-            </w:pPr>
-            <w:r>
-              <w:t xml:space="preserve">-18.7*** (2.9)</w:t>
+              <w:t xml:space="preserve">-6.6 [-9.3, -3.9]</w:t>
+            </w:r>
+          </w:p>
+        </w:tc>
+        <w:tc>
+          <w:tcPr/>
+          <w:p>
+            <w:pPr>
+              <w:pStyle w:val="Compact"/>
+              <w:spacing w:line="240" w:lineRule="auto" w:after="0" w:before="0"/>
+              <w:jc w:val="right"/>
+            </w:pPr>
+            <w:r>
+              <w:t xml:space="preserve">-4.4 [-7.7, -1.1]</w:t>
+            </w:r>
+          </w:p>
+        </w:tc>
+        <w:tc>
+          <w:tcPr/>
+          <w:p>
+            <w:pPr>
+              <w:pStyle w:val="Compact"/>
+              <w:spacing w:line="240" w:lineRule="auto" w:after="0" w:before="0"/>
+              <w:jc w:val="right"/>
+            </w:pPr>
+            <w:r>
+              <w:t xml:space="preserve">-18.7 [-24.3, -13.1]</w:t>
             </w:r>
           </w:p>
         </w:tc>
@@ -6031,33 +6580,33 @@
               <w:jc w:val="right"/>
             </w:pPr>
             <w:r>
-              <w:t xml:space="preserve">-41.3*** (1.7)</w:t>
-            </w:r>
-          </w:p>
-        </w:tc>
-        <w:tc>
-          <w:tcPr/>
-          <w:p>
-            <w:pPr>
-              <w:pStyle w:val="Compact"/>
-              <w:spacing w:line="240" w:lineRule="auto" w:after="0" w:before="0"/>
-              <w:jc w:val="right"/>
-            </w:pPr>
-            <w:r>
-              <w:t xml:space="preserve">-38.0*** (2.0)</w:t>
-            </w:r>
-          </w:p>
-        </w:tc>
-        <w:tc>
-          <w:tcPr/>
-          <w:p>
-            <w:pPr>
-              <w:pStyle w:val="Compact"/>
-              <w:spacing w:line="240" w:lineRule="auto" w:after="0" w:before="0"/>
-              <w:jc w:val="right"/>
-            </w:pPr>
-            <w:r>
-              <w:t xml:space="preserve">-67.9*** (3.8)</w:t>
+              <w:t xml:space="preserve">-41.3 [-44.6, -37.9]</w:t>
+            </w:r>
+          </w:p>
+        </w:tc>
+        <w:tc>
+          <w:tcPr/>
+          <w:p>
+            <w:pPr>
+              <w:pStyle w:val="Compact"/>
+              <w:spacing w:line="240" w:lineRule="auto" w:after="0" w:before="0"/>
+              <w:jc w:val="right"/>
+            </w:pPr>
+            <w:r>
+              <w:t xml:space="preserve">-38.0 [-41.9, -34.1]</w:t>
+            </w:r>
+          </w:p>
+        </w:tc>
+        <w:tc>
+          <w:tcPr/>
+          <w:p>
+            <w:pPr>
+              <w:pStyle w:val="Compact"/>
+              <w:spacing w:line="240" w:lineRule="auto" w:after="0" w:before="0"/>
+              <w:jc w:val="right"/>
+            </w:pPr>
+            <w:r>
+              <w:t xml:space="preserve">-67.9 [-75.3, -60.5]</w:t>
             </w:r>
           </w:p>
         </w:tc>
@@ -6111,33 +6660,33 @@
               <w:jc w:val="right"/>
             </w:pPr>
             <w:r>
-              <w:t xml:space="preserve">-27.1*** (1.6)</w:t>
-            </w:r>
-          </w:p>
-        </w:tc>
-        <w:tc>
-          <w:tcPr/>
-          <w:p>
-            <w:pPr>
-              <w:pStyle w:val="Compact"/>
-              <w:spacing w:line="240" w:lineRule="auto" w:after="0" w:before="0"/>
-              <w:jc w:val="right"/>
-            </w:pPr>
-            <w:r>
-              <w:t xml:space="preserve">-25.3*** (1.9)</w:t>
-            </w:r>
-          </w:p>
-        </w:tc>
-        <w:tc>
-          <w:tcPr/>
-          <w:p>
-            <w:pPr>
-              <w:pStyle w:val="Compact"/>
-              <w:spacing w:line="240" w:lineRule="auto" w:after="0" w:before="0"/>
-              <w:jc w:val="right"/>
-            </w:pPr>
-            <w:r>
-              <w:t xml:space="preserve">-47.1*** (3.4)</w:t>
+              <w:t xml:space="preserve">-27.1 [-30.3, -23.9]</w:t>
+            </w:r>
+          </w:p>
+        </w:tc>
+        <w:tc>
+          <w:tcPr/>
+          <w:p>
+            <w:pPr>
+              <w:pStyle w:val="Compact"/>
+              <w:spacing w:line="240" w:lineRule="auto" w:after="0" w:before="0"/>
+              <w:jc w:val="right"/>
+            </w:pPr>
+            <w:r>
+              <w:t xml:space="preserve">-25.3 [-29.0, -21.6]</w:t>
+            </w:r>
+          </w:p>
+        </w:tc>
+        <w:tc>
+          <w:tcPr/>
+          <w:p>
+            <w:pPr>
+              <w:pStyle w:val="Compact"/>
+              <w:spacing w:line="240" w:lineRule="auto" w:after="0" w:before="0"/>
+              <w:jc w:val="right"/>
+            </w:pPr>
+            <w:r>
+              <w:t xml:space="preserve">-47.1 [-53.8, -40.4]</w:t>
             </w:r>
           </w:p>
         </w:tc>
@@ -6183,33 +6732,33 @@
               <w:jc w:val="right"/>
             </w:pPr>
             <w:r>
-              <w:t xml:space="preserve">-8.6*** (1.4)</w:t>
-            </w:r>
-          </w:p>
-        </w:tc>
-        <w:tc>
-          <w:tcPr/>
-          <w:p>
-            <w:pPr>
-              <w:pStyle w:val="Compact"/>
-              <w:spacing w:line="240" w:lineRule="auto" w:after="0" w:before="0"/>
-              <w:jc w:val="right"/>
-            </w:pPr>
-            <w:r>
-              <w:t xml:space="preserve">-8.9*** (1.6)</w:t>
-            </w:r>
-          </w:p>
-        </w:tc>
-        <w:tc>
-          <w:tcPr/>
-          <w:p>
-            <w:pPr>
-              <w:pStyle w:val="Compact"/>
-              <w:spacing w:line="240" w:lineRule="auto" w:after="0" w:before="0"/>
-              <w:jc w:val="right"/>
-            </w:pPr>
-            <w:r>
-              <w:t xml:space="preserve">-26.9*** (2.8)</w:t>
+              <w:t xml:space="preserve">-8.6 [-11.3, -5.8]</w:t>
+            </w:r>
+          </w:p>
+        </w:tc>
+        <w:tc>
+          <w:tcPr/>
+          <w:p>
+            <w:pPr>
+              <w:pStyle w:val="Compact"/>
+              <w:spacing w:line="240" w:lineRule="auto" w:after="0" w:before="0"/>
+              <w:jc w:val="right"/>
+            </w:pPr>
+            <w:r>
+              <w:t xml:space="preserve">-8.9 [-12.1, -5.7]</w:t>
+            </w:r>
+          </w:p>
+        </w:tc>
+        <w:tc>
+          <w:tcPr/>
+          <w:p>
+            <w:pPr>
+              <w:pStyle w:val="Compact"/>
+              <w:spacing w:line="240" w:lineRule="auto" w:after="0" w:before="0"/>
+              <w:jc w:val="right"/>
+            </w:pPr>
+            <w:r>
+              <w:t xml:space="preserve">-26.9 [-32.3, -21.5]</w:t>
             </w:r>
           </w:p>
         </w:tc>
@@ -6263,33 +6812,33 @@
               <w:jc w:val="right"/>
             </w:pPr>
             <w:r>
-              <w:t xml:space="preserve">279.7*** (2.5)</w:t>
-            </w:r>
-          </w:p>
-        </w:tc>
-        <w:tc>
-          <w:tcPr/>
-          <w:p>
-            <w:pPr>
-              <w:pStyle w:val="Compact"/>
-              <w:spacing w:line="240" w:lineRule="auto" w:after="0" w:before="0"/>
-              <w:jc w:val="right"/>
-            </w:pPr>
-            <w:r>
-              <w:t xml:space="preserve">267.0*** (2.8)</w:t>
-            </w:r>
-          </w:p>
-        </w:tc>
-        <w:tc>
-          <w:tcPr/>
-          <w:p>
-            <w:pPr>
-              <w:pStyle w:val="Compact"/>
-              <w:spacing w:line="240" w:lineRule="auto" w:after="0" w:before="0"/>
-              <w:jc w:val="right"/>
-            </w:pPr>
-            <w:r>
-              <w:t xml:space="preserve">233.0*** (5.5)</w:t>
+              <w:t xml:space="preserve">279.7 [274.8, 284.6]</w:t>
+            </w:r>
+          </w:p>
+        </w:tc>
+        <w:tc>
+          <w:tcPr/>
+          <w:p>
+            <w:pPr>
+              <w:pStyle w:val="Compact"/>
+              <w:spacing w:line="240" w:lineRule="auto" w:after="0" w:before="0"/>
+              <w:jc w:val="right"/>
+            </w:pPr>
+            <w:r>
+              <w:t xml:space="preserve">267.0 [261.5, 272.5]</w:t>
+            </w:r>
+          </w:p>
+        </w:tc>
+        <w:tc>
+          <w:tcPr/>
+          <w:p>
+            <w:pPr>
+              <w:pStyle w:val="Compact"/>
+              <w:spacing w:line="240" w:lineRule="auto" w:after="0" w:before="0"/>
+              <w:jc w:val="right"/>
+            </w:pPr>
+            <w:r>
+              <w:t xml:space="preserve">233.0 [222.3, 243.7]</w:t>
             </w:r>
           </w:p>
         </w:tc>
@@ -6337,7 +6886,7 @@
         <w:t xml:space="preserve"> </w:t>
       </w:r>
       <w:r>
-        <w:t xml:space="preserve">Baseline: the decomposition for ages 20–39. Ages 20–26: same model on women aged 20–26. Reweighted: never-married women reweighted to the covariate distribution of married women (DiNardo-Fortin-Lemieux odds weights from a logit on single-year age, state, education, urban, caste and religion; propensities capped at 0.99), with the baseline controls. Bias-adjusted: Oster (2019) coefficient with delta = 1 and R-max = 1.3 times the controlled R-squared, relative to a regression on the married indicator alone. Breakdown delta: the delta at which the bias-adjusted coefficient is zero. FSU-clustered SEs in parentheses. * p&lt;0.10, ** p&lt;0.05, *** p&lt;0.01.</w:t>
+        <w:t xml:space="preserve">Baseline: the decomposition for ages 20–39. Ages 20–26: same model on women aged 20–26. Reweighted: never-married women reweighted to the covariate distribution of married women (DiNardo-Fortin-Lemieux odds weights from a logit on single-year age, state, education, urban, caste and religion; propensities capped at 0.99), with the baseline controls. Bias-adjusted: Oster (2019) coefficient with delta = 1 and R-max = 1.3 times the controlled R-squared, relative to a regression on the married indicator alone. Breakdown delta: the delta at which the bias-adjusted coefficient is zero. 95% confidence intervals in brackets, from FSU-clustered standard errors.</w:t>
       </w:r>
     </w:p>
     <w:p>
@@ -6381,13 +6930,7 @@
         <w:t xml:space="preserve"> </w:t>
       </w:r>
       <w:r>
-        <w:t xml:space="preserve">gives an unpaid-work difference of 270.5 minutes (SE 3.1)</w:t>
-      </w:r>
-      <w:r>
-        <w:t xml:space="preserve"> </w:t>
-      </w:r>
-      <w:r>
-        <w:t xml:space="preserve">(effective never-married sample 3,006), and outside</w:t>
+        <w:t xml:space="preserve">gives an unpaid-work difference of 270.5 minutes (95% CI</w:t>
       </w:r>
       <w:r>
         <w:t xml:space="preserve"> </w:t>
@@ -6396,6 +6939,21 @@
         <w:t xml:space="preserve">[</w:t>
       </w:r>
       <w:r>
+        <w:t xml:space="preserve">264.4, 276.6</w:t>
+      </w:r>
+      <w:r>
+        <w:t xml:space="preserve">]</w:t>
+      </w:r>
+      <w:r>
+        <w:t xml:space="preserve">) (effective never-married sample 3,006), and outside</w:t>
+      </w:r>
+      <w:r>
+        <w:t xml:space="preserve"> </w:t>
+      </w:r>
+      <w:r>
+        <w:t xml:space="preserve">[</w:t>
+      </w:r>
+      <w:r>
         <w:t xml:space="preserve">0.10, 0.90</w:t>
       </w:r>
       <w:r>
@@ -6405,37 +6963,58 @@
         <w:t xml:space="preserve"> </w:t>
       </w:r>
       <w:r>
-        <w:t xml:space="preserve">268.6 minutes (SE 3.1) (3,842) (Crump et</w:t>
-      </w:r>
-      <w:r>
-        <w:t xml:space="preserve"> </w:t>
-      </w:r>
-      <w:r>
-        <w:t xml:space="preserve">al., 2009). The learning and employment coefficients move more across</w:t>
-      </w:r>
-      <w:r>
-        <w:t xml:space="preserve"> </w:t>
-      </w:r>
-      <w:r>
-        <w:t xml:space="preserve">these weightings (learning -70.5 and -88.7; employment -106.9 and</w:t>
-      </w:r>
-      <w:r>
-        <w:t xml:space="preserve"> </w:t>
-      </w:r>
-      <w:r>
-        <w:t xml:space="preserve">-98.1), so the reweighted estimates for those divisions are imprecise</w:t>
-      </w:r>
-      <w:r>
-        <w:t xml:space="preserve"> </w:t>
-      </w:r>
-      <w:r>
-        <w:t xml:space="preserve">guides. Figure S2 in the online supplement shows the</w:t>
-      </w:r>
-      <w:r>
-        <w:t xml:space="preserve"> </w:t>
-      </w:r>
-      <w:r>
-        <w:t xml:space="preserve">overlap of propensity scores.</w:t>
+        <w:t xml:space="preserve">268.6 minutes (95% CI</w:t>
+      </w:r>
+      <w:r>
+        <w:t xml:space="preserve"> </w:t>
+      </w:r>
+      <w:r>
+        <w:t xml:space="preserve">[</w:t>
+      </w:r>
+      <w:r>
+        <w:t xml:space="preserve">262.6, 274.7</w:t>
+      </w:r>
+      <w:r>
+        <w:t xml:space="preserve">]</w:t>
+      </w:r>
+      <w:r>
+        <w:t xml:space="preserve">) (3,842)</w:t>
+      </w:r>
+      <w:r>
+        <w:t xml:space="preserve"> </w:t>
+      </w:r>
+      <w:r>
+        <w:t xml:space="preserve">(Crump et al., 2009). The learning and</w:t>
+      </w:r>
+      <w:r>
+        <w:t xml:space="preserve"> </w:t>
+      </w:r>
+      <w:r>
+        <w:t xml:space="preserve">employment coefficients move more across these weightings (learning</w:t>
+      </w:r>
+      <w:r>
+        <w:t xml:space="preserve"> </w:t>
+      </w:r>
+      <w:r>
+        <w:t xml:space="preserve">-70.5 and -88.7; employment -106.9 and -98.1), so the reweighted</w:t>
+      </w:r>
+      <w:r>
+        <w:t xml:space="preserve"> </w:t>
+      </w:r>
+      <w:r>
+        <w:t xml:space="preserve">estimates for those divisions are imprecise guides. Figure</w:t>
+      </w:r>
+      <w:r>
+        <w:t xml:space="preserve"> </w:t>
+      </w:r>
+      <w:r>
+        <w:t xml:space="preserve">S2 in the online supplement shows the overlap of</w:t>
+      </w:r>
+      <w:r>
+        <w:t xml:space="preserve"> </w:t>
+      </w:r>
+      <w:r>
+        <w:t xml:space="preserve">propensity scores.</w:t>
       </w:r>
     </w:p>
     <w:p>
@@ -6466,91 +7045,145 @@
         <w:t xml:space="preserve"> </w:t>
       </w:r>
       <w:r>
-        <w:t xml:space="preserve">aged 20 to 26, the unpaid-work coefficient is 267.0 minutes (SE 2.8),</w:t>
-      </w:r>
-      <w:r>
-        <w:t xml:space="preserve"> </w:t>
-      </w:r>
-      <w:r>
-        <w:t xml:space="preserve">against 279.7 minutes (SE 2.5) in the baseline. After reweighting, the</w:t>
-      </w:r>
-      <w:r>
-        <w:t xml:space="preserve"> </w:t>
-      </w:r>
-      <w:r>
-        <w:t xml:space="preserve">never-married resemble the married on observed characteristics: the</w:t>
-      </w:r>
-      <w:r>
-        <w:t xml:space="preserve"> </w:t>
-      </w:r>
-      <w:r>
-        <w:t xml:space="preserve">largest absolute standardized difference across the covariates in Table</w:t>
-      </w:r>
-      <w:r>
-        <w:t xml:space="preserve"> </w:t>
-      </w:r>
-      <w:r>
-        <w:t xml:space="preserve">S2 in the online supplement is 0.13, and Table</w:t>
-      </w:r>
-      <w:r>
-        <w:t xml:space="preserve"> </w:t>
-      </w:r>
-      <w:r>
-        <w:t xml:space="preserve">S3 in the online supplement reports the</w:t>
-      </w:r>
-      <w:r>
-        <w:t xml:space="preserve"> </w:t>
-      </w:r>
-      <w:r>
-        <w:t xml:space="preserve">coefficient-stability calculation in full. The reweighted,</w:t>
-      </w:r>
-      <w:r>
-        <w:t xml:space="preserve"> </w:t>
-      </w:r>
-      <w:r>
-        <w:t xml:space="preserve">regression-adjusted coefficient is 233.0 minutes (SE 5.5) (without</w:t>
-      </w:r>
-      <w:r>
-        <w:t xml:space="preserve"> </w:t>
-      </w:r>
-      <w:r>
-        <w:t xml:space="preserve">controls, 248.7 minutes (SE 5.8)). Reweighting concentrates weight on</w:t>
-      </w:r>
-      <w:r>
-        <w:t xml:space="preserve"> </w:t>
-      </w:r>
-      <w:r>
-        <w:t xml:space="preserve">the never-married women who most resemble the married, so the effective</w:t>
-      </w:r>
-      <w:r>
-        <w:t xml:space="preserve"> </w:t>
-      </w:r>
-      <w:r>
-        <w:t xml:space="preserve">sample of never-married women falls from 13,940 to about 1,209, and</w:t>
-      </w:r>
-      <w:r>
-        <w:t xml:space="preserve"> </w:t>
-      </w:r>
-      <w:r>
-        <w:t xml:space="preserve">2.0% of the weighted never-married have propensities above the cap. The</w:t>
-      </w:r>
-      <w:r>
-        <w:t xml:space="preserve"> </w:t>
-      </w:r>
-      <w:r>
-        <w:t xml:space="preserve">bias-adjusted coefficient on unpaid work is 264.3 minutes. Selection on</w:t>
-      </w:r>
-      <w:r>
-        <w:t xml:space="preserve"> </w:t>
-      </w:r>
-      <w:r>
-        <w:t xml:space="preserve">unobservables would have to be 18.1 times as strong as selection on</w:t>
-      </w:r>
-      <w:r>
-        <w:t xml:space="preserve"> </w:t>
-      </w:r>
-      <w:r>
-        <w:t xml:space="preserve">observables to explain away the unpaid-work difference.</w:t>
+        <w:t xml:space="preserve">aged 20 to 26, the unpaid-work coefficient is 267.0 minutes (95% CI</w:t>
+      </w:r>
+      <w:r>
+        <w:t xml:space="preserve"> </w:t>
+      </w:r>
+      <w:r>
+        <w:t xml:space="preserve">[</w:t>
+      </w:r>
+      <w:r>
+        <w:t xml:space="preserve">261.5, 272.5</w:t>
+      </w:r>
+      <w:r>
+        <w:t xml:space="preserve">]</w:t>
+      </w:r>
+      <w:r>
+        <w:t xml:space="preserve">), against 279.7 minutes (95% CI</w:t>
+      </w:r>
+      <w:r>
+        <w:t xml:space="preserve"> </w:t>
+      </w:r>
+      <w:r>
+        <w:t xml:space="preserve">[</w:t>
+      </w:r>
+      <w:r>
+        <w:t xml:space="preserve">274.8, 284.6</w:t>
+      </w:r>
+      <w:r>
+        <w:t xml:space="preserve">]</w:t>
+      </w:r>
+      <w:r>
+        <w:t xml:space="preserve">)</w:t>
+      </w:r>
+      <w:r>
+        <w:t xml:space="preserve"> </w:t>
+      </w:r>
+      <w:r>
+        <w:t xml:space="preserve">in the baseline. After reweighting, the never-married resemble the</w:t>
+      </w:r>
+      <w:r>
+        <w:t xml:space="preserve"> </w:t>
+      </w:r>
+      <w:r>
+        <w:t xml:space="preserve">married on observed characteristics: the largest absolute standardized</w:t>
+      </w:r>
+      <w:r>
+        <w:t xml:space="preserve"> </w:t>
+      </w:r>
+      <w:r>
+        <w:t xml:space="preserve">difference across the covariates in Table S2 in the</w:t>
+      </w:r>
+      <w:r>
+        <w:t xml:space="preserve"> </w:t>
+      </w:r>
+      <w:r>
+        <w:t xml:space="preserve">online supplement is 0.13, and Table S3 in the online</w:t>
+      </w:r>
+      <w:r>
+        <w:t xml:space="preserve"> </w:t>
+      </w:r>
+      <w:r>
+        <w:t xml:space="preserve">supplement reports the coefficient-stability calculation in full. The</w:t>
+      </w:r>
+      <w:r>
+        <w:t xml:space="preserve"> </w:t>
+      </w:r>
+      <w:r>
+        <w:t xml:space="preserve">reweighted, regression-adjusted coefficient is 233.0 minutes (95% CI</w:t>
+      </w:r>
+      <w:r>
+        <w:t xml:space="preserve"> </w:t>
+      </w:r>
+      <w:r>
+        <w:t xml:space="preserve">[</w:t>
+      </w:r>
+      <w:r>
+        <w:t xml:space="preserve">222.3, 243.7</w:t>
+      </w:r>
+      <w:r>
+        <w:t xml:space="preserve">]</w:t>
+      </w:r>
+      <w:r>
+        <w:t xml:space="preserve">) (without controls, 248.7 minutes (95% CI</w:t>
+      </w:r>
+      <w:r>
+        <w:t xml:space="preserve"> </w:t>
+      </w:r>
+      <w:r>
+        <w:t xml:space="preserve">[</w:t>
+      </w:r>
+      <w:r>
+        <w:t xml:space="preserve">237.3,</w:t>
+      </w:r>
+      <w:r>
+        <w:t xml:space="preserve"> </w:t>
+      </w:r>
+      <w:r>
+        <w:t xml:space="preserve">260.1</w:t>
+      </w:r>
+      <w:r>
+        <w:t xml:space="preserve">]</w:t>
+      </w:r>
+      <w:r>
+        <w:t xml:space="preserve">)). Reweighting concentrates weight on the never-married women</w:t>
+      </w:r>
+      <w:r>
+        <w:t xml:space="preserve"> </w:t>
+      </w:r>
+      <w:r>
+        <w:t xml:space="preserve">who most resemble the married, so the effective sample of never-married</w:t>
+      </w:r>
+      <w:r>
+        <w:t xml:space="preserve"> </w:t>
+      </w:r>
+      <w:r>
+        <w:t xml:space="preserve">women falls from 13,940 to about 1,209, and 2.0% of the weighted</w:t>
+      </w:r>
+      <w:r>
+        <w:t xml:space="preserve"> </w:t>
+      </w:r>
+      <w:r>
+        <w:t xml:space="preserve">never-married have propensities above the cap. The bias-adjusted</w:t>
+      </w:r>
+      <w:r>
+        <w:t xml:space="preserve"> </w:t>
+      </w:r>
+      <w:r>
+        <w:t xml:space="preserve">coefficient on unpaid work is 264.3 minutes. Selection on unobservables</w:t>
+      </w:r>
+      <w:r>
+        <w:t xml:space="preserve"> </w:t>
+      </w:r>
+      <w:r>
+        <w:t xml:space="preserve">would have to be 18.1 times as strong as selection on observables to</w:t>
+      </w:r>
+      <w:r>
+        <w:t xml:space="preserve"> </w:t>
+      </w:r>
+      <w:r>
+        <w:t xml:space="preserve">explain away the unpaid-work difference.</w:t>
       </w:r>
     </w:p>
     <w:p>
@@ -6564,43 +7197,94 @@
         <w:t xml:space="preserve"> </w:t>
       </w:r>
       <w:r>
-        <w:t xml:space="preserve">Among women, the coefficient is 256.10 minutes (SE 3.97) at ages 20 to</w:t>
-      </w:r>
-      <w:r>
-        <w:t xml:space="preserve"> </w:t>
-      </w:r>
-      <w:r>
-        <w:t xml:space="preserve">22, where 53% are never married, and 214.7 minutes (SE 10.8) at ages 35</w:t>
-      </w:r>
-      <w:r>
-        <w:t xml:space="preserve"> </w:t>
-      </w:r>
-      <w:r>
-        <w:t xml:space="preserve">to 39, where 2% are. The gap does not grow significantly as the</w:t>
-      </w:r>
-      <w:r>
-        <w:t xml:space="preserve"> </w:t>
-      </w:r>
-      <w:r>
-        <w:t xml:space="preserve">never-married become rarer, which is not what strong positive selection</w:t>
-      </w:r>
-      <w:r>
-        <w:t xml:space="preserve"> </w:t>
-      </w:r>
-      <w:r>
-        <w:t xml:space="preserve">of the never-married on unpaid-work preferences would produce.</w:t>
-      </w:r>
-      <w:r>
-        <w:t xml:space="preserve"> </w:t>
-      </w:r>
-      <w:r>
-        <w:t xml:space="preserve">Comparisons at older ages also mix the association with marriage and the</w:t>
-      </w:r>
-      <w:r>
-        <w:t xml:space="preserve"> </w:t>
-      </w:r>
-      <w:r>
-        <w:t xml:space="preserve">accumulation of children, which the survey links to mothers only partly.</w:t>
+        <w:t xml:space="preserve">Among women, the coefficient is 256.10 minutes (95% CI</w:t>
+      </w:r>
+      <w:r>
+        <w:t xml:space="preserve"> </w:t>
+      </w:r>
+      <w:r>
+        <w:t xml:space="preserve">[</w:t>
+      </w:r>
+      <w:r>
+        <w:t xml:space="preserve">248.32,</w:t>
+      </w:r>
+      <w:r>
+        <w:t xml:space="preserve"> </w:t>
+      </w:r>
+      <w:r>
+        <w:t xml:space="preserve">263.88</w:t>
+      </w:r>
+      <w:r>
+        <w:t xml:space="preserve">]</w:t>
+      </w:r>
+      <w:r>
+        <w:t xml:space="preserve">) at ages 20 to 22, where 53% are never married, and 214.7</w:t>
+      </w:r>
+      <w:r>
+        <w:t xml:space="preserve"> </w:t>
+      </w:r>
+      <w:r>
+        <w:t xml:space="preserve">minutes (95% CI</w:t>
+      </w:r>
+      <w:r>
+        <w:t xml:space="preserve"> </w:t>
+      </w:r>
+      <w:r>
+        <w:t xml:space="preserve">[</w:t>
+      </w:r>
+      <w:r>
+        <w:t xml:space="preserve">193.6, 235.9</w:t>
+      </w:r>
+      <w:r>
+        <w:t xml:space="preserve">]</w:t>
+      </w:r>
+      <w:r>
+        <w:t xml:space="preserve">) at ages 35 to 39, where 2% are.</w:t>
+      </w:r>
+      <w:r>
+        <w:t xml:space="preserve"> </w:t>
+      </w:r>
+      <w:r>
+        <w:t xml:space="preserve">The gap does not grow detectably as the never-married become rarer</w:t>
+      </w:r>
+      <w:r>
+        <w:t xml:space="preserve"> </w:t>
+      </w:r>
+      <w:r>
+        <w:t xml:space="preserve">(difference between the two coefficients -41.4 minutes (95% CI</w:t>
+      </w:r>
+      <w:r>
+        <w:t xml:space="preserve"> </w:t>
+      </w:r>
+      <w:r>
+        <w:t xml:space="preserve">[</w:t>
+      </w:r>
+      <w:r>
+        <w:t xml:space="preserve">-63.9, -18.8</w:t>
+      </w:r>
+      <w:r>
+        <w:t xml:space="preserve">]</w:t>
+      </w:r>
+      <w:r>
+        <w:t xml:space="preserve">)), which is not what strong positive selection of the</w:t>
+      </w:r>
+      <w:r>
+        <w:t xml:space="preserve"> </w:t>
+      </w:r>
+      <w:r>
+        <w:t xml:space="preserve">never-married on unpaid-work preferences would produce. Comparisons at</w:t>
+      </w:r>
+      <w:r>
+        <w:t xml:space="preserve"> </w:t>
+      </w:r>
+      <w:r>
+        <w:t xml:space="preserve">older ages also mix the association with marriage and the accumulation</w:t>
+      </w:r>
+      <w:r>
+        <w:t xml:space="preserve"> </w:t>
+      </w:r>
+      <w:r>
+        <w:t xml:space="preserve">of children, which the survey links to mothers only partly.</w:t>
       </w:r>
     </w:p>
     <w:bookmarkEnd w:id="27"/>
@@ -6748,33 +7432,33 @@
               <w:jc w:val="right"/>
             </w:pPr>
             <w:r>
-              <w:t xml:space="preserve">366.9 (1.1)</w:t>
-            </w:r>
-          </w:p>
-        </w:tc>
-        <w:tc>
-          <w:tcPr/>
-          <w:p>
-            <w:pPr>
-              <w:pStyle w:val="Compact"/>
-              <w:spacing w:line="240" w:lineRule="auto" w:after="0" w:before="0"/>
-              <w:jc w:val="right"/>
-            </w:pPr>
-            <w:r>
-              <w:t xml:space="preserve">91% (0.1)</w:t>
-            </w:r>
-          </w:p>
-        </w:tc>
-        <w:tc>
-          <w:tcPr/>
-          <w:p>
-            <w:pPr>
-              <w:pStyle w:val="Compact"/>
-              <w:spacing w:line="240" w:lineRule="auto" w:after="0" w:before="0"/>
-              <w:jc w:val="right"/>
-            </w:pPr>
-            <w:r>
-              <w:t xml:space="preserve">336.4 (1.5)</w:t>
+              <w:t xml:space="preserve">366.9 [364.8, 368.9]</w:t>
+            </w:r>
+          </w:p>
+        </w:tc>
+        <w:tc>
+          <w:tcPr/>
+          <w:p>
+            <w:pPr>
+              <w:pStyle w:val="Compact"/>
+              <w:spacing w:line="240" w:lineRule="auto" w:after="0" w:before="0"/>
+              <w:jc w:val="right"/>
+            </w:pPr>
+            <w:r>
+              <w:t xml:space="preserve">91% [91%, 91%]</w:t>
+            </w:r>
+          </w:p>
+        </w:tc>
+        <w:tc>
+          <w:tcPr/>
+          <w:p>
+            <w:pPr>
+              <w:pStyle w:val="Compact"/>
+              <w:spacing w:line="240" w:lineRule="auto" w:after="0" w:before="0"/>
+              <w:jc w:val="right"/>
+            </w:pPr>
+            <w:r>
+              <w:t xml:space="preserve">336.4 [333.5, 339.3]</w:t>
             </w:r>
           </w:p>
         </w:tc>
@@ -6866,33 +7550,33 @@
               <w:jc w:val="right"/>
             </w:pPr>
             <w:r>
-              <w:t xml:space="preserve">408.1 (1.1)</w:t>
-            </w:r>
-          </w:p>
-        </w:tc>
-        <w:tc>
-          <w:tcPr/>
-          <w:p>
-            <w:pPr>
-              <w:pStyle w:val="Compact"/>
-              <w:spacing w:line="240" w:lineRule="auto" w:after="0" w:before="0"/>
-              <w:jc w:val="right"/>
-            </w:pPr>
-            <w:r>
-              <w:t xml:space="preserve">91% (0.1)</w:t>
-            </w:r>
-          </w:p>
-        </w:tc>
-        <w:tc>
-          <w:tcPr/>
-          <w:p>
-            <w:pPr>
-              <w:pStyle w:val="Compact"/>
-              <w:spacing w:line="240" w:lineRule="auto" w:after="0" w:before="0"/>
-              <w:jc w:val="right"/>
-            </w:pPr>
-            <w:r>
-              <w:t xml:space="preserve">411.4 (1.5)</w:t>
+              <w:t xml:space="preserve">408.1 [406.0, 410.3]</w:t>
+            </w:r>
+          </w:p>
+        </w:tc>
+        <w:tc>
+          <w:tcPr/>
+          <w:p>
+            <w:pPr>
+              <w:pStyle w:val="Compact"/>
+              <w:spacing w:line="240" w:lineRule="auto" w:after="0" w:before="0"/>
+              <w:jc w:val="right"/>
+            </w:pPr>
+            <w:r>
+              <w:t xml:space="preserve">91% [91%, 92%]</w:t>
+            </w:r>
+          </w:p>
+        </w:tc>
+        <w:tc>
+          <w:tcPr/>
+          <w:p>
+            <w:pPr>
+              <w:pStyle w:val="Compact"/>
+              <w:spacing w:line="240" w:lineRule="auto" w:after="0" w:before="0"/>
+              <w:jc w:val="right"/>
+            </w:pPr>
+            <w:r>
+              <w:t xml:space="preserve">411.4 [408.6, 414.3]</w:t>
             </w:r>
           </w:p>
         </w:tc>
@@ -6933,33 +7617,33 @@
               <w:jc w:val="right"/>
             </w:pPr>
             <w:r>
-              <w:t xml:space="preserve">257.9 (1.4)</w:t>
-            </w:r>
-          </w:p>
-        </w:tc>
-        <w:tc>
-          <w:tcPr/>
-          <w:p>
-            <w:pPr>
-              <w:pStyle w:val="Compact"/>
-              <w:spacing w:line="240" w:lineRule="auto" w:after="0" w:before="0"/>
-              <w:jc w:val="right"/>
-            </w:pPr>
-            <w:r>
-              <w:t xml:space="preserve">90% (0.1)</w:t>
-            </w:r>
-          </w:p>
-        </w:tc>
-        <w:tc>
-          <w:tcPr/>
-          <w:p>
-            <w:pPr>
-              <w:pStyle w:val="Compact"/>
-              <w:spacing w:line="240" w:lineRule="auto" w:after="0" w:before="0"/>
-              <w:jc w:val="right"/>
-            </w:pPr>
-            <w:r>
-              <w:t xml:space="preserve">138.3 (2.0)</w:t>
+              <w:t xml:space="preserve">257.9 [255.3, 260.6]</w:t>
+            </w:r>
+          </w:p>
+        </w:tc>
+        <w:tc>
+          <w:tcPr/>
+          <w:p>
+            <w:pPr>
+              <w:pStyle w:val="Compact"/>
+              <w:spacing w:line="240" w:lineRule="auto" w:after="0" w:before="0"/>
+              <w:jc w:val="right"/>
+            </w:pPr>
+            <w:r>
+              <w:t xml:space="preserve">90% [90%, 90%]</w:t>
+            </w:r>
+          </w:p>
+        </w:tc>
+        <w:tc>
+          <w:tcPr/>
+          <w:p>
+            <w:pPr>
+              <w:pStyle w:val="Compact"/>
+              <w:spacing w:line="240" w:lineRule="auto" w:after="0" w:before="0"/>
+              <w:jc w:val="right"/>
+            </w:pPr>
+            <w:r>
+              <w:t xml:space="preserve">138.3 [134.3, 142.2]</w:t>
             </w:r>
           </w:p>
         </w:tc>
@@ -7051,33 +7735,33 @@
               <w:jc w:val="right"/>
             </w:pPr>
             <w:r>
-              <w:t xml:space="preserve">367.3 (1.4)</w:t>
-            </w:r>
-          </w:p>
-        </w:tc>
-        <w:tc>
-          <w:tcPr/>
-          <w:p>
-            <w:pPr>
-              <w:pStyle w:val="Compact"/>
-              <w:spacing w:line="240" w:lineRule="auto" w:after="0" w:before="0"/>
-              <w:jc w:val="right"/>
-            </w:pPr>
-            <w:r>
-              <w:t xml:space="preserve">91% (0.1)</w:t>
-            </w:r>
-          </w:p>
-        </w:tc>
-        <w:tc>
-          <w:tcPr/>
-          <w:p>
-            <w:pPr>
-              <w:pStyle w:val="Compact"/>
-              <w:spacing w:line="240" w:lineRule="auto" w:after="0" w:before="0"/>
-              <w:jc w:val="right"/>
-            </w:pPr>
-            <w:r>
-              <w:t xml:space="preserve">337.1 (2.1)</w:t>
+              <w:t xml:space="preserve">367.3 [364.5, 370.1]</w:t>
+            </w:r>
+          </w:p>
+        </w:tc>
+        <w:tc>
+          <w:tcPr/>
+          <w:p>
+            <w:pPr>
+              <w:pStyle w:val="Compact"/>
+              <w:spacing w:line="240" w:lineRule="auto" w:after="0" w:before="0"/>
+              <w:jc w:val="right"/>
+            </w:pPr>
+            <w:r>
+              <w:t xml:space="preserve">91% [91%, 92%]</w:t>
+            </w:r>
+          </w:p>
+        </w:tc>
+        <w:tc>
+          <w:tcPr/>
+          <w:p>
+            <w:pPr>
+              <w:pStyle w:val="Compact"/>
+              <w:spacing w:line="240" w:lineRule="auto" w:after="0" w:before="0"/>
+              <w:jc w:val="right"/>
+            </w:pPr>
+            <w:r>
+              <w:t xml:space="preserve">337.1 [333.0, 341.2]</w:t>
             </w:r>
           </w:p>
         </w:tc>
@@ -7118,33 +7802,33 @@
               <w:jc w:val="right"/>
             </w:pPr>
             <w:r>
-              <w:t xml:space="preserve">362.7 (1.2)</w:t>
-            </w:r>
-          </w:p>
-        </w:tc>
-        <w:tc>
-          <w:tcPr/>
-          <w:p>
-            <w:pPr>
-              <w:pStyle w:val="Compact"/>
-              <w:spacing w:line="240" w:lineRule="auto" w:after="0" w:before="0"/>
-              <w:jc w:val="right"/>
-            </w:pPr>
-            <w:r>
-              <w:t xml:space="preserve">91% (0.1)</w:t>
-            </w:r>
-          </w:p>
-        </w:tc>
-        <w:tc>
-          <w:tcPr/>
-          <w:p>
-            <w:pPr>
-              <w:pStyle w:val="Compact"/>
-              <w:spacing w:line="240" w:lineRule="auto" w:after="0" w:before="0"/>
-              <w:jc w:val="right"/>
-            </w:pPr>
-            <w:r>
-              <w:t xml:space="preserve">331.4 (1.7)</w:t>
+              <w:t xml:space="preserve">362.7 [360.3, 365.1]</w:t>
+            </w:r>
+          </w:p>
+        </w:tc>
+        <w:tc>
+          <w:tcPr/>
+          <w:p>
+            <w:pPr>
+              <w:pStyle w:val="Compact"/>
+              <w:spacing w:line="240" w:lineRule="auto" w:after="0" w:before="0"/>
+              <w:jc w:val="right"/>
+            </w:pPr>
+            <w:r>
+              <w:t xml:space="preserve">91% [91%, 91%]</w:t>
+            </w:r>
+          </w:p>
+        </w:tc>
+        <w:tc>
+          <w:tcPr/>
+          <w:p>
+            <w:pPr>
+              <w:pStyle w:val="Compact"/>
+              <w:spacing w:line="240" w:lineRule="auto" w:after="0" w:before="0"/>
+              <w:jc w:val="right"/>
+            </w:pPr>
+            <w:r>
+              <w:t xml:space="preserve">331.4 [328.1, 334.7]</w:t>
             </w:r>
           </w:p>
         </w:tc>
@@ -7185,33 +7869,33 @@
               <w:jc w:val="right"/>
             </w:pPr>
             <w:r>
-              <w:t xml:space="preserve">383.0 (1.8)</w:t>
-            </w:r>
-          </w:p>
-        </w:tc>
-        <w:tc>
-          <w:tcPr/>
-          <w:p>
-            <w:pPr>
-              <w:pStyle w:val="Compact"/>
-              <w:spacing w:line="240" w:lineRule="auto" w:after="0" w:before="0"/>
-              <w:jc w:val="right"/>
-            </w:pPr>
-            <w:r>
-              <w:t xml:space="preserve">91% (0.1)</w:t>
-            </w:r>
-          </w:p>
-        </w:tc>
-        <w:tc>
-          <w:tcPr/>
-          <w:p>
-            <w:pPr>
-              <w:pStyle w:val="Compact"/>
-              <w:spacing w:line="240" w:lineRule="auto" w:after="0" w:before="0"/>
-              <w:jc w:val="right"/>
-            </w:pPr>
-            <w:r>
-              <w:t xml:space="preserve">355.1 (2.9)</w:t>
+              <w:t xml:space="preserve">383.0 [379.4, 386.6]</w:t>
+            </w:r>
+          </w:p>
+        </w:tc>
+        <w:tc>
+          <w:tcPr/>
+          <w:p>
+            <w:pPr>
+              <w:pStyle w:val="Compact"/>
+              <w:spacing w:line="240" w:lineRule="auto" w:after="0" w:before="0"/>
+              <w:jc w:val="right"/>
+            </w:pPr>
+            <w:r>
+              <w:t xml:space="preserve">91% [91%, 91%]</w:t>
+            </w:r>
+          </w:p>
+        </w:tc>
+        <w:tc>
+          <w:tcPr/>
+          <w:p>
+            <w:pPr>
+              <w:pStyle w:val="Compact"/>
+              <w:spacing w:line="240" w:lineRule="auto" w:after="0" w:before="0"/>
+              <w:jc w:val="right"/>
+            </w:pPr>
+            <w:r>
+              <w:t xml:space="preserve">355.1 [349.4, 360.7]</w:t>
             </w:r>
           </w:p>
         </w:tc>
@@ -7303,33 +7987,33 @@
               <w:jc w:val="right"/>
             </w:pPr>
             <w:r>
-              <w:t xml:space="preserve">356.5 (1.1)</w:t>
-            </w:r>
-          </w:p>
-        </w:tc>
-        <w:tc>
-          <w:tcPr/>
-          <w:p>
-            <w:pPr>
-              <w:pStyle w:val="Compact"/>
-              <w:spacing w:line="240" w:lineRule="auto" w:after="0" w:before="0"/>
-              <w:jc w:val="right"/>
-            </w:pPr>
-            <w:r>
-              <w:t xml:space="preserve">91% (0.1)</w:t>
-            </w:r>
-          </w:p>
-        </w:tc>
-        <w:tc>
-          <w:tcPr/>
-          <w:p>
-            <w:pPr>
-              <w:pStyle w:val="Compact"/>
-              <w:spacing w:line="240" w:lineRule="auto" w:after="0" w:before="0"/>
-              <w:jc w:val="right"/>
-            </w:pPr>
-            <w:r>
-              <w:t xml:space="preserve">328.1 (1.6)</w:t>
+              <w:t xml:space="preserve">356.5 [354.2, 358.7]</w:t>
+            </w:r>
+          </w:p>
+        </w:tc>
+        <w:tc>
+          <w:tcPr/>
+          <w:p>
+            <w:pPr>
+              <w:pStyle w:val="Compact"/>
+              <w:spacing w:line="240" w:lineRule="auto" w:after="0" w:before="0"/>
+              <w:jc w:val="right"/>
+            </w:pPr>
+            <w:r>
+              <w:t xml:space="preserve">91% [91%, 91%]</w:t>
+            </w:r>
+          </w:p>
+        </w:tc>
+        <w:tc>
+          <w:tcPr/>
+          <w:p>
+            <w:pPr>
+              <w:pStyle w:val="Compact"/>
+              <w:spacing w:line="240" w:lineRule="auto" w:after="0" w:before="0"/>
+              <w:jc w:val="right"/>
+            </w:pPr>
+            <w:r>
+              <w:t xml:space="preserve">328.1 [324.9, 331.3]</w:t>
             </w:r>
           </w:p>
         </w:tc>
@@ -7370,33 +8054,33 @@
               <w:jc w:val="right"/>
             </w:pPr>
             <w:r>
-              <w:t xml:space="preserve">376.3 (2.3)</w:t>
-            </w:r>
-          </w:p>
-        </w:tc>
-        <w:tc>
-          <w:tcPr/>
-          <w:p>
-            <w:pPr>
-              <w:pStyle w:val="Compact"/>
-              <w:spacing w:line="240" w:lineRule="auto" w:after="0" w:before="0"/>
-              <w:jc w:val="right"/>
-            </w:pPr>
-            <w:r>
-              <w:t xml:space="preserve">92% (0.2)</w:t>
-            </w:r>
-          </w:p>
-        </w:tc>
-        <w:tc>
-          <w:tcPr/>
-          <w:p>
-            <w:pPr>
-              <w:pStyle w:val="Compact"/>
-              <w:spacing w:line="240" w:lineRule="auto" w:after="0" w:before="0"/>
-              <w:jc w:val="right"/>
-            </w:pPr>
-            <w:r>
-              <w:t xml:space="preserve">328.1 (3.3)</w:t>
+              <w:t xml:space="preserve">376.3 [371.8, 380.9]</w:t>
+            </w:r>
+          </w:p>
+        </w:tc>
+        <w:tc>
+          <w:tcPr/>
+          <w:p>
+            <w:pPr>
+              <w:pStyle w:val="Compact"/>
+              <w:spacing w:line="240" w:lineRule="auto" w:after="0" w:before="0"/>
+              <w:jc w:val="right"/>
+            </w:pPr>
+            <w:r>
+              <w:t xml:space="preserve">92% [91%, 92%]</w:t>
+            </w:r>
+          </w:p>
+        </w:tc>
+        <w:tc>
+          <w:tcPr/>
+          <w:p>
+            <w:pPr>
+              <w:pStyle w:val="Compact"/>
+              <w:spacing w:line="240" w:lineRule="auto" w:after="0" w:before="0"/>
+              <w:jc w:val="right"/>
+            </w:pPr>
+            <w:r>
+              <w:t xml:space="preserve">328.1 [321.6, 334.6]</w:t>
             </w:r>
           </w:p>
         </w:tc>
@@ -7437,33 +8121,33 @@
               <w:jc w:val="right"/>
             </w:pPr>
             <w:r>
-              <w:t xml:space="preserve">414.4 (1.9)</w:t>
-            </w:r>
-          </w:p>
-        </w:tc>
-        <w:tc>
-          <w:tcPr/>
-          <w:p>
-            <w:pPr>
-              <w:pStyle w:val="Compact"/>
-              <w:spacing w:line="240" w:lineRule="auto" w:after="0" w:before="0"/>
-              <w:jc w:val="right"/>
-            </w:pPr>
-            <w:r>
-              <w:t xml:space="preserve">92% (0.1)</w:t>
-            </w:r>
-          </w:p>
-        </w:tc>
-        <w:tc>
-          <w:tcPr/>
-          <w:p>
-            <w:pPr>
-              <w:pStyle w:val="Compact"/>
-              <w:spacing w:line="240" w:lineRule="auto" w:after="0" w:before="0"/>
-              <w:jc w:val="right"/>
-            </w:pPr>
-            <w:r>
-              <w:t xml:space="preserve">382.3 (2.4)</w:t>
+              <w:t xml:space="preserve">414.4 [410.8, 418.1]</w:t>
+            </w:r>
+          </w:p>
+        </w:tc>
+        <w:tc>
+          <w:tcPr/>
+          <w:p>
+            <w:pPr>
+              <w:pStyle w:val="Compact"/>
+              <w:spacing w:line="240" w:lineRule="auto" w:after="0" w:before="0"/>
+              <w:jc w:val="right"/>
+            </w:pPr>
+            <w:r>
+              <w:t xml:space="preserve">92% [91%, 92%]</w:t>
+            </w:r>
+          </w:p>
+        </w:tc>
+        <w:tc>
+          <w:tcPr/>
+          <w:p>
+            <w:pPr>
+              <w:pStyle w:val="Compact"/>
+              <w:spacing w:line="240" w:lineRule="auto" w:after="0" w:before="0"/>
+              <w:jc w:val="right"/>
+            </w:pPr>
+            <w:r>
+              <w:t xml:space="preserve">382.3 [377.7, 387.0]</w:t>
             </w:r>
           </w:p>
         </w:tc>
@@ -7555,33 +8239,33 @@
               <w:jc w:val="right"/>
             </w:pPr>
             <w:r>
-              <w:t xml:space="preserve">369.7 (3.9)</w:t>
-            </w:r>
-          </w:p>
-        </w:tc>
-        <w:tc>
-          <w:tcPr/>
-          <w:p>
-            <w:pPr>
-              <w:pStyle w:val="Compact"/>
-              <w:spacing w:line="240" w:lineRule="auto" w:after="0" w:before="0"/>
-              <w:jc w:val="right"/>
-            </w:pPr>
-            <w:r>
-              <w:t xml:space="preserve">91% (0.3)</w:t>
-            </w:r>
-          </w:p>
-        </w:tc>
-        <w:tc>
-          <w:tcPr/>
-          <w:p>
-            <w:pPr>
-              <w:pStyle w:val="Compact"/>
-              <w:spacing w:line="240" w:lineRule="auto" w:after="0" w:before="0"/>
-              <w:jc w:val="right"/>
-            </w:pPr>
-            <w:r>
-              <w:t xml:space="preserve">351.2 (6.4)</w:t>
+              <w:t xml:space="preserve">369.7 [362.0, 377.4]</w:t>
+            </w:r>
+          </w:p>
+        </w:tc>
+        <w:tc>
+          <w:tcPr/>
+          <w:p>
+            <w:pPr>
+              <w:pStyle w:val="Compact"/>
+              <w:spacing w:line="240" w:lineRule="auto" w:after="0" w:before="0"/>
+              <w:jc w:val="right"/>
+            </w:pPr>
+            <w:r>
+              <w:t xml:space="preserve">91% [90%, 91%]</w:t>
+            </w:r>
+          </w:p>
+        </w:tc>
+        <w:tc>
+          <w:tcPr/>
+          <w:p>
+            <w:pPr>
+              <w:pStyle w:val="Compact"/>
+              <w:spacing w:line="240" w:lineRule="auto" w:after="0" w:before="0"/>
+              <w:jc w:val="right"/>
+            </w:pPr>
+            <w:r>
+              <w:t xml:space="preserve">351.2 [338.7, 363.8]</w:t>
             </w:r>
           </w:p>
         </w:tc>
@@ -7622,33 +8306,33 @@
               <w:jc w:val="right"/>
             </w:pPr>
             <w:r>
-              <w:t xml:space="preserve">375.8 (1.5)</w:t>
-            </w:r>
-          </w:p>
-        </w:tc>
-        <w:tc>
-          <w:tcPr/>
-          <w:p>
-            <w:pPr>
-              <w:pStyle w:val="Compact"/>
-              <w:spacing w:line="240" w:lineRule="auto" w:after="0" w:before="0"/>
-              <w:jc w:val="right"/>
-            </w:pPr>
-            <w:r>
-              <w:t xml:space="preserve">91% (0.1)</w:t>
-            </w:r>
-          </w:p>
-        </w:tc>
-        <w:tc>
-          <w:tcPr/>
-          <w:p>
-            <w:pPr>
-              <w:pStyle w:val="Compact"/>
-              <w:spacing w:line="240" w:lineRule="auto" w:after="0" w:before="0"/>
-              <w:jc w:val="right"/>
-            </w:pPr>
-            <w:r>
-              <w:t xml:space="preserve">348.3 (2.0)</w:t>
+              <w:t xml:space="preserve">375.8 [373.0, 378.7]</w:t>
+            </w:r>
+          </w:p>
+        </w:tc>
+        <w:tc>
+          <w:tcPr/>
+          <w:p>
+            <w:pPr>
+              <w:pStyle w:val="Compact"/>
+              <w:spacing w:line="240" w:lineRule="auto" w:after="0" w:before="0"/>
+              <w:jc w:val="right"/>
+            </w:pPr>
+            <w:r>
+              <w:t xml:space="preserve">91% [91%, 91%]</w:t>
+            </w:r>
+          </w:p>
+        </w:tc>
+        <w:tc>
+          <w:tcPr/>
+          <w:p>
+            <w:pPr>
+              <w:pStyle w:val="Compact"/>
+              <w:spacing w:line="240" w:lineRule="auto" w:after="0" w:before="0"/>
+              <w:jc w:val="right"/>
+            </w:pPr>
+            <w:r>
+              <w:t xml:space="preserve">348.3 [344.4, 352.1]</w:t>
             </w:r>
           </w:p>
         </w:tc>
@@ -7689,33 +8373,33 @@
               <w:jc w:val="right"/>
             </w:pPr>
             <w:r>
-              <w:t xml:space="preserve">364.3 (1.4)</w:t>
-            </w:r>
-          </w:p>
-        </w:tc>
-        <w:tc>
-          <w:tcPr/>
-          <w:p>
-            <w:pPr>
-              <w:pStyle w:val="Compact"/>
-              <w:spacing w:line="240" w:lineRule="auto" w:after="0" w:before="0"/>
-              <w:jc w:val="right"/>
-            </w:pPr>
-            <w:r>
-              <w:t xml:space="preserve">91% (0.1)</w:t>
-            </w:r>
-          </w:p>
-        </w:tc>
-        <w:tc>
-          <w:tcPr/>
-          <w:p>
-            <w:pPr>
-              <w:pStyle w:val="Compact"/>
-              <w:spacing w:line="240" w:lineRule="auto" w:after="0" w:before="0"/>
-              <w:jc w:val="right"/>
-            </w:pPr>
-            <w:r>
-              <w:t xml:space="preserve">339.2 (2.0)</w:t>
+              <w:t xml:space="preserve">364.3 [361.7, 367.0]</w:t>
+            </w:r>
+          </w:p>
+        </w:tc>
+        <w:tc>
+          <w:tcPr/>
+          <w:p>
+            <w:pPr>
+              <w:pStyle w:val="Compact"/>
+              <w:spacing w:line="240" w:lineRule="auto" w:after="0" w:before="0"/>
+              <w:jc w:val="right"/>
+            </w:pPr>
+            <w:r>
+              <w:t xml:space="preserve">91% [91%, 91%]</w:t>
+            </w:r>
+          </w:p>
+        </w:tc>
+        <w:tc>
+          <w:tcPr/>
+          <w:p>
+            <w:pPr>
+              <w:pStyle w:val="Compact"/>
+              <w:spacing w:line="240" w:lineRule="auto" w:after="0" w:before="0"/>
+              <w:jc w:val="right"/>
+            </w:pPr>
+            <w:r>
+              <w:t xml:space="preserve">339.2 [335.3, 343.1]</w:t>
             </w:r>
           </w:p>
         </w:tc>
@@ -7756,33 +8440,33 @@
               <w:jc w:val="right"/>
             </w:pPr>
             <w:r>
-              <w:t xml:space="preserve">359.0 (1.9)</w:t>
-            </w:r>
-          </w:p>
-        </w:tc>
-        <w:tc>
-          <w:tcPr/>
-          <w:p>
-            <w:pPr>
-              <w:pStyle w:val="Compact"/>
-              <w:spacing w:line="240" w:lineRule="auto" w:after="0" w:before="0"/>
-              <w:jc w:val="right"/>
-            </w:pPr>
-            <w:r>
-              <w:t xml:space="preserve">91% (0.1)</w:t>
-            </w:r>
-          </w:p>
-        </w:tc>
-        <w:tc>
-          <w:tcPr/>
-          <w:p>
-            <w:pPr>
-              <w:pStyle w:val="Compact"/>
-              <w:spacing w:line="240" w:lineRule="auto" w:after="0" w:before="0"/>
-              <w:jc w:val="right"/>
-            </w:pPr>
-            <w:r>
-              <w:t xml:space="preserve">318.7 (2.8)</w:t>
+              <w:t xml:space="preserve">359.0 [355.4, 362.7]</w:t>
+            </w:r>
+          </w:p>
+        </w:tc>
+        <w:tc>
+          <w:tcPr/>
+          <w:p>
+            <w:pPr>
+              <w:pStyle w:val="Compact"/>
+              <w:spacing w:line="240" w:lineRule="auto" w:after="0" w:before="0"/>
+              <w:jc w:val="right"/>
+            </w:pPr>
+            <w:r>
+              <w:t xml:space="preserve">91% [91%, 91%]</w:t>
+            </w:r>
+          </w:p>
+        </w:tc>
+        <w:tc>
+          <w:tcPr/>
+          <w:p>
+            <w:pPr>
+              <w:pStyle w:val="Compact"/>
+              <w:spacing w:line="240" w:lineRule="auto" w:after="0" w:before="0"/>
+              <w:jc w:val="right"/>
+            </w:pPr>
+            <w:r>
+              <w:t xml:space="preserve">318.7 [313.2, 324.2]</w:t>
             </w:r>
           </w:p>
         </w:tc>
@@ -7823,33 +8507,33 @@
               <w:jc w:val="right"/>
             </w:pPr>
             <w:r>
-              <w:t xml:space="preserve">345.6 (2.2)</w:t>
-            </w:r>
-          </w:p>
-        </w:tc>
-        <w:tc>
-          <w:tcPr/>
-          <w:p>
-            <w:pPr>
-              <w:pStyle w:val="Compact"/>
-              <w:spacing w:line="240" w:lineRule="auto" w:after="0" w:before="0"/>
-              <w:jc w:val="right"/>
-            </w:pPr>
-            <w:r>
-              <w:t xml:space="preserve">90% (0.2)</w:t>
-            </w:r>
-          </w:p>
-        </w:tc>
-        <w:tc>
-          <w:tcPr/>
-          <w:p>
-            <w:pPr>
-              <w:pStyle w:val="Compact"/>
-              <w:spacing w:line="240" w:lineRule="auto" w:after="0" w:before="0"/>
-              <w:jc w:val="right"/>
-            </w:pPr>
-            <w:r>
-              <w:t xml:space="preserve">288.1 (3.6)</w:t>
+              <w:t xml:space="preserve">345.6 [341.2, 350.0]</w:t>
+            </w:r>
+          </w:p>
+        </w:tc>
+        <w:tc>
+          <w:tcPr/>
+          <w:p>
+            <w:pPr>
+              <w:pStyle w:val="Compact"/>
+              <w:spacing w:line="240" w:lineRule="auto" w:after="0" w:before="0"/>
+              <w:jc w:val="right"/>
+            </w:pPr>
+            <w:r>
+              <w:t xml:space="preserve">90% [90%, 91%]</w:t>
+            </w:r>
+          </w:p>
+        </w:tc>
+        <w:tc>
+          <w:tcPr/>
+          <w:p>
+            <w:pPr>
+              <w:pStyle w:val="Compact"/>
+              <w:spacing w:line="240" w:lineRule="auto" w:after="0" w:before="0"/>
+              <w:jc w:val="right"/>
+            </w:pPr>
+            <w:r>
+              <w:t xml:space="preserve">288.1 [281.0, 295.3]</w:t>
             </w:r>
           </w:p>
         </w:tc>
@@ -7884,7 +8568,7 @@
         <w:t xml:space="preserve"> </w:t>
       </w:r>
       <w:r>
-        <w:t xml:space="preserve">Spouses linked through the household roster (head and spouse of head; married child of head and child’s spouse where each is unique). Weighted by the wife’s multiplier. FSU-clustered SEs in parentheses (share SE in percentage points).</w:t>
+        <w:t xml:space="preserve">Spouses linked through the household roster (head and spouse of head; married child of head and child’s spouse where each is unique). Weighted by the wife’s multiplier. 95% confidence intervals in brackets, from FSU-clustered standard errors.</w:t>
       </w:r>
     </w:p>
     <w:p>
@@ -7909,25 +8593,64 @@
         <w:t xml:space="preserve"> </w:t>
       </w:r>
       <w:r>
-        <w:t xml:space="preserve">shows that wives do 366.9 minutes (SE 1.1) more unpaid</w:t>
-      </w:r>
-      <w:r>
-        <w:t xml:space="preserve"> </w:t>
-      </w:r>
-      <w:r>
-        <w:t xml:space="preserve">work than their husbands and account for 91% of the couple’s unpaid</w:t>
-      </w:r>
-      <w:r>
-        <w:t xml:space="preserve"> </w:t>
-      </w:r>
-      <w:r>
-        <w:t xml:space="preserve">minutes; husbands do 336.4 minutes (SE 1.5) more employment, and have</w:t>
-      </w:r>
-      <w:r>
-        <w:t xml:space="preserve"> </w:t>
-      </w:r>
-      <w:r>
-        <w:t xml:space="preserve">12.9 minutes (SE 0.9) more free time than their wives.</w:t>
+        <w:t xml:space="preserve">shows that wives do 366.9 minutes (95% CI</w:t>
+      </w:r>
+      <w:r>
+        <w:t xml:space="preserve"> </w:t>
+      </w:r>
+      <w:r>
+        <w:t xml:space="preserve">[</w:t>
+      </w:r>
+      <w:r>
+        <w:t xml:space="preserve">364.8,</w:t>
+      </w:r>
+      <w:r>
+        <w:t xml:space="preserve"> </w:t>
+      </w:r>
+      <w:r>
+        <w:t xml:space="preserve">368.9</w:t>
+      </w:r>
+      <w:r>
+        <w:t xml:space="preserve">]</w:t>
+      </w:r>
+      <w:r>
+        <w:t xml:space="preserve">) more unpaid work than their husbands and account for 91% of</w:t>
+      </w:r>
+      <w:r>
+        <w:t xml:space="preserve"> </w:t>
+      </w:r>
+      <w:r>
+        <w:t xml:space="preserve">the couple’s unpaid minutes; husbands do 336.4 minutes (95% CI</w:t>
+      </w:r>
+      <w:r>
+        <w:t xml:space="preserve"> </w:t>
+      </w:r>
+      <w:r>
+        <w:t xml:space="preserve">[</w:t>
+      </w:r>
+      <w:r>
+        <w:t xml:space="preserve">333.5, 339.3</w:t>
+      </w:r>
+      <w:r>
+        <w:t xml:space="preserve">]</w:t>
+      </w:r>
+      <w:r>
+        <w:t xml:space="preserve">) more employment, and have 12.9 minutes (95% CI</w:t>
+      </w:r>
+      <w:r>
+        <w:t xml:space="preserve"> </w:t>
+      </w:r>
+      <w:r>
+        <w:t xml:space="preserve">[</w:t>
+      </w:r>
+      <w:r>
+        <w:t xml:space="preserve">11.1, 14.7</w:t>
+      </w:r>
+      <w:r>
+        <w:t xml:space="preserve">]</w:t>
+      </w:r>
+      <w:r>
+        <w:t xml:space="preserve">) more free time than their wives.</w:t>
       </w:r>
     </w:p>
     <w:p>
@@ -7947,49 +8670,85 @@
         <w:t xml:space="preserve"> </w:t>
       </w:r>
       <w:r>
-        <w:t xml:space="preserve">(SE 1.6). The gap in couples where the wife has more education than her</w:t>
-      </w:r>
-      <w:r>
-        <w:t xml:space="preserve"> </w:t>
-      </w:r>
-      <w:r>
-        <w:t xml:space="preserve">husband differs from the gap in couples where the husband has more</w:t>
-      </w:r>
-      <w:r>
-        <w:t xml:space="preserve"> </w:t>
-      </w:r>
-      <w:r>
-        <w:t xml:space="preserve">education by 15.7 minutes (SE 2.1). The gap is smaller when the wife is</w:t>
-      </w:r>
-      <w:r>
-        <w:t xml:space="preserve"> </w:t>
-      </w:r>
-      <w:r>
-        <w:t xml:space="preserve">employed but not when she is more educated, so the evidence for H4 is</w:t>
-      </w:r>
-      <w:r>
-        <w:t xml:space="preserve"> </w:t>
-      </w:r>
-      <w:r>
-        <w:t xml:space="preserve">mixed. Even in couples where the wife is employed, the gap remains more</w:t>
-      </w:r>
-      <w:r>
-        <w:t xml:space="preserve"> </w:t>
-      </w:r>
-      <w:r>
-        <w:t xml:space="preserve">than half its average size. These comparisons are descriptive.</w:t>
-      </w:r>
-      <w:r>
-        <w:t xml:space="preserve"> </w:t>
-      </w:r>
-      <w:r>
-        <w:t xml:space="preserve">Employment is chosen jointly with the division of housework, and</w:t>
-      </w:r>
-      <w:r>
-        <w:t xml:space="preserve"> </w:t>
-      </w:r>
-      <w:r>
-        <w:t xml:space="preserve">employed wives also differ in age, education and household type.</w:t>
+        <w:t xml:space="preserve">(95% CI</w:t>
+      </w:r>
+      <w:r>
+        <w:t xml:space="preserve"> </w:t>
+      </w:r>
+      <w:r>
+        <w:t xml:space="preserve">[</w:t>
+      </w:r>
+      <w:r>
+        <w:t xml:space="preserve">-153.3, -147.1</w:t>
+      </w:r>
+      <w:r>
+        <w:t xml:space="preserve">]</w:t>
+      </w:r>
+      <w:r>
+        <w:t xml:space="preserve">). The gap in couples where the wife has</w:t>
+      </w:r>
+      <w:r>
+        <w:t xml:space="preserve"> </w:t>
+      </w:r>
+      <w:r>
+        <w:t xml:space="preserve">more education than her husband differs from the gap in couples where</w:t>
+      </w:r>
+      <w:r>
+        <w:t xml:space="preserve"> </w:t>
+      </w:r>
+      <w:r>
+        <w:t xml:space="preserve">the husband has more education by 15.7 minutes (95% CI</w:t>
+      </w:r>
+      <w:r>
+        <w:t xml:space="preserve"> </w:t>
+      </w:r>
+      <w:r>
+        <w:t xml:space="preserve">[</w:t>
+      </w:r>
+      <w:r>
+        <w:t xml:space="preserve">11.6,</w:t>
+      </w:r>
+      <w:r>
+        <w:t xml:space="preserve"> </w:t>
+      </w:r>
+      <w:r>
+        <w:t xml:space="preserve">19.7</w:t>
+      </w:r>
+      <w:r>
+        <w:t xml:space="preserve">]</w:t>
+      </w:r>
+      <w:r>
+        <w:t xml:space="preserve">). The gap is smaller when the wife is employed but not when she</w:t>
+      </w:r>
+      <w:r>
+        <w:t xml:space="preserve"> </w:t>
+      </w:r>
+      <w:r>
+        <w:t xml:space="preserve">is more educated, so the evidence for H4 is mixed. Even in couples where</w:t>
+      </w:r>
+      <w:r>
+        <w:t xml:space="preserve"> </w:t>
+      </w:r>
+      <w:r>
+        <w:t xml:space="preserve">the wife is employed, the gap remains more than half its average size.</w:t>
+      </w:r>
+      <w:r>
+        <w:t xml:space="preserve"> </w:t>
+      </w:r>
+      <w:r>
+        <w:t xml:space="preserve">These comparisons are descriptive. Employment is chosen jointly with the</w:t>
+      </w:r>
+      <w:r>
+        <w:t xml:space="preserve"> </w:t>
+      </w:r>
+      <w:r>
+        <w:t xml:space="preserve">division of housework, and employed wives also differ in age, education</w:t>
+      </w:r>
+      <w:r>
+        <w:t xml:space="preserve"> </w:t>
+      </w:r>
+      <w:r>
+        <w:t xml:space="preserve">and household type.</w:t>
       </w:r>
     </w:p>
     <w:p>
@@ -8009,55 +8768,127 @@
         <w:t xml:space="preserve"> </w:t>
       </w:r>
       <w:r>
-        <w:t xml:space="preserve">generation by 58.0 minutes (SE 1.9) unadjusted and 11.8 minutes (SE 1.9)</w:t>
-      </w:r>
-      <w:r>
-        <w:t xml:space="preserve"> </w:t>
-      </w:r>
-      <w:r>
-        <w:t xml:space="preserve">after adjustment. The median husband in linked couples is 4 years older</w:t>
-      </w:r>
-      <w:r>
-        <w:t xml:space="preserve"> </w:t>
-      </w:r>
-      <w:r>
-        <w:t xml:space="preserve">than his wife. Figure S4 plots the unpaid-work gap by</w:t>
-      </w:r>
-      <w:r>
-        <w:t xml:space="preserve"> </w:t>
-      </w:r>
-      <w:r>
-        <w:t xml:space="preserve">the spousal age gap. Net of the wife’s age, both spouses’ education and</w:t>
-      </w:r>
-      <w:r>
-        <w:t xml:space="preserve"> </w:t>
-      </w:r>
-      <w:r>
-        <w:t xml:space="preserve">location, each additional year by which the husband is older is</w:t>
-      </w:r>
-      <w:r>
-        <w:t xml:space="preserve"> </w:t>
-      </w:r>
-      <w:r>
-        <w:t xml:space="preserve">associated with a gap that is 0.92 minutes (SE 0.22) larger, and with a</w:t>
-      </w:r>
-      <w:r>
-        <w:t xml:space="preserve"> </w:t>
-      </w:r>
-      <w:r>
-        <w:t xml:space="preserve">wife’s share that is 0.04 percentage points (SE 0.02) lower per year.</w:t>
-      </w:r>
-      <w:r>
-        <w:t xml:space="preserve"> </w:t>
-      </w:r>
-      <w:r>
-        <w:t xml:space="preserve">Unadjusted, the gap is 370 minutes where the husband is the same age or</w:t>
-      </w:r>
-      <w:r>
-        <w:t xml:space="preserve"> </w:t>
-      </w:r>
-      <w:r>
-        <w:t xml:space="preserve">younger and 346 where he is ten or more years older (Table</w:t>
+        <w:t xml:space="preserve">generation by 58.0 minutes (95% CI</w:t>
+      </w:r>
+      <w:r>
+        <w:t xml:space="preserve"> </w:t>
+      </w:r>
+      <w:r>
+        <w:t xml:space="preserve">[</w:t>
+      </w:r>
+      <w:r>
+        <w:t xml:space="preserve">54.3, 61.7</w:t>
+      </w:r>
+      <w:r>
+        <w:t xml:space="preserve">]</w:t>
+      </w:r>
+      <w:r>
+        <w:t xml:space="preserve">) unadjusted and</w:t>
+      </w:r>
+      <w:r>
+        <w:t xml:space="preserve"> </w:t>
+      </w:r>
+      <w:r>
+        <w:t xml:space="preserve">11.8 minutes (95% CI</w:t>
+      </w:r>
+      <w:r>
+        <w:t xml:space="preserve"> </w:t>
+      </w:r>
+      <w:r>
+        <w:t xml:space="preserve">[</w:t>
+      </w:r>
+      <w:r>
+        <w:t xml:space="preserve">8.1, 15.5</w:t>
+      </w:r>
+      <w:r>
+        <w:t xml:space="preserve">]</w:t>
+      </w:r>
+      <w:r>
+        <w:t xml:space="preserve">) after adjustment. The median</w:t>
+      </w:r>
+      <w:r>
+        <w:t xml:space="preserve"> </w:t>
+      </w:r>
+      <w:r>
+        <w:t xml:space="preserve">husband in linked couples is 4 years older than his wife. Figure</w:t>
+      </w:r>
+      <w:r>
+        <w:t xml:space="preserve"> </w:t>
+      </w:r>
+      <w:r>
+        <w:t xml:space="preserve">S4 plots the unpaid-work gap by the spousal age gap.</w:t>
+      </w:r>
+      <w:r>
+        <w:t xml:space="preserve"> </w:t>
+      </w:r>
+      <w:r>
+        <w:t xml:space="preserve">Net of the wife’s age, both spouses’ education and location, each</w:t>
+      </w:r>
+      <w:r>
+        <w:t xml:space="preserve"> </w:t>
+      </w:r>
+      <w:r>
+        <w:t xml:space="preserve">additional year by which the husband is older is associated with a gap</w:t>
+      </w:r>
+      <w:r>
+        <w:t xml:space="preserve"> </w:t>
+      </w:r>
+      <w:r>
+        <w:t xml:space="preserve">that is 0.92 minutes (95% CI</w:t>
+      </w:r>
+      <w:r>
+        <w:t xml:space="preserve"> </w:t>
+      </w:r>
+      <w:r>
+        <w:t xml:space="preserve">[</w:t>
+      </w:r>
+      <w:r>
+        <w:t xml:space="preserve">0.50, 1.35</w:t>
+      </w:r>
+      <w:r>
+        <w:t xml:space="preserve">]</w:t>
+      </w:r>
+      <w:r>
+        <w:t xml:space="preserve">) larger, and with a</w:t>
+      </w:r>
+      <w:r>
+        <w:t xml:space="preserve"> </w:t>
+      </w:r>
+      <w:r>
+        <w:t xml:space="preserve">wife’s share that is 0.04 percentage points (95% CI</w:t>
+      </w:r>
+      <w:r>
+        <w:t xml:space="preserve"> </w:t>
+      </w:r>
+      <w:r>
+        <w:t xml:space="preserve">[</w:t>
+      </w:r>
+      <w:r>
+        <w:t xml:space="preserve">0.01, 0.08</w:t>
+      </w:r>
+      <w:r>
+        <w:t xml:space="preserve">]</w:t>
+      </w:r>
+      <w:r>
+        <w:t xml:space="preserve">)</w:t>
+      </w:r>
+      <w:r>
+        <w:t xml:space="preserve"> </w:t>
+      </w:r>
+      <w:r>
+        <w:t xml:space="preserve">lower per year. Unadjusted, the gap is 370 minutes where the husband is</w:t>
+      </w:r>
+      <w:r>
+        <w:t xml:space="preserve"> </w:t>
+      </w:r>
+      <w:r>
+        <w:t xml:space="preserve">the same age or younger and 346 where he is ten or more years older</w:t>
+      </w:r>
+      <w:r>
+        <w:t xml:space="preserve"> </w:t>
+      </w:r>
+      <w:r>
+        <w:t xml:space="preserve">(Table</w:t>
       </w:r>
       <w:r>
         <w:t xml:space="preserve"> </w:t>
@@ -8071,31 +8902,31 @@
         </w:r>
       </w:hyperlink>
       <w:r>
-        <w:t xml:space="preserve">), so in raw terms the division is less unequal when the</w:t>
-      </w:r>
-      <w:r>
-        <w:t xml:space="preserve"> </w:t>
-      </w:r>
-      <w:r>
-        <w:t xml:space="preserve">husband is much older; large age gaps are concentrated among older</w:t>
-      </w:r>
-      <w:r>
-        <w:t xml:space="preserve"> </w:t>
-      </w:r>
-      <w:r>
-        <w:t xml:space="preserve">wives, whose unpaid work is lower. Net of the wife’s age, the minute gap</w:t>
-      </w:r>
-      <w:r>
-        <w:t xml:space="preserve"> </w:t>
-      </w:r>
-      <w:r>
-        <w:t xml:space="preserve">is larger but the wife’s share is smaller, so the evidence on the</w:t>
-      </w:r>
-      <w:r>
-        <w:t xml:space="preserve"> </w:t>
-      </w:r>
-      <w:r>
-        <w:t xml:space="preserve">seniority interpretation of H4 is mixed. Because larger age gaps are</w:t>
+        <w:t xml:space="preserve">), so in raw terms the division is less unequal</w:t>
+      </w:r>
+      <w:r>
+        <w:t xml:space="preserve"> </w:t>
+      </w:r>
+      <w:r>
+        <w:t xml:space="preserve">when the husband is much older; large age gaps are concentrated among</w:t>
+      </w:r>
+      <w:r>
+        <w:t xml:space="preserve"> </w:t>
+      </w:r>
+      <w:r>
+        <w:t xml:space="preserve">older wives, whose unpaid work is lower. Net of the wife’s age, the</w:t>
+      </w:r>
+      <w:r>
+        <w:t xml:space="preserve"> </w:t>
+      </w:r>
+      <w:r>
+        <w:t xml:space="preserve">minute gap is larger but the wife’s share is smaller, so the evidence on</w:t>
+      </w:r>
+      <w:r>
+        <w:t xml:space="preserve"> </w:t>
+      </w:r>
+      <w:r>
+        <w:t xml:space="preserve">the seniority interpretation of H4 is mixed. Because larger age gaps are</w:t>
       </w:r>
       <w:r>
         <w:t xml:space="preserve"> </w:t>
@@ -8143,43 +8974,73 @@
         <w:t xml:space="preserve"> </w:t>
       </w:r>
       <w:r>
-        <w:t xml:space="preserve">marriage. Widowed women do 73.0 minutes (SE 1.7) less unpaid work than</w:t>
-      </w:r>
-      <w:r>
-        <w:t xml:space="preserve"> </w:t>
-      </w:r>
-      <w:r>
-        <w:t xml:space="preserve">married women of the same age, and widowed men 43.9 minutes (SE 1.7)</w:t>
-      </w:r>
-      <w:r>
-        <w:t xml:space="preserve"> </w:t>
-      </w:r>
-      <w:r>
-        <w:t xml:space="preserve">more than married men. This comparison is also selective, because</w:t>
-      </w:r>
-      <w:r>
-        <w:t xml:space="preserve"> </w:t>
-      </w:r>
-      <w:r>
-        <w:t xml:space="preserve">widowhood is related to the spouse’s health, to poverty and to the age</w:t>
-      </w:r>
-      <w:r>
-        <w:t xml:space="preserve"> </w:t>
-      </w:r>
-      <w:r>
-        <w:t xml:space="preserve">gap between spouses, and many widowed Indians live with adult children.</w:t>
-      </w:r>
-      <w:r>
-        <w:t xml:space="preserve"> </w:t>
-      </w:r>
-      <w:r>
-        <w:t xml:space="preserve">It shows which activities differ when a spouse is no longer present, not</w:t>
-      </w:r>
-      <w:r>
-        <w:t xml:space="preserve"> </w:t>
-      </w:r>
-      <w:r>
-        <w:t xml:space="preserve">what widowhood causes.</w:t>
+        <w:t xml:space="preserve">marriage. Widowed women do 73.0 minutes (95% CI</w:t>
+      </w:r>
+      <w:r>
+        <w:t xml:space="preserve"> </w:t>
+      </w:r>
+      <w:r>
+        <w:t xml:space="preserve">[</w:t>
+      </w:r>
+      <w:r>
+        <w:t xml:space="preserve">69.6, 76.4</w:t>
+      </w:r>
+      <w:r>
+        <w:t xml:space="preserve">]</w:t>
+      </w:r>
+      <w:r>
+        <w:t xml:space="preserve">) less</w:t>
+      </w:r>
+      <w:r>
+        <w:t xml:space="preserve"> </w:t>
+      </w:r>
+      <w:r>
+        <w:t xml:space="preserve">unpaid work than married women of the same age, and widowed men 43.9</w:t>
+      </w:r>
+      <w:r>
+        <w:t xml:space="preserve"> </w:t>
+      </w:r>
+      <w:r>
+        <w:t xml:space="preserve">minutes (95% CI</w:t>
+      </w:r>
+      <w:r>
+        <w:t xml:space="preserve"> </w:t>
+      </w:r>
+      <w:r>
+        <w:t xml:space="preserve">[</w:t>
+      </w:r>
+      <w:r>
+        <w:t xml:space="preserve">40.5, 47.4</w:t>
+      </w:r>
+      <w:r>
+        <w:t xml:space="preserve">]</w:t>
+      </w:r>
+      <w:r>
+        <w:t xml:space="preserve">) more than married men. This</w:t>
+      </w:r>
+      <w:r>
+        <w:t xml:space="preserve"> </w:t>
+      </w:r>
+      <w:r>
+        <w:t xml:space="preserve">comparison is also selective, because widowhood is related to the</w:t>
+      </w:r>
+      <w:r>
+        <w:t xml:space="preserve"> </w:t>
+      </w:r>
+      <w:r>
+        <w:t xml:space="preserve">spouse’s health, to poverty and to the age gap between spouses, and many</w:t>
+      </w:r>
+      <w:r>
+        <w:t xml:space="preserve"> </w:t>
+      </w:r>
+      <w:r>
+        <w:t xml:space="preserve">widowed Indians live with adult children. It shows which activities</w:t>
+      </w:r>
+      <w:r>
+        <w:t xml:space="preserve"> </w:t>
+      </w:r>
+      <w:r>
+        <w:t xml:space="preserve">differ when a spouse is no longer present, not what widowhood causes.</w:t>
       </w:r>
     </w:p>
     <w:bookmarkEnd w:id="30"/>
@@ -8215,61 +9076,97 @@
         <w:t xml:space="preserve"> </w:t>
       </w:r>
       <w:r>
-        <w:t xml:space="preserve">minutes. The lowest, for ages 30 to 39 (256.14, SE 6.24), coincides at</w:t>
-      </w:r>
-      <w:r>
-        <w:t xml:space="preserve"> </w:t>
-      </w:r>
-      <w:r>
-        <w:t xml:space="preserve">one decimal with the age 20 to 22 band coefficient (256.10, SE 3.97);</w:t>
-      </w:r>
-      <w:r>
-        <w:t xml:space="preserve"> </w:t>
-      </w:r>
-      <w:r>
-        <w:t xml:space="preserve">the two are separate estimates on different samples. It is positive and</w:t>
-      </w:r>
-      <w:r>
-        <w:t xml:space="preserve"> </w:t>
-      </w:r>
-      <w:r>
-        <w:t xml:space="preserve">statistically significant in every specification. Excluding current</w:t>
-      </w:r>
-      <w:r>
-        <w:t xml:space="preserve"> </w:t>
-      </w:r>
-      <w:r>
-        <w:t xml:space="preserve">students removes the group whose time is most mechanically devoted to</w:t>
-      </w:r>
-      <w:r>
-        <w:t xml:space="preserve"> </w:t>
-      </w:r>
-      <w:r>
-        <w:t xml:space="preserve">learning, but student status is itself affected by marriage, so this row</w:t>
-      </w:r>
-      <w:r>
-        <w:t xml:space="preserve"> </w:t>
-      </w:r>
-      <w:r>
-        <w:t xml:space="preserve">is a bound rather than a preferred estimate. Adding household size,</w:t>
-      </w:r>
-      <w:r>
-        <w:t xml:space="preserve"> </w:t>
-      </w:r>
-      <w:r>
-        <w:t xml:space="preserve">older members and consumption changes the coefficient for women from</w:t>
-      </w:r>
-      <w:r>
-        <w:t xml:space="preserve"> </w:t>
-      </w:r>
-      <w:r>
-        <w:t xml:space="preserve">279.7 to 277.0 minutes, consistent with part of the association running</w:t>
-      </w:r>
-      <w:r>
-        <w:t xml:space="preserve"> </w:t>
-      </w:r>
-      <w:r>
-        <w:t xml:space="preserve">through the household a woman joins at marriage.</w:t>
+        <w:t xml:space="preserve">minutes. The lowest, for ages 30 to 39 (256.14 (95% CI</w:t>
+      </w:r>
+      <w:r>
+        <w:t xml:space="preserve"> </w:t>
+      </w:r>
+      <w:r>
+        <w:t xml:space="preserve">[</w:t>
+      </w:r>
+      <w:r>
+        <w:t xml:space="preserve">243.90,</w:t>
+      </w:r>
+      <w:r>
+        <w:t xml:space="preserve"> </w:t>
+      </w:r>
+      <w:r>
+        <w:t xml:space="preserve">268.38</w:t>
+      </w:r>
+      <w:r>
+        <w:t xml:space="preserve">]</w:t>
+      </w:r>
+      <w:r>
+        <w:t xml:space="preserve">)), coincides at one decimal with the age 20 to 22 band</w:t>
+      </w:r>
+      <w:r>
+        <w:t xml:space="preserve"> </w:t>
+      </w:r>
+      <w:r>
+        <w:t xml:space="preserve">coefficient (256.10 (95% CI</w:t>
+      </w:r>
+      <w:r>
+        <w:t xml:space="preserve"> </w:t>
+      </w:r>
+      <w:r>
+        <w:t xml:space="preserve">[</w:t>
+      </w:r>
+      <w:r>
+        <w:t xml:space="preserve">248.32, 263.88</w:t>
+      </w:r>
+      <w:r>
+        <w:t xml:space="preserve">]</w:t>
+      </w:r>
+      <w:r>
+        <w:t xml:space="preserve">)); the two are</w:t>
+      </w:r>
+      <w:r>
+        <w:t xml:space="preserve"> </w:t>
+      </w:r>
+      <w:r>
+        <w:t xml:space="preserve">separate estimates on different samples. Its 95% confidence interval</w:t>
+      </w:r>
+      <w:r>
+        <w:t xml:space="preserve"> </w:t>
+      </w:r>
+      <w:r>
+        <w:t xml:space="preserve">excludes zero in every specification. Excluding current students removes</w:t>
+      </w:r>
+      <w:r>
+        <w:t xml:space="preserve"> </w:t>
+      </w:r>
+      <w:r>
+        <w:t xml:space="preserve">the group whose time is most mechanically devoted to learning, but</w:t>
+      </w:r>
+      <w:r>
+        <w:t xml:space="preserve"> </w:t>
+      </w:r>
+      <w:r>
+        <w:t xml:space="preserve">student status is itself affected by marriage, so this row is a bound</w:t>
+      </w:r>
+      <w:r>
+        <w:t xml:space="preserve"> </w:t>
+      </w:r>
+      <w:r>
+        <w:t xml:space="preserve">rather than a preferred estimate. Adding household size, older members</w:t>
+      </w:r>
+      <w:r>
+        <w:t xml:space="preserve"> </w:t>
+      </w:r>
+      <w:r>
+        <w:t xml:space="preserve">and consumption changes the coefficient for women from 279.7 to 277.0</w:t>
+      </w:r>
+      <w:r>
+        <w:t xml:space="preserve"> </w:t>
+      </w:r>
+      <w:r>
+        <w:t xml:space="preserve">minutes, consistent with part of the association running through the</w:t>
+      </w:r>
+      <w:r>
+        <w:t xml:space="preserve"> </w:t>
+      </w:r>
+      <w:r>
+        <w:t xml:space="preserve">household a woman joins at marriage.</w:t>
       </w:r>
     </w:p>
     <w:bookmarkEnd w:id="31"/>
@@ -8585,7 +9482,7 @@
         <w:t xml:space="preserve"> </w:t>
       </w:r>
       <w:r>
-        <w:t xml:space="preserve">(Baxter et al., 2008;</w:t>
+        <w:t xml:space="preserve">(Baxter, Hewitt, &amp; Haynes, 2008;</w:t>
       </w:r>
       <w:r>
         <w:t xml:space="preserve"> </w:t>
@@ -8609,7 +9506,7 @@
         <w:t xml:space="preserve"> </w:t>
       </w:r>
       <w:r>
-        <w:t xml:space="preserve">allow an event-study design in the style of Kleven et al.</w:t>
+        <w:t xml:space="preserve">allow an event-study design in the style of Kleven, Landais, &amp; Søgaard</w:t>
       </w:r>
       <w:r>
         <w:t xml:space="preserve"> </w:t>
@@ -8782,7 +9679,7 @@
       </w:r>
     </w:p>
     <w:bookmarkEnd w:id="37"/>
-    <w:bookmarkStart w:id="97" w:name="references"/>
+    <w:bookmarkStart w:id="100" w:name="references"/>
     <w:p>
       <w:pPr>
         <w:pStyle w:val="Heading1"/>
@@ -9043,6 +9940,72 @@
         <w:pStyle w:val="BodyText"/>
       </w:pPr>
       <w:r>
+        <w:t xml:space="preserve">Ali, B., Prasad, A. B., Dhillon, P., &amp; Shaban, A. (2024). Sustaining</w:t>
+      </w:r>
+      <w:r>
+        <w:t xml:space="preserve"> </w:t>
+      </w:r>
+      <w:r>
+        <w:t xml:space="preserve">the tradition in multigeneration families: Women’s time use and unpaid</w:t>
+      </w:r>
+      <w:r>
+        <w:t xml:space="preserve"> </w:t>
+      </w:r>
+      <w:r>
+        <w:t xml:space="preserve">domestic work in</w:t>
+      </w:r>
+      <w:r>
+        <w:t xml:space="preserve"> </w:t>
+      </w:r>
+      <w:r>
+        <w:t xml:space="preserve">India</w:t>
+      </w:r>
+      <w:r>
+        <w:t xml:space="preserve">.</w:t>
+      </w:r>
+      <w:r>
+        <w:t xml:space="preserve"> </w:t>
+      </w:r>
+      <w:r>
+        <w:rPr>
+          <w:i/>
+          <w:iCs/>
+        </w:rPr>
+        <w:t xml:space="preserve">Journal of Family and Economic Issues</w:t>
+      </w:r>
+      <w:r>
+        <w:t xml:space="preserve">,</w:t>
+      </w:r>
+      <w:r>
+        <w:t xml:space="preserve"> </w:t>
+      </w:r>
+      <w:r>
+        <w:rPr>
+          <w:i/>
+          <w:iCs/>
+        </w:rPr>
+        <w:t xml:space="preserve">45</w:t>
+      </w:r>
+      <w:r>
+        <w:t xml:space="preserve">(4), 1012–1033.</w:t>
+      </w:r>
+      <w:r>
+        <w:t xml:space="preserve"> </w:t>
+      </w:r>
+      <w:hyperlink r:id="rId42">
+        <w:r>
+          <w:rPr>
+            <w:rStyle w:val="Hyperlink"/>
+          </w:rPr>
+          <w:t xml:space="preserve">https://doi.org/10.1007/s10834-024-09948-w</w:t>
+        </w:r>
+      </w:hyperlink>
+    </w:p>
+    <w:p>
+      <w:pPr>
+        <w:pStyle w:val="BodyText"/>
+      </w:pPr>
+      <w:r>
         <w:t xml:space="preserve">Allendorf, K., &amp; Pandian, R. K. (2016). The decline of arranged</w:t>
       </w:r>
       <w:r>
@@ -9103,7 +10066,7 @@
       <w:r>
         <w:t xml:space="preserve"> </w:t>
       </w:r>
-      <w:hyperlink r:id="rId42">
+      <w:hyperlink r:id="rId43">
         <w:r>
           <w:rPr>
             <w:rStyle w:val="Hyperlink"/>
@@ -9172,7 +10135,7 @@
       <w:r>
         <w:t xml:space="preserve"> </w:t>
       </w:r>
-      <w:hyperlink r:id="rId43">
+      <w:hyperlink r:id="rId44">
         <w:r>
           <w:rPr>
             <w:rStyle w:val="Hyperlink"/>
@@ -9287,7 +10250,7 @@
       <w:r>
         <w:t xml:space="preserve"> </w:t>
       </w:r>
-      <w:hyperlink r:id="rId44">
+      <w:hyperlink r:id="rId45">
         <w:r>
           <w:rPr>
             <w:rStyle w:val="Hyperlink"/>
@@ -9338,7 +10301,7 @@
       <w:r>
         <w:t xml:space="preserve"> </w:t>
       </w:r>
-      <w:hyperlink r:id="rId45">
+      <w:hyperlink r:id="rId46">
         <w:r>
           <w:rPr>
             <w:rStyle w:val="Hyperlink"/>
@@ -9397,7 +10360,7 @@
       <w:r>
         <w:t xml:space="preserve"> </w:t>
       </w:r>
-      <w:hyperlink r:id="rId46">
+      <w:hyperlink r:id="rId47">
         <w:r>
           <w:rPr>
             <w:rStyle w:val="Hyperlink"/>
@@ -9448,7 +10411,7 @@
       <w:r>
         <w:t xml:space="preserve"> </w:t>
       </w:r>
-      <w:hyperlink r:id="rId47">
+      <w:hyperlink r:id="rId48">
         <w:r>
           <w:rPr>
             <w:rStyle w:val="Hyperlink"/>
@@ -9489,7 +10452,7 @@
       <w:r>
         <w:t xml:space="preserve"> </w:t>
       </w:r>
-      <w:hyperlink r:id="rId48">
+      <w:hyperlink r:id="rId49">
         <w:r>
           <w:rPr>
             <w:rStyle w:val="Hyperlink"/>
@@ -9554,7 +10517,7 @@
       <w:r>
         <w:t xml:space="preserve"> </w:t>
       </w:r>
-      <w:hyperlink r:id="rId49">
+      <w:hyperlink r:id="rId50">
         <w:r>
           <w:rPr>
             <w:rStyle w:val="Hyperlink"/>
@@ -9568,6 +10531,61 @@
         <w:pStyle w:val="BodyText"/>
       </w:pPr>
       <w:r>
+        <w:t xml:space="preserve">Bhattacharya, L., &amp; Van Soest, A. (2025).</w:t>
+      </w:r>
+      <w:r>
+        <w:t xml:space="preserve"> </w:t>
+      </w:r>
+      <w:r>
+        <w:rPr>
+          <w:i/>
+          <w:iCs/>
+        </w:rPr>
+        <w:t xml:space="preserve">Education, patriarchy,</w:t>
+      </w:r>
+      <w:r>
+        <w:rPr>
+          <w:i/>
+          <w:iCs/>
+        </w:rPr>
+        <w:t xml:space="preserve"> </w:t>
+      </w:r>
+      <w:r>
+        <w:rPr>
+          <w:i/>
+          <w:iCs/>
+        </w:rPr>
+        <w:t xml:space="preserve">and time allocations of married couples</w:t>
+      </w:r>
+      <w:r>
+        <w:t xml:space="preserve"> </w:t>
+      </w:r>
+      <w:r>
+        <w:t xml:space="preserve">(GLO Discussion Paper No.</w:t>
+      </w:r>
+      <w:r>
+        <w:t xml:space="preserve"> </w:t>
+      </w:r>
+      <w:r>
+        <w:t xml:space="preserve">1680). Global Labor Organization (GLO).</w:t>
+      </w:r>
+      <w:r>
+        <w:t xml:space="preserve"> </w:t>
+      </w:r>
+      <w:hyperlink r:id="rId51">
+        <w:r>
+          <w:rPr>
+            <w:rStyle w:val="Hyperlink"/>
+          </w:rPr>
+          <w:t xml:space="preserve">https://hdl.handle.net/10419/329763</w:t>
+        </w:r>
+      </w:hyperlink>
+    </w:p>
+    <w:p>
+      <w:pPr>
+        <w:pStyle w:val="BodyText"/>
+      </w:pPr>
+      <w:r>
         <w:t xml:space="preserve">Biddle, J. E., &amp; Hamermesh, D. S. (1990). Sleep and the allocation of</w:t>
       </w:r>
       <w:r>
@@ -9605,7 +10623,7 @@
       <w:r>
         <w:t xml:space="preserve"> </w:t>
       </w:r>
-      <w:hyperlink r:id="rId50">
+      <w:hyperlink r:id="rId52">
         <w:r>
           <w:rPr>
             <w:rStyle w:val="Hyperlink"/>
@@ -9656,7 +10674,7 @@
       <w:r>
         <w:t xml:space="preserve"> </w:t>
       </w:r>
-      <w:hyperlink r:id="rId51">
+      <w:hyperlink r:id="rId53">
         <w:r>
           <w:rPr>
             <w:rStyle w:val="Hyperlink"/>
@@ -9748,7 +10766,7 @@
       <w:r>
         <w:t xml:space="preserve"> </w:t>
       </w:r>
-      <w:hyperlink r:id="rId52">
+      <w:hyperlink r:id="rId54">
         <w:r>
           <w:rPr>
             <w:rStyle w:val="Hyperlink"/>
@@ -9799,7 +10817,7 @@
       <w:r>
         <w:t xml:space="preserve"> </w:t>
       </w:r>
-      <w:hyperlink r:id="rId53">
+      <w:hyperlink r:id="rId55">
         <w:r>
           <w:rPr>
             <w:rStyle w:val="Hyperlink"/>
@@ -9868,7 +10886,7 @@
       <w:r>
         <w:t xml:space="preserve"> </w:t>
       </w:r>
-      <w:hyperlink r:id="rId54">
+      <w:hyperlink r:id="rId56">
         <w:r>
           <w:rPr>
             <w:rStyle w:val="Hyperlink"/>
@@ -9933,7 +10951,7 @@
       <w:r>
         <w:t xml:space="preserve"> </w:t>
       </w:r>
-      <w:hyperlink r:id="rId55">
+      <w:hyperlink r:id="rId57">
         <w:r>
           <w:rPr>
             <w:rStyle w:val="Hyperlink"/>
@@ -9978,7 +10996,7 @@
       <w:r>
         <w:t xml:space="preserve"> </w:t>
       </w:r>
-      <w:hyperlink r:id="rId56">
+      <w:hyperlink r:id="rId58">
         <w:r>
           <w:rPr>
             <w:rStyle w:val="Hyperlink"/>
@@ -10043,7 +11061,7 @@
       <w:r>
         <w:t xml:space="preserve"> </w:t>
       </w:r>
-      <w:hyperlink r:id="rId57">
+      <w:hyperlink r:id="rId59">
         <w:r>
           <w:rPr>
             <w:rStyle w:val="Hyperlink"/>
@@ -10129,7 +11147,7 @@
       <w:r>
         <w:t xml:space="preserve"> </w:t>
       </w:r>
-      <w:hyperlink r:id="rId58">
+      <w:hyperlink r:id="rId60">
         <w:r>
           <w:rPr>
             <w:rStyle w:val="Hyperlink"/>
@@ -10180,7 +11198,7 @@
       <w:r>
         <w:t xml:space="preserve"> </w:t>
       </w:r>
-      <w:hyperlink r:id="rId59">
+      <w:hyperlink r:id="rId61">
         <w:r>
           <w:rPr>
             <w:rStyle w:val="Hyperlink"/>
@@ -10234,7 +11252,7 @@
       <w:r>
         <w:t xml:space="preserve"> </w:t>
       </w:r>
-      <w:hyperlink r:id="rId60">
+      <w:hyperlink r:id="rId62">
         <w:r>
           <w:rPr>
             <w:rStyle w:val="Hyperlink"/>
@@ -10294,7 +11312,7 @@
       <w:r>
         <w:t xml:space="preserve"> </w:t>
       </w:r>
-      <w:hyperlink r:id="rId61">
+      <w:hyperlink r:id="rId63">
         <w:r>
           <w:rPr>
             <w:rStyle w:val="Hyperlink"/>
@@ -10351,7 +11369,7 @@
       <w:r>
         <w:t xml:space="preserve"> </w:t>
       </w:r>
-      <w:hyperlink r:id="rId62">
+      <w:hyperlink r:id="rId64">
         <w:r>
           <w:rPr>
             <w:rStyle w:val="Hyperlink"/>
@@ -10425,7 +11443,7 @@
       <w:r>
         <w:t xml:space="preserve"> </w:t>
       </w:r>
-      <w:hyperlink r:id="rId63">
+      <w:hyperlink r:id="rId65">
         <w:r>
           <w:rPr>
             <w:rStyle w:val="Hyperlink"/>
@@ -10499,7 +11517,7 @@
       <w:r>
         <w:t xml:space="preserve"> </w:t>
       </w:r>
-      <w:hyperlink r:id="rId64">
+      <w:hyperlink r:id="rId66">
         <w:r>
           <w:rPr>
             <w:rStyle w:val="Hyperlink"/>
@@ -10573,7 +11591,7 @@
       <w:r>
         <w:t xml:space="preserve"> </w:t>
       </w:r>
-      <w:hyperlink r:id="rId65">
+      <w:hyperlink r:id="rId67">
         <w:r>
           <w:rPr>
             <w:rStyle w:val="Hyperlink"/>
@@ -10630,7 +11648,7 @@
       <w:r>
         <w:t xml:space="preserve"> </w:t>
       </w:r>
-      <w:hyperlink r:id="rId66">
+      <w:hyperlink r:id="rId68">
         <w:r>
           <w:rPr>
             <w:rStyle w:val="Hyperlink"/>
@@ -10761,7 +11779,7 @@
       <w:r>
         <w:t xml:space="preserve"> </w:t>
       </w:r>
-      <w:hyperlink r:id="rId67">
+      <w:hyperlink r:id="rId69">
         <w:r>
           <w:rPr>
             <w:rStyle w:val="Hyperlink"/>
@@ -10826,7 +11844,7 @@
       <w:r>
         <w:t xml:space="preserve"> </w:t>
       </w:r>
-      <w:hyperlink r:id="rId68">
+      <w:hyperlink r:id="rId70">
         <w:r>
           <w:rPr>
             <w:rStyle w:val="Hyperlink"/>
@@ -10877,7 +11895,7 @@
       <w:r>
         <w:t xml:space="preserve"> </w:t>
       </w:r>
-      <w:hyperlink r:id="rId69">
+      <w:hyperlink r:id="rId71">
         <w:r>
           <w:rPr>
             <w:rStyle w:val="Hyperlink"/>
@@ -10928,7 +11946,7 @@
       <w:r>
         <w:t xml:space="preserve"> </w:t>
       </w:r>
-      <w:hyperlink r:id="rId70">
+      <w:hyperlink r:id="rId72">
         <w:r>
           <w:rPr>
             <w:rStyle w:val="Hyperlink"/>
@@ -10993,7 +12011,7 @@
       <w:r>
         <w:t xml:space="preserve"> </w:t>
       </w:r>
-      <w:hyperlink r:id="rId71">
+      <w:hyperlink r:id="rId73">
         <w:r>
           <w:rPr>
             <w:rStyle w:val="Hyperlink"/>
@@ -11053,7 +12071,7 @@
       <w:r>
         <w:t xml:space="preserve"> </w:t>
       </w:r>
-      <w:hyperlink r:id="rId72">
+      <w:hyperlink r:id="rId74">
         <w:r>
           <w:rPr>
             <w:rStyle w:val="Hyperlink"/>
@@ -11118,7 +12136,7 @@
       <w:r>
         <w:t xml:space="preserve"> </w:t>
       </w:r>
-      <w:hyperlink r:id="rId73">
+      <w:hyperlink r:id="rId75">
         <w:r>
           <w:rPr>
             <w:rStyle w:val="Hyperlink"/>
@@ -11178,7 +12196,7 @@
       <w:r>
         <w:t xml:space="preserve"> </w:t>
       </w:r>
-      <w:hyperlink r:id="rId74">
+      <w:hyperlink r:id="rId76">
         <w:r>
           <w:rPr>
             <w:rStyle w:val="Hyperlink"/>
@@ -11235,7 +12253,7 @@
       <w:r>
         <w:t xml:space="preserve"> </w:t>
       </w:r>
-      <w:hyperlink r:id="rId75">
+      <w:hyperlink r:id="rId77">
         <w:r>
           <w:rPr>
             <w:rStyle w:val="Hyperlink"/>
@@ -11295,7 +12313,7 @@
       <w:r>
         <w:t xml:space="preserve"> </w:t>
       </w:r>
-      <w:hyperlink r:id="rId76">
+      <w:hyperlink r:id="rId78">
         <w:r>
           <w:rPr>
             <w:rStyle w:val="Hyperlink"/>
@@ -11309,6 +12327,67 @@
         <w:pStyle w:val="BodyText"/>
       </w:pPr>
       <w:r>
+        <w:t xml:space="preserve">Jose, A., &amp; Dutta, M. (2026). More pay, more chores: Relative earnings</w:t>
+      </w:r>
+      <w:r>
+        <w:t xml:space="preserve"> </w:t>
+      </w:r>
+      <w:r>
+        <w:t xml:space="preserve">and the division of housework in</w:t>
+      </w:r>
+      <w:r>
+        <w:t xml:space="preserve"> </w:t>
+      </w:r>
+      <w:r>
+        <w:t xml:space="preserve">India</w:t>
+      </w:r>
+      <w:r>
+        <w:t xml:space="preserve">.</w:t>
+      </w:r>
+      <w:r>
+        <w:t xml:space="preserve"> </w:t>
+      </w:r>
+      <w:r>
+        <w:rPr>
+          <w:i/>
+          <w:iCs/>
+        </w:rPr>
+        <w:t xml:space="preserve">Marriage &amp; Family</w:t>
+      </w:r>
+      <w:r>
+        <w:rPr>
+          <w:i/>
+          <w:iCs/>
+        </w:rPr>
+        <w:t xml:space="preserve"> </w:t>
+      </w:r>
+      <w:r>
+        <w:rPr>
+          <w:i/>
+          <w:iCs/>
+        </w:rPr>
+        <w:t xml:space="preserve">Review</w:t>
+      </w:r>
+      <w:r>
+        <w:t xml:space="preserve">, 1–30.</w:t>
+      </w:r>
+      <w:r>
+        <w:t xml:space="preserve"> </w:t>
+      </w:r>
+      <w:hyperlink r:id="rId79">
+        <w:r>
+          <w:rPr>
+            <w:rStyle w:val="Hyperlink"/>
+          </w:rPr>
+          <w:t xml:space="preserve">https://doi.org/10.1080/01494929.2026.2731113</w:t>
+        </w:r>
+      </w:hyperlink>
+    </w:p>
+    <w:p>
+      <w:pPr>
+        <w:pStyle w:val="BodyText"/>
+      </w:pPr>
+      <w:r>
         <w:t xml:space="preserve">Juster, F. T., &amp; Stafford, F. P. (1991). The allocation of time:</w:t>
       </w:r>
       <w:r>
@@ -11394,7 +12473,7 @@
       <w:r>
         <w:t xml:space="preserve"> </w:t>
       </w:r>
-      <w:hyperlink r:id="rId77">
+      <w:hyperlink r:id="rId80">
         <w:r>
           <w:rPr>
             <w:rStyle w:val="Hyperlink"/>
@@ -11468,7 +12547,7 @@
       <w:r>
         <w:t xml:space="preserve"> </w:t>
       </w:r>
-      <w:hyperlink r:id="rId78">
+      <w:hyperlink r:id="rId81">
         <w:r>
           <w:rPr>
             <w:rStyle w:val="Hyperlink"/>
@@ -11519,7 +12598,7 @@
       <w:r>
         <w:t xml:space="preserve"> </w:t>
       </w:r>
-      <w:hyperlink r:id="rId79">
+      <w:hyperlink r:id="rId82">
         <w:r>
           <w:rPr>
             <w:rStyle w:val="Hyperlink"/>
@@ -11656,7 +12735,7 @@
       <w:r>
         <w:t xml:space="preserve"> </w:t>
       </w:r>
-      <w:hyperlink r:id="rId80">
+      <w:hyperlink r:id="rId83">
         <w:r>
           <w:rPr>
             <w:rStyle w:val="Hyperlink"/>
@@ -11707,7 +12786,7 @@
       <w:r>
         <w:t xml:space="preserve"> </w:t>
       </w:r>
-      <w:hyperlink r:id="rId81">
+      <w:hyperlink r:id="rId84">
         <w:r>
           <w:rPr>
             <w:rStyle w:val="Hyperlink"/>
@@ -11764,7 +12843,7 @@
       <w:r>
         <w:t xml:space="preserve"> </w:t>
       </w:r>
-      <w:hyperlink r:id="rId82">
+      <w:hyperlink r:id="rId85">
         <w:r>
           <w:rPr>
             <w:rStyle w:val="Hyperlink"/>
@@ -11815,7 +12894,7 @@
       <w:r>
         <w:t xml:space="preserve"> </w:t>
       </w:r>
-      <w:hyperlink r:id="rId83">
+      <w:hyperlink r:id="rId86">
         <w:r>
           <w:rPr>
             <w:rStyle w:val="Hyperlink"/>
@@ -11892,7 +12971,7 @@
       <w:r>
         <w:t xml:space="preserve"> </w:t>
       </w:r>
-      <w:hyperlink r:id="rId84">
+      <w:hyperlink r:id="rId87">
         <w:r>
           <w:rPr>
             <w:rStyle w:val="Hyperlink"/>
@@ -11943,7 +13022,7 @@
       <w:r>
         <w:t xml:space="preserve"> </w:t>
       </w:r>
-      <w:hyperlink r:id="rId85">
+      <w:hyperlink r:id="rId88">
         <w:r>
           <w:rPr>
             <w:rStyle w:val="Hyperlink"/>
@@ -11994,7 +13073,7 @@
       <w:r>
         <w:t xml:space="preserve"> </w:t>
       </w:r>
-      <w:hyperlink r:id="rId86">
+      <w:hyperlink r:id="rId89">
         <w:r>
           <w:rPr>
             <w:rStyle w:val="Hyperlink"/>
@@ -12054,7 +13133,7 @@
       <w:r>
         <w:t xml:space="preserve"> </w:t>
       </w:r>
-      <w:hyperlink r:id="rId87">
+      <w:hyperlink r:id="rId90">
         <w:r>
           <w:rPr>
             <w:rStyle w:val="Hyperlink"/>
@@ -12207,7 +13286,7 @@
       <w:r>
         <w:t xml:space="preserve"> </w:t>
       </w:r>
-      <w:hyperlink r:id="rId88">
+      <w:hyperlink r:id="rId91">
         <w:r>
           <w:rPr>
             <w:rStyle w:val="Hyperlink"/>
@@ -12258,7 +13337,7 @@
       <w:r>
         <w:t xml:space="preserve"> </w:t>
       </w:r>
-      <w:hyperlink r:id="rId89">
+      <w:hyperlink r:id="rId92">
         <w:r>
           <w:rPr>
             <w:rStyle w:val="Hyperlink"/>
@@ -12336,7 +13415,7 @@
       <w:r>
         <w:t xml:space="preserve"> </w:t>
       </w:r>
-      <w:hyperlink r:id="rId90">
+      <w:hyperlink r:id="rId93">
         <w:r>
           <w:rPr>
             <w:rStyle w:val="Hyperlink"/>
@@ -12508,7 +13587,7 @@
       <w:r>
         <w:t xml:space="preserve"> </w:t>
       </w:r>
-      <w:hyperlink r:id="rId91">
+      <w:hyperlink r:id="rId94">
         <w:r>
           <w:rPr>
             <w:rStyle w:val="Hyperlink"/>
@@ -12619,7 +13698,7 @@
       <w:r>
         <w:t xml:space="preserve"> </w:t>
       </w:r>
-      <w:hyperlink r:id="rId92">
+      <w:hyperlink r:id="rId95">
         <w:r>
           <w:rPr>
             <w:rStyle w:val="Hyperlink"/>
@@ -12694,7 +13773,7 @@
       <w:r>
         <w:t xml:space="preserve"> </w:t>
       </w:r>
-      <w:hyperlink r:id="rId93">
+      <w:hyperlink r:id="rId96">
         <w:r>
           <w:rPr>
             <w:rStyle w:val="Hyperlink"/>
@@ -12751,7 +13830,7 @@
       <w:r>
         <w:t xml:space="preserve"> </w:t>
       </w:r>
-      <w:hyperlink r:id="rId94">
+      <w:hyperlink r:id="rId97">
         <w:r>
           <w:rPr>
             <w:rStyle w:val="Hyperlink"/>
@@ -12802,7 +13881,7 @@
       <w:r>
         <w:t xml:space="preserve"> </w:t>
       </w:r>
-      <w:hyperlink r:id="rId95">
+      <w:hyperlink r:id="rId98">
         <w:r>
           <w:rPr>
             <w:rStyle w:val="Hyperlink"/>
@@ -12917,7 +13996,7 @@
       <w:r>
         <w:t xml:space="preserve"> </w:t>
       </w:r>
-      <w:hyperlink r:id="rId96">
+      <w:hyperlink r:id="rId99">
         <w:r>
           <w:rPr>
             <w:rStyle w:val="Hyperlink"/>
@@ -12926,7 +14005,7 @@
         </w:r>
       </w:hyperlink>
     </w:p>
-    <w:bookmarkEnd w:id="97"/>
+    <w:bookmarkEnd w:id="100"/>
     <w:sectPr>
       <w:footerReference w:type="default" r:id="rId9"/>
       <w:footnotePr>

--- a/submission/05_marriage_time_reallocation/package/manuscript_anonymised.docx
+++ b/submission/05_marriage_time_reallocation/package/manuscript_anonymised.docx
@@ -47,7 +47,7 @@
         <w:t xml:space="preserve"> </w:t>
       </w:r>
       <w:r>
-        <w:t xml:space="preserve">Marriage reshapes the day for Indian women, most of whom move into the husband’s household. Studies usually examine one outcome at a time, such as housework or sleep, yet a day’s activities sum to 1,440 minutes, so more unpaid work must come at the expense of other activities.</w:t>
+        <w:t xml:space="preserve">Marriage reshapes the day for Indian women, most of whom move into the husband’s household. Studies usually examine one outcome at a time, such as housework or sleep, yet a day’s activities sum to 1,440 minutes, so more unpaid work must displace other activities.</w:t>
       </w:r>
     </w:p>
     <w:p>
@@ -83,7 +83,7 @@
         <w:t xml:space="preserve"> </w:t>
       </w:r>
       <w:r>
-        <w:t xml:space="preserve">Using all 450,457 diaries of the Time Use Survey 2024 of India’s National Statistics Office, the study compares 88,337 married and never-married women and 87,364 men aged 20 to 39 across nine activity divisions. Selection is addressed by age restriction, reweighting and bias adjustment; 106,858 linked couples give within-household comparisons.</w:t>
+        <w:t xml:space="preserve">Using all 450,457 diaries of India’s Time Use Survey 2024, the study compares 88,337 married and never-married women and 87,364 men aged 20 to 39 across nine activity divisions. Selection is addressed by age restriction, reweighting and bias adjustment; 106,858 linked couples give within-household comparisons.</w:t>
       </w:r>
     </w:p>
     <w:p>
@@ -149,7 +149,7 @@
         <w:t xml:space="preserve"> </w:t>
       </w:r>
       <w:r>
-        <w:t xml:space="preserve">with one time-budget decomposition whose components must sum to zero. It combines selection checks, residence-type comparisons and linked-spouse diaries in a single analysis of the 2024 Time Use Survey of India.</w:t>
+        <w:t xml:space="preserve">with one time-budget decomposition whose components sum to zero, combining selection checks, residence-type comparisons and linked-spouse diaries.</w:t>
       </w:r>
     </w:p>
     <w:p>
@@ -9651,31 +9651,113 @@
         <w:pStyle w:val="FirstParagraph"/>
       </w:pPr>
       <w:r>
-        <w:t xml:space="preserve">The Time Use Survey 2024 unit-level data are distributed by the National</w:t>
-      </w:r>
-      <w:r>
-        <w:t xml:space="preserve"> </w:t>
-      </w:r>
-      <w:r>
-        <w:t xml:space="preserve">Statistics Office, Ministry of Statistics and Programme Implementation,</w:t>
-      </w:r>
-      <w:r>
-        <w:t xml:space="preserve"> </w:t>
-      </w:r>
-      <w:r>
-        <w:t xml:space="preserve">Government of India (microdata.gov.in, catalog 236), to registered</w:t>
-      </w:r>
-      <w:r>
-        <w:t xml:space="preserve"> </w:t>
-      </w:r>
-      <w:r>
-        <w:t xml:space="preserve">users. Code available from the author on request; will be made public on</w:t>
-      </w:r>
-      <w:r>
-        <w:t xml:space="preserve"> </w:t>
-      </w:r>
-      <w:r>
-        <w:t xml:space="preserve">acceptance.</w:t>
+        <w:rPr>
+          <w:i/>
+          <w:iCs/>
+        </w:rPr>
+        <w:t xml:space="preserve">Data.</w:t>
+      </w:r>
+      <w:r>
+        <w:t xml:space="preserve"> </w:t>
+      </w:r>
+      <w:r>
+        <w:t xml:space="preserve">The analysis uses the unit-level data of India’s Time Use</w:t>
+      </w:r>
+      <w:r>
+        <w:t xml:space="preserve"> </w:t>
+      </w:r>
+      <w:r>
+        <w:t xml:space="preserve">Survey 2024, produced by the National Statistics Office, Ministry of</w:t>
+      </w:r>
+      <w:r>
+        <w:t xml:space="preserve"> </w:t>
+      </w:r>
+      <w:r>
+        <w:t xml:space="preserve">Statistics and Programme Implementation, Government of India. The files</w:t>
+      </w:r>
+      <w:r>
+        <w:t xml:space="preserve"> </w:t>
+      </w:r>
+      <w:r>
+        <w:t xml:space="preserve">are available to registered users of the Ministry’s microdata portal</w:t>
+      </w:r>
+      <w:r>
+        <w:t xml:space="preserve"> </w:t>
+      </w:r>
+      <w:r>
+        <w:t xml:space="preserve">(microdata.gov.in, catalog 236) under its terms of use, which do not</w:t>
+      </w:r>
+      <w:r>
+        <w:t xml:space="preserve"> </w:t>
+      </w:r>
+      <w:r>
+        <w:t xml:space="preserve">permit redistribution, so the data are not deposited with this</w:t>
+      </w:r>
+      <w:r>
+        <w:t xml:space="preserve"> </w:t>
+      </w:r>
+      <w:r>
+        <w:t xml:space="preserve">submission. A separate data meta-information file states where and how</w:t>
+      </w:r>
+      <w:r>
+        <w:t xml:space="preserve"> </w:t>
+      </w:r>
+      <w:r>
+        <w:t xml:space="preserve">to obtain the data and under what conditions, how many records and which</w:t>
+      </w:r>
+      <w:r>
+        <w:t xml:space="preserve"> </w:t>
+      </w:r>
+      <w:r>
+        <w:t xml:space="preserve">variables were used, and describes the variables. A generator for a</w:t>
+      </w:r>
+      <w:r>
+        <w:t xml:space="preserve"> </w:t>
+      </w:r>
+      <w:r>
+        <w:t xml:space="preserve">synthetic data set with the same structure is included so that the code</w:t>
+      </w:r>
+      <w:r>
+        <w:t xml:space="preserve"> </w:t>
+      </w:r>
+      <w:r>
+        <w:t xml:space="preserve">can be run without the restricted files.</w:t>
+      </w:r>
+    </w:p>
+    <w:p>
+      <w:pPr>
+        <w:pStyle w:val="BodyText"/>
+      </w:pPr>
+      <w:r>
+        <w:rPr>
+          <w:i/>
+          <w:iCs/>
+        </w:rPr>
+        <w:t xml:space="preserve">Code.</w:t>
+      </w:r>
+      <w:r>
+        <w:t xml:space="preserve"> </w:t>
+      </w:r>
+      <w:r>
+        <w:t xml:space="preserve">All analysis code (R) is provided in a replication archive</w:t>
+      </w:r>
+      <w:r>
+        <w:t xml:space="preserve"> </w:t>
+      </w:r>
+      <w:r>
+        <w:t xml:space="preserve">submitted with this manuscript, with a readme listing each file and the</w:t>
+      </w:r>
+      <w:r>
+        <w:t xml:space="preserve"> </w:t>
+      </w:r>
+      <w:r>
+        <w:t xml:space="preserve">software versions used. The code is available from the author on request</w:t>
+      </w:r>
+      <w:r>
+        <w:t xml:space="preserve"> </w:t>
+      </w:r>
+      <w:r>
+        <w:t xml:space="preserve">and will be made public on acceptance.</w:t>
       </w:r>
     </w:p>
     <w:bookmarkEnd w:id="37"/>
@@ -14007,11 +14089,10 @@
     </w:p>
     <w:bookmarkEnd w:id="100"/>
     <w:sectPr>
-      <w:footerReference w:type="default" r:id="rId9"/>
       <w:footnotePr>
         <w:numRestart w:val="eachSect"/>
       </w:footnotePr>
-      <w:pgMar w:left="1440" w:right="1440" w:top="1440" w:bottom="1440" w:footer="720"/>
+      <w:pgMar w:left="1440" w:right="1440" w:top="1440" w:bottom="1440"/>
     </w:sectPr>
   </w:body>
 </w:document>
@@ -14019,27 +14100,6 @@
 
 <file path=word/comments.xml><?xml version="1.0" encoding="utf-8"?>
 <w:comments xmlns:w="http://schemas.openxmlformats.org/wordprocessingml/2006/main" xmlns:m="http://schemas.openxmlformats.org/officeDocument/2006/math" xmlns:r="http://schemas.openxmlformats.org/officeDocument/2006/relationships" xmlns:o="urn:schemas-microsoft-com:office:office" xmlns:v="urn:schemas-microsoft-com:vml" xmlns:w10="urn:schemas-microsoft-com:office:word" xmlns:a="http://schemas.openxmlformats.org/drawingml/2006/main" xmlns:pic="http://schemas.openxmlformats.org/drawingml/2006/picture" xmlns:wp="http://schemas.openxmlformats.org/drawingml/2006/wordprocessingDrawing"/>
-</file>
-
-<file path=word/footer1.xml><?xml version="1.0" encoding="utf-8"?>
-<w:ftr xmlns:m="http://schemas.openxmlformats.org/officeDocument/2006/math" xmlns:mc="http://schemas.openxmlformats.org/markup-compatibility/2006" xmlns:mo="http://schemas.microsoft.com/office/mac/office/2008/main" xmlns:mv="urn:schemas-microsoft-com:mac:vml" xmlns:o="urn:schemas-microsoft-com:office:office" xmlns:r="http://schemas.openxmlformats.org/officeDocument/2006/relationships" xmlns:v="urn:schemas-microsoft-com:vml" xmlns:w10="urn:schemas-microsoft-com:office:word" xmlns:w14="http://schemas.microsoft.com/office/word/2010/wordml" xmlns:w="http://schemas.openxmlformats.org/wordprocessingml/2006/main" xmlns:wne="http://schemas.microsoft.com/office/word/2006/wordml" xmlns:wp14="http://schemas.microsoft.com/office/word/2010/wordprocessingDrawing" xmlns:wp="http://schemas.openxmlformats.org/drawingml/2006/wordprocessingDrawing" xmlns:wpc="http://schemas.microsoft.com/office/word/2010/wordprocessingCanvas" xmlns:wpg="http://schemas.microsoft.com/office/word/2010/wordprocessingGroup" xmlns:wpi="http://schemas.microsoft.com/office/word/2010/wordprocessingInk" xmlns:wps="http://schemas.microsoft.com/office/word/2010/wordprocessingShape" mc:Ignorable="w14 wp14">
-  <w:p>
-    <w:pPr>
-      <w:pStyle w:val="Footer"/>
-      <w:spacing w:line="240" w:lineRule="auto"/>
-      <w:jc w:val="center"/>
-    </w:pPr>
-    <w:r>
-      <w:rPr>
-        <w:rFonts w:ascii="Times New Roman" w:hAnsi="Times New Roman"/>
-        <w:sz w:val="24"/>
-      </w:rPr>
-      <w:fldChar w:fldCharType="begin"/>
-      <w:instrText xml:space="preserve">PAGE</w:instrText>
-      <w:fldChar w:fldCharType="end"/>
-    </w:r>
-  </w:p>
-</w:ftr>
 </file>
 
 <file path=word/footnotes.xml><?xml version="1.0" encoding="utf-8"?>

--- a/submission/05_marriage_time_reallocation/package/manuscript_anonymised.docx
+++ b/submission/05_marriage_time_reallocation/package/manuscript_anonymised.docx
@@ -9637,7 +9637,7 @@
       </w:r>
     </w:p>
     <w:bookmarkEnd w:id="36"/>
-    <w:bookmarkStart w:id="37" w:name="data-and-code-availability"/>
+    <w:bookmarkStart w:id="39" w:name="data-and-code-availability"/>
     <w:p>
       <w:pPr>
         <w:pStyle w:val="Heading1"/>
@@ -9679,49 +9679,61 @@
         <w:t xml:space="preserve"> </w:t>
       </w:r>
       <w:r>
-        <w:t xml:space="preserve">are available to registered users of the Ministry’s microdata portal</w:t>
-      </w:r>
-      <w:r>
-        <w:t xml:space="preserve"> </w:t>
-      </w:r>
-      <w:r>
-        <w:t xml:space="preserve">(microdata.gov.in, catalog 236) under its terms of use, which do not</w:t>
-      </w:r>
-      <w:r>
-        <w:t xml:space="preserve"> </w:t>
-      </w:r>
-      <w:r>
-        <w:t xml:space="preserve">permit redistribution, so the data are not deposited with this</w:t>
-      </w:r>
-      <w:r>
-        <w:t xml:space="preserve"> </w:t>
-      </w:r>
-      <w:r>
-        <w:t xml:space="preserve">submission. A separate data meta-information file states where and how</w:t>
-      </w:r>
-      <w:r>
-        <w:t xml:space="preserve"> </w:t>
-      </w:r>
-      <w:r>
-        <w:t xml:space="preserve">to obtain the data and under what conditions, how many records and which</w:t>
-      </w:r>
-      <w:r>
-        <w:t xml:space="preserve"> </w:t>
-      </w:r>
-      <w:r>
-        <w:t xml:space="preserve">variables were used, and describes the variables. A generator for a</w:t>
-      </w:r>
-      <w:r>
-        <w:t xml:space="preserve"> </w:t>
-      </w:r>
-      <w:r>
-        <w:t xml:space="preserve">synthetic data set with the same structure is included so that the code</w:t>
-      </w:r>
-      <w:r>
-        <w:t xml:space="preserve"> </w:t>
-      </w:r>
-      <w:r>
-        <w:t xml:space="preserve">can be run without the restricted files.</w:t>
+        <w:t xml:space="preserve">are available to registered users of the Ministry’s microdata</w:t>
+      </w:r>
+      <w:r>
+        <w:t xml:space="preserve"> </w:t>
+      </w:r>
+      <w:r>
+        <w:t xml:space="preserve">portal</w:t>
+      </w:r>
+      <w:r>
+        <w:rPr>
+          <w:rStyle w:val="FootnoteReference"/>
+        </w:rPr>
+        <w:footnoteReference w:id="37"/>
+      </w:r>
+      <w:r>
+        <w:t xml:space="preserve"> </w:t>
+      </w:r>
+      <w:r>
+        <w:t xml:space="preserve">under its terms of use, which do not permit</w:t>
+      </w:r>
+      <w:r>
+        <w:t xml:space="preserve"> </w:t>
+      </w:r>
+      <w:r>
+        <w:t xml:space="preserve">redistribution, so the data are not deposited with this submission. A</w:t>
+      </w:r>
+      <w:r>
+        <w:t xml:space="preserve"> </w:t>
+      </w:r>
+      <w:r>
+        <w:t xml:space="preserve">separate data meta-information file states where and how to obtain the</w:t>
+      </w:r>
+      <w:r>
+        <w:t xml:space="preserve"> </w:t>
+      </w:r>
+      <w:r>
+        <w:t xml:space="preserve">data and under what conditions, how many records and which variables</w:t>
+      </w:r>
+      <w:r>
+        <w:t xml:space="preserve"> </w:t>
+      </w:r>
+      <w:r>
+        <w:t xml:space="preserve">were used, and describes the variables. A generator for a synthetic data</w:t>
+      </w:r>
+      <w:r>
+        <w:t xml:space="preserve"> </w:t>
+      </w:r>
+      <w:r>
+        <w:t xml:space="preserve">set with the same structure is included so that the code can be run</w:t>
+      </w:r>
+      <w:r>
+        <w:t xml:space="preserve"> </w:t>
+      </w:r>
+      <w:r>
+        <w:t xml:space="preserve">without the restricted files.</w:t>
       </w:r>
     </w:p>
     <w:p>
@@ -9760,8 +9772,8 @@
         <w:t xml:space="preserve">and will be made public on acceptance.</w:t>
       </w:r>
     </w:p>
-    <w:bookmarkEnd w:id="37"/>
-    <w:bookmarkStart w:id="100" w:name="references"/>
+    <w:bookmarkEnd w:id="39"/>
+    <w:bookmarkStart w:id="102" w:name="references"/>
     <w:p>
       <w:pPr>
         <w:pStyle w:val="Heading1"/>
@@ -9774,8 +9786,8 @@
       <w:pPr>
         <w:pStyle w:val="FirstParagraph"/>
       </w:pPr>
-      <w:bookmarkStart w:id="38" w:name="refs"/>
-      <w:bookmarkEnd w:id="38"/>
+      <w:bookmarkStart w:id="40" w:name="refs"/>
+      <w:bookmarkEnd w:id="40"/>
     </w:p>
     <w:p>
       <w:pPr>
@@ -9900,7 +9912,7 @@
       <w:r>
         <w:t xml:space="preserve"> </w:t>
       </w:r>
-      <w:hyperlink r:id="rId39">
+      <w:hyperlink r:id="rId41">
         <w:r>
           <w:rPr>
             <w:rStyle w:val="Hyperlink"/>
@@ -9963,7 +9975,7 @@
       <w:r>
         <w:t xml:space="preserve"> </w:t>
       </w:r>
-      <w:hyperlink r:id="rId40">
+      <w:hyperlink r:id="rId42">
         <w:r>
           <w:rPr>
             <w:rStyle w:val="Hyperlink"/>
@@ -10008,7 +10020,7 @@
       <w:r>
         <w:t xml:space="preserve"> </w:t>
       </w:r>
-      <w:hyperlink r:id="rId41">
+      <w:hyperlink r:id="rId43">
         <w:r>
           <w:rPr>
             <w:rStyle w:val="Hyperlink"/>
@@ -10074,7 +10086,7 @@
       <w:r>
         <w:t xml:space="preserve"> </w:t>
       </w:r>
-      <w:hyperlink r:id="rId42">
+      <w:hyperlink r:id="rId44">
         <w:r>
           <w:rPr>
             <w:rStyle w:val="Hyperlink"/>
@@ -10148,7 +10160,7 @@
       <w:r>
         <w:t xml:space="preserve"> </w:t>
       </w:r>
-      <w:hyperlink r:id="rId43">
+      <w:hyperlink r:id="rId45">
         <w:r>
           <w:rPr>
             <w:rStyle w:val="Hyperlink"/>
@@ -10217,7 +10229,7 @@
       <w:r>
         <w:t xml:space="preserve"> </w:t>
       </w:r>
-      <w:hyperlink r:id="rId44">
+      <w:hyperlink r:id="rId46">
         <w:r>
           <w:rPr>
             <w:rStyle w:val="Hyperlink"/>
@@ -10332,7 +10344,7 @@
       <w:r>
         <w:t xml:space="preserve"> </w:t>
       </w:r>
-      <w:hyperlink r:id="rId45">
+      <w:hyperlink r:id="rId47">
         <w:r>
           <w:rPr>
             <w:rStyle w:val="Hyperlink"/>
@@ -10383,7 +10395,7 @@
       <w:r>
         <w:t xml:space="preserve"> </w:t>
       </w:r>
-      <w:hyperlink r:id="rId46">
+      <w:hyperlink r:id="rId48">
         <w:r>
           <w:rPr>
             <w:rStyle w:val="Hyperlink"/>
@@ -10442,7 +10454,7 @@
       <w:r>
         <w:t xml:space="preserve"> </w:t>
       </w:r>
-      <w:hyperlink r:id="rId47">
+      <w:hyperlink r:id="rId49">
         <w:r>
           <w:rPr>
             <w:rStyle w:val="Hyperlink"/>
@@ -10493,7 +10505,7 @@
       <w:r>
         <w:t xml:space="preserve"> </w:t>
       </w:r>
-      <w:hyperlink r:id="rId48">
+      <w:hyperlink r:id="rId50">
         <w:r>
           <w:rPr>
             <w:rStyle w:val="Hyperlink"/>
@@ -10534,7 +10546,7 @@
       <w:r>
         <w:t xml:space="preserve"> </w:t>
       </w:r>
-      <w:hyperlink r:id="rId49">
+      <w:hyperlink r:id="rId51">
         <w:r>
           <w:rPr>
             <w:rStyle w:val="Hyperlink"/>
@@ -10599,7 +10611,7 @@
       <w:r>
         <w:t xml:space="preserve"> </w:t>
       </w:r>
-      <w:hyperlink r:id="rId50">
+      <w:hyperlink r:id="rId52">
         <w:r>
           <w:rPr>
             <w:rStyle w:val="Hyperlink"/>
@@ -10654,7 +10666,7 @@
       <w:r>
         <w:t xml:space="preserve"> </w:t>
       </w:r>
-      <w:hyperlink r:id="rId51">
+      <w:hyperlink r:id="rId53">
         <w:r>
           <w:rPr>
             <w:rStyle w:val="Hyperlink"/>
@@ -10705,7 +10717,7 @@
       <w:r>
         <w:t xml:space="preserve"> </w:t>
       </w:r>
-      <w:hyperlink r:id="rId52">
+      <w:hyperlink r:id="rId54">
         <w:r>
           <w:rPr>
             <w:rStyle w:val="Hyperlink"/>
@@ -10756,7 +10768,7 @@
       <w:r>
         <w:t xml:space="preserve"> </w:t>
       </w:r>
-      <w:hyperlink r:id="rId53">
+      <w:hyperlink r:id="rId55">
         <w:r>
           <w:rPr>
             <w:rStyle w:val="Hyperlink"/>
@@ -10848,7 +10860,7 @@
       <w:r>
         <w:t xml:space="preserve"> </w:t>
       </w:r>
-      <w:hyperlink r:id="rId54">
+      <w:hyperlink r:id="rId56">
         <w:r>
           <w:rPr>
             <w:rStyle w:val="Hyperlink"/>
@@ -10899,7 +10911,7 @@
       <w:r>
         <w:t xml:space="preserve"> </w:t>
       </w:r>
-      <w:hyperlink r:id="rId55">
+      <w:hyperlink r:id="rId57">
         <w:r>
           <w:rPr>
             <w:rStyle w:val="Hyperlink"/>
@@ -10968,7 +10980,7 @@
       <w:r>
         <w:t xml:space="preserve"> </w:t>
       </w:r>
-      <w:hyperlink r:id="rId56">
+      <w:hyperlink r:id="rId58">
         <w:r>
           <w:rPr>
             <w:rStyle w:val="Hyperlink"/>
@@ -11033,7 +11045,7 @@
       <w:r>
         <w:t xml:space="preserve"> </w:t>
       </w:r>
-      <w:hyperlink r:id="rId57">
+      <w:hyperlink r:id="rId59">
         <w:r>
           <w:rPr>
             <w:rStyle w:val="Hyperlink"/>
@@ -11078,7 +11090,7 @@
       <w:r>
         <w:t xml:space="preserve"> </w:t>
       </w:r>
-      <w:hyperlink r:id="rId58">
+      <w:hyperlink r:id="rId60">
         <w:r>
           <w:rPr>
             <w:rStyle w:val="Hyperlink"/>
@@ -11143,7 +11155,7 @@
       <w:r>
         <w:t xml:space="preserve"> </w:t>
       </w:r>
-      <w:hyperlink r:id="rId59">
+      <w:hyperlink r:id="rId61">
         <w:r>
           <w:rPr>
             <w:rStyle w:val="Hyperlink"/>
@@ -11229,7 +11241,7 @@
       <w:r>
         <w:t xml:space="preserve"> </w:t>
       </w:r>
-      <w:hyperlink r:id="rId60">
+      <w:hyperlink r:id="rId62">
         <w:r>
           <w:rPr>
             <w:rStyle w:val="Hyperlink"/>
@@ -11280,7 +11292,7 @@
       <w:r>
         <w:t xml:space="preserve"> </w:t>
       </w:r>
-      <w:hyperlink r:id="rId61">
+      <w:hyperlink r:id="rId63">
         <w:r>
           <w:rPr>
             <w:rStyle w:val="Hyperlink"/>
@@ -11334,7 +11346,7 @@
       <w:r>
         <w:t xml:space="preserve"> </w:t>
       </w:r>
-      <w:hyperlink r:id="rId62">
+      <w:hyperlink r:id="rId64">
         <w:r>
           <w:rPr>
             <w:rStyle w:val="Hyperlink"/>
@@ -11394,7 +11406,7 @@
       <w:r>
         <w:t xml:space="preserve"> </w:t>
       </w:r>
-      <w:hyperlink r:id="rId63">
+      <w:hyperlink r:id="rId65">
         <w:r>
           <w:rPr>
             <w:rStyle w:val="Hyperlink"/>
@@ -11451,7 +11463,7 @@
       <w:r>
         <w:t xml:space="preserve"> </w:t>
       </w:r>
-      <w:hyperlink r:id="rId64">
+      <w:hyperlink r:id="rId66">
         <w:r>
           <w:rPr>
             <w:rStyle w:val="Hyperlink"/>
@@ -11525,7 +11537,7 @@
       <w:r>
         <w:t xml:space="preserve"> </w:t>
       </w:r>
-      <w:hyperlink r:id="rId65">
+      <w:hyperlink r:id="rId67">
         <w:r>
           <w:rPr>
             <w:rStyle w:val="Hyperlink"/>
@@ -11599,7 +11611,7 @@
       <w:r>
         <w:t xml:space="preserve"> </w:t>
       </w:r>
-      <w:hyperlink r:id="rId66">
+      <w:hyperlink r:id="rId68">
         <w:r>
           <w:rPr>
             <w:rStyle w:val="Hyperlink"/>
@@ -11673,7 +11685,7 @@
       <w:r>
         <w:t xml:space="preserve"> </w:t>
       </w:r>
-      <w:hyperlink r:id="rId67">
+      <w:hyperlink r:id="rId69">
         <w:r>
           <w:rPr>
             <w:rStyle w:val="Hyperlink"/>
@@ -11730,7 +11742,7 @@
       <w:r>
         <w:t xml:space="preserve"> </w:t>
       </w:r>
-      <w:hyperlink r:id="rId68">
+      <w:hyperlink r:id="rId70">
         <w:r>
           <w:rPr>
             <w:rStyle w:val="Hyperlink"/>
@@ -11861,7 +11873,7 @@
       <w:r>
         <w:t xml:space="preserve"> </w:t>
       </w:r>
-      <w:hyperlink r:id="rId69">
+      <w:hyperlink r:id="rId71">
         <w:r>
           <w:rPr>
             <w:rStyle w:val="Hyperlink"/>
@@ -11926,7 +11938,7 @@
       <w:r>
         <w:t xml:space="preserve"> </w:t>
       </w:r>
-      <w:hyperlink r:id="rId70">
+      <w:hyperlink r:id="rId72">
         <w:r>
           <w:rPr>
             <w:rStyle w:val="Hyperlink"/>
@@ -11977,7 +11989,7 @@
       <w:r>
         <w:t xml:space="preserve"> </w:t>
       </w:r>
-      <w:hyperlink r:id="rId71">
+      <w:hyperlink r:id="rId73">
         <w:r>
           <w:rPr>
             <w:rStyle w:val="Hyperlink"/>
@@ -12028,7 +12040,7 @@
       <w:r>
         <w:t xml:space="preserve"> </w:t>
       </w:r>
-      <w:hyperlink r:id="rId72">
+      <w:hyperlink r:id="rId74">
         <w:r>
           <w:rPr>
             <w:rStyle w:val="Hyperlink"/>
@@ -12093,7 +12105,7 @@
       <w:r>
         <w:t xml:space="preserve"> </w:t>
       </w:r>
-      <w:hyperlink r:id="rId73">
+      <w:hyperlink r:id="rId75">
         <w:r>
           <w:rPr>
             <w:rStyle w:val="Hyperlink"/>
@@ -12153,7 +12165,7 @@
       <w:r>
         <w:t xml:space="preserve"> </w:t>
       </w:r>
-      <w:hyperlink r:id="rId74">
+      <w:hyperlink r:id="rId76">
         <w:r>
           <w:rPr>
             <w:rStyle w:val="Hyperlink"/>
@@ -12218,7 +12230,7 @@
       <w:r>
         <w:t xml:space="preserve"> </w:t>
       </w:r>
-      <w:hyperlink r:id="rId75">
+      <w:hyperlink r:id="rId77">
         <w:r>
           <w:rPr>
             <w:rStyle w:val="Hyperlink"/>
@@ -12278,7 +12290,7 @@
       <w:r>
         <w:t xml:space="preserve"> </w:t>
       </w:r>
-      <w:hyperlink r:id="rId76">
+      <w:hyperlink r:id="rId78">
         <w:r>
           <w:rPr>
             <w:rStyle w:val="Hyperlink"/>
@@ -12335,7 +12347,7 @@
       <w:r>
         <w:t xml:space="preserve"> </w:t>
       </w:r>
-      <w:hyperlink r:id="rId77">
+      <w:hyperlink r:id="rId79">
         <w:r>
           <w:rPr>
             <w:rStyle w:val="Hyperlink"/>
@@ -12395,7 +12407,7 @@
       <w:r>
         <w:t xml:space="preserve"> </w:t>
       </w:r>
-      <w:hyperlink r:id="rId78">
+      <w:hyperlink r:id="rId80">
         <w:r>
           <w:rPr>
             <w:rStyle w:val="Hyperlink"/>
@@ -12456,7 +12468,7 @@
       <w:r>
         <w:t xml:space="preserve"> </w:t>
       </w:r>
-      <w:hyperlink r:id="rId79">
+      <w:hyperlink r:id="rId81">
         <w:r>
           <w:rPr>
             <w:rStyle w:val="Hyperlink"/>
@@ -12555,7 +12567,7 @@
       <w:r>
         <w:t xml:space="preserve"> </w:t>
       </w:r>
-      <w:hyperlink r:id="rId80">
+      <w:hyperlink r:id="rId82">
         <w:r>
           <w:rPr>
             <w:rStyle w:val="Hyperlink"/>
@@ -12629,7 +12641,7 @@
       <w:r>
         <w:t xml:space="preserve"> </w:t>
       </w:r>
-      <w:hyperlink r:id="rId81">
+      <w:hyperlink r:id="rId83">
         <w:r>
           <w:rPr>
             <w:rStyle w:val="Hyperlink"/>
@@ -12680,7 +12692,7 @@
       <w:r>
         <w:t xml:space="preserve"> </w:t>
       </w:r>
-      <w:hyperlink r:id="rId82">
+      <w:hyperlink r:id="rId84">
         <w:r>
           <w:rPr>
             <w:rStyle w:val="Hyperlink"/>
@@ -12817,7 +12829,7 @@
       <w:r>
         <w:t xml:space="preserve"> </w:t>
       </w:r>
-      <w:hyperlink r:id="rId83">
+      <w:hyperlink r:id="rId85">
         <w:r>
           <w:rPr>
             <w:rStyle w:val="Hyperlink"/>
@@ -12868,7 +12880,7 @@
       <w:r>
         <w:t xml:space="preserve"> </w:t>
       </w:r>
-      <w:hyperlink r:id="rId84">
+      <w:hyperlink r:id="rId86">
         <w:r>
           <w:rPr>
             <w:rStyle w:val="Hyperlink"/>
@@ -12925,7 +12937,7 @@
       <w:r>
         <w:t xml:space="preserve"> </w:t>
       </w:r>
-      <w:hyperlink r:id="rId85">
+      <w:hyperlink r:id="rId87">
         <w:r>
           <w:rPr>
             <w:rStyle w:val="Hyperlink"/>
@@ -12976,7 +12988,7 @@
       <w:r>
         <w:t xml:space="preserve"> </w:t>
       </w:r>
-      <w:hyperlink r:id="rId86">
+      <w:hyperlink r:id="rId88">
         <w:r>
           <w:rPr>
             <w:rStyle w:val="Hyperlink"/>
@@ -13053,7 +13065,7 @@
       <w:r>
         <w:t xml:space="preserve"> </w:t>
       </w:r>
-      <w:hyperlink r:id="rId87">
+      <w:hyperlink r:id="rId89">
         <w:r>
           <w:rPr>
             <w:rStyle w:val="Hyperlink"/>
@@ -13104,7 +13116,7 @@
       <w:r>
         <w:t xml:space="preserve"> </w:t>
       </w:r>
-      <w:hyperlink r:id="rId88">
+      <w:hyperlink r:id="rId90">
         <w:r>
           <w:rPr>
             <w:rStyle w:val="Hyperlink"/>
@@ -13155,7 +13167,7 @@
       <w:r>
         <w:t xml:space="preserve"> </w:t>
       </w:r>
-      <w:hyperlink r:id="rId89">
+      <w:hyperlink r:id="rId91">
         <w:r>
           <w:rPr>
             <w:rStyle w:val="Hyperlink"/>
@@ -13215,7 +13227,7 @@
       <w:r>
         <w:t xml:space="preserve"> </w:t>
       </w:r>
-      <w:hyperlink r:id="rId90">
+      <w:hyperlink r:id="rId92">
         <w:r>
           <w:rPr>
             <w:rStyle w:val="Hyperlink"/>
@@ -13368,7 +13380,7 @@
       <w:r>
         <w:t xml:space="preserve"> </w:t>
       </w:r>
-      <w:hyperlink r:id="rId91">
+      <w:hyperlink r:id="rId93">
         <w:r>
           <w:rPr>
             <w:rStyle w:val="Hyperlink"/>
@@ -13419,7 +13431,7 @@
       <w:r>
         <w:t xml:space="preserve"> </w:t>
       </w:r>
-      <w:hyperlink r:id="rId92">
+      <w:hyperlink r:id="rId94">
         <w:r>
           <w:rPr>
             <w:rStyle w:val="Hyperlink"/>
@@ -13497,7 +13509,7 @@
       <w:r>
         <w:t xml:space="preserve"> </w:t>
       </w:r>
-      <w:hyperlink r:id="rId93">
+      <w:hyperlink r:id="rId95">
         <w:r>
           <w:rPr>
             <w:rStyle w:val="Hyperlink"/>
@@ -13669,7 +13681,7 @@
       <w:r>
         <w:t xml:space="preserve"> </w:t>
       </w:r>
-      <w:hyperlink r:id="rId94">
+      <w:hyperlink r:id="rId96">
         <w:r>
           <w:rPr>
             <w:rStyle w:val="Hyperlink"/>
@@ -13780,7 +13792,7 @@
       <w:r>
         <w:t xml:space="preserve"> </w:t>
       </w:r>
-      <w:hyperlink r:id="rId95">
+      <w:hyperlink r:id="rId97">
         <w:r>
           <w:rPr>
             <w:rStyle w:val="Hyperlink"/>
@@ -13855,7 +13867,7 @@
       <w:r>
         <w:t xml:space="preserve"> </w:t>
       </w:r>
-      <w:hyperlink r:id="rId96">
+      <w:hyperlink r:id="rId98">
         <w:r>
           <w:rPr>
             <w:rStyle w:val="Hyperlink"/>
@@ -13912,7 +13924,7 @@
       <w:r>
         <w:t xml:space="preserve"> </w:t>
       </w:r>
-      <w:hyperlink r:id="rId97">
+      <w:hyperlink r:id="rId99">
         <w:r>
           <w:rPr>
             <w:rStyle w:val="Hyperlink"/>
@@ -13963,7 +13975,7 @@
       <w:r>
         <w:t xml:space="preserve"> </w:t>
       </w:r>
-      <w:hyperlink r:id="rId98">
+      <w:hyperlink r:id="rId100">
         <w:r>
           <w:rPr>
             <w:rStyle w:val="Hyperlink"/>
@@ -14078,7 +14090,7 @@
       <w:r>
         <w:t xml:space="preserve"> </w:t>
       </w:r>
-      <w:hyperlink r:id="rId99">
+      <w:hyperlink r:id="rId101">
         <w:r>
           <w:rPr>
             <w:rStyle w:val="Hyperlink"/>
@@ -14087,7 +14099,7 @@
         </w:r>
       </w:hyperlink>
     </w:p>
-    <w:bookmarkEnd w:id="100"/>
+    <w:bookmarkEnd w:id="102"/>
     <w:sectPr>
       <w:footnotePr>
         <w:numRestart w:val="eachSect"/>
@@ -14115,6 +14127,39 @@
     <w:p>
       <w:r>
         <w:separator/>
+      </w:r>
+    </w:p>
+  </w:footnote>
+  <w:footnote w:id="37">
+    <w:p>
+      <w:pPr>
+        <w:pStyle w:val="FootnoteText"/>
+      </w:pPr>
+      <w:r>
+        <w:rPr>
+          <w:rStyle w:val="FootnoteReference"/>
+        </w:rPr>
+        <w:footnoteRef/>
+      </w:r>
+      <w:r>
+        <w:t xml:space="preserve"> </w:t>
+      </w:r>
+      <w:hyperlink r:id="rId38">
+        <w:r>
+          <w:rPr>
+            <w:rStyle w:val="Hyperlink"/>
+          </w:rPr>
+          <w:t xml:space="preserve">https://microdata.gov.in</w:t>
+        </w:r>
+      </w:hyperlink>
+      <w:r>
+        <w:t xml:space="preserve">, catalog entry 236;</w:t>
+      </w:r>
+      <w:r>
+        <w:t xml:space="preserve"> </w:t>
+      </w:r>
+      <w:r>
+        <w:t xml:space="preserve">accessed 17 October 2026.</w:t>
       </w:r>
     </w:p>
   </w:footnote>

--- a/submission/05_marriage_time_reallocation/package/manuscript_anonymised.docx
+++ b/submission/05_marriage_time_reallocation/package/manuscript_anonymised.docx
@@ -1093,25 +1093,25 @@
         <w:t xml:space="preserve"> </w:t>
       </w:r>
       <w:r>
-        <w:t xml:space="preserve">earnings imputed from the Periodic Labour Force Survey</w:t>
-      </w:r>
-      <w:r>
-        <w:t xml:space="preserve"> </w:t>
-      </w:r>
-      <w:r>
-        <w:t xml:space="preserve">(Jose &amp; Dutta, 2026), and Akerlof &amp;</w:t>
-      </w:r>
-      <w:r>
-        <w:t xml:space="preserve"> </w:t>
-      </w:r>
-      <w:r>
-        <w:t xml:space="preserve">Kranton (2000) formalize the idea as</w:t>
-      </w:r>
-      <w:r>
-        <w:t xml:space="preserve"> </w:t>
-      </w:r>
-      <w:r>
-        <w:t xml:space="preserve">identity. The evidence is contested</w:t>
+        <w:t xml:space="preserve">relative earnings classified by a model trained on the Periodic Labour</w:t>
+      </w:r>
+      <w:r>
+        <w:t xml:space="preserve"> </w:t>
+      </w:r>
+      <w:r>
+        <w:t xml:space="preserve">Force Survey (Jose &amp; Dutta, 2026), and</w:t>
+      </w:r>
+      <w:r>
+        <w:t xml:space="preserve"> </w:t>
+      </w:r>
+      <w:r>
+        <w:t xml:space="preserve">Akerlof &amp; Kranton (2000) formalize</w:t>
+      </w:r>
+      <w:r>
+        <w:t xml:space="preserve"> </w:t>
+      </w:r>
+      <w:r>
+        <w:t xml:space="preserve">the idea as identity. The evidence is contested</w:t>
       </w:r>
       <w:r>
         <w:t xml:space="preserve"> </w:t>
@@ -3354,7 +3354,7 @@
         <w:pStyle w:val="TableCaption"/>
       </w:pPr>
       <w:r>
-        <w:t xml:space="preserve">Weighted means by sex and marital status, ages 20–39</w:t>
+        <w:t>Table 1: Weighted means by sex and marital status, ages 20–39</w:t>
       </w:r>
     </w:p>
     <w:tbl>
@@ -4546,7 +4546,7 @@
         <w:pStyle w:val="TableCaption"/>
       </w:pPr>
       <w:r>
-        <w:t xml:space="preserve">Married minus never-married, minutes per day, ages 20–39</w:t>
+        <w:t>Table 2: Married minus never-married, minutes per day, ages 20–39</w:t>
       </w:r>
     </w:p>
     <w:tbl>
@@ -5927,7 +5927,7 @@
         <w:pStyle w:val="TableCaption"/>
       </w:pPr>
       <w:r>
-        <w:t xml:space="preserve">Women: married minus never-married under alternative treatments of selection, minutes per day</w:t>
+        <w:t>Table 3: Women: married minus never-married under alternative treatments of selection, minutes per day</w:t>
       </w:r>
     </w:p>
     <w:tbl>
@@ -7303,7 +7303,7 @@
         <w:pStyle w:val="TableCaption"/>
       </w:pPr>
       <w:r>
-        <w:t xml:space="preserve">Within-couple gaps, linked couples with wives aged 20–59</w:t>
+        <w:t>Table 4: Within-couple gaps, linked couples with wives aged 20–59</w:t>
       </w:r>
     </w:p>
     <w:tbl>
@@ -9615,25 +9615,31 @@
         <w:pStyle w:val="FirstParagraph"/>
       </w:pPr>
       <w:r>
-        <w:t xml:space="preserve">Generative AI tools (Claude, Anthropic) were used to assist with writing</w:t>
-      </w:r>
-      <w:r>
-        <w:t xml:space="preserve"> </w:t>
-      </w:r>
-      <w:r>
-        <w:t xml:space="preserve">and debugging analysis code, checking references, and drafting and</w:t>
-      </w:r>
-      <w:r>
-        <w:t xml:space="preserve"> </w:t>
-      </w:r>
-      <w:r>
-        <w:t xml:space="preserve">editing text. The author reviewed and verified all analyses, results,</w:t>
-      </w:r>
-      <w:r>
-        <w:t xml:space="preserve"> </w:t>
-      </w:r>
-      <w:r>
-        <w:t xml:space="preserve">and text, and takes full responsibility for the content.</w:t>
+        <w:t xml:space="preserve">Generative AI tools (Claude, Anthropic, and other tools) were used to</w:t>
+      </w:r>
+      <w:r>
+        <w:t xml:space="preserve"> </w:t>
+      </w:r>
+      <w:r>
+        <w:t xml:space="preserve">assist with writing and debugging analysis code, checking references,</w:t>
+      </w:r>
+      <w:r>
+        <w:t xml:space="preserve"> </w:t>
+      </w:r>
+      <w:r>
+        <w:t xml:space="preserve">and drafting and editing text. The author reviewed and verified all</w:t>
+      </w:r>
+      <w:r>
+        <w:t xml:space="preserve"> </w:t>
+      </w:r>
+      <w:r>
+        <w:t xml:space="preserve">analyses, results, and text, and takes full responsibility for the</w:t>
+      </w:r>
+      <w:r>
+        <w:t xml:space="preserve"> </w:t>
+      </w:r>
+      <w:r>
+        <w:t xml:space="preserve">content.</w:t>
       </w:r>
     </w:p>
     <w:bookmarkEnd w:id="36"/>
@@ -12463,7 +12469,7 @@
         <w:t xml:space="preserve">Review</w:t>
       </w:r>
       <w:r>
-        <w:t xml:space="preserve">, 1–30.</w:t>
+        <w:t xml:space="preserve">.</w:t>
       </w:r>
       <w:r>
         <w:t xml:space="preserve"> </w:t>
